--- a/checklist_tool/指导书与核查工具交叉验证报告.docx
+++ b/checklist_tool/指导书与核查工具交叉验证报告.docx
@@ -29,9 +29,361 @@
           <w:b w:val="0"/>
           <w:sz w:val="24"/>
         </w:rPr>
-        <w:t>报告日期：2026-09-12</w:t>
+        <w:t>本报告验证《配置核查作业指导书》所列检查项由自动化核查工具执行的程度：以指导书全部编号检查项为基准，逐条比对核查工具脚本的核查能力，并附工具实际运行证据。</w:t>
       </w:r>
     </w:p>
+    <w:tbl>
+      <w:tblPr>
+        <w:tblStyle w:val="TableGrid"/>
+        <w:tblW w:type="auto" w:w="0"/>
+        <w:tblLayout w:type="autofit"/>
+        <w:tblLook w:firstColumn="1" w:firstRow="1" w:lastColumn="0" w:lastRow="0" w:noHBand="0" w:noVBand="1" w:val="04A0"/>
+      </w:tblPr>
+      <w:tblGrid>
+        <w:gridCol w:w="4320"/>
+        <w:gridCol w:w="4320"/>
+      </w:tblGrid>
+      <w:tr>
+        <w:trPr>
+          <w:cantSplit/>
+          <w:tblHeader/>
+        </w:trPr>
+        <w:tc>
+          <w:tcPr>
+            <w:tcW w:type="dxa" w:w="4320"/>
+          </w:tcPr>
+          <w:p>
+            <w:pPr>
+              <w:keepNext/>
+            </w:pPr>
+            <w:r>
+              <w:rPr>
+                <w:rFonts w:ascii="Times New Roman" w:hAnsi="Times New Roman" w:eastAsia="宋体"/>
+                <w:b/>
+                <w:sz w:val="21"/>
+              </w:rPr>
+              <w:t>文档信息</w:t>
+            </w:r>
+          </w:p>
+        </w:tc>
+        <w:tc>
+          <w:tcPr>
+            <w:tcW w:type="dxa" w:w="4320"/>
+          </w:tcPr>
+          <w:p>
+            <w:pPr>
+              <w:keepNext/>
+            </w:pPr>
+            <w:r>
+              <w:rPr>
+                <w:rFonts w:ascii="Times New Roman" w:hAnsi="Times New Roman" w:eastAsia="宋体"/>
+                <w:b/>
+                <w:sz w:val="21"/>
+              </w:rPr>
+              <w:t>内容</w:t>
+            </w:r>
+          </w:p>
+        </w:tc>
+      </w:tr>
+      <w:tr>
+        <w:trPr>
+          <w:cantSplit/>
+        </w:trPr>
+        <w:tc>
+          <w:tcPr>
+            <w:tcW w:type="dxa" w:w="4320"/>
+          </w:tcPr>
+          <w:p>
+            <w:r>
+              <w:rPr>
+                <w:rFonts w:ascii="Times New Roman" w:hAnsi="Times New Roman" w:eastAsia="宋体"/>
+                <w:b w:val="0"/>
+                <w:sz w:val="21"/>
+              </w:rPr>
+              <w:t>文档版本</w:t>
+            </w:r>
+          </w:p>
+        </w:tc>
+        <w:tc>
+          <w:tcPr>
+            <w:tcW w:type="dxa" w:w="4320"/>
+          </w:tcPr>
+          <w:p>
+            <w:r>
+              <w:rPr>
+                <w:rFonts w:ascii="Times New Roman" w:hAnsi="Times New Roman" w:eastAsia="宋体"/>
+                <w:b w:val="0"/>
+                <w:sz w:val="21"/>
+              </w:rPr>
+              <w:t>V1.0</w:t>
+            </w:r>
+          </w:p>
+        </w:tc>
+      </w:tr>
+      <w:tr>
+        <w:trPr>
+          <w:cantSplit/>
+        </w:trPr>
+        <w:tc>
+          <w:tcPr>
+            <w:tcW w:type="dxa" w:w="4320"/>
+          </w:tcPr>
+          <w:p>
+            <w:r>
+              <w:rPr>
+                <w:rFonts w:ascii="Times New Roman" w:hAnsi="Times New Roman" w:eastAsia="宋体"/>
+                <w:b w:val="0"/>
+                <w:sz w:val="21"/>
+              </w:rPr>
+              <w:t>报告日期</w:t>
+            </w:r>
+          </w:p>
+        </w:tc>
+        <w:tc>
+          <w:tcPr>
+            <w:tcW w:type="dxa" w:w="4320"/>
+          </w:tcPr>
+          <w:p>
+            <w:r>
+              <w:rPr>
+                <w:rFonts w:ascii="Times New Roman" w:hAnsi="Times New Roman" w:eastAsia="宋体"/>
+                <w:b w:val="0"/>
+                <w:sz w:val="21"/>
+              </w:rPr>
+              <w:t>2026-09-14</w:t>
+            </w:r>
+          </w:p>
+        </w:tc>
+      </w:tr>
+      <w:tr>
+        <w:trPr>
+          <w:cantSplit/>
+        </w:trPr>
+        <w:tc>
+          <w:tcPr>
+            <w:tcW w:type="dxa" w:w="4320"/>
+          </w:tcPr>
+          <w:p>
+            <w:r>
+              <w:rPr>
+                <w:rFonts w:ascii="Times New Roman" w:hAnsi="Times New Roman" w:eastAsia="宋体"/>
+                <w:b w:val="0"/>
+                <w:sz w:val="21"/>
+              </w:rPr>
+              <w:t>基准文档</w:t>
+            </w:r>
+          </w:p>
+        </w:tc>
+        <w:tc>
+          <w:tcPr>
+            <w:tcW w:type="dxa" w:w="4320"/>
+          </w:tcPr>
+          <w:p>
+            <w:r>
+              <w:rPr>
+                <w:rFonts w:ascii="Times New Roman" w:hAnsi="Times New Roman" w:eastAsia="宋体"/>
+                <w:b w:val="0"/>
+                <w:sz w:val="21"/>
+              </w:rPr>
+              <w:t>《配置核查作业指导书》v2.2（10 章、136 个编号检查项）</w:t>
+            </w:r>
+          </w:p>
+        </w:tc>
+      </w:tr>
+      <w:tr>
+        <w:trPr>
+          <w:cantSplit/>
+        </w:trPr>
+        <w:tc>
+          <w:tcPr>
+            <w:tcW w:type="dxa" w:w="4320"/>
+          </w:tcPr>
+          <w:p>
+            <w:r>
+              <w:rPr>
+                <w:rFonts w:ascii="Times New Roman" w:hAnsi="Times New Roman" w:eastAsia="宋体"/>
+                <w:b w:val="0"/>
+                <w:sz w:val="21"/>
+              </w:rPr>
+              <w:t>验证对象</w:t>
+            </w:r>
+          </w:p>
+        </w:tc>
+        <w:tc>
+          <w:tcPr>
+            <w:tcW w:type="dxa" w:w="4320"/>
+          </w:tcPr>
+          <w:p>
+            <w:r>
+              <w:rPr>
+                <w:rFonts w:ascii="Times New Roman" w:hAnsi="Times New Roman" w:eastAsia="宋体"/>
+                <w:b w:val="0"/>
+                <w:sz w:val="21"/>
+              </w:rPr>
+              <w:t>自动化核查工具（Windows 版、麒麟版、人工核查台）</w:t>
+            </w:r>
+          </w:p>
+        </w:tc>
+      </w:tr>
+      <w:tr>
+        <w:trPr>
+          <w:cantSplit/>
+        </w:trPr>
+        <w:tc>
+          <w:tcPr>
+            <w:tcW w:type="dxa" w:w="4320"/>
+          </w:tcPr>
+          <w:p>
+            <w:r>
+              <w:rPr>
+                <w:rFonts w:ascii="Times New Roman" w:hAnsi="Times New Roman" w:eastAsia="宋体"/>
+                <w:b w:val="0"/>
+                <w:sz w:val="21"/>
+              </w:rPr>
+              <w:t>结果口径</w:t>
+            </w:r>
+          </w:p>
+        </w:tc>
+        <w:tc>
+          <w:tcPr>
+            <w:tcW w:type="dxa" w:w="4320"/>
+          </w:tcPr>
+          <w:p>
+            <w:r>
+              <w:rPr>
+                <w:rFonts w:ascii="Times New Roman" w:hAnsi="Times New Roman" w:eastAsia="宋体"/>
+                <w:b w:val="0"/>
+                <w:sz w:val="21"/>
+              </w:rPr>
+              <w:t>与《配置核查表》第 14 列「工具自动验证」逐项一致</w:t>
+            </w:r>
+          </w:p>
+        </w:tc>
+      </w:tr>
+    </w:tbl>
+    <w:tbl>
+      <w:tblPr>
+        <w:tblStyle w:val="TableGrid"/>
+        <w:tblW w:type="auto" w:w="0"/>
+        <w:tblLayout w:type="autofit"/>
+        <w:tblLook w:firstColumn="1" w:firstRow="1" w:lastColumn="0" w:lastRow="0" w:noHBand="0" w:noVBand="1" w:val="04A0"/>
+      </w:tblPr>
+      <w:tblGrid>
+        <w:gridCol w:w="2880"/>
+        <w:gridCol w:w="2880"/>
+        <w:gridCol w:w="2880"/>
+      </w:tblGrid>
+      <w:tr>
+        <w:trPr>
+          <w:cantSplit/>
+          <w:tblHeader/>
+        </w:trPr>
+        <w:tc>
+          <w:tcPr>
+            <w:tcW w:type="dxa" w:w="2880"/>
+          </w:tcPr>
+          <w:p>
+            <w:pPr>
+              <w:keepNext/>
+            </w:pPr>
+            <w:r>
+              <w:rPr>
+                <w:rFonts w:ascii="Times New Roman" w:hAnsi="Times New Roman" w:eastAsia="宋体"/>
+                <w:b/>
+                <w:sz w:val="21"/>
+              </w:rPr>
+              <w:t>版本</w:t>
+            </w:r>
+          </w:p>
+        </w:tc>
+        <w:tc>
+          <w:tcPr>
+            <w:tcW w:type="dxa" w:w="2880"/>
+          </w:tcPr>
+          <w:p>
+            <w:pPr>
+              <w:keepNext/>
+            </w:pPr>
+            <w:r>
+              <w:rPr>
+                <w:rFonts w:ascii="Times New Roman" w:hAnsi="Times New Roman" w:eastAsia="宋体"/>
+                <w:b/>
+                <w:sz w:val="21"/>
+              </w:rPr>
+              <w:t>日期</w:t>
+            </w:r>
+          </w:p>
+        </w:tc>
+        <w:tc>
+          <w:tcPr>
+            <w:tcW w:type="dxa" w:w="2880"/>
+          </w:tcPr>
+          <w:p>
+            <w:pPr>
+              <w:keepNext/>
+            </w:pPr>
+            <w:r>
+              <w:rPr>
+                <w:rFonts w:ascii="Times New Roman" w:hAnsi="Times New Roman" w:eastAsia="宋体"/>
+                <w:b/>
+                <w:sz w:val="21"/>
+              </w:rPr>
+              <w:t>修订说明</w:t>
+            </w:r>
+          </w:p>
+        </w:tc>
+      </w:tr>
+      <w:tr>
+        <w:trPr>
+          <w:cantSplit/>
+        </w:trPr>
+        <w:tc>
+          <w:tcPr>
+            <w:tcW w:type="dxa" w:w="2880"/>
+          </w:tcPr>
+          <w:p>
+            <w:r>
+              <w:rPr>
+                <w:rFonts w:ascii="Times New Roman" w:hAnsi="Times New Roman" w:eastAsia="宋体"/>
+                <w:b w:val="0"/>
+                <w:sz w:val="21"/>
+              </w:rPr>
+              <w:t>V1.0</w:t>
+            </w:r>
+          </w:p>
+        </w:tc>
+        <w:tc>
+          <w:tcPr>
+            <w:tcW w:type="dxa" w:w="2880"/>
+          </w:tcPr>
+          <w:p>
+            <w:r>
+              <w:rPr>
+                <w:rFonts w:ascii="Times New Roman" w:hAnsi="Times New Roman" w:eastAsia="宋体"/>
+                <w:b w:val="0"/>
+                <w:sz w:val="21"/>
+              </w:rPr>
+              <w:t>2026-09-14</w:t>
+            </w:r>
+          </w:p>
+        </w:tc>
+        <w:tc>
+          <w:tcPr>
+            <w:tcW w:type="dxa" w:w="2880"/>
+          </w:tcPr>
+          <w:p>
+            <w:r>
+              <w:rPr>
+                <w:rFonts w:ascii="Times New Roman" w:hAnsi="Times New Roman" w:eastAsia="宋体"/>
+                <w:b w:val="0"/>
+                <w:sz w:val="21"/>
+              </w:rPr>
+              <w:t>首次发布</w:t>
+            </w:r>
+          </w:p>
+        </w:tc>
+      </w:tr>
+    </w:tbl>
     <w:p>
       <w:pPr>
         <w:pStyle w:val="Heading2"/>
@@ -45,7 +397,7 @@
           <w:color w:val="000000"/>
           <w:sz w:val="28"/>
         </w:rPr>
-        <w:t>一、验证结论</w:t>
+        <w:t>1 验证结论</w:t>
       </w:r>
     </w:p>
     <w:p>
@@ -363,7 +715,7 @@
           <w:color w:val="000000"/>
           <w:sz w:val="28"/>
         </w:rPr>
-        <w:t>二、验证对象与方法</w:t>
+        <w:t>2 验证对象与方法</w:t>
       </w:r>
     </w:p>
     <w:p>
@@ -418,7 +770,7 @@
           <w:b w:val="0"/>
           <w:sz w:val="24"/>
         </w:rPr>
-        <w:t>工具的组成、部署方式与使用方法见《配置核查工具包》README。</w:t>
+        <w:t>工具的组成、部署方式与使用方法详见《配置核查工具操作说明书》。</w:t>
       </w:r>
     </w:p>
     <w:p>
@@ -639,7 +991,7 @@
           <w:color w:val="000000"/>
           <w:sz w:val="28"/>
         </w:rPr>
-        <w:t>三、各章覆盖统计</w:t>
+        <w:t>3 各章覆盖统计</w:t>
       </w:r>
     </w:p>
     <w:tbl>
@@ -1566,7 +1918,7 @@
           <w:color w:val="000000"/>
           <w:sz w:val="28"/>
         </w:rPr>
-        <w:t>四、逐项验证结果</w:t>
+        <w:t>4 逐项验证结果</w:t>
       </w:r>
     </w:p>
     <w:p>
@@ -1580,7 +1932,7 @@
           <w:b w:val="0"/>
           <w:sz w:val="24"/>
         </w:rPr>
-        <w:t>各章检查项及验证结论列示如下；每项的核查对象、所用脚本与结论依据见《配置核查表》第 14 列「工具自动验证」。</w:t>
+        <w:t>以下按《配置核查作业指导书》章节顺序逐项列示验证结论，本章小节号 4.1～4.10 对应指导书第 1～10 章；每项的核查对象、所用脚本与结论依据见《配置核查表》第 14 列「工具自动验证」。</w:t>
       </w:r>
     </w:p>
     <w:p>
@@ -1596,7 +1948,7 @@
           <w:color w:val="000000"/>
           <w:sz w:val="24"/>
         </w:rPr>
-        <w:t>1 系统安全</w:t>
+        <w:t>4.1 系统安全</w:t>
       </w:r>
     </w:p>
     <w:tbl>
@@ -3035,7 +3387,7 @@
           <w:color w:val="000000"/>
           <w:sz w:val="24"/>
         </w:rPr>
-        <w:t>2 用户安全</w:t>
+        <w:t>4.2 用户安全</w:t>
       </w:r>
     </w:p>
     <w:tbl>
@@ -3924,7 +4276,7 @@
           <w:color w:val="000000"/>
           <w:sz w:val="24"/>
         </w:rPr>
-        <w:t>3 数据安全</w:t>
+        <w:t>4.3 数据安全</w:t>
       </w:r>
     </w:p>
     <w:tbl>
@@ -4713,7 +5065,7 @@
           <w:color w:val="000000"/>
           <w:sz w:val="24"/>
         </w:rPr>
-        <w:t>4 应用安全</w:t>
+        <w:t>4.4 应用安全</w:t>
       </w:r>
     </w:p>
     <w:tbl>
@@ -6452,7 +6804,7 @@
           <w:color w:val="000000"/>
           <w:sz w:val="24"/>
         </w:rPr>
-        <w:t>5 网络安全</w:t>
+        <w:t>4.5 网络安全</w:t>
       </w:r>
     </w:p>
     <w:tbl>
@@ -7691,7 +8043,7 @@
           <w:color w:val="000000"/>
           <w:sz w:val="24"/>
         </w:rPr>
-        <w:t>6 物理安全</w:t>
+        <w:t>4.6 物理安全</w:t>
       </w:r>
     </w:p>
     <w:tbl>
@@ -8230,7 +8582,7 @@
           <w:color w:val="000000"/>
           <w:sz w:val="24"/>
         </w:rPr>
-        <w:t>7 组织机构</w:t>
+        <w:t>4.7 组织机构</w:t>
       </w:r>
     </w:p>
     <w:tbl>
@@ -8569,7 +8921,7 @@
           <w:color w:val="000000"/>
           <w:sz w:val="24"/>
         </w:rPr>
-        <w:t>8 规章制度</w:t>
+        <w:t>4.8 规章制度</w:t>
       </w:r>
     </w:p>
     <w:tbl>
@@ -8858,7 +9210,7 @@
           <w:color w:val="000000"/>
           <w:sz w:val="24"/>
         </w:rPr>
-        <w:t>9 管理实施</w:t>
+        <w:t>4.9 管理实施</w:t>
       </w:r>
     </w:p>
     <w:tbl>
@@ -9147,7 +9499,7 @@
           <w:color w:val="000000"/>
           <w:sz w:val="24"/>
         </w:rPr>
-        <w:t>10 协议安全审计</w:t>
+        <w:t>4.10 协议安全审计</w:t>
       </w:r>
     </w:p>
     <w:tbl>
@@ -9286,7 +9638,7 @@
           <w:color w:val="000000"/>
           <w:sz w:val="28"/>
         </w:rPr>
-        <w:t>五、说明</w:t>
+        <w:t>5 说明</w:t>
       </w:r>
     </w:p>
     <w:tbl>
@@ -9461,7 +9813,7 @@
           <w:color w:val="000000"/>
           <w:sz w:val="28"/>
         </w:rPr>
-        <w:t>六、验证证据</w:t>
+        <w:t>6 验证证据</w:t>
       </w:r>
     </w:p>
     <w:p>
@@ -9475,7 +9827,7 @@
           <w:b w:val="0"/>
           <w:sz w:val="24"/>
         </w:rPr>
-        <w:t>以下截图取自核查工具实际运行的输出，对应第一节至第三节的验证结论。</w:t>
+        <w:t>以下 50 张截图取自核查工具在实际环境运行的输出，与第 1 章至第 3 章的验证结论逐节对应：6.1～6.3 为脚本运行过程实况，6.4～6.5 为生成的核查报告，6.6 为人工核查与汇总，6.7 为抽查检查项的判定与实测配置对照。</w:t>
       </w:r>
     </w:p>
     <w:p>
@@ -9492,6 +9844,20 @@
           <w:sz w:val="24"/>
         </w:rPr>
         <w:t>6.1 操作系统与网络设备核查运行过程</w:t>
+      </w:r>
+    </w:p>
+    <w:p>
+      <w:pPr>
+        <w:spacing w:line="360" w:lineRule="auto"/>
+        <w:ind w:firstLineChars="200" w:firstLine="480"/>
+      </w:pPr>
+      <w:r>
+        <w:rPr>
+          <w:rFonts w:ascii="Times New Roman" w:hAnsi="Times New Roman" w:eastAsia="宋体"/>
+          <w:b w:val="0"/>
+          <w:sz w:val="24"/>
+        </w:rPr>
+        <w:t>两平台操作系统核查脚本的完整运行过程，以及网络设备「采集—解析」两阶段执行实况（图 1～图 3）。</w:t>
       </w:r>
     </w:p>
     <w:p>
@@ -9718,6 +10084,20 @@
           <w:sz w:val="24"/>
         </w:rPr>
         <w:t>6.2 Windows 平台各组件核查脚本运行过程</w:t>
+      </w:r>
+    </w:p>
+    <w:p>
+      <w:pPr>
+        <w:spacing w:line="360" w:lineRule="auto"/>
+        <w:ind w:firstLineChars="200" w:firstLine="480"/>
+      </w:pPr>
+      <w:r>
+        <w:rPr>
+          <w:rFonts w:ascii="Times New Roman" w:hAnsi="Times New Roman" w:eastAsia="宋体"/>
+          <w:b w:val="0"/>
+          <w:sz w:val="24"/>
+        </w:rPr>
+        <w:t>Windows 平台 6 个数据库与中间件核查脚本逐个实跑（图 4～图 9）：已部署组件给出逐项判定，未部署组件按降级策略照常出具报告。</w:t>
       </w:r>
     </w:p>
     <w:p>
@@ -10158,6 +10538,20 @@
     </w:p>
     <w:p>
       <w:pPr>
+        <w:spacing w:line="360" w:lineRule="auto"/>
+        <w:ind w:firstLineChars="200" w:firstLine="480"/>
+      </w:pPr>
+      <w:r>
+        <w:rPr>
+          <w:rFonts w:ascii="Times New Roman" w:hAnsi="Times New Roman" w:eastAsia="宋体"/>
+          <w:b w:val="0"/>
+          <w:sz w:val="24"/>
+        </w:rPr>
+        <w:t>麒麟平台 6 个数据库与中间件核查脚本在靶机上逐个实跑（图 10～图 15）。</w:t>
+      </w:r>
+    </w:p>
+    <w:p>
+      <w:pPr>
         <w:keepNext/>
         <w:spacing w:before="120"/>
         <w:ind w:firstLine="0"/>
@@ -10594,6 +10988,20 @@
     </w:p>
     <w:p>
       <w:pPr>
+        <w:spacing w:line="360" w:lineRule="auto"/>
+        <w:ind w:firstLineChars="200" w:firstLine="480"/>
+      </w:pPr>
+      <w:r>
+        <w:rPr>
+          <w:rFonts w:ascii="Times New Roman" w:hAnsi="Times New Roman" w:eastAsia="宋体"/>
+          <w:b w:val="0"/>
+          <w:sz w:val="24"/>
+        </w:rPr>
+        <w:t>Windows 平台生成的核查报告样例：操作系统、SQL Server 与网络设备（图 16～图 18）。</w:t>
+      </w:r>
+    </w:p>
+    <w:p>
+      <w:pPr>
         <w:keepNext/>
         <w:spacing w:before="120"/>
         <w:ind w:firstLine="0"/>
@@ -10816,6 +11224,20 @@
           <w:sz w:val="24"/>
         </w:rPr>
         <w:t>6.5 麒麟平台核查报告</w:t>
+      </w:r>
+    </w:p>
+    <w:p>
+      <w:pPr>
+        <w:spacing w:line="360" w:lineRule="auto"/>
+        <w:ind w:firstLineChars="200" w:firstLine="480"/>
+      </w:pPr>
+      <w:r>
+        <w:rPr>
+          <w:rFonts w:ascii="Times New Roman" w:hAnsi="Times New Roman" w:eastAsia="宋体"/>
+          <w:b w:val="0"/>
+          <w:sz w:val="24"/>
+        </w:rPr>
+        <w:t>麒麟平台生成的核查报告样例（图 19～图 23）：操作系统与各数据库、中间件组件。</w:t>
       </w:r>
     </w:p>
     <w:p>
@@ -11182,6 +11604,20 @@
           <w:sz w:val="24"/>
         </w:rPr>
         <w:t>6.6 人工核查与汇总</w:t>
+      </w:r>
+    </w:p>
+    <w:p>
+      <w:pPr>
+        <w:spacing w:line="360" w:lineRule="auto"/>
+        <w:ind w:firstLineChars="200" w:firstLine="480"/>
+      </w:pPr>
+      <w:r>
+        <w:rPr>
+          <w:rFonts w:ascii="Times New Roman" w:hAnsi="Times New Roman" w:eastAsia="宋体"/>
+          <w:b w:val="0"/>
+          <w:sz w:val="24"/>
+        </w:rPr>
+        <w:t>人工核查台填写与导出、自动汇总报告及《配置核查表》标注情况（图 24～图 28）。</w:t>
       </w:r>
     </w:p>
     <w:p>
@@ -11561,7 +11997,7 @@
           <w:b w:val="0"/>
           <w:sz w:val="24"/>
         </w:rPr>
-        <w:t>下列截图中，每条核查项都按它在脚本源码里的原始检测命令实测一遍，输出与脚本判定放在一起对照。</w:t>
+        <w:t>抽查各对象典型检查项（图 29～图 50）：每条均按脚本源码中的原始检测命令实测一遍，脚本判定与实测输出并排对照。</w:t>
       </w:r>
     </w:p>
     <w:p>

--- a/checklist_tool/指导书与核查工具交叉验证报告.docx
+++ b/checklist_tool/指导书与核查工具交叉验证报告.docx
@@ -2,20 +2,66 @@
 <file path=word/document.xml><?xml version="1.0" encoding="utf-8"?>
 <w:document xmlns:wpc="http://schemas.microsoft.com/office/word/2010/wordprocessingCanvas" xmlns:mo="http://schemas.microsoft.com/office/mac/office/2008/main" xmlns:mc="http://schemas.openxmlformats.org/markup-compatibility/2006" xmlns:mv="urn:schemas-microsoft-com:mac:vml" xmlns:o="urn:schemas-microsoft-com:office:office" xmlns:r="http://schemas.openxmlformats.org/officeDocument/2006/relationships" xmlns:m="http://schemas.openxmlformats.org/officeDocument/2006/math" xmlns:v="urn:schemas-microsoft-com:vml" xmlns:wp14="http://schemas.microsoft.com/office/word/2010/wordprocessingDrawing" xmlns:wp="http://schemas.openxmlformats.org/drawingml/2006/wordprocessingDrawing" xmlns:w10="urn:schemas-microsoft-com:office:word" xmlns:w="http://schemas.openxmlformats.org/wordprocessingml/2006/main" xmlns:w14="http://schemas.microsoft.com/office/word/2010/wordml" xmlns:wpg="http://schemas.microsoft.com/office/word/2010/wordprocessingGroup" xmlns:wpi="http://schemas.microsoft.com/office/word/2010/wordprocessingInk" xmlns:wne="http://schemas.microsoft.com/office/word/2006/wordml" xmlns:wps="http://schemas.microsoft.com/office/word/2010/wordprocessingShape" mc:Ignorable="w14 wp14">
   <w:body>
+    <w:p/>
+    <w:p/>
+    <w:p/>
     <w:p>
       <w:pPr>
-        <w:pStyle w:val="Heading1"/>
-        <w:keepNext/>
-        <w:spacing w:before="240" w:after="120"/>
+        <w:jc w:val="center"/>
       </w:pPr>
       <w:r>
         <w:rPr>
           <w:rFonts w:ascii="Times New Roman" w:hAnsi="Times New Roman" w:eastAsia="黑体"/>
           <w:b/>
-          <w:color w:val="000000"/>
-          <w:sz w:val="32"/>
+          <w:sz w:val="84"/>
         </w:rPr>
-        <w:t>配置核查作业指导书与自动化核查工具交叉验证报告</w:t>
+        <w:t>配置核查指导书</w:t>
+      </w:r>
+    </w:p>
+    <w:p>
+      <w:pPr>
+        <w:jc w:val="center"/>
+      </w:pPr>
+      <w:r>
+        <w:rPr>
+          <w:rFonts w:ascii="Times New Roman" w:hAnsi="Times New Roman" w:eastAsia="黑体"/>
+          <w:b/>
+          <w:sz w:val="84"/>
+        </w:rPr>
+        <w:t>和工具交叉验证报告</w:t>
+      </w:r>
+    </w:p>
+    <w:p/>
+    <w:p/>
+    <w:p/>
+    <w:p/>
+    <w:p/>
+    <w:p/>
+    <w:p/>
+    <w:p/>
+    <w:p>
+      <w:r>
+        <w:rPr>
+          <w:rFonts w:ascii="Times New Roman" w:hAnsi="Times New Roman" w:eastAsia="宋体"/>
+          <w:b w:val="0"/>
+          <w:sz w:val="28"/>
+        </w:rPr>
+        <w:t>验证基准：《配置核查作业指导书》v2.2（10 章、136 个编号检查项）</w:t>
+      </w:r>
+    </w:p>
+    <w:p>
+      <w:r>
+        <w:rPr>
+          <w:rFonts w:ascii="Times New Roman" w:hAnsi="Times New Roman" w:eastAsia="宋体"/>
+          <w:b w:val="0"/>
+          <w:sz w:val="28"/>
+        </w:rPr>
+        <w:t>验证对象：自动化核查工具（Windows 版、麒麟版、人工核查台）</w:t>
+      </w:r>
+    </w:p>
+    <w:p>
+      <w:r>
+        <w:br w:type="page"/>
       </w:r>
     </w:p>
     <w:p>
@@ -758,6 +804,19 @@
           <w:sz w:val="24"/>
         </w:rPr>
         <w:t>核查工具：16 个脚本。操作系统核查 2 个（Windows、麒麟各 1）；数据库与中间件核查 12 个（MySQL、Redis、达梦、SQL Server、Nginx、Tomcat，两平台各 6）；网络设备核查 2 个（麒麟版与 Windows 版，采集-解析模式，判定逻辑与采集文件通用，覆盖第 5 章 23 项）。</w:t>
+      </w:r>
+    </w:p>
+    <w:p>
+      <w:pPr>
+        <w:pStyle w:val="ListBullet"/>
+      </w:pPr>
+      <w:r>
+        <w:rPr>
+          <w:rFonts w:ascii="Times New Roman" w:hAnsi="Times New Roman" w:eastAsia="宋体"/>
+          <w:b w:val="0"/>
+          <w:sz w:val="24"/>
+        </w:rPr>
+        <w:t>项数口径：操作系统核查脚本输出 139 项判定，其中 136 项与指导书编号检查项一一对应，另 3 项（口令双因子认证、日志留存完整性、密钥签发与证书管控）为脚本在编号体系外自行补充的核查条目；本报告统计一律以指导书 136 个编号检查项为基准。</w:t>
       </w:r>
     </w:p>
     <w:p>
@@ -11883,7 +11942,7 @@
           <w:b w:val="0"/>
           <w:sz w:val="21"/>
         </w:rPr>
-        <w:t>图 27　汇总报告 Excel 视图（8 个组件共 227 项，上报用）</w:t>
+        <w:t>图 27　汇总报告 Excel 视图（8 个组件、227 项判定，上报用）</w:t>
       </w:r>
     </w:p>
     <w:p>
@@ -11897,7 +11956,7 @@
           <w:b w:val="0"/>
           <w:sz w:val="19"/>
         </w:rPr>
-        <w:t>图 27　说明：Windows 版一键运行合并生成的汇总报告：表头标注组件数（8 个组件共 227 项），表体按组件列出全部检查项的判定、详情、修复建议与对应指导书章节，日常上报以此文件为准。</w:t>
+        <w:t>图 27　说明：Windows 版一键运行合并生成的汇总报告：表头标注组件数（共 8 个组件、227 项判定，其中网络设备 23 项在汇总中单列），表体按组件列出全部检查项的判定、详情、修复建议与对应指导书章节，日常上报以此文件为准。</w:t>
       </w:r>
     </w:p>
     <w:p>

--- a/checklist_tool/指导书与核查工具交叉验证报告.docx
+++ b/checklist_tool/指导书与核查工具交叉验证报告.docx
@@ -151,7 +151,7 @@
       <w:r>
         <w:fldChar w:fldCharType="separate"/>
       </w:r>
-      <w:hyperlink w:anchor="_Toc240300987" w:history="1">
+      <w:hyperlink w:anchor="_Toc240315046" w:history="1">
         <w:r>
           <w:rPr>
             <w:rStyle w:val="Hyperlink"/>
@@ -187,7 +187,7 @@
             <w:noProof/>
             <w:webHidden/>
           </w:rPr>
-          <w:instrText xml:space="preserve"> PAGEREF _Toc240300987 \h </w:instrText>
+          <w:instrText xml:space="preserve"> PAGEREF _Toc240315046 \h </w:instrText>
         </w:r>
         <w:r>
           <w:rPr>
@@ -232,7 +232,7 @@
           <w14:ligatures w14:val="standardContextual"/>
         </w:rPr>
       </w:pPr>
-      <w:hyperlink w:anchor="_Toc240300988" w:history="1">
+      <w:hyperlink w:anchor="_Toc240315047" w:history="1">
         <w:r>
           <w:rPr>
             <w:rStyle w:val="Hyperlink"/>
@@ -268,7 +268,7 @@
             <w:noProof/>
             <w:webHidden/>
           </w:rPr>
-          <w:instrText xml:space="preserve"> PAGEREF _Toc240300988 \h </w:instrText>
+          <w:instrText xml:space="preserve"> PAGEREF _Toc240315047 \h </w:instrText>
         </w:r>
         <w:r>
           <w:rPr>
@@ -313,7 +313,7 @@
           <w14:ligatures w14:val="standardContextual"/>
         </w:rPr>
       </w:pPr>
-      <w:hyperlink w:anchor="_Toc240300989" w:history="1">
+      <w:hyperlink w:anchor="_Toc240315048" w:history="1">
         <w:r>
           <w:rPr>
             <w:rStyle w:val="Hyperlink"/>
@@ -349,7 +349,7 @@
             <w:noProof/>
             <w:webHidden/>
           </w:rPr>
-          <w:instrText xml:space="preserve"> PAGEREF _Toc240300989 \h </w:instrText>
+          <w:instrText xml:space="preserve"> PAGEREF _Toc240315048 \h </w:instrText>
         </w:r>
         <w:r>
           <w:rPr>
@@ -394,7 +394,7 @@
           <w14:ligatures w14:val="standardContextual"/>
         </w:rPr>
       </w:pPr>
-      <w:hyperlink w:anchor="_Toc240300990" w:history="1">
+      <w:hyperlink w:anchor="_Toc240315049" w:history="1">
         <w:r>
           <w:rPr>
             <w:rStyle w:val="Hyperlink"/>
@@ -430,7 +430,7 @@
             <w:noProof/>
             <w:webHidden/>
           </w:rPr>
-          <w:instrText xml:space="preserve"> PAGEREF _Toc240300990 \h </w:instrText>
+          <w:instrText xml:space="preserve"> PAGEREF _Toc240315049 \h </w:instrText>
         </w:r>
         <w:r>
           <w:rPr>
@@ -475,7 +475,7 @@
           <w14:ligatures w14:val="standardContextual"/>
         </w:rPr>
       </w:pPr>
-      <w:hyperlink w:anchor="_Toc240300991" w:history="1">
+      <w:hyperlink w:anchor="_Toc240315050" w:history="1">
         <w:r>
           <w:rPr>
             <w:rStyle w:val="Hyperlink"/>
@@ -511,7 +511,7 @@
             <w:noProof/>
             <w:webHidden/>
           </w:rPr>
-          <w:instrText xml:space="preserve"> PAGEREF _Toc240300991 \h </w:instrText>
+          <w:instrText xml:space="preserve"> PAGEREF _Toc240315050 \h </w:instrText>
         </w:r>
         <w:r>
           <w:rPr>
@@ -556,7 +556,7 @@
           <w14:ligatures w14:val="standardContextual"/>
         </w:rPr>
       </w:pPr>
-      <w:hyperlink w:anchor="_Toc240300992" w:history="1">
+      <w:hyperlink w:anchor="_Toc240315051" w:history="1">
         <w:r>
           <w:rPr>
             <w:rStyle w:val="Hyperlink"/>
@@ -592,7 +592,7 @@
             <w:noProof/>
             <w:webHidden/>
           </w:rPr>
-          <w:instrText xml:space="preserve"> PAGEREF _Toc240300992 \h </w:instrText>
+          <w:instrText xml:space="preserve"> PAGEREF _Toc240315051 \h </w:instrText>
         </w:r>
         <w:r>
           <w:rPr>
@@ -637,7 +637,7 @@
           <w14:ligatures w14:val="standardContextual"/>
         </w:rPr>
       </w:pPr>
-      <w:hyperlink w:anchor="_Toc240300993" w:history="1">
+      <w:hyperlink w:anchor="_Toc240315052" w:history="1">
         <w:r>
           <w:rPr>
             <w:rStyle w:val="Hyperlink"/>
@@ -673,7 +673,7 @@
             <w:noProof/>
             <w:webHidden/>
           </w:rPr>
-          <w:instrText xml:space="preserve"> PAGEREF _Toc240300993 \h </w:instrText>
+          <w:instrText xml:space="preserve"> PAGEREF _Toc240315052 \h </w:instrText>
         </w:r>
         <w:r>
           <w:rPr>
@@ -718,7 +718,7 @@
           <w14:ligatures w14:val="standardContextual"/>
         </w:rPr>
       </w:pPr>
-      <w:hyperlink w:anchor="_Toc240300994" w:history="1">
+      <w:hyperlink w:anchor="_Toc240315053" w:history="1">
         <w:r>
           <w:rPr>
             <w:rStyle w:val="Hyperlink"/>
@@ -754,7 +754,7 @@
             <w:noProof/>
             <w:webHidden/>
           </w:rPr>
-          <w:instrText xml:space="preserve"> PAGEREF _Toc240300994 \h </w:instrText>
+          <w:instrText xml:space="preserve"> PAGEREF _Toc240315053 \h </w:instrText>
         </w:r>
         <w:r>
           <w:rPr>
@@ -799,7 +799,7 @@
           <w14:ligatures w14:val="standardContextual"/>
         </w:rPr>
       </w:pPr>
-      <w:hyperlink w:anchor="_Toc240300995" w:history="1">
+      <w:hyperlink w:anchor="_Toc240315054" w:history="1">
         <w:r>
           <w:rPr>
             <w:rStyle w:val="Hyperlink"/>
@@ -835,7 +835,7 @@
             <w:noProof/>
             <w:webHidden/>
           </w:rPr>
-          <w:instrText xml:space="preserve"> PAGEREF _Toc240300995 \h </w:instrText>
+          <w:instrText xml:space="preserve"> PAGEREF _Toc240315054 \h </w:instrText>
         </w:r>
         <w:r>
           <w:rPr>
@@ -880,7 +880,7 @@
           <w14:ligatures w14:val="standardContextual"/>
         </w:rPr>
       </w:pPr>
-      <w:hyperlink w:anchor="_Toc240300996" w:history="1">
+      <w:hyperlink w:anchor="_Toc240315055" w:history="1">
         <w:r>
           <w:rPr>
             <w:rStyle w:val="Hyperlink"/>
@@ -916,7 +916,7 @@
             <w:noProof/>
             <w:webHidden/>
           </w:rPr>
-          <w:instrText xml:space="preserve"> PAGEREF _Toc240300996 \h </w:instrText>
+          <w:instrText xml:space="preserve"> PAGEREF _Toc240315055 \h </w:instrText>
         </w:r>
         <w:r>
           <w:rPr>
@@ -961,7 +961,7 @@
           <w14:ligatures w14:val="standardContextual"/>
         </w:rPr>
       </w:pPr>
-      <w:hyperlink w:anchor="_Toc240300997" w:history="1">
+      <w:hyperlink w:anchor="_Toc240315056" w:history="1">
         <w:r>
           <w:rPr>
             <w:rStyle w:val="Hyperlink"/>
@@ -997,7 +997,7 @@
             <w:noProof/>
             <w:webHidden/>
           </w:rPr>
-          <w:instrText xml:space="preserve"> PAGEREF _Toc240300997 \h </w:instrText>
+          <w:instrText xml:space="preserve"> PAGEREF _Toc240315056 \h </w:instrText>
         </w:r>
         <w:r>
           <w:rPr>
@@ -1042,7 +1042,7 @@
           <w14:ligatures w14:val="standardContextual"/>
         </w:rPr>
       </w:pPr>
-      <w:hyperlink w:anchor="_Toc240300998" w:history="1">
+      <w:hyperlink w:anchor="_Toc240315057" w:history="1">
         <w:r>
           <w:rPr>
             <w:rStyle w:val="Hyperlink"/>
@@ -1078,7 +1078,7 @@
             <w:noProof/>
             <w:webHidden/>
           </w:rPr>
-          <w:instrText xml:space="preserve"> PAGEREF _Toc240300998 \h </w:instrText>
+          <w:instrText xml:space="preserve"> PAGEREF _Toc240315057 \h </w:instrText>
         </w:r>
         <w:r>
           <w:rPr>
@@ -1123,7 +1123,7 @@
           <w14:ligatures w14:val="standardContextual"/>
         </w:rPr>
       </w:pPr>
-      <w:hyperlink w:anchor="_Toc240300999" w:history="1">
+      <w:hyperlink w:anchor="_Toc240315058" w:history="1">
         <w:r>
           <w:rPr>
             <w:rStyle w:val="Hyperlink"/>
@@ -1159,7 +1159,7 @@
             <w:noProof/>
             <w:webHidden/>
           </w:rPr>
-          <w:instrText xml:space="preserve"> PAGEREF _Toc240300999 \h </w:instrText>
+          <w:instrText xml:space="preserve"> PAGEREF _Toc240315058 \h </w:instrText>
         </w:r>
         <w:r>
           <w:rPr>
@@ -1204,7 +1204,7 @@
           <w14:ligatures w14:val="standardContextual"/>
         </w:rPr>
       </w:pPr>
-      <w:hyperlink w:anchor="_Toc240301000" w:history="1">
+      <w:hyperlink w:anchor="_Toc240315059" w:history="1">
         <w:r>
           <w:rPr>
             <w:rStyle w:val="Hyperlink"/>
@@ -1240,7 +1240,7 @@
             <w:noProof/>
             <w:webHidden/>
           </w:rPr>
-          <w:instrText xml:space="preserve"> PAGEREF _Toc240301000 \h </w:instrText>
+          <w:instrText xml:space="preserve"> PAGEREF _Toc240315059 \h </w:instrText>
         </w:r>
         <w:r>
           <w:rPr>
@@ -1285,7 +1285,7 @@
           <w14:ligatures w14:val="standardContextual"/>
         </w:rPr>
       </w:pPr>
-      <w:hyperlink w:anchor="_Toc240301001" w:history="1">
+      <w:hyperlink w:anchor="_Toc240315060" w:history="1">
         <w:r>
           <w:rPr>
             <w:rStyle w:val="Hyperlink"/>
@@ -1321,7 +1321,7 @@
             <w:noProof/>
             <w:webHidden/>
           </w:rPr>
-          <w:instrText xml:space="preserve"> PAGEREF _Toc240301001 \h </w:instrText>
+          <w:instrText xml:space="preserve"> PAGEREF _Toc240315060 \h </w:instrText>
         </w:r>
         <w:r>
           <w:rPr>
@@ -1366,7 +1366,7 @@
           <w14:ligatures w14:val="standardContextual"/>
         </w:rPr>
       </w:pPr>
-      <w:hyperlink w:anchor="_Toc240301002" w:history="1">
+      <w:hyperlink w:anchor="_Toc240315061" w:history="1">
         <w:r>
           <w:rPr>
             <w:rStyle w:val="Hyperlink"/>
@@ -1402,7 +1402,7 @@
             <w:noProof/>
             <w:webHidden/>
           </w:rPr>
-          <w:instrText xml:space="preserve"> PAGEREF _Toc240301002 \h </w:instrText>
+          <w:instrText xml:space="preserve"> PAGEREF _Toc240315061 \h </w:instrText>
         </w:r>
         <w:r>
           <w:rPr>
@@ -1447,7 +1447,7 @@
           <w14:ligatures w14:val="standardContextual"/>
         </w:rPr>
       </w:pPr>
-      <w:hyperlink w:anchor="_Toc240301003" w:history="1">
+      <w:hyperlink w:anchor="_Toc240315062" w:history="1">
         <w:r>
           <w:rPr>
             <w:rStyle w:val="Hyperlink"/>
@@ -1483,7 +1483,7 @@
             <w:noProof/>
             <w:webHidden/>
           </w:rPr>
-          <w:instrText xml:space="preserve"> PAGEREF _Toc240301003 \h </w:instrText>
+          <w:instrText xml:space="preserve"> PAGEREF _Toc240315062 \h </w:instrText>
         </w:r>
         <w:r>
           <w:rPr>
@@ -1528,7 +1528,7 @@
           <w14:ligatures w14:val="standardContextual"/>
         </w:rPr>
       </w:pPr>
-      <w:hyperlink w:anchor="_Toc240301004" w:history="1">
+      <w:hyperlink w:anchor="_Toc240315063" w:history="1">
         <w:r>
           <w:rPr>
             <w:rStyle w:val="Hyperlink"/>
@@ -1564,7 +1564,7 @@
             <w:noProof/>
             <w:webHidden/>
           </w:rPr>
-          <w:instrText xml:space="preserve"> PAGEREF _Toc240301004 \h </w:instrText>
+          <w:instrText xml:space="preserve"> PAGEREF _Toc240315063 \h </w:instrText>
         </w:r>
         <w:r>
           <w:rPr>
@@ -1609,7 +1609,7 @@
           <w14:ligatures w14:val="standardContextual"/>
         </w:rPr>
       </w:pPr>
-      <w:hyperlink w:anchor="_Toc240301005" w:history="1">
+      <w:hyperlink w:anchor="_Toc240315064" w:history="1">
         <w:r>
           <w:rPr>
             <w:rStyle w:val="Hyperlink"/>
@@ -1645,7 +1645,7 @@
             <w:noProof/>
             <w:webHidden/>
           </w:rPr>
-          <w:instrText xml:space="preserve"> PAGEREF _Toc240301005 \h </w:instrText>
+          <w:instrText xml:space="preserve"> PAGEREF _Toc240315064 \h </w:instrText>
         </w:r>
         <w:r>
           <w:rPr>
@@ -1690,7 +1690,7 @@
           <w14:ligatures w14:val="standardContextual"/>
         </w:rPr>
       </w:pPr>
-      <w:hyperlink w:anchor="_Toc240301006" w:history="1">
+      <w:hyperlink w:anchor="_Toc240315065" w:history="1">
         <w:r>
           <w:rPr>
             <w:rStyle w:val="Hyperlink"/>
@@ -1726,7 +1726,7 @@
             <w:noProof/>
             <w:webHidden/>
           </w:rPr>
-          <w:instrText xml:space="preserve"> PAGEREF _Toc240301006 \h </w:instrText>
+          <w:instrText xml:space="preserve"> PAGEREF _Toc240315065 \h </w:instrText>
         </w:r>
         <w:r>
           <w:rPr>
@@ -1771,7 +1771,7 @@
           <w14:ligatures w14:val="standardContextual"/>
         </w:rPr>
       </w:pPr>
-      <w:hyperlink w:anchor="_Toc240301007" w:history="1">
+      <w:hyperlink w:anchor="_Toc240315066" w:history="1">
         <w:r>
           <w:rPr>
             <w:rStyle w:val="Hyperlink"/>
@@ -1807,7 +1807,7 @@
             <w:noProof/>
             <w:webHidden/>
           </w:rPr>
-          <w:instrText xml:space="preserve"> PAGEREF _Toc240301007 \h </w:instrText>
+          <w:instrText xml:space="preserve"> PAGEREF _Toc240315066 \h </w:instrText>
         </w:r>
         <w:r>
           <w:rPr>
@@ -1852,7 +1852,7 @@
           <w14:ligatures w14:val="standardContextual"/>
         </w:rPr>
       </w:pPr>
-      <w:hyperlink w:anchor="_Toc240301008" w:history="1">
+      <w:hyperlink w:anchor="_Toc240315067" w:history="1">
         <w:r>
           <w:rPr>
             <w:rStyle w:val="Hyperlink"/>
@@ -1888,7 +1888,7 @@
             <w:noProof/>
             <w:webHidden/>
           </w:rPr>
-          <w:instrText xml:space="preserve"> PAGEREF _Toc240301008 \h </w:instrText>
+          <w:instrText xml:space="preserve"> PAGEREF _Toc240315067 \h </w:instrText>
         </w:r>
         <w:r>
           <w:rPr>
@@ -1933,7 +1933,7 @@
           <w14:ligatures w14:val="standardContextual"/>
         </w:rPr>
       </w:pPr>
-      <w:hyperlink w:anchor="_Toc240301009" w:history="1">
+      <w:hyperlink w:anchor="_Toc240315068" w:history="1">
         <w:r>
           <w:rPr>
             <w:rStyle w:val="Hyperlink"/>
@@ -1969,7 +1969,7 @@
             <w:noProof/>
             <w:webHidden/>
           </w:rPr>
-          <w:instrText xml:space="preserve"> PAGEREF _Toc240301009 \h </w:instrText>
+          <w:instrText xml:space="preserve"> PAGEREF _Toc240315068 \h </w:instrText>
         </w:r>
         <w:r>
           <w:rPr>
@@ -2014,7 +2014,7 @@
           <w14:ligatures w14:val="standardContextual"/>
         </w:rPr>
       </w:pPr>
-      <w:hyperlink w:anchor="_Toc240301010" w:history="1">
+      <w:hyperlink w:anchor="_Toc240315069" w:history="1">
         <w:r>
           <w:rPr>
             <w:rStyle w:val="Hyperlink"/>
@@ -2050,7 +2050,7 @@
             <w:noProof/>
             <w:webHidden/>
           </w:rPr>
-          <w:instrText xml:space="preserve"> PAGEREF _Toc240301010 \h </w:instrText>
+          <w:instrText xml:space="preserve"> PAGEREF _Toc240315069 \h </w:instrText>
         </w:r>
         <w:r>
           <w:rPr>
@@ -2095,7 +2095,7 @@
           <w14:ligatures w14:val="standardContextual"/>
         </w:rPr>
       </w:pPr>
-      <w:hyperlink w:anchor="_Toc240301011" w:history="1">
+      <w:hyperlink w:anchor="_Toc240315070" w:history="1">
         <w:r>
           <w:rPr>
             <w:rStyle w:val="Hyperlink"/>
@@ -2131,7 +2131,7 @@
             <w:noProof/>
             <w:webHidden/>
           </w:rPr>
-          <w:instrText xml:space="preserve"> PAGEREF _Toc240301011 \h </w:instrText>
+          <w:instrText xml:space="preserve"> PAGEREF _Toc240315070 \h </w:instrText>
         </w:r>
         <w:r>
           <w:rPr>
@@ -2176,7 +2176,7 @@
           <w14:ligatures w14:val="standardContextual"/>
         </w:rPr>
       </w:pPr>
-      <w:hyperlink w:anchor="_Toc240301012" w:history="1">
+      <w:hyperlink w:anchor="_Toc240315071" w:history="1">
         <w:r>
           <w:rPr>
             <w:rStyle w:val="Hyperlink"/>
@@ -2212,7 +2212,7 @@
             <w:noProof/>
             <w:webHidden/>
           </w:rPr>
-          <w:instrText xml:space="preserve"> PAGEREF _Toc240301012 \h </w:instrText>
+          <w:instrText xml:space="preserve"> PAGEREF _Toc240315071 \h </w:instrText>
         </w:r>
         <w:r>
           <w:rPr>
@@ -2659,7 +2659,7 @@
         <w:pStyle w:val="Heading1"/>
         <w:spacing w:before="240" w:after="120"/>
       </w:pPr>
-      <w:bookmarkStart w:id="0" w:name="_Toc240300987"/>
+      <w:bookmarkStart w:id="0" w:name="_Toc240315046"/>
       <w:r>
         <w:rPr>
           <w:rFonts w:ascii="Times New Roman" w:eastAsia="黑体" w:hAnsi="Times New Roman"/>
@@ -3007,7 +3007,7 @@
         <w:pStyle w:val="Heading1"/>
         <w:spacing w:before="240" w:after="120"/>
       </w:pPr>
-      <w:bookmarkStart w:id="1" w:name="_Toc240300988"/>
+      <w:bookmarkStart w:id="1" w:name="_Toc240315047"/>
       <w:r>
         <w:rPr>
           <w:rFonts w:ascii="Times New Roman" w:eastAsia="黑体" w:hAnsi="Times New Roman"/>
@@ -3031,7 +3031,7 @@
         <w:pStyle w:val="Heading2"/>
         <w:spacing w:before="240" w:after="120"/>
       </w:pPr>
-      <w:bookmarkStart w:id="2" w:name="_Toc240300989"/>
+      <w:bookmarkStart w:id="2" w:name="_Toc240315048"/>
       <w:r>
         <w:rPr>
           <w:rFonts w:ascii="Times New Roman" w:eastAsia="黑体" w:hAnsi="Times New Roman"/>
@@ -3229,7 +3229,7 @@
         <w:pStyle w:val="Heading2"/>
         <w:spacing w:before="240" w:after="120"/>
       </w:pPr>
-      <w:bookmarkStart w:id="3" w:name="_Toc240300990"/>
+      <w:bookmarkStart w:id="3" w:name="_Toc240315049"/>
       <w:r>
         <w:rPr>
           <w:rFonts w:ascii="Times New Roman" w:eastAsia="黑体" w:hAnsi="Times New Roman"/>
@@ -3262,7 +3262,7 @@
         <w:pStyle w:val="Heading2"/>
         <w:spacing w:before="240" w:after="120"/>
       </w:pPr>
-      <w:bookmarkStart w:id="4" w:name="_Toc240300991"/>
+      <w:bookmarkStart w:id="4" w:name="_Toc240315050"/>
       <w:r>
         <w:rPr>
           <w:rFonts w:ascii="Times New Roman" w:eastAsia="黑体" w:hAnsi="Times New Roman"/>
@@ -3430,7 +3430,7 @@
         <w:pStyle w:val="Heading1"/>
         <w:spacing w:before="240" w:after="120"/>
       </w:pPr>
-      <w:bookmarkStart w:id="5" w:name="_Toc240300992"/>
+      <w:bookmarkStart w:id="5" w:name="_Toc240315051"/>
       <w:r>
         <w:rPr>
           <w:rFonts w:ascii="Times New Roman" w:eastAsia="黑体" w:hAnsi="Times New Roman"/>
@@ -4319,7 +4319,7 @@
         <w:pStyle w:val="Heading1"/>
         <w:spacing w:before="240" w:after="120"/>
       </w:pPr>
-      <w:bookmarkStart w:id="6" w:name="_Toc240300993"/>
+      <w:bookmarkStart w:id="6" w:name="_Toc240315052"/>
       <w:r>
         <w:rPr>
           <w:rFonts w:ascii="Times New Roman" w:eastAsia="黑体" w:hAnsi="Times New Roman"/>
@@ -4383,7 +4383,7 @@
         <w:pStyle w:val="Heading2"/>
         <w:spacing w:before="240" w:after="120"/>
       </w:pPr>
-      <w:bookmarkStart w:id="7" w:name="_Toc240300994"/>
+      <w:bookmarkStart w:id="7" w:name="_Toc240315053"/>
       <w:r>
         <w:rPr>
           <w:rFonts w:ascii="Times New Roman" w:eastAsia="黑体" w:hAnsi="Times New Roman"/>
@@ -5761,7 +5761,7 @@
         <w:pStyle w:val="Heading2"/>
         <w:spacing w:before="240" w:after="120"/>
       </w:pPr>
-      <w:bookmarkStart w:id="8" w:name="_Toc240300995"/>
+      <w:bookmarkStart w:id="8" w:name="_Toc240315054"/>
       <w:r>
         <w:rPr>
           <w:rFonts w:ascii="Times New Roman" w:eastAsia="黑体" w:hAnsi="Times New Roman"/>
@@ -6673,7 +6673,7 @@
         <w:pStyle w:val="Heading2"/>
         <w:spacing w:before="240" w:after="120"/>
       </w:pPr>
-      <w:bookmarkStart w:id="9" w:name="_Toc240300996"/>
+      <w:bookmarkStart w:id="9" w:name="_Toc240315055"/>
       <w:r>
         <w:rPr>
           <w:rFonts w:ascii="Times New Roman" w:eastAsia="黑体" w:hAnsi="Times New Roman"/>
@@ -7431,7 +7431,7 @@
         <w:pStyle w:val="Heading2"/>
         <w:spacing w:before="240" w:after="120"/>
       </w:pPr>
-      <w:bookmarkStart w:id="10" w:name="_Toc240300997"/>
+      <w:bookmarkStart w:id="10" w:name="_Toc240315056"/>
       <w:r>
         <w:rPr>
           <w:rFonts w:ascii="Times New Roman" w:eastAsia="黑体" w:hAnsi="Times New Roman"/>
@@ -9074,7 +9074,7 @@
         <w:pStyle w:val="Heading2"/>
         <w:spacing w:before="240" w:after="120"/>
       </w:pPr>
-      <w:bookmarkStart w:id="11" w:name="_Toc240300998"/>
+      <w:bookmarkStart w:id="11" w:name="_Toc240315057"/>
       <w:r>
         <w:rPr>
           <w:rFonts w:ascii="Times New Roman" w:eastAsia="黑体" w:hAnsi="Times New Roman"/>
@@ -10536,7 +10536,7 @@
         <w:pStyle w:val="Heading2"/>
         <w:spacing w:before="240" w:after="120"/>
       </w:pPr>
-      <w:bookmarkStart w:id="12" w:name="_Toc240300999"/>
+      <w:bookmarkStart w:id="12" w:name="_Toc240315058"/>
       <w:r>
         <w:rPr>
           <w:rFonts w:ascii="Times New Roman" w:eastAsia="黑体" w:hAnsi="Times New Roman"/>
@@ -11086,7 +11086,7 @@
         <w:pStyle w:val="Heading2"/>
         <w:spacing w:before="240" w:after="120"/>
       </w:pPr>
-      <w:bookmarkStart w:id="13" w:name="_Toc240301000"/>
+      <w:bookmarkStart w:id="13" w:name="_Toc240315059"/>
       <w:r>
         <w:rPr>
           <w:rFonts w:ascii="Times New Roman" w:eastAsia="黑体" w:hAnsi="Times New Roman"/>
@@ -11399,7 +11399,7 @@
         <w:pStyle w:val="Heading2"/>
         <w:spacing w:before="240" w:after="120"/>
       </w:pPr>
-      <w:bookmarkStart w:id="14" w:name="_Toc240301001"/>
+      <w:bookmarkStart w:id="14" w:name="_Toc240315060"/>
       <w:r>
         <w:rPr>
           <w:rFonts w:ascii="Times New Roman" w:eastAsia="黑体" w:hAnsi="Times New Roman"/>
@@ -11668,7 +11668,7 @@
         <w:pStyle w:val="Heading2"/>
         <w:spacing w:before="240" w:after="120"/>
       </w:pPr>
-      <w:bookmarkStart w:id="15" w:name="_Toc240301002"/>
+      <w:bookmarkStart w:id="15" w:name="_Toc240315061"/>
       <w:r>
         <w:rPr>
           <w:rFonts w:ascii="Times New Roman" w:eastAsia="黑体" w:hAnsi="Times New Roman"/>
@@ -11938,7 +11938,7 @@
         <w:pStyle w:val="Heading2"/>
         <w:spacing w:before="240" w:after="120"/>
       </w:pPr>
-      <w:bookmarkStart w:id="16" w:name="_Toc240301003"/>
+      <w:bookmarkStart w:id="16" w:name="_Toc240315062"/>
       <w:r>
         <w:rPr>
           <w:rFonts w:ascii="Times New Roman" w:eastAsia="黑体" w:hAnsi="Times New Roman"/>
@@ -12075,7 +12075,7 @@
         <w:pStyle w:val="Heading1"/>
         <w:spacing w:before="240" w:after="120"/>
       </w:pPr>
-      <w:bookmarkStart w:id="17" w:name="_Toc240301004"/>
+      <w:bookmarkStart w:id="17" w:name="_Toc240315063"/>
       <w:r>
         <w:rPr>
           <w:rFonts w:ascii="Times New Roman" w:eastAsia="黑体" w:hAnsi="Times New Roman"/>
@@ -12303,7 +12303,7 @@
         <w:pStyle w:val="Heading1"/>
         <w:spacing w:before="240" w:after="120"/>
       </w:pPr>
-      <w:bookmarkStart w:id="18" w:name="_Toc240301005"/>
+      <w:bookmarkStart w:id="18" w:name="_Toc240315064"/>
       <w:r>
         <w:rPr>
           <w:rFonts w:ascii="Times New Roman" w:eastAsia="黑体" w:hAnsi="Times New Roman"/>
@@ -12390,7 +12390,7 @@
         <w:pStyle w:val="Heading2"/>
         <w:spacing w:before="240" w:after="120"/>
       </w:pPr>
-      <w:bookmarkStart w:id="19" w:name="_Toc240301006"/>
+      <w:bookmarkStart w:id="19" w:name="_Toc240315065"/>
       <w:r>
         <w:rPr>
           <w:rFonts w:ascii="Times New Roman" w:eastAsia="黑体" w:hAnsi="Times New Roman"/>
@@ -12448,7 +12448,7 @@
           <w:noProof/>
         </w:rPr>
         <w:drawing>
-          <wp:inline distT="0" distB="0" distL="0" distR="0" wp14:anchorId="474BCAED" wp14:editId="41B4C76E">
+          <wp:inline distT="0" distB="0" distL="0" distR="0" wp14:anchorId="3CBA56F9" wp14:editId="53A75EC7">
             <wp:extent cx="5580000" cy="4330080"/>
             <wp:effectExtent l="0" t="0" r="0" b="0"/>
             <wp:docPr id="1" name="Picture 1"/>
@@ -12700,7 +12700,7 @@
         </w:rPr>
         <w:lastRenderedPageBreak/>
         <w:drawing>
-          <wp:inline distT="0" distB="0" distL="0" distR="0" wp14:anchorId="4F539EED" wp14:editId="5604CD60">
+          <wp:inline distT="0" distB="0" distL="0" distR="0" wp14:anchorId="56EBEDB4" wp14:editId="340B046F">
             <wp:extent cx="5580000" cy="1178496"/>
             <wp:effectExtent l="0" t="0" r="0" b="0"/>
             <wp:docPr id="2" name="Picture 2"/>
@@ -12927,7 +12927,7 @@
           <w:noProof/>
         </w:rPr>
         <w:drawing>
-          <wp:inline distT="0" distB="0" distL="0" distR="0" wp14:anchorId="1147CF91" wp14:editId="0AF2B28A">
+          <wp:inline distT="0" distB="0" distL="0" distR="0" wp14:anchorId="25B5DB56" wp14:editId="4CAC30E2">
             <wp:extent cx="5580000" cy="1678464"/>
             <wp:effectExtent l="0" t="0" r="0" b="0"/>
             <wp:docPr id="3" name="Picture 3"/>
@@ -13076,7 +13076,7 @@
         <w:pStyle w:val="Heading2"/>
         <w:spacing w:before="240" w:after="120"/>
       </w:pPr>
-      <w:bookmarkStart w:id="20" w:name="_Toc240301007"/>
+      <w:bookmarkStart w:id="20" w:name="_Toc240315066"/>
       <w:r>
         <w:rPr>
           <w:rFonts w:ascii="Times New Roman" w:eastAsia="黑体" w:hAnsi="Times New Roman"/>
@@ -13137,7 +13137,7 @@
         </w:rPr>
         <w:lastRenderedPageBreak/>
         <w:drawing>
-          <wp:inline distT="0" distB="0" distL="0" distR="0" wp14:anchorId="1BB808D7" wp14:editId="7E37D620">
+          <wp:inline distT="0" distB="0" distL="0" distR="0" wp14:anchorId="04DC2240" wp14:editId="0C1AA40E">
             <wp:extent cx="5580000" cy="3178368"/>
             <wp:effectExtent l="0" t="0" r="0" b="0"/>
             <wp:docPr id="4" name="Picture 4"/>
@@ -13352,7 +13352,7 @@
           <w:noProof/>
         </w:rPr>
         <w:drawing>
-          <wp:inline distT="0" distB="0" distL="0" distR="0" wp14:anchorId="3F1E8867" wp14:editId="1163BE26">
+          <wp:inline distT="0" distB="0" distL="0" distR="0" wp14:anchorId="75146667" wp14:editId="2AA97BE6">
             <wp:extent cx="5580000" cy="3106944"/>
             <wp:effectExtent l="0" t="0" r="0" b="0"/>
             <wp:docPr id="5" name="Picture 5"/>
@@ -13508,7 +13508,7 @@
         </w:rPr>
         <w:lastRenderedPageBreak/>
         <w:drawing>
-          <wp:inline distT="0" distB="0" distL="0" distR="0" wp14:anchorId="3A826C68" wp14:editId="388598E4">
+          <wp:inline distT="0" distB="0" distL="0" distR="0" wp14:anchorId="4302F168" wp14:editId="62F40E3A">
             <wp:extent cx="5580000" cy="2892672"/>
             <wp:effectExtent l="0" t="0" r="0" b="0"/>
             <wp:docPr id="6" name="Picture 6"/>
@@ -13663,7 +13663,7 @@
           <w:noProof/>
         </w:rPr>
         <w:drawing>
-          <wp:inline distT="0" distB="0" distL="0" distR="0" wp14:anchorId="784724C3" wp14:editId="5C5A470C">
+          <wp:inline distT="0" distB="0" distL="0" distR="0" wp14:anchorId="47D2B30B" wp14:editId="792B7D04">
             <wp:extent cx="5580000" cy="3106944"/>
             <wp:effectExtent l="0" t="0" r="0" b="0"/>
             <wp:docPr id="7" name="Picture 7"/>
@@ -13807,7 +13807,7 @@
         </w:rPr>
         <w:lastRenderedPageBreak/>
         <w:drawing>
-          <wp:inline distT="0" distB="0" distL="0" distR="0" wp14:anchorId="0E647B18" wp14:editId="3FD2F221">
+          <wp:inline distT="0" distB="0" distL="0" distR="0" wp14:anchorId="1468025C" wp14:editId="752F394B">
             <wp:extent cx="5580000" cy="2178432"/>
             <wp:effectExtent l="0" t="0" r="0" b="0"/>
             <wp:docPr id="8" name="Picture 8"/>
@@ -13986,7 +13986,7 @@
           <w:noProof/>
         </w:rPr>
         <w:drawing>
-          <wp:inline distT="0" distB="0" distL="0" distR="0" wp14:anchorId="1A9FAE7D" wp14:editId="7AF5A45C">
+          <wp:inline distT="0" distB="0" distL="0" distR="0" wp14:anchorId="2FB5E317" wp14:editId="6FD5B21C">
             <wp:extent cx="5580000" cy="2178432"/>
             <wp:effectExtent l="0" t="0" r="0" b="0"/>
             <wp:docPr id="9" name="Picture 9"/>
@@ -14147,7 +14147,7 @@
         <w:pStyle w:val="Heading2"/>
         <w:spacing w:before="240" w:after="120"/>
       </w:pPr>
-      <w:bookmarkStart w:id="21" w:name="_Toc240301008"/>
+      <w:bookmarkStart w:id="21" w:name="_Toc240315067"/>
       <w:r>
         <w:rPr>
           <w:rFonts w:ascii="Times New Roman" w:eastAsia="黑体" w:hAnsi="Times New Roman"/>
@@ -14205,7 +14205,7 @@
         </w:rPr>
         <w:lastRenderedPageBreak/>
         <w:drawing>
-          <wp:inline distT="0" distB="0" distL="0" distR="0" wp14:anchorId="3CAF4B0B" wp14:editId="2BDEB4F2">
+          <wp:inline distT="0" distB="0" distL="0" distR="0" wp14:anchorId="741EC452" wp14:editId="5B5E6A35">
             <wp:extent cx="5580000" cy="1678464"/>
             <wp:effectExtent l="0" t="0" r="0" b="0"/>
             <wp:docPr id="10" name="Picture 10"/>
@@ -14384,7 +14384,7 @@
           <w:noProof/>
         </w:rPr>
         <w:drawing>
-          <wp:inline distT="0" distB="0" distL="0" distR="0" wp14:anchorId="19D07A7D" wp14:editId="6DF7C754">
+          <wp:inline distT="0" distB="0" distL="0" distR="0" wp14:anchorId="501D6D29" wp14:editId="13F1AC0B">
             <wp:extent cx="5580000" cy="1678464"/>
             <wp:effectExtent l="0" t="0" r="0" b="0"/>
             <wp:docPr id="11" name="Picture 11"/>
@@ -14563,7 +14563,7 @@
           <w:noProof/>
         </w:rPr>
         <w:drawing>
-          <wp:inline distT="0" distB="0" distL="0" distR="0" wp14:anchorId="55A6CB03" wp14:editId="7AC728B3">
+          <wp:inline distT="0" distB="0" distL="0" distR="0" wp14:anchorId="3961D5EC" wp14:editId="795893DA">
             <wp:extent cx="5580000" cy="1607040"/>
             <wp:effectExtent l="0" t="0" r="0" b="0"/>
             <wp:docPr id="12" name="Picture 12"/>
@@ -14743,7 +14743,7 @@
         </w:rPr>
         <w:lastRenderedPageBreak/>
         <w:drawing>
-          <wp:inline distT="0" distB="0" distL="0" distR="0" wp14:anchorId="45714979" wp14:editId="261C76E8">
+          <wp:inline distT="0" distB="0" distL="0" distR="0" wp14:anchorId="562CF938" wp14:editId="1661D042">
             <wp:extent cx="5580000" cy="1607040"/>
             <wp:effectExtent l="0" t="0" r="0" b="0"/>
             <wp:docPr id="13" name="Picture 13"/>
@@ -14910,7 +14910,7 @@
           <w:noProof/>
         </w:rPr>
         <w:drawing>
-          <wp:inline distT="0" distB="0" distL="0" distR="0" wp14:anchorId="2D0A74DB" wp14:editId="0531AF7B">
+          <wp:inline distT="0" distB="0" distL="0" distR="0" wp14:anchorId="417F3191" wp14:editId="479D6D5A">
             <wp:extent cx="5580000" cy="1678464"/>
             <wp:effectExtent l="0" t="0" r="0" b="0"/>
             <wp:docPr id="14" name="Picture 14"/>
@@ -15053,7 +15053,7 @@
           <w:noProof/>
         </w:rPr>
         <w:drawing>
-          <wp:inline distT="0" distB="0" distL="0" distR="0" wp14:anchorId="5E25C4D1" wp14:editId="69FC7C89">
+          <wp:inline distT="0" distB="0" distL="0" distR="0" wp14:anchorId="7D790230" wp14:editId="2655EC3E">
             <wp:extent cx="5580000" cy="1678464"/>
             <wp:effectExtent l="0" t="0" r="0" b="0"/>
             <wp:docPr id="15" name="Picture 15"/>
@@ -15190,7 +15190,7 @@
         <w:pStyle w:val="Heading2"/>
         <w:spacing w:before="240" w:after="120"/>
       </w:pPr>
-      <w:bookmarkStart w:id="22" w:name="_Toc240301009"/>
+      <w:bookmarkStart w:id="22" w:name="_Toc240315068"/>
       <w:r>
         <w:rPr>
           <w:rFonts w:ascii="Times New Roman" w:eastAsia="黑体" w:hAnsi="Times New Roman"/>
@@ -15251,7 +15251,7 @@
         </w:rPr>
         <w:lastRenderedPageBreak/>
         <w:drawing>
-          <wp:inline distT="0" distB="0" distL="0" distR="0" wp14:anchorId="16428237" wp14:editId="108A47C8">
+          <wp:inline distT="0" distB="0" distL="0" distR="0" wp14:anchorId="4954C34A" wp14:editId="53D4D3A2">
             <wp:extent cx="5040000" cy="4500000"/>
             <wp:effectExtent l="0" t="0" r="0" b="0"/>
             <wp:docPr id="16" name="Picture 16"/>
@@ -15431,7 +15431,7 @@
         </w:rPr>
         <w:lastRenderedPageBreak/>
         <w:drawing>
-          <wp:inline distT="0" distB="0" distL="0" distR="0" wp14:anchorId="23F0884B" wp14:editId="5DA96768">
+          <wp:inline distT="0" distB="0" distL="0" distR="0" wp14:anchorId="26C7E151" wp14:editId="5D1BB6BE">
             <wp:extent cx="5580000" cy="4384286"/>
             <wp:effectExtent l="0" t="0" r="0" b="0"/>
             <wp:docPr id="17" name="Picture 17"/>
@@ -15611,7 +15611,7 @@
         </w:rPr>
         <w:lastRenderedPageBreak/>
         <w:drawing>
-          <wp:inline distT="0" distB="0" distL="0" distR="0" wp14:anchorId="46F0E988" wp14:editId="233BDDB3">
+          <wp:inline distT="0" distB="0" distL="0" distR="0" wp14:anchorId="0B3E7A75" wp14:editId="76EC8F66">
             <wp:extent cx="5040000" cy="4500000"/>
             <wp:effectExtent l="0" t="0" r="0" b="0"/>
             <wp:docPr id="18" name="Picture 18"/>
@@ -15772,7 +15772,7 @@
         <w:pStyle w:val="Heading2"/>
         <w:spacing w:before="240" w:after="120"/>
       </w:pPr>
-      <w:bookmarkStart w:id="23" w:name="_Toc240301010"/>
+      <w:bookmarkStart w:id="23" w:name="_Toc240315069"/>
       <w:r>
         <w:rPr>
           <w:rFonts w:ascii="Times New Roman" w:eastAsia="黑体" w:hAnsi="Times New Roman"/>
@@ -15824,7 +15824,7 @@
         </w:rPr>
         <w:lastRenderedPageBreak/>
         <w:drawing>
-          <wp:inline distT="0" distB="0" distL="0" distR="0" wp14:anchorId="4AB4E6F5" wp14:editId="190D110F">
+          <wp:inline distT="0" distB="0" distL="0" distR="0" wp14:anchorId="6C464565" wp14:editId="5EE131F2">
             <wp:extent cx="5040000" cy="4500000"/>
             <wp:effectExtent l="0" t="0" r="0" b="0"/>
             <wp:docPr id="19" name="Picture 19"/>
@@ -15980,7 +15980,7 @@
         </w:rPr>
         <w:lastRenderedPageBreak/>
         <w:drawing>
-          <wp:inline distT="0" distB="0" distL="0" distR="0" wp14:anchorId="25542DF0" wp14:editId="29732096">
+          <wp:inline distT="0" distB="0" distL="0" distR="0" wp14:anchorId="0045ED4E" wp14:editId="15AD7B64">
             <wp:extent cx="5580000" cy="4384286"/>
             <wp:effectExtent l="0" t="0" r="0" b="0"/>
             <wp:docPr id="20" name="Picture 20"/>
@@ -16148,7 +16148,7 @@
         </w:rPr>
         <w:lastRenderedPageBreak/>
         <w:drawing>
-          <wp:inline distT="0" distB="0" distL="0" distR="0" wp14:anchorId="40B5F083" wp14:editId="1ED89926">
+          <wp:inline distT="0" distB="0" distL="0" distR="0" wp14:anchorId="3B636BB2" wp14:editId="70274EA1">
             <wp:extent cx="5580000" cy="3587143"/>
             <wp:effectExtent l="0" t="0" r="0" b="0"/>
             <wp:docPr id="21" name="Picture 21"/>
@@ -16327,7 +16327,7 @@
           <w:noProof/>
         </w:rPr>
         <w:drawing>
-          <wp:inline distT="0" distB="0" distL="0" distR="0" wp14:anchorId="76780C2F" wp14:editId="76786EEB">
+          <wp:inline distT="0" distB="0" distL="0" distR="0" wp14:anchorId="2F006708" wp14:editId="3D7D7127">
             <wp:extent cx="5580000" cy="3427714"/>
             <wp:effectExtent l="0" t="0" r="0" b="0"/>
             <wp:docPr id="22" name="Picture 22"/>
@@ -16519,7 +16519,7 @@
         </w:rPr>
         <w:lastRenderedPageBreak/>
         <w:drawing>
-          <wp:inline distT="0" distB="0" distL="0" distR="0" wp14:anchorId="0544135A" wp14:editId="1FA71F6A">
+          <wp:inline distT="0" distB="0" distL="0" distR="0" wp14:anchorId="106AB771" wp14:editId="690C2E75">
             <wp:extent cx="5040000" cy="4500000"/>
             <wp:effectExtent l="0" t="0" r="0" b="0"/>
             <wp:docPr id="23" name="Picture 23"/>
@@ -16668,7 +16668,7 @@
         <w:pStyle w:val="Heading2"/>
         <w:spacing w:before="240" w:after="120"/>
       </w:pPr>
-      <w:bookmarkStart w:id="24" w:name="_Toc240301011"/>
+      <w:bookmarkStart w:id="24" w:name="_Toc240315070"/>
       <w:r>
         <w:rPr>
           <w:rFonts w:ascii="Times New Roman" w:eastAsia="黑体" w:hAnsi="Times New Roman"/>
@@ -16720,7 +16720,7 @@
         </w:rPr>
         <w:lastRenderedPageBreak/>
         <w:drawing>
-          <wp:inline distT="0" distB="0" distL="0" distR="0" wp14:anchorId="696CF66E" wp14:editId="1436BA66">
+          <wp:inline distT="0" distB="0" distL="0" distR="0" wp14:anchorId="135F387D" wp14:editId="4706E229">
             <wp:extent cx="5040000" cy="4500000"/>
             <wp:effectExtent l="0" t="0" r="0" b="0"/>
             <wp:docPr id="24" name="Picture 24"/>
@@ -16888,7 +16888,7 @@
         </w:rPr>
         <w:lastRenderedPageBreak/>
         <w:drawing>
-          <wp:inline distT="0" distB="0" distL="0" distR="0" wp14:anchorId="129985C4" wp14:editId="26AD7836">
+          <wp:inline distT="0" distB="0" distL="0" distR="0" wp14:anchorId="6E1F150F" wp14:editId="3977DC4E">
             <wp:extent cx="4200000" cy="4500000"/>
             <wp:effectExtent l="0" t="0" r="0" b="0"/>
             <wp:docPr id="25" name="Picture 25"/>
@@ -17080,7 +17080,7 @@
         </w:rPr>
         <w:lastRenderedPageBreak/>
         <w:drawing>
-          <wp:inline distT="0" distB="0" distL="0" distR="0" wp14:anchorId="67E97872" wp14:editId="02BE9C89">
+          <wp:inline distT="0" distB="0" distL="0" distR="0" wp14:anchorId="464B7FEA" wp14:editId="59771D35">
             <wp:extent cx="5580000" cy="3268881"/>
             <wp:effectExtent l="0" t="0" r="0" b="0"/>
             <wp:docPr id="26" name="Picture 26"/>
@@ -17259,7 +17259,7 @@
           <w:noProof/>
         </w:rPr>
         <w:drawing>
-          <wp:inline distT="0" distB="0" distL="0" distR="0" wp14:anchorId="6587F58E" wp14:editId="2BE434DC">
+          <wp:inline distT="0" distB="0" distL="0" distR="0" wp14:anchorId="49A854FE" wp14:editId="59D16CD6">
             <wp:extent cx="5580000" cy="3268881"/>
             <wp:effectExtent l="0" t="0" r="0" b="0"/>
             <wp:docPr id="27" name="Picture 27"/>
@@ -17439,7 +17439,7 @@
         </w:rPr>
         <w:lastRenderedPageBreak/>
         <w:drawing>
-          <wp:inline distT="0" distB="0" distL="0" distR="0" wp14:anchorId="6CCCB875" wp14:editId="04CD46DC">
+          <wp:inline distT="0" distB="0" distL="0" distR="0" wp14:anchorId="52494268" wp14:editId="5F856280">
             <wp:extent cx="5000407" cy="4500000"/>
             <wp:effectExtent l="0" t="0" r="0" b="0"/>
             <wp:docPr id="28" name="Picture 28"/>
@@ -17552,7 +17552,7 @@
         <w:pStyle w:val="Heading2"/>
         <w:spacing w:before="240" w:after="120"/>
       </w:pPr>
-      <w:bookmarkStart w:id="25" w:name="_Toc240301012"/>
+      <w:bookmarkStart w:id="25" w:name="_Toc240315071"/>
       <w:r>
         <w:rPr>
           <w:rFonts w:ascii="Times New Roman" w:eastAsia="黑体" w:hAnsi="Times New Roman"/>
@@ -17604,7 +17604,7 @@
         </w:rPr>
         <w:lastRenderedPageBreak/>
         <w:drawing>
-          <wp:inline distT="0" distB="0" distL="0" distR="0" wp14:anchorId="52241E31" wp14:editId="4EA72773">
+          <wp:inline distT="0" distB="0" distL="0" distR="0" wp14:anchorId="1B20B6B9" wp14:editId="510E921A">
             <wp:extent cx="5580000" cy="4330080"/>
             <wp:effectExtent l="0" t="0" r="0" b="0"/>
             <wp:docPr id="29" name="Picture 29"/>
@@ -17760,7 +17760,7 @@
         </w:rPr>
         <w:lastRenderedPageBreak/>
         <w:drawing>
-          <wp:inline distT="0" distB="0" distL="0" distR="0" wp14:anchorId="7DA144F5" wp14:editId="2EDF7792">
+          <wp:inline distT="0" distB="0" distL="0" distR="0" wp14:anchorId="3707C072" wp14:editId="3F6E9674">
             <wp:extent cx="5580000" cy="2749824"/>
             <wp:effectExtent l="0" t="0" r="0" b="0"/>
             <wp:docPr id="30" name="Picture 30"/>
@@ -17951,7 +17951,7 @@
           <w:noProof/>
         </w:rPr>
         <w:drawing>
-          <wp:inline distT="0" distB="0" distL="0" distR="0" wp14:anchorId="4DFAEC96" wp14:editId="2E531A73">
+          <wp:inline distT="0" distB="0" distL="0" distR="0" wp14:anchorId="108EAD18" wp14:editId="4C933A19">
             <wp:extent cx="5580000" cy="1392768"/>
             <wp:effectExtent l="0" t="0" r="0" b="0"/>
             <wp:docPr id="31" name="Picture 31"/>
@@ -18143,7 +18143,7 @@
         </w:rPr>
         <w:lastRenderedPageBreak/>
         <w:drawing>
-          <wp:inline distT="0" distB="0" distL="0" distR="0" wp14:anchorId="452A6D17" wp14:editId="07A7F7DB">
+          <wp:inline distT="0" distB="0" distL="0" distR="0" wp14:anchorId="4728BCC1" wp14:editId="00DE12A1">
             <wp:extent cx="5580000" cy="1964160"/>
             <wp:effectExtent l="0" t="0" r="0" b="0"/>
             <wp:docPr id="32" name="Picture 32"/>
@@ -18352,7 +18352,7 @@
           <w:noProof/>
         </w:rPr>
         <w:drawing>
-          <wp:inline distT="0" distB="0" distL="0" distR="0" wp14:anchorId="51DC40A2" wp14:editId="09A869E9">
+          <wp:inline distT="0" distB="0" distL="0" distR="0" wp14:anchorId="627D6E26" wp14:editId="00F78279">
             <wp:extent cx="5580000" cy="892800"/>
             <wp:effectExtent l="0" t="0" r="0" b="0"/>
             <wp:docPr id="33" name="Picture 33"/>
@@ -18567,7 +18567,7 @@
           <w:noProof/>
         </w:rPr>
         <w:drawing>
-          <wp:inline distT="0" distB="0" distL="0" distR="0" wp14:anchorId="1CF3C811" wp14:editId="4F4F0566">
+          <wp:inline distT="0" distB="0" distL="0" distR="0" wp14:anchorId="325512A8" wp14:editId="04B98171">
             <wp:extent cx="5580000" cy="1964160"/>
             <wp:effectExtent l="0" t="0" r="0" b="0"/>
             <wp:docPr id="34" name="Picture 34"/>
@@ -18789,7 +18789,7 @@
         </w:rPr>
         <w:lastRenderedPageBreak/>
         <w:drawing>
-          <wp:inline distT="0" distB="0" distL="0" distR="0" wp14:anchorId="258EF000" wp14:editId="7799F096">
+          <wp:inline distT="0" distB="0" distL="0" distR="0" wp14:anchorId="5BA772D3" wp14:editId="41ECF5A3">
             <wp:extent cx="5580000" cy="3821184"/>
             <wp:effectExtent l="0" t="0" r="0" b="0"/>
             <wp:docPr id="35" name="Picture 35"/>
@@ -18956,7 +18956,7 @@
           <w:noProof/>
         </w:rPr>
         <w:drawing>
-          <wp:inline distT="0" distB="0" distL="0" distR="0" wp14:anchorId="67AF9A5C" wp14:editId="56C19C9A">
+          <wp:inline distT="0" distB="0" distL="0" distR="0" wp14:anchorId="3A983C71" wp14:editId="7D5386CD">
             <wp:extent cx="5580000" cy="464256"/>
             <wp:effectExtent l="0" t="0" r="0" b="0"/>
             <wp:docPr id="36" name="Picture 36"/>
@@ -19117,7 +19117,7 @@
           <w:noProof/>
         </w:rPr>
         <w:drawing>
-          <wp:inline distT="0" distB="0" distL="0" distR="0" wp14:anchorId="5CA1B056" wp14:editId="41F6BEC4">
+          <wp:inline distT="0" distB="0" distL="0" distR="0" wp14:anchorId="086758D1" wp14:editId="7FC70497">
             <wp:extent cx="5580000" cy="535680"/>
             <wp:effectExtent l="0" t="0" r="0" b="0"/>
             <wp:docPr id="37" name="Picture 37"/>
@@ -19285,7 +19285,7 @@
         </w:rPr>
         <w:lastRenderedPageBreak/>
         <w:drawing>
-          <wp:inline distT="0" distB="0" distL="0" distR="0" wp14:anchorId="320131C8" wp14:editId="72DF918E">
+          <wp:inline distT="0" distB="0" distL="0" distR="0" wp14:anchorId="11081DAD" wp14:editId="7F674365">
             <wp:extent cx="5580000" cy="892800"/>
             <wp:effectExtent l="0" t="0" r="0" b="0"/>
             <wp:docPr id="38" name="Picture 38"/>
@@ -19476,7 +19476,7 @@
           <w:noProof/>
         </w:rPr>
         <w:drawing>
-          <wp:inline distT="0" distB="0" distL="0" distR="0" wp14:anchorId="05DFF4DE" wp14:editId="7BC19AEC">
+          <wp:inline distT="0" distB="0" distL="0" distR="0" wp14:anchorId="379179D2" wp14:editId="62FB3824">
             <wp:extent cx="5580000" cy="535680"/>
             <wp:effectExtent l="0" t="0" r="0" b="0"/>
             <wp:docPr id="39" name="Picture 39"/>
@@ -19709,7 +19709,7 @@
           <w:noProof/>
         </w:rPr>
         <w:drawing>
-          <wp:inline distT="0" distB="0" distL="0" distR="0" wp14:anchorId="4D614B5E" wp14:editId="289523E6">
+          <wp:inline distT="0" distB="0" distL="0" distR="0" wp14:anchorId="5AA5A886" wp14:editId="203F08A7">
             <wp:extent cx="5580000" cy="607104"/>
             <wp:effectExtent l="0" t="0" r="0" b="0"/>
             <wp:docPr id="40" name="Picture 40"/>
@@ -19912,7 +19912,7 @@
           <w:noProof/>
         </w:rPr>
         <w:drawing>
-          <wp:inline distT="0" distB="0" distL="0" distR="0" wp14:anchorId="7C8F04B8" wp14:editId="15B502B4">
+          <wp:inline distT="0" distB="0" distL="0" distR="0" wp14:anchorId="2D3BBEB1" wp14:editId="680F65D7">
             <wp:extent cx="5580000" cy="464256"/>
             <wp:effectExtent l="0" t="0" r="0" b="0"/>
             <wp:docPr id="41" name="Picture 41"/>
@@ -20103,7 +20103,7 @@
           <w:noProof/>
         </w:rPr>
         <w:drawing>
-          <wp:inline distT="0" distB="0" distL="0" distR="0" wp14:anchorId="5C35709B" wp14:editId="092DD383">
+          <wp:inline distT="0" distB="0" distL="0" distR="0" wp14:anchorId="31C2C545" wp14:editId="1816AB94">
             <wp:extent cx="5580000" cy="535680"/>
             <wp:effectExtent l="0" t="0" r="0" b="0"/>
             <wp:docPr id="42" name="Picture 42"/>
@@ -20295,7 +20295,7 @@
         </w:rPr>
         <w:lastRenderedPageBreak/>
         <w:drawing>
-          <wp:inline distT="0" distB="0" distL="0" distR="0" wp14:anchorId="3E17FCF7" wp14:editId="3950684C">
+          <wp:inline distT="0" distB="0" distL="0" distR="0" wp14:anchorId="38C1197E" wp14:editId="62FBD09C">
             <wp:extent cx="5580000" cy="535680"/>
             <wp:effectExtent l="0" t="0" r="0" b="0"/>
             <wp:docPr id="43" name="Picture 43"/>
@@ -20462,7 +20462,7 @@
           <w:noProof/>
         </w:rPr>
         <w:drawing>
-          <wp:inline distT="0" distB="0" distL="0" distR="0" wp14:anchorId="5CBDF9E8" wp14:editId="7F29325D">
+          <wp:inline distT="0" distB="0" distL="0" distR="0" wp14:anchorId="717EE8B4" wp14:editId="2CB24125">
             <wp:extent cx="5580000" cy="535680"/>
             <wp:effectExtent l="0" t="0" r="0" b="0"/>
             <wp:docPr id="44" name="Picture 44"/>
@@ -20641,7 +20641,7 @@
           <w:noProof/>
         </w:rPr>
         <w:drawing>
-          <wp:inline distT="0" distB="0" distL="0" distR="0" wp14:anchorId="6A7E0801" wp14:editId="0005EFB3">
+          <wp:inline distT="0" distB="0" distL="0" distR="0" wp14:anchorId="4D79F6BE" wp14:editId="5AFBA9BE">
             <wp:extent cx="5580000" cy="749952"/>
             <wp:effectExtent l="0" t="0" r="0" b="0"/>
             <wp:docPr id="45" name="Picture 45"/>
@@ -20832,7 +20832,7 @@
           <w:noProof/>
         </w:rPr>
         <w:drawing>
-          <wp:inline distT="0" distB="0" distL="0" distR="0" wp14:anchorId="7EC957A0" wp14:editId="0D339EC6">
+          <wp:inline distT="0" distB="0" distL="0" distR="0" wp14:anchorId="03ABCC3F" wp14:editId="70C747C7">
             <wp:extent cx="5580000" cy="535680"/>
             <wp:effectExtent l="0" t="0" r="0" b="0"/>
             <wp:docPr id="46" name="Picture 46"/>
@@ -21005,7 +21005,7 @@
           <w:noProof/>
         </w:rPr>
         <w:drawing>
-          <wp:inline distT="0" distB="0" distL="0" distR="0" wp14:anchorId="105EC6C2" wp14:editId="1EFBB621">
+          <wp:inline distT="0" distB="0" distL="0" distR="0" wp14:anchorId="281994A8" wp14:editId="7868B224">
             <wp:extent cx="5580000" cy="678528"/>
             <wp:effectExtent l="0" t="0" r="0" b="0"/>
             <wp:docPr id="47" name="Picture 47"/>
@@ -21197,7 +21197,7 @@
         </w:rPr>
         <w:lastRenderedPageBreak/>
         <w:drawing>
-          <wp:inline distT="0" distB="0" distL="0" distR="0" wp14:anchorId="3986C590" wp14:editId="0255FA49">
+          <wp:inline distT="0" distB="0" distL="0" distR="0" wp14:anchorId="6387095C" wp14:editId="4E7EF90B">
             <wp:extent cx="5580000" cy="749952"/>
             <wp:effectExtent l="0" t="0" r="0" b="0"/>
             <wp:docPr id="48" name="Picture 48"/>
@@ -21400,7 +21400,7 @@
           <w:noProof/>
         </w:rPr>
         <w:drawing>
-          <wp:inline distT="0" distB="0" distL="0" distR="0" wp14:anchorId="376F753F" wp14:editId="49F1CA9B">
+          <wp:inline distT="0" distB="0" distL="0" distR="0" wp14:anchorId="7825070A" wp14:editId="3F8C07FD">
             <wp:extent cx="5580000" cy="535680"/>
             <wp:effectExtent l="0" t="0" r="0" b="0"/>
             <wp:docPr id="49" name="Picture 49"/>
@@ -21579,7 +21579,7 @@
           <w:noProof/>
         </w:rPr>
         <w:drawing>
-          <wp:inline distT="0" distB="0" distL="0" distR="0" wp14:anchorId="5BF6692F" wp14:editId="172E17DA">
+          <wp:inline distT="0" distB="0" distL="0" distR="0" wp14:anchorId="7A1B4A66" wp14:editId="040234ED">
             <wp:extent cx="5580000" cy="749952"/>
             <wp:effectExtent l="0" t="0" r="0" b="0"/>
             <wp:docPr id="50" name="Picture 50"/>
@@ -22119,31 +22119,31 @@
       </w:rPr>
     </w:lvl>
   </w:abstractNum>
-  <w:num w:numId="1" w16cid:durableId="801465879">
+  <w:num w:numId="1" w16cid:durableId="604534378">
     <w:abstractNumId w:val="8"/>
   </w:num>
-  <w:num w:numId="2" w16cid:durableId="558788163">
+  <w:num w:numId="2" w16cid:durableId="1487277726">
     <w:abstractNumId w:val="6"/>
   </w:num>
-  <w:num w:numId="3" w16cid:durableId="1847861335">
+  <w:num w:numId="3" w16cid:durableId="1061640743">
     <w:abstractNumId w:val="5"/>
   </w:num>
-  <w:num w:numId="4" w16cid:durableId="1087656175">
+  <w:num w:numId="4" w16cid:durableId="1986081591">
     <w:abstractNumId w:val="4"/>
   </w:num>
-  <w:num w:numId="5" w16cid:durableId="435297062">
+  <w:num w:numId="5" w16cid:durableId="1360475860">
     <w:abstractNumId w:val="7"/>
   </w:num>
-  <w:num w:numId="6" w16cid:durableId="1805931154">
+  <w:num w:numId="6" w16cid:durableId="1255674517">
     <w:abstractNumId w:val="3"/>
   </w:num>
-  <w:num w:numId="7" w16cid:durableId="989750671">
+  <w:num w:numId="7" w16cid:durableId="970984542">
     <w:abstractNumId w:val="2"/>
   </w:num>
-  <w:num w:numId="8" w16cid:durableId="969748221">
+  <w:num w:numId="8" w16cid:durableId="1596816299">
     <w:abstractNumId w:val="1"/>
   </w:num>
-  <w:num w:numId="9" w16cid:durableId="1811942009">
+  <w:num w:numId="9" w16cid:durableId="2110735611">
     <w:abstractNumId w:val="0"/>
   </w:num>
 </w:numbering>
@@ -33559,7 +33559,7 @@
     <w:basedOn w:val="DefaultParagraphFont"/>
     <w:uiPriority w:val="99"/>
     <w:unhideWhenUsed/>
-    <w:rsid w:val="000B621F"/>
+    <w:rsid w:val="00D07A84"/>
     <w:rPr>
       <w:color w:val="0000FF" w:themeColor="hyperlink"/>
       <w:u w:val="single"/>

--- a/checklist_tool/指导书与核查工具交叉验证报告.docx
+++ b/checklist_tool/指导书与核查工具交叉验证报告.docx
@@ -3,7 +3,52 @@
 <w:document xmlns:wpc="http://schemas.microsoft.com/office/word/2010/wordprocessingCanvas" xmlns:cx="http://schemas.microsoft.com/office/drawing/2014/chartex" xmlns:cx1="http://schemas.microsoft.com/office/drawing/2015/9/8/chartex" xmlns:cx2="http://schemas.microsoft.com/office/drawing/2015/10/21/chartex" xmlns:cx3="http://schemas.microsoft.com/office/drawing/2016/5/9/chartex" xmlns:cx4="http://schemas.microsoft.com/office/drawing/2016/5/10/chartex" xmlns:cx5="http://schemas.microsoft.com/office/drawing/2016/5/11/chartex" xmlns:cx6="http://schemas.microsoft.com/office/drawing/2016/5/12/chartex" xmlns:cx7="http://schemas.microsoft.com/office/drawing/2016/5/13/chartex" xmlns:cx8="http://schemas.microsoft.com/office/drawing/2016/5/14/chartex" xmlns:mc="http://schemas.openxmlformats.org/markup-compatibility/2006" xmlns:aink="http://schemas.microsoft.com/office/drawing/2016/ink" xmlns:am3d="http://schemas.microsoft.com/office/drawing/2017/model3d" xmlns:o="urn:schemas-microsoft-com:office:office" xmlns:oel="http://schemas.microsoft.com/office/2019/extlst" xmlns:r="http://schemas.openxmlformats.org/officeDocument/2006/relationships" xmlns:m="http://schemas.openxmlformats.org/officeDocument/2006/math" xmlns:v="urn:schemas-microsoft-com:vml" xmlns:wp14="http://schemas.microsoft.com/office/word/2010/wordprocessingDrawing" xmlns:wp="http://schemas.openxmlformats.org/drawingml/2006/wordprocessingDrawing" xmlns:w10="urn:schemas-microsoft-com:office:word" xmlns:w="http://schemas.openxmlformats.org/wordprocessingml/2006/main" xmlns:w14="http://schemas.microsoft.com/office/word/2010/wordml" xmlns:w15="http://schemas.microsoft.com/office/word/2012/wordml" xmlns:w16cex="http://schemas.microsoft.com/office/word/2018/wordml/cex" xmlns:w16cid="http://schemas.microsoft.com/office/word/2016/wordml/cid" xmlns:w16="http://schemas.microsoft.com/office/word/2018/wordml" xmlns:w16du="http://schemas.microsoft.com/office/word/2023/wordml/word16du" xmlns:w16sdtdh="http://schemas.microsoft.com/office/word/2020/wordml/sdtdatahash" xmlns:w16sdtfl="http://schemas.microsoft.com/office/word/2024/wordml/sdtformatlock" xmlns:w16se="http://schemas.microsoft.com/office/word/2015/wordml/symex" xmlns:wpg="http://schemas.microsoft.com/office/word/2010/wordprocessingGroup" xmlns:wpi="http://schemas.microsoft.com/office/word/2010/wordprocessingInk" xmlns:wne="http://schemas.microsoft.com/office/word/2006/wordml" xmlns:wps="http://schemas.microsoft.com/office/word/2010/wordprocessingShape" mc:Ignorable="w14 w15 w16se w16cid w16 w16cex w16sdtdh w16sdtfl w16du wp14">
   <w:body>
     <w:p/>
-    <w:p/>
+    <w:p>
+      <w:pPr>
+        <w:spacing w:after="360"/>
+        <w:jc w:val="center"/>
+      </w:pPr>
+      <w:r>
+        <w:rPr>
+          <w:noProof/>
+        </w:rPr>
+        <w:drawing>
+          <wp:inline distT="0" distB="0" distL="0" distR="0" wp14:anchorId="07124F14" wp14:editId="64705D0C">
+            <wp:extent cx="1260000" cy="1260000"/>
+            <wp:effectExtent l="0" t="0" r="0" b="0"/>
+            <wp:docPr id="1" name="Picture 1"/>
+            <wp:cNvGraphicFramePr>
+              <a:graphicFrameLocks xmlns:a="http://schemas.openxmlformats.org/drawingml/2006/main" noChangeAspect="1"/>
+            </wp:cNvGraphicFramePr>
+            <a:graphic xmlns:a="http://schemas.openxmlformats.org/drawingml/2006/main">
+              <a:graphicData uri="http://schemas.openxmlformats.org/drawingml/2006/picture">
+                <pic:pic xmlns:pic="http://schemas.openxmlformats.org/drawingml/2006/picture">
+                  <pic:nvPicPr>
+                    <pic:cNvPr id="0" name="npu_badge.png"/>
+                    <pic:cNvPicPr/>
+                  </pic:nvPicPr>
+                  <pic:blipFill>
+                    <a:blip r:embed="rId8"/>
+                    <a:stretch>
+                      <a:fillRect/>
+                    </a:stretch>
+                  </pic:blipFill>
+                  <pic:spPr>
+                    <a:xfrm>
+                      <a:off x="0" y="0"/>
+                      <a:ext cx="1260000" cy="1260000"/>
+                    </a:xfrm>
+                    <a:prstGeom prst="rect">
+                      <a:avLst/>
+                    </a:prstGeom>
+                  </pic:spPr>
+                </pic:pic>
+              </a:graphicData>
+            </a:graphic>
+          </wp:inline>
+        </w:drawing>
+      </w:r>
+    </w:p>
     <w:p/>
     <w:p>
       <w:pPr>
@@ -151,7 +196,7 @@
       <w:r>
         <w:fldChar w:fldCharType="separate"/>
       </w:r>
-      <w:hyperlink w:anchor="_Toc240315046" w:history="1">
+      <w:hyperlink w:anchor="_Toc240315340" w:history="1">
         <w:r>
           <w:rPr>
             <w:rStyle w:val="Hyperlink"/>
@@ -187,7 +232,7 @@
             <w:noProof/>
             <w:webHidden/>
           </w:rPr>
-          <w:instrText xml:space="preserve"> PAGEREF _Toc240315046 \h </w:instrText>
+          <w:instrText xml:space="preserve"> PAGEREF _Toc240315340 \h </w:instrText>
         </w:r>
         <w:r>
           <w:rPr>
@@ -232,7 +277,7 @@
           <w14:ligatures w14:val="standardContextual"/>
         </w:rPr>
       </w:pPr>
-      <w:hyperlink w:anchor="_Toc240315047" w:history="1">
+      <w:hyperlink w:anchor="_Toc240315341" w:history="1">
         <w:r>
           <w:rPr>
             <w:rStyle w:val="Hyperlink"/>
@@ -268,7 +313,7 @@
             <w:noProof/>
             <w:webHidden/>
           </w:rPr>
-          <w:instrText xml:space="preserve"> PAGEREF _Toc240315047 \h </w:instrText>
+          <w:instrText xml:space="preserve"> PAGEREF _Toc240315341 \h </w:instrText>
         </w:r>
         <w:r>
           <w:rPr>
@@ -313,7 +358,7 @@
           <w14:ligatures w14:val="standardContextual"/>
         </w:rPr>
       </w:pPr>
-      <w:hyperlink w:anchor="_Toc240315048" w:history="1">
+      <w:hyperlink w:anchor="_Toc240315342" w:history="1">
         <w:r>
           <w:rPr>
             <w:rStyle w:val="Hyperlink"/>
@@ -349,7 +394,7 @@
             <w:noProof/>
             <w:webHidden/>
           </w:rPr>
-          <w:instrText xml:space="preserve"> PAGEREF _Toc240315048 \h </w:instrText>
+          <w:instrText xml:space="preserve"> PAGEREF _Toc240315342 \h </w:instrText>
         </w:r>
         <w:r>
           <w:rPr>
@@ -394,7 +439,7 @@
           <w14:ligatures w14:val="standardContextual"/>
         </w:rPr>
       </w:pPr>
-      <w:hyperlink w:anchor="_Toc240315049" w:history="1">
+      <w:hyperlink w:anchor="_Toc240315343" w:history="1">
         <w:r>
           <w:rPr>
             <w:rStyle w:val="Hyperlink"/>
@@ -430,7 +475,7 @@
             <w:noProof/>
             <w:webHidden/>
           </w:rPr>
-          <w:instrText xml:space="preserve"> PAGEREF _Toc240315049 \h </w:instrText>
+          <w:instrText xml:space="preserve"> PAGEREF _Toc240315343 \h </w:instrText>
         </w:r>
         <w:r>
           <w:rPr>
@@ -475,7 +520,7 @@
           <w14:ligatures w14:val="standardContextual"/>
         </w:rPr>
       </w:pPr>
-      <w:hyperlink w:anchor="_Toc240315050" w:history="1">
+      <w:hyperlink w:anchor="_Toc240315344" w:history="1">
         <w:r>
           <w:rPr>
             <w:rStyle w:val="Hyperlink"/>
@@ -511,7 +556,7 @@
             <w:noProof/>
             <w:webHidden/>
           </w:rPr>
-          <w:instrText xml:space="preserve"> PAGEREF _Toc240315050 \h </w:instrText>
+          <w:instrText xml:space="preserve"> PAGEREF _Toc240315344 \h </w:instrText>
         </w:r>
         <w:r>
           <w:rPr>
@@ -556,7 +601,7 @@
           <w14:ligatures w14:val="standardContextual"/>
         </w:rPr>
       </w:pPr>
-      <w:hyperlink w:anchor="_Toc240315051" w:history="1">
+      <w:hyperlink w:anchor="_Toc240315345" w:history="1">
         <w:r>
           <w:rPr>
             <w:rStyle w:val="Hyperlink"/>
@@ -592,7 +637,7 @@
             <w:noProof/>
             <w:webHidden/>
           </w:rPr>
-          <w:instrText xml:space="preserve"> PAGEREF _Toc240315051 \h </w:instrText>
+          <w:instrText xml:space="preserve"> PAGEREF _Toc240315345 \h </w:instrText>
         </w:r>
         <w:r>
           <w:rPr>
@@ -637,7 +682,7 @@
           <w14:ligatures w14:val="standardContextual"/>
         </w:rPr>
       </w:pPr>
-      <w:hyperlink w:anchor="_Toc240315052" w:history="1">
+      <w:hyperlink w:anchor="_Toc240315346" w:history="1">
         <w:r>
           <w:rPr>
             <w:rStyle w:val="Hyperlink"/>
@@ -673,7 +718,7 @@
             <w:noProof/>
             <w:webHidden/>
           </w:rPr>
-          <w:instrText xml:space="preserve"> PAGEREF _Toc240315052 \h </w:instrText>
+          <w:instrText xml:space="preserve"> PAGEREF _Toc240315346 \h </w:instrText>
         </w:r>
         <w:r>
           <w:rPr>
@@ -718,7 +763,7 @@
           <w14:ligatures w14:val="standardContextual"/>
         </w:rPr>
       </w:pPr>
-      <w:hyperlink w:anchor="_Toc240315053" w:history="1">
+      <w:hyperlink w:anchor="_Toc240315347" w:history="1">
         <w:r>
           <w:rPr>
             <w:rStyle w:val="Hyperlink"/>
@@ -754,7 +799,7 @@
             <w:noProof/>
             <w:webHidden/>
           </w:rPr>
-          <w:instrText xml:space="preserve"> PAGEREF _Toc240315053 \h </w:instrText>
+          <w:instrText xml:space="preserve"> PAGEREF _Toc240315347 \h </w:instrText>
         </w:r>
         <w:r>
           <w:rPr>
@@ -799,7 +844,7 @@
           <w14:ligatures w14:val="standardContextual"/>
         </w:rPr>
       </w:pPr>
-      <w:hyperlink w:anchor="_Toc240315054" w:history="1">
+      <w:hyperlink w:anchor="_Toc240315348" w:history="1">
         <w:r>
           <w:rPr>
             <w:rStyle w:val="Hyperlink"/>
@@ -835,7 +880,7 @@
             <w:noProof/>
             <w:webHidden/>
           </w:rPr>
-          <w:instrText xml:space="preserve"> PAGEREF _Toc240315054 \h </w:instrText>
+          <w:instrText xml:space="preserve"> PAGEREF _Toc240315348 \h </w:instrText>
         </w:r>
         <w:r>
           <w:rPr>
@@ -880,7 +925,7 @@
           <w14:ligatures w14:val="standardContextual"/>
         </w:rPr>
       </w:pPr>
-      <w:hyperlink w:anchor="_Toc240315055" w:history="1">
+      <w:hyperlink w:anchor="_Toc240315349" w:history="1">
         <w:r>
           <w:rPr>
             <w:rStyle w:val="Hyperlink"/>
@@ -916,7 +961,7 @@
             <w:noProof/>
             <w:webHidden/>
           </w:rPr>
-          <w:instrText xml:space="preserve"> PAGEREF _Toc240315055 \h </w:instrText>
+          <w:instrText xml:space="preserve"> PAGEREF _Toc240315349 \h </w:instrText>
         </w:r>
         <w:r>
           <w:rPr>
@@ -961,7 +1006,7 @@
           <w14:ligatures w14:val="standardContextual"/>
         </w:rPr>
       </w:pPr>
-      <w:hyperlink w:anchor="_Toc240315056" w:history="1">
+      <w:hyperlink w:anchor="_Toc240315350" w:history="1">
         <w:r>
           <w:rPr>
             <w:rStyle w:val="Hyperlink"/>
@@ -997,7 +1042,7 @@
             <w:noProof/>
             <w:webHidden/>
           </w:rPr>
-          <w:instrText xml:space="preserve"> PAGEREF _Toc240315056 \h </w:instrText>
+          <w:instrText xml:space="preserve"> PAGEREF _Toc240315350 \h </w:instrText>
         </w:r>
         <w:r>
           <w:rPr>
@@ -1042,7 +1087,7 @@
           <w14:ligatures w14:val="standardContextual"/>
         </w:rPr>
       </w:pPr>
-      <w:hyperlink w:anchor="_Toc240315057" w:history="1">
+      <w:hyperlink w:anchor="_Toc240315351" w:history="1">
         <w:r>
           <w:rPr>
             <w:rStyle w:val="Hyperlink"/>
@@ -1078,7 +1123,7 @@
             <w:noProof/>
             <w:webHidden/>
           </w:rPr>
-          <w:instrText xml:space="preserve"> PAGEREF _Toc240315057 \h </w:instrText>
+          <w:instrText xml:space="preserve"> PAGEREF _Toc240315351 \h </w:instrText>
         </w:r>
         <w:r>
           <w:rPr>
@@ -1123,7 +1168,7 @@
           <w14:ligatures w14:val="standardContextual"/>
         </w:rPr>
       </w:pPr>
-      <w:hyperlink w:anchor="_Toc240315058" w:history="1">
+      <w:hyperlink w:anchor="_Toc240315352" w:history="1">
         <w:r>
           <w:rPr>
             <w:rStyle w:val="Hyperlink"/>
@@ -1159,7 +1204,7 @@
             <w:noProof/>
             <w:webHidden/>
           </w:rPr>
-          <w:instrText xml:space="preserve"> PAGEREF _Toc240315058 \h </w:instrText>
+          <w:instrText xml:space="preserve"> PAGEREF _Toc240315352 \h </w:instrText>
         </w:r>
         <w:r>
           <w:rPr>
@@ -1204,7 +1249,7 @@
           <w14:ligatures w14:val="standardContextual"/>
         </w:rPr>
       </w:pPr>
-      <w:hyperlink w:anchor="_Toc240315059" w:history="1">
+      <w:hyperlink w:anchor="_Toc240315353" w:history="1">
         <w:r>
           <w:rPr>
             <w:rStyle w:val="Hyperlink"/>
@@ -1240,7 +1285,7 @@
             <w:noProof/>
             <w:webHidden/>
           </w:rPr>
-          <w:instrText xml:space="preserve"> PAGEREF _Toc240315059 \h </w:instrText>
+          <w:instrText xml:space="preserve"> PAGEREF _Toc240315353 \h </w:instrText>
         </w:r>
         <w:r>
           <w:rPr>
@@ -1285,7 +1330,7 @@
           <w14:ligatures w14:val="standardContextual"/>
         </w:rPr>
       </w:pPr>
-      <w:hyperlink w:anchor="_Toc240315060" w:history="1">
+      <w:hyperlink w:anchor="_Toc240315354" w:history="1">
         <w:r>
           <w:rPr>
             <w:rStyle w:val="Hyperlink"/>
@@ -1321,7 +1366,7 @@
             <w:noProof/>
             <w:webHidden/>
           </w:rPr>
-          <w:instrText xml:space="preserve"> PAGEREF _Toc240315060 \h </w:instrText>
+          <w:instrText xml:space="preserve"> PAGEREF _Toc240315354 \h </w:instrText>
         </w:r>
         <w:r>
           <w:rPr>
@@ -1366,7 +1411,7 @@
           <w14:ligatures w14:val="standardContextual"/>
         </w:rPr>
       </w:pPr>
-      <w:hyperlink w:anchor="_Toc240315061" w:history="1">
+      <w:hyperlink w:anchor="_Toc240315355" w:history="1">
         <w:r>
           <w:rPr>
             <w:rStyle w:val="Hyperlink"/>
@@ -1402,7 +1447,7 @@
             <w:noProof/>
             <w:webHidden/>
           </w:rPr>
-          <w:instrText xml:space="preserve"> PAGEREF _Toc240315061 \h </w:instrText>
+          <w:instrText xml:space="preserve"> PAGEREF _Toc240315355 \h </w:instrText>
         </w:r>
         <w:r>
           <w:rPr>
@@ -1447,7 +1492,7 @@
           <w14:ligatures w14:val="standardContextual"/>
         </w:rPr>
       </w:pPr>
-      <w:hyperlink w:anchor="_Toc240315062" w:history="1">
+      <w:hyperlink w:anchor="_Toc240315356" w:history="1">
         <w:r>
           <w:rPr>
             <w:rStyle w:val="Hyperlink"/>
@@ -1483,7 +1528,7 @@
             <w:noProof/>
             <w:webHidden/>
           </w:rPr>
-          <w:instrText xml:space="preserve"> PAGEREF _Toc240315062 \h </w:instrText>
+          <w:instrText xml:space="preserve"> PAGEREF _Toc240315356 \h </w:instrText>
         </w:r>
         <w:r>
           <w:rPr>
@@ -1528,7 +1573,7 @@
           <w14:ligatures w14:val="standardContextual"/>
         </w:rPr>
       </w:pPr>
-      <w:hyperlink w:anchor="_Toc240315063" w:history="1">
+      <w:hyperlink w:anchor="_Toc240315357" w:history="1">
         <w:r>
           <w:rPr>
             <w:rStyle w:val="Hyperlink"/>
@@ -1564,7 +1609,7 @@
             <w:noProof/>
             <w:webHidden/>
           </w:rPr>
-          <w:instrText xml:space="preserve"> PAGEREF _Toc240315063 \h </w:instrText>
+          <w:instrText xml:space="preserve"> PAGEREF _Toc240315357 \h </w:instrText>
         </w:r>
         <w:r>
           <w:rPr>
@@ -1609,7 +1654,7 @@
           <w14:ligatures w14:val="standardContextual"/>
         </w:rPr>
       </w:pPr>
-      <w:hyperlink w:anchor="_Toc240315064" w:history="1">
+      <w:hyperlink w:anchor="_Toc240315358" w:history="1">
         <w:r>
           <w:rPr>
             <w:rStyle w:val="Hyperlink"/>
@@ -1645,7 +1690,7 @@
             <w:noProof/>
             <w:webHidden/>
           </w:rPr>
-          <w:instrText xml:space="preserve"> PAGEREF _Toc240315064 \h </w:instrText>
+          <w:instrText xml:space="preserve"> PAGEREF _Toc240315358 \h </w:instrText>
         </w:r>
         <w:r>
           <w:rPr>
@@ -1690,7 +1735,7 @@
           <w14:ligatures w14:val="standardContextual"/>
         </w:rPr>
       </w:pPr>
-      <w:hyperlink w:anchor="_Toc240315065" w:history="1">
+      <w:hyperlink w:anchor="_Toc240315359" w:history="1">
         <w:r>
           <w:rPr>
             <w:rStyle w:val="Hyperlink"/>
@@ -1726,7 +1771,7 @@
             <w:noProof/>
             <w:webHidden/>
           </w:rPr>
-          <w:instrText xml:space="preserve"> PAGEREF _Toc240315065 \h </w:instrText>
+          <w:instrText xml:space="preserve"> PAGEREF _Toc240315359 \h </w:instrText>
         </w:r>
         <w:r>
           <w:rPr>
@@ -1771,7 +1816,7 @@
           <w14:ligatures w14:val="standardContextual"/>
         </w:rPr>
       </w:pPr>
-      <w:hyperlink w:anchor="_Toc240315066" w:history="1">
+      <w:hyperlink w:anchor="_Toc240315360" w:history="1">
         <w:r>
           <w:rPr>
             <w:rStyle w:val="Hyperlink"/>
@@ -1807,7 +1852,7 @@
             <w:noProof/>
             <w:webHidden/>
           </w:rPr>
-          <w:instrText xml:space="preserve"> PAGEREF _Toc240315066 \h </w:instrText>
+          <w:instrText xml:space="preserve"> PAGEREF _Toc240315360 \h </w:instrText>
         </w:r>
         <w:r>
           <w:rPr>
@@ -1852,7 +1897,7 @@
           <w14:ligatures w14:val="standardContextual"/>
         </w:rPr>
       </w:pPr>
-      <w:hyperlink w:anchor="_Toc240315067" w:history="1">
+      <w:hyperlink w:anchor="_Toc240315361" w:history="1">
         <w:r>
           <w:rPr>
             <w:rStyle w:val="Hyperlink"/>
@@ -1888,7 +1933,7 @@
             <w:noProof/>
             <w:webHidden/>
           </w:rPr>
-          <w:instrText xml:space="preserve"> PAGEREF _Toc240315067 \h </w:instrText>
+          <w:instrText xml:space="preserve"> PAGEREF _Toc240315361 \h </w:instrText>
         </w:r>
         <w:r>
           <w:rPr>
@@ -1933,7 +1978,7 @@
           <w14:ligatures w14:val="standardContextual"/>
         </w:rPr>
       </w:pPr>
-      <w:hyperlink w:anchor="_Toc240315068" w:history="1">
+      <w:hyperlink w:anchor="_Toc240315362" w:history="1">
         <w:r>
           <w:rPr>
             <w:rStyle w:val="Hyperlink"/>
@@ -1969,7 +2014,7 @@
             <w:noProof/>
             <w:webHidden/>
           </w:rPr>
-          <w:instrText xml:space="preserve"> PAGEREF _Toc240315068 \h </w:instrText>
+          <w:instrText xml:space="preserve"> PAGEREF _Toc240315362 \h </w:instrText>
         </w:r>
         <w:r>
           <w:rPr>
@@ -2014,7 +2059,7 @@
           <w14:ligatures w14:val="standardContextual"/>
         </w:rPr>
       </w:pPr>
-      <w:hyperlink w:anchor="_Toc240315069" w:history="1">
+      <w:hyperlink w:anchor="_Toc240315363" w:history="1">
         <w:r>
           <w:rPr>
             <w:rStyle w:val="Hyperlink"/>
@@ -2050,7 +2095,7 @@
             <w:noProof/>
             <w:webHidden/>
           </w:rPr>
-          <w:instrText xml:space="preserve"> PAGEREF _Toc240315069 \h </w:instrText>
+          <w:instrText xml:space="preserve"> PAGEREF _Toc240315363 \h </w:instrText>
         </w:r>
         <w:r>
           <w:rPr>
@@ -2095,7 +2140,7 @@
           <w14:ligatures w14:val="standardContextual"/>
         </w:rPr>
       </w:pPr>
-      <w:hyperlink w:anchor="_Toc240315070" w:history="1">
+      <w:hyperlink w:anchor="_Toc240315364" w:history="1">
         <w:r>
           <w:rPr>
             <w:rStyle w:val="Hyperlink"/>
@@ -2131,7 +2176,7 @@
             <w:noProof/>
             <w:webHidden/>
           </w:rPr>
-          <w:instrText xml:space="preserve"> PAGEREF _Toc240315070 \h </w:instrText>
+          <w:instrText xml:space="preserve"> PAGEREF _Toc240315364 \h </w:instrText>
         </w:r>
         <w:r>
           <w:rPr>
@@ -2176,7 +2221,7 @@
           <w14:ligatures w14:val="standardContextual"/>
         </w:rPr>
       </w:pPr>
-      <w:hyperlink w:anchor="_Toc240315071" w:history="1">
+      <w:hyperlink w:anchor="_Toc240315365" w:history="1">
         <w:r>
           <w:rPr>
             <w:rStyle w:val="Hyperlink"/>
@@ -2212,7 +2257,7 @@
             <w:noProof/>
             <w:webHidden/>
           </w:rPr>
-          <w:instrText xml:space="preserve"> PAGEREF _Toc240315071 \h </w:instrText>
+          <w:instrText xml:space="preserve"> PAGEREF _Toc240315365 \h </w:instrText>
         </w:r>
         <w:r>
           <w:rPr>
@@ -2251,8 +2296,8 @@
     <w:p>
       <w:pPr>
         <w:sectPr>
-          <w:headerReference w:type="default" r:id="rId8"/>
-          <w:footerReference w:type="default" r:id="rId9"/>
+          <w:headerReference w:type="default" r:id="rId9"/>
+          <w:footerReference w:type="default" r:id="rId10"/>
           <w:pgSz w:w="11906" w:h="16838"/>
           <w:pgMar w:top="1440" w:right="1797" w:bottom="1440" w:left="1797" w:header="720" w:footer="720" w:gutter="0"/>
           <w:pgNumType w:fmt="upperRoman" w:start="1"/>
@@ -2659,7 +2704,7 @@
         <w:pStyle w:val="Heading1"/>
         <w:spacing w:before="240" w:after="120"/>
       </w:pPr>
-      <w:bookmarkStart w:id="0" w:name="_Toc240315046"/>
+      <w:bookmarkStart w:id="0" w:name="_Toc240315340"/>
       <w:r>
         <w:rPr>
           <w:rFonts w:ascii="Times New Roman" w:eastAsia="黑体" w:hAnsi="Times New Roman"/>
@@ -3007,7 +3052,7 @@
         <w:pStyle w:val="Heading1"/>
         <w:spacing w:before="240" w:after="120"/>
       </w:pPr>
-      <w:bookmarkStart w:id="1" w:name="_Toc240315047"/>
+      <w:bookmarkStart w:id="1" w:name="_Toc240315341"/>
       <w:r>
         <w:rPr>
           <w:rFonts w:ascii="Times New Roman" w:eastAsia="黑体" w:hAnsi="Times New Roman"/>
@@ -3031,7 +3076,7 @@
         <w:pStyle w:val="Heading2"/>
         <w:spacing w:before="240" w:after="120"/>
       </w:pPr>
-      <w:bookmarkStart w:id="2" w:name="_Toc240315048"/>
+      <w:bookmarkStart w:id="2" w:name="_Toc240315342"/>
       <w:r>
         <w:rPr>
           <w:rFonts w:ascii="Times New Roman" w:eastAsia="黑体" w:hAnsi="Times New Roman"/>
@@ -3229,7 +3274,7 @@
         <w:pStyle w:val="Heading2"/>
         <w:spacing w:before="240" w:after="120"/>
       </w:pPr>
-      <w:bookmarkStart w:id="3" w:name="_Toc240315049"/>
+      <w:bookmarkStart w:id="3" w:name="_Toc240315343"/>
       <w:r>
         <w:rPr>
           <w:rFonts w:ascii="Times New Roman" w:eastAsia="黑体" w:hAnsi="Times New Roman"/>
@@ -3262,7 +3307,7 @@
         <w:pStyle w:val="Heading2"/>
         <w:spacing w:before="240" w:after="120"/>
       </w:pPr>
-      <w:bookmarkStart w:id="4" w:name="_Toc240315050"/>
+      <w:bookmarkStart w:id="4" w:name="_Toc240315344"/>
       <w:r>
         <w:rPr>
           <w:rFonts w:ascii="Times New Roman" w:eastAsia="黑体" w:hAnsi="Times New Roman"/>
@@ -3430,7 +3475,7 @@
         <w:pStyle w:val="Heading1"/>
         <w:spacing w:before="240" w:after="120"/>
       </w:pPr>
-      <w:bookmarkStart w:id="5" w:name="_Toc240315051"/>
+      <w:bookmarkStart w:id="5" w:name="_Toc240315345"/>
       <w:r>
         <w:rPr>
           <w:rFonts w:ascii="Times New Roman" w:eastAsia="黑体" w:hAnsi="Times New Roman"/>
@@ -4319,7 +4364,7 @@
         <w:pStyle w:val="Heading1"/>
         <w:spacing w:before="240" w:after="120"/>
       </w:pPr>
-      <w:bookmarkStart w:id="6" w:name="_Toc240315052"/>
+      <w:bookmarkStart w:id="6" w:name="_Toc240315346"/>
       <w:r>
         <w:rPr>
           <w:rFonts w:ascii="Times New Roman" w:eastAsia="黑体" w:hAnsi="Times New Roman"/>
@@ -4383,7 +4428,7 @@
         <w:pStyle w:val="Heading2"/>
         <w:spacing w:before="240" w:after="120"/>
       </w:pPr>
-      <w:bookmarkStart w:id="7" w:name="_Toc240315053"/>
+      <w:bookmarkStart w:id="7" w:name="_Toc240315347"/>
       <w:r>
         <w:rPr>
           <w:rFonts w:ascii="Times New Roman" w:eastAsia="黑体" w:hAnsi="Times New Roman"/>
@@ -5761,7 +5806,7 @@
         <w:pStyle w:val="Heading2"/>
         <w:spacing w:before="240" w:after="120"/>
       </w:pPr>
-      <w:bookmarkStart w:id="8" w:name="_Toc240315054"/>
+      <w:bookmarkStart w:id="8" w:name="_Toc240315348"/>
       <w:r>
         <w:rPr>
           <w:rFonts w:ascii="Times New Roman" w:eastAsia="黑体" w:hAnsi="Times New Roman"/>
@@ -6673,7 +6718,7 @@
         <w:pStyle w:val="Heading2"/>
         <w:spacing w:before="240" w:after="120"/>
       </w:pPr>
-      <w:bookmarkStart w:id="9" w:name="_Toc240315055"/>
+      <w:bookmarkStart w:id="9" w:name="_Toc240315349"/>
       <w:r>
         <w:rPr>
           <w:rFonts w:ascii="Times New Roman" w:eastAsia="黑体" w:hAnsi="Times New Roman"/>
@@ -7431,7 +7476,7 @@
         <w:pStyle w:val="Heading2"/>
         <w:spacing w:before="240" w:after="120"/>
       </w:pPr>
-      <w:bookmarkStart w:id="10" w:name="_Toc240315056"/>
+      <w:bookmarkStart w:id="10" w:name="_Toc240315350"/>
       <w:r>
         <w:rPr>
           <w:rFonts w:ascii="Times New Roman" w:eastAsia="黑体" w:hAnsi="Times New Roman"/>
@@ -9074,7 +9119,7 @@
         <w:pStyle w:val="Heading2"/>
         <w:spacing w:before="240" w:after="120"/>
       </w:pPr>
-      <w:bookmarkStart w:id="11" w:name="_Toc240315057"/>
+      <w:bookmarkStart w:id="11" w:name="_Toc240315351"/>
       <w:r>
         <w:rPr>
           <w:rFonts w:ascii="Times New Roman" w:eastAsia="黑体" w:hAnsi="Times New Roman"/>
@@ -10536,7 +10581,7 @@
         <w:pStyle w:val="Heading2"/>
         <w:spacing w:before="240" w:after="120"/>
       </w:pPr>
-      <w:bookmarkStart w:id="12" w:name="_Toc240315058"/>
+      <w:bookmarkStart w:id="12" w:name="_Toc240315352"/>
       <w:r>
         <w:rPr>
           <w:rFonts w:ascii="Times New Roman" w:eastAsia="黑体" w:hAnsi="Times New Roman"/>
@@ -11086,7 +11131,7 @@
         <w:pStyle w:val="Heading2"/>
         <w:spacing w:before="240" w:after="120"/>
       </w:pPr>
-      <w:bookmarkStart w:id="13" w:name="_Toc240315059"/>
+      <w:bookmarkStart w:id="13" w:name="_Toc240315353"/>
       <w:r>
         <w:rPr>
           <w:rFonts w:ascii="Times New Roman" w:eastAsia="黑体" w:hAnsi="Times New Roman"/>
@@ -11399,7 +11444,7 @@
         <w:pStyle w:val="Heading2"/>
         <w:spacing w:before="240" w:after="120"/>
       </w:pPr>
-      <w:bookmarkStart w:id="14" w:name="_Toc240315060"/>
+      <w:bookmarkStart w:id="14" w:name="_Toc240315354"/>
       <w:r>
         <w:rPr>
           <w:rFonts w:ascii="Times New Roman" w:eastAsia="黑体" w:hAnsi="Times New Roman"/>
@@ -11668,7 +11713,7 @@
         <w:pStyle w:val="Heading2"/>
         <w:spacing w:before="240" w:after="120"/>
       </w:pPr>
-      <w:bookmarkStart w:id="15" w:name="_Toc240315061"/>
+      <w:bookmarkStart w:id="15" w:name="_Toc240315355"/>
       <w:r>
         <w:rPr>
           <w:rFonts w:ascii="Times New Roman" w:eastAsia="黑体" w:hAnsi="Times New Roman"/>
@@ -11938,7 +11983,7 @@
         <w:pStyle w:val="Heading2"/>
         <w:spacing w:before="240" w:after="120"/>
       </w:pPr>
-      <w:bookmarkStart w:id="16" w:name="_Toc240315062"/>
+      <w:bookmarkStart w:id="16" w:name="_Toc240315356"/>
       <w:r>
         <w:rPr>
           <w:rFonts w:ascii="Times New Roman" w:eastAsia="黑体" w:hAnsi="Times New Roman"/>
@@ -12075,7 +12120,7 @@
         <w:pStyle w:val="Heading1"/>
         <w:spacing w:before="240" w:after="120"/>
       </w:pPr>
-      <w:bookmarkStart w:id="17" w:name="_Toc240315063"/>
+      <w:bookmarkStart w:id="17" w:name="_Toc240315357"/>
       <w:r>
         <w:rPr>
           <w:rFonts w:ascii="Times New Roman" w:eastAsia="黑体" w:hAnsi="Times New Roman"/>
@@ -12303,7 +12348,7 @@
         <w:pStyle w:val="Heading1"/>
         <w:spacing w:before="240" w:after="120"/>
       </w:pPr>
-      <w:bookmarkStart w:id="18" w:name="_Toc240315064"/>
+      <w:bookmarkStart w:id="18" w:name="_Toc240315358"/>
       <w:r>
         <w:rPr>
           <w:rFonts w:ascii="Times New Roman" w:eastAsia="黑体" w:hAnsi="Times New Roman"/>
@@ -12390,7 +12435,7 @@
         <w:pStyle w:val="Heading2"/>
         <w:spacing w:before="240" w:after="120"/>
       </w:pPr>
-      <w:bookmarkStart w:id="19" w:name="_Toc240315065"/>
+      <w:bookmarkStart w:id="19" w:name="_Toc240315359"/>
       <w:r>
         <w:rPr>
           <w:rFonts w:ascii="Times New Roman" w:eastAsia="黑体" w:hAnsi="Times New Roman"/>
@@ -12448,10 +12493,10 @@
           <w:noProof/>
         </w:rPr>
         <w:drawing>
-          <wp:inline distT="0" distB="0" distL="0" distR="0" wp14:anchorId="3CBA56F9" wp14:editId="53A75EC7">
+          <wp:inline distT="0" distB="0" distL="0" distR="0" wp14:anchorId="45AE8AB2" wp14:editId="540BB9BC">
             <wp:extent cx="5580000" cy="4330080"/>
             <wp:effectExtent l="0" t="0" r="0" b="0"/>
-            <wp:docPr id="1" name="Picture 1"/>
+            <wp:docPr id="2" name="Picture 2"/>
             <wp:cNvGraphicFramePr>
               <a:graphicFrameLocks xmlns:a="http://schemas.openxmlformats.org/drawingml/2006/main" noChangeAspect="1"/>
             </wp:cNvGraphicFramePr>
@@ -12463,7 +12508,7 @@
                     <pic:cNvPicPr/>
                   </pic:nvPicPr>
                   <pic:blipFill>
-                    <a:blip r:embed="rId10"/>
+                    <a:blip r:embed="rId11"/>
                     <a:stretch>
                       <a:fillRect/>
                     </a:stretch>
@@ -12700,10 +12745,10 @@
         </w:rPr>
         <w:lastRenderedPageBreak/>
         <w:drawing>
-          <wp:inline distT="0" distB="0" distL="0" distR="0" wp14:anchorId="56EBEDB4" wp14:editId="340B046F">
+          <wp:inline distT="0" distB="0" distL="0" distR="0" wp14:anchorId="60E150CA" wp14:editId="3EE53A03">
             <wp:extent cx="5580000" cy="1178496"/>
             <wp:effectExtent l="0" t="0" r="0" b="0"/>
-            <wp:docPr id="2" name="Picture 2"/>
+            <wp:docPr id="3" name="Picture 3"/>
             <wp:cNvGraphicFramePr>
               <a:graphicFrameLocks xmlns:a="http://schemas.openxmlformats.org/drawingml/2006/main" noChangeAspect="1"/>
             </wp:cNvGraphicFramePr>
@@ -12715,7 +12760,7 @@
                     <pic:cNvPicPr/>
                   </pic:nvPicPr>
                   <pic:blipFill>
-                    <a:blip r:embed="rId11"/>
+                    <a:blip r:embed="rId12"/>
                     <a:stretch>
                       <a:fillRect/>
                     </a:stretch>
@@ -12927,10 +12972,10 @@
           <w:noProof/>
         </w:rPr>
         <w:drawing>
-          <wp:inline distT="0" distB="0" distL="0" distR="0" wp14:anchorId="25B5DB56" wp14:editId="4CAC30E2">
+          <wp:inline distT="0" distB="0" distL="0" distR="0" wp14:anchorId="7AEF5CC1" wp14:editId="4BC645E2">
             <wp:extent cx="5580000" cy="1678464"/>
             <wp:effectExtent l="0" t="0" r="0" b="0"/>
-            <wp:docPr id="3" name="Picture 3"/>
+            <wp:docPr id="4" name="Picture 4"/>
             <wp:cNvGraphicFramePr>
               <a:graphicFrameLocks xmlns:a="http://schemas.openxmlformats.org/drawingml/2006/main" noChangeAspect="1"/>
             </wp:cNvGraphicFramePr>
@@ -12942,7 +12987,7 @@
                     <pic:cNvPicPr/>
                   </pic:nvPicPr>
                   <pic:blipFill>
-                    <a:blip r:embed="rId12"/>
+                    <a:blip r:embed="rId13"/>
                     <a:stretch>
                       <a:fillRect/>
                     </a:stretch>
@@ -13076,7 +13121,7 @@
         <w:pStyle w:val="Heading2"/>
         <w:spacing w:before="240" w:after="120"/>
       </w:pPr>
-      <w:bookmarkStart w:id="20" w:name="_Toc240315066"/>
+      <w:bookmarkStart w:id="20" w:name="_Toc240315360"/>
       <w:r>
         <w:rPr>
           <w:rFonts w:ascii="Times New Roman" w:eastAsia="黑体" w:hAnsi="Times New Roman"/>
@@ -13137,10 +13182,10 @@
         </w:rPr>
         <w:lastRenderedPageBreak/>
         <w:drawing>
-          <wp:inline distT="0" distB="0" distL="0" distR="0" wp14:anchorId="04DC2240" wp14:editId="0C1AA40E">
+          <wp:inline distT="0" distB="0" distL="0" distR="0" wp14:anchorId="1073CCFD" wp14:editId="458BD03D">
             <wp:extent cx="5580000" cy="3178368"/>
             <wp:effectExtent l="0" t="0" r="0" b="0"/>
-            <wp:docPr id="4" name="Picture 4"/>
+            <wp:docPr id="5" name="Picture 5"/>
             <wp:cNvGraphicFramePr>
               <a:graphicFrameLocks xmlns:a="http://schemas.openxmlformats.org/drawingml/2006/main" noChangeAspect="1"/>
             </wp:cNvGraphicFramePr>
@@ -13152,7 +13197,7 @@
                     <pic:cNvPicPr/>
                   </pic:nvPicPr>
                   <pic:blipFill>
-                    <a:blip r:embed="rId13"/>
+                    <a:blip r:embed="rId14"/>
                     <a:stretch>
                       <a:fillRect/>
                     </a:stretch>
@@ -13352,10 +13397,10 @@
           <w:noProof/>
         </w:rPr>
         <w:drawing>
-          <wp:inline distT="0" distB="0" distL="0" distR="0" wp14:anchorId="75146667" wp14:editId="2AA97BE6">
+          <wp:inline distT="0" distB="0" distL="0" distR="0" wp14:anchorId="1FC09532" wp14:editId="3A285B42">
             <wp:extent cx="5580000" cy="3106944"/>
             <wp:effectExtent l="0" t="0" r="0" b="0"/>
-            <wp:docPr id="5" name="Picture 5"/>
+            <wp:docPr id="6" name="Picture 6"/>
             <wp:cNvGraphicFramePr>
               <a:graphicFrameLocks xmlns:a="http://schemas.openxmlformats.org/drawingml/2006/main" noChangeAspect="1"/>
             </wp:cNvGraphicFramePr>
@@ -13367,7 +13412,7 @@
                     <pic:cNvPicPr/>
                   </pic:nvPicPr>
                   <pic:blipFill>
-                    <a:blip r:embed="rId14"/>
+                    <a:blip r:embed="rId15"/>
                     <a:stretch>
                       <a:fillRect/>
                     </a:stretch>
@@ -13508,10 +13553,10 @@
         </w:rPr>
         <w:lastRenderedPageBreak/>
         <w:drawing>
-          <wp:inline distT="0" distB="0" distL="0" distR="0" wp14:anchorId="4302F168" wp14:editId="62F40E3A">
+          <wp:inline distT="0" distB="0" distL="0" distR="0" wp14:anchorId="3941C061" wp14:editId="2A7E1511">
             <wp:extent cx="5580000" cy="2892672"/>
             <wp:effectExtent l="0" t="0" r="0" b="0"/>
-            <wp:docPr id="6" name="Picture 6"/>
+            <wp:docPr id="7" name="Picture 7"/>
             <wp:cNvGraphicFramePr>
               <a:graphicFrameLocks xmlns:a="http://schemas.openxmlformats.org/drawingml/2006/main" noChangeAspect="1"/>
             </wp:cNvGraphicFramePr>
@@ -13523,7 +13568,7 @@
                     <pic:cNvPicPr/>
                   </pic:nvPicPr>
                   <pic:blipFill>
-                    <a:blip r:embed="rId15"/>
+                    <a:blip r:embed="rId16"/>
                     <a:stretch>
                       <a:fillRect/>
                     </a:stretch>
@@ -13663,10 +13708,10 @@
           <w:noProof/>
         </w:rPr>
         <w:drawing>
-          <wp:inline distT="0" distB="0" distL="0" distR="0" wp14:anchorId="47D2B30B" wp14:editId="792B7D04">
+          <wp:inline distT="0" distB="0" distL="0" distR="0" wp14:anchorId="41FB001F" wp14:editId="55408206">
             <wp:extent cx="5580000" cy="3106944"/>
             <wp:effectExtent l="0" t="0" r="0" b="0"/>
-            <wp:docPr id="7" name="Picture 7"/>
+            <wp:docPr id="8" name="Picture 8"/>
             <wp:cNvGraphicFramePr>
               <a:graphicFrameLocks xmlns:a="http://schemas.openxmlformats.org/drawingml/2006/main" noChangeAspect="1"/>
             </wp:cNvGraphicFramePr>
@@ -13678,7 +13723,7 @@
                     <pic:cNvPicPr/>
                   </pic:nvPicPr>
                   <pic:blipFill>
-                    <a:blip r:embed="rId16"/>
+                    <a:blip r:embed="rId17"/>
                     <a:stretch>
                       <a:fillRect/>
                     </a:stretch>
@@ -13807,186 +13852,7 @@
         </w:rPr>
         <w:lastRenderedPageBreak/>
         <w:drawing>
-          <wp:inline distT="0" distB="0" distL="0" distR="0" wp14:anchorId="1468025C" wp14:editId="752F394B">
-            <wp:extent cx="5580000" cy="2178432"/>
-            <wp:effectExtent l="0" t="0" r="0" b="0"/>
-            <wp:docPr id="8" name="Picture 8"/>
-            <wp:cNvGraphicFramePr>
-              <a:graphicFrameLocks xmlns:a="http://schemas.openxmlformats.org/drawingml/2006/main" noChangeAspect="1"/>
-            </wp:cNvGraphicFramePr>
-            <a:graphic xmlns:a="http://schemas.openxmlformats.org/drawingml/2006/main">
-              <a:graphicData uri="http://schemas.openxmlformats.org/drawingml/2006/picture">
-                <pic:pic xmlns:pic="http://schemas.openxmlformats.org/drawingml/2006/picture">
-                  <pic:nvPicPr>
-                    <pic:cNvPr id="0" name="run_win_nginx.png"/>
-                    <pic:cNvPicPr/>
-                  </pic:nvPicPr>
-                  <pic:blipFill>
-                    <a:blip r:embed="rId17"/>
-                    <a:stretch>
-                      <a:fillRect/>
-                    </a:stretch>
-                  </pic:blipFill>
-                  <pic:spPr>
-                    <a:xfrm>
-                      <a:off x="0" y="0"/>
-                      <a:ext cx="5580000" cy="2178432"/>
-                    </a:xfrm>
-                    <a:prstGeom prst="rect">
-                      <a:avLst/>
-                    </a:prstGeom>
-                  </pic:spPr>
-                </pic:pic>
-              </a:graphicData>
-            </a:graphic>
-          </wp:inline>
-        </w:drawing>
-      </w:r>
-    </w:p>
-    <w:p>
-      <w:pPr>
-        <w:keepNext/>
-        <w:jc w:val="center"/>
-      </w:pPr>
-      <w:r>
-        <w:rPr>
-          <w:sz w:val="21"/>
-        </w:rPr>
-        <w:t>图</w:t>
-      </w:r>
-      <w:r>
-        <w:rPr>
-          <w:sz w:val="21"/>
-        </w:rPr>
-        <w:t xml:space="preserve"> 8</w:t>
-      </w:r>
-      <w:r>
-        <w:rPr>
-          <w:sz w:val="21"/>
-        </w:rPr>
-        <w:t xml:space="preserve">　</w:t>
-      </w:r>
-      <w:r>
-        <w:rPr>
-          <w:sz w:val="21"/>
-        </w:rPr>
-        <w:t xml:space="preserve">Nginx </w:t>
-      </w:r>
-      <w:r>
-        <w:rPr>
-          <w:sz w:val="21"/>
-        </w:rPr>
-        <w:t>核查脚本（</w:t>
-      </w:r>
-      <w:r>
-        <w:rPr>
-          <w:sz w:val="21"/>
-        </w:rPr>
-        <w:t xml:space="preserve">8 </w:t>
-      </w:r>
-      <w:r>
-        <w:rPr>
-          <w:sz w:val="21"/>
-        </w:rPr>
-        <w:t>项：合规</w:t>
-      </w:r>
-      <w:r>
-        <w:rPr>
-          <w:sz w:val="21"/>
-        </w:rPr>
-        <w:t xml:space="preserve"> 2</w:t>
-      </w:r>
-      <w:r>
-        <w:rPr>
-          <w:sz w:val="21"/>
-        </w:rPr>
-        <w:t>、需人工核查</w:t>
-      </w:r>
-      <w:r>
-        <w:rPr>
-          <w:sz w:val="21"/>
-        </w:rPr>
-        <w:t xml:space="preserve"> 5</w:t>
-      </w:r>
-      <w:r>
-        <w:rPr>
-          <w:sz w:val="21"/>
-        </w:rPr>
-        <w:t>、不适用</w:t>
-      </w:r>
-      <w:r>
-        <w:rPr>
-          <w:sz w:val="21"/>
-        </w:rPr>
-        <w:t xml:space="preserve"> 1</w:t>
-      </w:r>
-      <w:r>
-        <w:rPr>
-          <w:sz w:val="21"/>
-        </w:rPr>
-        <w:t>）</w:t>
-      </w:r>
-    </w:p>
-    <w:p>
-      <w:pPr>
-        <w:spacing w:before="40" w:after="80"/>
-        <w:ind w:left="340"/>
-      </w:pPr>
-      <w:r>
-        <w:rPr>
-          <w:sz w:val="19"/>
-        </w:rPr>
-        <w:t>图</w:t>
-      </w:r>
-      <w:r>
-        <w:rPr>
-          <w:sz w:val="19"/>
-        </w:rPr>
-        <w:t xml:space="preserve"> 8</w:t>
-      </w:r>
-      <w:r>
-        <w:rPr>
-          <w:sz w:val="19"/>
-        </w:rPr>
-        <w:t xml:space="preserve">　说明：本机存在</w:t>
-      </w:r>
-      <w:r>
-        <w:rPr>
-          <w:sz w:val="19"/>
-        </w:rPr>
-        <w:t xml:space="preserve"> Nginx </w:t>
-      </w:r>
-      <w:r>
-        <w:rPr>
-          <w:sz w:val="19"/>
-        </w:rPr>
-        <w:t>服务，脚本完成</w:t>
-      </w:r>
-      <w:r>
-        <w:rPr>
-          <w:sz w:val="19"/>
-        </w:rPr>
-        <w:t xml:space="preserve"> 8 </w:t>
-      </w:r>
-      <w:r>
-        <w:rPr>
-          <w:sz w:val="19"/>
-        </w:rPr>
-        <w:t>项核查并生成报告。</w:t>
-      </w:r>
-    </w:p>
-    <w:p>
-      <w:pPr>
-        <w:keepNext/>
-        <w:spacing w:before="120"/>
-        <w:jc w:val="center"/>
-      </w:pPr>
-      <w:r>
-        <w:rPr>
-          <w:noProof/>
-        </w:rPr>
-        <w:drawing>
-          <wp:inline distT="0" distB="0" distL="0" distR="0" wp14:anchorId="2FB5E317" wp14:editId="6FD5B21C">
+          <wp:inline distT="0" distB="0" distL="0" distR="0" wp14:anchorId="26C8F513" wp14:editId="066EAC07">
             <wp:extent cx="5580000" cy="2178432"/>
             <wp:effectExtent l="0" t="0" r="0" b="0"/>
             <wp:docPr id="9" name="Picture 9"/>
@@ -13997,7 +13863,7 @@
               <a:graphicData uri="http://schemas.openxmlformats.org/drawingml/2006/picture">
                 <pic:pic xmlns:pic="http://schemas.openxmlformats.org/drawingml/2006/picture">
                   <pic:nvPicPr>
-                    <pic:cNvPr id="0" name="run_win_tomcat.png"/>
+                    <pic:cNvPr id="0" name="run_win_nginx.png"/>
                     <pic:cNvPicPr/>
                   </pic:nvPicPr>
                   <pic:blipFill>
@@ -14037,7 +13903,7 @@
         <w:rPr>
           <w:sz w:val="21"/>
         </w:rPr>
-        <w:t xml:space="preserve"> 9</w:t>
+        <w:t xml:space="preserve"> 8</w:t>
       </w:r>
       <w:r>
         <w:rPr>
@@ -14049,7 +13915,7 @@
         <w:rPr>
           <w:sz w:val="21"/>
         </w:rPr>
-        <w:t xml:space="preserve">Tomcat </w:t>
+        <w:t xml:space="preserve">Nginx </w:t>
       </w:r>
       <w:r>
         <w:rPr>
@@ -14073,7 +13939,7 @@
         <w:rPr>
           <w:sz w:val="21"/>
         </w:rPr>
-        <w:t xml:space="preserve"> 3</w:t>
+        <w:t xml:space="preserve"> 2</w:t>
       </w:r>
       <w:r>
         <w:rPr>
@@ -14086,6 +13952,18 @@
           <w:sz w:val="21"/>
         </w:rPr>
         <w:t xml:space="preserve"> 5</w:t>
+      </w:r>
+      <w:r>
+        <w:rPr>
+          <w:sz w:val="21"/>
+        </w:rPr>
+        <w:t>、不适用</w:t>
+      </w:r>
+      <w:r>
+        <w:rPr>
+          <w:sz w:val="21"/>
+        </w:rPr>
+        <w:t xml:space="preserve"> 1</w:t>
       </w:r>
       <w:r>
         <w:rPr>
@@ -14109,7 +13987,7 @@
         <w:rPr>
           <w:sz w:val="19"/>
         </w:rPr>
-        <w:t xml:space="preserve"> 9</w:t>
+        <w:t xml:space="preserve"> 8</w:t>
       </w:r>
       <w:r>
         <w:rPr>
@@ -14121,7 +13999,7 @@
         <w:rPr>
           <w:sz w:val="19"/>
         </w:rPr>
-        <w:t xml:space="preserve"> Tomcat </w:t>
+        <w:t xml:space="preserve"> Nginx </w:t>
       </w:r>
       <w:r>
         <w:rPr>
@@ -14140,57 +14018,6 @@
           <w:sz w:val="19"/>
         </w:rPr>
         <w:t>项核查并生成报告。</w:t>
-      </w:r>
-    </w:p>
-    <w:p>
-      <w:pPr>
-        <w:pStyle w:val="Heading2"/>
-        <w:spacing w:before="240" w:after="120"/>
-      </w:pPr>
-      <w:bookmarkStart w:id="21" w:name="_Toc240315067"/>
-      <w:r>
-        <w:rPr>
-          <w:rFonts w:ascii="Times New Roman" w:eastAsia="黑体" w:hAnsi="Times New Roman"/>
-          <w:color w:val="000000"/>
-          <w:sz w:val="28"/>
-        </w:rPr>
-        <w:t xml:space="preserve">6.3 </w:t>
-      </w:r>
-      <w:r>
-        <w:rPr>
-          <w:rFonts w:ascii="Times New Roman" w:eastAsia="黑体" w:hAnsi="Times New Roman"/>
-          <w:color w:val="000000"/>
-          <w:sz w:val="28"/>
-        </w:rPr>
-        <w:t>麒麟平台各组件核查脚本运行过程</w:t>
-      </w:r>
-      <w:bookmarkEnd w:id="21"/>
-    </w:p>
-    <w:p>
-      <w:pPr>
-        <w:spacing w:line="360" w:lineRule="auto"/>
-        <w:ind w:firstLineChars="200" w:firstLine="480"/>
-      </w:pPr>
-      <w:r>
-        <w:t>麒麟平台</w:t>
-      </w:r>
-      <w:r>
-        <w:t xml:space="preserve"> 6 </w:t>
-      </w:r>
-      <w:r>
-        <w:t>个数据库与中间件核查脚本在靶机上逐个实跑（图</w:t>
-      </w:r>
-      <w:r>
-        <w:t xml:space="preserve"> 10</w:t>
-      </w:r>
-      <w:r>
-        <w:t>～图</w:t>
-      </w:r>
-      <w:r>
-        <w:t xml:space="preserve"> 15</w:t>
-      </w:r>
-      <w:r>
-        <w:t>）。</w:t>
       </w:r>
     </w:p>
     <w:p>
@@ -14203,10 +14030,9 @@
         <w:rPr>
           <w:noProof/>
         </w:rPr>
-        <w:lastRenderedPageBreak/>
         <w:drawing>
-          <wp:inline distT="0" distB="0" distL="0" distR="0" wp14:anchorId="741EC452" wp14:editId="5B5E6A35">
-            <wp:extent cx="5580000" cy="1678464"/>
+          <wp:inline distT="0" distB="0" distL="0" distR="0" wp14:anchorId="5ECA3F04" wp14:editId="0FE05852">
+            <wp:extent cx="5580000" cy="2178432"/>
             <wp:effectExtent l="0" t="0" r="0" b="0"/>
             <wp:docPr id="10" name="Picture 10"/>
             <wp:cNvGraphicFramePr>
@@ -14216,7 +14042,7 @@
               <a:graphicData uri="http://schemas.openxmlformats.org/drawingml/2006/picture">
                 <pic:pic xmlns:pic="http://schemas.openxmlformats.org/drawingml/2006/picture">
                   <pic:nvPicPr>
-                    <pic:cNvPr id="0" name="run_kylin_mysql.png"/>
+                    <pic:cNvPr id="0" name="run_win_tomcat.png"/>
                     <pic:cNvPicPr/>
                   </pic:nvPicPr>
                   <pic:blipFill>
@@ -14228,7 +14054,7 @@
                   <pic:spPr>
                     <a:xfrm>
                       <a:off x="0" y="0"/>
-                      <a:ext cx="5580000" cy="1678464"/>
+                      <a:ext cx="5580000" cy="2178432"/>
                     </a:xfrm>
                     <a:prstGeom prst="rect">
                       <a:avLst/>
@@ -14256,7 +14082,7 @@
         <w:rPr>
           <w:sz w:val="21"/>
         </w:rPr>
-        <w:t xml:space="preserve"> 10</w:t>
+        <w:t xml:space="preserve"> 9</w:t>
       </w:r>
       <w:r>
         <w:rPr>
@@ -14268,7 +14094,7 @@
         <w:rPr>
           <w:sz w:val="21"/>
         </w:rPr>
-        <w:t xml:space="preserve">MySQL </w:t>
+        <w:t xml:space="preserve">Tomcat </w:t>
       </w:r>
       <w:r>
         <w:rPr>
@@ -14280,7 +14106,7 @@
         <w:rPr>
           <w:sz w:val="21"/>
         </w:rPr>
-        <w:t xml:space="preserve">19 </w:t>
+        <w:t xml:space="preserve">8 </w:t>
       </w:r>
       <w:r>
         <w:rPr>
@@ -14292,31 +14118,19 @@
         <w:rPr>
           <w:sz w:val="21"/>
         </w:rPr>
-        <w:t xml:space="preserve"> 6</w:t>
-      </w:r>
-      <w:r>
-        <w:rPr>
-          <w:sz w:val="21"/>
-        </w:rPr>
-        <w:t>、不合规</w:t>
+        <w:t xml:space="preserve"> 3</w:t>
+      </w:r>
+      <w:r>
+        <w:rPr>
+          <w:sz w:val="21"/>
+        </w:rPr>
+        <w:t>、需人工核查</w:t>
       </w:r>
       <w:r>
         <w:rPr>
           <w:sz w:val="21"/>
         </w:rPr>
         <w:t xml:space="preserve"> 5</w:t>
-      </w:r>
-      <w:r>
-        <w:rPr>
-          <w:sz w:val="21"/>
-        </w:rPr>
-        <w:t>、需人工核查</w:t>
-      </w:r>
-      <w:r>
-        <w:rPr>
-          <w:sz w:val="21"/>
-        </w:rPr>
-        <w:t xml:space="preserve"> 8</w:t>
       </w:r>
       <w:r>
         <w:rPr>
@@ -14340,37 +14154,88 @@
         <w:rPr>
           <w:sz w:val="19"/>
         </w:rPr>
+        <w:t xml:space="preserve"> 9</w:t>
+      </w:r>
+      <w:r>
+        <w:rPr>
+          <w:sz w:val="19"/>
+        </w:rPr>
+        <w:t xml:space="preserve">　说明：本机存在</w:t>
+      </w:r>
+      <w:r>
+        <w:rPr>
+          <w:sz w:val="19"/>
+        </w:rPr>
+        <w:t xml:space="preserve"> Tomcat </w:t>
+      </w:r>
+      <w:r>
+        <w:rPr>
+          <w:sz w:val="19"/>
+        </w:rPr>
+        <w:t>服务，脚本完成</w:t>
+      </w:r>
+      <w:r>
+        <w:rPr>
+          <w:sz w:val="19"/>
+        </w:rPr>
+        <w:t xml:space="preserve"> 8 </w:t>
+      </w:r>
+      <w:r>
+        <w:rPr>
+          <w:sz w:val="19"/>
+        </w:rPr>
+        <w:t>项核查并生成报告。</w:t>
+      </w:r>
+    </w:p>
+    <w:p>
+      <w:pPr>
+        <w:pStyle w:val="Heading2"/>
+        <w:spacing w:before="240" w:after="120"/>
+      </w:pPr>
+      <w:bookmarkStart w:id="21" w:name="_Toc240315361"/>
+      <w:r>
+        <w:rPr>
+          <w:rFonts w:ascii="Times New Roman" w:eastAsia="黑体" w:hAnsi="Times New Roman"/>
+          <w:color w:val="000000"/>
+          <w:sz w:val="28"/>
+        </w:rPr>
+        <w:t xml:space="preserve">6.3 </w:t>
+      </w:r>
+      <w:r>
+        <w:rPr>
+          <w:rFonts w:ascii="Times New Roman" w:eastAsia="黑体" w:hAnsi="Times New Roman"/>
+          <w:color w:val="000000"/>
+          <w:sz w:val="28"/>
+        </w:rPr>
+        <w:t>麒麟平台各组件核查脚本运行过程</w:t>
+      </w:r>
+      <w:bookmarkEnd w:id="21"/>
+    </w:p>
+    <w:p>
+      <w:pPr>
+        <w:spacing w:line="360" w:lineRule="auto"/>
+        <w:ind w:firstLineChars="200" w:firstLine="480"/>
+      </w:pPr>
+      <w:r>
+        <w:t>麒麟平台</w:t>
+      </w:r>
+      <w:r>
+        <w:t xml:space="preserve"> 6 </w:t>
+      </w:r>
+      <w:r>
+        <w:t>个数据库与中间件核查脚本在靶机上逐个实跑（图</w:t>
+      </w:r>
+      <w:r>
         <w:t xml:space="preserve"> 10</w:t>
       </w:r>
       <w:r>
-        <w:rPr>
-          <w:sz w:val="19"/>
-        </w:rPr>
-        <w:t xml:space="preserve">　说明：银河麒麟靶机容器内连接</w:t>
-      </w:r>
-      <w:r>
-        <w:rPr>
-          <w:sz w:val="19"/>
-        </w:rPr>
-        <w:t xml:space="preserve"> MariaDB 10.3.39 </w:t>
-      </w:r>
-      <w:r>
-        <w:rPr>
-          <w:sz w:val="19"/>
-        </w:rPr>
-        <w:t>实跑，</w:t>
-      </w:r>
-      <w:r>
-        <w:rPr>
-          <w:sz w:val="19"/>
-        </w:rPr>
-        <w:t xml:space="preserve">19 </w:t>
-      </w:r>
-      <w:r>
-        <w:rPr>
-          <w:sz w:val="19"/>
-        </w:rPr>
-        <w:t>项判定后生成三种格式报告。</w:t>
+        <w:t>～图</w:t>
+      </w:r>
+      <w:r>
+        <w:t xml:space="preserve"> 15</w:t>
+      </w:r>
+      <w:r>
+        <w:t>）。</w:t>
       </w:r>
     </w:p>
     <w:p>
@@ -14383,8 +14248,9 @@
         <w:rPr>
           <w:noProof/>
         </w:rPr>
+        <w:lastRenderedPageBreak/>
         <w:drawing>
-          <wp:inline distT="0" distB="0" distL="0" distR="0" wp14:anchorId="501D6D29" wp14:editId="13F1AC0B">
+          <wp:inline distT="0" distB="0" distL="0" distR="0" wp14:anchorId="2CA8E96D" wp14:editId="670FD7CE">
             <wp:extent cx="5580000" cy="1678464"/>
             <wp:effectExtent l="0" t="0" r="0" b="0"/>
             <wp:docPr id="11" name="Picture 11"/>
@@ -14395,7 +14261,7 @@
               <a:graphicData uri="http://schemas.openxmlformats.org/drawingml/2006/picture">
                 <pic:pic xmlns:pic="http://schemas.openxmlformats.org/drawingml/2006/picture">
                   <pic:nvPicPr>
-                    <pic:cNvPr id="0" name="run_kylin_redis.png"/>
+                    <pic:cNvPr id="0" name="run_kylin_mysql.png"/>
                     <pic:cNvPicPr/>
                   </pic:nvPicPr>
                   <pic:blipFill>
@@ -14435,7 +14301,7 @@
         <w:rPr>
           <w:sz w:val="21"/>
         </w:rPr>
-        <w:t xml:space="preserve"> 11</w:t>
+        <w:t xml:space="preserve"> 10</w:t>
       </w:r>
       <w:r>
         <w:rPr>
@@ -14447,7 +14313,7 @@
         <w:rPr>
           <w:sz w:val="21"/>
         </w:rPr>
-        <w:t xml:space="preserve">Redis </w:t>
+        <w:t xml:space="preserve">MySQL </w:t>
       </w:r>
       <w:r>
         <w:rPr>
@@ -14459,7 +14325,7 @@
         <w:rPr>
           <w:sz w:val="21"/>
         </w:rPr>
-        <w:t xml:space="preserve">16 </w:t>
+        <w:t xml:space="preserve">19 </w:t>
       </w:r>
       <w:r>
         <w:rPr>
@@ -14471,7 +14337,7 @@
         <w:rPr>
           <w:sz w:val="21"/>
         </w:rPr>
-        <w:t xml:space="preserve"> 4</w:t>
+        <w:t xml:space="preserve"> 6</w:t>
       </w:r>
       <w:r>
         <w:rPr>
@@ -14483,7 +14349,7 @@
         <w:rPr>
           <w:sz w:val="21"/>
         </w:rPr>
-        <w:t xml:space="preserve"> 6</w:t>
+        <w:t xml:space="preserve"> 5</w:t>
       </w:r>
       <w:r>
         <w:rPr>
@@ -14495,7 +14361,7 @@
         <w:rPr>
           <w:sz w:val="21"/>
         </w:rPr>
-        <w:t xml:space="preserve"> 6</w:t>
+        <w:t xml:space="preserve"> 8</w:t>
       </w:r>
       <w:r>
         <w:rPr>
@@ -14519,19 +14385,19 @@
         <w:rPr>
           <w:sz w:val="19"/>
         </w:rPr>
-        <w:t xml:space="preserve"> 11</w:t>
-      </w:r>
-      <w:r>
-        <w:rPr>
-          <w:sz w:val="19"/>
-        </w:rPr>
-        <w:t xml:space="preserve">　说明：银河麒麟靶机容器内</w:t>
-      </w:r>
-      <w:r>
-        <w:rPr>
-          <w:sz w:val="19"/>
-        </w:rPr>
-        <w:t xml:space="preserve"> Redis </w:t>
+        <w:t xml:space="preserve"> 10</w:t>
+      </w:r>
+      <w:r>
+        <w:rPr>
+          <w:sz w:val="19"/>
+        </w:rPr>
+        <w:t xml:space="preserve">　说明：银河麒麟靶机容器内连接</w:t>
+      </w:r>
+      <w:r>
+        <w:rPr>
+          <w:sz w:val="19"/>
+        </w:rPr>
+        <w:t xml:space="preserve"> MariaDB 10.3.39 </w:t>
       </w:r>
       <w:r>
         <w:rPr>
@@ -14543,13 +14409,13 @@
         <w:rPr>
           <w:sz w:val="19"/>
         </w:rPr>
-        <w:t xml:space="preserve">16 </w:t>
-      </w:r>
-      <w:r>
-        <w:rPr>
-          <w:sz w:val="19"/>
-        </w:rPr>
-        <w:t>项判定后生成报告。</w:t>
+        <w:t xml:space="preserve">19 </w:t>
+      </w:r>
+      <w:r>
+        <w:rPr>
+          <w:sz w:val="19"/>
+        </w:rPr>
+        <w:t>项判定后生成三种格式报告。</w:t>
       </w:r>
     </w:p>
     <w:p>
@@ -14563,8 +14429,8 @@
           <w:noProof/>
         </w:rPr>
         <w:drawing>
-          <wp:inline distT="0" distB="0" distL="0" distR="0" wp14:anchorId="3961D5EC" wp14:editId="795893DA">
-            <wp:extent cx="5580000" cy="1607040"/>
+          <wp:inline distT="0" distB="0" distL="0" distR="0" wp14:anchorId="65D6F88A" wp14:editId="0309A5E5">
+            <wp:extent cx="5580000" cy="1678464"/>
             <wp:effectExtent l="0" t="0" r="0" b="0"/>
             <wp:docPr id="12" name="Picture 12"/>
             <wp:cNvGraphicFramePr>
@@ -14574,7 +14440,7 @@
               <a:graphicData uri="http://schemas.openxmlformats.org/drawingml/2006/picture">
                 <pic:pic xmlns:pic="http://schemas.openxmlformats.org/drawingml/2006/picture">
                   <pic:nvPicPr>
-                    <pic:cNvPr id="0" name="run_kylin_nginx.png"/>
+                    <pic:cNvPr id="0" name="run_kylin_redis.png"/>
                     <pic:cNvPicPr/>
                   </pic:nvPicPr>
                   <pic:blipFill>
@@ -14586,7 +14452,7 @@
                   <pic:spPr>
                     <a:xfrm>
                       <a:off x="0" y="0"/>
-                      <a:ext cx="5580000" cy="1607040"/>
+                      <a:ext cx="5580000" cy="1678464"/>
                     </a:xfrm>
                     <a:prstGeom prst="rect">
                       <a:avLst/>
@@ -14614,7 +14480,7 @@
         <w:rPr>
           <w:sz w:val="21"/>
         </w:rPr>
-        <w:t xml:space="preserve"> 12</w:t>
+        <w:t xml:space="preserve"> 11</w:t>
       </w:r>
       <w:r>
         <w:rPr>
@@ -14626,7 +14492,7 @@
         <w:rPr>
           <w:sz w:val="21"/>
         </w:rPr>
-        <w:t xml:space="preserve">Nginx </w:t>
+        <w:t xml:space="preserve">Redis </w:t>
       </w:r>
       <w:r>
         <w:rPr>
@@ -14638,7 +14504,7 @@
         <w:rPr>
           <w:sz w:val="21"/>
         </w:rPr>
-        <w:t xml:space="preserve">8 </w:t>
+        <w:t xml:space="preserve">16 </w:t>
       </w:r>
       <w:r>
         <w:rPr>
@@ -14650,7 +14516,19 @@
         <w:rPr>
           <w:sz w:val="21"/>
         </w:rPr>
-        <w:t xml:space="preserve"> 2</w:t>
+        <w:t xml:space="preserve"> 4</w:t>
+      </w:r>
+      <w:r>
+        <w:rPr>
+          <w:sz w:val="21"/>
+        </w:rPr>
+        <w:t>、不合规</w:t>
+      </w:r>
+      <w:r>
+        <w:rPr>
+          <w:sz w:val="21"/>
+        </w:rPr>
+        <w:t xml:space="preserve"> 6</w:t>
       </w:r>
       <w:r>
         <w:rPr>
@@ -14662,19 +14540,7 @@
         <w:rPr>
           <w:sz w:val="21"/>
         </w:rPr>
-        <w:t xml:space="preserve"> 5</w:t>
-      </w:r>
-      <w:r>
-        <w:rPr>
-          <w:sz w:val="21"/>
-        </w:rPr>
-        <w:t>、不适用</w:t>
-      </w:r>
-      <w:r>
-        <w:rPr>
-          <w:sz w:val="21"/>
-        </w:rPr>
-        <w:t xml:space="preserve"> 1</w:t>
+        <w:t xml:space="preserve"> 6</w:t>
       </w:r>
       <w:r>
         <w:rPr>
@@ -14698,7 +14564,7 @@
         <w:rPr>
           <w:sz w:val="19"/>
         </w:rPr>
-        <w:t xml:space="preserve"> 12</w:t>
+        <w:t xml:space="preserve"> 11</w:t>
       </w:r>
       <w:r>
         <w:rPr>
@@ -14710,7 +14576,7 @@
         <w:rPr>
           <w:sz w:val="19"/>
         </w:rPr>
-        <w:t xml:space="preserve"> Nginx </w:t>
+        <w:t xml:space="preserve"> Redis </w:t>
       </w:r>
       <w:r>
         <w:rPr>
@@ -14722,7 +14588,7 @@
         <w:rPr>
           <w:sz w:val="19"/>
         </w:rPr>
-        <w:t xml:space="preserve">8 </w:t>
+        <w:t xml:space="preserve">16 </w:t>
       </w:r>
       <w:r>
         <w:rPr>
@@ -14741,9 +14607,8 @@
         <w:rPr>
           <w:noProof/>
         </w:rPr>
-        <w:lastRenderedPageBreak/>
         <w:drawing>
-          <wp:inline distT="0" distB="0" distL="0" distR="0" wp14:anchorId="562CF938" wp14:editId="1661D042">
+          <wp:inline distT="0" distB="0" distL="0" distR="0" wp14:anchorId="242DFAEA" wp14:editId="12FFA9BF">
             <wp:extent cx="5580000" cy="1607040"/>
             <wp:effectExtent l="0" t="0" r="0" b="0"/>
             <wp:docPr id="13" name="Picture 13"/>
@@ -14754,7 +14619,7 @@
               <a:graphicData uri="http://schemas.openxmlformats.org/drawingml/2006/picture">
                 <pic:pic xmlns:pic="http://schemas.openxmlformats.org/drawingml/2006/picture">
                   <pic:nvPicPr>
-                    <pic:cNvPr id="0" name="run_kylin_tomcat.png"/>
+                    <pic:cNvPr id="0" name="run_kylin_nginx.png"/>
                     <pic:cNvPicPr/>
                   </pic:nvPicPr>
                   <pic:blipFill>
@@ -14794,7 +14659,7 @@
         <w:rPr>
           <w:sz w:val="21"/>
         </w:rPr>
-        <w:t xml:space="preserve"> 13</w:t>
+        <w:t xml:space="preserve"> 12</w:t>
       </w:r>
       <w:r>
         <w:rPr>
@@ -14806,7 +14671,7 @@
         <w:rPr>
           <w:sz w:val="21"/>
         </w:rPr>
-        <w:t xml:space="preserve">Tomcat </w:t>
+        <w:t xml:space="preserve">Nginx </w:t>
       </w:r>
       <w:r>
         <w:rPr>
@@ -14830,7 +14695,7 @@
         <w:rPr>
           <w:sz w:val="21"/>
         </w:rPr>
-        <w:t xml:space="preserve"> 3</w:t>
+        <w:t xml:space="preserve"> 2</w:t>
       </w:r>
       <w:r>
         <w:rPr>
@@ -14843,6 +14708,18 @@
           <w:sz w:val="21"/>
         </w:rPr>
         <w:t xml:space="preserve"> 5</w:t>
+      </w:r>
+      <w:r>
+        <w:rPr>
+          <w:sz w:val="21"/>
+        </w:rPr>
+        <w:t>、不适用</w:t>
+      </w:r>
+      <w:r>
+        <w:rPr>
+          <w:sz w:val="21"/>
+        </w:rPr>
+        <w:t xml:space="preserve"> 1</w:t>
       </w:r>
       <w:r>
         <w:rPr>
@@ -14866,7 +14743,7 @@
         <w:rPr>
           <w:sz w:val="19"/>
         </w:rPr>
-        <w:t xml:space="preserve"> 13</w:t>
+        <w:t xml:space="preserve"> 12</w:t>
       </w:r>
       <w:r>
         <w:rPr>
@@ -14878,7 +14755,7 @@
         <w:rPr>
           <w:sz w:val="19"/>
         </w:rPr>
-        <w:t xml:space="preserve"> Tomcat </w:t>
+        <w:t xml:space="preserve"> Nginx </w:t>
       </w:r>
       <w:r>
         <w:rPr>
@@ -14909,9 +14786,10 @@
         <w:rPr>
           <w:noProof/>
         </w:rPr>
+        <w:lastRenderedPageBreak/>
         <w:drawing>
-          <wp:inline distT="0" distB="0" distL="0" distR="0" wp14:anchorId="417F3191" wp14:editId="479D6D5A">
-            <wp:extent cx="5580000" cy="1678464"/>
+          <wp:inline distT="0" distB="0" distL="0" distR="0" wp14:anchorId="751FBA7B" wp14:editId="5D42066E">
+            <wp:extent cx="5580000" cy="1607040"/>
             <wp:effectExtent l="0" t="0" r="0" b="0"/>
             <wp:docPr id="14" name="Picture 14"/>
             <wp:cNvGraphicFramePr>
@@ -14921,7 +14799,7 @@
               <a:graphicData uri="http://schemas.openxmlformats.org/drawingml/2006/picture">
                 <pic:pic xmlns:pic="http://schemas.openxmlformats.org/drawingml/2006/picture">
                   <pic:nvPicPr>
-                    <pic:cNvPr id="0" name="run_kylin_dm.png"/>
+                    <pic:cNvPr id="0" name="run_kylin_tomcat.png"/>
                     <pic:cNvPicPr/>
                   </pic:nvPicPr>
                   <pic:blipFill>
@@ -14933,7 +14811,7 @@
                   <pic:spPr>
                     <a:xfrm>
                       <a:off x="0" y="0"/>
-                      <a:ext cx="5580000" cy="1678464"/>
+                      <a:ext cx="5580000" cy="1607040"/>
                     </a:xfrm>
                     <a:prstGeom prst="rect">
                       <a:avLst/>
@@ -14961,37 +14839,61 @@
         <w:rPr>
           <w:sz w:val="21"/>
         </w:rPr>
-        <w:t xml:space="preserve"> 14</w:t>
-      </w:r>
-      <w:r>
-        <w:rPr>
-          <w:sz w:val="21"/>
-        </w:rPr>
-        <w:t xml:space="preserve">　达梦核查脚本（靶机无</w:t>
-      </w:r>
-      <w:r>
-        <w:rPr>
-          <w:sz w:val="21"/>
-        </w:rPr>
-        <w:t xml:space="preserve"> disql </w:t>
-      </w:r>
-      <w:r>
-        <w:rPr>
-          <w:sz w:val="21"/>
-        </w:rPr>
-        <w:t>客户端，</w:t>
-      </w:r>
-      <w:r>
-        <w:rPr>
-          <w:sz w:val="21"/>
-        </w:rPr>
-        <w:t xml:space="preserve">19 </w:t>
-      </w:r>
-      <w:r>
-        <w:rPr>
-          <w:sz w:val="21"/>
-        </w:rPr>
-        <w:t>项标记为不适用）</w:t>
+        <w:t xml:space="preserve"> 13</w:t>
+      </w:r>
+      <w:r>
+        <w:rPr>
+          <w:sz w:val="21"/>
+        </w:rPr>
+        <w:t xml:space="preserve">　</w:t>
+      </w:r>
+      <w:r>
+        <w:rPr>
+          <w:sz w:val="21"/>
+        </w:rPr>
+        <w:t xml:space="preserve">Tomcat </w:t>
+      </w:r>
+      <w:r>
+        <w:rPr>
+          <w:sz w:val="21"/>
+        </w:rPr>
+        <w:t>核查脚本（</w:t>
+      </w:r>
+      <w:r>
+        <w:rPr>
+          <w:sz w:val="21"/>
+        </w:rPr>
+        <w:t xml:space="preserve">8 </w:t>
+      </w:r>
+      <w:r>
+        <w:rPr>
+          <w:sz w:val="21"/>
+        </w:rPr>
+        <w:t>项：合规</w:t>
+      </w:r>
+      <w:r>
+        <w:rPr>
+          <w:sz w:val="21"/>
+        </w:rPr>
+        <w:t xml:space="preserve"> 3</w:t>
+      </w:r>
+      <w:r>
+        <w:rPr>
+          <w:sz w:val="21"/>
+        </w:rPr>
+        <w:t>、需人工核查</w:t>
+      </w:r>
+      <w:r>
+        <w:rPr>
+          <w:sz w:val="21"/>
+        </w:rPr>
+        <w:t xml:space="preserve"> 5</w:t>
+      </w:r>
+      <w:r>
+        <w:rPr>
+          <w:sz w:val="21"/>
+        </w:rPr>
+        <w:t>）</w:t>
       </w:r>
     </w:p>
     <w:p>
@@ -15009,37 +14911,37 @@
         <w:rPr>
           <w:sz w:val="19"/>
         </w:rPr>
-        <w:t xml:space="preserve"> 14</w:t>
-      </w:r>
-      <w:r>
-        <w:rPr>
-          <w:sz w:val="19"/>
-        </w:rPr>
-        <w:t xml:space="preserve">　说明：靶机未安装达梦</w:t>
-      </w:r>
-      <w:r>
-        <w:rPr>
-          <w:sz w:val="19"/>
-        </w:rPr>
-        <w:t xml:space="preserve"> disql </w:t>
-      </w:r>
-      <w:r>
-        <w:rPr>
-          <w:sz w:val="19"/>
-        </w:rPr>
-        <w:t>客户端，</w:t>
-      </w:r>
-      <w:r>
-        <w:rPr>
-          <w:sz w:val="19"/>
-        </w:rPr>
-        <w:t xml:space="preserve">19 </w:t>
-      </w:r>
-      <w:r>
-        <w:rPr>
-          <w:sz w:val="19"/>
-        </w:rPr>
-        <w:t>项标记为不适用。</w:t>
+        <w:t xml:space="preserve"> 13</w:t>
+      </w:r>
+      <w:r>
+        <w:rPr>
+          <w:sz w:val="19"/>
+        </w:rPr>
+        <w:t xml:space="preserve">　说明：银河麒麟靶机容器内</w:t>
+      </w:r>
+      <w:r>
+        <w:rPr>
+          <w:sz w:val="19"/>
+        </w:rPr>
+        <w:t xml:space="preserve"> Tomcat </w:t>
+      </w:r>
+      <w:r>
+        <w:rPr>
+          <w:sz w:val="19"/>
+        </w:rPr>
+        <w:t>实跑，</w:t>
+      </w:r>
+      <w:r>
+        <w:rPr>
+          <w:sz w:val="19"/>
+        </w:rPr>
+        <w:t xml:space="preserve">8 </w:t>
+      </w:r>
+      <w:r>
+        <w:rPr>
+          <w:sz w:val="19"/>
+        </w:rPr>
+        <w:t>项判定后生成报告。</w:t>
       </w:r>
     </w:p>
     <w:p>
@@ -15053,7 +14955,7 @@
           <w:noProof/>
         </w:rPr>
         <w:drawing>
-          <wp:inline distT="0" distB="0" distL="0" distR="0" wp14:anchorId="7D790230" wp14:editId="2655EC3E">
+          <wp:inline distT="0" distB="0" distL="0" distR="0" wp14:anchorId="48FD8CA4" wp14:editId="420951E2">
             <wp:extent cx="5580000" cy="1678464"/>
             <wp:effectExtent l="0" t="0" r="0" b="0"/>
             <wp:docPr id="15" name="Picture 15"/>
@@ -15064,7 +14966,7 @@
               <a:graphicData uri="http://schemas.openxmlformats.org/drawingml/2006/picture">
                 <pic:pic xmlns:pic="http://schemas.openxmlformats.org/drawingml/2006/picture">
                   <pic:nvPicPr>
-                    <pic:cNvPr id="0" name="run_kylin_sqlserver.png"/>
+                    <pic:cNvPr id="0" name="run_kylin_dm.png"/>
                     <pic:cNvPicPr/>
                   </pic:nvPicPr>
                   <pic:blipFill>
@@ -15104,31 +15006,31 @@
         <w:rPr>
           <w:sz w:val="21"/>
         </w:rPr>
-        <w:t xml:space="preserve"> 15</w:t>
-      </w:r>
-      <w:r>
-        <w:rPr>
-          <w:sz w:val="21"/>
-        </w:rPr>
-        <w:t xml:space="preserve">　</w:t>
-      </w:r>
-      <w:r>
-        <w:rPr>
-          <w:sz w:val="21"/>
-        </w:rPr>
-        <w:t xml:space="preserve">SQL Server </w:t>
-      </w:r>
-      <w:r>
-        <w:rPr>
-          <w:sz w:val="21"/>
-        </w:rPr>
-        <w:t>核查脚本（靶机无实例，</w:t>
-      </w:r>
-      <w:r>
-        <w:rPr>
-          <w:sz w:val="21"/>
-        </w:rPr>
-        <w:t xml:space="preserve">18 </w:t>
+        <w:t xml:space="preserve"> 14</w:t>
+      </w:r>
+      <w:r>
+        <w:rPr>
+          <w:sz w:val="21"/>
+        </w:rPr>
+        <w:t xml:space="preserve">　达梦核查脚本（靶机无</w:t>
+      </w:r>
+      <w:r>
+        <w:rPr>
+          <w:sz w:val="21"/>
+        </w:rPr>
+        <w:t xml:space="preserve"> disql </w:t>
+      </w:r>
+      <w:r>
+        <w:rPr>
+          <w:sz w:val="21"/>
+        </w:rPr>
+        <w:t>客户端，</w:t>
+      </w:r>
+      <w:r>
+        <w:rPr>
+          <w:sz w:val="21"/>
+        </w:rPr>
+        <w:t xml:space="preserve">19 </w:t>
       </w:r>
       <w:r>
         <w:rPr>
@@ -15152,6 +15054,149 @@
         <w:rPr>
           <w:sz w:val="19"/>
         </w:rPr>
+        <w:t xml:space="preserve"> 14</w:t>
+      </w:r>
+      <w:r>
+        <w:rPr>
+          <w:sz w:val="19"/>
+        </w:rPr>
+        <w:t xml:space="preserve">　说明：靶机未安装达梦</w:t>
+      </w:r>
+      <w:r>
+        <w:rPr>
+          <w:sz w:val="19"/>
+        </w:rPr>
+        <w:t xml:space="preserve"> disql </w:t>
+      </w:r>
+      <w:r>
+        <w:rPr>
+          <w:sz w:val="19"/>
+        </w:rPr>
+        <w:t>客户端，</w:t>
+      </w:r>
+      <w:r>
+        <w:rPr>
+          <w:sz w:val="19"/>
+        </w:rPr>
+        <w:t xml:space="preserve">19 </w:t>
+      </w:r>
+      <w:r>
+        <w:rPr>
+          <w:sz w:val="19"/>
+        </w:rPr>
+        <w:t>项标记为不适用。</w:t>
+      </w:r>
+    </w:p>
+    <w:p>
+      <w:pPr>
+        <w:keepNext/>
+        <w:spacing w:before="120"/>
+        <w:jc w:val="center"/>
+      </w:pPr>
+      <w:r>
+        <w:rPr>
+          <w:noProof/>
+        </w:rPr>
+        <w:drawing>
+          <wp:inline distT="0" distB="0" distL="0" distR="0" wp14:anchorId="7A9730ED" wp14:editId="153CEE89">
+            <wp:extent cx="5580000" cy="1678464"/>
+            <wp:effectExtent l="0" t="0" r="0" b="0"/>
+            <wp:docPr id="16" name="Picture 16"/>
+            <wp:cNvGraphicFramePr>
+              <a:graphicFrameLocks xmlns:a="http://schemas.openxmlformats.org/drawingml/2006/main" noChangeAspect="1"/>
+            </wp:cNvGraphicFramePr>
+            <a:graphic xmlns:a="http://schemas.openxmlformats.org/drawingml/2006/main">
+              <a:graphicData uri="http://schemas.openxmlformats.org/drawingml/2006/picture">
+                <pic:pic xmlns:pic="http://schemas.openxmlformats.org/drawingml/2006/picture">
+                  <pic:nvPicPr>
+                    <pic:cNvPr id="0" name="run_kylin_sqlserver.png"/>
+                    <pic:cNvPicPr/>
+                  </pic:nvPicPr>
+                  <pic:blipFill>
+                    <a:blip r:embed="rId25"/>
+                    <a:stretch>
+                      <a:fillRect/>
+                    </a:stretch>
+                  </pic:blipFill>
+                  <pic:spPr>
+                    <a:xfrm>
+                      <a:off x="0" y="0"/>
+                      <a:ext cx="5580000" cy="1678464"/>
+                    </a:xfrm>
+                    <a:prstGeom prst="rect">
+                      <a:avLst/>
+                    </a:prstGeom>
+                  </pic:spPr>
+                </pic:pic>
+              </a:graphicData>
+            </a:graphic>
+          </wp:inline>
+        </w:drawing>
+      </w:r>
+    </w:p>
+    <w:p>
+      <w:pPr>
+        <w:keepNext/>
+        <w:jc w:val="center"/>
+      </w:pPr>
+      <w:r>
+        <w:rPr>
+          <w:sz w:val="21"/>
+        </w:rPr>
+        <w:t>图</w:t>
+      </w:r>
+      <w:r>
+        <w:rPr>
+          <w:sz w:val="21"/>
+        </w:rPr>
+        <w:t xml:space="preserve"> 15</w:t>
+      </w:r>
+      <w:r>
+        <w:rPr>
+          <w:sz w:val="21"/>
+        </w:rPr>
+        <w:t xml:space="preserve">　</w:t>
+      </w:r>
+      <w:r>
+        <w:rPr>
+          <w:sz w:val="21"/>
+        </w:rPr>
+        <w:t xml:space="preserve">SQL Server </w:t>
+      </w:r>
+      <w:r>
+        <w:rPr>
+          <w:sz w:val="21"/>
+        </w:rPr>
+        <w:t>核查脚本（靶机无实例，</w:t>
+      </w:r>
+      <w:r>
+        <w:rPr>
+          <w:sz w:val="21"/>
+        </w:rPr>
+        <w:t xml:space="preserve">18 </w:t>
+      </w:r>
+      <w:r>
+        <w:rPr>
+          <w:sz w:val="21"/>
+        </w:rPr>
+        <w:t>项标记为不适用）</w:t>
+      </w:r>
+    </w:p>
+    <w:p>
+      <w:pPr>
+        <w:spacing w:before="40" w:after="80"/>
+        <w:ind w:left="340"/>
+      </w:pPr>
+      <w:r>
+        <w:rPr>
+          <w:sz w:val="19"/>
+        </w:rPr>
+        <w:t>图</w:t>
+      </w:r>
+      <w:r>
+        <w:rPr>
+          <w:sz w:val="19"/>
+        </w:rPr>
         <w:t xml:space="preserve"> 15</w:t>
       </w:r>
       <w:r>
@@ -15190,7 +15235,7 @@
         <w:pStyle w:val="Heading2"/>
         <w:spacing w:before="240" w:after="120"/>
       </w:pPr>
-      <w:bookmarkStart w:id="22" w:name="_Toc240315068"/>
+      <w:bookmarkStart w:id="22" w:name="_Toc240315362"/>
       <w:r>
         <w:rPr>
           <w:rFonts w:ascii="Times New Roman" w:eastAsia="黑体" w:hAnsi="Times New Roman"/>
@@ -15251,10 +15296,10 @@
         </w:rPr>
         <w:lastRenderedPageBreak/>
         <w:drawing>
-          <wp:inline distT="0" distB="0" distL="0" distR="0" wp14:anchorId="4954C34A" wp14:editId="53D4D3A2">
+          <wp:inline distT="0" distB="0" distL="0" distR="0" wp14:anchorId="5D97A9C0" wp14:editId="1E581C7E">
             <wp:extent cx="5040000" cy="4500000"/>
             <wp:effectExtent l="0" t="0" r="0" b="0"/>
-            <wp:docPr id="16" name="Picture 16"/>
+            <wp:docPr id="17" name="Picture 17"/>
             <wp:cNvGraphicFramePr>
               <a:graphicFrameLocks xmlns:a="http://schemas.openxmlformats.org/drawingml/2006/main" noChangeAspect="1"/>
             </wp:cNvGraphicFramePr>
@@ -15266,7 +15311,7 @@
                     <pic:cNvPicPr/>
                   </pic:nvPicPr>
                   <pic:blipFill>
-                    <a:blip r:embed="rId25"/>
+                    <a:blip r:embed="rId26"/>
                     <a:stretch>
                       <a:fillRect/>
                     </a:stretch>
@@ -15431,10 +15476,10 @@
         </w:rPr>
         <w:lastRenderedPageBreak/>
         <w:drawing>
-          <wp:inline distT="0" distB="0" distL="0" distR="0" wp14:anchorId="26C7E151" wp14:editId="5D1BB6BE">
+          <wp:inline distT="0" distB="0" distL="0" distR="0" wp14:anchorId="3549DD46" wp14:editId="6DBA958D">
             <wp:extent cx="5580000" cy="4384286"/>
             <wp:effectExtent l="0" t="0" r="0" b="0"/>
-            <wp:docPr id="17" name="Picture 17"/>
+            <wp:docPr id="18" name="Picture 18"/>
             <wp:cNvGraphicFramePr>
               <a:graphicFrameLocks xmlns:a="http://schemas.openxmlformats.org/drawingml/2006/main" noChangeAspect="1"/>
             </wp:cNvGraphicFramePr>
@@ -15446,7 +15491,7 @@
                     <pic:cNvPicPr/>
                   </pic:nvPicPr>
                   <pic:blipFill>
-                    <a:blip r:embed="rId26"/>
+                    <a:blip r:embed="rId27"/>
                     <a:stretch>
                       <a:fillRect/>
                     </a:stretch>
@@ -15611,220 +15656,7 @@
         </w:rPr>
         <w:lastRenderedPageBreak/>
         <w:drawing>
-          <wp:inline distT="0" distB="0" distL="0" distR="0" wp14:anchorId="0B3E7A75" wp14:editId="76EC8F66">
-            <wp:extent cx="5040000" cy="4500000"/>
-            <wp:effectExtent l="0" t="0" r="0" b="0"/>
-            <wp:docPr id="18" name="Picture 18"/>
-            <wp:cNvGraphicFramePr>
-              <a:graphicFrameLocks xmlns:a="http://schemas.openxmlformats.org/drawingml/2006/main" noChangeAspect="1"/>
-            </wp:cNvGraphicFramePr>
-            <a:graphic xmlns:a="http://schemas.openxmlformats.org/drawingml/2006/main">
-              <a:graphicData uri="http://schemas.openxmlformats.org/drawingml/2006/picture">
-                <pic:pic xmlns:pic="http://schemas.openxmlformats.org/drawingml/2006/picture">
-                  <pic:nvPicPr>
-                    <pic:cNvPr id="0" name="fig_win_net.png"/>
-                    <pic:cNvPicPr/>
-                  </pic:nvPicPr>
-                  <pic:blipFill>
-                    <a:blip r:embed="rId27"/>
-                    <a:stretch>
-                      <a:fillRect/>
-                    </a:stretch>
-                  </pic:blipFill>
-                  <pic:spPr>
-                    <a:xfrm>
-                      <a:off x="0" y="0"/>
-                      <a:ext cx="5040000" cy="4500000"/>
-                    </a:xfrm>
-                    <a:prstGeom prst="rect">
-                      <a:avLst/>
-                    </a:prstGeom>
-                  </pic:spPr>
-                </pic:pic>
-              </a:graphicData>
-            </a:graphic>
-          </wp:inline>
-        </w:drawing>
-      </w:r>
-    </w:p>
-    <w:p>
-      <w:pPr>
-        <w:keepNext/>
-        <w:jc w:val="center"/>
-      </w:pPr>
-      <w:r>
-        <w:rPr>
-          <w:sz w:val="21"/>
-        </w:rPr>
-        <w:t>图</w:t>
-      </w:r>
-      <w:r>
-        <w:rPr>
-          <w:sz w:val="21"/>
-        </w:rPr>
-        <w:t xml:space="preserve"> 18</w:t>
-      </w:r>
-      <w:r>
-        <w:rPr>
-          <w:sz w:val="21"/>
-        </w:rPr>
-        <w:t xml:space="preserve">　网络设备核查报告（</w:t>
-      </w:r>
-      <w:r>
-        <w:rPr>
-          <w:sz w:val="21"/>
-        </w:rPr>
-        <w:t xml:space="preserve">23 </w:t>
-      </w:r>
-      <w:r>
-        <w:rPr>
-          <w:sz w:val="21"/>
-        </w:rPr>
-        <w:t>项：合规</w:t>
-      </w:r>
-      <w:r>
-        <w:rPr>
-          <w:sz w:val="21"/>
-        </w:rPr>
-        <w:t xml:space="preserve"> 6</w:t>
-      </w:r>
-      <w:r>
-        <w:rPr>
-          <w:sz w:val="21"/>
-        </w:rPr>
-        <w:t>、不合规</w:t>
-      </w:r>
-      <w:r>
-        <w:rPr>
-          <w:sz w:val="21"/>
-        </w:rPr>
-        <w:t xml:space="preserve"> 3</w:t>
-      </w:r>
-      <w:r>
-        <w:rPr>
-          <w:sz w:val="21"/>
-        </w:rPr>
-        <w:t>、需人工核查</w:t>
-      </w:r>
-      <w:r>
-        <w:rPr>
-          <w:sz w:val="21"/>
-        </w:rPr>
-        <w:t xml:space="preserve"> 14</w:t>
-      </w:r>
-      <w:r>
-        <w:rPr>
-          <w:sz w:val="21"/>
-        </w:rPr>
-        <w:t>）</w:t>
-      </w:r>
-    </w:p>
-    <w:p>
-      <w:pPr>
-        <w:spacing w:before="40" w:after="80"/>
-        <w:ind w:left="340"/>
-      </w:pPr>
-      <w:r>
-        <w:rPr>
-          <w:sz w:val="19"/>
-        </w:rPr>
-        <w:t>图</w:t>
-      </w:r>
-      <w:r>
-        <w:rPr>
-          <w:sz w:val="19"/>
-        </w:rPr>
-        <w:t xml:space="preserve"> 18</w:t>
-      </w:r>
-      <w:r>
-        <w:rPr>
-          <w:sz w:val="19"/>
-        </w:rPr>
-        <w:t xml:space="preserve">　说明：网络设备核查报告，按设备回显逐项解析第</w:t>
-      </w:r>
-      <w:r>
-        <w:rPr>
-          <w:sz w:val="19"/>
-        </w:rPr>
-        <w:t xml:space="preserve"> 5 </w:t>
-      </w:r>
-      <w:r>
-        <w:rPr>
-          <w:sz w:val="19"/>
-        </w:rPr>
-        <w:t>章</w:t>
-      </w:r>
-      <w:r>
-        <w:rPr>
-          <w:sz w:val="19"/>
-        </w:rPr>
-        <w:t xml:space="preserve"> 23 </w:t>
-      </w:r>
-      <w:r>
-        <w:rPr>
-          <w:sz w:val="19"/>
-        </w:rPr>
-        <w:t>项，表中标注判定依据。</w:t>
-      </w:r>
-    </w:p>
-    <w:p>
-      <w:pPr>
-        <w:pStyle w:val="Heading2"/>
-        <w:spacing w:before="240" w:after="120"/>
-      </w:pPr>
-      <w:bookmarkStart w:id="23" w:name="_Toc240315069"/>
-      <w:r>
-        <w:rPr>
-          <w:rFonts w:ascii="Times New Roman" w:eastAsia="黑体" w:hAnsi="Times New Roman"/>
-          <w:color w:val="000000"/>
-          <w:sz w:val="28"/>
-        </w:rPr>
-        <w:t xml:space="preserve">6.5 </w:t>
-      </w:r>
-      <w:r>
-        <w:rPr>
-          <w:rFonts w:ascii="Times New Roman" w:eastAsia="黑体" w:hAnsi="Times New Roman"/>
-          <w:color w:val="000000"/>
-          <w:sz w:val="28"/>
-        </w:rPr>
-        <w:t>麒麟平台核查报告</w:t>
-      </w:r>
-      <w:bookmarkEnd w:id="23"/>
-    </w:p>
-    <w:p>
-      <w:pPr>
-        <w:spacing w:line="360" w:lineRule="auto"/>
-        <w:ind w:firstLineChars="200" w:firstLine="480"/>
-      </w:pPr>
-      <w:r>
-        <w:t>麒麟平台生成的核查报告样例（图</w:t>
-      </w:r>
-      <w:r>
-        <w:t xml:space="preserve"> 19</w:t>
-      </w:r>
-      <w:r>
-        <w:t>～图</w:t>
-      </w:r>
-      <w:r>
-        <w:t xml:space="preserve"> 23</w:t>
-      </w:r>
-      <w:r>
-        <w:t>）：操作系统与各数据库、中间件组件。</w:t>
-      </w:r>
-    </w:p>
-    <w:p>
-      <w:pPr>
-        <w:keepNext/>
-        <w:spacing w:before="120"/>
-        <w:jc w:val="center"/>
-      </w:pPr>
-      <w:r>
-        <w:rPr>
-          <w:noProof/>
-        </w:rPr>
-        <w:lastRenderedPageBreak/>
-        <w:drawing>
-          <wp:inline distT="0" distB="0" distL="0" distR="0" wp14:anchorId="6C464565" wp14:editId="5EE131F2">
+          <wp:inline distT="0" distB="0" distL="0" distR="0" wp14:anchorId="2A083B3C" wp14:editId="18D52DC3">
             <wp:extent cx="5040000" cy="4500000"/>
             <wp:effectExtent l="0" t="0" r="0" b="0"/>
             <wp:docPr id="19" name="Picture 19"/>
@@ -15835,7 +15667,7 @@
               <a:graphicData uri="http://schemas.openxmlformats.org/drawingml/2006/picture">
                 <pic:pic xmlns:pic="http://schemas.openxmlformats.org/drawingml/2006/picture">
                   <pic:nvPicPr>
-                    <pic:cNvPr id="0" name="fig_kylin_os.png"/>
+                    <pic:cNvPr id="0" name="fig_win_net.png"/>
                     <pic:cNvPicPr/>
                   </pic:nvPicPr>
                   <pic:blipFill>
@@ -15875,19 +15707,19 @@
         <w:rPr>
           <w:sz w:val="21"/>
         </w:rPr>
-        <w:t xml:space="preserve"> 19</w:t>
-      </w:r>
-      <w:r>
-        <w:rPr>
-          <w:sz w:val="21"/>
-        </w:rPr>
-        <w:t xml:space="preserve">　操作系统核查报告（</w:t>
-      </w:r>
-      <w:r>
-        <w:rPr>
-          <w:sz w:val="21"/>
-        </w:rPr>
-        <w:t xml:space="preserve">139 </w:t>
+        <w:t xml:space="preserve"> 18</w:t>
+      </w:r>
+      <w:r>
+        <w:rPr>
+          <w:sz w:val="21"/>
+        </w:rPr>
+        <w:t xml:space="preserve">　网络设备核查报告（</w:t>
+      </w:r>
+      <w:r>
+        <w:rPr>
+          <w:sz w:val="21"/>
+        </w:rPr>
+        <w:t xml:space="preserve">23 </w:t>
       </w:r>
       <w:r>
         <w:rPr>
@@ -15899,7 +15731,7 @@
         <w:rPr>
           <w:sz w:val="21"/>
         </w:rPr>
-        <w:t xml:space="preserve"> 18</w:t>
+        <w:t xml:space="preserve"> 6</w:t>
       </w:r>
       <w:r>
         <w:rPr>
@@ -15911,7 +15743,7 @@
         <w:rPr>
           <w:sz w:val="21"/>
         </w:rPr>
-        <w:t xml:space="preserve"> 9</w:t>
+        <w:t xml:space="preserve"> 3</w:t>
       </w:r>
       <w:r>
         <w:rPr>
@@ -15923,19 +15755,7 @@
         <w:rPr>
           <w:sz w:val="21"/>
         </w:rPr>
-        <w:t xml:space="preserve"> 84</w:t>
-      </w:r>
-      <w:r>
-        <w:rPr>
-          <w:sz w:val="21"/>
-        </w:rPr>
-        <w:t>、不适用</w:t>
-      </w:r>
-      <w:r>
-        <w:rPr>
-          <w:sz w:val="21"/>
-        </w:rPr>
-        <w:t xml:space="preserve"> 28</w:t>
+        <w:t xml:space="preserve"> 14</w:t>
       </w:r>
       <w:r>
         <w:rPr>
@@ -15959,13 +15779,82 @@
         <w:rPr>
           <w:sz w:val="19"/>
         </w:rPr>
+        <w:t xml:space="preserve"> 18</w:t>
+      </w:r>
+      <w:r>
+        <w:rPr>
+          <w:sz w:val="19"/>
+        </w:rPr>
+        <w:t xml:space="preserve">　说明：网络设备核查报告，按设备回显逐项解析第</w:t>
+      </w:r>
+      <w:r>
+        <w:rPr>
+          <w:sz w:val="19"/>
+        </w:rPr>
+        <w:t xml:space="preserve"> 5 </w:t>
+      </w:r>
+      <w:r>
+        <w:rPr>
+          <w:sz w:val="19"/>
+        </w:rPr>
+        <w:t>章</w:t>
+      </w:r>
+      <w:r>
+        <w:rPr>
+          <w:sz w:val="19"/>
+        </w:rPr>
+        <w:t xml:space="preserve"> 23 </w:t>
+      </w:r>
+      <w:r>
+        <w:rPr>
+          <w:sz w:val="19"/>
+        </w:rPr>
+        <w:t>项，表中标注判定依据。</w:t>
+      </w:r>
+    </w:p>
+    <w:p>
+      <w:pPr>
+        <w:pStyle w:val="Heading2"/>
+        <w:spacing w:before="240" w:after="120"/>
+      </w:pPr>
+      <w:bookmarkStart w:id="23" w:name="_Toc240315363"/>
+      <w:r>
+        <w:rPr>
+          <w:rFonts w:ascii="Times New Roman" w:eastAsia="黑体" w:hAnsi="Times New Roman"/>
+          <w:color w:val="000000"/>
+          <w:sz w:val="28"/>
+        </w:rPr>
+        <w:t xml:space="preserve">6.5 </w:t>
+      </w:r>
+      <w:r>
+        <w:rPr>
+          <w:rFonts w:ascii="Times New Roman" w:eastAsia="黑体" w:hAnsi="Times New Roman"/>
+          <w:color w:val="000000"/>
+          <w:sz w:val="28"/>
+        </w:rPr>
+        <w:t>麒麟平台核查报告</w:t>
+      </w:r>
+      <w:bookmarkEnd w:id="23"/>
+    </w:p>
+    <w:p>
+      <w:pPr>
+        <w:spacing w:line="360" w:lineRule="auto"/>
+        <w:ind w:firstLineChars="200" w:firstLine="480"/>
+      </w:pPr>
+      <w:r>
+        <w:t>麒麟平台生成的核查报告样例（图</w:t>
+      </w:r>
+      <w:r>
         <w:t xml:space="preserve"> 19</w:t>
       </w:r>
       <w:r>
-        <w:rPr>
-          <w:sz w:val="19"/>
-        </w:rPr>
-        <w:t xml:space="preserve">　说明：麒麟版操作系统核查报告，系统信息区显示实际核查的发行版与内核。</w:t>
+        <w:t>～图</w:t>
+      </w:r>
+      <w:r>
+        <w:t xml:space="preserve"> 23</w:t>
+      </w:r>
+      <w:r>
+        <w:t>）：操作系统与各数据库、中间件组件。</w:t>
       </w:r>
     </w:p>
     <w:p>
@@ -15980,10 +15869,166 @@
         </w:rPr>
         <w:lastRenderedPageBreak/>
         <w:drawing>
-          <wp:inline distT="0" distB="0" distL="0" distR="0" wp14:anchorId="0045ED4E" wp14:editId="15AD7B64">
+          <wp:inline distT="0" distB="0" distL="0" distR="0" wp14:anchorId="454957D3" wp14:editId="29BB0628">
+            <wp:extent cx="5040000" cy="4500000"/>
+            <wp:effectExtent l="0" t="0" r="0" b="0"/>
+            <wp:docPr id="20" name="Picture 20"/>
+            <wp:cNvGraphicFramePr>
+              <a:graphicFrameLocks xmlns:a="http://schemas.openxmlformats.org/drawingml/2006/main" noChangeAspect="1"/>
+            </wp:cNvGraphicFramePr>
+            <a:graphic xmlns:a="http://schemas.openxmlformats.org/drawingml/2006/main">
+              <a:graphicData uri="http://schemas.openxmlformats.org/drawingml/2006/picture">
+                <pic:pic xmlns:pic="http://schemas.openxmlformats.org/drawingml/2006/picture">
+                  <pic:nvPicPr>
+                    <pic:cNvPr id="0" name="fig_kylin_os.png"/>
+                    <pic:cNvPicPr/>
+                  </pic:nvPicPr>
+                  <pic:blipFill>
+                    <a:blip r:embed="rId29"/>
+                    <a:stretch>
+                      <a:fillRect/>
+                    </a:stretch>
+                  </pic:blipFill>
+                  <pic:spPr>
+                    <a:xfrm>
+                      <a:off x="0" y="0"/>
+                      <a:ext cx="5040000" cy="4500000"/>
+                    </a:xfrm>
+                    <a:prstGeom prst="rect">
+                      <a:avLst/>
+                    </a:prstGeom>
+                  </pic:spPr>
+                </pic:pic>
+              </a:graphicData>
+            </a:graphic>
+          </wp:inline>
+        </w:drawing>
+      </w:r>
+    </w:p>
+    <w:p>
+      <w:pPr>
+        <w:keepNext/>
+        <w:jc w:val="center"/>
+      </w:pPr>
+      <w:r>
+        <w:rPr>
+          <w:sz w:val="21"/>
+        </w:rPr>
+        <w:t>图</w:t>
+      </w:r>
+      <w:r>
+        <w:rPr>
+          <w:sz w:val="21"/>
+        </w:rPr>
+        <w:t xml:space="preserve"> 19</w:t>
+      </w:r>
+      <w:r>
+        <w:rPr>
+          <w:sz w:val="21"/>
+        </w:rPr>
+        <w:t xml:space="preserve">　操作系统核查报告（</w:t>
+      </w:r>
+      <w:r>
+        <w:rPr>
+          <w:sz w:val="21"/>
+        </w:rPr>
+        <w:t xml:space="preserve">139 </w:t>
+      </w:r>
+      <w:r>
+        <w:rPr>
+          <w:sz w:val="21"/>
+        </w:rPr>
+        <w:t>项：合规</w:t>
+      </w:r>
+      <w:r>
+        <w:rPr>
+          <w:sz w:val="21"/>
+        </w:rPr>
+        <w:t xml:space="preserve"> 18</w:t>
+      </w:r>
+      <w:r>
+        <w:rPr>
+          <w:sz w:val="21"/>
+        </w:rPr>
+        <w:t>、不合规</w:t>
+      </w:r>
+      <w:r>
+        <w:rPr>
+          <w:sz w:val="21"/>
+        </w:rPr>
+        <w:t xml:space="preserve"> 9</w:t>
+      </w:r>
+      <w:r>
+        <w:rPr>
+          <w:sz w:val="21"/>
+        </w:rPr>
+        <w:t>、需人工核查</w:t>
+      </w:r>
+      <w:r>
+        <w:rPr>
+          <w:sz w:val="21"/>
+        </w:rPr>
+        <w:t xml:space="preserve"> 84</w:t>
+      </w:r>
+      <w:r>
+        <w:rPr>
+          <w:sz w:val="21"/>
+        </w:rPr>
+        <w:t>、不适用</w:t>
+      </w:r>
+      <w:r>
+        <w:rPr>
+          <w:sz w:val="21"/>
+        </w:rPr>
+        <w:t xml:space="preserve"> 28</w:t>
+      </w:r>
+      <w:r>
+        <w:rPr>
+          <w:sz w:val="21"/>
+        </w:rPr>
+        <w:t>）</w:t>
+      </w:r>
+    </w:p>
+    <w:p>
+      <w:pPr>
+        <w:spacing w:before="40" w:after="80"/>
+        <w:ind w:left="340"/>
+      </w:pPr>
+      <w:r>
+        <w:rPr>
+          <w:sz w:val="19"/>
+        </w:rPr>
+        <w:t>图</w:t>
+      </w:r>
+      <w:r>
+        <w:rPr>
+          <w:sz w:val="19"/>
+        </w:rPr>
+        <w:t xml:space="preserve"> 19</w:t>
+      </w:r>
+      <w:r>
+        <w:rPr>
+          <w:sz w:val="19"/>
+        </w:rPr>
+        <w:t xml:space="preserve">　说明：麒麟版操作系统核查报告，系统信息区显示实际核查的发行版与内核。</w:t>
+      </w:r>
+    </w:p>
+    <w:p>
+      <w:pPr>
+        <w:keepNext/>
+        <w:spacing w:before="120"/>
+        <w:jc w:val="center"/>
+      </w:pPr>
+      <w:r>
+        <w:rPr>
+          <w:noProof/>
+        </w:rPr>
+        <w:lastRenderedPageBreak/>
+        <w:drawing>
+          <wp:inline distT="0" distB="0" distL="0" distR="0" wp14:anchorId="06E7F178" wp14:editId="0B274045">
             <wp:extent cx="5580000" cy="4384286"/>
             <wp:effectExtent l="0" t="0" r="0" b="0"/>
-            <wp:docPr id="20" name="Picture 20"/>
+            <wp:docPr id="21" name="Picture 21"/>
             <wp:cNvGraphicFramePr>
               <a:graphicFrameLocks xmlns:a="http://schemas.openxmlformats.org/drawingml/2006/main" noChangeAspect="1"/>
             </wp:cNvGraphicFramePr>
@@ -15995,7 +16040,7 @@
                     <pic:cNvPicPr/>
                   </pic:nvPicPr>
                   <pic:blipFill>
-                    <a:blip r:embed="rId29"/>
+                    <a:blip r:embed="rId30"/>
                     <a:stretch>
                       <a:fillRect/>
                     </a:stretch>
@@ -16148,10 +16193,10 @@
         </w:rPr>
         <w:lastRenderedPageBreak/>
         <w:drawing>
-          <wp:inline distT="0" distB="0" distL="0" distR="0" wp14:anchorId="3B636BB2" wp14:editId="70274EA1">
+          <wp:inline distT="0" distB="0" distL="0" distR="0" wp14:anchorId="7BD948F7" wp14:editId="59D12AE2">
             <wp:extent cx="5580000" cy="3587143"/>
             <wp:effectExtent l="0" t="0" r="0" b="0"/>
-            <wp:docPr id="21" name="Picture 21"/>
+            <wp:docPr id="22" name="Picture 22"/>
             <wp:cNvGraphicFramePr>
               <a:graphicFrameLocks xmlns:a="http://schemas.openxmlformats.org/drawingml/2006/main" noChangeAspect="1"/>
             </wp:cNvGraphicFramePr>
@@ -16163,7 +16208,7 @@
                     <pic:cNvPicPr/>
                   </pic:nvPicPr>
                   <pic:blipFill>
-                    <a:blip r:embed="rId30"/>
+                    <a:blip r:embed="rId31"/>
                     <a:stretch>
                       <a:fillRect/>
                     </a:stretch>
@@ -16327,10 +16372,10 @@
           <w:noProof/>
         </w:rPr>
         <w:drawing>
-          <wp:inline distT="0" distB="0" distL="0" distR="0" wp14:anchorId="2F006708" wp14:editId="3D7D7127">
+          <wp:inline distT="0" distB="0" distL="0" distR="0" wp14:anchorId="48670362" wp14:editId="32F993EE">
             <wp:extent cx="5580000" cy="3427714"/>
             <wp:effectExtent l="0" t="0" r="0" b="0"/>
-            <wp:docPr id="22" name="Picture 22"/>
+            <wp:docPr id="23" name="Picture 23"/>
             <wp:cNvGraphicFramePr>
               <a:graphicFrameLocks xmlns:a="http://schemas.openxmlformats.org/drawingml/2006/main" noChangeAspect="1"/>
             </wp:cNvGraphicFramePr>
@@ -16342,7 +16387,7 @@
                     <pic:cNvPicPr/>
                   </pic:nvPicPr>
                   <pic:blipFill>
-                    <a:blip r:embed="rId31"/>
+                    <a:blip r:embed="rId32"/>
                     <a:stretch>
                       <a:fillRect/>
                     </a:stretch>
@@ -16519,208 +16564,7 @@
         </w:rPr>
         <w:lastRenderedPageBreak/>
         <w:drawing>
-          <wp:inline distT="0" distB="0" distL="0" distR="0" wp14:anchorId="106AB771" wp14:editId="690C2E75">
-            <wp:extent cx="5040000" cy="4500000"/>
-            <wp:effectExtent l="0" t="0" r="0" b="0"/>
-            <wp:docPr id="23" name="Picture 23"/>
-            <wp:cNvGraphicFramePr>
-              <a:graphicFrameLocks xmlns:a="http://schemas.openxmlformats.org/drawingml/2006/main" noChangeAspect="1"/>
-            </wp:cNvGraphicFramePr>
-            <a:graphic xmlns:a="http://schemas.openxmlformats.org/drawingml/2006/main">
-              <a:graphicData uri="http://schemas.openxmlformats.org/drawingml/2006/picture">
-                <pic:pic xmlns:pic="http://schemas.openxmlformats.org/drawingml/2006/picture">
-                  <pic:nvPicPr>
-                    <pic:cNvPr id="0" name="fig_kylin_net.png"/>
-                    <pic:cNvPicPr/>
-                  </pic:nvPicPr>
-                  <pic:blipFill>
-                    <a:blip r:embed="rId32"/>
-                    <a:stretch>
-                      <a:fillRect/>
-                    </a:stretch>
-                  </pic:blipFill>
-                  <pic:spPr>
-                    <a:xfrm>
-                      <a:off x="0" y="0"/>
-                      <a:ext cx="5040000" cy="4500000"/>
-                    </a:xfrm>
-                    <a:prstGeom prst="rect">
-                      <a:avLst/>
-                    </a:prstGeom>
-                  </pic:spPr>
-                </pic:pic>
-              </a:graphicData>
-            </a:graphic>
-          </wp:inline>
-        </w:drawing>
-      </w:r>
-    </w:p>
-    <w:p>
-      <w:pPr>
-        <w:keepNext/>
-        <w:jc w:val="center"/>
-      </w:pPr>
-      <w:r>
-        <w:rPr>
-          <w:sz w:val="21"/>
-        </w:rPr>
-        <w:t>图</w:t>
-      </w:r>
-      <w:r>
-        <w:rPr>
-          <w:sz w:val="21"/>
-        </w:rPr>
-        <w:t xml:space="preserve"> 23</w:t>
-      </w:r>
-      <w:r>
-        <w:rPr>
-          <w:sz w:val="21"/>
-        </w:rPr>
-        <w:t xml:space="preserve">　网络设备核查报告（</w:t>
-      </w:r>
-      <w:r>
-        <w:rPr>
-          <w:sz w:val="21"/>
-        </w:rPr>
-        <w:t xml:space="preserve">23 </w:t>
-      </w:r>
-      <w:r>
-        <w:rPr>
-          <w:sz w:val="21"/>
-        </w:rPr>
-        <w:t>项：合规</w:t>
-      </w:r>
-      <w:r>
-        <w:rPr>
-          <w:sz w:val="21"/>
-        </w:rPr>
-        <w:t xml:space="preserve"> 11</w:t>
-      </w:r>
-      <w:r>
-        <w:rPr>
-          <w:sz w:val="21"/>
-        </w:rPr>
-        <w:t>、需人工核查</w:t>
-      </w:r>
-      <w:r>
-        <w:rPr>
-          <w:sz w:val="21"/>
-        </w:rPr>
-        <w:t xml:space="preserve"> 12</w:t>
-      </w:r>
-      <w:r>
-        <w:rPr>
-          <w:sz w:val="21"/>
-        </w:rPr>
-        <w:t>）</w:t>
-      </w:r>
-    </w:p>
-    <w:p>
-      <w:pPr>
-        <w:spacing w:before="40" w:after="80"/>
-        <w:ind w:left="340"/>
-      </w:pPr>
-      <w:r>
-        <w:rPr>
-          <w:sz w:val="19"/>
-        </w:rPr>
-        <w:t>图</w:t>
-      </w:r>
-      <w:r>
-        <w:rPr>
-          <w:sz w:val="19"/>
-        </w:rPr>
-        <w:t xml:space="preserve"> 23</w:t>
-      </w:r>
-      <w:r>
-        <w:rPr>
-          <w:sz w:val="19"/>
-        </w:rPr>
-        <w:t xml:space="preserve">　说明：网络设备核查报告，按设备回显解析第</w:t>
-      </w:r>
-      <w:r>
-        <w:rPr>
-          <w:sz w:val="19"/>
-        </w:rPr>
-        <w:t xml:space="preserve"> 5 </w:t>
-      </w:r>
-      <w:r>
-        <w:rPr>
-          <w:sz w:val="19"/>
-        </w:rPr>
-        <w:t>章</w:t>
-      </w:r>
-      <w:r>
-        <w:rPr>
-          <w:sz w:val="19"/>
-        </w:rPr>
-        <w:t xml:space="preserve"> 23 </w:t>
-      </w:r>
-      <w:r>
-        <w:rPr>
-          <w:sz w:val="19"/>
-        </w:rPr>
-        <w:t>项。</w:t>
-      </w:r>
-    </w:p>
-    <w:p>
-      <w:pPr>
-        <w:pStyle w:val="Heading2"/>
-        <w:spacing w:before="240" w:after="120"/>
-      </w:pPr>
-      <w:bookmarkStart w:id="24" w:name="_Toc240315070"/>
-      <w:r>
-        <w:rPr>
-          <w:rFonts w:ascii="Times New Roman" w:eastAsia="黑体" w:hAnsi="Times New Roman"/>
-          <w:color w:val="000000"/>
-          <w:sz w:val="28"/>
-        </w:rPr>
-        <w:t xml:space="preserve">6.6 </w:t>
-      </w:r>
-      <w:r>
-        <w:rPr>
-          <w:rFonts w:ascii="Times New Roman" w:eastAsia="黑体" w:hAnsi="Times New Roman"/>
-          <w:color w:val="000000"/>
-          <w:sz w:val="28"/>
-        </w:rPr>
-        <w:t>人工核查与汇总</w:t>
-      </w:r>
-      <w:bookmarkEnd w:id="24"/>
-    </w:p>
-    <w:p>
-      <w:pPr>
-        <w:spacing w:line="360" w:lineRule="auto"/>
-        <w:ind w:firstLineChars="200" w:firstLine="480"/>
-      </w:pPr>
-      <w:r>
-        <w:t>人工核查台填写与导出、自动汇总报告及《配置核查表》标注情况（图</w:t>
-      </w:r>
-      <w:r>
-        <w:t xml:space="preserve"> 24</w:t>
-      </w:r>
-      <w:r>
-        <w:t>～图</w:t>
-      </w:r>
-      <w:r>
-        <w:t xml:space="preserve"> 28</w:t>
-      </w:r>
-      <w:r>
-        <w:t>）。</w:t>
-      </w:r>
-    </w:p>
-    <w:p>
-      <w:pPr>
-        <w:keepNext/>
-        <w:spacing w:before="120"/>
-        <w:jc w:val="center"/>
-      </w:pPr>
-      <w:r>
-        <w:rPr>
-          <w:noProof/>
-        </w:rPr>
-        <w:lastRenderedPageBreak/>
-        <w:drawing>
-          <wp:inline distT="0" distB="0" distL="0" distR="0" wp14:anchorId="135F387D" wp14:editId="4706E229">
+          <wp:inline distT="0" distB="0" distL="0" distR="0" wp14:anchorId="2BACD652" wp14:editId="20A6DEDC">
             <wp:extent cx="5040000" cy="4500000"/>
             <wp:effectExtent l="0" t="0" r="0" b="0"/>
             <wp:docPr id="24" name="Picture 24"/>
@@ -16731,7 +16575,7 @@
               <a:graphicData uri="http://schemas.openxmlformats.org/drawingml/2006/picture">
                 <pic:pic xmlns:pic="http://schemas.openxmlformats.org/drawingml/2006/picture">
                   <pic:nvPicPr>
-                    <pic:cNvPr id="0" name="fig_manual.png"/>
+                    <pic:cNvPr id="0" name="fig_kylin_net.png"/>
                     <pic:cNvPicPr/>
                   </pic:nvPicPr>
                   <pic:blipFill>
@@ -16771,25 +16615,49 @@
         <w:rPr>
           <w:sz w:val="21"/>
         </w:rPr>
-        <w:t xml:space="preserve"> 24</w:t>
-      </w:r>
-      <w:r>
-        <w:rPr>
-          <w:sz w:val="21"/>
-        </w:rPr>
-        <w:t xml:space="preserve">　人工核查台（</w:t>
-      </w:r>
-      <w:r>
-        <w:rPr>
-          <w:sz w:val="21"/>
-        </w:rPr>
-        <w:t xml:space="preserve">136 </w:t>
-      </w:r>
-      <w:r>
-        <w:rPr>
-          <w:sz w:val="21"/>
-        </w:rPr>
-        <w:t>项逐项核查，支持截图取证与报告导出）</w:t>
+        <w:t xml:space="preserve"> 23</w:t>
+      </w:r>
+      <w:r>
+        <w:rPr>
+          <w:sz w:val="21"/>
+        </w:rPr>
+        <w:t xml:space="preserve">　网络设备核查报告（</w:t>
+      </w:r>
+      <w:r>
+        <w:rPr>
+          <w:sz w:val="21"/>
+        </w:rPr>
+        <w:t xml:space="preserve">23 </w:t>
+      </w:r>
+      <w:r>
+        <w:rPr>
+          <w:sz w:val="21"/>
+        </w:rPr>
+        <w:t>项：合规</w:t>
+      </w:r>
+      <w:r>
+        <w:rPr>
+          <w:sz w:val="21"/>
+        </w:rPr>
+        <w:t xml:space="preserve"> 11</w:t>
+      </w:r>
+      <w:r>
+        <w:rPr>
+          <w:sz w:val="21"/>
+        </w:rPr>
+        <w:t>、需人工核查</w:t>
+      </w:r>
+      <w:r>
+        <w:rPr>
+          <w:sz w:val="21"/>
+        </w:rPr>
+        <w:t xml:space="preserve"> 12</w:t>
+      </w:r>
+      <w:r>
+        <w:rPr>
+          <w:sz w:val="21"/>
+        </w:rPr>
+        <w:t>）</w:t>
       </w:r>
     </w:p>
     <w:p>
@@ -16807,73 +16675,82 @@
         <w:rPr>
           <w:sz w:val="19"/>
         </w:rPr>
+        <w:t xml:space="preserve"> 23</w:t>
+      </w:r>
+      <w:r>
+        <w:rPr>
+          <w:sz w:val="19"/>
+        </w:rPr>
+        <w:t xml:space="preserve">　说明：网络设备核查报告，按设备回显解析第</w:t>
+      </w:r>
+      <w:r>
+        <w:rPr>
+          <w:sz w:val="19"/>
+        </w:rPr>
+        <w:t xml:space="preserve"> 5 </w:t>
+      </w:r>
+      <w:r>
+        <w:rPr>
+          <w:sz w:val="19"/>
+        </w:rPr>
+        <w:t>章</w:t>
+      </w:r>
+      <w:r>
+        <w:rPr>
+          <w:sz w:val="19"/>
+        </w:rPr>
+        <w:t xml:space="preserve"> 23 </w:t>
+      </w:r>
+      <w:r>
+        <w:rPr>
+          <w:sz w:val="19"/>
+        </w:rPr>
+        <w:t>项。</w:t>
+      </w:r>
+    </w:p>
+    <w:p>
+      <w:pPr>
+        <w:pStyle w:val="Heading2"/>
+        <w:spacing w:before="240" w:after="120"/>
+      </w:pPr>
+      <w:bookmarkStart w:id="24" w:name="_Toc240315364"/>
+      <w:r>
+        <w:rPr>
+          <w:rFonts w:ascii="Times New Roman" w:eastAsia="黑体" w:hAnsi="Times New Roman"/>
+          <w:color w:val="000000"/>
+          <w:sz w:val="28"/>
+        </w:rPr>
+        <w:t xml:space="preserve">6.6 </w:t>
+      </w:r>
+      <w:r>
+        <w:rPr>
+          <w:rFonts w:ascii="Times New Roman" w:eastAsia="黑体" w:hAnsi="Times New Roman"/>
+          <w:color w:val="000000"/>
+          <w:sz w:val="28"/>
+        </w:rPr>
+        <w:t>人工核查与汇总</w:t>
+      </w:r>
+      <w:bookmarkEnd w:id="24"/>
+    </w:p>
+    <w:p>
+      <w:pPr>
+        <w:spacing w:line="360" w:lineRule="auto"/>
+        <w:ind w:firstLineChars="200" w:firstLine="480"/>
+      </w:pPr>
+      <w:r>
+        <w:t>人工核查台填写与导出、自动汇总报告及《配置核查表》标注情况（图</w:t>
+      </w:r>
+      <w:r>
         <w:t xml:space="preserve"> 24</w:t>
       </w:r>
       <w:r>
-        <w:rPr>
-          <w:sz w:val="19"/>
-        </w:rPr>
-        <w:t xml:space="preserve">　说明：人工核查台的初始状态：</w:t>
-      </w:r>
-      <w:r>
-        <w:rPr>
-          <w:sz w:val="19"/>
-        </w:rPr>
-        <w:t xml:space="preserve">136 </w:t>
-      </w:r>
-      <w:r>
-        <w:rPr>
-          <w:sz w:val="19"/>
-        </w:rPr>
-        <w:t>项检查项按章分组，逐项提供合规</w:t>
-      </w:r>
-      <w:r>
-        <w:rPr>
-          <w:sz w:val="19"/>
-        </w:rPr>
-        <w:t>/</w:t>
-      </w:r>
-      <w:r>
-        <w:rPr>
-          <w:sz w:val="19"/>
-        </w:rPr>
-        <w:t>不合规</w:t>
-      </w:r>
-      <w:r>
-        <w:rPr>
-          <w:sz w:val="19"/>
-        </w:rPr>
-        <w:t>/</w:t>
-      </w:r>
-      <w:r>
-        <w:rPr>
-          <w:sz w:val="19"/>
-        </w:rPr>
-        <w:t>需人工核查</w:t>
-      </w:r>
-      <w:r>
-        <w:rPr>
-          <w:sz w:val="19"/>
-        </w:rPr>
-        <w:t>/</w:t>
-      </w:r>
-      <w:r>
-        <w:rPr>
-          <w:sz w:val="19"/>
-        </w:rPr>
-        <w:t>不适用四个选项与详情输入框，支持点击卡片后</w:t>
-      </w:r>
-      <w:r>
-        <w:rPr>
-          <w:sz w:val="19"/>
-        </w:rPr>
-        <w:t xml:space="preserve"> Ctrl+V </w:t>
-      </w:r>
-      <w:r>
-        <w:rPr>
-          <w:sz w:val="19"/>
-        </w:rPr>
-        <w:t>粘贴截图取证，填写内容自动保存在本机浏览器。</w:t>
+        <w:t>～图</w:t>
+      </w:r>
+      <w:r>
+        <w:t xml:space="preserve"> 28</w:t>
+      </w:r>
+      <w:r>
+        <w:t>）。</w:t>
       </w:r>
     </w:p>
     <w:p>
@@ -16888,10 +16765,178 @@
         </w:rPr>
         <w:lastRenderedPageBreak/>
         <w:drawing>
-          <wp:inline distT="0" distB="0" distL="0" distR="0" wp14:anchorId="6E1F150F" wp14:editId="3977DC4E">
+          <wp:inline distT="0" distB="0" distL="0" distR="0" wp14:anchorId="3CC053F2" wp14:editId="39614355">
+            <wp:extent cx="5040000" cy="4500000"/>
+            <wp:effectExtent l="0" t="0" r="0" b="0"/>
+            <wp:docPr id="25" name="Picture 25"/>
+            <wp:cNvGraphicFramePr>
+              <a:graphicFrameLocks xmlns:a="http://schemas.openxmlformats.org/drawingml/2006/main" noChangeAspect="1"/>
+            </wp:cNvGraphicFramePr>
+            <a:graphic xmlns:a="http://schemas.openxmlformats.org/drawingml/2006/main">
+              <a:graphicData uri="http://schemas.openxmlformats.org/drawingml/2006/picture">
+                <pic:pic xmlns:pic="http://schemas.openxmlformats.org/drawingml/2006/picture">
+                  <pic:nvPicPr>
+                    <pic:cNvPr id="0" name="fig_manual.png"/>
+                    <pic:cNvPicPr/>
+                  </pic:nvPicPr>
+                  <pic:blipFill>
+                    <a:blip r:embed="rId34"/>
+                    <a:stretch>
+                      <a:fillRect/>
+                    </a:stretch>
+                  </pic:blipFill>
+                  <pic:spPr>
+                    <a:xfrm>
+                      <a:off x="0" y="0"/>
+                      <a:ext cx="5040000" cy="4500000"/>
+                    </a:xfrm>
+                    <a:prstGeom prst="rect">
+                      <a:avLst/>
+                    </a:prstGeom>
+                  </pic:spPr>
+                </pic:pic>
+              </a:graphicData>
+            </a:graphic>
+          </wp:inline>
+        </w:drawing>
+      </w:r>
+    </w:p>
+    <w:p>
+      <w:pPr>
+        <w:keepNext/>
+        <w:jc w:val="center"/>
+      </w:pPr>
+      <w:r>
+        <w:rPr>
+          <w:sz w:val="21"/>
+        </w:rPr>
+        <w:t>图</w:t>
+      </w:r>
+      <w:r>
+        <w:rPr>
+          <w:sz w:val="21"/>
+        </w:rPr>
+        <w:t xml:space="preserve"> 24</w:t>
+      </w:r>
+      <w:r>
+        <w:rPr>
+          <w:sz w:val="21"/>
+        </w:rPr>
+        <w:t xml:space="preserve">　人工核查台（</w:t>
+      </w:r>
+      <w:r>
+        <w:rPr>
+          <w:sz w:val="21"/>
+        </w:rPr>
+        <w:t xml:space="preserve">136 </w:t>
+      </w:r>
+      <w:r>
+        <w:rPr>
+          <w:sz w:val="21"/>
+        </w:rPr>
+        <w:t>项逐项核查，支持截图取证与报告导出）</w:t>
+      </w:r>
+    </w:p>
+    <w:p>
+      <w:pPr>
+        <w:spacing w:before="40" w:after="80"/>
+        <w:ind w:left="340"/>
+      </w:pPr>
+      <w:r>
+        <w:rPr>
+          <w:sz w:val="19"/>
+        </w:rPr>
+        <w:t>图</w:t>
+      </w:r>
+      <w:r>
+        <w:rPr>
+          <w:sz w:val="19"/>
+        </w:rPr>
+        <w:t xml:space="preserve"> 24</w:t>
+      </w:r>
+      <w:r>
+        <w:rPr>
+          <w:sz w:val="19"/>
+        </w:rPr>
+        <w:t xml:space="preserve">　说明：人工核查台的初始状态：</w:t>
+      </w:r>
+      <w:r>
+        <w:rPr>
+          <w:sz w:val="19"/>
+        </w:rPr>
+        <w:t xml:space="preserve">136 </w:t>
+      </w:r>
+      <w:r>
+        <w:rPr>
+          <w:sz w:val="19"/>
+        </w:rPr>
+        <w:t>项检查项按章分组，逐项提供合规</w:t>
+      </w:r>
+      <w:r>
+        <w:rPr>
+          <w:sz w:val="19"/>
+        </w:rPr>
+        <w:t>/</w:t>
+      </w:r>
+      <w:r>
+        <w:rPr>
+          <w:sz w:val="19"/>
+        </w:rPr>
+        <w:t>不合规</w:t>
+      </w:r>
+      <w:r>
+        <w:rPr>
+          <w:sz w:val="19"/>
+        </w:rPr>
+        <w:t>/</w:t>
+      </w:r>
+      <w:r>
+        <w:rPr>
+          <w:sz w:val="19"/>
+        </w:rPr>
+        <w:t>需人工核查</w:t>
+      </w:r>
+      <w:r>
+        <w:rPr>
+          <w:sz w:val="19"/>
+        </w:rPr>
+        <w:t>/</w:t>
+      </w:r>
+      <w:r>
+        <w:rPr>
+          <w:sz w:val="19"/>
+        </w:rPr>
+        <w:t>不适用四个选项与详情输入框，支持点击卡片后</w:t>
+      </w:r>
+      <w:r>
+        <w:rPr>
+          <w:sz w:val="19"/>
+        </w:rPr>
+        <w:t xml:space="preserve"> Ctrl+V </w:t>
+      </w:r>
+      <w:r>
+        <w:rPr>
+          <w:sz w:val="19"/>
+        </w:rPr>
+        <w:t>粘贴截图取证，填写内容自动保存在本机浏览器。</w:t>
+      </w:r>
+    </w:p>
+    <w:p>
+      <w:pPr>
+        <w:keepNext/>
+        <w:spacing w:before="120"/>
+        <w:jc w:val="center"/>
+      </w:pPr>
+      <w:r>
+        <w:rPr>
+          <w:noProof/>
+        </w:rPr>
+        <w:lastRenderedPageBreak/>
+        <w:drawing>
+          <wp:inline distT="0" distB="0" distL="0" distR="0" wp14:anchorId="6360D43E" wp14:editId="14BB297D">
             <wp:extent cx="4200000" cy="4500000"/>
             <wp:effectExtent l="0" t="0" r="0" b="0"/>
-            <wp:docPr id="25" name="Picture 25"/>
+            <wp:docPr id="26" name="Picture 26"/>
             <wp:cNvGraphicFramePr>
               <a:graphicFrameLocks xmlns:a="http://schemas.openxmlformats.org/drawingml/2006/main" noChangeAspect="1"/>
             </wp:cNvGraphicFramePr>
@@ -16903,7 +16948,7 @@
                     <pic:cNvPicPr/>
                   </pic:nvPicPr>
                   <pic:blipFill>
-                    <a:blip r:embed="rId34"/>
+                    <a:blip r:embed="rId35"/>
                     <a:stretch>
                       <a:fillRect/>
                     </a:stretch>
@@ -17080,186 +17125,7 @@
         </w:rPr>
         <w:lastRenderedPageBreak/>
         <w:drawing>
-          <wp:inline distT="0" distB="0" distL="0" distR="0" wp14:anchorId="464B7FEA" wp14:editId="59771D35">
-            <wp:extent cx="5580000" cy="3268881"/>
-            <wp:effectExtent l="0" t="0" r="0" b="0"/>
-            <wp:docPr id="26" name="Picture 26"/>
-            <wp:cNvGraphicFramePr>
-              <a:graphicFrameLocks xmlns:a="http://schemas.openxmlformats.org/drawingml/2006/main" noChangeAspect="1"/>
-            </wp:cNvGraphicFramePr>
-            <a:graphic xmlns:a="http://schemas.openxmlformats.org/drawingml/2006/main">
-              <a:graphicData uri="http://schemas.openxmlformats.org/drawingml/2006/picture">
-                <pic:pic xmlns:pic="http://schemas.openxmlformats.org/drawingml/2006/picture">
-                  <pic:nvPicPr>
-                    <pic:cNvPr id="0" name="fig_manual_export.png"/>
-                    <pic:cNvPicPr/>
-                  </pic:nvPicPr>
-                  <pic:blipFill>
-                    <a:blip r:embed="rId35"/>
-                    <a:stretch>
-                      <a:fillRect/>
-                    </a:stretch>
-                  </pic:blipFill>
-                  <pic:spPr>
-                    <a:xfrm>
-                      <a:off x="0" y="0"/>
-                      <a:ext cx="5580000" cy="3268881"/>
-                    </a:xfrm>
-                    <a:prstGeom prst="rect">
-                      <a:avLst/>
-                    </a:prstGeom>
-                  </pic:spPr>
-                </pic:pic>
-              </a:graphicData>
-            </a:graphic>
-          </wp:inline>
-        </w:drawing>
-      </w:r>
-    </w:p>
-    <w:p>
-      <w:pPr>
-        <w:keepNext/>
-        <w:jc w:val="center"/>
-      </w:pPr>
-      <w:r>
-        <w:rPr>
-          <w:sz w:val="21"/>
-        </w:rPr>
-        <w:t>图</w:t>
-      </w:r>
-      <w:r>
-        <w:rPr>
-          <w:sz w:val="21"/>
-        </w:rPr>
-        <w:t xml:space="preserve"> 26</w:t>
-      </w:r>
-      <w:r>
-        <w:rPr>
-          <w:sz w:val="21"/>
-        </w:rPr>
-        <w:t xml:space="preserve">　人工核查台导出的</w:t>
-      </w:r>
-      <w:r>
-        <w:rPr>
-          <w:sz w:val="21"/>
-        </w:rPr>
-        <w:t xml:space="preserve"> Excel </w:t>
-      </w:r>
-      <w:r>
-        <w:rPr>
-          <w:sz w:val="21"/>
-        </w:rPr>
-        <w:t>报告（</w:t>
-      </w:r>
-      <w:r>
-        <w:rPr>
-          <w:sz w:val="21"/>
-        </w:rPr>
-        <w:t xml:space="preserve">136 </w:t>
-      </w:r>
-      <w:r>
-        <w:rPr>
-          <w:sz w:val="21"/>
-        </w:rPr>
-        <w:t>行逐项结论，与自动脚本报告同格式）</w:t>
-      </w:r>
-    </w:p>
-    <w:p>
-      <w:pPr>
-        <w:spacing w:before="40" w:after="80"/>
-        <w:ind w:left="340"/>
-      </w:pPr>
-      <w:r>
-        <w:rPr>
-          <w:sz w:val="19"/>
-        </w:rPr>
-        <w:t>图</w:t>
-      </w:r>
-      <w:r>
-        <w:rPr>
-          <w:sz w:val="19"/>
-        </w:rPr>
-        <w:t xml:space="preserve"> 26</w:t>
-      </w:r>
-      <w:r>
-        <w:rPr>
-          <w:sz w:val="19"/>
-        </w:rPr>
-        <w:t xml:space="preserve">　说明：点击「导出报告</w:t>
-      </w:r>
-      <w:r>
-        <w:rPr>
-          <w:sz w:val="19"/>
-        </w:rPr>
-        <w:t xml:space="preserve"> (Excel)</w:t>
-      </w:r>
-      <w:r>
-        <w:rPr>
-          <w:sz w:val="19"/>
-        </w:rPr>
-        <w:t>」后由核查台生成的</w:t>
-      </w:r>
-      <w:r>
-        <w:rPr>
-          <w:sz w:val="19"/>
-        </w:rPr>
-        <w:t xml:space="preserve"> Excel </w:t>
-      </w:r>
-      <w:r>
-        <w:rPr>
-          <w:sz w:val="19"/>
-        </w:rPr>
-        <w:t>报告，可在</w:t>
-      </w:r>
-      <w:r>
-        <w:rPr>
-          <w:sz w:val="19"/>
-        </w:rPr>
-        <w:t xml:space="preserve"> Excel </w:t>
-      </w:r>
-      <w:r>
-        <w:rPr>
-          <w:sz w:val="19"/>
-        </w:rPr>
-        <w:t>中直接打开：表头为现场信息与四态统计，表体为</w:t>
-      </w:r>
-      <w:r>
-        <w:rPr>
-          <w:sz w:val="19"/>
-        </w:rPr>
-        <w:t xml:space="preserve"> 136 </w:t>
-      </w:r>
-      <w:r>
-        <w:rPr>
-          <w:sz w:val="19"/>
-        </w:rPr>
-        <w:t>行</w:t>
-      </w:r>
-      <w:r>
-        <w:rPr>
-          <w:sz w:val="19"/>
-        </w:rPr>
-        <w:t xml:space="preserve"> × 8 </w:t>
-      </w:r>
-      <w:r>
-        <w:rPr>
-          <w:sz w:val="19"/>
-        </w:rPr>
-        <w:t>列（章节、编号、类别、核查项、结果、详情、建议、参考指导书），与自动脚本出具的报告同格式，可直接合并汇总。图中数据为上一张的示例填写结果。</w:t>
-      </w:r>
-    </w:p>
-    <w:p>
-      <w:pPr>
-        <w:keepNext/>
-        <w:spacing w:before="120"/>
-        <w:jc w:val="center"/>
-      </w:pPr>
-      <w:r>
-        <w:rPr>
-          <w:noProof/>
-        </w:rPr>
-        <w:drawing>
-          <wp:inline distT="0" distB="0" distL="0" distR="0" wp14:anchorId="49A854FE" wp14:editId="59D16CD6">
+          <wp:inline distT="0" distB="0" distL="0" distR="0" wp14:anchorId="6B336784" wp14:editId="2E171B41">
             <wp:extent cx="5580000" cy="3268881"/>
             <wp:effectExtent l="0" t="0" r="0" b="0"/>
             <wp:docPr id="27" name="Picture 27"/>
@@ -17270,7 +17136,7 @@
               <a:graphicData uri="http://schemas.openxmlformats.org/drawingml/2006/picture">
                 <pic:pic xmlns:pic="http://schemas.openxmlformats.org/drawingml/2006/picture">
                   <pic:nvPicPr>
-                    <pic:cNvPr id="0" name="fig_summary_excel.png"/>
+                    <pic:cNvPr id="0" name="fig_manual_export.png"/>
                     <pic:cNvPicPr/>
                   </pic:nvPicPr>
                   <pic:blipFill>
@@ -17310,13 +17176,13 @@
         <w:rPr>
           <w:sz w:val="21"/>
         </w:rPr>
-        <w:t xml:space="preserve"> 27</w:t>
-      </w:r>
-      <w:r>
-        <w:rPr>
-          <w:sz w:val="21"/>
-        </w:rPr>
-        <w:t xml:space="preserve">　汇总报告</w:t>
+        <w:t xml:space="preserve"> 26</w:t>
+      </w:r>
+      <w:r>
+        <w:rPr>
+          <w:sz w:val="21"/>
+        </w:rPr>
+        <w:t xml:space="preserve">　人工核查台导出的</w:t>
       </w:r>
       <w:r>
         <w:rPr>
@@ -17328,31 +17194,19 @@
         <w:rPr>
           <w:sz w:val="21"/>
         </w:rPr>
-        <w:t>视图（</w:t>
-      </w:r>
-      <w:r>
-        <w:rPr>
-          <w:sz w:val="21"/>
-        </w:rPr>
-        <w:t xml:space="preserve">8 </w:t>
-      </w:r>
-      <w:r>
-        <w:rPr>
-          <w:sz w:val="21"/>
-        </w:rPr>
-        <w:t>个组件、</w:t>
-      </w:r>
-      <w:r>
-        <w:rPr>
-          <w:sz w:val="21"/>
-        </w:rPr>
-        <w:t xml:space="preserve">227 </w:t>
-      </w:r>
-      <w:r>
-        <w:rPr>
-          <w:sz w:val="21"/>
-        </w:rPr>
-        <w:t>项判定，上报用）</w:t>
+        <w:t>报告（</w:t>
+      </w:r>
+      <w:r>
+        <w:rPr>
+          <w:sz w:val="21"/>
+        </w:rPr>
+        <w:t xml:space="preserve">136 </w:t>
+      </w:r>
+      <w:r>
+        <w:rPr>
+          <w:sz w:val="21"/>
+        </w:rPr>
+        <w:t>行逐项结论，与自动脚本报告同格式）</w:t>
       </w:r>
     </w:p>
     <w:p>
@@ -17370,61 +17224,73 @@
         <w:rPr>
           <w:sz w:val="19"/>
         </w:rPr>
-        <w:t xml:space="preserve"> 27</w:t>
-      </w:r>
-      <w:r>
-        <w:rPr>
-          <w:sz w:val="19"/>
-        </w:rPr>
-        <w:t xml:space="preserve">　说明：</w:t>
-      </w:r>
-      <w:r>
-        <w:rPr>
-          <w:sz w:val="19"/>
-        </w:rPr>
-        <w:t xml:space="preserve">Windows </w:t>
-      </w:r>
-      <w:r>
-        <w:rPr>
-          <w:sz w:val="19"/>
-        </w:rPr>
-        <w:t>版一键运行合并生成的汇总报告：表头标注组件数（共</w:t>
-      </w:r>
-      <w:r>
-        <w:rPr>
-          <w:sz w:val="19"/>
-        </w:rPr>
-        <w:t xml:space="preserve"> 8 </w:t>
-      </w:r>
-      <w:r>
-        <w:rPr>
-          <w:sz w:val="19"/>
-        </w:rPr>
-        <w:t>个组件、</w:t>
-      </w:r>
-      <w:r>
-        <w:rPr>
-          <w:sz w:val="19"/>
-        </w:rPr>
-        <w:t xml:space="preserve">227 </w:t>
-      </w:r>
-      <w:r>
-        <w:rPr>
-          <w:sz w:val="19"/>
-        </w:rPr>
-        <w:t>项判定，其中网络设备</w:t>
-      </w:r>
-      <w:r>
-        <w:rPr>
-          <w:sz w:val="19"/>
-        </w:rPr>
-        <w:t xml:space="preserve"> 23 </w:t>
-      </w:r>
-      <w:r>
-        <w:rPr>
-          <w:sz w:val="19"/>
-        </w:rPr>
-        <w:t>项在汇总中单列），表体按组件列出全部检查项的判定、详情、修复建议与对应指导书章节，日常上报以此文件为准。</w:t>
+        <w:t xml:space="preserve"> 26</w:t>
+      </w:r>
+      <w:r>
+        <w:rPr>
+          <w:sz w:val="19"/>
+        </w:rPr>
+        <w:t xml:space="preserve">　说明：点击「导出报告</w:t>
+      </w:r>
+      <w:r>
+        <w:rPr>
+          <w:sz w:val="19"/>
+        </w:rPr>
+        <w:t xml:space="preserve"> (Excel)</w:t>
+      </w:r>
+      <w:r>
+        <w:rPr>
+          <w:sz w:val="19"/>
+        </w:rPr>
+        <w:t>」后由核查台生成的</w:t>
+      </w:r>
+      <w:r>
+        <w:rPr>
+          <w:sz w:val="19"/>
+        </w:rPr>
+        <w:t xml:space="preserve"> Excel </w:t>
+      </w:r>
+      <w:r>
+        <w:rPr>
+          <w:sz w:val="19"/>
+        </w:rPr>
+        <w:t>报告，可在</w:t>
+      </w:r>
+      <w:r>
+        <w:rPr>
+          <w:sz w:val="19"/>
+        </w:rPr>
+        <w:t xml:space="preserve"> Excel </w:t>
+      </w:r>
+      <w:r>
+        <w:rPr>
+          <w:sz w:val="19"/>
+        </w:rPr>
+        <w:t>中直接打开：表头为现场信息与四态统计，表体为</w:t>
+      </w:r>
+      <w:r>
+        <w:rPr>
+          <w:sz w:val="19"/>
+        </w:rPr>
+        <w:t xml:space="preserve"> 136 </w:t>
+      </w:r>
+      <w:r>
+        <w:rPr>
+          <w:sz w:val="19"/>
+        </w:rPr>
+        <w:t>行</w:t>
+      </w:r>
+      <w:r>
+        <w:rPr>
+          <w:sz w:val="19"/>
+        </w:rPr>
+        <w:t xml:space="preserve"> × 8 </w:t>
+      </w:r>
+      <w:r>
+        <w:rPr>
+          <w:sz w:val="19"/>
+        </w:rPr>
+        <w:t>列（章节、编号、类别、核查项、结果、详情、建议、参考指导书），与自动脚本出具的报告同格式，可直接合并汇总。图中数据为上一张的示例填写结果。</w:t>
       </w:r>
     </w:p>
     <w:p>
@@ -17437,12 +17303,191 @@
         <w:rPr>
           <w:noProof/>
         </w:rPr>
+        <w:drawing>
+          <wp:inline distT="0" distB="0" distL="0" distR="0" wp14:anchorId="477D6075" wp14:editId="2FEA4C29">
+            <wp:extent cx="5580000" cy="3268881"/>
+            <wp:effectExtent l="0" t="0" r="0" b="0"/>
+            <wp:docPr id="28" name="Picture 28"/>
+            <wp:cNvGraphicFramePr>
+              <a:graphicFrameLocks xmlns:a="http://schemas.openxmlformats.org/drawingml/2006/main" noChangeAspect="1"/>
+            </wp:cNvGraphicFramePr>
+            <a:graphic xmlns:a="http://schemas.openxmlformats.org/drawingml/2006/main">
+              <a:graphicData uri="http://schemas.openxmlformats.org/drawingml/2006/picture">
+                <pic:pic xmlns:pic="http://schemas.openxmlformats.org/drawingml/2006/picture">
+                  <pic:nvPicPr>
+                    <pic:cNvPr id="0" name="fig_summary_excel.png"/>
+                    <pic:cNvPicPr/>
+                  </pic:nvPicPr>
+                  <pic:blipFill>
+                    <a:blip r:embed="rId37"/>
+                    <a:stretch>
+                      <a:fillRect/>
+                    </a:stretch>
+                  </pic:blipFill>
+                  <pic:spPr>
+                    <a:xfrm>
+                      <a:off x="0" y="0"/>
+                      <a:ext cx="5580000" cy="3268881"/>
+                    </a:xfrm>
+                    <a:prstGeom prst="rect">
+                      <a:avLst/>
+                    </a:prstGeom>
+                  </pic:spPr>
+                </pic:pic>
+              </a:graphicData>
+            </a:graphic>
+          </wp:inline>
+        </w:drawing>
+      </w:r>
+    </w:p>
+    <w:p>
+      <w:pPr>
+        <w:keepNext/>
+        <w:jc w:val="center"/>
+      </w:pPr>
+      <w:r>
+        <w:rPr>
+          <w:sz w:val="21"/>
+        </w:rPr>
+        <w:t>图</w:t>
+      </w:r>
+      <w:r>
+        <w:rPr>
+          <w:sz w:val="21"/>
+        </w:rPr>
+        <w:t xml:space="preserve"> 27</w:t>
+      </w:r>
+      <w:r>
+        <w:rPr>
+          <w:sz w:val="21"/>
+        </w:rPr>
+        <w:t xml:space="preserve">　汇总报告</w:t>
+      </w:r>
+      <w:r>
+        <w:rPr>
+          <w:sz w:val="21"/>
+        </w:rPr>
+        <w:t xml:space="preserve"> Excel </w:t>
+      </w:r>
+      <w:r>
+        <w:rPr>
+          <w:sz w:val="21"/>
+        </w:rPr>
+        <w:t>视图（</w:t>
+      </w:r>
+      <w:r>
+        <w:rPr>
+          <w:sz w:val="21"/>
+        </w:rPr>
+        <w:t xml:space="preserve">8 </w:t>
+      </w:r>
+      <w:r>
+        <w:rPr>
+          <w:sz w:val="21"/>
+        </w:rPr>
+        <w:t>个组件、</w:t>
+      </w:r>
+      <w:r>
+        <w:rPr>
+          <w:sz w:val="21"/>
+        </w:rPr>
+        <w:t xml:space="preserve">227 </w:t>
+      </w:r>
+      <w:r>
+        <w:rPr>
+          <w:sz w:val="21"/>
+        </w:rPr>
+        <w:t>项判定，上报用）</w:t>
+      </w:r>
+    </w:p>
+    <w:p>
+      <w:pPr>
+        <w:spacing w:before="40" w:after="80"/>
+        <w:ind w:left="340"/>
+      </w:pPr>
+      <w:r>
+        <w:rPr>
+          <w:sz w:val="19"/>
+        </w:rPr>
+        <w:t>图</w:t>
+      </w:r>
+      <w:r>
+        <w:rPr>
+          <w:sz w:val="19"/>
+        </w:rPr>
+        <w:t xml:space="preserve"> 27</w:t>
+      </w:r>
+      <w:r>
+        <w:rPr>
+          <w:sz w:val="19"/>
+        </w:rPr>
+        <w:t xml:space="preserve">　说明：</w:t>
+      </w:r>
+      <w:r>
+        <w:rPr>
+          <w:sz w:val="19"/>
+        </w:rPr>
+        <w:t xml:space="preserve">Windows </w:t>
+      </w:r>
+      <w:r>
+        <w:rPr>
+          <w:sz w:val="19"/>
+        </w:rPr>
+        <w:t>版一键运行合并生成的汇总报告：表头标注组件数（共</w:t>
+      </w:r>
+      <w:r>
+        <w:rPr>
+          <w:sz w:val="19"/>
+        </w:rPr>
+        <w:t xml:space="preserve"> 8 </w:t>
+      </w:r>
+      <w:r>
+        <w:rPr>
+          <w:sz w:val="19"/>
+        </w:rPr>
+        <w:t>个组件、</w:t>
+      </w:r>
+      <w:r>
+        <w:rPr>
+          <w:sz w:val="19"/>
+        </w:rPr>
+        <w:t xml:space="preserve">227 </w:t>
+      </w:r>
+      <w:r>
+        <w:rPr>
+          <w:sz w:val="19"/>
+        </w:rPr>
+        <w:t>项判定，其中网络设备</w:t>
+      </w:r>
+      <w:r>
+        <w:rPr>
+          <w:sz w:val="19"/>
+        </w:rPr>
+        <w:t xml:space="preserve"> 23 </w:t>
+      </w:r>
+      <w:r>
+        <w:rPr>
+          <w:sz w:val="19"/>
+        </w:rPr>
+        <w:t>项在汇总中单列），表体按组件列出全部检查项的判定、详情、修复建议与对应指导书章节，日常上报以此文件为准。</w:t>
+      </w:r>
+    </w:p>
+    <w:p>
+      <w:pPr>
+        <w:keepNext/>
+        <w:spacing w:before="120"/>
+        <w:jc w:val="center"/>
+      </w:pPr>
+      <w:r>
+        <w:rPr>
+          <w:noProof/>
+        </w:rPr>
         <w:lastRenderedPageBreak/>
         <w:drawing>
-          <wp:inline distT="0" distB="0" distL="0" distR="0" wp14:anchorId="52494268" wp14:editId="5F856280">
+          <wp:inline distT="0" distB="0" distL="0" distR="0" wp14:anchorId="4A788AB3" wp14:editId="0D6DCBA6">
             <wp:extent cx="5000407" cy="4500000"/>
             <wp:effectExtent l="0" t="0" r="0" b="0"/>
-            <wp:docPr id="28" name="Picture 28"/>
+            <wp:docPr id="29" name="Picture 29"/>
             <wp:cNvGraphicFramePr>
               <a:graphicFrameLocks xmlns:a="http://schemas.openxmlformats.org/drawingml/2006/main" noChangeAspect="1"/>
             </wp:cNvGraphicFramePr>
@@ -17454,7 +17499,7 @@
                     <pic:cNvPicPr/>
                   </pic:nvPicPr>
                   <pic:blipFill>
-                    <a:blip r:embed="rId37"/>
+                    <a:blip r:embed="rId38"/>
                     <a:stretch>
                       <a:fillRect/>
                     </a:stretch>
@@ -17552,7 +17597,7 @@
         <w:pStyle w:val="Heading2"/>
         <w:spacing w:before="240" w:after="120"/>
       </w:pPr>
-      <w:bookmarkStart w:id="25" w:name="_Toc240315071"/>
+      <w:bookmarkStart w:id="25" w:name="_Toc240315365"/>
       <w:r>
         <w:rPr>
           <w:rFonts w:ascii="Times New Roman" w:eastAsia="黑体" w:hAnsi="Times New Roman"/>
@@ -17604,10 +17649,10 @@
         </w:rPr>
         <w:lastRenderedPageBreak/>
         <w:drawing>
-          <wp:inline distT="0" distB="0" distL="0" distR="0" wp14:anchorId="1B20B6B9" wp14:editId="510E921A">
+          <wp:inline distT="0" distB="0" distL="0" distR="0" wp14:anchorId="482A51E2" wp14:editId="1A9415E2">
             <wp:extent cx="5580000" cy="4330080"/>
             <wp:effectExtent l="0" t="0" r="0" b="0"/>
-            <wp:docPr id="29" name="Picture 29"/>
+            <wp:docPr id="30" name="Picture 30"/>
             <wp:cNvGraphicFramePr>
               <a:graphicFrameLocks xmlns:a="http://schemas.openxmlformats.org/drawingml/2006/main" noChangeAspect="1"/>
             </wp:cNvGraphicFramePr>
@@ -17619,7 +17664,7 @@
                     <pic:cNvPicPr/>
                   </pic:nvPicPr>
                   <pic:blipFill>
-                    <a:blip r:embed="rId38"/>
+                    <a:blip r:embed="rId39"/>
                     <a:stretch>
                       <a:fillRect/>
                     </a:stretch>
@@ -17760,10 +17805,10 @@
         </w:rPr>
         <w:lastRenderedPageBreak/>
         <w:drawing>
-          <wp:inline distT="0" distB="0" distL="0" distR="0" wp14:anchorId="3707C072" wp14:editId="3F6E9674">
+          <wp:inline distT="0" distB="0" distL="0" distR="0" wp14:anchorId="3E183D38" wp14:editId="42F15713">
             <wp:extent cx="5580000" cy="2749824"/>
             <wp:effectExtent l="0" t="0" r="0" b="0"/>
-            <wp:docPr id="30" name="Picture 30"/>
+            <wp:docPr id="31" name="Picture 31"/>
             <wp:cNvGraphicFramePr>
               <a:graphicFrameLocks xmlns:a="http://schemas.openxmlformats.org/drawingml/2006/main" noChangeAspect="1"/>
             </wp:cNvGraphicFramePr>
@@ -17775,7 +17820,7 @@
                     <pic:cNvPicPr/>
                   </pic:nvPicPr>
                   <pic:blipFill>
-                    <a:blip r:embed="rId39"/>
+                    <a:blip r:embed="rId40"/>
                     <a:stretch>
                       <a:fillRect/>
                     </a:stretch>
@@ -17951,10 +17996,10 @@
           <w:noProof/>
         </w:rPr>
         <w:drawing>
-          <wp:inline distT="0" distB="0" distL="0" distR="0" wp14:anchorId="108EAD18" wp14:editId="4C933A19">
+          <wp:inline distT="0" distB="0" distL="0" distR="0" wp14:anchorId="3FA6438D" wp14:editId="687A5548">
             <wp:extent cx="5580000" cy="1392768"/>
             <wp:effectExtent l="0" t="0" r="0" b="0"/>
-            <wp:docPr id="31" name="Picture 31"/>
+            <wp:docPr id="32" name="Picture 32"/>
             <wp:cNvGraphicFramePr>
               <a:graphicFrameLocks xmlns:a="http://schemas.openxmlformats.org/drawingml/2006/main" noChangeAspect="1"/>
             </wp:cNvGraphicFramePr>
@@ -17966,7 +18011,7 @@
                     <pic:cNvPicPr/>
                   </pic:nvPicPr>
                   <pic:blipFill>
-                    <a:blip r:embed="rId40"/>
+                    <a:blip r:embed="rId41"/>
                     <a:stretch>
                       <a:fillRect/>
                     </a:stretch>
@@ -18143,10 +18188,10 @@
         </w:rPr>
         <w:lastRenderedPageBreak/>
         <w:drawing>
-          <wp:inline distT="0" distB="0" distL="0" distR="0" wp14:anchorId="4728BCC1" wp14:editId="00DE12A1">
+          <wp:inline distT="0" distB="0" distL="0" distR="0" wp14:anchorId="38269BED" wp14:editId="3C3894BC">
             <wp:extent cx="5580000" cy="1964160"/>
             <wp:effectExtent l="0" t="0" r="0" b="0"/>
-            <wp:docPr id="32" name="Picture 32"/>
+            <wp:docPr id="33" name="Picture 33"/>
             <wp:cNvGraphicFramePr>
               <a:graphicFrameLocks xmlns:a="http://schemas.openxmlformats.org/drawingml/2006/main" noChangeAspect="1"/>
             </wp:cNvGraphicFramePr>
@@ -18158,7 +18203,7 @@
                     <pic:cNvPicPr/>
                   </pic:nvPicPr>
                   <pic:blipFill>
-                    <a:blip r:embed="rId41"/>
+                    <a:blip r:embed="rId42"/>
                     <a:stretch>
                       <a:fillRect/>
                     </a:stretch>
@@ -18352,10 +18397,10 @@
           <w:noProof/>
         </w:rPr>
         <w:drawing>
-          <wp:inline distT="0" distB="0" distL="0" distR="0" wp14:anchorId="627D6E26" wp14:editId="00F78279">
+          <wp:inline distT="0" distB="0" distL="0" distR="0" wp14:anchorId="61AECEA1" wp14:editId="0A39EAA1">
             <wp:extent cx="5580000" cy="892800"/>
             <wp:effectExtent l="0" t="0" r="0" b="0"/>
-            <wp:docPr id="33" name="Picture 33"/>
+            <wp:docPr id="34" name="Picture 34"/>
             <wp:cNvGraphicFramePr>
               <a:graphicFrameLocks xmlns:a="http://schemas.openxmlformats.org/drawingml/2006/main" noChangeAspect="1"/>
             </wp:cNvGraphicFramePr>
@@ -18367,7 +18412,7 @@
                     <pic:cNvPicPr/>
                   </pic:nvPicPr>
                   <pic:blipFill>
-                    <a:blip r:embed="rId42"/>
+                    <a:blip r:embed="rId43"/>
                     <a:stretch>
                       <a:fillRect/>
                     </a:stretch>
@@ -18567,10 +18612,10 @@
           <w:noProof/>
         </w:rPr>
         <w:drawing>
-          <wp:inline distT="0" distB="0" distL="0" distR="0" wp14:anchorId="325512A8" wp14:editId="04B98171">
+          <wp:inline distT="0" distB="0" distL="0" distR="0" wp14:anchorId="6AEAEACB" wp14:editId="513E5273">
             <wp:extent cx="5580000" cy="1964160"/>
             <wp:effectExtent l="0" t="0" r="0" b="0"/>
-            <wp:docPr id="34" name="Picture 34"/>
+            <wp:docPr id="35" name="Picture 35"/>
             <wp:cNvGraphicFramePr>
               <a:graphicFrameLocks xmlns:a="http://schemas.openxmlformats.org/drawingml/2006/main" noChangeAspect="1"/>
             </wp:cNvGraphicFramePr>
@@ -18582,7 +18627,7 @@
                     <pic:cNvPicPr/>
                   </pic:nvPicPr>
                   <pic:blipFill>
-                    <a:blip r:embed="rId43"/>
+                    <a:blip r:embed="rId44"/>
                     <a:stretch>
                       <a:fillRect/>
                     </a:stretch>
@@ -18789,10 +18834,10 @@
         </w:rPr>
         <w:lastRenderedPageBreak/>
         <w:drawing>
-          <wp:inline distT="0" distB="0" distL="0" distR="0" wp14:anchorId="5BA772D3" wp14:editId="41ECF5A3">
+          <wp:inline distT="0" distB="0" distL="0" distR="0" wp14:anchorId="5EEDE469" wp14:editId="676079CB">
             <wp:extent cx="5580000" cy="3821184"/>
             <wp:effectExtent l="0" t="0" r="0" b="0"/>
-            <wp:docPr id="35" name="Picture 35"/>
+            <wp:docPr id="36" name="Picture 36"/>
             <wp:cNvGraphicFramePr>
               <a:graphicFrameLocks xmlns:a="http://schemas.openxmlformats.org/drawingml/2006/main" noChangeAspect="1"/>
             </wp:cNvGraphicFramePr>
@@ -18804,7 +18849,7 @@
                     <pic:cNvPicPr/>
                   </pic:nvPicPr>
                   <pic:blipFill>
-                    <a:blip r:embed="rId44"/>
+                    <a:blip r:embed="rId45"/>
                     <a:stretch>
                       <a:fillRect/>
                     </a:stretch>
@@ -18956,10 +19001,10 @@
           <w:noProof/>
         </w:rPr>
         <w:drawing>
-          <wp:inline distT="0" distB="0" distL="0" distR="0" wp14:anchorId="3A983C71" wp14:editId="7D5386CD">
+          <wp:inline distT="0" distB="0" distL="0" distR="0" wp14:anchorId="7B2D3EED" wp14:editId="11D416AB">
             <wp:extent cx="5580000" cy="464256"/>
             <wp:effectExtent l="0" t="0" r="0" b="0"/>
-            <wp:docPr id="36" name="Picture 36"/>
+            <wp:docPr id="37" name="Picture 37"/>
             <wp:cNvGraphicFramePr>
               <a:graphicFrameLocks xmlns:a="http://schemas.openxmlformats.org/drawingml/2006/main" noChangeAspect="1"/>
             </wp:cNvGraphicFramePr>
@@ -18971,7 +19016,7 @@
                     <pic:cNvPicPr/>
                   </pic:nvPicPr>
                   <pic:blipFill>
-                    <a:blip r:embed="rId45"/>
+                    <a:blip r:embed="rId46"/>
                     <a:stretch>
                       <a:fillRect/>
                     </a:stretch>
@@ -19117,10 +19162,10 @@
           <w:noProof/>
         </w:rPr>
         <w:drawing>
-          <wp:inline distT="0" distB="0" distL="0" distR="0" wp14:anchorId="086758D1" wp14:editId="7FC70497">
+          <wp:inline distT="0" distB="0" distL="0" distR="0" wp14:anchorId="1076484F" wp14:editId="24C0BC4B">
             <wp:extent cx="5580000" cy="535680"/>
             <wp:effectExtent l="0" t="0" r="0" b="0"/>
-            <wp:docPr id="37" name="Picture 37"/>
+            <wp:docPr id="38" name="Picture 38"/>
             <wp:cNvGraphicFramePr>
               <a:graphicFrameLocks xmlns:a="http://schemas.openxmlformats.org/drawingml/2006/main" noChangeAspect="1"/>
             </wp:cNvGraphicFramePr>
@@ -19132,7 +19177,7 @@
                     <pic:cNvPicPr/>
                   </pic:nvPicPr>
                   <pic:blipFill>
-                    <a:blip r:embed="rId46"/>
+                    <a:blip r:embed="rId47"/>
                     <a:stretch>
                       <a:fillRect/>
                     </a:stretch>
@@ -19285,10 +19330,10 @@
         </w:rPr>
         <w:lastRenderedPageBreak/>
         <w:drawing>
-          <wp:inline distT="0" distB="0" distL="0" distR="0" wp14:anchorId="11081DAD" wp14:editId="7F674365">
+          <wp:inline distT="0" distB="0" distL="0" distR="0" wp14:anchorId="11044890" wp14:editId="6C608271">
             <wp:extent cx="5580000" cy="892800"/>
             <wp:effectExtent l="0" t="0" r="0" b="0"/>
-            <wp:docPr id="38" name="Picture 38"/>
+            <wp:docPr id="39" name="Picture 39"/>
             <wp:cNvGraphicFramePr>
               <a:graphicFrameLocks xmlns:a="http://schemas.openxmlformats.org/drawingml/2006/main" noChangeAspect="1"/>
             </wp:cNvGraphicFramePr>
@@ -19300,7 +19345,7 @@
                     <pic:cNvPicPr/>
                   </pic:nvPicPr>
                   <pic:blipFill>
-                    <a:blip r:embed="rId47"/>
+                    <a:blip r:embed="rId48"/>
                     <a:stretch>
                       <a:fillRect/>
                     </a:stretch>
@@ -19476,10 +19521,10 @@
           <w:noProof/>
         </w:rPr>
         <w:drawing>
-          <wp:inline distT="0" distB="0" distL="0" distR="0" wp14:anchorId="379179D2" wp14:editId="62FB3824">
+          <wp:inline distT="0" distB="0" distL="0" distR="0" wp14:anchorId="4D7929DA" wp14:editId="3C477353">
             <wp:extent cx="5580000" cy="535680"/>
             <wp:effectExtent l="0" t="0" r="0" b="0"/>
-            <wp:docPr id="39" name="Picture 39"/>
+            <wp:docPr id="40" name="Picture 40"/>
             <wp:cNvGraphicFramePr>
               <a:graphicFrameLocks xmlns:a="http://schemas.openxmlformats.org/drawingml/2006/main" noChangeAspect="1"/>
             </wp:cNvGraphicFramePr>
@@ -19491,7 +19536,7 @@
                     <pic:cNvPicPr/>
                   </pic:nvPicPr>
                   <pic:blipFill>
-                    <a:blip r:embed="rId48"/>
+                    <a:blip r:embed="rId49"/>
                     <a:stretch>
                       <a:fillRect/>
                     </a:stretch>
@@ -19709,10 +19754,10 @@
           <w:noProof/>
         </w:rPr>
         <w:drawing>
-          <wp:inline distT="0" distB="0" distL="0" distR="0" wp14:anchorId="5AA5A886" wp14:editId="203F08A7">
+          <wp:inline distT="0" distB="0" distL="0" distR="0" wp14:anchorId="1C201CE8" wp14:editId="1701BD63">
             <wp:extent cx="5580000" cy="607104"/>
             <wp:effectExtent l="0" t="0" r="0" b="0"/>
-            <wp:docPr id="40" name="Picture 40"/>
+            <wp:docPr id="41" name="Picture 41"/>
             <wp:cNvGraphicFramePr>
               <a:graphicFrameLocks xmlns:a="http://schemas.openxmlformats.org/drawingml/2006/main" noChangeAspect="1"/>
             </wp:cNvGraphicFramePr>
@@ -19724,7 +19769,7 @@
                     <pic:cNvPicPr/>
                   </pic:nvPicPr>
                   <pic:blipFill>
-                    <a:blip r:embed="rId49"/>
+                    <a:blip r:embed="rId50"/>
                     <a:stretch>
                       <a:fillRect/>
                     </a:stretch>
@@ -19912,10 +19957,10 @@
           <w:noProof/>
         </w:rPr>
         <w:drawing>
-          <wp:inline distT="0" distB="0" distL="0" distR="0" wp14:anchorId="2D3BBEB1" wp14:editId="680F65D7">
+          <wp:inline distT="0" distB="0" distL="0" distR="0" wp14:anchorId="38CB2EEB" wp14:editId="65D3D0CD">
             <wp:extent cx="5580000" cy="464256"/>
             <wp:effectExtent l="0" t="0" r="0" b="0"/>
-            <wp:docPr id="41" name="Picture 41"/>
+            <wp:docPr id="42" name="Picture 42"/>
             <wp:cNvGraphicFramePr>
               <a:graphicFrameLocks xmlns:a="http://schemas.openxmlformats.org/drawingml/2006/main" noChangeAspect="1"/>
             </wp:cNvGraphicFramePr>
@@ -19927,7 +19972,7 @@
                     <pic:cNvPicPr/>
                   </pic:nvPicPr>
                   <pic:blipFill>
-                    <a:blip r:embed="rId50"/>
+                    <a:blip r:embed="rId51"/>
                     <a:stretch>
                       <a:fillRect/>
                     </a:stretch>
@@ -20103,199 +20148,7 @@
           <w:noProof/>
         </w:rPr>
         <w:drawing>
-          <wp:inline distT="0" distB="0" distL="0" distR="0" wp14:anchorId="31C2C545" wp14:editId="1816AB94">
-            <wp:extent cx="5580000" cy="535680"/>
-            <wp:effectExtent l="0" t="0" r="0" b="0"/>
-            <wp:docPr id="42" name="Picture 42"/>
-            <wp:cNvGraphicFramePr>
-              <a:graphicFrameLocks xmlns:a="http://schemas.openxmlformats.org/drawingml/2006/main" noChangeAspect="1"/>
-            </wp:cNvGraphicFramePr>
-            <a:graphic xmlns:a="http://schemas.openxmlformats.org/drawingml/2006/main">
-              <a:graphicData uri="http://schemas.openxmlformats.org/drawingml/2006/picture">
-                <pic:pic xmlns:pic="http://schemas.openxmlformats.org/drawingml/2006/picture">
-                  <pic:nvPicPr>
-                    <pic:cNvPr id="0" name="probe_mysql_1_12.png"/>
-                    <pic:cNvPicPr/>
-                  </pic:nvPicPr>
-                  <pic:blipFill>
-                    <a:blip r:embed="rId51"/>
-                    <a:stretch>
-                      <a:fillRect/>
-                    </a:stretch>
-                  </pic:blipFill>
-                  <pic:spPr>
-                    <a:xfrm>
-                      <a:off x="0" y="0"/>
-                      <a:ext cx="5580000" cy="535680"/>
-                    </a:xfrm>
-                    <a:prstGeom prst="rect">
-                      <a:avLst/>
-                    </a:prstGeom>
-                  </pic:spPr>
-                </pic:pic>
-              </a:graphicData>
-            </a:graphic>
-          </wp:inline>
-        </w:drawing>
-      </w:r>
-    </w:p>
-    <w:p>
-      <w:pPr>
-        <w:keepNext/>
-        <w:jc w:val="center"/>
-      </w:pPr>
-      <w:r>
-        <w:rPr>
-          <w:sz w:val="21"/>
-        </w:rPr>
-        <w:t>图</w:t>
-      </w:r>
-      <w:r>
-        <w:rPr>
-          <w:sz w:val="21"/>
-        </w:rPr>
-        <w:t xml:space="preserve"> 42</w:t>
-      </w:r>
-      <w:r>
-        <w:rPr>
-          <w:sz w:val="21"/>
-        </w:rPr>
-        <w:t xml:space="preserve">　</w:t>
-      </w:r>
-      <w:r>
-        <w:rPr>
-          <w:sz w:val="21"/>
-        </w:rPr>
-        <w:t xml:space="preserve">MySQL </w:t>
-      </w:r>
-      <w:r>
-        <w:rPr>
-          <w:sz w:val="21"/>
-        </w:rPr>
-        <w:t>核查项</w:t>
-      </w:r>
-      <w:r>
-        <w:rPr>
-          <w:sz w:val="21"/>
-        </w:rPr>
-        <w:t xml:space="preserve"> 1.12 </w:t>
-      </w:r>
-      <w:r>
-        <w:rPr>
-          <w:sz w:val="21"/>
-        </w:rPr>
-        <w:t>审计插件：判定「合规」</w:t>
-      </w:r>
-      <w:r>
-        <w:rPr>
-          <w:sz w:val="21"/>
-        </w:rPr>
-        <w:t xml:space="preserve"> ↔ </w:t>
-      </w:r>
-      <w:r>
-        <w:rPr>
-          <w:sz w:val="21"/>
-        </w:rPr>
-        <w:t>实测</w:t>
-      </w:r>
-      <w:r>
-        <w:rPr>
-          <w:sz w:val="21"/>
-        </w:rPr>
-        <w:t xml:space="preserve"> general_log=ON</w:t>
-      </w:r>
-      <w:r>
-        <w:rPr>
-          <w:sz w:val="21"/>
-        </w:rPr>
-        <w:t>（已开启通用查询日志，可记录</w:t>
-      </w:r>
-      <w:r>
-        <w:rPr>
-          <w:sz w:val="21"/>
-        </w:rPr>
-        <w:t xml:space="preserve"> SQL </w:t>
-      </w:r>
-      <w:r>
-        <w:rPr>
-          <w:sz w:val="21"/>
-        </w:rPr>
-        <w:t>操作）</w:t>
-      </w:r>
-    </w:p>
-    <w:p>
-      <w:pPr>
-        <w:spacing w:before="40" w:after="80"/>
-        <w:ind w:left="340"/>
-      </w:pPr>
-      <w:r>
-        <w:rPr>
-          <w:sz w:val="19"/>
-        </w:rPr>
-        <w:t>图</w:t>
-      </w:r>
-      <w:r>
-        <w:rPr>
-          <w:sz w:val="19"/>
-        </w:rPr>
-        <w:t xml:space="preserve"> 42</w:t>
-      </w:r>
-      <w:r>
-        <w:rPr>
-          <w:sz w:val="19"/>
-        </w:rPr>
-        <w:t xml:space="preserve">　说明：麒麟靶机</w:t>
-      </w:r>
-      <w:r>
-        <w:rPr>
-          <w:sz w:val="19"/>
-        </w:rPr>
-        <w:t xml:space="preserve"> MySQL </w:t>
-      </w:r>
-      <w:r>
-        <w:rPr>
-          <w:sz w:val="19"/>
-        </w:rPr>
-        <w:t>实际环境。下半为查询审计相关系统变量的实际输出，</w:t>
-      </w:r>
-      <w:r>
-        <w:rPr>
-          <w:sz w:val="19"/>
-        </w:rPr>
-        <w:t xml:space="preserve">general_log </w:t>
-      </w:r>
-      <w:r>
-        <w:rPr>
-          <w:sz w:val="19"/>
-        </w:rPr>
-        <w:t>为</w:t>
-      </w:r>
-      <w:r>
-        <w:rPr>
-          <w:sz w:val="19"/>
-        </w:rPr>
-        <w:t xml:space="preserve"> ON</w:t>
-      </w:r>
-      <w:r>
-        <w:rPr>
-          <w:sz w:val="19"/>
-        </w:rPr>
-        <w:t>。</w:t>
-      </w:r>
-    </w:p>
-    <w:p>
-      <w:pPr>
-        <w:keepNext/>
-        <w:spacing w:before="120"/>
-        <w:jc w:val="center"/>
-      </w:pPr>
-      <w:r>
-        <w:rPr>
-          <w:noProof/>
-        </w:rPr>
-        <w:lastRenderedPageBreak/>
-        <w:drawing>
-          <wp:inline distT="0" distB="0" distL="0" distR="0" wp14:anchorId="38C1197E" wp14:editId="62FBD09C">
+          <wp:inline distT="0" distB="0" distL="0" distR="0" wp14:anchorId="09FE23BD" wp14:editId="75ADC646">
             <wp:extent cx="5580000" cy="535680"/>
             <wp:effectExtent l="0" t="0" r="0" b="0"/>
             <wp:docPr id="43" name="Picture 43"/>
@@ -20306,7 +20159,7 @@
               <a:graphicData uri="http://schemas.openxmlformats.org/drawingml/2006/picture">
                 <pic:pic xmlns:pic="http://schemas.openxmlformats.org/drawingml/2006/picture">
                   <pic:nvPicPr>
-                    <pic:cNvPr id="0" name="probe_redis_1_7.png"/>
+                    <pic:cNvPr id="0" name="probe_mysql_1_12.png"/>
                     <pic:cNvPicPr/>
                   </pic:nvPicPr>
                   <pic:blipFill>
@@ -20346,7 +20199,7 @@
         <w:rPr>
           <w:sz w:val="21"/>
         </w:rPr>
-        <w:t xml:space="preserve"> 43</w:t>
+        <w:t xml:space="preserve"> 42</w:t>
       </w:r>
       <w:r>
         <w:rPr>
@@ -20358,7 +20211,7 @@
         <w:rPr>
           <w:sz w:val="21"/>
         </w:rPr>
-        <w:t xml:space="preserve">Redis </w:t>
+        <w:t xml:space="preserve">MySQL </w:t>
       </w:r>
       <w:r>
         <w:rPr>
@@ -20370,13 +20223,13 @@
         <w:rPr>
           <w:sz w:val="21"/>
         </w:rPr>
-        <w:t xml:space="preserve"> 1.7 </w:t>
-      </w:r>
-      <w:r>
-        <w:rPr>
-          <w:sz w:val="21"/>
-        </w:rPr>
-        <w:t>账户管理：判定「不合规」</w:t>
+        <w:t xml:space="preserve"> 1.12 </w:t>
+      </w:r>
+      <w:r>
+        <w:rPr>
+          <w:sz w:val="21"/>
+        </w:rPr>
+        <w:t>审计插件：判定「合规」</w:t>
       </w:r>
       <w:r>
         <w:rPr>
@@ -20388,19 +20241,31 @@
         <w:rPr>
           <w:sz w:val="21"/>
         </w:rPr>
-        <w:t>实测未设置</w:t>
-      </w:r>
-      <w:r>
-        <w:rPr>
-          <w:sz w:val="21"/>
-        </w:rPr>
-        <w:t xml:space="preserve"> requirepass</w:t>
-      </w:r>
-      <w:r>
-        <w:rPr>
-          <w:sz w:val="21"/>
-        </w:rPr>
-        <w:t>（输出为空，无需口令即可访问）</w:t>
+        <w:t>实测</w:t>
+      </w:r>
+      <w:r>
+        <w:rPr>
+          <w:sz w:val="21"/>
+        </w:rPr>
+        <w:t xml:space="preserve"> general_log=ON</w:t>
+      </w:r>
+      <w:r>
+        <w:rPr>
+          <w:sz w:val="21"/>
+        </w:rPr>
+        <w:t>（已开启通用查询日志，可记录</w:t>
+      </w:r>
+      <w:r>
+        <w:rPr>
+          <w:sz w:val="21"/>
+        </w:rPr>
+        <w:t xml:space="preserve"> SQL </w:t>
+      </w:r>
+      <w:r>
+        <w:rPr>
+          <w:sz w:val="21"/>
+        </w:rPr>
+        <w:t>操作）</w:t>
       </w:r>
     </w:p>
     <w:p>
@@ -20418,7 +20283,7 @@
         <w:rPr>
           <w:sz w:val="19"/>
         </w:rPr>
-        <w:t xml:space="preserve"> 43</w:t>
+        <w:t xml:space="preserve"> 42</w:t>
       </w:r>
       <w:r>
         <w:rPr>
@@ -20430,25 +20295,37 @@
         <w:rPr>
           <w:sz w:val="19"/>
         </w:rPr>
-        <w:t xml:space="preserve"> Redis </w:t>
-      </w:r>
-      <w:r>
-        <w:rPr>
-          <w:sz w:val="19"/>
-        </w:rPr>
-        <w:t>实际环境。下半为检测命令</w:t>
-      </w:r>
-      <w:r>
-        <w:rPr>
-          <w:sz w:val="19"/>
-        </w:rPr>
-        <w:t xml:space="preserve"> redis-cli CONFIG GET requirepass </w:t>
-      </w:r>
-      <w:r>
-        <w:rPr>
-          <w:sz w:val="19"/>
-        </w:rPr>
-        <w:t>的实际输出，口令值为空，说明未设置认证口令。</w:t>
+        <w:t xml:space="preserve"> MySQL </w:t>
+      </w:r>
+      <w:r>
+        <w:rPr>
+          <w:sz w:val="19"/>
+        </w:rPr>
+        <w:t>实际环境。下半为查询审计相关系统变量的实际输出，</w:t>
+      </w:r>
+      <w:r>
+        <w:rPr>
+          <w:sz w:val="19"/>
+        </w:rPr>
+        <w:t xml:space="preserve">general_log </w:t>
+      </w:r>
+      <w:r>
+        <w:rPr>
+          <w:sz w:val="19"/>
+        </w:rPr>
+        <w:t>为</w:t>
+      </w:r>
+      <w:r>
+        <w:rPr>
+          <w:sz w:val="19"/>
+        </w:rPr>
+        <w:t xml:space="preserve"> ON</w:t>
+      </w:r>
+      <w:r>
+        <w:rPr>
+          <w:sz w:val="19"/>
+        </w:rPr>
+        <w:t>。</w:t>
       </w:r>
     </w:p>
     <w:p>
@@ -20461,8 +20338,9 @@
         <w:rPr>
           <w:noProof/>
         </w:rPr>
+        <w:lastRenderedPageBreak/>
         <w:drawing>
-          <wp:inline distT="0" distB="0" distL="0" distR="0" wp14:anchorId="717EE8B4" wp14:editId="2CB24125">
+          <wp:inline distT="0" distB="0" distL="0" distR="0" wp14:anchorId="269C699C" wp14:editId="598C5B04">
             <wp:extent cx="5580000" cy="535680"/>
             <wp:effectExtent l="0" t="0" r="0" b="0"/>
             <wp:docPr id="44" name="Picture 44"/>
@@ -20473,7 +20351,7 @@
               <a:graphicData uri="http://schemas.openxmlformats.org/drawingml/2006/picture">
                 <pic:pic xmlns:pic="http://schemas.openxmlformats.org/drawingml/2006/picture">
                   <pic:nvPicPr>
-                    <pic:cNvPr id="0" name="probe_redis_1_10.png"/>
+                    <pic:cNvPr id="0" name="probe_redis_1_7.png"/>
                     <pic:cNvPicPr/>
                   </pic:nvPicPr>
                   <pic:blipFill>
@@ -20513,7 +20391,7 @@
         <w:rPr>
           <w:sz w:val="21"/>
         </w:rPr>
-        <w:t xml:space="preserve"> 44</w:t>
+        <w:t xml:space="preserve"> 43</w:t>
       </w:r>
       <w:r>
         <w:rPr>
@@ -20537,13 +20415,13 @@
         <w:rPr>
           <w:sz w:val="21"/>
         </w:rPr>
-        <w:t xml:space="preserve"> 1.10 </w:t>
-      </w:r>
-      <w:r>
-        <w:rPr>
-          <w:sz w:val="21"/>
-        </w:rPr>
-        <w:t>数据库访问控制：判定「合规」</w:t>
+        <w:t xml:space="preserve"> 1.7 </w:t>
+      </w:r>
+      <w:r>
+        <w:rPr>
+          <w:sz w:val="21"/>
+        </w:rPr>
+        <w:t>账户管理：判定「不合规」</w:t>
       </w:r>
       <w:r>
         <w:rPr>
@@ -20555,19 +20433,19 @@
         <w:rPr>
           <w:sz w:val="21"/>
         </w:rPr>
-        <w:t>实测</w:t>
-      </w:r>
-      <w:r>
-        <w:rPr>
-          <w:sz w:val="21"/>
-        </w:rPr>
-        <w:t xml:space="preserve"> bind=127.0.0.1</w:t>
-      </w:r>
-      <w:r>
-        <w:rPr>
-          <w:sz w:val="21"/>
-        </w:rPr>
-        <w:t>，访问受限</w:t>
+        <w:t>实测未设置</w:t>
+      </w:r>
+      <w:r>
+        <w:rPr>
+          <w:sz w:val="21"/>
+        </w:rPr>
+        <w:t xml:space="preserve"> requirepass</w:t>
+      </w:r>
+      <w:r>
+        <w:rPr>
+          <w:sz w:val="21"/>
+        </w:rPr>
+        <w:t>（输出为空，无需口令即可访问）</w:t>
       </w:r>
     </w:p>
     <w:p>
@@ -20585,7 +20463,7 @@
         <w:rPr>
           <w:sz w:val="19"/>
         </w:rPr>
-        <w:t xml:space="preserve"> 44</w:t>
+        <w:t xml:space="preserve"> 43</w:t>
       </w:r>
       <w:r>
         <w:rPr>
@@ -20609,25 +20487,13 @@
         <w:rPr>
           <w:sz w:val="19"/>
         </w:rPr>
-        <w:t xml:space="preserve"> redis-cli CONFIG GET bind </w:t>
-      </w:r>
-      <w:r>
-        <w:rPr>
-          <w:sz w:val="19"/>
-        </w:rPr>
-        <w:t>的实际输出，绑定地址为</w:t>
-      </w:r>
-      <w:r>
-        <w:rPr>
-          <w:sz w:val="19"/>
-        </w:rPr>
-        <w:t xml:space="preserve"> 127.0.0.1</w:t>
-      </w:r>
-      <w:r>
-        <w:rPr>
-          <w:sz w:val="19"/>
-        </w:rPr>
-        <w:t>，访问受限。</w:t>
+        <w:t xml:space="preserve"> redis-cli CONFIG GET requirepass </w:t>
+      </w:r>
+      <w:r>
+        <w:rPr>
+          <w:sz w:val="19"/>
+        </w:rPr>
+        <w:t>的实际输出，口令值为空，说明未设置认证口令。</w:t>
       </w:r>
     </w:p>
     <w:p>
@@ -20641,10 +20507,189 @@
           <w:noProof/>
         </w:rPr>
         <w:drawing>
-          <wp:inline distT="0" distB="0" distL="0" distR="0" wp14:anchorId="4D79F6BE" wp14:editId="5AFBA9BE">
+          <wp:inline distT="0" distB="0" distL="0" distR="0" wp14:anchorId="788C7E05" wp14:editId="40CB704A">
+            <wp:extent cx="5580000" cy="535680"/>
+            <wp:effectExtent l="0" t="0" r="0" b="0"/>
+            <wp:docPr id="45" name="Picture 45"/>
+            <wp:cNvGraphicFramePr>
+              <a:graphicFrameLocks xmlns:a="http://schemas.openxmlformats.org/drawingml/2006/main" noChangeAspect="1"/>
+            </wp:cNvGraphicFramePr>
+            <a:graphic xmlns:a="http://schemas.openxmlformats.org/drawingml/2006/main">
+              <a:graphicData uri="http://schemas.openxmlformats.org/drawingml/2006/picture">
+                <pic:pic xmlns:pic="http://schemas.openxmlformats.org/drawingml/2006/picture">
+                  <pic:nvPicPr>
+                    <pic:cNvPr id="0" name="probe_redis_1_10.png"/>
+                    <pic:cNvPicPr/>
+                  </pic:nvPicPr>
+                  <pic:blipFill>
+                    <a:blip r:embed="rId54"/>
+                    <a:stretch>
+                      <a:fillRect/>
+                    </a:stretch>
+                  </pic:blipFill>
+                  <pic:spPr>
+                    <a:xfrm>
+                      <a:off x="0" y="0"/>
+                      <a:ext cx="5580000" cy="535680"/>
+                    </a:xfrm>
+                    <a:prstGeom prst="rect">
+                      <a:avLst/>
+                    </a:prstGeom>
+                  </pic:spPr>
+                </pic:pic>
+              </a:graphicData>
+            </a:graphic>
+          </wp:inline>
+        </w:drawing>
+      </w:r>
+    </w:p>
+    <w:p>
+      <w:pPr>
+        <w:keepNext/>
+        <w:jc w:val="center"/>
+      </w:pPr>
+      <w:r>
+        <w:rPr>
+          <w:sz w:val="21"/>
+        </w:rPr>
+        <w:t>图</w:t>
+      </w:r>
+      <w:r>
+        <w:rPr>
+          <w:sz w:val="21"/>
+        </w:rPr>
+        <w:t xml:space="preserve"> 44</w:t>
+      </w:r>
+      <w:r>
+        <w:rPr>
+          <w:sz w:val="21"/>
+        </w:rPr>
+        <w:t xml:space="preserve">　</w:t>
+      </w:r>
+      <w:r>
+        <w:rPr>
+          <w:sz w:val="21"/>
+        </w:rPr>
+        <w:t xml:space="preserve">Redis </w:t>
+      </w:r>
+      <w:r>
+        <w:rPr>
+          <w:sz w:val="21"/>
+        </w:rPr>
+        <w:t>核查项</w:t>
+      </w:r>
+      <w:r>
+        <w:rPr>
+          <w:sz w:val="21"/>
+        </w:rPr>
+        <w:t xml:space="preserve"> 1.10 </w:t>
+      </w:r>
+      <w:r>
+        <w:rPr>
+          <w:sz w:val="21"/>
+        </w:rPr>
+        <w:t>数据库访问控制：判定「合规」</w:t>
+      </w:r>
+      <w:r>
+        <w:rPr>
+          <w:sz w:val="21"/>
+        </w:rPr>
+        <w:t xml:space="preserve"> ↔ </w:t>
+      </w:r>
+      <w:r>
+        <w:rPr>
+          <w:sz w:val="21"/>
+        </w:rPr>
+        <w:t>实测</w:t>
+      </w:r>
+      <w:r>
+        <w:rPr>
+          <w:sz w:val="21"/>
+        </w:rPr>
+        <w:t xml:space="preserve"> bind=127.0.0.1</w:t>
+      </w:r>
+      <w:r>
+        <w:rPr>
+          <w:sz w:val="21"/>
+        </w:rPr>
+        <w:t>，访问受限</w:t>
+      </w:r>
+    </w:p>
+    <w:p>
+      <w:pPr>
+        <w:spacing w:before="40" w:after="80"/>
+        <w:ind w:left="340"/>
+      </w:pPr>
+      <w:r>
+        <w:rPr>
+          <w:sz w:val="19"/>
+        </w:rPr>
+        <w:t>图</w:t>
+      </w:r>
+      <w:r>
+        <w:rPr>
+          <w:sz w:val="19"/>
+        </w:rPr>
+        <w:t xml:space="preserve"> 44</w:t>
+      </w:r>
+      <w:r>
+        <w:rPr>
+          <w:sz w:val="19"/>
+        </w:rPr>
+        <w:t xml:space="preserve">　说明：麒麟靶机</w:t>
+      </w:r>
+      <w:r>
+        <w:rPr>
+          <w:sz w:val="19"/>
+        </w:rPr>
+        <w:t xml:space="preserve"> Redis </w:t>
+      </w:r>
+      <w:r>
+        <w:rPr>
+          <w:sz w:val="19"/>
+        </w:rPr>
+        <w:t>实际环境。下半为检测命令</w:t>
+      </w:r>
+      <w:r>
+        <w:rPr>
+          <w:sz w:val="19"/>
+        </w:rPr>
+        <w:t xml:space="preserve"> redis-cli CONFIG GET bind </w:t>
+      </w:r>
+      <w:r>
+        <w:rPr>
+          <w:sz w:val="19"/>
+        </w:rPr>
+        <w:t>的实际输出，绑定地址为</w:t>
+      </w:r>
+      <w:r>
+        <w:rPr>
+          <w:sz w:val="19"/>
+        </w:rPr>
+        <w:t xml:space="preserve"> 127.0.0.1</w:t>
+      </w:r>
+      <w:r>
+        <w:rPr>
+          <w:sz w:val="19"/>
+        </w:rPr>
+        <w:t>，访问受限。</w:t>
+      </w:r>
+    </w:p>
+    <w:p>
+      <w:pPr>
+        <w:keepNext/>
+        <w:spacing w:before="120"/>
+        <w:jc w:val="center"/>
+      </w:pPr>
+      <w:r>
+        <w:rPr>
+          <w:noProof/>
+        </w:rPr>
+        <w:drawing>
+          <wp:inline distT="0" distB="0" distL="0" distR="0" wp14:anchorId="579FA511" wp14:editId="228C6361">
             <wp:extent cx="5580000" cy="749952"/>
             <wp:effectExtent l="0" t="0" r="0" b="0"/>
-            <wp:docPr id="45" name="Picture 45"/>
+            <wp:docPr id="46" name="Picture 46"/>
             <wp:cNvGraphicFramePr>
               <a:graphicFrameLocks xmlns:a="http://schemas.openxmlformats.org/drawingml/2006/main" noChangeAspect="1"/>
             </wp:cNvGraphicFramePr>
@@ -20656,7 +20701,7 @@
                     <pic:cNvPicPr/>
                   </pic:nvPicPr>
                   <pic:blipFill>
-                    <a:blip r:embed="rId54"/>
+                    <a:blip r:embed="rId55"/>
                     <a:stretch>
                       <a:fillRect/>
                     </a:stretch>
@@ -20832,10 +20877,10 @@
           <w:noProof/>
         </w:rPr>
         <w:drawing>
-          <wp:inline distT="0" distB="0" distL="0" distR="0" wp14:anchorId="03ABCC3F" wp14:editId="70C747C7">
+          <wp:inline distT="0" distB="0" distL="0" distR="0" wp14:anchorId="7ECD50C8" wp14:editId="25A112FA">
             <wp:extent cx="5580000" cy="535680"/>
             <wp:effectExtent l="0" t="0" r="0" b="0"/>
-            <wp:docPr id="46" name="Picture 46"/>
+            <wp:docPr id="47" name="Picture 47"/>
             <wp:cNvGraphicFramePr>
               <a:graphicFrameLocks xmlns:a="http://schemas.openxmlformats.org/drawingml/2006/main" noChangeAspect="1"/>
             </wp:cNvGraphicFramePr>
@@ -20847,7 +20892,7 @@
                     <pic:cNvPicPr/>
                   </pic:nvPicPr>
                   <pic:blipFill>
-                    <a:blip r:embed="rId55"/>
+                    <a:blip r:embed="rId56"/>
                     <a:stretch>
                       <a:fillRect/>
                     </a:stretch>
@@ -21005,10 +21050,10 @@
           <w:noProof/>
         </w:rPr>
         <w:drawing>
-          <wp:inline distT="0" distB="0" distL="0" distR="0" wp14:anchorId="281994A8" wp14:editId="7868B224">
+          <wp:inline distT="0" distB="0" distL="0" distR="0" wp14:anchorId="2F61C049" wp14:editId="541A8497">
             <wp:extent cx="5580000" cy="678528"/>
             <wp:effectExtent l="0" t="0" r="0" b="0"/>
-            <wp:docPr id="47" name="Picture 47"/>
+            <wp:docPr id="48" name="Picture 48"/>
             <wp:cNvGraphicFramePr>
               <a:graphicFrameLocks xmlns:a="http://schemas.openxmlformats.org/drawingml/2006/main" noChangeAspect="1"/>
             </wp:cNvGraphicFramePr>
@@ -21020,7 +21065,7 @@
                     <pic:cNvPicPr/>
                   </pic:nvPicPr>
                   <pic:blipFill>
-                    <a:blip r:embed="rId56"/>
+                    <a:blip r:embed="rId57"/>
                     <a:stretch>
                       <a:fillRect/>
                     </a:stretch>
@@ -21197,10 +21242,10 @@
         </w:rPr>
         <w:lastRenderedPageBreak/>
         <w:drawing>
-          <wp:inline distT="0" distB="0" distL="0" distR="0" wp14:anchorId="6387095C" wp14:editId="4E7EF90B">
+          <wp:inline distT="0" distB="0" distL="0" distR="0" wp14:anchorId="185D670E" wp14:editId="52474187">
             <wp:extent cx="5580000" cy="749952"/>
             <wp:effectExtent l="0" t="0" r="0" b="0"/>
-            <wp:docPr id="48" name="Picture 48"/>
+            <wp:docPr id="49" name="Picture 49"/>
             <wp:cNvGraphicFramePr>
               <a:graphicFrameLocks xmlns:a="http://schemas.openxmlformats.org/drawingml/2006/main" noChangeAspect="1"/>
             </wp:cNvGraphicFramePr>
@@ -21212,7 +21257,7 @@
                     <pic:cNvPicPr/>
                   </pic:nvPicPr>
                   <pic:blipFill>
-                    <a:blip r:embed="rId57"/>
+                    <a:blip r:embed="rId58"/>
                     <a:stretch>
                       <a:fillRect/>
                     </a:stretch>
@@ -21400,10 +21445,10 @@
           <w:noProof/>
         </w:rPr>
         <w:drawing>
-          <wp:inline distT="0" distB="0" distL="0" distR="0" wp14:anchorId="7825070A" wp14:editId="3F8C07FD">
+          <wp:inline distT="0" distB="0" distL="0" distR="0" wp14:anchorId="12A9AFC9" wp14:editId="12C98066">
             <wp:extent cx="5580000" cy="535680"/>
             <wp:effectExtent l="0" t="0" r="0" b="0"/>
-            <wp:docPr id="49" name="Picture 49"/>
+            <wp:docPr id="50" name="Picture 50"/>
             <wp:cNvGraphicFramePr>
               <a:graphicFrameLocks xmlns:a="http://schemas.openxmlformats.org/drawingml/2006/main" noChangeAspect="1"/>
             </wp:cNvGraphicFramePr>
@@ -21415,7 +21460,7 @@
                     <pic:cNvPicPr/>
                   </pic:nvPicPr>
                   <pic:blipFill>
-                    <a:blip r:embed="rId58"/>
+                    <a:blip r:embed="rId59"/>
                     <a:stretch>
                       <a:fillRect/>
                     </a:stretch>
@@ -21579,10 +21624,10 @@
           <w:noProof/>
         </w:rPr>
         <w:drawing>
-          <wp:inline distT="0" distB="0" distL="0" distR="0" wp14:anchorId="7A1B4A66" wp14:editId="040234ED">
+          <wp:inline distT="0" distB="0" distL="0" distR="0" wp14:anchorId="574F7C61" wp14:editId="1F637F57">
             <wp:extent cx="5580000" cy="749952"/>
             <wp:effectExtent l="0" t="0" r="0" b="0"/>
-            <wp:docPr id="50" name="Picture 50"/>
+            <wp:docPr id="51" name="Picture 51"/>
             <wp:cNvGraphicFramePr>
               <a:graphicFrameLocks xmlns:a="http://schemas.openxmlformats.org/drawingml/2006/main" noChangeAspect="1"/>
             </wp:cNvGraphicFramePr>
@@ -21594,7 +21639,7 @@
                     <pic:cNvPicPr/>
                   </pic:nvPicPr>
                   <pic:blipFill>
-                    <a:blip r:embed="rId59"/>
+                    <a:blip r:embed="rId60"/>
                     <a:stretch>
                       <a:fillRect/>
                     </a:stretch>
@@ -21760,8 +21805,8 @@
       </w:r>
     </w:p>
     <w:sectPr>
-      <w:headerReference w:type="default" r:id="rId60"/>
-      <w:footerReference w:type="default" r:id="rId61"/>
+      <w:headerReference w:type="default" r:id="rId61"/>
+      <w:footerReference w:type="default" r:id="rId62"/>
       <w:pgSz w:w="11906" w:h="16838"/>
       <w:pgMar w:top="1440" w:right="1797" w:bottom="1440" w:left="1797" w:header="720" w:footer="720" w:gutter="0"/>
       <w:pgNumType w:start="1"/>
@@ -22119,31 +22164,31 @@
       </w:rPr>
     </w:lvl>
   </w:abstractNum>
-  <w:num w:numId="1" w16cid:durableId="604534378">
+  <w:num w:numId="1" w16cid:durableId="912859306">
     <w:abstractNumId w:val="8"/>
   </w:num>
-  <w:num w:numId="2" w16cid:durableId="1487277726">
+  <w:num w:numId="2" w16cid:durableId="1204171387">
     <w:abstractNumId w:val="6"/>
   </w:num>
-  <w:num w:numId="3" w16cid:durableId="1061640743">
+  <w:num w:numId="3" w16cid:durableId="864244633">
     <w:abstractNumId w:val="5"/>
   </w:num>
-  <w:num w:numId="4" w16cid:durableId="1986081591">
+  <w:num w:numId="4" w16cid:durableId="225461782">
     <w:abstractNumId w:val="4"/>
   </w:num>
-  <w:num w:numId="5" w16cid:durableId="1360475860">
+  <w:num w:numId="5" w16cid:durableId="1790855781">
     <w:abstractNumId w:val="7"/>
   </w:num>
-  <w:num w:numId="6" w16cid:durableId="1255674517">
+  <w:num w:numId="6" w16cid:durableId="1322344841">
     <w:abstractNumId w:val="3"/>
   </w:num>
-  <w:num w:numId="7" w16cid:durableId="970984542">
+  <w:num w:numId="7" w16cid:durableId="1817792601">
     <w:abstractNumId w:val="2"/>
   </w:num>
-  <w:num w:numId="8" w16cid:durableId="1596816299">
+  <w:num w:numId="8" w16cid:durableId="121117498">
     <w:abstractNumId w:val="1"/>
   </w:num>
-  <w:num w:numId="9" w16cid:durableId="2110735611">
+  <w:num w:numId="9" w16cid:durableId="129061755">
     <w:abstractNumId w:val="0"/>
   </w:num>
 </w:numbering>
@@ -33559,7 +33604,7 @@
     <w:basedOn w:val="DefaultParagraphFont"/>
     <w:uiPriority w:val="99"/>
     <w:unhideWhenUsed/>
-    <w:rsid w:val="00D07A84"/>
+    <w:rsid w:val="00751B91"/>
     <w:rPr>
       <w:color w:val="0000FF" w:themeColor="hyperlink"/>
       <w:u w:val="single"/>

--- a/checklist_tool/指导书与核查工具交叉验证报告.docx
+++ b/checklist_tool/指导书与核查工具交叉验证报告.docx
@@ -13,7 +13,7 @@
           <w:noProof/>
         </w:rPr>
         <w:drawing>
-          <wp:inline distT="0" distB="0" distL="0" distR="0" wp14:anchorId="3E37833C" wp14:editId="72B25ED3">
+          <wp:inline distT="0" distB="0" distL="0" distR="0" wp14:anchorId="496B5855" wp14:editId="36288EF2">
             <wp:extent cx="1260000" cy="1260000"/>
             <wp:effectExtent l="0" t="0" r="0" b="0"/>
             <wp:docPr id="1" name="Picture 1"/>
@@ -108,7 +108,7 @@
         <w:rPr>
           <w:sz w:val="28"/>
         </w:rPr>
-        <w:t>v2.2</w:t>
+        <w:t>v2.0.0</w:t>
       </w:r>
       <w:r>
         <w:rPr>
@@ -239,7 +239,7 @@
       <w:r>
         <w:fldChar w:fldCharType="separate"/>
       </w:r>
-      <w:hyperlink w:anchor="_Toc240316756" w:history="1">
+      <w:hyperlink w:anchor="_Toc240362515" w:history="1">
         <w:r>
           <w:rPr>
             <w:rStyle w:val="Hyperlink"/>
@@ -275,7 +275,7 @@
             <w:noProof/>
             <w:webHidden/>
           </w:rPr>
-          <w:instrText xml:space="preserve"> PAGEREF _Toc240316756 \h </w:instrText>
+          <w:instrText xml:space="preserve"> PAGEREF _Toc240362515 \h </w:instrText>
         </w:r>
         <w:r>
           <w:rPr>
@@ -320,7 +320,7 @@
           <w14:ligatures w14:val="standardContextual"/>
         </w:rPr>
       </w:pPr>
-      <w:hyperlink w:anchor="_Toc240316757" w:history="1">
+      <w:hyperlink w:anchor="_Toc240362516" w:history="1">
         <w:r>
           <w:rPr>
             <w:rStyle w:val="Hyperlink"/>
@@ -356,7 +356,7 @@
             <w:noProof/>
             <w:webHidden/>
           </w:rPr>
-          <w:instrText xml:space="preserve"> PAGEREF _Toc240316757 \h </w:instrText>
+          <w:instrText xml:space="preserve"> PAGEREF _Toc240362516 \h </w:instrText>
         </w:r>
         <w:r>
           <w:rPr>
@@ -401,7 +401,7 @@
           <w14:ligatures w14:val="standardContextual"/>
         </w:rPr>
       </w:pPr>
-      <w:hyperlink w:anchor="_Toc240316758" w:history="1">
+      <w:hyperlink w:anchor="_Toc240362517" w:history="1">
         <w:r>
           <w:rPr>
             <w:rStyle w:val="Hyperlink"/>
@@ -437,7 +437,7 @@
             <w:noProof/>
             <w:webHidden/>
           </w:rPr>
-          <w:instrText xml:space="preserve"> PAGEREF _Toc240316758 \h </w:instrText>
+          <w:instrText xml:space="preserve"> PAGEREF _Toc240362517 \h </w:instrText>
         </w:r>
         <w:r>
           <w:rPr>
@@ -482,7 +482,7 @@
           <w14:ligatures w14:val="standardContextual"/>
         </w:rPr>
       </w:pPr>
-      <w:hyperlink w:anchor="_Toc240316759" w:history="1">
+      <w:hyperlink w:anchor="_Toc240362518" w:history="1">
         <w:r>
           <w:rPr>
             <w:rStyle w:val="Hyperlink"/>
@@ -518,7 +518,7 @@
             <w:noProof/>
             <w:webHidden/>
           </w:rPr>
-          <w:instrText xml:space="preserve"> PAGEREF _Toc240316759 \h </w:instrText>
+          <w:instrText xml:space="preserve"> PAGEREF _Toc240362518 \h </w:instrText>
         </w:r>
         <w:r>
           <w:rPr>
@@ -563,7 +563,7 @@
           <w14:ligatures w14:val="standardContextual"/>
         </w:rPr>
       </w:pPr>
-      <w:hyperlink w:anchor="_Toc240316760" w:history="1">
+      <w:hyperlink w:anchor="_Toc240362519" w:history="1">
         <w:r>
           <w:rPr>
             <w:rStyle w:val="Hyperlink"/>
@@ -599,7 +599,7 @@
             <w:noProof/>
             <w:webHidden/>
           </w:rPr>
-          <w:instrText xml:space="preserve"> PAGEREF _Toc240316760 \h </w:instrText>
+          <w:instrText xml:space="preserve"> PAGEREF _Toc240362519 \h </w:instrText>
         </w:r>
         <w:r>
           <w:rPr>
@@ -644,7 +644,7 @@
           <w14:ligatures w14:val="standardContextual"/>
         </w:rPr>
       </w:pPr>
-      <w:hyperlink w:anchor="_Toc240316761" w:history="1">
+      <w:hyperlink w:anchor="_Toc240362520" w:history="1">
         <w:r>
           <w:rPr>
             <w:rStyle w:val="Hyperlink"/>
@@ -680,7 +680,7 @@
             <w:noProof/>
             <w:webHidden/>
           </w:rPr>
-          <w:instrText xml:space="preserve"> PAGEREF _Toc240316761 \h </w:instrText>
+          <w:instrText xml:space="preserve"> PAGEREF _Toc240362520 \h </w:instrText>
         </w:r>
         <w:r>
           <w:rPr>
@@ -725,7 +725,7 @@
           <w14:ligatures w14:val="standardContextual"/>
         </w:rPr>
       </w:pPr>
-      <w:hyperlink w:anchor="_Toc240316762" w:history="1">
+      <w:hyperlink w:anchor="_Toc240362521" w:history="1">
         <w:r>
           <w:rPr>
             <w:rStyle w:val="Hyperlink"/>
@@ -761,7 +761,7 @@
             <w:noProof/>
             <w:webHidden/>
           </w:rPr>
-          <w:instrText xml:space="preserve"> PAGEREF _Toc240316762 \h </w:instrText>
+          <w:instrText xml:space="preserve"> PAGEREF _Toc240362521 \h </w:instrText>
         </w:r>
         <w:r>
           <w:rPr>
@@ -806,7 +806,7 @@
           <w14:ligatures w14:val="standardContextual"/>
         </w:rPr>
       </w:pPr>
-      <w:hyperlink w:anchor="_Toc240316763" w:history="1">
+      <w:hyperlink w:anchor="_Toc240362522" w:history="1">
         <w:r>
           <w:rPr>
             <w:rStyle w:val="Hyperlink"/>
@@ -842,7 +842,7 @@
             <w:noProof/>
             <w:webHidden/>
           </w:rPr>
-          <w:instrText xml:space="preserve"> PAGEREF _Toc240316763 \h </w:instrText>
+          <w:instrText xml:space="preserve"> PAGEREF _Toc240362522 \h </w:instrText>
         </w:r>
         <w:r>
           <w:rPr>
@@ -887,7 +887,7 @@
           <w14:ligatures w14:val="standardContextual"/>
         </w:rPr>
       </w:pPr>
-      <w:hyperlink w:anchor="_Toc240316764" w:history="1">
+      <w:hyperlink w:anchor="_Toc240362523" w:history="1">
         <w:r>
           <w:rPr>
             <w:rStyle w:val="Hyperlink"/>
@@ -923,7 +923,7 @@
             <w:noProof/>
             <w:webHidden/>
           </w:rPr>
-          <w:instrText xml:space="preserve"> PAGEREF _Toc240316764 \h </w:instrText>
+          <w:instrText xml:space="preserve"> PAGEREF _Toc240362523 \h </w:instrText>
         </w:r>
         <w:r>
           <w:rPr>
@@ -968,7 +968,7 @@
           <w14:ligatures w14:val="standardContextual"/>
         </w:rPr>
       </w:pPr>
-      <w:hyperlink w:anchor="_Toc240316765" w:history="1">
+      <w:hyperlink w:anchor="_Toc240362524" w:history="1">
         <w:r>
           <w:rPr>
             <w:rStyle w:val="Hyperlink"/>
@@ -1004,7 +1004,7 @@
             <w:noProof/>
             <w:webHidden/>
           </w:rPr>
-          <w:instrText xml:space="preserve"> PAGEREF _Toc240316765 \h </w:instrText>
+          <w:instrText xml:space="preserve"> PAGEREF _Toc240362524 \h </w:instrText>
         </w:r>
         <w:r>
           <w:rPr>
@@ -1049,7 +1049,7 @@
           <w14:ligatures w14:val="standardContextual"/>
         </w:rPr>
       </w:pPr>
-      <w:hyperlink w:anchor="_Toc240316766" w:history="1">
+      <w:hyperlink w:anchor="_Toc240362525" w:history="1">
         <w:r>
           <w:rPr>
             <w:rStyle w:val="Hyperlink"/>
@@ -1085,7 +1085,7 @@
             <w:noProof/>
             <w:webHidden/>
           </w:rPr>
-          <w:instrText xml:space="preserve"> PAGEREF _Toc240316766 \h </w:instrText>
+          <w:instrText xml:space="preserve"> PAGEREF _Toc240362525 \h </w:instrText>
         </w:r>
         <w:r>
           <w:rPr>
@@ -1130,7 +1130,7 @@
           <w14:ligatures w14:val="standardContextual"/>
         </w:rPr>
       </w:pPr>
-      <w:hyperlink w:anchor="_Toc240316767" w:history="1">
+      <w:hyperlink w:anchor="_Toc240362526" w:history="1">
         <w:r>
           <w:rPr>
             <w:rStyle w:val="Hyperlink"/>
@@ -1166,7 +1166,7 @@
             <w:noProof/>
             <w:webHidden/>
           </w:rPr>
-          <w:instrText xml:space="preserve"> PAGEREF _Toc240316767 \h </w:instrText>
+          <w:instrText xml:space="preserve"> PAGEREF _Toc240362526 \h </w:instrText>
         </w:r>
         <w:r>
           <w:rPr>
@@ -1211,7 +1211,7 @@
           <w14:ligatures w14:val="standardContextual"/>
         </w:rPr>
       </w:pPr>
-      <w:hyperlink w:anchor="_Toc240316768" w:history="1">
+      <w:hyperlink w:anchor="_Toc240362527" w:history="1">
         <w:r>
           <w:rPr>
             <w:rStyle w:val="Hyperlink"/>
@@ -1247,7 +1247,7 @@
             <w:noProof/>
             <w:webHidden/>
           </w:rPr>
-          <w:instrText xml:space="preserve"> PAGEREF _Toc240316768 \h </w:instrText>
+          <w:instrText xml:space="preserve"> PAGEREF _Toc240362527 \h </w:instrText>
         </w:r>
         <w:r>
           <w:rPr>
@@ -1292,7 +1292,7 @@
           <w14:ligatures w14:val="standardContextual"/>
         </w:rPr>
       </w:pPr>
-      <w:hyperlink w:anchor="_Toc240316769" w:history="1">
+      <w:hyperlink w:anchor="_Toc240362528" w:history="1">
         <w:r>
           <w:rPr>
             <w:rStyle w:val="Hyperlink"/>
@@ -1328,7 +1328,7 @@
             <w:noProof/>
             <w:webHidden/>
           </w:rPr>
-          <w:instrText xml:space="preserve"> PAGEREF _Toc240316769 \h </w:instrText>
+          <w:instrText xml:space="preserve"> PAGEREF _Toc240362528 \h </w:instrText>
         </w:r>
         <w:r>
           <w:rPr>
@@ -1373,7 +1373,7 @@
           <w14:ligatures w14:val="standardContextual"/>
         </w:rPr>
       </w:pPr>
-      <w:hyperlink w:anchor="_Toc240316770" w:history="1">
+      <w:hyperlink w:anchor="_Toc240362529" w:history="1">
         <w:r>
           <w:rPr>
             <w:rStyle w:val="Hyperlink"/>
@@ -1409,7 +1409,7 @@
             <w:noProof/>
             <w:webHidden/>
           </w:rPr>
-          <w:instrText xml:space="preserve"> PAGEREF _Toc240316770 \h </w:instrText>
+          <w:instrText xml:space="preserve"> PAGEREF _Toc240362529 \h </w:instrText>
         </w:r>
         <w:r>
           <w:rPr>
@@ -1454,7 +1454,7 @@
           <w14:ligatures w14:val="standardContextual"/>
         </w:rPr>
       </w:pPr>
-      <w:hyperlink w:anchor="_Toc240316771" w:history="1">
+      <w:hyperlink w:anchor="_Toc240362530" w:history="1">
         <w:r>
           <w:rPr>
             <w:rStyle w:val="Hyperlink"/>
@@ -1490,7 +1490,7 @@
             <w:noProof/>
             <w:webHidden/>
           </w:rPr>
-          <w:instrText xml:space="preserve"> PAGEREF _Toc240316771 \h </w:instrText>
+          <w:instrText xml:space="preserve"> PAGEREF _Toc240362530 \h </w:instrText>
         </w:r>
         <w:r>
           <w:rPr>
@@ -1535,7 +1535,7 @@
           <w14:ligatures w14:val="standardContextual"/>
         </w:rPr>
       </w:pPr>
-      <w:hyperlink w:anchor="_Toc240316772" w:history="1">
+      <w:hyperlink w:anchor="_Toc240362531" w:history="1">
         <w:r>
           <w:rPr>
             <w:rStyle w:val="Hyperlink"/>
@@ -1571,7 +1571,7 @@
             <w:noProof/>
             <w:webHidden/>
           </w:rPr>
-          <w:instrText xml:space="preserve"> PAGEREF _Toc240316772 \h </w:instrText>
+          <w:instrText xml:space="preserve"> PAGEREF _Toc240362531 \h </w:instrText>
         </w:r>
         <w:r>
           <w:rPr>
@@ -1616,7 +1616,7 @@
           <w14:ligatures w14:val="standardContextual"/>
         </w:rPr>
       </w:pPr>
-      <w:hyperlink w:anchor="_Toc240316773" w:history="1">
+      <w:hyperlink w:anchor="_Toc240362532" w:history="1">
         <w:r>
           <w:rPr>
             <w:rStyle w:val="Hyperlink"/>
@@ -1652,7 +1652,7 @@
             <w:noProof/>
             <w:webHidden/>
           </w:rPr>
-          <w:instrText xml:space="preserve"> PAGEREF _Toc240316773 \h </w:instrText>
+          <w:instrText xml:space="preserve"> PAGEREF _Toc240362532 \h </w:instrText>
         </w:r>
         <w:r>
           <w:rPr>
@@ -1697,7 +1697,7 @@
           <w14:ligatures w14:val="standardContextual"/>
         </w:rPr>
       </w:pPr>
-      <w:hyperlink w:anchor="_Toc240316774" w:history="1">
+      <w:hyperlink w:anchor="_Toc240362533" w:history="1">
         <w:r>
           <w:rPr>
             <w:rStyle w:val="Hyperlink"/>
@@ -1733,7 +1733,7 @@
             <w:noProof/>
             <w:webHidden/>
           </w:rPr>
-          <w:instrText xml:space="preserve"> PAGEREF _Toc240316774 \h </w:instrText>
+          <w:instrText xml:space="preserve"> PAGEREF _Toc240362533 \h </w:instrText>
         </w:r>
         <w:r>
           <w:rPr>
@@ -1778,7 +1778,7 @@
           <w14:ligatures w14:val="standardContextual"/>
         </w:rPr>
       </w:pPr>
-      <w:hyperlink w:anchor="_Toc240316775" w:history="1">
+      <w:hyperlink w:anchor="_Toc240362534" w:history="1">
         <w:r>
           <w:rPr>
             <w:rStyle w:val="Hyperlink"/>
@@ -1814,7 +1814,7 @@
             <w:noProof/>
             <w:webHidden/>
           </w:rPr>
-          <w:instrText xml:space="preserve"> PAGEREF _Toc240316775 \h </w:instrText>
+          <w:instrText xml:space="preserve"> PAGEREF _Toc240362534 \h </w:instrText>
         </w:r>
         <w:r>
           <w:rPr>
@@ -1859,7 +1859,7 @@
           <w14:ligatures w14:val="standardContextual"/>
         </w:rPr>
       </w:pPr>
-      <w:hyperlink w:anchor="_Toc240316776" w:history="1">
+      <w:hyperlink w:anchor="_Toc240362535" w:history="1">
         <w:r>
           <w:rPr>
             <w:rStyle w:val="Hyperlink"/>
@@ -1895,7 +1895,7 @@
             <w:noProof/>
             <w:webHidden/>
           </w:rPr>
-          <w:instrText xml:space="preserve"> PAGEREF _Toc240316776 \h </w:instrText>
+          <w:instrText xml:space="preserve"> PAGEREF _Toc240362535 \h </w:instrText>
         </w:r>
         <w:r>
           <w:rPr>
@@ -1954,7 +1954,7 @@
         <w:t>本报告对《配置核查作业指导书》</w:t>
       </w:r>
       <w:r>
-        <w:t xml:space="preserve">v2.2 </w:t>
+        <w:t xml:space="preserve">v2.0.0 </w:t>
       </w:r>
       <w:r>
         <w:t>所列检查项的自动化核查能力进行交叉验证，目的是确认指导书要求的安全配置检查项中，哪些可由自动化核查工具直接给出判定、哪些需结合台账或现场情况确认、哪些必须由人工完成，为核查作业的组织与结果采信提供依据。验证对象为配置核查工具（</w:t>
@@ -2087,7 +2087,7 @@
               <w:rPr>
                 <w:sz w:val="21"/>
               </w:rPr>
-              <w:t>2026-09-14</w:t>
+              <w:t>2026-09-15</w:t>
             </w:r>
           </w:p>
         </w:tc>
@@ -2126,7 +2126,7 @@
               <w:rPr>
                 <w:sz w:val="21"/>
               </w:rPr>
-              <w:t>v2.2</w:t>
+              <w:t>v2.0.0</w:t>
             </w:r>
             <w:r>
               <w:rPr>
@@ -2336,7 +2336,7 @@
               <w:rPr>
                 <w:sz w:val="21"/>
               </w:rPr>
-              <w:t>2026-09-14</w:t>
+              <w:t>2026-09-15</w:t>
             </w:r>
           </w:p>
         </w:tc>
@@ -2360,7 +2360,7 @@
         <w:pStyle w:val="Heading1"/>
         <w:spacing w:before="240" w:after="120"/>
       </w:pPr>
-      <w:bookmarkStart w:id="0" w:name="_Toc240316756"/>
+      <w:bookmarkStart w:id="0" w:name="_Toc240362515"/>
       <w:r>
         <w:rPr>
           <w:rFonts w:ascii="Times New Roman" w:eastAsia="黑体" w:hAnsi="Times New Roman"/>
@@ -2388,7 +2388,7 @@
         <w:t>本次验证以《配置核查作业指导书》</w:t>
       </w:r>
       <w:r>
-        <w:t>v2.2</w:t>
+        <w:t>v2.0.0</w:t>
       </w:r>
       <w:r>
         <w:t>（</w:t>
@@ -2754,7 +2754,7 @@
         <w:pStyle w:val="Heading1"/>
         <w:spacing w:before="240" w:after="120"/>
       </w:pPr>
-      <w:bookmarkStart w:id="1" w:name="_Toc240316757"/>
+      <w:bookmarkStart w:id="1" w:name="_Toc240362516"/>
       <w:r>
         <w:rPr>
           <w:rFonts w:ascii="Times New Roman" w:eastAsia="黑体" w:hAnsi="Times New Roman"/>
@@ -2778,7 +2778,7 @@
         <w:pStyle w:val="Heading2"/>
         <w:spacing w:before="240" w:after="120"/>
       </w:pPr>
-      <w:bookmarkStart w:id="2" w:name="_Toc240316758"/>
+      <w:bookmarkStart w:id="2" w:name="_Toc240362517"/>
       <w:r>
         <w:rPr>
           <w:rFonts w:ascii="Times New Roman" w:eastAsia="黑体" w:hAnsi="Times New Roman"/>
@@ -2805,7 +2805,7 @@
         <w:t>指导书：《配置核查作业指导书》</w:t>
       </w:r>
       <w:r>
-        <w:t>v2.2</w:t>
+        <w:t>v2.0.0</w:t>
       </w:r>
       <w:r>
         <w:t>，共</w:t>
@@ -2972,7 +2972,7 @@
         <w:pStyle w:val="Heading2"/>
         <w:spacing w:before="240" w:after="120"/>
       </w:pPr>
-      <w:bookmarkStart w:id="3" w:name="_Toc240316759"/>
+      <w:bookmarkStart w:id="3" w:name="_Toc240362518"/>
       <w:r>
         <w:rPr>
           <w:rFonts w:ascii="Times New Roman" w:eastAsia="黑体" w:hAnsi="Times New Roman"/>
@@ -3005,7 +3005,7 @@
         <w:pStyle w:val="Heading2"/>
         <w:spacing w:before="240" w:after="120"/>
       </w:pPr>
-      <w:bookmarkStart w:id="4" w:name="_Toc240316760"/>
+      <w:bookmarkStart w:id="4" w:name="_Toc240362519"/>
       <w:r>
         <w:rPr>
           <w:rFonts w:ascii="Times New Roman" w:eastAsia="黑体" w:hAnsi="Times New Roman"/>
@@ -3219,7 +3219,7 @@
         <w:pStyle w:val="Heading1"/>
         <w:spacing w:before="240" w:after="120"/>
       </w:pPr>
-      <w:bookmarkStart w:id="5" w:name="_Toc240316761"/>
+      <w:bookmarkStart w:id="5" w:name="_Toc240362520"/>
       <w:r>
         <w:rPr>
           <w:rFonts w:ascii="Times New Roman" w:eastAsia="黑体" w:hAnsi="Times New Roman"/>
@@ -4155,7 +4155,7 @@
         <w:pStyle w:val="Heading1"/>
         <w:spacing w:before="240" w:after="120"/>
       </w:pPr>
-      <w:bookmarkStart w:id="6" w:name="_Toc240316762"/>
+      <w:bookmarkStart w:id="6" w:name="_Toc240362521"/>
       <w:r>
         <w:rPr>
           <w:rFonts w:ascii="Times New Roman" w:eastAsia="黑体" w:hAnsi="Times New Roman"/>
@@ -4218,7 +4218,7 @@
         <w:pStyle w:val="Heading2"/>
         <w:spacing w:before="240" w:after="120"/>
       </w:pPr>
-      <w:bookmarkStart w:id="7" w:name="_Toc240316763"/>
+      <w:bookmarkStart w:id="7" w:name="_Toc240362522"/>
       <w:r>
         <w:rPr>
           <w:rFonts w:ascii="Times New Roman" w:eastAsia="黑体" w:hAnsi="Times New Roman"/>
@@ -6154,7 +6154,7 @@
         </w:rPr>
         <w:lastRenderedPageBreak/>
         <w:drawing>
-          <wp:inline distT="0" distB="0" distL="0" distR="0" wp14:anchorId="3FECB02D" wp14:editId="762F7AFF">
+          <wp:inline distT="0" distB="0" distL="0" distR="0" wp14:anchorId="4D009A21" wp14:editId="2B25B104">
             <wp:extent cx="5580000" cy="3178368"/>
             <wp:effectExtent l="0" t="0" r="0" b="0"/>
             <wp:docPr id="2" name="Picture 2"/>
@@ -6369,7 +6369,7 @@
           <w:noProof/>
         </w:rPr>
         <w:drawing>
-          <wp:inline distT="0" distB="0" distL="0" distR="0" wp14:anchorId="168E81E0" wp14:editId="74191DF4">
+          <wp:inline distT="0" distB="0" distL="0" distR="0" wp14:anchorId="6004B5CD" wp14:editId="2FBF6106">
             <wp:extent cx="5580000" cy="3106944"/>
             <wp:effectExtent l="0" t="0" r="0" b="0"/>
             <wp:docPr id="3" name="Picture 3"/>
@@ -6525,7 +6525,7 @@
         </w:rPr>
         <w:lastRenderedPageBreak/>
         <w:drawing>
-          <wp:inline distT="0" distB="0" distL="0" distR="0" wp14:anchorId="029F0099" wp14:editId="28E690E0">
+          <wp:inline distT="0" distB="0" distL="0" distR="0" wp14:anchorId="5BF9FE11" wp14:editId="2094B8AE">
             <wp:extent cx="5580000" cy="2892672"/>
             <wp:effectExtent l="0" t="0" r="0" b="0"/>
             <wp:docPr id="4" name="Picture 4"/>
@@ -6680,7 +6680,7 @@
           <w:noProof/>
         </w:rPr>
         <w:drawing>
-          <wp:inline distT="0" distB="0" distL="0" distR="0" wp14:anchorId="3050AA0F" wp14:editId="2198D346">
+          <wp:inline distT="0" distB="0" distL="0" distR="0" wp14:anchorId="047DB146" wp14:editId="65067789">
             <wp:extent cx="5580000" cy="3106944"/>
             <wp:effectExtent l="0" t="0" r="0" b="0"/>
             <wp:docPr id="5" name="Picture 5"/>
@@ -6824,7 +6824,7 @@
         </w:rPr>
         <w:lastRenderedPageBreak/>
         <w:drawing>
-          <wp:inline distT="0" distB="0" distL="0" distR="0" wp14:anchorId="7EEDE564" wp14:editId="078619AE">
+          <wp:inline distT="0" distB="0" distL="0" distR="0" wp14:anchorId="4424A9F2" wp14:editId="4D988753">
             <wp:extent cx="5580000" cy="2178432"/>
             <wp:effectExtent l="0" t="0" r="0" b="0"/>
             <wp:docPr id="6" name="Picture 6"/>
@@ -7003,7 +7003,7 @@
           <w:noProof/>
         </w:rPr>
         <w:drawing>
-          <wp:inline distT="0" distB="0" distL="0" distR="0" wp14:anchorId="3E93CE80" wp14:editId="4765D75F">
+          <wp:inline distT="0" distB="0" distL="0" distR="0" wp14:anchorId="6F8C4FE5" wp14:editId="74E1EEBD">
             <wp:extent cx="5580000" cy="2178432"/>
             <wp:effectExtent l="0" t="0" r="0" b="0"/>
             <wp:docPr id="7" name="Picture 7"/>
@@ -7170,7 +7170,7 @@
           <w:noProof/>
         </w:rPr>
         <w:drawing>
-          <wp:inline distT="0" distB="0" distL="0" distR="0" wp14:anchorId="29042D4E" wp14:editId="204AE25A">
+          <wp:inline distT="0" distB="0" distL="0" distR="0" wp14:anchorId="1A90ADE4" wp14:editId="3B6BC697">
             <wp:extent cx="5580000" cy="1678464"/>
             <wp:effectExtent l="0" t="0" r="0" b="0"/>
             <wp:docPr id="8" name="Picture 8"/>
@@ -7350,7 +7350,7 @@
         </w:rPr>
         <w:lastRenderedPageBreak/>
         <w:drawing>
-          <wp:inline distT="0" distB="0" distL="0" distR="0" wp14:anchorId="73DA6870" wp14:editId="1CE59769">
+          <wp:inline distT="0" distB="0" distL="0" distR="0" wp14:anchorId="30AE62A0" wp14:editId="2D0A70D0">
             <wp:extent cx="5580000" cy="1678464"/>
             <wp:effectExtent l="0" t="0" r="0" b="0"/>
             <wp:docPr id="9" name="Picture 9"/>
@@ -7529,7 +7529,7 @@
           <w:noProof/>
         </w:rPr>
         <w:drawing>
-          <wp:inline distT="0" distB="0" distL="0" distR="0" wp14:anchorId="2EEE6166" wp14:editId="0A1B601F">
+          <wp:inline distT="0" distB="0" distL="0" distR="0" wp14:anchorId="0496A97E" wp14:editId="22F0F6A8">
             <wp:extent cx="5580000" cy="1607040"/>
             <wp:effectExtent l="0" t="0" r="0" b="0"/>
             <wp:docPr id="10" name="Picture 10"/>
@@ -7708,7 +7708,7 @@
           <w:noProof/>
         </w:rPr>
         <w:drawing>
-          <wp:inline distT="0" distB="0" distL="0" distR="0" wp14:anchorId="57434579" wp14:editId="4ACD2659">
+          <wp:inline distT="0" distB="0" distL="0" distR="0" wp14:anchorId="11334122" wp14:editId="76566E5E">
             <wp:extent cx="5580000" cy="1607040"/>
             <wp:effectExtent l="0" t="0" r="0" b="0"/>
             <wp:docPr id="11" name="Picture 11"/>
@@ -7876,7 +7876,7 @@
         </w:rPr>
         <w:lastRenderedPageBreak/>
         <w:drawing>
-          <wp:inline distT="0" distB="0" distL="0" distR="0" wp14:anchorId="3B44F3AF" wp14:editId="5F4541C3">
+          <wp:inline distT="0" distB="0" distL="0" distR="0" wp14:anchorId="6CD5151D" wp14:editId="4597FB3C">
             <wp:extent cx="5580000" cy="1678464"/>
             <wp:effectExtent l="0" t="0" r="0" b="0"/>
             <wp:docPr id="12" name="Picture 12"/>
@@ -8019,7 +8019,7 @@
           <w:noProof/>
         </w:rPr>
         <w:drawing>
-          <wp:inline distT="0" distB="0" distL="0" distR="0" wp14:anchorId="7EF8B0B9" wp14:editId="25A0B613">
+          <wp:inline distT="0" distB="0" distL="0" distR="0" wp14:anchorId="728E16D1" wp14:editId="500E50F4">
             <wp:extent cx="5580000" cy="1678464"/>
             <wp:effectExtent l="0" t="0" r="0" b="0"/>
             <wp:docPr id="13" name="Picture 13"/>
@@ -8163,7 +8163,7 @@
         </w:rPr>
         <w:lastRenderedPageBreak/>
         <w:drawing>
-          <wp:inline distT="0" distB="0" distL="0" distR="0" wp14:anchorId="2175BCF6" wp14:editId="3CDEFCD6">
+          <wp:inline distT="0" distB="0" distL="0" distR="0" wp14:anchorId="50447263" wp14:editId="6CE52052">
             <wp:extent cx="5580000" cy="4384286"/>
             <wp:effectExtent l="0" t="0" r="0" b="0"/>
             <wp:docPr id="14" name="Picture 14"/>
@@ -8343,7 +8343,7 @@
         </w:rPr>
         <w:lastRenderedPageBreak/>
         <w:drawing>
-          <wp:inline distT="0" distB="0" distL="0" distR="0" wp14:anchorId="519684EB" wp14:editId="167609C9">
+          <wp:inline distT="0" distB="0" distL="0" distR="0" wp14:anchorId="2D15DA42" wp14:editId="3A62E22E">
             <wp:extent cx="5580000" cy="4384286"/>
             <wp:effectExtent l="0" t="0" r="0" b="0"/>
             <wp:docPr id="15" name="Picture 15"/>
@@ -8511,7 +8511,7 @@
         </w:rPr>
         <w:lastRenderedPageBreak/>
         <w:drawing>
-          <wp:inline distT="0" distB="0" distL="0" distR="0" wp14:anchorId="49621266" wp14:editId="5268BD9A">
+          <wp:inline distT="0" distB="0" distL="0" distR="0" wp14:anchorId="7E8BCE22" wp14:editId="546FDCDF">
             <wp:extent cx="5580000" cy="3587143"/>
             <wp:effectExtent l="0" t="0" r="0" b="0"/>
             <wp:docPr id="16" name="Picture 16"/>
@@ -8690,7 +8690,7 @@
           <w:noProof/>
         </w:rPr>
         <w:drawing>
-          <wp:inline distT="0" distB="0" distL="0" distR="0" wp14:anchorId="173EA207" wp14:editId="58DA9B4B">
+          <wp:inline distT="0" distB="0" distL="0" distR="0" wp14:anchorId="62792DDA" wp14:editId="5DE0F20A">
             <wp:extent cx="5580000" cy="3427714"/>
             <wp:effectExtent l="0" t="0" r="0" b="0"/>
             <wp:docPr id="17" name="Picture 17"/>
@@ -8882,7 +8882,7 @@
         </w:rPr>
         <w:lastRenderedPageBreak/>
         <w:drawing>
-          <wp:inline distT="0" distB="0" distL="0" distR="0" wp14:anchorId="5584614A" wp14:editId="529533F1">
+          <wp:inline distT="0" distB="0" distL="0" distR="0" wp14:anchorId="19B24E6A" wp14:editId="6876F7BF">
             <wp:extent cx="5580000" cy="4330080"/>
             <wp:effectExtent l="0" t="0" r="0" b="0"/>
             <wp:docPr id="18" name="Picture 18"/>
@@ -9038,7 +9038,7 @@
         </w:rPr>
         <w:lastRenderedPageBreak/>
         <w:drawing>
-          <wp:inline distT="0" distB="0" distL="0" distR="0" wp14:anchorId="40F67925" wp14:editId="4A925D0D">
+          <wp:inline distT="0" distB="0" distL="0" distR="0" wp14:anchorId="370B3FEA" wp14:editId="459FD291">
             <wp:extent cx="5580000" cy="2749824"/>
             <wp:effectExtent l="0" t="0" r="0" b="0"/>
             <wp:docPr id="19" name="Picture 19"/>
@@ -9229,7 +9229,7 @@
           <w:noProof/>
         </w:rPr>
         <w:drawing>
-          <wp:inline distT="0" distB="0" distL="0" distR="0" wp14:anchorId="6C08A90A" wp14:editId="2349E55D">
+          <wp:inline distT="0" distB="0" distL="0" distR="0" wp14:anchorId="1F5DE75C" wp14:editId="7081705D">
             <wp:extent cx="5580000" cy="1964160"/>
             <wp:effectExtent l="0" t="0" r="0" b="0"/>
             <wp:docPr id="20" name="Picture 20"/>
@@ -9439,7 +9439,7 @@
         </w:rPr>
         <w:lastRenderedPageBreak/>
         <w:drawing>
-          <wp:inline distT="0" distB="0" distL="0" distR="0" wp14:anchorId="64F0D6A8" wp14:editId="0667DBE1">
+          <wp:inline distT="0" distB="0" distL="0" distR="0" wp14:anchorId="30C0859D" wp14:editId="64D2AC2D">
             <wp:extent cx="5580000" cy="3821184"/>
             <wp:effectExtent l="0" t="0" r="0" b="0"/>
             <wp:docPr id="21" name="Picture 21"/>
@@ -9606,7 +9606,7 @@
           <w:noProof/>
         </w:rPr>
         <w:drawing>
-          <wp:inline distT="0" distB="0" distL="0" distR="0" wp14:anchorId="596AE8FB" wp14:editId="7578BF65">
+          <wp:inline distT="0" distB="0" distL="0" distR="0" wp14:anchorId="012439E1" wp14:editId="65CD260E">
             <wp:extent cx="5580000" cy="464256"/>
             <wp:effectExtent l="0" t="0" r="0" b="0"/>
             <wp:docPr id="22" name="Picture 22"/>
@@ -9767,7 +9767,7 @@
           <w:noProof/>
         </w:rPr>
         <w:drawing>
-          <wp:inline distT="0" distB="0" distL="0" distR="0" wp14:anchorId="34537A35" wp14:editId="0184081E">
+          <wp:inline distT="0" distB="0" distL="0" distR="0" wp14:anchorId="0A39E592" wp14:editId="6A28C1FE">
             <wp:extent cx="5580000" cy="535680"/>
             <wp:effectExtent l="0" t="0" r="0" b="0"/>
             <wp:docPr id="23" name="Picture 23"/>
@@ -9935,7 +9935,7 @@
         </w:rPr>
         <w:lastRenderedPageBreak/>
         <w:drawing>
-          <wp:inline distT="0" distB="0" distL="0" distR="0" wp14:anchorId="4138179A" wp14:editId="1FEE4B56">
+          <wp:inline distT="0" distB="0" distL="0" distR="0" wp14:anchorId="38A710B4" wp14:editId="7C38A4A6">
             <wp:extent cx="5580000" cy="892800"/>
             <wp:effectExtent l="0" t="0" r="0" b="0"/>
             <wp:docPr id="24" name="Picture 24"/>
@@ -10126,7 +10126,7 @@
           <w:noProof/>
         </w:rPr>
         <w:drawing>
-          <wp:inline distT="0" distB="0" distL="0" distR="0" wp14:anchorId="13CCDFC3" wp14:editId="35B0F430">
+          <wp:inline distT="0" distB="0" distL="0" distR="0" wp14:anchorId="24117DA6" wp14:editId="4E0E2132">
             <wp:extent cx="5580000" cy="535680"/>
             <wp:effectExtent l="0" t="0" r="0" b="0"/>
             <wp:docPr id="25" name="Picture 25"/>
@@ -10359,7 +10359,7 @@
           <w:noProof/>
         </w:rPr>
         <w:drawing>
-          <wp:inline distT="0" distB="0" distL="0" distR="0" wp14:anchorId="60949FB1" wp14:editId="40BF235D">
+          <wp:inline distT="0" distB="0" distL="0" distR="0" wp14:anchorId="0F1C577B" wp14:editId="4D54B4C4">
             <wp:extent cx="5580000" cy="607104"/>
             <wp:effectExtent l="0" t="0" r="0" b="0"/>
             <wp:docPr id="26" name="Picture 26"/>
@@ -10562,7 +10562,7 @@
           <w:noProof/>
         </w:rPr>
         <w:drawing>
-          <wp:inline distT="0" distB="0" distL="0" distR="0" wp14:anchorId="7FBC8D5C" wp14:editId="7F87F5CF">
+          <wp:inline distT="0" distB="0" distL="0" distR="0" wp14:anchorId="45A7AE0D" wp14:editId="4CCD034F">
             <wp:extent cx="5580000" cy="464256"/>
             <wp:effectExtent l="0" t="0" r="0" b="0"/>
             <wp:docPr id="27" name="Picture 27"/>
@@ -10753,7 +10753,7 @@
           <w:noProof/>
         </w:rPr>
         <w:drawing>
-          <wp:inline distT="0" distB="0" distL="0" distR="0" wp14:anchorId="1DEDFBEA" wp14:editId="4DE60145">
+          <wp:inline distT="0" distB="0" distL="0" distR="0" wp14:anchorId="7004DEB0" wp14:editId="05E002D9">
             <wp:extent cx="5580000" cy="535680"/>
             <wp:effectExtent l="0" t="0" r="0" b="0"/>
             <wp:docPr id="28" name="Picture 28"/>
@@ -10945,7 +10945,7 @@
         </w:rPr>
         <w:lastRenderedPageBreak/>
         <w:drawing>
-          <wp:inline distT="0" distB="0" distL="0" distR="0" wp14:anchorId="0BCB95ED" wp14:editId="1C43611E">
+          <wp:inline distT="0" distB="0" distL="0" distR="0" wp14:anchorId="7DD9EA83" wp14:editId="2C069FD3">
             <wp:extent cx="5580000" cy="535680"/>
             <wp:effectExtent l="0" t="0" r="0" b="0"/>
             <wp:docPr id="29" name="Picture 29"/>
@@ -11112,7 +11112,7 @@
           <w:noProof/>
         </w:rPr>
         <w:drawing>
-          <wp:inline distT="0" distB="0" distL="0" distR="0" wp14:anchorId="5FF18254" wp14:editId="4F21C6D4">
+          <wp:inline distT="0" distB="0" distL="0" distR="0" wp14:anchorId="152E1B6D" wp14:editId="24DED9CC">
             <wp:extent cx="5580000" cy="535680"/>
             <wp:effectExtent l="0" t="0" r="0" b="0"/>
             <wp:docPr id="30" name="Picture 30"/>
@@ -11291,7 +11291,7 @@
           <w:noProof/>
         </w:rPr>
         <w:drawing>
-          <wp:inline distT="0" distB="0" distL="0" distR="0" wp14:anchorId="5DD58596" wp14:editId="6372ABC6">
+          <wp:inline distT="0" distB="0" distL="0" distR="0" wp14:anchorId="14563F9A" wp14:editId="4BD2BE47">
             <wp:extent cx="5580000" cy="749952"/>
             <wp:effectExtent l="0" t="0" r="0" b="0"/>
             <wp:docPr id="31" name="Picture 31"/>
@@ -11482,7 +11482,7 @@
           <w:noProof/>
         </w:rPr>
         <w:drawing>
-          <wp:inline distT="0" distB="0" distL="0" distR="0" wp14:anchorId="4134B46E" wp14:editId="1DFAB036">
+          <wp:inline distT="0" distB="0" distL="0" distR="0" wp14:anchorId="6EDA80A2" wp14:editId="4F85B4B2">
             <wp:extent cx="5580000" cy="535680"/>
             <wp:effectExtent l="0" t="0" r="0" b="0"/>
             <wp:docPr id="32" name="Picture 32"/>
@@ -11655,7 +11655,7 @@
           <w:noProof/>
         </w:rPr>
         <w:drawing>
-          <wp:inline distT="0" distB="0" distL="0" distR="0" wp14:anchorId="3546CFB3" wp14:editId="789AD5D3">
+          <wp:inline distT="0" distB="0" distL="0" distR="0" wp14:anchorId="5771F597" wp14:editId="49E79565">
             <wp:extent cx="5580000" cy="678528"/>
             <wp:effectExtent l="0" t="0" r="0" b="0"/>
             <wp:docPr id="33" name="Picture 33"/>
@@ -11847,7 +11847,7 @@
         </w:rPr>
         <w:lastRenderedPageBreak/>
         <w:drawing>
-          <wp:inline distT="0" distB="0" distL="0" distR="0" wp14:anchorId="6709EAA6" wp14:editId="027BCAD5">
+          <wp:inline distT="0" distB="0" distL="0" distR="0" wp14:anchorId="545B20FA" wp14:editId="470CF621">
             <wp:extent cx="5580000" cy="749952"/>
             <wp:effectExtent l="0" t="0" r="0" b="0"/>
             <wp:docPr id="34" name="Picture 34"/>
@@ -12050,7 +12050,7 @@
           <w:noProof/>
         </w:rPr>
         <w:drawing>
-          <wp:inline distT="0" distB="0" distL="0" distR="0" wp14:anchorId="62210FC3" wp14:editId="2966A980">
+          <wp:inline distT="0" distB="0" distL="0" distR="0" wp14:anchorId="574B2BA0" wp14:editId="79D57895">
             <wp:extent cx="5580000" cy="535680"/>
             <wp:effectExtent l="0" t="0" r="0" b="0"/>
             <wp:docPr id="35" name="Picture 35"/>
@@ -12229,7 +12229,7 @@
           <w:noProof/>
         </w:rPr>
         <w:drawing>
-          <wp:inline distT="0" distB="0" distL="0" distR="0" wp14:anchorId="62814F11" wp14:editId="15C32887">
+          <wp:inline distT="0" distB="0" distL="0" distR="0" wp14:anchorId="0D7FD5B5" wp14:editId="7C3631AE">
             <wp:extent cx="5580000" cy="749952"/>
             <wp:effectExtent l="0" t="0" r="0" b="0"/>
             <wp:docPr id="36" name="Picture 36"/>
@@ -12414,7 +12414,7 @@
         <w:pStyle w:val="Heading2"/>
         <w:spacing w:before="240" w:after="120"/>
       </w:pPr>
-      <w:bookmarkStart w:id="8" w:name="_Toc240316764"/>
+      <w:bookmarkStart w:id="8" w:name="_Toc240362523"/>
       <w:r>
         <w:rPr>
           <w:rFonts w:ascii="Times New Roman" w:eastAsia="黑体" w:hAnsi="Times New Roman"/>
@@ -13638,7 +13638,7 @@
           <w:noProof/>
         </w:rPr>
         <w:drawing>
-          <wp:inline distT="0" distB="0" distL="0" distR="0" wp14:anchorId="7AF6855A" wp14:editId="5E66C461">
+          <wp:inline distT="0" distB="0" distL="0" distR="0" wp14:anchorId="461CD181" wp14:editId="5A9E0DEA">
             <wp:extent cx="5580000" cy="1392768"/>
             <wp:effectExtent l="0" t="0" r="0" b="0"/>
             <wp:docPr id="37" name="Picture 37"/>
@@ -13829,7 +13829,7 @@
           <w:noProof/>
         </w:rPr>
         <w:drawing>
-          <wp:inline distT="0" distB="0" distL="0" distR="0" wp14:anchorId="2788B2A7" wp14:editId="423A7C59">
+          <wp:inline distT="0" distB="0" distL="0" distR="0" wp14:anchorId="7C88B1DB" wp14:editId="231C1552">
             <wp:extent cx="5580000" cy="892800"/>
             <wp:effectExtent l="0" t="0" r="0" b="0"/>
             <wp:docPr id="38" name="Picture 38"/>
@@ -14045,7 +14045,7 @@
         </w:rPr>
         <w:lastRenderedPageBreak/>
         <w:drawing>
-          <wp:inline distT="0" distB="0" distL="0" distR="0" wp14:anchorId="58C12757" wp14:editId="050F199D">
+          <wp:inline distT="0" distB="0" distL="0" distR="0" wp14:anchorId="076AC0E3" wp14:editId="25766CA1">
             <wp:extent cx="5580000" cy="1964160"/>
             <wp:effectExtent l="0" t="0" r="0" b="0"/>
             <wp:docPr id="39" name="Picture 39"/>
@@ -14260,7 +14260,7 @@
         <w:pStyle w:val="Heading2"/>
         <w:spacing w:before="240" w:after="120"/>
       </w:pPr>
-      <w:bookmarkStart w:id="9" w:name="_Toc240316765"/>
+      <w:bookmarkStart w:id="9" w:name="_Toc240362524"/>
       <w:r>
         <w:rPr>
           <w:rFonts w:ascii="Times New Roman" w:eastAsia="黑体" w:hAnsi="Times New Roman"/>
@@ -15285,7 +15285,7 @@
         <w:pStyle w:val="Heading2"/>
         <w:spacing w:before="240" w:after="120"/>
       </w:pPr>
-      <w:bookmarkStart w:id="10" w:name="_Toc240316766"/>
+      <w:bookmarkStart w:id="10" w:name="_Toc240362525"/>
       <w:r>
         <w:rPr>
           <w:rFonts w:ascii="Times New Roman" w:eastAsia="黑体" w:hAnsi="Times New Roman"/>
@@ -17443,7 +17443,7 @@
         <w:pStyle w:val="Heading2"/>
         <w:spacing w:before="240" w:after="120"/>
       </w:pPr>
-      <w:bookmarkStart w:id="11" w:name="_Toc240316767"/>
+      <w:bookmarkStart w:id="11" w:name="_Toc240362526"/>
       <w:r>
         <w:rPr>
           <w:rFonts w:ascii="Times New Roman" w:eastAsia="黑体" w:hAnsi="Times New Roman"/>
@@ -18976,7 +18976,7 @@
           <w:noProof/>
         </w:rPr>
         <w:drawing>
-          <wp:inline distT="0" distB="0" distL="0" distR="0" wp14:anchorId="2F5649D1" wp14:editId="1C5AB018">
+          <wp:inline distT="0" distB="0" distL="0" distR="0" wp14:anchorId="4B321DC0" wp14:editId="5CAC309B">
             <wp:extent cx="5580000" cy="1178496"/>
             <wp:effectExtent l="0" t="0" r="0" b="0"/>
             <wp:docPr id="40" name="Picture 40"/>
@@ -19204,7 +19204,7 @@
         </w:rPr>
         <w:lastRenderedPageBreak/>
         <w:drawing>
-          <wp:inline distT="0" distB="0" distL="0" distR="0" wp14:anchorId="5E22420A" wp14:editId="634C51BF">
+          <wp:inline distT="0" distB="0" distL="0" distR="0" wp14:anchorId="54D18CB0" wp14:editId="060F28BD">
             <wp:extent cx="5040000" cy="4500000"/>
             <wp:effectExtent l="0" t="0" r="0" b="0"/>
             <wp:docPr id="41" name="Picture 41"/>
@@ -19372,7 +19372,7 @@
         </w:rPr>
         <w:lastRenderedPageBreak/>
         <w:drawing>
-          <wp:inline distT="0" distB="0" distL="0" distR="0" wp14:anchorId="01E8FD9C" wp14:editId="6255E864">
+          <wp:inline distT="0" distB="0" distL="0" distR="0" wp14:anchorId="0E9A8440" wp14:editId="58D03775">
             <wp:extent cx="5040000" cy="4500000"/>
             <wp:effectExtent l="0" t="0" r="0" b="0"/>
             <wp:docPr id="42" name="Picture 42"/>
@@ -19521,7 +19521,7 @@
         <w:pStyle w:val="Heading2"/>
         <w:spacing w:before="240" w:after="120"/>
       </w:pPr>
-      <w:bookmarkStart w:id="12" w:name="_Toc240316768"/>
+      <w:bookmarkStart w:id="12" w:name="_Toc240362527"/>
       <w:r>
         <w:rPr>
           <w:rFonts w:ascii="Times New Roman" w:eastAsia="黑体" w:hAnsi="Times New Roman"/>
@@ -20273,7 +20273,7 @@
         <w:pStyle w:val="Heading2"/>
         <w:spacing w:before="240" w:after="120"/>
       </w:pPr>
-      <w:bookmarkStart w:id="13" w:name="_Toc240316769"/>
+      <w:bookmarkStart w:id="13" w:name="_Toc240362528"/>
       <w:r>
         <w:rPr>
           <w:rFonts w:ascii="Times New Roman" w:eastAsia="黑体" w:hAnsi="Times New Roman"/>
@@ -20737,7 +20737,7 @@
         <w:pStyle w:val="Heading2"/>
         <w:spacing w:before="240" w:after="120"/>
       </w:pPr>
-      <w:bookmarkStart w:id="14" w:name="_Toc240316770"/>
+      <w:bookmarkStart w:id="14" w:name="_Toc240362529"/>
       <w:r>
         <w:rPr>
           <w:rFonts w:ascii="Times New Roman" w:eastAsia="黑体" w:hAnsi="Times New Roman"/>
@@ -21143,7 +21143,7 @@
         <w:pStyle w:val="Heading2"/>
         <w:spacing w:before="240" w:after="120"/>
       </w:pPr>
-      <w:bookmarkStart w:id="15" w:name="_Toc240316771"/>
+      <w:bookmarkStart w:id="15" w:name="_Toc240362530"/>
       <w:r>
         <w:rPr>
           <w:rFonts w:ascii="Times New Roman" w:eastAsia="黑体" w:hAnsi="Times New Roman"/>
@@ -21550,7 +21550,7 @@
         <w:pStyle w:val="Heading2"/>
         <w:spacing w:before="240" w:after="120"/>
       </w:pPr>
-      <w:bookmarkStart w:id="16" w:name="_Toc240316772"/>
+      <w:bookmarkStart w:id="16" w:name="_Toc240362531"/>
       <w:r>
         <w:rPr>
           <w:rFonts w:ascii="Times New Roman" w:eastAsia="黑体" w:hAnsi="Times New Roman"/>
@@ -21786,7 +21786,7 @@
         <w:pStyle w:val="Heading1"/>
         <w:spacing w:before="240" w:after="120"/>
       </w:pPr>
-      <w:bookmarkStart w:id="17" w:name="_Toc240316773"/>
+      <w:bookmarkStart w:id="17" w:name="_Toc240362532"/>
       <w:r>
         <w:rPr>
           <w:rFonts w:ascii="Times New Roman" w:eastAsia="黑体" w:hAnsi="Times New Roman"/>
@@ -22060,7 +22060,7 @@
         <w:pStyle w:val="Heading1"/>
         <w:spacing w:before="240" w:after="120"/>
       </w:pPr>
-      <w:bookmarkStart w:id="18" w:name="_Toc240316774"/>
+      <w:bookmarkStart w:id="18" w:name="_Toc240362533"/>
       <w:r>
         <w:rPr>
           <w:rFonts w:ascii="Times New Roman" w:eastAsia="黑体" w:hAnsi="Times New Roman"/>
@@ -22099,7 +22099,7 @@
         <w:pStyle w:val="Heading2"/>
         <w:spacing w:before="240" w:after="120"/>
       </w:pPr>
-      <w:bookmarkStart w:id="19" w:name="_Toc240316775"/>
+      <w:bookmarkStart w:id="19" w:name="_Toc240362534"/>
       <w:r>
         <w:rPr>
           <w:rFonts w:ascii="Times New Roman" w:eastAsia="黑体" w:hAnsi="Times New Roman"/>
@@ -22163,7 +22163,7 @@
         </w:rPr>
         <w:lastRenderedPageBreak/>
         <w:drawing>
-          <wp:inline distT="0" distB="0" distL="0" distR="0" wp14:anchorId="14C1304E" wp14:editId="5266E100">
+          <wp:inline distT="0" distB="0" distL="0" distR="0" wp14:anchorId="46EC63C9" wp14:editId="75BCFF84">
             <wp:extent cx="5580000" cy="4330080"/>
             <wp:effectExtent l="0" t="0" r="0" b="0"/>
             <wp:docPr id="43" name="Picture 43"/>
@@ -22414,7 +22414,7 @@
           <w:noProof/>
         </w:rPr>
         <w:drawing>
-          <wp:inline distT="0" distB="0" distL="0" distR="0" wp14:anchorId="4FD28D79" wp14:editId="5B8A37F1">
+          <wp:inline distT="0" distB="0" distL="0" distR="0" wp14:anchorId="6EA36190" wp14:editId="0CE2BFD6">
             <wp:extent cx="5580000" cy="1678464"/>
             <wp:effectExtent l="0" t="0" r="0" b="0"/>
             <wp:docPr id="44" name="Picture 44"/>
@@ -22570,7 +22570,7 @@
         </w:rPr>
         <w:lastRenderedPageBreak/>
         <w:drawing>
-          <wp:inline distT="0" distB="0" distL="0" distR="0" wp14:anchorId="60910259" wp14:editId="3613FC74">
+          <wp:inline distT="0" distB="0" distL="0" distR="0" wp14:anchorId="71E62538" wp14:editId="252EC331">
             <wp:extent cx="5040000" cy="4500000"/>
             <wp:effectExtent l="0" t="0" r="0" b="0"/>
             <wp:docPr id="45" name="Picture 45"/>
@@ -22750,7 +22750,7 @@
         </w:rPr>
         <w:lastRenderedPageBreak/>
         <w:drawing>
-          <wp:inline distT="0" distB="0" distL="0" distR="0" wp14:anchorId="37C8CC1A" wp14:editId="2D4AD2BE">
+          <wp:inline distT="0" distB="0" distL="0" distR="0" wp14:anchorId="0E02ED5F" wp14:editId="2158FC54">
             <wp:extent cx="5040000" cy="4500000"/>
             <wp:effectExtent l="0" t="0" r="0" b="0"/>
             <wp:docPr id="46" name="Picture 46"/>
@@ -22899,7 +22899,7 @@
         <w:pStyle w:val="Heading2"/>
         <w:spacing w:before="240" w:after="120"/>
       </w:pPr>
-      <w:bookmarkStart w:id="20" w:name="_Toc240316776"/>
+      <w:bookmarkStart w:id="20" w:name="_Toc240362535"/>
       <w:r>
         <w:rPr>
           <w:rFonts w:ascii="Times New Roman" w:eastAsia="黑体" w:hAnsi="Times New Roman"/>
@@ -22957,7 +22957,7 @@
         </w:rPr>
         <w:lastRenderedPageBreak/>
         <w:drawing>
-          <wp:inline distT="0" distB="0" distL="0" distR="0" wp14:anchorId="2A839FF0" wp14:editId="169B76A8">
+          <wp:inline distT="0" distB="0" distL="0" distR="0" wp14:anchorId="6DD4D970" wp14:editId="19A67D00">
             <wp:extent cx="5040000" cy="4500000"/>
             <wp:effectExtent l="0" t="0" r="0" b="0"/>
             <wp:docPr id="47" name="Picture 47"/>
@@ -23125,7 +23125,7 @@
         </w:rPr>
         <w:lastRenderedPageBreak/>
         <w:drawing>
-          <wp:inline distT="0" distB="0" distL="0" distR="0" wp14:anchorId="6523D4E9" wp14:editId="2AABCC3B">
+          <wp:inline distT="0" distB="0" distL="0" distR="0" wp14:anchorId="23161E47" wp14:editId="229442E4">
             <wp:extent cx="4200000" cy="4500000"/>
             <wp:effectExtent l="0" t="0" r="0" b="0"/>
             <wp:docPr id="48" name="Picture 48"/>
@@ -23317,8 +23317,8 @@
         </w:rPr>
         <w:lastRenderedPageBreak/>
         <w:drawing>
-          <wp:inline distT="0" distB="0" distL="0" distR="0" wp14:anchorId="1BC6C841" wp14:editId="33FD30C4">
-            <wp:extent cx="5580000" cy="3268881"/>
+          <wp:inline distT="0" distB="0" distL="0" distR="0" wp14:anchorId="2CD6E80A" wp14:editId="4B909ED9">
+            <wp:extent cx="5580000" cy="3260552"/>
             <wp:effectExtent l="0" t="0" r="0" b="0"/>
             <wp:docPr id="49" name="Picture 49"/>
             <wp:cNvGraphicFramePr>
@@ -23340,7 +23340,7 @@
                   <pic:spPr>
                     <a:xfrm>
                       <a:off x="0" y="0"/>
-                      <a:ext cx="5580000" cy="3268881"/>
+                      <a:ext cx="5580000" cy="3260552"/>
                     </a:xfrm>
                     <a:prstGeom prst="rect">
                       <a:avLst/>
@@ -23496,7 +23496,7 @@
           <w:noProof/>
         </w:rPr>
         <w:drawing>
-          <wp:inline distT="0" distB="0" distL="0" distR="0" wp14:anchorId="1344B02A" wp14:editId="4D26F062">
+          <wp:inline distT="0" distB="0" distL="0" distR="0" wp14:anchorId="062AD529" wp14:editId="34402FB5">
             <wp:extent cx="5580000" cy="3268881"/>
             <wp:effectExtent l="0" t="0" r="0" b="0"/>
             <wp:docPr id="50" name="Picture 50"/>
@@ -23676,7 +23676,7 @@
         </w:rPr>
         <w:lastRenderedPageBreak/>
         <w:drawing>
-          <wp:inline distT="0" distB="0" distL="0" distR="0" wp14:anchorId="69E0B11F" wp14:editId="6BF7E413">
+          <wp:inline distT="0" distB="0" distL="0" distR="0" wp14:anchorId="1D72F3DE" wp14:editId="5E025F91">
             <wp:extent cx="5000407" cy="4500000"/>
             <wp:effectExtent l="0" t="0" r="0" b="0"/>
             <wp:docPr id="51" name="Picture 51"/>
@@ -24144,31 +24144,31 @@
       </w:rPr>
     </w:lvl>
   </w:abstractNum>
-  <w:num w:numId="1" w16cid:durableId="38094186">
+  <w:num w:numId="1" w16cid:durableId="217673692">
     <w:abstractNumId w:val="8"/>
   </w:num>
-  <w:num w:numId="2" w16cid:durableId="930553369">
+  <w:num w:numId="2" w16cid:durableId="175006099">
     <w:abstractNumId w:val="6"/>
   </w:num>
-  <w:num w:numId="3" w16cid:durableId="586617850">
+  <w:num w:numId="3" w16cid:durableId="1789929630">
     <w:abstractNumId w:val="5"/>
   </w:num>
-  <w:num w:numId="4" w16cid:durableId="335228596">
+  <w:num w:numId="4" w16cid:durableId="1604993737">
     <w:abstractNumId w:val="4"/>
   </w:num>
-  <w:num w:numId="5" w16cid:durableId="1456144623">
+  <w:num w:numId="5" w16cid:durableId="348218493">
     <w:abstractNumId w:val="7"/>
   </w:num>
-  <w:num w:numId="6" w16cid:durableId="2050453853">
+  <w:num w:numId="6" w16cid:durableId="920943000">
     <w:abstractNumId w:val="3"/>
   </w:num>
-  <w:num w:numId="7" w16cid:durableId="481655071">
+  <w:num w:numId="7" w16cid:durableId="1442069315">
     <w:abstractNumId w:val="2"/>
   </w:num>
-  <w:num w:numId="8" w16cid:durableId="1713847216">
+  <w:num w:numId="8" w16cid:durableId="1988434929">
     <w:abstractNumId w:val="1"/>
   </w:num>
-  <w:num w:numId="9" w16cid:durableId="67844889">
+  <w:num w:numId="9" w16cid:durableId="605700205">
     <w:abstractNumId w:val="0"/>
   </w:num>
 </w:numbering>
@@ -35584,7 +35584,7 @@
     <w:basedOn w:val="DefaultParagraphFont"/>
     <w:uiPriority w:val="99"/>
     <w:unhideWhenUsed/>
-    <w:rsid w:val="00F62777"/>
+    <w:rsid w:val="00D8024F"/>
     <w:rPr>
       <w:color w:val="0000FF" w:themeColor="hyperlink"/>
       <w:u w:val="single"/>

--- a/checklist_tool/指导书与核查工具交叉验证报告.docx
+++ b/checklist_tool/指导书与核查工具交叉验证报告.docx
@@ -47,7 +47,7 @@
           <w:noProof/>
         </w:rPr>
         <w:drawing>
-          <wp:inline distT="0" distB="0" distL="0" distR="0" wp14:anchorId="3E369770" wp14:editId="4F5C84B8">
+          <wp:inline distT="0" distB="0" distL="0" distR="0" wp14:anchorId="54533079" wp14:editId="167769DA">
             <wp:extent cx="1440000" cy="1440000"/>
             <wp:effectExtent l="0" t="0" r="0" b="0"/>
             <wp:docPr id="1" name="Picture 1"/>
@@ -239,7 +239,7 @@
       <w:r>
         <w:fldChar w:fldCharType="separate"/>
       </w:r>
-      <w:hyperlink w:anchor="_Toc240368509" w:history="1">
+      <w:hyperlink w:anchor="_Toc240369254" w:history="1">
         <w:r>
           <w:rPr>
             <w:rStyle w:val="Hyperlink"/>
@@ -275,7 +275,7 @@
             <w:noProof/>
             <w:webHidden/>
           </w:rPr>
-          <w:instrText xml:space="preserve"> PAGEREF _Toc240368509 \h </w:instrText>
+          <w:instrText xml:space="preserve"> PAGEREF _Toc240369254 \h </w:instrText>
         </w:r>
         <w:r>
           <w:rPr>
@@ -320,7 +320,7 @@
           <w14:ligatures w14:val="standardContextual"/>
         </w:rPr>
       </w:pPr>
-      <w:hyperlink w:anchor="_Toc240368510" w:history="1">
+      <w:hyperlink w:anchor="_Toc240369255" w:history="1">
         <w:r>
           <w:rPr>
             <w:rStyle w:val="Hyperlink"/>
@@ -356,7 +356,7 @@
             <w:noProof/>
             <w:webHidden/>
           </w:rPr>
-          <w:instrText xml:space="preserve"> PAGEREF _Toc240368510 \h </w:instrText>
+          <w:instrText xml:space="preserve"> PAGEREF _Toc240369255 \h </w:instrText>
         </w:r>
         <w:r>
           <w:rPr>
@@ -401,7 +401,7 @@
           <w14:ligatures w14:val="standardContextual"/>
         </w:rPr>
       </w:pPr>
-      <w:hyperlink w:anchor="_Toc240368511" w:history="1">
+      <w:hyperlink w:anchor="_Toc240369256" w:history="1">
         <w:r>
           <w:rPr>
             <w:rStyle w:val="Hyperlink"/>
@@ -437,7 +437,7 @@
             <w:noProof/>
             <w:webHidden/>
           </w:rPr>
-          <w:instrText xml:space="preserve"> PAGEREF _Toc240368511 \h </w:instrText>
+          <w:instrText xml:space="preserve"> PAGEREF _Toc240369256 \h </w:instrText>
         </w:r>
         <w:r>
           <w:rPr>
@@ -482,7 +482,7 @@
           <w14:ligatures w14:val="standardContextual"/>
         </w:rPr>
       </w:pPr>
-      <w:hyperlink w:anchor="_Toc240368512" w:history="1">
+      <w:hyperlink w:anchor="_Toc240369257" w:history="1">
         <w:r>
           <w:rPr>
             <w:rStyle w:val="Hyperlink"/>
@@ -518,7 +518,7 @@
             <w:noProof/>
             <w:webHidden/>
           </w:rPr>
-          <w:instrText xml:space="preserve"> PAGEREF _Toc240368512 \h </w:instrText>
+          <w:instrText xml:space="preserve"> PAGEREF _Toc240369257 \h </w:instrText>
         </w:r>
         <w:r>
           <w:rPr>
@@ -563,7 +563,7 @@
           <w14:ligatures w14:val="standardContextual"/>
         </w:rPr>
       </w:pPr>
-      <w:hyperlink w:anchor="_Toc240368513" w:history="1">
+      <w:hyperlink w:anchor="_Toc240369258" w:history="1">
         <w:r>
           <w:rPr>
             <w:rStyle w:val="Hyperlink"/>
@@ -599,7 +599,7 @@
             <w:noProof/>
             <w:webHidden/>
           </w:rPr>
-          <w:instrText xml:space="preserve"> PAGEREF _Toc240368513 \h </w:instrText>
+          <w:instrText xml:space="preserve"> PAGEREF _Toc240369258 \h </w:instrText>
         </w:r>
         <w:r>
           <w:rPr>
@@ -644,7 +644,7 @@
           <w14:ligatures w14:val="standardContextual"/>
         </w:rPr>
       </w:pPr>
-      <w:hyperlink w:anchor="_Toc240368514" w:history="1">
+      <w:hyperlink w:anchor="_Toc240369259" w:history="1">
         <w:r>
           <w:rPr>
             <w:rStyle w:val="Hyperlink"/>
@@ -680,7 +680,7 @@
             <w:noProof/>
             <w:webHidden/>
           </w:rPr>
-          <w:instrText xml:space="preserve"> PAGEREF _Toc240368514 \h </w:instrText>
+          <w:instrText xml:space="preserve"> PAGEREF _Toc240369259 \h </w:instrText>
         </w:r>
         <w:r>
           <w:rPr>
@@ -725,7 +725,7 @@
           <w14:ligatures w14:val="standardContextual"/>
         </w:rPr>
       </w:pPr>
-      <w:hyperlink w:anchor="_Toc240368515" w:history="1">
+      <w:hyperlink w:anchor="_Toc240369260" w:history="1">
         <w:r>
           <w:rPr>
             <w:rStyle w:val="Hyperlink"/>
@@ -761,7 +761,7 @@
             <w:noProof/>
             <w:webHidden/>
           </w:rPr>
-          <w:instrText xml:space="preserve"> PAGEREF _Toc240368515 \h </w:instrText>
+          <w:instrText xml:space="preserve"> PAGEREF _Toc240369260 \h </w:instrText>
         </w:r>
         <w:r>
           <w:rPr>
@@ -806,7 +806,7 @@
           <w14:ligatures w14:val="standardContextual"/>
         </w:rPr>
       </w:pPr>
-      <w:hyperlink w:anchor="_Toc240368516" w:history="1">
+      <w:hyperlink w:anchor="_Toc240369261" w:history="1">
         <w:r>
           <w:rPr>
             <w:rStyle w:val="Hyperlink"/>
@@ -842,7 +842,7 @@
             <w:noProof/>
             <w:webHidden/>
           </w:rPr>
-          <w:instrText xml:space="preserve"> PAGEREF _Toc240368516 \h </w:instrText>
+          <w:instrText xml:space="preserve"> PAGEREF _Toc240369261 \h </w:instrText>
         </w:r>
         <w:r>
           <w:rPr>
@@ -887,7 +887,7 @@
           <w14:ligatures w14:val="standardContextual"/>
         </w:rPr>
       </w:pPr>
-      <w:hyperlink w:anchor="_Toc240368517" w:history="1">
+      <w:hyperlink w:anchor="_Toc240369262" w:history="1">
         <w:r>
           <w:rPr>
             <w:rStyle w:val="Hyperlink"/>
@@ -923,7 +923,7 @@
             <w:noProof/>
             <w:webHidden/>
           </w:rPr>
-          <w:instrText xml:space="preserve"> PAGEREF _Toc240368517 \h </w:instrText>
+          <w:instrText xml:space="preserve"> PAGEREF _Toc240369262 \h </w:instrText>
         </w:r>
         <w:r>
           <w:rPr>
@@ -968,7 +968,7 @@
           <w14:ligatures w14:val="standardContextual"/>
         </w:rPr>
       </w:pPr>
-      <w:hyperlink w:anchor="_Toc240368518" w:history="1">
+      <w:hyperlink w:anchor="_Toc240369263" w:history="1">
         <w:r>
           <w:rPr>
             <w:rStyle w:val="Hyperlink"/>
@@ -1004,7 +1004,7 @@
             <w:noProof/>
             <w:webHidden/>
           </w:rPr>
-          <w:instrText xml:space="preserve"> PAGEREF _Toc240368518 \h </w:instrText>
+          <w:instrText xml:space="preserve"> PAGEREF _Toc240369263 \h </w:instrText>
         </w:r>
         <w:r>
           <w:rPr>
@@ -1049,7 +1049,7 @@
           <w14:ligatures w14:val="standardContextual"/>
         </w:rPr>
       </w:pPr>
-      <w:hyperlink w:anchor="_Toc240368519" w:history="1">
+      <w:hyperlink w:anchor="_Toc240369264" w:history="1">
         <w:r>
           <w:rPr>
             <w:rStyle w:val="Hyperlink"/>
@@ -1085,7 +1085,7 @@
             <w:noProof/>
             <w:webHidden/>
           </w:rPr>
-          <w:instrText xml:space="preserve"> PAGEREF _Toc240368519 \h </w:instrText>
+          <w:instrText xml:space="preserve"> PAGEREF _Toc240369264 \h </w:instrText>
         </w:r>
         <w:r>
           <w:rPr>
@@ -1130,7 +1130,7 @@
           <w14:ligatures w14:val="standardContextual"/>
         </w:rPr>
       </w:pPr>
-      <w:hyperlink w:anchor="_Toc240368520" w:history="1">
+      <w:hyperlink w:anchor="_Toc240369265" w:history="1">
         <w:r>
           <w:rPr>
             <w:rStyle w:val="Hyperlink"/>
@@ -1166,7 +1166,7 @@
             <w:noProof/>
             <w:webHidden/>
           </w:rPr>
-          <w:instrText xml:space="preserve"> PAGEREF _Toc240368520 \h </w:instrText>
+          <w:instrText xml:space="preserve"> PAGEREF _Toc240369265 \h </w:instrText>
         </w:r>
         <w:r>
           <w:rPr>
@@ -1211,7 +1211,7 @@
           <w14:ligatures w14:val="standardContextual"/>
         </w:rPr>
       </w:pPr>
-      <w:hyperlink w:anchor="_Toc240368521" w:history="1">
+      <w:hyperlink w:anchor="_Toc240369266" w:history="1">
         <w:r>
           <w:rPr>
             <w:rStyle w:val="Hyperlink"/>
@@ -1247,7 +1247,7 @@
             <w:noProof/>
             <w:webHidden/>
           </w:rPr>
-          <w:instrText xml:space="preserve"> PAGEREF _Toc240368521 \h </w:instrText>
+          <w:instrText xml:space="preserve"> PAGEREF _Toc240369266 \h </w:instrText>
         </w:r>
         <w:r>
           <w:rPr>
@@ -1292,7 +1292,7 @@
           <w14:ligatures w14:val="standardContextual"/>
         </w:rPr>
       </w:pPr>
-      <w:hyperlink w:anchor="_Toc240368522" w:history="1">
+      <w:hyperlink w:anchor="_Toc240369267" w:history="1">
         <w:r>
           <w:rPr>
             <w:rStyle w:val="Hyperlink"/>
@@ -1328,7 +1328,7 @@
             <w:noProof/>
             <w:webHidden/>
           </w:rPr>
-          <w:instrText xml:space="preserve"> PAGEREF _Toc240368522 \h </w:instrText>
+          <w:instrText xml:space="preserve"> PAGEREF _Toc240369267 \h </w:instrText>
         </w:r>
         <w:r>
           <w:rPr>
@@ -1373,7 +1373,7 @@
           <w14:ligatures w14:val="standardContextual"/>
         </w:rPr>
       </w:pPr>
-      <w:hyperlink w:anchor="_Toc240368523" w:history="1">
+      <w:hyperlink w:anchor="_Toc240369268" w:history="1">
         <w:r>
           <w:rPr>
             <w:rStyle w:val="Hyperlink"/>
@@ -1409,7 +1409,7 @@
             <w:noProof/>
             <w:webHidden/>
           </w:rPr>
-          <w:instrText xml:space="preserve"> PAGEREF _Toc240368523 \h </w:instrText>
+          <w:instrText xml:space="preserve"> PAGEREF _Toc240369268 \h </w:instrText>
         </w:r>
         <w:r>
           <w:rPr>
@@ -1454,7 +1454,7 @@
           <w14:ligatures w14:val="standardContextual"/>
         </w:rPr>
       </w:pPr>
-      <w:hyperlink w:anchor="_Toc240368524" w:history="1">
+      <w:hyperlink w:anchor="_Toc240369269" w:history="1">
         <w:r>
           <w:rPr>
             <w:rStyle w:val="Hyperlink"/>
@@ -1490,7 +1490,7 @@
             <w:noProof/>
             <w:webHidden/>
           </w:rPr>
-          <w:instrText xml:space="preserve"> PAGEREF _Toc240368524 \h </w:instrText>
+          <w:instrText xml:space="preserve"> PAGEREF _Toc240369269 \h </w:instrText>
         </w:r>
         <w:r>
           <w:rPr>
@@ -1510,7 +1510,7 @@
             <w:noProof/>
             <w:webHidden/>
           </w:rPr>
-          <w:t>33</w:t>
+          <w:t>32</w:t>
         </w:r>
         <w:r>
           <w:rPr>
@@ -1535,7 +1535,7 @@
           <w14:ligatures w14:val="standardContextual"/>
         </w:rPr>
       </w:pPr>
-      <w:hyperlink w:anchor="_Toc240368525" w:history="1">
+      <w:hyperlink w:anchor="_Toc240369270" w:history="1">
         <w:r>
           <w:rPr>
             <w:rStyle w:val="Hyperlink"/>
@@ -1571,7 +1571,7 @@
             <w:noProof/>
             <w:webHidden/>
           </w:rPr>
-          <w:instrText xml:space="preserve"> PAGEREF _Toc240368525 \h </w:instrText>
+          <w:instrText xml:space="preserve"> PAGEREF _Toc240369270 \h </w:instrText>
         </w:r>
         <w:r>
           <w:rPr>
@@ -1616,7 +1616,7 @@
           <w14:ligatures w14:val="standardContextual"/>
         </w:rPr>
       </w:pPr>
-      <w:hyperlink w:anchor="_Toc240368526" w:history="1">
+      <w:hyperlink w:anchor="_Toc240369271" w:history="1">
         <w:r>
           <w:rPr>
             <w:rStyle w:val="Hyperlink"/>
@@ -1652,7 +1652,7 @@
             <w:noProof/>
             <w:webHidden/>
           </w:rPr>
-          <w:instrText xml:space="preserve"> PAGEREF _Toc240368526 \h </w:instrText>
+          <w:instrText xml:space="preserve"> PAGEREF _Toc240369271 \h </w:instrText>
         </w:r>
         <w:r>
           <w:rPr>
@@ -1697,7 +1697,7 @@
           <w14:ligatures w14:val="standardContextual"/>
         </w:rPr>
       </w:pPr>
-      <w:hyperlink w:anchor="_Toc240368527" w:history="1">
+      <w:hyperlink w:anchor="_Toc240369272" w:history="1">
         <w:r>
           <w:rPr>
             <w:rStyle w:val="Hyperlink"/>
@@ -1733,7 +1733,7 @@
             <w:noProof/>
             <w:webHidden/>
           </w:rPr>
-          <w:instrText xml:space="preserve"> PAGEREF _Toc240368527 \h </w:instrText>
+          <w:instrText xml:space="preserve"> PAGEREF _Toc240369272 \h </w:instrText>
         </w:r>
         <w:r>
           <w:rPr>
@@ -1778,7 +1778,7 @@
           <w14:ligatures w14:val="standardContextual"/>
         </w:rPr>
       </w:pPr>
-      <w:hyperlink w:anchor="_Toc240368528" w:history="1">
+      <w:hyperlink w:anchor="_Toc240369273" w:history="1">
         <w:r>
           <w:rPr>
             <w:rStyle w:val="Hyperlink"/>
@@ -1814,7 +1814,7 @@
             <w:noProof/>
             <w:webHidden/>
           </w:rPr>
-          <w:instrText xml:space="preserve"> PAGEREF _Toc240368528 \h </w:instrText>
+          <w:instrText xml:space="preserve"> PAGEREF _Toc240369273 \h </w:instrText>
         </w:r>
         <w:r>
           <w:rPr>
@@ -1859,7 +1859,7 @@
           <w14:ligatures w14:val="standardContextual"/>
         </w:rPr>
       </w:pPr>
-      <w:hyperlink w:anchor="_Toc240368529" w:history="1">
+      <w:hyperlink w:anchor="_Toc240369274" w:history="1">
         <w:r>
           <w:rPr>
             <w:rStyle w:val="Hyperlink"/>
@@ -1895,7 +1895,7 @@
             <w:noProof/>
             <w:webHidden/>
           </w:rPr>
-          <w:instrText xml:space="preserve"> PAGEREF _Toc240368529 \h </w:instrText>
+          <w:instrText xml:space="preserve"> PAGEREF _Toc240369274 \h </w:instrText>
         </w:r>
         <w:r>
           <w:rPr>
@@ -2360,7 +2360,7 @@
         <w:pStyle w:val="Heading1"/>
         <w:spacing w:before="240" w:after="120"/>
       </w:pPr>
-      <w:bookmarkStart w:id="0" w:name="_Toc240368509"/>
+      <w:bookmarkStart w:id="0" w:name="_Toc240369254"/>
       <w:r>
         <w:rPr>
           <w:rFonts w:ascii="Times New Roman" w:eastAsia="黑体" w:hAnsi="Times New Roman"/>
@@ -2754,7 +2754,7 @@
         <w:pStyle w:val="Heading1"/>
         <w:spacing w:before="240" w:after="120"/>
       </w:pPr>
-      <w:bookmarkStart w:id="1" w:name="_Toc240368510"/>
+      <w:bookmarkStart w:id="1" w:name="_Toc240369255"/>
       <w:r>
         <w:rPr>
           <w:rFonts w:ascii="Times New Roman" w:eastAsia="黑体" w:hAnsi="Times New Roman"/>
@@ -2778,7 +2778,7 @@
         <w:pStyle w:val="Heading2"/>
         <w:spacing w:before="240" w:after="120"/>
       </w:pPr>
-      <w:bookmarkStart w:id="2" w:name="_Toc240368511"/>
+      <w:bookmarkStart w:id="2" w:name="_Toc240369256"/>
       <w:r>
         <w:rPr>
           <w:rFonts w:ascii="Times New Roman" w:eastAsia="黑体" w:hAnsi="Times New Roman"/>
@@ -2972,7 +2972,7 @@
         <w:pStyle w:val="Heading2"/>
         <w:spacing w:before="240" w:after="120"/>
       </w:pPr>
-      <w:bookmarkStart w:id="3" w:name="_Toc240368512"/>
+      <w:bookmarkStart w:id="3" w:name="_Toc240369257"/>
       <w:r>
         <w:rPr>
           <w:rFonts w:ascii="Times New Roman" w:eastAsia="黑体" w:hAnsi="Times New Roman"/>
@@ -3005,7 +3005,7 @@
         <w:pStyle w:val="Heading2"/>
         <w:spacing w:before="240" w:after="120"/>
       </w:pPr>
-      <w:bookmarkStart w:id="4" w:name="_Toc240368513"/>
+      <w:bookmarkStart w:id="4" w:name="_Toc240369258"/>
       <w:r>
         <w:rPr>
           <w:rFonts w:ascii="Times New Roman" w:eastAsia="黑体" w:hAnsi="Times New Roman"/>
@@ -3219,7 +3219,7 @@
         <w:pStyle w:val="Heading1"/>
         <w:spacing w:before="240" w:after="120"/>
       </w:pPr>
-      <w:bookmarkStart w:id="5" w:name="_Toc240368514"/>
+      <w:bookmarkStart w:id="5" w:name="_Toc240369259"/>
       <w:r>
         <w:rPr>
           <w:rFonts w:ascii="Times New Roman" w:eastAsia="黑体" w:hAnsi="Times New Roman"/>
@@ -4155,7 +4155,7 @@
         <w:pStyle w:val="Heading1"/>
         <w:spacing w:before="240" w:after="120"/>
       </w:pPr>
-      <w:bookmarkStart w:id="6" w:name="_Toc240368515"/>
+      <w:bookmarkStart w:id="6" w:name="_Toc240369260"/>
       <w:r>
         <w:rPr>
           <w:rFonts w:ascii="Times New Roman" w:eastAsia="黑体" w:hAnsi="Times New Roman"/>
@@ -4218,7 +4218,7 @@
         <w:pStyle w:val="Heading2"/>
         <w:spacing w:before="240" w:after="120"/>
       </w:pPr>
-      <w:bookmarkStart w:id="7" w:name="_Toc240368516"/>
+      <w:bookmarkStart w:id="7" w:name="_Toc240369261"/>
       <w:r>
         <w:rPr>
           <w:rFonts w:ascii="Times New Roman" w:eastAsia="黑体" w:hAnsi="Times New Roman"/>
@@ -6154,7 +6154,7 @@
         </w:rPr>
         <w:lastRenderedPageBreak/>
         <w:drawing>
-          <wp:inline distT="0" distB="0" distL="0" distR="0" wp14:anchorId="2B5C694D" wp14:editId="13407C60">
+          <wp:inline distT="0" distB="0" distL="0" distR="0" wp14:anchorId="7E248624" wp14:editId="5A3B0AE3">
             <wp:extent cx="5580000" cy="3178368"/>
             <wp:effectExtent l="0" t="0" r="0" b="0"/>
             <wp:docPr id="2" name="Picture 2"/>
@@ -6369,7 +6369,7 @@
           <w:noProof/>
         </w:rPr>
         <w:drawing>
-          <wp:inline distT="0" distB="0" distL="0" distR="0" wp14:anchorId="2BF03AB4" wp14:editId="3A08DE56">
+          <wp:inline distT="0" distB="0" distL="0" distR="0" wp14:anchorId="261D9164" wp14:editId="575F6485">
             <wp:extent cx="5580000" cy="3106944"/>
             <wp:effectExtent l="0" t="0" r="0" b="0"/>
             <wp:docPr id="3" name="Picture 3"/>
@@ -6525,7 +6525,7 @@
         </w:rPr>
         <w:lastRenderedPageBreak/>
         <w:drawing>
-          <wp:inline distT="0" distB="0" distL="0" distR="0" wp14:anchorId="01466602" wp14:editId="04C40943">
+          <wp:inline distT="0" distB="0" distL="0" distR="0" wp14:anchorId="01A02F31" wp14:editId="793F1B5A">
             <wp:extent cx="5580000" cy="2892672"/>
             <wp:effectExtent l="0" t="0" r="0" b="0"/>
             <wp:docPr id="4" name="Picture 4"/>
@@ -6680,7 +6680,7 @@
           <w:noProof/>
         </w:rPr>
         <w:drawing>
-          <wp:inline distT="0" distB="0" distL="0" distR="0" wp14:anchorId="6FA3FB19" wp14:editId="00E4D66B">
+          <wp:inline distT="0" distB="0" distL="0" distR="0" wp14:anchorId="05094083" wp14:editId="4EFCA77F">
             <wp:extent cx="5580000" cy="3106944"/>
             <wp:effectExtent l="0" t="0" r="0" b="0"/>
             <wp:docPr id="5" name="Picture 5"/>
@@ -6824,7 +6824,7 @@
         </w:rPr>
         <w:lastRenderedPageBreak/>
         <w:drawing>
-          <wp:inline distT="0" distB="0" distL="0" distR="0" wp14:anchorId="6602837C" wp14:editId="097B2A3B">
+          <wp:inline distT="0" distB="0" distL="0" distR="0" wp14:anchorId="4DB29F08" wp14:editId="588BE553">
             <wp:extent cx="5580000" cy="2178432"/>
             <wp:effectExtent l="0" t="0" r="0" b="0"/>
             <wp:docPr id="6" name="Picture 6"/>
@@ -7003,7 +7003,7 @@
           <w:noProof/>
         </w:rPr>
         <w:drawing>
-          <wp:inline distT="0" distB="0" distL="0" distR="0" wp14:anchorId="550FD3E0" wp14:editId="5B402C4A">
+          <wp:inline distT="0" distB="0" distL="0" distR="0" wp14:anchorId="09E97ED1" wp14:editId="5DB2CD59">
             <wp:extent cx="5580000" cy="2178432"/>
             <wp:effectExtent l="0" t="0" r="0" b="0"/>
             <wp:docPr id="7" name="Picture 7"/>
@@ -7170,7 +7170,7 @@
           <w:noProof/>
         </w:rPr>
         <w:drawing>
-          <wp:inline distT="0" distB="0" distL="0" distR="0" wp14:anchorId="47EFECA6" wp14:editId="5A566702">
+          <wp:inline distT="0" distB="0" distL="0" distR="0" wp14:anchorId="2F7CBCBB" wp14:editId="5F610CE7">
             <wp:extent cx="5580000" cy="1678464"/>
             <wp:effectExtent l="0" t="0" r="0" b="0"/>
             <wp:docPr id="8" name="Picture 8"/>
@@ -7350,7 +7350,7 @@
         </w:rPr>
         <w:lastRenderedPageBreak/>
         <w:drawing>
-          <wp:inline distT="0" distB="0" distL="0" distR="0" wp14:anchorId="3FBA953D" wp14:editId="73FC1302">
+          <wp:inline distT="0" distB="0" distL="0" distR="0" wp14:anchorId="2938D1E3" wp14:editId="03D8AE63">
             <wp:extent cx="5580000" cy="1678464"/>
             <wp:effectExtent l="0" t="0" r="0" b="0"/>
             <wp:docPr id="9" name="Picture 9"/>
@@ -7529,7 +7529,7 @@
           <w:noProof/>
         </w:rPr>
         <w:drawing>
-          <wp:inline distT="0" distB="0" distL="0" distR="0" wp14:anchorId="2872295E" wp14:editId="3EA9B585">
+          <wp:inline distT="0" distB="0" distL="0" distR="0" wp14:anchorId="2AA6B2EE" wp14:editId="582B1952">
             <wp:extent cx="5580000" cy="1607040"/>
             <wp:effectExtent l="0" t="0" r="0" b="0"/>
             <wp:docPr id="10" name="Picture 10"/>
@@ -7708,7 +7708,7 @@
           <w:noProof/>
         </w:rPr>
         <w:drawing>
-          <wp:inline distT="0" distB="0" distL="0" distR="0" wp14:anchorId="0FA575E7" wp14:editId="59A8D670">
+          <wp:inline distT="0" distB="0" distL="0" distR="0" wp14:anchorId="087735DC" wp14:editId="6059EEF2">
             <wp:extent cx="5580000" cy="1607040"/>
             <wp:effectExtent l="0" t="0" r="0" b="0"/>
             <wp:docPr id="11" name="Picture 11"/>
@@ -7876,7 +7876,7 @@
         </w:rPr>
         <w:lastRenderedPageBreak/>
         <w:drawing>
-          <wp:inline distT="0" distB="0" distL="0" distR="0" wp14:anchorId="3D377761" wp14:editId="13EBA546">
+          <wp:inline distT="0" distB="0" distL="0" distR="0" wp14:anchorId="75309254" wp14:editId="636A873E">
             <wp:extent cx="5580000" cy="1678464"/>
             <wp:effectExtent l="0" t="0" r="0" b="0"/>
             <wp:docPr id="12" name="Picture 12"/>
@@ -8019,7 +8019,7 @@
           <w:noProof/>
         </w:rPr>
         <w:drawing>
-          <wp:inline distT="0" distB="0" distL="0" distR="0" wp14:anchorId="52302A85" wp14:editId="1CDC2415">
+          <wp:inline distT="0" distB="0" distL="0" distR="0" wp14:anchorId="08D33091" wp14:editId="28FAD264">
             <wp:extent cx="5580000" cy="1678464"/>
             <wp:effectExtent l="0" t="0" r="0" b="0"/>
             <wp:docPr id="13" name="Picture 13"/>
@@ -8163,7 +8163,7 @@
         </w:rPr>
         <w:lastRenderedPageBreak/>
         <w:drawing>
-          <wp:inline distT="0" distB="0" distL="0" distR="0" wp14:anchorId="44610575" wp14:editId="591B2C73">
+          <wp:inline distT="0" distB="0" distL="0" distR="0" wp14:anchorId="39660425" wp14:editId="19B9D3AA">
             <wp:extent cx="5580000" cy="4384286"/>
             <wp:effectExtent l="0" t="0" r="0" b="0"/>
             <wp:docPr id="14" name="Picture 14"/>
@@ -8343,7 +8343,7 @@
         </w:rPr>
         <w:lastRenderedPageBreak/>
         <w:drawing>
-          <wp:inline distT="0" distB="0" distL="0" distR="0" wp14:anchorId="0285148B" wp14:editId="4671C707">
+          <wp:inline distT="0" distB="0" distL="0" distR="0" wp14:anchorId="08F9DA88" wp14:editId="7441489A">
             <wp:extent cx="5580000" cy="4384286"/>
             <wp:effectExtent l="0" t="0" r="0" b="0"/>
             <wp:docPr id="15" name="Picture 15"/>
@@ -8511,7 +8511,7 @@
         </w:rPr>
         <w:lastRenderedPageBreak/>
         <w:drawing>
-          <wp:inline distT="0" distB="0" distL="0" distR="0" wp14:anchorId="15ED29AB" wp14:editId="46645299">
+          <wp:inline distT="0" distB="0" distL="0" distR="0" wp14:anchorId="078B3ACD" wp14:editId="035B91E2">
             <wp:extent cx="5580000" cy="3587143"/>
             <wp:effectExtent l="0" t="0" r="0" b="0"/>
             <wp:docPr id="16" name="Picture 16"/>
@@ -8690,7 +8690,7 @@
           <w:noProof/>
         </w:rPr>
         <w:drawing>
-          <wp:inline distT="0" distB="0" distL="0" distR="0" wp14:anchorId="11C18A62" wp14:editId="48E67A10">
+          <wp:inline distT="0" distB="0" distL="0" distR="0" wp14:anchorId="6AF8428C" wp14:editId="511DDE95">
             <wp:extent cx="5580000" cy="3427714"/>
             <wp:effectExtent l="0" t="0" r="0" b="0"/>
             <wp:docPr id="17" name="Picture 17"/>
@@ -8882,7 +8882,7 @@
         </w:rPr>
         <w:lastRenderedPageBreak/>
         <w:drawing>
-          <wp:inline distT="0" distB="0" distL="0" distR="0" wp14:anchorId="4CE594F3" wp14:editId="1E8FFFA7">
+          <wp:inline distT="0" distB="0" distL="0" distR="0" wp14:anchorId="01F0DF5C" wp14:editId="10B58F1C">
             <wp:extent cx="5580000" cy="4330080"/>
             <wp:effectExtent l="0" t="0" r="0" b="0"/>
             <wp:docPr id="18" name="Picture 18"/>
@@ -9038,7 +9038,7 @@
         </w:rPr>
         <w:lastRenderedPageBreak/>
         <w:drawing>
-          <wp:inline distT="0" distB="0" distL="0" distR="0" wp14:anchorId="154F6730" wp14:editId="223654C9">
+          <wp:inline distT="0" distB="0" distL="0" distR="0" wp14:anchorId="203FF1FA" wp14:editId="5032D544">
             <wp:extent cx="5580000" cy="2749824"/>
             <wp:effectExtent l="0" t="0" r="0" b="0"/>
             <wp:docPr id="19" name="Picture 19"/>
@@ -9229,7 +9229,7 @@
           <w:noProof/>
         </w:rPr>
         <w:drawing>
-          <wp:inline distT="0" distB="0" distL="0" distR="0" wp14:anchorId="195F6D47" wp14:editId="7CEFF07D">
+          <wp:inline distT="0" distB="0" distL="0" distR="0" wp14:anchorId="492C7C8D" wp14:editId="4AB307D0">
             <wp:extent cx="5580000" cy="1964160"/>
             <wp:effectExtent l="0" t="0" r="0" b="0"/>
             <wp:docPr id="20" name="Picture 20"/>
@@ -9439,7 +9439,7 @@
         </w:rPr>
         <w:lastRenderedPageBreak/>
         <w:drawing>
-          <wp:inline distT="0" distB="0" distL="0" distR="0" wp14:anchorId="1BE9F85A" wp14:editId="79E961CB">
+          <wp:inline distT="0" distB="0" distL="0" distR="0" wp14:anchorId="513F8131" wp14:editId="0C4C0B59">
             <wp:extent cx="5580000" cy="3821184"/>
             <wp:effectExtent l="0" t="0" r="0" b="0"/>
             <wp:docPr id="21" name="Picture 21"/>
@@ -9606,7 +9606,7 @@
           <w:noProof/>
         </w:rPr>
         <w:drawing>
-          <wp:inline distT="0" distB="0" distL="0" distR="0" wp14:anchorId="0959A56E" wp14:editId="4F2C2A07">
+          <wp:inline distT="0" distB="0" distL="0" distR="0" wp14:anchorId="5C5C00F0" wp14:editId="509CEC73">
             <wp:extent cx="5580000" cy="464256"/>
             <wp:effectExtent l="0" t="0" r="0" b="0"/>
             <wp:docPr id="22" name="Picture 22"/>
@@ -9767,7 +9767,7 @@
           <w:noProof/>
         </w:rPr>
         <w:drawing>
-          <wp:inline distT="0" distB="0" distL="0" distR="0" wp14:anchorId="6C5529CE" wp14:editId="1A31A6D2">
+          <wp:inline distT="0" distB="0" distL="0" distR="0" wp14:anchorId="2F27DBE2" wp14:editId="272B3A5B">
             <wp:extent cx="5580000" cy="535680"/>
             <wp:effectExtent l="0" t="0" r="0" b="0"/>
             <wp:docPr id="23" name="Picture 23"/>
@@ -9935,7 +9935,7 @@
         </w:rPr>
         <w:lastRenderedPageBreak/>
         <w:drawing>
-          <wp:inline distT="0" distB="0" distL="0" distR="0" wp14:anchorId="7DD977D0" wp14:editId="1AD6693D">
+          <wp:inline distT="0" distB="0" distL="0" distR="0" wp14:anchorId="406A72F3" wp14:editId="4EC8AF77">
             <wp:extent cx="5580000" cy="892800"/>
             <wp:effectExtent l="0" t="0" r="0" b="0"/>
             <wp:docPr id="24" name="Picture 24"/>
@@ -10126,7 +10126,7 @@
           <w:noProof/>
         </w:rPr>
         <w:drawing>
-          <wp:inline distT="0" distB="0" distL="0" distR="0" wp14:anchorId="2E901A9C" wp14:editId="69599727">
+          <wp:inline distT="0" distB="0" distL="0" distR="0" wp14:anchorId="0400443F" wp14:editId="1946DA77">
             <wp:extent cx="5580000" cy="535680"/>
             <wp:effectExtent l="0" t="0" r="0" b="0"/>
             <wp:docPr id="25" name="Picture 25"/>
@@ -10359,7 +10359,7 @@
           <w:noProof/>
         </w:rPr>
         <w:drawing>
-          <wp:inline distT="0" distB="0" distL="0" distR="0" wp14:anchorId="2D08B41F" wp14:editId="41F2D3E4">
+          <wp:inline distT="0" distB="0" distL="0" distR="0" wp14:anchorId="4E37B5D6" wp14:editId="4A47ABD5">
             <wp:extent cx="5580000" cy="607104"/>
             <wp:effectExtent l="0" t="0" r="0" b="0"/>
             <wp:docPr id="26" name="Picture 26"/>
@@ -10562,7 +10562,7 @@
           <w:noProof/>
         </w:rPr>
         <w:drawing>
-          <wp:inline distT="0" distB="0" distL="0" distR="0" wp14:anchorId="1BB7A85F" wp14:editId="6FC3167B">
+          <wp:inline distT="0" distB="0" distL="0" distR="0" wp14:anchorId="3A97E318" wp14:editId="6FEFEBF4">
             <wp:extent cx="5580000" cy="464256"/>
             <wp:effectExtent l="0" t="0" r="0" b="0"/>
             <wp:docPr id="27" name="Picture 27"/>
@@ -10753,7 +10753,7 @@
           <w:noProof/>
         </w:rPr>
         <w:drawing>
-          <wp:inline distT="0" distB="0" distL="0" distR="0" wp14:anchorId="2A4261F3" wp14:editId="4FB46518">
+          <wp:inline distT="0" distB="0" distL="0" distR="0" wp14:anchorId="623BE07B" wp14:editId="2E1FBDCE">
             <wp:extent cx="5580000" cy="535680"/>
             <wp:effectExtent l="0" t="0" r="0" b="0"/>
             <wp:docPr id="28" name="Picture 28"/>
@@ -10945,7 +10945,7 @@
         </w:rPr>
         <w:lastRenderedPageBreak/>
         <w:drawing>
-          <wp:inline distT="0" distB="0" distL="0" distR="0" wp14:anchorId="56971DF0" wp14:editId="7E646051">
+          <wp:inline distT="0" distB="0" distL="0" distR="0" wp14:anchorId="12C149A0" wp14:editId="1C324509">
             <wp:extent cx="5580000" cy="535680"/>
             <wp:effectExtent l="0" t="0" r="0" b="0"/>
             <wp:docPr id="29" name="Picture 29"/>
@@ -11112,7 +11112,7 @@
           <w:noProof/>
         </w:rPr>
         <w:drawing>
-          <wp:inline distT="0" distB="0" distL="0" distR="0" wp14:anchorId="6BD00559" wp14:editId="266A2656">
+          <wp:inline distT="0" distB="0" distL="0" distR="0" wp14:anchorId="4F8F2FCD" wp14:editId="4329BAE4">
             <wp:extent cx="5580000" cy="535680"/>
             <wp:effectExtent l="0" t="0" r="0" b="0"/>
             <wp:docPr id="30" name="Picture 30"/>
@@ -11291,7 +11291,7 @@
           <w:noProof/>
         </w:rPr>
         <w:drawing>
-          <wp:inline distT="0" distB="0" distL="0" distR="0" wp14:anchorId="514D8696" wp14:editId="2630FE10">
+          <wp:inline distT="0" distB="0" distL="0" distR="0" wp14:anchorId="32F39A7D" wp14:editId="467A8932">
             <wp:extent cx="5580000" cy="749952"/>
             <wp:effectExtent l="0" t="0" r="0" b="0"/>
             <wp:docPr id="31" name="Picture 31"/>
@@ -11482,7 +11482,7 @@
           <w:noProof/>
         </w:rPr>
         <w:drawing>
-          <wp:inline distT="0" distB="0" distL="0" distR="0" wp14:anchorId="408F6FEC" wp14:editId="59C58ED8">
+          <wp:inline distT="0" distB="0" distL="0" distR="0" wp14:anchorId="65EE308F" wp14:editId="7DC9BF47">
             <wp:extent cx="5580000" cy="535680"/>
             <wp:effectExtent l="0" t="0" r="0" b="0"/>
             <wp:docPr id="32" name="Picture 32"/>
@@ -11655,7 +11655,7 @@
           <w:noProof/>
         </w:rPr>
         <w:drawing>
-          <wp:inline distT="0" distB="0" distL="0" distR="0" wp14:anchorId="0B05D3B5" wp14:editId="7997750E">
+          <wp:inline distT="0" distB="0" distL="0" distR="0" wp14:anchorId="3FBC051F" wp14:editId="2B1D59B1">
             <wp:extent cx="5580000" cy="678528"/>
             <wp:effectExtent l="0" t="0" r="0" b="0"/>
             <wp:docPr id="33" name="Picture 33"/>
@@ -11847,7 +11847,7 @@
         </w:rPr>
         <w:lastRenderedPageBreak/>
         <w:drawing>
-          <wp:inline distT="0" distB="0" distL="0" distR="0" wp14:anchorId="4272A407" wp14:editId="430B89D1">
+          <wp:inline distT="0" distB="0" distL="0" distR="0" wp14:anchorId="2006B691" wp14:editId="3C96954B">
             <wp:extent cx="5580000" cy="749952"/>
             <wp:effectExtent l="0" t="0" r="0" b="0"/>
             <wp:docPr id="34" name="Picture 34"/>
@@ -12050,7 +12050,7 @@
           <w:noProof/>
         </w:rPr>
         <w:drawing>
-          <wp:inline distT="0" distB="0" distL="0" distR="0" wp14:anchorId="2CB2F8A2" wp14:editId="68F9334B">
+          <wp:inline distT="0" distB="0" distL="0" distR="0" wp14:anchorId="77EA360F" wp14:editId="6F28D927">
             <wp:extent cx="5580000" cy="535680"/>
             <wp:effectExtent l="0" t="0" r="0" b="0"/>
             <wp:docPr id="35" name="Picture 35"/>
@@ -12229,7 +12229,7 @@
           <w:noProof/>
         </w:rPr>
         <w:drawing>
-          <wp:inline distT="0" distB="0" distL="0" distR="0" wp14:anchorId="3B31B949" wp14:editId="7D9DF4B7">
+          <wp:inline distT="0" distB="0" distL="0" distR="0" wp14:anchorId="0D1FA92D" wp14:editId="12A9EE81">
             <wp:extent cx="5580000" cy="749952"/>
             <wp:effectExtent l="0" t="0" r="0" b="0"/>
             <wp:docPr id="36" name="Picture 36"/>
@@ -12414,7 +12414,7 @@
         <w:pStyle w:val="Heading2"/>
         <w:spacing w:before="240" w:after="120"/>
       </w:pPr>
-      <w:bookmarkStart w:id="8" w:name="_Toc240368517"/>
+      <w:bookmarkStart w:id="8" w:name="_Toc240369262"/>
       <w:r>
         <w:rPr>
           <w:rFonts w:ascii="Times New Roman" w:eastAsia="黑体" w:hAnsi="Times New Roman"/>
@@ -13638,7 +13638,7 @@
           <w:noProof/>
         </w:rPr>
         <w:drawing>
-          <wp:inline distT="0" distB="0" distL="0" distR="0" wp14:anchorId="2FC21076" wp14:editId="42FE3BA2">
+          <wp:inline distT="0" distB="0" distL="0" distR="0" wp14:anchorId="1C2F8576" wp14:editId="661FB4FD">
             <wp:extent cx="5580000" cy="1392768"/>
             <wp:effectExtent l="0" t="0" r="0" b="0"/>
             <wp:docPr id="37" name="Picture 37"/>
@@ -13829,7 +13829,7 @@
           <w:noProof/>
         </w:rPr>
         <w:drawing>
-          <wp:inline distT="0" distB="0" distL="0" distR="0" wp14:anchorId="2E429B9B" wp14:editId="4C585669">
+          <wp:inline distT="0" distB="0" distL="0" distR="0" wp14:anchorId="696F45CB" wp14:editId="6CD56E8F">
             <wp:extent cx="5580000" cy="892800"/>
             <wp:effectExtent l="0" t="0" r="0" b="0"/>
             <wp:docPr id="38" name="Picture 38"/>
@@ -14045,7 +14045,7 @@
         </w:rPr>
         <w:lastRenderedPageBreak/>
         <w:drawing>
-          <wp:inline distT="0" distB="0" distL="0" distR="0" wp14:anchorId="73F7D076" wp14:editId="0505224D">
+          <wp:inline distT="0" distB="0" distL="0" distR="0" wp14:anchorId="52FF60C7" wp14:editId="2A30A3D0">
             <wp:extent cx="5580000" cy="1964160"/>
             <wp:effectExtent l="0" t="0" r="0" b="0"/>
             <wp:docPr id="39" name="Picture 39"/>
@@ -14260,7 +14260,7 @@
         <w:pStyle w:val="Heading2"/>
         <w:spacing w:before="240" w:after="120"/>
       </w:pPr>
-      <w:bookmarkStart w:id="9" w:name="_Toc240368518"/>
+      <w:bookmarkStart w:id="9" w:name="_Toc240369263"/>
       <w:r>
         <w:rPr>
           <w:rFonts w:ascii="Times New Roman" w:eastAsia="黑体" w:hAnsi="Times New Roman"/>
@@ -15285,7 +15285,7 @@
         <w:pStyle w:val="Heading2"/>
         <w:spacing w:before="240" w:after="120"/>
       </w:pPr>
-      <w:bookmarkStart w:id="10" w:name="_Toc240368519"/>
+      <w:bookmarkStart w:id="10" w:name="_Toc240369264"/>
       <w:r>
         <w:rPr>
           <w:rFonts w:ascii="Times New Roman" w:eastAsia="黑体" w:hAnsi="Times New Roman"/>
@@ -17429,13 +17429,7 @@
         <w:ind w:firstLineChars="200" w:firstLine="480"/>
       </w:pPr>
       <w:r>
-        <w:t>本章检查项属现场查看、文档调阅与实测验证类，核查工具不产出具机证据，由人工按《配置核查作业指导书》的方法逐项核查并留存证据；工具对本章的验证结论以《配置核查表》第</w:t>
-      </w:r>
-      <w:r>
-        <w:t xml:space="preserve"> 14 </w:t>
-      </w:r>
-      <w:r>
-        <w:t>列逐项标注为准。</w:t>
+        <w:t>本章检查项同属现场查看与文档调阅类，工具不产出具机证据，由人工按指导书方法核查并留存证据。</w:t>
       </w:r>
     </w:p>
     <w:p>
@@ -17443,7 +17437,7 @@
         <w:pStyle w:val="Heading2"/>
         <w:spacing w:before="240" w:after="120"/>
       </w:pPr>
-      <w:bookmarkStart w:id="11" w:name="_Toc240368520"/>
+      <w:bookmarkStart w:id="11" w:name="_Toc240369265"/>
       <w:r>
         <w:rPr>
           <w:rFonts w:ascii="Times New Roman" w:eastAsia="黑体" w:hAnsi="Times New Roman"/>
@@ -18976,7 +18970,7 @@
           <w:noProof/>
         </w:rPr>
         <w:drawing>
-          <wp:inline distT="0" distB="0" distL="0" distR="0" wp14:anchorId="310198F3" wp14:editId="255565DD">
+          <wp:inline distT="0" distB="0" distL="0" distR="0" wp14:anchorId="27091D29" wp14:editId="23B06305">
             <wp:extent cx="5580000" cy="1178496"/>
             <wp:effectExtent l="0" t="0" r="0" b="0"/>
             <wp:docPr id="40" name="Picture 40"/>
@@ -19204,7 +19198,7 @@
         </w:rPr>
         <w:lastRenderedPageBreak/>
         <w:drawing>
-          <wp:inline distT="0" distB="0" distL="0" distR="0" wp14:anchorId="5831A2FB" wp14:editId="03464CE8">
+          <wp:inline distT="0" distB="0" distL="0" distR="0" wp14:anchorId="40D38857" wp14:editId="0E223D10">
             <wp:extent cx="5040000" cy="4500000"/>
             <wp:effectExtent l="0" t="0" r="0" b="0"/>
             <wp:docPr id="41" name="Picture 41"/>
@@ -19372,7 +19366,7 @@
         </w:rPr>
         <w:lastRenderedPageBreak/>
         <w:drawing>
-          <wp:inline distT="0" distB="0" distL="0" distR="0" wp14:anchorId="3B010BF7" wp14:editId="3234D89A">
+          <wp:inline distT="0" distB="0" distL="0" distR="0" wp14:anchorId="528D3EEA" wp14:editId="0FB38861">
             <wp:extent cx="5040000" cy="4500000"/>
             <wp:effectExtent l="0" t="0" r="0" b="0"/>
             <wp:docPr id="42" name="Picture 42"/>
@@ -19521,7 +19515,7 @@
         <w:pStyle w:val="Heading2"/>
         <w:spacing w:before="240" w:after="120"/>
       </w:pPr>
-      <w:bookmarkStart w:id="12" w:name="_Toc240368521"/>
+      <w:bookmarkStart w:id="12" w:name="_Toc240369266"/>
       <w:r>
         <w:rPr>
           <w:rFonts w:ascii="Times New Roman" w:eastAsia="黑体" w:hAnsi="Times New Roman"/>
@@ -20259,13 +20253,7 @@
         <w:ind w:firstLineChars="200" w:firstLine="480"/>
       </w:pPr>
       <w:r>
-        <w:t>本章检查项属现场查看、文档调阅与实测验证类，核查工具不产出具机证据，由人工按《配置核查作业指导书》的方法逐项核查并留存证据；工具对本章的验证结论以《配置核查表》第</w:t>
-      </w:r>
-      <w:r>
-        <w:t xml:space="preserve"> 14 </w:t>
-      </w:r>
-      <w:r>
-        <w:t>列逐项标注为准。</w:t>
+        <w:t>本章检查项同属现场查看与文档调阅类，工具不产出具机证据，由人工按指导书方法核查并留存证据。</w:t>
       </w:r>
     </w:p>
     <w:p>
@@ -20273,7 +20261,7 @@
         <w:pStyle w:val="Heading2"/>
         <w:spacing w:before="240" w:after="120"/>
       </w:pPr>
-      <w:bookmarkStart w:id="13" w:name="_Toc240368522"/>
+      <w:bookmarkStart w:id="13" w:name="_Toc240369267"/>
       <w:r>
         <w:rPr>
           <w:rFonts w:ascii="Times New Roman" w:eastAsia="黑体" w:hAnsi="Times New Roman"/>
@@ -20723,13 +20711,7 @@
         <w:ind w:firstLineChars="200" w:firstLine="480"/>
       </w:pPr>
       <w:r>
-        <w:t>本章检查项属现场查看、文档调阅与实测验证类，核查工具不产出具机证据，由人工按《配置核查作业指导书》的方法逐项核查并留存证据；工具对本章的验证结论以《配置核查表》第</w:t>
-      </w:r>
-      <w:r>
-        <w:t xml:space="preserve"> 14 </w:t>
-      </w:r>
-      <w:r>
-        <w:t>列逐项标注为准。</w:t>
+        <w:t>本章检查项同属现场查看与文档调阅类，工具不产出具机证据，由人工按指导书方法核查并留存证据。</w:t>
       </w:r>
     </w:p>
     <w:p>
@@ -20737,7 +20719,7 @@
         <w:pStyle w:val="Heading2"/>
         <w:spacing w:before="240" w:after="120"/>
       </w:pPr>
-      <w:bookmarkStart w:id="14" w:name="_Toc240368523"/>
+      <w:bookmarkStart w:id="14" w:name="_Toc240369268"/>
       <w:r>
         <w:rPr>
           <w:rFonts w:ascii="Times New Roman" w:eastAsia="黑体" w:hAnsi="Times New Roman"/>
@@ -21129,13 +21111,7 @@
         <w:ind w:firstLineChars="200" w:firstLine="480"/>
       </w:pPr>
       <w:r>
-        <w:t>本章检查项属现场查看、文档调阅与实测验证类，核查工具不产出具机证据，由人工按《配置核查作业指导书》的方法逐项核查并留存证据；工具对本章的验证结论以《配置核查表》第</w:t>
-      </w:r>
-      <w:r>
-        <w:t xml:space="preserve"> 14 </w:t>
-      </w:r>
-      <w:r>
-        <w:t>列逐项标注为准。</w:t>
+        <w:t>本章检查项同属现场查看与文档调阅类，工具不产出具机证据，由人工按指导书方法核查并留存证据。</w:t>
       </w:r>
     </w:p>
     <w:p>
@@ -21143,14 +21119,13 @@
         <w:pStyle w:val="Heading2"/>
         <w:spacing w:before="240" w:after="120"/>
       </w:pPr>
-      <w:bookmarkStart w:id="15" w:name="_Toc240368524"/>
+      <w:bookmarkStart w:id="15" w:name="_Toc240369269"/>
       <w:r>
         <w:rPr>
           <w:rFonts w:ascii="Times New Roman" w:eastAsia="黑体" w:hAnsi="Times New Roman"/>
           <w:color w:val="000000"/>
           <w:sz w:val="28"/>
         </w:rPr>
-        <w:lastRenderedPageBreak/>
         <w:t xml:space="preserve">4.9 </w:t>
       </w:r>
       <w:r>
@@ -21196,6 +21171,7 @@
           <w:b/>
           <w:sz w:val="21"/>
         </w:rPr>
+        <w:lastRenderedPageBreak/>
         <w:t>表</w:t>
       </w:r>
       <w:r>
@@ -21536,13 +21512,7 @@
         <w:ind w:firstLineChars="200" w:firstLine="480"/>
       </w:pPr>
       <w:r>
-        <w:t>本章检查项属现场查看、文档调阅与实测验证类，核查工具不产出具机证据，由人工按《配置核查作业指导书》的方法逐项核查并留存证据；工具对本章的验证结论以《配置核查表》第</w:t>
-      </w:r>
-      <w:r>
-        <w:t xml:space="preserve"> 14 </w:t>
-      </w:r>
-      <w:r>
-        <w:t>列逐项标注为准。</w:t>
+        <w:t>本章检查项同属现场查看与文档调阅类，工具不产出具机证据，由人工按指导书方法核查并留存证据。</w:t>
       </w:r>
     </w:p>
     <w:p>
@@ -21550,7 +21520,7 @@
         <w:pStyle w:val="Heading2"/>
         <w:spacing w:before="240" w:after="120"/>
       </w:pPr>
-      <w:bookmarkStart w:id="16" w:name="_Toc240368525"/>
+      <w:bookmarkStart w:id="16" w:name="_Toc240369270"/>
       <w:r>
         <w:rPr>
           <w:rFonts w:ascii="Times New Roman" w:eastAsia="黑体" w:hAnsi="Times New Roman"/>
@@ -21602,7 +21572,6 @@
           <w:b/>
           <w:sz w:val="21"/>
         </w:rPr>
-        <w:lastRenderedPageBreak/>
         <w:t>表</w:t>
       </w:r>
       <w:r>
@@ -21772,13 +21741,8 @@
         <w:ind w:firstLineChars="200" w:firstLine="480"/>
       </w:pPr>
       <w:r>
-        <w:t>本章检查项属现场查看、文档调阅与实测验证类，核查工具不产出具机证据，由人工按《配置核查作业指导书》的方法逐项核查并留存证据；工具对本章的验证结论以《配置核查表》第</w:t>
-      </w:r>
-      <w:r>
-        <w:t xml:space="preserve"> 14 </w:t>
-      </w:r>
-      <w:r>
-        <w:t>列逐项标注为准。</w:t>
+        <w:lastRenderedPageBreak/>
+        <w:t>本章检查项同属现场查看与文档调阅类，工具不产出具机证据，由人工按指导书方法核查并留存证据。</w:t>
       </w:r>
     </w:p>
     <w:p>
@@ -21786,7 +21750,7 @@
         <w:pStyle w:val="Heading1"/>
         <w:spacing w:before="240" w:after="120"/>
       </w:pPr>
-      <w:bookmarkStart w:id="17" w:name="_Toc240368526"/>
+      <w:bookmarkStart w:id="17" w:name="_Toc240369271"/>
       <w:r>
         <w:rPr>
           <w:rFonts w:ascii="Times New Roman" w:eastAsia="黑体" w:hAnsi="Times New Roman"/>
@@ -22060,7 +22024,7 @@
         <w:pStyle w:val="Heading1"/>
         <w:spacing w:before="240" w:after="120"/>
       </w:pPr>
-      <w:bookmarkStart w:id="18" w:name="_Toc240368527"/>
+      <w:bookmarkStart w:id="18" w:name="_Toc240369272"/>
       <w:r>
         <w:rPr>
           <w:rFonts w:ascii="Times New Roman" w:eastAsia="黑体" w:hAnsi="Times New Roman"/>
@@ -22091,7 +22055,7 @@
         <w:t xml:space="preserve"> 4 </w:t>
       </w:r>
       <w:r>
-        <w:t>章各节已就近列出该章检查项的证据；本节补充工具整体运行、报告输出与人工核查环节的证据，用于说明工具的实际可用性，不与具体检查项一一对应。</w:t>
+        <w:t>章各节已就近列出该章检查项的证据；本节补充工具整体运行、报告输出与人工核查环节的证据，以反映工具的实际运行情况，不与具体检查项一一对应。</w:t>
       </w:r>
     </w:p>
     <w:p>
@@ -22099,7 +22063,7 @@
         <w:pStyle w:val="Heading2"/>
         <w:spacing w:before="240" w:after="120"/>
       </w:pPr>
-      <w:bookmarkStart w:id="19" w:name="_Toc240368528"/>
+      <w:bookmarkStart w:id="19" w:name="_Toc240369273"/>
       <w:r>
         <w:rPr>
           <w:rFonts w:ascii="Times New Roman" w:eastAsia="黑体" w:hAnsi="Times New Roman"/>
@@ -22163,7 +22127,7 @@
         </w:rPr>
         <w:lastRenderedPageBreak/>
         <w:drawing>
-          <wp:inline distT="0" distB="0" distL="0" distR="0" wp14:anchorId="30665C92" wp14:editId="61FA1199">
+          <wp:inline distT="0" distB="0" distL="0" distR="0" wp14:anchorId="75839DE5" wp14:editId="554D3DEC">
             <wp:extent cx="5580000" cy="4330080"/>
             <wp:effectExtent l="0" t="0" r="0" b="0"/>
             <wp:docPr id="43" name="Picture 43"/>
@@ -22414,7 +22378,7 @@
           <w:noProof/>
         </w:rPr>
         <w:drawing>
-          <wp:inline distT="0" distB="0" distL="0" distR="0" wp14:anchorId="5181FC23" wp14:editId="02B2B797">
+          <wp:inline distT="0" distB="0" distL="0" distR="0" wp14:anchorId="0F4D5796" wp14:editId="2525C898">
             <wp:extent cx="5580000" cy="1678464"/>
             <wp:effectExtent l="0" t="0" r="0" b="0"/>
             <wp:docPr id="44" name="Picture 44"/>
@@ -22570,7 +22534,7 @@
         </w:rPr>
         <w:lastRenderedPageBreak/>
         <w:drawing>
-          <wp:inline distT="0" distB="0" distL="0" distR="0" wp14:anchorId="1D39CC69" wp14:editId="4D63A699">
+          <wp:inline distT="0" distB="0" distL="0" distR="0" wp14:anchorId="358D446A" wp14:editId="07865E25">
             <wp:extent cx="5040000" cy="4500000"/>
             <wp:effectExtent l="0" t="0" r="0" b="0"/>
             <wp:docPr id="45" name="Picture 45"/>
@@ -22750,7 +22714,7 @@
         </w:rPr>
         <w:lastRenderedPageBreak/>
         <w:drawing>
-          <wp:inline distT="0" distB="0" distL="0" distR="0" wp14:anchorId="02FB0CE2" wp14:editId="7429F0A6">
+          <wp:inline distT="0" distB="0" distL="0" distR="0" wp14:anchorId="48D6576E" wp14:editId="61E4F452">
             <wp:extent cx="5040000" cy="4500000"/>
             <wp:effectExtent l="0" t="0" r="0" b="0"/>
             <wp:docPr id="46" name="Picture 46"/>
@@ -22899,7 +22863,7 @@
         <w:pStyle w:val="Heading2"/>
         <w:spacing w:before="240" w:after="120"/>
       </w:pPr>
-      <w:bookmarkStart w:id="20" w:name="_Toc240368529"/>
+      <w:bookmarkStart w:id="20" w:name="_Toc240369274"/>
       <w:r>
         <w:rPr>
           <w:rFonts w:ascii="Times New Roman" w:eastAsia="黑体" w:hAnsi="Times New Roman"/>
@@ -22957,7 +22921,7 @@
         </w:rPr>
         <w:lastRenderedPageBreak/>
         <w:drawing>
-          <wp:inline distT="0" distB="0" distL="0" distR="0" wp14:anchorId="0801F324" wp14:editId="4DD96699">
+          <wp:inline distT="0" distB="0" distL="0" distR="0" wp14:anchorId="277DD411" wp14:editId="213D67B2">
             <wp:extent cx="5040000" cy="4500000"/>
             <wp:effectExtent l="0" t="0" r="0" b="0"/>
             <wp:docPr id="47" name="Picture 47"/>
@@ -23125,7 +23089,7 @@
         </w:rPr>
         <w:lastRenderedPageBreak/>
         <w:drawing>
-          <wp:inline distT="0" distB="0" distL="0" distR="0" wp14:anchorId="2841D01A" wp14:editId="7FD94B16">
+          <wp:inline distT="0" distB="0" distL="0" distR="0" wp14:anchorId="4BBFD122" wp14:editId="18C6EB68">
             <wp:extent cx="4200000" cy="4500000"/>
             <wp:effectExtent l="0" t="0" r="0" b="0"/>
             <wp:docPr id="48" name="Picture 48"/>
@@ -23317,7 +23281,7 @@
         </w:rPr>
         <w:lastRenderedPageBreak/>
         <w:drawing>
-          <wp:inline distT="0" distB="0" distL="0" distR="0" wp14:anchorId="4E227C6F" wp14:editId="1C0C8877">
+          <wp:inline distT="0" distB="0" distL="0" distR="0" wp14:anchorId="2241B765" wp14:editId="4E256386">
             <wp:extent cx="5580000" cy="3260552"/>
             <wp:effectExtent l="0" t="0" r="0" b="0"/>
             <wp:docPr id="49" name="Picture 49"/>
@@ -23496,7 +23460,7 @@
           <w:noProof/>
         </w:rPr>
         <w:drawing>
-          <wp:inline distT="0" distB="0" distL="0" distR="0" wp14:anchorId="27DC046A" wp14:editId="3EA21F6A">
+          <wp:inline distT="0" distB="0" distL="0" distR="0" wp14:anchorId="0B67F09D" wp14:editId="2D865DD9">
             <wp:extent cx="5580000" cy="3268881"/>
             <wp:effectExtent l="0" t="0" r="0" b="0"/>
             <wp:docPr id="50" name="Picture 50"/>
@@ -23676,7 +23640,7 @@
         </w:rPr>
         <w:lastRenderedPageBreak/>
         <w:drawing>
-          <wp:inline distT="0" distB="0" distL="0" distR="0" wp14:anchorId="6C9BF53B" wp14:editId="361BBC77">
+          <wp:inline distT="0" distB="0" distL="0" distR="0" wp14:anchorId="16CB2B1F" wp14:editId="0B41FD36">
             <wp:extent cx="5000407" cy="4500000"/>
             <wp:effectExtent l="0" t="0" r="0" b="0"/>
             <wp:docPr id="51" name="Picture 51"/>
@@ -24144,31 +24108,31 @@
       </w:rPr>
     </w:lvl>
   </w:abstractNum>
-  <w:num w:numId="1" w16cid:durableId="1810706468">
+  <w:num w:numId="1" w16cid:durableId="245267981">
     <w:abstractNumId w:val="8"/>
   </w:num>
-  <w:num w:numId="2" w16cid:durableId="316107685">
+  <w:num w:numId="2" w16cid:durableId="1422339375">
     <w:abstractNumId w:val="6"/>
   </w:num>
-  <w:num w:numId="3" w16cid:durableId="1635409129">
+  <w:num w:numId="3" w16cid:durableId="371349162">
     <w:abstractNumId w:val="5"/>
   </w:num>
-  <w:num w:numId="4" w16cid:durableId="93674967">
+  <w:num w:numId="4" w16cid:durableId="387262437">
     <w:abstractNumId w:val="4"/>
   </w:num>
-  <w:num w:numId="5" w16cid:durableId="1498960134">
+  <w:num w:numId="5" w16cid:durableId="1116830553">
     <w:abstractNumId w:val="7"/>
   </w:num>
-  <w:num w:numId="6" w16cid:durableId="1410883051">
+  <w:num w:numId="6" w16cid:durableId="1997831482">
     <w:abstractNumId w:val="3"/>
   </w:num>
-  <w:num w:numId="7" w16cid:durableId="1689407505">
+  <w:num w:numId="7" w16cid:durableId="1170829217">
     <w:abstractNumId w:val="2"/>
   </w:num>
-  <w:num w:numId="8" w16cid:durableId="1808426409">
+  <w:num w:numId="8" w16cid:durableId="1358316618">
     <w:abstractNumId w:val="1"/>
   </w:num>
-  <w:num w:numId="9" w16cid:durableId="1230503992">
+  <w:num w:numId="9" w16cid:durableId="368116469">
     <w:abstractNumId w:val="0"/>
   </w:num>
 </w:numbering>
@@ -35584,7 +35548,7 @@
     <w:basedOn w:val="DefaultParagraphFont"/>
     <w:uiPriority w:val="99"/>
     <w:unhideWhenUsed/>
-    <w:rsid w:val="00B53C89"/>
+    <w:rsid w:val="00E933C7"/>
     <w:rPr>
       <w:color w:val="0000FF" w:themeColor="hyperlink"/>
       <w:u w:val="single"/>

--- a/checklist_tool/指导书与核查工具交叉验证报告.docx
+++ b/checklist_tool/指导书与核查工具交叉验证报告.docx
@@ -47,7 +47,7 @@
           <w:noProof/>
         </w:rPr>
         <w:drawing>
-          <wp:inline distT="0" distB="0" distL="0" distR="0" wp14:anchorId="54533079" wp14:editId="167769DA">
+          <wp:inline distT="0" distB="0" distL="0" distR="0" wp14:anchorId="70ECE2EE" wp14:editId="4ACAAF3C">
             <wp:extent cx="1440000" cy="1440000"/>
             <wp:effectExtent l="0" t="0" r="0" b="0"/>
             <wp:docPr id="1" name="Picture 1"/>
@@ -239,7 +239,7 @@
       <w:r>
         <w:fldChar w:fldCharType="separate"/>
       </w:r>
-      <w:hyperlink w:anchor="_Toc240369254" w:history="1">
+      <w:hyperlink w:anchor="_Toc240370377" w:history="1">
         <w:r>
           <w:rPr>
             <w:rStyle w:val="Hyperlink"/>
@@ -275,7 +275,7 @@
             <w:noProof/>
             <w:webHidden/>
           </w:rPr>
-          <w:instrText xml:space="preserve"> PAGEREF _Toc240369254 \h </w:instrText>
+          <w:instrText xml:space="preserve"> PAGEREF _Toc240370377 \h </w:instrText>
         </w:r>
         <w:r>
           <w:rPr>
@@ -320,7 +320,7 @@
           <w14:ligatures w14:val="standardContextual"/>
         </w:rPr>
       </w:pPr>
-      <w:hyperlink w:anchor="_Toc240369255" w:history="1">
+      <w:hyperlink w:anchor="_Toc240370378" w:history="1">
         <w:r>
           <w:rPr>
             <w:rStyle w:val="Hyperlink"/>
@@ -356,7 +356,7 @@
             <w:noProof/>
             <w:webHidden/>
           </w:rPr>
-          <w:instrText xml:space="preserve"> PAGEREF _Toc240369255 \h </w:instrText>
+          <w:instrText xml:space="preserve"> PAGEREF _Toc240370378 \h </w:instrText>
         </w:r>
         <w:r>
           <w:rPr>
@@ -401,7 +401,7 @@
           <w14:ligatures w14:val="standardContextual"/>
         </w:rPr>
       </w:pPr>
-      <w:hyperlink w:anchor="_Toc240369256" w:history="1">
+      <w:hyperlink w:anchor="_Toc240370379" w:history="1">
         <w:r>
           <w:rPr>
             <w:rStyle w:val="Hyperlink"/>
@@ -437,7 +437,7 @@
             <w:noProof/>
             <w:webHidden/>
           </w:rPr>
-          <w:instrText xml:space="preserve"> PAGEREF _Toc240369256 \h </w:instrText>
+          <w:instrText xml:space="preserve"> PAGEREF _Toc240370379 \h </w:instrText>
         </w:r>
         <w:r>
           <w:rPr>
@@ -482,7 +482,7 @@
           <w14:ligatures w14:val="standardContextual"/>
         </w:rPr>
       </w:pPr>
-      <w:hyperlink w:anchor="_Toc240369257" w:history="1">
+      <w:hyperlink w:anchor="_Toc240370380" w:history="1">
         <w:r>
           <w:rPr>
             <w:rStyle w:val="Hyperlink"/>
@@ -518,7 +518,7 @@
             <w:noProof/>
             <w:webHidden/>
           </w:rPr>
-          <w:instrText xml:space="preserve"> PAGEREF _Toc240369257 \h </w:instrText>
+          <w:instrText xml:space="preserve"> PAGEREF _Toc240370380 \h </w:instrText>
         </w:r>
         <w:r>
           <w:rPr>
@@ -563,7 +563,7 @@
           <w14:ligatures w14:val="standardContextual"/>
         </w:rPr>
       </w:pPr>
-      <w:hyperlink w:anchor="_Toc240369258" w:history="1">
+      <w:hyperlink w:anchor="_Toc240370381" w:history="1">
         <w:r>
           <w:rPr>
             <w:rStyle w:val="Hyperlink"/>
@@ -599,7 +599,7 @@
             <w:noProof/>
             <w:webHidden/>
           </w:rPr>
-          <w:instrText xml:space="preserve"> PAGEREF _Toc240369258 \h </w:instrText>
+          <w:instrText xml:space="preserve"> PAGEREF _Toc240370381 \h </w:instrText>
         </w:r>
         <w:r>
           <w:rPr>
@@ -632,7 +632,7 @@
     </w:p>
     <w:p>
       <w:pPr>
-        <w:pStyle w:val="TOC1"/>
+        <w:pStyle w:val="TOC2"/>
         <w:tabs>
           <w:tab w:val="right" w:leader="dot" w:pos="8302"/>
         </w:tabs>
@@ -644,14 +644,14 @@
           <w14:ligatures w14:val="standardContextual"/>
         </w:rPr>
       </w:pPr>
-      <w:hyperlink w:anchor="_Toc240369259" w:history="1">
+      <w:hyperlink w:anchor="_Toc240370382" w:history="1">
         <w:r>
           <w:rPr>
             <w:rStyle w:val="Hyperlink"/>
             <w:rFonts w:ascii="Times New Roman" w:eastAsia="黑体" w:hAnsi="Times New Roman"/>
             <w:noProof/>
           </w:rPr>
-          <w:t xml:space="preserve">3 </w:t>
+          <w:t xml:space="preserve">2.4 </w:t>
         </w:r>
         <w:r>
           <w:rPr>
@@ -659,7 +659,7 @@
             <w:rFonts w:ascii="Times New Roman" w:eastAsia="黑体" w:hAnsi="Times New Roman"/>
             <w:noProof/>
           </w:rPr>
-          <w:t>各章覆盖统计</w:t>
+          <w:t>验证范围与局限</w:t>
         </w:r>
         <w:r>
           <w:rPr>
@@ -680,7 +680,7 @@
             <w:noProof/>
             <w:webHidden/>
           </w:rPr>
-          <w:instrText xml:space="preserve"> PAGEREF _Toc240369259 \h </w:instrText>
+          <w:instrText xml:space="preserve"> PAGEREF _Toc240370382 \h </w:instrText>
         </w:r>
         <w:r>
           <w:rPr>
@@ -725,7 +725,88 @@
           <w14:ligatures w14:val="standardContextual"/>
         </w:rPr>
       </w:pPr>
-      <w:hyperlink w:anchor="_Toc240369260" w:history="1">
+      <w:hyperlink w:anchor="_Toc240370383" w:history="1">
+        <w:r>
+          <w:rPr>
+            <w:rStyle w:val="Hyperlink"/>
+            <w:rFonts w:ascii="Times New Roman" w:eastAsia="黑体" w:hAnsi="Times New Roman"/>
+            <w:noProof/>
+          </w:rPr>
+          <w:t xml:space="preserve">3 </w:t>
+        </w:r>
+        <w:r>
+          <w:rPr>
+            <w:rStyle w:val="Hyperlink"/>
+            <w:rFonts w:ascii="Times New Roman" w:eastAsia="黑体" w:hAnsi="Times New Roman"/>
+            <w:noProof/>
+          </w:rPr>
+          <w:t>各章覆盖统计</w:t>
+        </w:r>
+        <w:r>
+          <w:rPr>
+            <w:noProof/>
+            <w:webHidden/>
+          </w:rPr>
+          <w:tab/>
+        </w:r>
+        <w:r>
+          <w:rPr>
+            <w:noProof/>
+            <w:webHidden/>
+          </w:rPr>
+          <w:fldChar w:fldCharType="begin"/>
+        </w:r>
+        <w:r>
+          <w:rPr>
+            <w:noProof/>
+            <w:webHidden/>
+          </w:rPr>
+          <w:instrText xml:space="preserve"> PAGEREF _Toc240370383 \h </w:instrText>
+        </w:r>
+        <w:r>
+          <w:rPr>
+            <w:noProof/>
+            <w:webHidden/>
+          </w:rPr>
+        </w:r>
+        <w:r>
+          <w:rPr>
+            <w:noProof/>
+            <w:webHidden/>
+          </w:rPr>
+          <w:fldChar w:fldCharType="separate"/>
+        </w:r>
+        <w:r>
+          <w:rPr>
+            <w:noProof/>
+            <w:webHidden/>
+          </w:rPr>
+          <w:t>4</w:t>
+        </w:r>
+        <w:r>
+          <w:rPr>
+            <w:noProof/>
+            <w:webHidden/>
+          </w:rPr>
+          <w:fldChar w:fldCharType="end"/>
+        </w:r>
+      </w:hyperlink>
+    </w:p>
+    <w:p>
+      <w:pPr>
+        <w:pStyle w:val="TOC1"/>
+        <w:tabs>
+          <w:tab w:val="right" w:leader="dot" w:pos="8302"/>
+        </w:tabs>
+        <w:rPr>
+          <w:noProof/>
+          <w:kern w:val="2"/>
+          <w:szCs w:val="24"/>
+          <w:lang w:eastAsia="zh-CN"/>
+          <w14:ligatures w14:val="standardContextual"/>
+        </w:rPr>
+      </w:pPr>
+      <w:hyperlink w:anchor="_Toc240370384" w:history="1">
         <w:r>
           <w:rPr>
             <w:rStyle w:val="Hyperlink"/>
@@ -761,7 +842,7 @@
             <w:noProof/>
             <w:webHidden/>
           </w:rPr>
-          <w:instrText xml:space="preserve"> PAGEREF _Toc240369260 \h </w:instrText>
+          <w:instrText xml:space="preserve"> PAGEREF _Toc240370384 \h </w:instrText>
         </w:r>
         <w:r>
           <w:rPr>
@@ -781,7 +862,7 @@
             <w:noProof/>
             <w:webHidden/>
           </w:rPr>
-          <w:t>3</w:t>
+          <w:t>4</w:t>
         </w:r>
         <w:r>
           <w:rPr>
@@ -806,7 +887,7 @@
           <w14:ligatures w14:val="standardContextual"/>
         </w:rPr>
       </w:pPr>
-      <w:hyperlink w:anchor="_Toc240369261" w:history="1">
+      <w:hyperlink w:anchor="_Toc240370385" w:history="1">
         <w:r>
           <w:rPr>
             <w:rStyle w:val="Hyperlink"/>
@@ -842,7 +923,7 @@
             <w:noProof/>
             <w:webHidden/>
           </w:rPr>
-          <w:instrText xml:space="preserve"> PAGEREF _Toc240369261 \h </w:instrText>
+          <w:instrText xml:space="preserve"> PAGEREF _Toc240370385 \h </w:instrText>
         </w:r>
         <w:r>
           <w:rPr>
@@ -862,7 +943,7 @@
             <w:noProof/>
             <w:webHidden/>
           </w:rPr>
-          <w:t>3</w:t>
+          <w:t>4</w:t>
         </w:r>
         <w:r>
           <w:rPr>
@@ -887,7 +968,7 @@
           <w14:ligatures w14:val="standardContextual"/>
         </w:rPr>
       </w:pPr>
-      <w:hyperlink w:anchor="_Toc240369262" w:history="1">
+      <w:hyperlink w:anchor="_Toc240370386" w:history="1">
         <w:r>
           <w:rPr>
             <w:rStyle w:val="Hyperlink"/>
@@ -923,7 +1004,7 @@
             <w:noProof/>
             <w:webHidden/>
           </w:rPr>
-          <w:instrText xml:space="preserve"> PAGEREF _Toc240369262 \h </w:instrText>
+          <w:instrText xml:space="preserve"> PAGEREF _Toc240370386 \h </w:instrText>
         </w:r>
         <w:r>
           <w:rPr>
@@ -943,7 +1024,7 @@
             <w:noProof/>
             <w:webHidden/>
           </w:rPr>
-          <w:t>19</w:t>
+          <w:t>20</w:t>
         </w:r>
         <w:r>
           <w:rPr>
@@ -968,7 +1049,7 @@
           <w14:ligatures w14:val="standardContextual"/>
         </w:rPr>
       </w:pPr>
-      <w:hyperlink w:anchor="_Toc240369263" w:history="1">
+      <w:hyperlink w:anchor="_Toc240370387" w:history="1">
         <w:r>
           <w:rPr>
             <w:rStyle w:val="Hyperlink"/>
@@ -1004,7 +1085,7 @@
             <w:noProof/>
             <w:webHidden/>
           </w:rPr>
-          <w:instrText xml:space="preserve"> PAGEREF _Toc240369263 \h </w:instrText>
+          <w:instrText xml:space="preserve"> PAGEREF _Toc240370387 \h </w:instrText>
         </w:r>
         <w:r>
           <w:rPr>
@@ -1024,7 +1105,7 @@
             <w:noProof/>
             <w:webHidden/>
           </w:rPr>
-          <w:t>22</w:t>
+          <w:t>23</w:t>
         </w:r>
         <w:r>
           <w:rPr>
@@ -1049,7 +1130,7 @@
           <w14:ligatures w14:val="standardContextual"/>
         </w:rPr>
       </w:pPr>
-      <w:hyperlink w:anchor="_Toc240369264" w:history="1">
+      <w:hyperlink w:anchor="_Toc240370388" w:history="1">
         <w:r>
           <w:rPr>
             <w:rStyle w:val="Hyperlink"/>
@@ -1085,7 +1166,7 @@
             <w:noProof/>
             <w:webHidden/>
           </w:rPr>
-          <w:instrText xml:space="preserve"> PAGEREF _Toc240369264 \h </w:instrText>
+          <w:instrText xml:space="preserve"> PAGEREF _Toc240370388 \h </w:instrText>
         </w:r>
         <w:r>
           <w:rPr>
@@ -1105,7 +1186,7 @@
             <w:noProof/>
             <w:webHidden/>
           </w:rPr>
-          <w:t>24</w:t>
+          <w:t>25</w:t>
         </w:r>
         <w:r>
           <w:rPr>
@@ -1130,7 +1211,7 @@
           <w14:ligatures w14:val="standardContextual"/>
         </w:rPr>
       </w:pPr>
-      <w:hyperlink w:anchor="_Toc240369265" w:history="1">
+      <w:hyperlink w:anchor="_Toc240370389" w:history="1">
         <w:r>
           <w:rPr>
             <w:rStyle w:val="Hyperlink"/>
@@ -1166,7 +1247,7 @@
             <w:noProof/>
             <w:webHidden/>
           </w:rPr>
-          <w:instrText xml:space="preserve"> PAGEREF _Toc240369265 \h </w:instrText>
+          <w:instrText xml:space="preserve"> PAGEREF _Toc240370389 \h </w:instrText>
         </w:r>
         <w:r>
           <w:rPr>
@@ -1186,7 +1267,7 @@
             <w:noProof/>
             <w:webHidden/>
           </w:rPr>
-          <w:t>26</w:t>
+          <w:t>28</w:t>
         </w:r>
         <w:r>
           <w:rPr>
@@ -1211,7 +1292,7 @@
           <w14:ligatures w14:val="standardContextual"/>
         </w:rPr>
       </w:pPr>
-      <w:hyperlink w:anchor="_Toc240369266" w:history="1">
+      <w:hyperlink w:anchor="_Toc240370390" w:history="1">
         <w:r>
           <w:rPr>
             <w:rStyle w:val="Hyperlink"/>
@@ -1247,88 +1328,7 @@
             <w:noProof/>
             <w:webHidden/>
           </w:rPr>
-          <w:instrText xml:space="preserve"> PAGEREF _Toc240369266 \h </w:instrText>
-        </w:r>
-        <w:r>
-          <w:rPr>
-            <w:noProof/>
-            <w:webHidden/>
-          </w:rPr>
-        </w:r>
-        <w:r>
-          <w:rPr>
-            <w:noProof/>
-            <w:webHidden/>
-          </w:rPr>
-          <w:fldChar w:fldCharType="separate"/>
-        </w:r>
-        <w:r>
-          <w:rPr>
-            <w:noProof/>
-            <w:webHidden/>
-          </w:rPr>
-          <w:t>30</w:t>
-        </w:r>
-        <w:r>
-          <w:rPr>
-            <w:noProof/>
-            <w:webHidden/>
-          </w:rPr>
-          <w:fldChar w:fldCharType="end"/>
-        </w:r>
-      </w:hyperlink>
-    </w:p>
-    <w:p>
-      <w:pPr>
-        <w:pStyle w:val="TOC2"/>
-        <w:tabs>
-          <w:tab w:val="right" w:leader="dot" w:pos="8302"/>
-        </w:tabs>
-        <w:rPr>
-          <w:noProof/>
-          <w:kern w:val="2"/>
-          <w:szCs w:val="24"/>
-          <w:lang w:eastAsia="zh-CN"/>
-          <w14:ligatures w14:val="standardContextual"/>
-        </w:rPr>
-      </w:pPr>
-      <w:hyperlink w:anchor="_Toc240369267" w:history="1">
-        <w:r>
-          <w:rPr>
-            <w:rStyle w:val="Hyperlink"/>
-            <w:rFonts w:ascii="Times New Roman" w:eastAsia="黑体" w:hAnsi="Times New Roman"/>
-            <w:noProof/>
-          </w:rPr>
-          <w:t xml:space="preserve">4.7 </w:t>
-        </w:r>
-        <w:r>
-          <w:rPr>
-            <w:rStyle w:val="Hyperlink"/>
-            <w:rFonts w:ascii="Times New Roman" w:eastAsia="黑体" w:hAnsi="Times New Roman"/>
-            <w:noProof/>
-          </w:rPr>
-          <w:t>组织机构</w:t>
-        </w:r>
-        <w:r>
-          <w:rPr>
-            <w:noProof/>
-            <w:webHidden/>
-          </w:rPr>
-          <w:tab/>
-        </w:r>
-        <w:r>
-          <w:rPr>
-            <w:noProof/>
-            <w:webHidden/>
-          </w:rPr>
-          <w:fldChar w:fldCharType="begin"/>
-        </w:r>
-        <w:r>
-          <w:rPr>
-            <w:noProof/>
-            <w:webHidden/>
-          </w:rPr>
-          <w:instrText xml:space="preserve"> PAGEREF _Toc240369267 \h </w:instrText>
+          <w:instrText xml:space="preserve"> PAGEREF _Toc240370390 \h </w:instrText>
         </w:r>
         <w:r>
           <w:rPr>
@@ -1373,14 +1373,14 @@
           <w14:ligatures w14:val="standardContextual"/>
         </w:rPr>
       </w:pPr>
-      <w:hyperlink w:anchor="_Toc240369268" w:history="1">
+      <w:hyperlink w:anchor="_Toc240370391" w:history="1">
         <w:r>
           <w:rPr>
             <w:rStyle w:val="Hyperlink"/>
             <w:rFonts w:ascii="Times New Roman" w:eastAsia="黑体" w:hAnsi="Times New Roman"/>
             <w:noProof/>
           </w:rPr>
-          <w:t xml:space="preserve">4.8 </w:t>
+          <w:t xml:space="preserve">4.7 </w:t>
         </w:r>
         <w:r>
           <w:rPr>
@@ -1388,7 +1388,7 @@
             <w:rFonts w:ascii="Times New Roman" w:eastAsia="黑体" w:hAnsi="Times New Roman"/>
             <w:noProof/>
           </w:rPr>
-          <w:t>规章制度</w:t>
+          <w:t>组织机构</w:t>
         </w:r>
         <w:r>
           <w:rPr>
@@ -1409,7 +1409,7 @@
             <w:noProof/>
             <w:webHidden/>
           </w:rPr>
-          <w:instrText xml:space="preserve"> PAGEREF _Toc240369268 \h </w:instrText>
+          <w:instrText xml:space="preserve"> PAGEREF _Toc240370391 \h </w:instrText>
         </w:r>
         <w:r>
           <w:rPr>
@@ -1454,7 +1454,88 @@
           <w14:ligatures w14:val="standardContextual"/>
         </w:rPr>
       </w:pPr>
-      <w:hyperlink w:anchor="_Toc240369269" w:history="1">
+      <w:hyperlink w:anchor="_Toc240370392" w:history="1">
+        <w:r>
+          <w:rPr>
+            <w:rStyle w:val="Hyperlink"/>
+            <w:rFonts w:ascii="Times New Roman" w:eastAsia="黑体" w:hAnsi="Times New Roman"/>
+            <w:noProof/>
+          </w:rPr>
+          <w:t xml:space="preserve">4.8 </w:t>
+        </w:r>
+        <w:r>
+          <w:rPr>
+            <w:rStyle w:val="Hyperlink"/>
+            <w:rFonts w:ascii="Times New Roman" w:eastAsia="黑体" w:hAnsi="Times New Roman"/>
+            <w:noProof/>
+          </w:rPr>
+          <w:t>规章制度</w:t>
+        </w:r>
+        <w:r>
+          <w:rPr>
+            <w:noProof/>
+            <w:webHidden/>
+          </w:rPr>
+          <w:tab/>
+        </w:r>
+        <w:r>
+          <w:rPr>
+            <w:noProof/>
+            <w:webHidden/>
+          </w:rPr>
+          <w:fldChar w:fldCharType="begin"/>
+        </w:r>
+        <w:r>
+          <w:rPr>
+            <w:noProof/>
+            <w:webHidden/>
+          </w:rPr>
+          <w:instrText xml:space="preserve"> PAGEREF _Toc240370392 \h </w:instrText>
+        </w:r>
+        <w:r>
+          <w:rPr>
+            <w:noProof/>
+            <w:webHidden/>
+          </w:rPr>
+        </w:r>
+        <w:r>
+          <w:rPr>
+            <w:noProof/>
+            <w:webHidden/>
+          </w:rPr>
+          <w:fldChar w:fldCharType="separate"/>
+        </w:r>
+        <w:r>
+          <w:rPr>
+            <w:noProof/>
+            <w:webHidden/>
+          </w:rPr>
+          <w:t>33</w:t>
+        </w:r>
+        <w:r>
+          <w:rPr>
+            <w:noProof/>
+            <w:webHidden/>
+          </w:rPr>
+          <w:fldChar w:fldCharType="end"/>
+        </w:r>
+      </w:hyperlink>
+    </w:p>
+    <w:p>
+      <w:pPr>
+        <w:pStyle w:val="TOC2"/>
+        <w:tabs>
+          <w:tab w:val="right" w:leader="dot" w:pos="8302"/>
+        </w:tabs>
+        <w:rPr>
+          <w:noProof/>
+          <w:kern w:val="2"/>
+          <w:szCs w:val="24"/>
+          <w:lang w:eastAsia="zh-CN"/>
+          <w14:ligatures w14:val="standardContextual"/>
+        </w:rPr>
+      </w:pPr>
+      <w:hyperlink w:anchor="_Toc240370393" w:history="1">
         <w:r>
           <w:rPr>
             <w:rStyle w:val="Hyperlink"/>
@@ -1490,7 +1571,7 @@
             <w:noProof/>
             <w:webHidden/>
           </w:rPr>
-          <w:instrText xml:space="preserve"> PAGEREF _Toc240369269 \h </w:instrText>
+          <w:instrText xml:space="preserve"> PAGEREF _Toc240370393 \h </w:instrText>
         </w:r>
         <w:r>
           <w:rPr>
@@ -1510,7 +1591,7 @@
             <w:noProof/>
             <w:webHidden/>
           </w:rPr>
-          <w:t>32</w:t>
+          <w:t>33</w:t>
         </w:r>
         <w:r>
           <w:rPr>
@@ -1535,7 +1616,7 @@
           <w14:ligatures w14:val="standardContextual"/>
         </w:rPr>
       </w:pPr>
-      <w:hyperlink w:anchor="_Toc240369270" w:history="1">
+      <w:hyperlink w:anchor="_Toc240370394" w:history="1">
         <w:r>
           <w:rPr>
             <w:rStyle w:val="Hyperlink"/>
@@ -1571,88 +1652,7 @@
             <w:noProof/>
             <w:webHidden/>
           </w:rPr>
-          <w:instrText xml:space="preserve"> PAGEREF _Toc240369270 \h </w:instrText>
-        </w:r>
-        <w:r>
-          <w:rPr>
-            <w:noProof/>
-            <w:webHidden/>
-          </w:rPr>
-        </w:r>
-        <w:r>
-          <w:rPr>
-            <w:noProof/>
-            <w:webHidden/>
-          </w:rPr>
-          <w:fldChar w:fldCharType="separate"/>
-        </w:r>
-        <w:r>
-          <w:rPr>
-            <w:noProof/>
-            <w:webHidden/>
-          </w:rPr>
-          <w:t>33</w:t>
-        </w:r>
-        <w:r>
-          <w:rPr>
-            <w:noProof/>
-            <w:webHidden/>
-          </w:rPr>
-          <w:fldChar w:fldCharType="end"/>
-        </w:r>
-      </w:hyperlink>
-    </w:p>
-    <w:p>
-      <w:pPr>
-        <w:pStyle w:val="TOC1"/>
-        <w:tabs>
-          <w:tab w:val="right" w:leader="dot" w:pos="8302"/>
-        </w:tabs>
-        <w:rPr>
-          <w:noProof/>
-          <w:kern w:val="2"/>
-          <w:szCs w:val="24"/>
-          <w:lang w:eastAsia="zh-CN"/>
-          <w14:ligatures w14:val="standardContextual"/>
-        </w:rPr>
-      </w:pPr>
-      <w:hyperlink w:anchor="_Toc240369271" w:history="1">
-        <w:r>
-          <w:rPr>
-            <w:rStyle w:val="Hyperlink"/>
-            <w:rFonts w:ascii="Times New Roman" w:eastAsia="黑体" w:hAnsi="Times New Roman"/>
-            <w:noProof/>
-          </w:rPr>
-          <w:t xml:space="preserve">5 </w:t>
-        </w:r>
-        <w:r>
-          <w:rPr>
-            <w:rStyle w:val="Hyperlink"/>
-            <w:rFonts w:ascii="Times New Roman" w:eastAsia="黑体" w:hAnsi="Times New Roman"/>
-            <w:noProof/>
-          </w:rPr>
-          <w:t>说明</w:t>
-        </w:r>
-        <w:r>
-          <w:rPr>
-            <w:noProof/>
-            <w:webHidden/>
-          </w:rPr>
-          <w:tab/>
-        </w:r>
-        <w:r>
-          <w:rPr>
-            <w:noProof/>
-            <w:webHidden/>
-          </w:rPr>
-          <w:fldChar w:fldCharType="begin"/>
-        </w:r>
-        <w:r>
-          <w:rPr>
-            <w:noProof/>
-            <w:webHidden/>
-          </w:rPr>
-          <w:instrText xml:space="preserve"> PAGEREF _Toc240369271 \h </w:instrText>
+          <w:instrText xml:space="preserve"> PAGEREF _Toc240370394 \h </w:instrText>
         </w:r>
         <w:r>
           <w:rPr>
@@ -1697,7 +1697,88 @@
           <w14:ligatures w14:val="standardContextual"/>
         </w:rPr>
       </w:pPr>
-      <w:hyperlink w:anchor="_Toc240369272" w:history="1">
+      <w:hyperlink w:anchor="_Toc240370395" w:history="1">
+        <w:r>
+          <w:rPr>
+            <w:rStyle w:val="Hyperlink"/>
+            <w:rFonts w:ascii="Times New Roman" w:eastAsia="黑体" w:hAnsi="Times New Roman"/>
+            <w:noProof/>
+          </w:rPr>
+          <w:t xml:space="preserve">5 </w:t>
+        </w:r>
+        <w:r>
+          <w:rPr>
+            <w:rStyle w:val="Hyperlink"/>
+            <w:rFonts w:ascii="Times New Roman" w:eastAsia="黑体" w:hAnsi="Times New Roman"/>
+            <w:noProof/>
+          </w:rPr>
+          <w:t>说明</w:t>
+        </w:r>
+        <w:r>
+          <w:rPr>
+            <w:noProof/>
+            <w:webHidden/>
+          </w:rPr>
+          <w:tab/>
+        </w:r>
+        <w:r>
+          <w:rPr>
+            <w:noProof/>
+            <w:webHidden/>
+          </w:rPr>
+          <w:fldChar w:fldCharType="begin"/>
+        </w:r>
+        <w:r>
+          <w:rPr>
+            <w:noProof/>
+            <w:webHidden/>
+          </w:rPr>
+          <w:instrText xml:space="preserve"> PAGEREF _Toc240370395 \h </w:instrText>
+        </w:r>
+        <w:r>
+          <w:rPr>
+            <w:noProof/>
+            <w:webHidden/>
+          </w:rPr>
+        </w:r>
+        <w:r>
+          <w:rPr>
+            <w:noProof/>
+            <w:webHidden/>
+          </w:rPr>
+          <w:fldChar w:fldCharType="separate"/>
+        </w:r>
+        <w:r>
+          <w:rPr>
+            <w:noProof/>
+            <w:webHidden/>
+          </w:rPr>
+          <w:t>35</w:t>
+        </w:r>
+        <w:r>
+          <w:rPr>
+            <w:noProof/>
+            <w:webHidden/>
+          </w:rPr>
+          <w:fldChar w:fldCharType="end"/>
+        </w:r>
+      </w:hyperlink>
+    </w:p>
+    <w:p>
+      <w:pPr>
+        <w:pStyle w:val="TOC1"/>
+        <w:tabs>
+          <w:tab w:val="right" w:leader="dot" w:pos="8302"/>
+        </w:tabs>
+        <w:rPr>
+          <w:noProof/>
+          <w:kern w:val="2"/>
+          <w:szCs w:val="24"/>
+          <w:lang w:eastAsia="zh-CN"/>
+          <w14:ligatures w14:val="standardContextual"/>
+        </w:rPr>
+      </w:pPr>
+      <w:hyperlink w:anchor="_Toc240370396" w:history="1">
         <w:r>
           <w:rPr>
             <w:rStyle w:val="Hyperlink"/>
@@ -1733,7 +1814,7 @@
             <w:noProof/>
             <w:webHidden/>
           </w:rPr>
-          <w:instrText xml:space="preserve"> PAGEREF _Toc240369272 \h </w:instrText>
+          <w:instrText xml:space="preserve"> PAGEREF _Toc240370396 \h </w:instrText>
         </w:r>
         <w:r>
           <w:rPr>
@@ -1753,7 +1834,7 @@
             <w:noProof/>
             <w:webHidden/>
           </w:rPr>
-          <w:t>34</w:t>
+          <w:t>35</w:t>
         </w:r>
         <w:r>
           <w:rPr>
@@ -1778,7 +1859,7 @@
           <w14:ligatures w14:val="standardContextual"/>
         </w:rPr>
       </w:pPr>
-      <w:hyperlink w:anchor="_Toc240369273" w:history="1">
+      <w:hyperlink w:anchor="_Toc240370397" w:history="1">
         <w:r>
           <w:rPr>
             <w:rStyle w:val="Hyperlink"/>
@@ -1814,7 +1895,7 @@
             <w:noProof/>
             <w:webHidden/>
           </w:rPr>
-          <w:instrText xml:space="preserve"> PAGEREF _Toc240369273 \h </w:instrText>
+          <w:instrText xml:space="preserve"> PAGEREF _Toc240370397 \h </w:instrText>
         </w:r>
         <w:r>
           <w:rPr>
@@ -1834,7 +1915,7 @@
             <w:noProof/>
             <w:webHidden/>
           </w:rPr>
-          <w:t>34</w:t>
+          <w:t>35</w:t>
         </w:r>
         <w:r>
           <w:rPr>
@@ -1859,7 +1940,7 @@
           <w14:ligatures w14:val="standardContextual"/>
         </w:rPr>
       </w:pPr>
-      <w:hyperlink w:anchor="_Toc240369274" w:history="1">
+      <w:hyperlink w:anchor="_Toc240370398" w:history="1">
         <w:r>
           <w:rPr>
             <w:rStyle w:val="Hyperlink"/>
@@ -1895,7 +1976,7 @@
             <w:noProof/>
             <w:webHidden/>
           </w:rPr>
-          <w:instrText xml:space="preserve"> PAGEREF _Toc240369274 \h </w:instrText>
+          <w:instrText xml:space="preserve"> PAGEREF _Toc240370398 \h </w:instrText>
         </w:r>
         <w:r>
           <w:rPr>
@@ -1915,7 +1996,7 @@
             <w:noProof/>
             <w:webHidden/>
           </w:rPr>
-          <w:t>37</w:t>
+          <w:t>38</w:t>
         </w:r>
         <w:r>
           <w:rPr>
@@ -2360,7 +2441,7 @@
         <w:pStyle w:val="Heading1"/>
         <w:spacing w:before="240" w:after="120"/>
       </w:pPr>
-      <w:bookmarkStart w:id="0" w:name="_Toc240369254"/>
+      <w:bookmarkStart w:id="0" w:name="_Toc240370377"/>
       <w:r>
         <w:rPr>
           <w:rFonts w:ascii="Times New Roman" w:eastAsia="黑体" w:hAnsi="Times New Roman"/>
@@ -2724,29 +2805,59 @@
         <w:t xml:space="preserve">94 </w:t>
       </w:r>
       <w:r>
-        <w:t>项由工具执行核查：</w:t>
-      </w:r>
-      <w:r>
-        <w:t xml:space="preserve">43 </w:t>
-      </w:r>
-      <w:r>
-        <w:t>项工具直接给出合格或不合格判定，</w:t>
+        <w:t>项可由核查工具执行：其中</w:t>
+      </w:r>
+      <w:r>
+        <w:t xml:space="preserve"> 43 </w:t>
+      </w:r>
+      <w:r>
+        <w:t>项工具直接给出合格或不合格判定（占</w:t>
+      </w:r>
+      <w:r>
+        <w:t xml:space="preserve"> 31.6%</w:t>
+      </w:r>
+      <w:r>
+        <w:t>），</w:t>
       </w:r>
       <w:r>
         <w:t xml:space="preserve">51 </w:t>
       </w:r>
       <w:r>
-        <w:t>项脚本已执行核查、结论需结合设备台账或现场情况确认。其余</w:t>
-      </w:r>
-      <w:r>
-        <w:t xml:space="preserve"> </w:t>
+        <w:t>项脚本完成检测后仍需结合设备台账或现</w:t>
       </w:r>
       <w:r>
         <w:lastRenderedPageBreak/>
-        <w:t xml:space="preserve">42 </w:t>
-      </w:r>
-      <w:r>
-        <w:t>项属现场查看、文档调阅或实测验证类，由人工按同一套判定规则完成并留存证据。</w:t>
+        <w:t>场情况确认结论（占</w:t>
+      </w:r>
+      <w:r>
+        <w:t xml:space="preserve"> 37.5%</w:t>
+      </w:r>
+      <w:r>
+        <w:t>）。其余</w:t>
+      </w:r>
+      <w:r>
+        <w:t xml:space="preserve"> 42 </w:t>
+      </w:r>
+      <w:r>
+        <w:t>项（占</w:t>
+      </w:r>
+      <w:r>
+        <w:t xml:space="preserve"> 30.9%</w:t>
+      </w:r>
+      <w:r>
+        <w:t>）属现场查看、文档调阅或实测验证类，按标准要求由人工完成核查并留存证据，不属于工具能力缺陷。阅读本报告时需注意：</w:t>
+      </w:r>
+      <w:r>
+        <w:t xml:space="preserve">94 </w:t>
+      </w:r>
+      <w:r>
+        <w:t>项表示工具可执行核查的范围，能直接给出判定的为</w:t>
+      </w:r>
+      <w:r>
+        <w:t xml:space="preserve"> 43 </w:t>
+      </w:r>
+      <w:r>
+        <w:t>项，二者含义不同。</w:t>
       </w:r>
     </w:p>
     <w:p>
@@ -2754,7 +2865,7 @@
         <w:pStyle w:val="Heading1"/>
         <w:spacing w:before="240" w:after="120"/>
       </w:pPr>
-      <w:bookmarkStart w:id="1" w:name="_Toc240369255"/>
+      <w:bookmarkStart w:id="1" w:name="_Toc240370378"/>
       <w:r>
         <w:rPr>
           <w:rFonts w:ascii="Times New Roman" w:eastAsia="黑体" w:hAnsi="Times New Roman"/>
@@ -2778,7 +2889,7 @@
         <w:pStyle w:val="Heading2"/>
         <w:spacing w:before="240" w:after="120"/>
       </w:pPr>
-      <w:bookmarkStart w:id="2" w:name="_Toc240369256"/>
+      <w:bookmarkStart w:id="2" w:name="_Toc240370379"/>
       <w:r>
         <w:rPr>
           <w:rFonts w:ascii="Times New Roman" w:eastAsia="黑体" w:hAnsi="Times New Roman"/>
@@ -2972,7 +3083,7 @@
         <w:pStyle w:val="Heading2"/>
         <w:spacing w:before="240" w:after="120"/>
       </w:pPr>
-      <w:bookmarkStart w:id="3" w:name="_Toc240369257"/>
+      <w:bookmarkStart w:id="3" w:name="_Toc240370380"/>
       <w:r>
         <w:rPr>
           <w:rFonts w:ascii="Times New Roman" w:eastAsia="黑体" w:hAnsi="Times New Roman"/>
@@ -3005,7 +3116,7 @@
         <w:pStyle w:val="Heading2"/>
         <w:spacing w:before="240" w:after="120"/>
       </w:pPr>
-      <w:bookmarkStart w:id="4" w:name="_Toc240369258"/>
+      <w:bookmarkStart w:id="4" w:name="_Toc240370381"/>
       <w:r>
         <w:rPr>
           <w:rFonts w:ascii="Times New Roman" w:eastAsia="黑体" w:hAnsi="Times New Roman"/>
@@ -3195,6 +3306,7 @@
               <w:rPr>
                 <w:sz w:val="21"/>
               </w:rPr>
+              <w:lastRenderedPageBreak/>
               <w:t>需人工核查</w:t>
             </w:r>
           </w:p>
@@ -3216,26 +3328,25 @@
     </w:tbl>
     <w:p>
       <w:pPr>
-        <w:pStyle w:val="Heading1"/>
+        <w:pStyle w:val="Heading2"/>
         <w:spacing w:before="240" w:after="120"/>
       </w:pPr>
-      <w:bookmarkStart w:id="5" w:name="_Toc240369259"/>
+      <w:bookmarkStart w:id="5" w:name="_Toc240370382"/>
       <w:r>
         <w:rPr>
           <w:rFonts w:ascii="Times New Roman" w:eastAsia="黑体" w:hAnsi="Times New Roman"/>
           <w:color w:val="000000"/>
-          <w:sz w:val="32"/>
-        </w:rPr>
-        <w:lastRenderedPageBreak/>
-        <w:t xml:space="preserve">3 </w:t>
+          <w:sz w:val="28"/>
+        </w:rPr>
+        <w:t xml:space="preserve">2.4 </w:t>
       </w:r>
       <w:r>
         <w:rPr>
           <w:rFonts w:ascii="Times New Roman" w:eastAsia="黑体" w:hAnsi="Times New Roman"/>
           <w:color w:val="000000"/>
-          <w:sz w:val="32"/>
-        </w:rPr>
-        <w:t>各章覆盖统计</w:t>
+          <w:sz w:val="28"/>
+        </w:rPr>
+        <w:t>验证范围与局限</w:t>
       </w:r>
       <w:bookmarkEnd w:id="5"/>
     </w:p>
@@ -3245,13 +3356,13 @@
         <w:ind w:firstLineChars="200" w:firstLine="480"/>
       </w:pPr>
       <w:r>
-        <w:t>各章检查项的验证结论分布见表</w:t>
+        <w:t>本次验证的实测环境与覆盖范围见表</w:t>
       </w:r>
       <w:r>
         <w:t xml:space="preserve"> 3</w:t>
       </w:r>
       <w:r>
-        <w:t>，据此可判断自动化核查能力在各章之间的差异。</w:t>
+        <w:t>，据此界定结论的适用范围。</w:t>
       </w:r>
     </w:p>
     <w:p>
@@ -3275,6 +3386,862 @@
           <w:sz w:val="21"/>
         </w:rPr>
         <w:t xml:space="preserve"> 3</w:t>
+      </w:r>
+      <w:r>
+        <w:rPr>
+          <w:rFonts w:eastAsia="黑体"/>
+          <w:b/>
+          <w:sz w:val="21"/>
+        </w:rPr>
+        <w:t xml:space="preserve">　实测环境与覆盖范围</w:t>
+      </w:r>
+    </w:p>
+    <w:tbl>
+      <w:tblPr>
+        <w:tblStyle w:val="TableGrid"/>
+        <w:tblW w:w="0" w:type="auto"/>
+        <w:tblLook w:val="04A0" w:firstRow="1" w:lastRow="0" w:firstColumn="1" w:lastColumn="0" w:noHBand="0" w:noVBand="1"/>
+      </w:tblPr>
+      <w:tblGrid>
+        <w:gridCol w:w="2771"/>
+        <w:gridCol w:w="2771"/>
+        <w:gridCol w:w="2771"/>
+      </w:tblGrid>
+      <w:tr>
+        <w:trPr>
+          <w:cantSplit/>
+          <w:tblHeader/>
+        </w:trPr>
+        <w:tc>
+          <w:tcPr>
+            <w:tcW w:w="2771" w:type="dxa"/>
+          </w:tcPr>
+          <w:p>
+            <w:pPr>
+              <w:keepNext/>
+            </w:pPr>
+            <w:r>
+              <w:rPr>
+                <w:b/>
+                <w:sz w:val="21"/>
+              </w:rPr>
+              <w:t>对象</w:t>
+            </w:r>
+          </w:p>
+        </w:tc>
+        <w:tc>
+          <w:tcPr>
+            <w:tcW w:w="2771" w:type="dxa"/>
+          </w:tcPr>
+          <w:p>
+            <w:pPr>
+              <w:keepNext/>
+            </w:pPr>
+            <w:r>
+              <w:rPr>
+                <w:b/>
+                <w:sz w:val="21"/>
+              </w:rPr>
+              <w:t>实测环境</w:t>
+            </w:r>
+          </w:p>
+        </w:tc>
+        <w:tc>
+          <w:tcPr>
+            <w:tcW w:w="2771" w:type="dxa"/>
+          </w:tcPr>
+          <w:p>
+            <w:pPr>
+              <w:keepNext/>
+            </w:pPr>
+            <w:r>
+              <w:rPr>
+                <w:b/>
+                <w:sz w:val="21"/>
+              </w:rPr>
+              <w:t>本次验证情况</w:t>
+            </w:r>
+          </w:p>
+        </w:tc>
+      </w:tr>
+      <w:tr>
+        <w:trPr>
+          <w:cantSplit/>
+        </w:trPr>
+        <w:tc>
+          <w:tcPr>
+            <w:tcW w:w="2771" w:type="dxa"/>
+          </w:tcPr>
+          <w:p>
+            <w:r>
+              <w:rPr>
+                <w:sz w:val="21"/>
+              </w:rPr>
+              <w:t>操作系统</w:t>
+            </w:r>
+          </w:p>
+        </w:tc>
+        <w:tc>
+          <w:tcPr>
+            <w:tcW w:w="2771" w:type="dxa"/>
+          </w:tcPr>
+          <w:p>
+            <w:r>
+              <w:rPr>
+                <w:sz w:val="21"/>
+              </w:rPr>
+              <w:t xml:space="preserve">Windows 10 </w:t>
+            </w:r>
+            <w:r>
+              <w:rPr>
+                <w:sz w:val="21"/>
+              </w:rPr>
+              <w:t>专业版（本机）</w:t>
+            </w:r>
+          </w:p>
+        </w:tc>
+        <w:tc>
+          <w:tcPr>
+            <w:tcW w:w="2771" w:type="dxa"/>
+          </w:tcPr>
+          <w:p>
+            <w:r>
+              <w:rPr>
+                <w:sz w:val="21"/>
+              </w:rPr>
+              <w:t>脚本实跑，</w:t>
+            </w:r>
+            <w:r>
+              <w:rPr>
+                <w:sz w:val="21"/>
+              </w:rPr>
+              <w:t xml:space="preserve">139 </w:t>
+            </w:r>
+            <w:r>
+              <w:rPr>
+                <w:sz w:val="21"/>
+              </w:rPr>
+              <w:t>项判定全部产出</w:t>
+            </w:r>
+          </w:p>
+        </w:tc>
+      </w:tr>
+      <w:tr>
+        <w:trPr>
+          <w:cantSplit/>
+        </w:trPr>
+        <w:tc>
+          <w:tcPr>
+            <w:tcW w:w="2771" w:type="dxa"/>
+          </w:tcPr>
+          <w:p>
+            <w:r>
+              <w:rPr>
+                <w:sz w:val="21"/>
+              </w:rPr>
+              <w:t>操作系统</w:t>
+            </w:r>
+          </w:p>
+        </w:tc>
+        <w:tc>
+          <w:tcPr>
+            <w:tcW w:w="2771" w:type="dxa"/>
+          </w:tcPr>
+          <w:p>
+            <w:r>
+              <w:rPr>
+                <w:sz w:val="21"/>
+              </w:rPr>
+              <w:t>银河麒麟</w:t>
+            </w:r>
+            <w:r>
+              <w:rPr>
+                <w:sz w:val="21"/>
+              </w:rPr>
+              <w:t xml:space="preserve"> V10 </w:t>
+            </w:r>
+            <w:r>
+              <w:rPr>
+                <w:sz w:val="21"/>
+              </w:rPr>
+              <w:t>靶机</w:t>
+            </w:r>
+          </w:p>
+        </w:tc>
+        <w:tc>
+          <w:tcPr>
+            <w:tcW w:w="2771" w:type="dxa"/>
+          </w:tcPr>
+          <w:p>
+            <w:r>
+              <w:rPr>
+                <w:sz w:val="21"/>
+              </w:rPr>
+              <w:t>脚本实跑，</w:t>
+            </w:r>
+            <w:r>
+              <w:rPr>
+                <w:sz w:val="21"/>
+              </w:rPr>
+              <w:t xml:space="preserve">139 </w:t>
+            </w:r>
+            <w:r>
+              <w:rPr>
+                <w:sz w:val="21"/>
+              </w:rPr>
+              <w:t>项判定全部产出</w:t>
+            </w:r>
+          </w:p>
+        </w:tc>
+      </w:tr>
+      <w:tr>
+        <w:trPr>
+          <w:cantSplit/>
+        </w:trPr>
+        <w:tc>
+          <w:tcPr>
+            <w:tcW w:w="2771" w:type="dxa"/>
+          </w:tcPr>
+          <w:p>
+            <w:r>
+              <w:rPr>
+                <w:sz w:val="21"/>
+              </w:rPr>
+              <w:t>数据库</w:t>
+            </w:r>
+          </w:p>
+        </w:tc>
+        <w:tc>
+          <w:tcPr>
+            <w:tcW w:w="2771" w:type="dxa"/>
+          </w:tcPr>
+          <w:p>
+            <w:r>
+              <w:rPr>
+                <w:sz w:val="21"/>
+              </w:rPr>
+              <w:t>MySQL / MariaDB 10.3.39</w:t>
+            </w:r>
+            <w:r>
+              <w:rPr>
+                <w:sz w:val="21"/>
+              </w:rPr>
+              <w:t>（麒麟靶机）</w:t>
+            </w:r>
+          </w:p>
+        </w:tc>
+        <w:tc>
+          <w:tcPr>
+            <w:tcW w:w="2771" w:type="dxa"/>
+          </w:tcPr>
+          <w:p>
+            <w:r>
+              <w:rPr>
+                <w:sz w:val="21"/>
+              </w:rPr>
+              <w:t>脚本实跑，</w:t>
+            </w:r>
+            <w:r>
+              <w:rPr>
+                <w:sz w:val="21"/>
+              </w:rPr>
+              <w:t xml:space="preserve">19 </w:t>
+            </w:r>
+            <w:r>
+              <w:rPr>
+                <w:sz w:val="21"/>
+              </w:rPr>
+              <w:t>项判定全部产出</w:t>
+            </w:r>
+          </w:p>
+        </w:tc>
+      </w:tr>
+      <w:tr>
+        <w:trPr>
+          <w:cantSplit/>
+        </w:trPr>
+        <w:tc>
+          <w:tcPr>
+            <w:tcW w:w="2771" w:type="dxa"/>
+          </w:tcPr>
+          <w:p>
+            <w:r>
+              <w:rPr>
+                <w:sz w:val="21"/>
+              </w:rPr>
+              <w:t>数据库</w:t>
+            </w:r>
+          </w:p>
+        </w:tc>
+        <w:tc>
+          <w:tcPr>
+            <w:tcW w:w="2771" w:type="dxa"/>
+          </w:tcPr>
+          <w:p>
+            <w:r>
+              <w:rPr>
+                <w:sz w:val="21"/>
+              </w:rPr>
+              <w:t>Redis</w:t>
+            </w:r>
+            <w:r>
+              <w:rPr>
+                <w:sz w:val="21"/>
+              </w:rPr>
+              <w:t>（麒麟靶机）</w:t>
+            </w:r>
+          </w:p>
+        </w:tc>
+        <w:tc>
+          <w:tcPr>
+            <w:tcW w:w="2771" w:type="dxa"/>
+          </w:tcPr>
+          <w:p>
+            <w:r>
+              <w:rPr>
+                <w:sz w:val="21"/>
+              </w:rPr>
+              <w:t>脚本实跑，</w:t>
+            </w:r>
+            <w:r>
+              <w:rPr>
+                <w:sz w:val="21"/>
+              </w:rPr>
+              <w:t xml:space="preserve">16 </w:t>
+            </w:r>
+            <w:r>
+              <w:rPr>
+                <w:sz w:val="21"/>
+              </w:rPr>
+              <w:t>项判定全部产出</w:t>
+            </w:r>
+          </w:p>
+        </w:tc>
+      </w:tr>
+      <w:tr>
+        <w:trPr>
+          <w:cantSplit/>
+        </w:trPr>
+        <w:tc>
+          <w:tcPr>
+            <w:tcW w:w="2771" w:type="dxa"/>
+          </w:tcPr>
+          <w:p>
+            <w:r>
+              <w:rPr>
+                <w:sz w:val="21"/>
+              </w:rPr>
+              <w:t>数据库</w:t>
+            </w:r>
+          </w:p>
+        </w:tc>
+        <w:tc>
+          <w:tcPr>
+            <w:tcW w:w="2771" w:type="dxa"/>
+          </w:tcPr>
+          <w:p>
+            <w:r>
+              <w:rPr>
+                <w:sz w:val="21"/>
+              </w:rPr>
+              <w:t>SQL Server 16.0.4265.3</w:t>
+            </w:r>
+            <w:r>
+              <w:rPr>
+                <w:sz w:val="21"/>
+              </w:rPr>
+              <w:t>（</w:t>
+            </w:r>
+            <w:r>
+              <w:rPr>
+                <w:sz w:val="21"/>
+              </w:rPr>
+              <w:t xml:space="preserve">Windows </w:t>
+            </w:r>
+            <w:r>
+              <w:rPr>
+                <w:sz w:val="21"/>
+              </w:rPr>
+              <w:t>本机）</w:t>
+            </w:r>
+          </w:p>
+        </w:tc>
+        <w:tc>
+          <w:tcPr>
+            <w:tcW w:w="2771" w:type="dxa"/>
+          </w:tcPr>
+          <w:p>
+            <w:r>
+              <w:rPr>
+                <w:sz w:val="21"/>
+              </w:rPr>
+              <w:t>脚本实跑，</w:t>
+            </w:r>
+            <w:r>
+              <w:rPr>
+                <w:sz w:val="21"/>
+              </w:rPr>
+              <w:t xml:space="preserve">18 </w:t>
+            </w:r>
+            <w:r>
+              <w:rPr>
+                <w:sz w:val="21"/>
+              </w:rPr>
+              <w:t>项判定全部产出</w:t>
+            </w:r>
+          </w:p>
+        </w:tc>
+      </w:tr>
+      <w:tr>
+        <w:trPr>
+          <w:cantSplit/>
+        </w:trPr>
+        <w:tc>
+          <w:tcPr>
+            <w:tcW w:w="2771" w:type="dxa"/>
+          </w:tcPr>
+          <w:p>
+            <w:r>
+              <w:rPr>
+                <w:sz w:val="21"/>
+              </w:rPr>
+              <w:t>数据库</w:t>
+            </w:r>
+          </w:p>
+        </w:tc>
+        <w:tc>
+          <w:tcPr>
+            <w:tcW w:w="2771" w:type="dxa"/>
+          </w:tcPr>
+          <w:p>
+            <w:r>
+              <w:rPr>
+                <w:sz w:val="21"/>
+              </w:rPr>
+              <w:t>达梦</w:t>
+            </w:r>
+            <w:r>
+              <w:rPr>
+                <w:sz w:val="21"/>
+              </w:rPr>
+              <w:t xml:space="preserve"> DM8</w:t>
+            </w:r>
+          </w:p>
+        </w:tc>
+        <w:tc>
+          <w:tcPr>
+            <w:tcW w:w="2771" w:type="dxa"/>
+          </w:tcPr>
+          <w:p>
+            <w:r>
+              <w:rPr>
+                <w:sz w:val="21"/>
+              </w:rPr>
+              <w:t>环境缺</w:t>
+            </w:r>
+            <w:r>
+              <w:rPr>
+                <w:sz w:val="21"/>
+              </w:rPr>
+              <w:t xml:space="preserve"> disql </w:t>
+            </w:r>
+            <w:r>
+              <w:rPr>
+                <w:sz w:val="21"/>
+              </w:rPr>
+              <w:t>客户端，</w:t>
+            </w:r>
+            <w:r>
+              <w:rPr>
+                <w:sz w:val="21"/>
+              </w:rPr>
+              <w:t xml:space="preserve">19 </w:t>
+            </w:r>
+            <w:r>
+              <w:rPr>
+                <w:sz w:val="21"/>
+              </w:rPr>
+              <w:t>项按不适用处理，未实测</w:t>
+            </w:r>
+          </w:p>
+        </w:tc>
+      </w:tr>
+      <w:tr>
+        <w:trPr>
+          <w:cantSplit/>
+        </w:trPr>
+        <w:tc>
+          <w:tcPr>
+            <w:tcW w:w="2771" w:type="dxa"/>
+          </w:tcPr>
+          <w:p>
+            <w:r>
+              <w:rPr>
+                <w:sz w:val="21"/>
+              </w:rPr>
+              <w:t>中间件</w:t>
+            </w:r>
+          </w:p>
+        </w:tc>
+        <w:tc>
+          <w:tcPr>
+            <w:tcW w:w="2771" w:type="dxa"/>
+          </w:tcPr>
+          <w:p>
+            <w:r>
+              <w:rPr>
+                <w:sz w:val="21"/>
+              </w:rPr>
+              <w:t>Nginx</w:t>
+            </w:r>
+            <w:r>
+              <w:rPr>
+                <w:sz w:val="21"/>
+              </w:rPr>
+              <w:t>、</w:t>
+            </w:r>
+            <w:r>
+              <w:rPr>
+                <w:sz w:val="21"/>
+              </w:rPr>
+              <w:t>Tomcat</w:t>
+            </w:r>
+            <w:r>
+              <w:rPr>
+                <w:sz w:val="21"/>
+              </w:rPr>
+              <w:t>（两平台）</w:t>
+            </w:r>
+          </w:p>
+        </w:tc>
+        <w:tc>
+          <w:tcPr>
+            <w:tcW w:w="2771" w:type="dxa"/>
+          </w:tcPr>
+          <w:p>
+            <w:r>
+              <w:rPr>
+                <w:sz w:val="21"/>
+              </w:rPr>
+              <w:t>脚本实跑，各</w:t>
+            </w:r>
+            <w:r>
+              <w:rPr>
+                <w:sz w:val="21"/>
+              </w:rPr>
+              <w:t xml:space="preserve"> 8 </w:t>
+            </w:r>
+            <w:r>
+              <w:rPr>
+                <w:sz w:val="21"/>
+              </w:rPr>
+              <w:t>项判定全部产出</w:t>
+            </w:r>
+          </w:p>
+        </w:tc>
+      </w:tr>
+      <w:tr>
+        <w:trPr>
+          <w:cantSplit/>
+        </w:trPr>
+        <w:tc>
+          <w:tcPr>
+            <w:tcW w:w="2771" w:type="dxa"/>
+          </w:tcPr>
+          <w:p>
+            <w:r>
+              <w:rPr>
+                <w:sz w:val="21"/>
+              </w:rPr>
+              <w:t>网络设备</w:t>
+            </w:r>
+          </w:p>
+        </w:tc>
+        <w:tc>
+          <w:tcPr>
+            <w:tcW w:w="2771" w:type="dxa"/>
+          </w:tcPr>
+          <w:p>
+            <w:r>
+              <w:rPr>
+                <w:sz w:val="21"/>
+              </w:rPr>
+              <w:t>华为、华三、锐捷回显样例</w:t>
+            </w:r>
+          </w:p>
+        </w:tc>
+        <w:tc>
+          <w:tcPr>
+            <w:tcW w:w="2771" w:type="dxa"/>
+          </w:tcPr>
+          <w:p>
+            <w:r>
+              <w:rPr>
+                <w:sz w:val="21"/>
+              </w:rPr>
+              <w:t>按采集</w:t>
+            </w:r>
+            <w:r>
+              <w:rPr>
+                <w:sz w:val="21"/>
+              </w:rPr>
+              <w:t>-</w:t>
+            </w:r>
+            <w:r>
+              <w:rPr>
+                <w:sz w:val="21"/>
+              </w:rPr>
+              <w:t>解析方式执行，</w:t>
+            </w:r>
+            <w:r>
+              <w:rPr>
+                <w:sz w:val="21"/>
+              </w:rPr>
+              <w:t xml:space="preserve">23 </w:t>
+            </w:r>
+            <w:r>
+              <w:rPr>
+                <w:sz w:val="21"/>
+              </w:rPr>
+              <w:t>项判定产出</w:t>
+            </w:r>
+          </w:p>
+        </w:tc>
+      </w:tr>
+      <w:tr>
+        <w:trPr>
+          <w:cantSplit/>
+        </w:trPr>
+        <w:tc>
+          <w:tcPr>
+            <w:tcW w:w="2771" w:type="dxa"/>
+          </w:tcPr>
+          <w:p>
+            <w:r>
+              <w:rPr>
+                <w:sz w:val="21"/>
+              </w:rPr>
+              <w:t>操作系统</w:t>
+            </w:r>
+          </w:p>
+        </w:tc>
+        <w:tc>
+          <w:tcPr>
+            <w:tcW w:w="2771" w:type="dxa"/>
+          </w:tcPr>
+          <w:p>
+            <w:r>
+              <w:rPr>
+                <w:sz w:val="21"/>
+              </w:rPr>
+              <w:t xml:space="preserve">Windows 7 / Windows XP / </w:t>
+            </w:r>
+            <w:r>
+              <w:rPr>
+                <w:sz w:val="21"/>
+              </w:rPr>
+              <w:t>中标麒麟</w:t>
+            </w:r>
+          </w:p>
+        </w:tc>
+        <w:tc>
+          <w:tcPr>
+            <w:tcW w:w="2771" w:type="dxa"/>
+          </w:tcPr>
+          <w:p>
+            <w:r>
+              <w:rPr>
+                <w:sz w:val="21"/>
+              </w:rPr>
+              <w:t>脚本声明兼容，本次未在实机验证</w:t>
+            </w:r>
+          </w:p>
+        </w:tc>
+      </w:tr>
+    </w:tbl>
+    <w:p>
+      <w:pPr>
+        <w:keepNext/>
+        <w:spacing w:line="360" w:lineRule="auto"/>
+        <w:ind w:firstLineChars="200" w:firstLine="480"/>
+      </w:pPr>
+      <w:r>
+        <w:t>结论的局限如下：</w:t>
+      </w:r>
+    </w:p>
+    <w:p>
+      <w:pPr>
+        <w:pStyle w:val="ListBullet"/>
+      </w:pPr>
+      <w:r>
+        <w:t>判定依据为脚本源码中的检测分支与输出结论，逐项比对得出，可说明工具「具备」该项检测能力；判定逻辑本身是否正确，由</w:t>
+      </w:r>
+      <w:r>
+        <w:t xml:space="preserve"> 17 </w:t>
+      </w:r>
+      <w:r>
+        <w:t>项抽查项的原始检测命令实测复核覆盖（占全部检查项的</w:t>
+      </w:r>
+      <w:r>
+        <w:t xml:space="preserve"> 12.5%</w:t>
+      </w:r>
+      <w:r>
+        <w:t>，集中于第</w:t>
+      </w:r>
+      <w:r>
+        <w:t xml:space="preserve"> 1</w:t>
+      </w:r>
+      <w:r>
+        <w:t>、</w:t>
+      </w:r>
+      <w:r>
+        <w:t xml:space="preserve">2 </w:t>
+      </w:r>
+      <w:r>
+        <w:t>章）。</w:t>
+      </w:r>
+    </w:p>
+    <w:p>
+      <w:pPr>
+        <w:pStyle w:val="ListBullet"/>
+      </w:pPr>
+      <w:r>
+        <w:t>抽查项为脚本检测命令的独立复现，未引入未参与开发的第三方独立复评，因此本报告给出的是工具自身能力与实测一致性的验证结果，不构成第三方测评结论。</w:t>
+      </w:r>
+    </w:p>
+    <w:p>
+      <w:pPr>
+        <w:pStyle w:val="ListBullet"/>
+      </w:pPr>
+      <w:r>
+        <w:t>网络设备</w:t>
+      </w:r>
+      <w:r>
+        <w:t xml:space="preserve"> 23 </w:t>
+      </w:r>
+      <w:r>
+        <w:t>项的结论来自运维人员登录设备采集的回显文件，回显的真实性与完整性由采集方负责。</w:t>
+      </w:r>
+    </w:p>
+    <w:p>
+      <w:pPr>
+        <w:pStyle w:val="ListBullet"/>
+      </w:pPr>
+      <w:r>
+        <w:t>未实测平台（</w:t>
+      </w:r>
+      <w:r>
+        <w:t>Windows 7 / XP</w:t>
+      </w:r>
+      <w:r>
+        <w:t>、中标麒麟）的结论为脚本声明兼容，需在对应实机复核后采信。</w:t>
+      </w:r>
+    </w:p>
+    <w:p>
+      <w:pPr>
+        <w:pStyle w:val="ListBullet"/>
+      </w:pPr>
+      <w:r>
+        <w:t>操作系统脚本输出</w:t>
+      </w:r>
+      <w:r>
+        <w:t xml:space="preserve"> 139 </w:t>
+      </w:r>
+      <w:r>
+        <w:t>项判定，其中</w:t>
+      </w:r>
+      <w:r>
+        <w:t xml:space="preserve"> 136 </w:t>
+      </w:r>
+      <w:r>
+        <w:t>项对应指导书编号检查项，另</w:t>
+      </w:r>
+      <w:r>
+        <w:t xml:space="preserve"> 3 </w:t>
+      </w:r>
+      <w:r>
+        <w:t>项为脚本在编号体系外补充的核查条目；汇总报告</w:t>
+      </w:r>
+      <w:r>
+        <w:t xml:space="preserve"> 227 </w:t>
+      </w:r>
+      <w:r>
+        <w:t>项为</w:t>
+      </w:r>
+      <w:r>
+        <w:t xml:space="preserve"> 7 </w:t>
+      </w:r>
+      <w:r>
+        <w:t>个自动核查组件判定之和，网络设备</w:t>
+      </w:r>
+      <w:r>
+        <w:t xml:space="preserve"> 23 </w:t>
+      </w:r>
+      <w:r>
+        <w:t>项在汇总中单列。</w:t>
+      </w:r>
+    </w:p>
+    <w:p>
+      <w:pPr>
+        <w:pStyle w:val="Heading1"/>
+        <w:spacing w:before="240" w:after="120"/>
+      </w:pPr>
+      <w:bookmarkStart w:id="6" w:name="_Toc240370383"/>
+      <w:r>
+        <w:rPr>
+          <w:rFonts w:ascii="Times New Roman" w:eastAsia="黑体" w:hAnsi="Times New Roman"/>
+          <w:color w:val="000000"/>
+          <w:sz w:val="32"/>
+        </w:rPr>
+        <w:lastRenderedPageBreak/>
+        <w:t xml:space="preserve">3 </w:t>
+      </w:r>
+      <w:r>
+        <w:rPr>
+          <w:rFonts w:ascii="Times New Roman" w:eastAsia="黑体" w:hAnsi="Times New Roman"/>
+          <w:color w:val="000000"/>
+          <w:sz w:val="32"/>
+        </w:rPr>
+        <w:t>各章覆盖统计</w:t>
+      </w:r>
+      <w:bookmarkEnd w:id="6"/>
+    </w:p>
+    <w:p>
+      <w:pPr>
+        <w:spacing w:line="360" w:lineRule="auto"/>
+        <w:ind w:firstLineChars="200" w:firstLine="480"/>
+      </w:pPr>
+      <w:r>
+        <w:t>各章检查项的验证结论分布见表</w:t>
+      </w:r>
+      <w:r>
+        <w:t xml:space="preserve"> 3</w:t>
+      </w:r>
+      <w:r>
+        <w:t>，据此可判断自动化核查能力在各章之间的差异。</w:t>
+      </w:r>
+    </w:p>
+    <w:p>
+      <w:pPr>
+        <w:keepNext/>
+        <w:spacing w:before="120" w:after="40"/>
+        <w:jc w:val="center"/>
+      </w:pPr>
+      <w:r>
+        <w:rPr>
+          <w:rFonts w:eastAsia="黑体"/>
+          <w:b/>
+          <w:sz w:val="21"/>
+        </w:rPr>
+        <w:t>表</w:t>
+      </w:r>
+      <w:r>
+        <w:rPr>
+          <w:rFonts w:eastAsia="黑体"/>
+          <w:b/>
+          <w:sz w:val="21"/>
+        </w:rPr>
+        <w:t xml:space="preserve"> 4</w:t>
       </w:r>
       <w:r>
         <w:rPr>
@@ -4155,7 +5122,7 @@
         <w:pStyle w:val="Heading1"/>
         <w:spacing w:before="240" w:after="120"/>
       </w:pPr>
-      <w:bookmarkStart w:id="6" w:name="_Toc240369260"/>
+      <w:bookmarkStart w:id="7" w:name="_Toc240370384"/>
       <w:r>
         <w:rPr>
           <w:rFonts w:ascii="Times New Roman" w:eastAsia="黑体" w:hAnsi="Times New Roman"/>
@@ -4171,69 +5138,6 @@
           <w:sz w:val="32"/>
         </w:rPr>
         <w:t>逐项验证结果</w:t>
-      </w:r>
-      <w:bookmarkEnd w:id="6"/>
-    </w:p>
-    <w:p>
-      <w:pPr>
-        <w:spacing w:line="360" w:lineRule="auto"/>
-        <w:ind w:firstLineChars="200" w:firstLine="480"/>
-      </w:pPr>
-      <w:r>
-        <w:t>以下按《配置核查作业指导书》章节顺序逐项列示验证结论，本章小节号</w:t>
-      </w:r>
-      <w:r>
-        <w:t xml:space="preserve"> 4.1</w:t>
-      </w:r>
-      <w:r>
-        <w:t>～</w:t>
-      </w:r>
-      <w:r>
-        <w:t xml:space="preserve">4.10 </w:t>
-      </w:r>
-      <w:r>
-        <w:t>对应指导书第</w:t>
-      </w:r>
-      <w:r>
-        <w:t xml:space="preserve"> 1</w:t>
-      </w:r>
-      <w:r>
-        <w:t>～</w:t>
-      </w:r>
-      <w:r>
-        <w:t xml:space="preserve">10 </w:t>
-      </w:r>
-      <w:r>
-        <w:t>章；每项的核查对象、所用脚本与结论依据见《配置核查表》第</w:t>
-      </w:r>
-      <w:r>
-        <w:t xml:space="preserve"> 14 </w:t>
-      </w:r>
-      <w:r>
-        <w:t>列「工具自动验证」。</w:t>
-      </w:r>
-    </w:p>
-    <w:p>
-      <w:pPr>
-        <w:pStyle w:val="Heading2"/>
-        <w:spacing w:before="240" w:after="120"/>
-      </w:pPr>
-      <w:bookmarkStart w:id="7" w:name="_Toc240369261"/>
-      <w:r>
-        <w:rPr>
-          <w:rFonts w:ascii="Times New Roman" w:eastAsia="黑体" w:hAnsi="Times New Roman"/>
-          <w:color w:val="000000"/>
-          <w:sz w:val="28"/>
-        </w:rPr>
-        <w:t xml:space="preserve">4.1 </w:t>
-      </w:r>
-      <w:r>
-        <w:rPr>
-          <w:rFonts w:ascii="Times New Roman" w:eastAsia="黑体" w:hAnsi="Times New Roman"/>
-          <w:color w:val="000000"/>
-          <w:sz w:val="28"/>
-        </w:rPr>
-        <w:t>系统安全</w:t>
       </w:r>
       <w:bookmarkEnd w:id="7"/>
     </w:p>
@@ -4243,20 +5147,62 @@
         <w:ind w:firstLineChars="200" w:firstLine="480"/>
       </w:pPr>
       <w:r>
-        <w:t>本章共</w:t>
-      </w:r>
-      <w:r>
-        <w:t xml:space="preserve"> 27 </w:t>
-      </w:r>
-      <w:r>
-        <w:t>项检查项，逐项验证结论与对应证据见表</w:t>
-      </w:r>
-      <w:r>
-        <w:t xml:space="preserve"> 4</w:t>
-      </w:r>
-      <w:r>
-        <w:t>。</w:t>
-      </w:r>
+        <w:t>以下按《配置核查作业指导书》章节顺序逐项列示验证结论，本章小节号</w:t>
+      </w:r>
+      <w:r>
+        <w:t xml:space="preserve"> 4.1</w:t>
+      </w:r>
+      <w:r>
+        <w:t>～</w:t>
+      </w:r>
+      <w:r>
+        <w:t xml:space="preserve">4.10 </w:t>
+      </w:r>
+      <w:r>
+        <w:t>对应指导书第</w:t>
+      </w:r>
+      <w:r>
+        <w:t xml:space="preserve"> 1</w:t>
+      </w:r>
+      <w:r>
+        <w:t>～</w:t>
+      </w:r>
+      <w:r>
+        <w:t xml:space="preserve">10 </w:t>
+      </w:r>
+      <w:r>
+        <w:t>章；每项的核查对象、所用脚本与结论依据见《配置核查表》第</w:t>
+      </w:r>
+      <w:r>
+        <w:t xml:space="preserve"> 14 </w:t>
+      </w:r>
+      <w:r>
+        <w:t>列「工具自动验证」。</w:t>
+      </w:r>
+    </w:p>
+    <w:p>
+      <w:pPr>
+        <w:pStyle w:val="Heading2"/>
+        <w:spacing w:before="240" w:after="120"/>
+      </w:pPr>
+      <w:bookmarkStart w:id="8" w:name="_Toc240370385"/>
+      <w:r>
+        <w:rPr>
+          <w:rFonts w:ascii="Times New Roman" w:eastAsia="黑体" w:hAnsi="Times New Roman"/>
+          <w:color w:val="000000"/>
+          <w:sz w:val="28"/>
+        </w:rPr>
+        <w:t xml:space="preserve">4.1 </w:t>
+      </w:r>
+      <w:r>
+        <w:rPr>
+          <w:rFonts w:ascii="Times New Roman" w:eastAsia="黑体" w:hAnsi="Times New Roman"/>
+          <w:color w:val="000000"/>
+          <w:sz w:val="28"/>
+        </w:rPr>
+        <w:t>系统安全</w:t>
+      </w:r>
+      <w:bookmarkEnd w:id="8"/>
     </w:p>
     <w:p>
       <w:pPr>
@@ -4278,7 +5224,7 @@
           <w:b/>
           <w:sz w:val="21"/>
         </w:rPr>
-        <w:t xml:space="preserve"> 4</w:t>
+        <w:t xml:space="preserve"> 5</w:t>
       </w:r>
       <w:r>
         <w:rPr>
@@ -4287,6 +5233,27 @@
           <w:sz w:val="21"/>
         </w:rPr>
         <w:t xml:space="preserve">　系统安全检查项逐项验证结果</w:t>
+      </w:r>
+    </w:p>
+    <w:p>
+      <w:pPr>
+        <w:spacing w:line="360" w:lineRule="auto"/>
+        <w:ind w:firstLineChars="200" w:firstLine="480"/>
+      </w:pPr>
+      <w:r>
+        <w:t>本章共</w:t>
+      </w:r>
+      <w:r>
+        <w:t xml:space="preserve"> 27 </w:t>
+      </w:r>
+      <w:r>
+        <w:t>项检查项，逐项验证结论与对应证据见表</w:t>
+      </w:r>
+      <w:r>
+        <w:t xml:space="preserve"> 5</w:t>
+      </w:r>
+      <w:r>
+        <w:t>。</w:t>
       </w:r>
     </w:p>
     <w:tbl>
@@ -4553,7 +5520,7 @@
               <w:rPr>
                 <w:sz w:val="21"/>
               </w:rPr>
-              <w:t>—</w:t>
+              <w:t>适用对象均自动判定</w:t>
             </w:r>
           </w:p>
         </w:tc>
@@ -5250,7 +6217,31 @@
               <w:rPr>
                 <w:sz w:val="21"/>
               </w:rPr>
-              <w:t>—</w:t>
+              <w:t xml:space="preserve">Windows </w:t>
+            </w:r>
+            <w:r>
+              <w:rPr>
+                <w:sz w:val="21"/>
+              </w:rPr>
+              <w:t>自动判定；麒麟、</w:t>
+            </w:r>
+            <w:r>
+              <w:rPr>
+                <w:sz w:val="21"/>
+              </w:rPr>
+              <w:t>MySQL</w:t>
+            </w:r>
+            <w:r>
+              <w:rPr>
+                <w:sz w:val="21"/>
+              </w:rPr>
+              <w:t>、</w:t>
+            </w:r>
+            <w:r>
+              <w:rPr>
+                <w:sz w:val="21"/>
+              </w:rPr>
+              <w:t>SQL Serv</w:t>
             </w:r>
           </w:p>
         </w:tc>
@@ -5307,7 +6298,7 @@
               <w:rPr>
                 <w:sz w:val="21"/>
               </w:rPr>
-              <w:t>—</w:t>
+              <w:t>适用对象均自动判定</w:t>
             </w:r>
           </w:p>
         </w:tc>
@@ -5427,7 +6418,31 @@
               <w:rPr>
                 <w:sz w:val="21"/>
               </w:rPr>
-              <w:t>—</w:t>
+              <w:t xml:space="preserve">Windows </w:t>
+            </w:r>
+            <w:r>
+              <w:rPr>
+                <w:sz w:val="21"/>
+              </w:rPr>
+              <w:t>自动判定；麒麟、</w:t>
+            </w:r>
+            <w:r>
+              <w:rPr>
+                <w:sz w:val="21"/>
+              </w:rPr>
+              <w:t>MySQL</w:t>
+            </w:r>
+            <w:r>
+              <w:rPr>
+                <w:sz w:val="21"/>
+              </w:rPr>
+              <w:t>、</w:t>
+            </w:r>
+            <w:r>
+              <w:rPr>
+                <w:sz w:val="21"/>
+              </w:rPr>
+              <w:t>SQL Serv</w:t>
             </w:r>
           </w:p>
         </w:tc>
@@ -5484,7 +6499,7 @@
               <w:rPr>
                 <w:sz w:val="21"/>
               </w:rPr>
-              <w:t>—</w:t>
+              <w:t>适用对象均自动判定</w:t>
             </w:r>
           </w:p>
         </w:tc>
@@ -5541,7 +6556,7 @@
               <w:rPr>
                 <w:sz w:val="21"/>
               </w:rPr>
-              <w:t>—</w:t>
+              <w:t>适用对象均自动判定</w:t>
             </w:r>
           </w:p>
         </w:tc>
@@ -5749,7 +6764,37 @@
               <w:rPr>
                 <w:sz w:val="21"/>
               </w:rPr>
-              <w:t>—</w:t>
+              <w:t>Windows</w:t>
+            </w:r>
+            <w:r>
+              <w:rPr>
+                <w:sz w:val="21"/>
+              </w:rPr>
+              <w:t>、</w:t>
+            </w:r>
+            <w:r>
+              <w:rPr>
+                <w:sz w:val="21"/>
+              </w:rPr>
+              <w:t>MySQL</w:t>
+            </w:r>
+            <w:r>
+              <w:rPr>
+                <w:sz w:val="21"/>
+              </w:rPr>
+              <w:t>、</w:t>
+            </w:r>
+            <w:r>
+              <w:rPr>
+                <w:sz w:val="21"/>
+              </w:rPr>
+              <w:t xml:space="preserve">SQL Server </w:t>
+            </w:r>
+            <w:r>
+              <w:rPr>
+                <w:sz w:val="21"/>
+              </w:rPr>
+              <w:t>自动判定</w:t>
             </w:r>
           </w:p>
         </w:tc>
@@ -5806,7 +6851,31 @@
               <w:rPr>
                 <w:sz w:val="21"/>
               </w:rPr>
-              <w:t>—</w:t>
+              <w:t xml:space="preserve">Windows </w:t>
+            </w:r>
+            <w:r>
+              <w:rPr>
+                <w:sz w:val="21"/>
+              </w:rPr>
+              <w:t>自动判定；麒麟、</w:t>
+            </w:r>
+            <w:r>
+              <w:rPr>
+                <w:sz w:val="21"/>
+              </w:rPr>
+              <w:t>MySQL</w:t>
+            </w:r>
+            <w:r>
+              <w:rPr>
+                <w:sz w:val="21"/>
+              </w:rPr>
+              <w:t>、</w:t>
+            </w:r>
+            <w:r>
+              <w:rPr>
+                <w:sz w:val="21"/>
+              </w:rPr>
+              <w:t>SQL Serv</w:t>
             </w:r>
           </w:p>
         </w:tc>
@@ -5863,7 +6932,43 @@
               <w:rPr>
                 <w:sz w:val="21"/>
               </w:rPr>
-              <w:t>—</w:t>
+              <w:t>Windows</w:t>
+            </w:r>
+            <w:r>
+              <w:rPr>
+                <w:sz w:val="21"/>
+              </w:rPr>
+              <w:t>、</w:t>
+            </w:r>
+            <w:r>
+              <w:rPr>
+                <w:sz w:val="21"/>
+              </w:rPr>
+              <w:t>MySQL</w:t>
+            </w:r>
+            <w:r>
+              <w:rPr>
+                <w:sz w:val="21"/>
+              </w:rPr>
+              <w:t>、</w:t>
+            </w:r>
+            <w:r>
+              <w:rPr>
+                <w:sz w:val="21"/>
+              </w:rPr>
+              <w:t>SQL Server</w:t>
+            </w:r>
+            <w:r>
+              <w:rPr>
+                <w:sz w:val="21"/>
+              </w:rPr>
+              <w:t>、达梦、</w:t>
+            </w:r>
+            <w:r>
+              <w:rPr>
+                <w:sz w:val="21"/>
+              </w:rPr>
+              <w:t>Re</w:t>
             </w:r>
           </w:p>
         </w:tc>
@@ -5932,7 +7037,31 @@
               <w:rPr>
                 <w:sz w:val="21"/>
               </w:rPr>
-              <w:t>—</w:t>
+              <w:t>Windows</w:t>
+            </w:r>
+            <w:r>
+              <w:rPr>
+                <w:sz w:val="21"/>
+              </w:rPr>
+              <w:t>、麒麟、</w:t>
+            </w:r>
+            <w:r>
+              <w:rPr>
+                <w:sz w:val="21"/>
+              </w:rPr>
+              <w:t xml:space="preserve">MySQL </w:t>
+            </w:r>
+            <w:r>
+              <w:rPr>
+                <w:sz w:val="21"/>
+              </w:rPr>
+              <w:t>自动判定；</w:t>
+            </w:r>
+            <w:r>
+              <w:rPr>
+                <w:sz w:val="21"/>
+              </w:rPr>
+              <w:t>SQL Serv</w:t>
             </w:r>
           </w:p>
         </w:tc>
@@ -6001,7 +7130,43 @@
               <w:rPr>
                 <w:sz w:val="21"/>
               </w:rPr>
-              <w:t>—</w:t>
+              <w:t>Windows</w:t>
+            </w:r>
+            <w:r>
+              <w:rPr>
+                <w:sz w:val="21"/>
+              </w:rPr>
+              <w:t>、</w:t>
+            </w:r>
+            <w:r>
+              <w:rPr>
+                <w:sz w:val="21"/>
+              </w:rPr>
+              <w:t>MySQL</w:t>
+            </w:r>
+            <w:r>
+              <w:rPr>
+                <w:sz w:val="21"/>
+              </w:rPr>
+              <w:t>、</w:t>
+            </w:r>
+            <w:r>
+              <w:rPr>
+                <w:sz w:val="21"/>
+              </w:rPr>
+              <w:t>SQL Server</w:t>
+            </w:r>
+            <w:r>
+              <w:rPr>
+                <w:sz w:val="21"/>
+              </w:rPr>
+              <w:t>、达梦、</w:t>
+            </w:r>
+            <w:r>
+              <w:rPr>
+                <w:sz w:val="21"/>
+              </w:rPr>
+              <w:t>Re</w:t>
             </w:r>
           </w:p>
         </w:tc>
@@ -6058,7 +7223,7 @@
               <w:rPr>
                 <w:sz w:val="21"/>
               </w:rPr>
-              <w:t>—</w:t>
+              <w:t>适用对象均自动判定</w:t>
             </w:r>
           </w:p>
         </w:tc>
@@ -6115,7 +7280,19 @@
               <w:rPr>
                 <w:sz w:val="21"/>
               </w:rPr>
-              <w:t>—</w:t>
+              <w:t>脚本采集软件版本与授权状态，正版</w:t>
+            </w:r>
+            <w:r>
+              <w:rPr>
+                <w:sz w:val="21"/>
+              </w:rPr>
+              <w:t>/</w:t>
+            </w:r>
+            <w:r>
+              <w:rPr>
+                <w:sz w:val="21"/>
+              </w:rPr>
+              <w:t>定制认定需人工核对采购凭证</w:t>
             </w:r>
           </w:p>
         </w:tc>
@@ -6127,7 +7304,37 @@
         <w:ind w:firstLineChars="200" w:firstLine="480"/>
       </w:pPr>
       <w:r>
-        <w:t>本章证据见图</w:t>
+        <w:t>本章</w:t>
+      </w:r>
+      <w:r>
+        <w:t xml:space="preserve"> 27 </w:t>
+      </w:r>
+      <w:r>
+        <w:t>项中，</w:t>
+      </w:r>
+      <w:r>
+        <w:t xml:space="preserve">27 </w:t>
+      </w:r>
+      <w:r>
+        <w:t>项由核查工具执行（</w:t>
+      </w:r>
+      <w:r>
+        <w:t xml:space="preserve">14 </w:t>
+      </w:r>
+      <w:r>
+        <w:t>项工具可直接给出判定，</w:t>
+      </w:r>
+      <w:r>
+        <w:t xml:space="preserve">13 </w:t>
+      </w:r>
+      <w:r>
+        <w:t>项脚本检测后需结合台账或现场确认），</w:t>
+      </w:r>
+      <w:r>
+        <w:t xml:space="preserve">0 </w:t>
+      </w:r>
+      <w:r>
+        <w:t>项由人工核查；工具核查证据见图</w:t>
       </w:r>
       <w:r>
         <w:t xml:space="preserve"> 1</w:t>
@@ -6154,7 +7361,7 @@
         </w:rPr>
         <w:lastRenderedPageBreak/>
         <w:drawing>
-          <wp:inline distT="0" distB="0" distL="0" distR="0" wp14:anchorId="7E248624" wp14:editId="5A3B0AE3">
+          <wp:inline distT="0" distB="0" distL="0" distR="0" wp14:anchorId="5CB1647E" wp14:editId="1C690B7E">
             <wp:extent cx="5580000" cy="3178368"/>
             <wp:effectExtent l="0" t="0" r="0" b="0"/>
             <wp:docPr id="2" name="Picture 2"/>
@@ -6369,7 +7576,7 @@
           <w:noProof/>
         </w:rPr>
         <w:drawing>
-          <wp:inline distT="0" distB="0" distL="0" distR="0" wp14:anchorId="261D9164" wp14:editId="575F6485">
+          <wp:inline distT="0" distB="0" distL="0" distR="0" wp14:anchorId="04EAB2D3" wp14:editId="3ADAF828">
             <wp:extent cx="5580000" cy="3106944"/>
             <wp:effectExtent l="0" t="0" r="0" b="0"/>
             <wp:docPr id="3" name="Picture 3"/>
@@ -6525,7 +7732,7 @@
         </w:rPr>
         <w:lastRenderedPageBreak/>
         <w:drawing>
-          <wp:inline distT="0" distB="0" distL="0" distR="0" wp14:anchorId="01A02F31" wp14:editId="793F1B5A">
+          <wp:inline distT="0" distB="0" distL="0" distR="0" wp14:anchorId="7D6EF683" wp14:editId="24F3F395">
             <wp:extent cx="5580000" cy="2892672"/>
             <wp:effectExtent l="0" t="0" r="0" b="0"/>
             <wp:docPr id="4" name="Picture 4"/>
@@ -6680,7 +7887,7 @@
           <w:noProof/>
         </w:rPr>
         <w:drawing>
-          <wp:inline distT="0" distB="0" distL="0" distR="0" wp14:anchorId="05094083" wp14:editId="4EFCA77F">
+          <wp:inline distT="0" distB="0" distL="0" distR="0" wp14:anchorId="3DD45580" wp14:editId="15E0D616">
             <wp:extent cx="5580000" cy="3106944"/>
             <wp:effectExtent l="0" t="0" r="0" b="0"/>
             <wp:docPr id="5" name="Picture 5"/>
@@ -6824,7 +8031,7 @@
         </w:rPr>
         <w:lastRenderedPageBreak/>
         <w:drawing>
-          <wp:inline distT="0" distB="0" distL="0" distR="0" wp14:anchorId="4DB29F08" wp14:editId="588BE553">
+          <wp:inline distT="0" distB="0" distL="0" distR="0" wp14:anchorId="6D81C183" wp14:editId="25E9AF49">
             <wp:extent cx="5580000" cy="2178432"/>
             <wp:effectExtent l="0" t="0" r="0" b="0"/>
             <wp:docPr id="6" name="Picture 6"/>
@@ -7003,7 +8210,7 @@
           <w:noProof/>
         </w:rPr>
         <w:drawing>
-          <wp:inline distT="0" distB="0" distL="0" distR="0" wp14:anchorId="09E97ED1" wp14:editId="5DB2CD59">
+          <wp:inline distT="0" distB="0" distL="0" distR="0" wp14:anchorId="10F63E31" wp14:editId="51BC99E4">
             <wp:extent cx="5580000" cy="2178432"/>
             <wp:effectExtent l="0" t="0" r="0" b="0"/>
             <wp:docPr id="7" name="Picture 7"/>
@@ -7170,7 +8377,7 @@
           <w:noProof/>
         </w:rPr>
         <w:drawing>
-          <wp:inline distT="0" distB="0" distL="0" distR="0" wp14:anchorId="2F7CBCBB" wp14:editId="5F610CE7">
+          <wp:inline distT="0" distB="0" distL="0" distR="0" wp14:anchorId="4B68B398" wp14:editId="0ABE9A0D">
             <wp:extent cx="5580000" cy="1678464"/>
             <wp:effectExtent l="0" t="0" r="0" b="0"/>
             <wp:docPr id="8" name="Picture 8"/>
@@ -7350,7 +8557,7 @@
         </w:rPr>
         <w:lastRenderedPageBreak/>
         <w:drawing>
-          <wp:inline distT="0" distB="0" distL="0" distR="0" wp14:anchorId="2938D1E3" wp14:editId="03D8AE63">
+          <wp:inline distT="0" distB="0" distL="0" distR="0" wp14:anchorId="4D28914E" wp14:editId="285B3A19">
             <wp:extent cx="5580000" cy="1678464"/>
             <wp:effectExtent l="0" t="0" r="0" b="0"/>
             <wp:docPr id="9" name="Picture 9"/>
@@ -7529,7 +8736,7 @@
           <w:noProof/>
         </w:rPr>
         <w:drawing>
-          <wp:inline distT="0" distB="0" distL="0" distR="0" wp14:anchorId="2AA6B2EE" wp14:editId="582B1952">
+          <wp:inline distT="0" distB="0" distL="0" distR="0" wp14:anchorId="4ED0A5FA" wp14:editId="357C39F1">
             <wp:extent cx="5580000" cy="1607040"/>
             <wp:effectExtent l="0" t="0" r="0" b="0"/>
             <wp:docPr id="10" name="Picture 10"/>
@@ -7708,7 +8915,7 @@
           <w:noProof/>
         </w:rPr>
         <w:drawing>
-          <wp:inline distT="0" distB="0" distL="0" distR="0" wp14:anchorId="087735DC" wp14:editId="6059EEF2">
+          <wp:inline distT="0" distB="0" distL="0" distR="0" wp14:anchorId="79C7AF62" wp14:editId="7CA044D3">
             <wp:extent cx="5580000" cy="1607040"/>
             <wp:effectExtent l="0" t="0" r="0" b="0"/>
             <wp:docPr id="11" name="Picture 11"/>
@@ -7876,7 +9083,7 @@
         </w:rPr>
         <w:lastRenderedPageBreak/>
         <w:drawing>
-          <wp:inline distT="0" distB="0" distL="0" distR="0" wp14:anchorId="75309254" wp14:editId="636A873E">
+          <wp:inline distT="0" distB="0" distL="0" distR="0" wp14:anchorId="2B7D472B" wp14:editId="0020017C">
             <wp:extent cx="5580000" cy="1678464"/>
             <wp:effectExtent l="0" t="0" r="0" b="0"/>
             <wp:docPr id="12" name="Picture 12"/>
@@ -8019,7 +9226,7 @@
           <w:noProof/>
         </w:rPr>
         <w:drawing>
-          <wp:inline distT="0" distB="0" distL="0" distR="0" wp14:anchorId="08D33091" wp14:editId="28FAD264">
+          <wp:inline distT="0" distB="0" distL="0" distR="0" wp14:anchorId="66E5A2C0" wp14:editId="12A17C24">
             <wp:extent cx="5580000" cy="1678464"/>
             <wp:effectExtent l="0" t="0" r="0" b="0"/>
             <wp:docPr id="13" name="Picture 13"/>
@@ -8163,7 +9370,7 @@
         </w:rPr>
         <w:lastRenderedPageBreak/>
         <w:drawing>
-          <wp:inline distT="0" distB="0" distL="0" distR="0" wp14:anchorId="39660425" wp14:editId="19B9D3AA">
+          <wp:inline distT="0" distB="0" distL="0" distR="0" wp14:anchorId="58243184" wp14:editId="7F8C76E1">
             <wp:extent cx="5580000" cy="4384286"/>
             <wp:effectExtent l="0" t="0" r="0" b="0"/>
             <wp:docPr id="14" name="Picture 14"/>
@@ -8343,7 +9550,7 @@
         </w:rPr>
         <w:lastRenderedPageBreak/>
         <w:drawing>
-          <wp:inline distT="0" distB="0" distL="0" distR="0" wp14:anchorId="08F9DA88" wp14:editId="7441489A">
+          <wp:inline distT="0" distB="0" distL="0" distR="0" wp14:anchorId="4AB9A573" wp14:editId="4F0D159A">
             <wp:extent cx="5580000" cy="4384286"/>
             <wp:effectExtent l="0" t="0" r="0" b="0"/>
             <wp:docPr id="15" name="Picture 15"/>
@@ -8511,7 +9718,7 @@
         </w:rPr>
         <w:lastRenderedPageBreak/>
         <w:drawing>
-          <wp:inline distT="0" distB="0" distL="0" distR="0" wp14:anchorId="078B3ACD" wp14:editId="035B91E2">
+          <wp:inline distT="0" distB="0" distL="0" distR="0" wp14:anchorId="44029335" wp14:editId="31D61F10">
             <wp:extent cx="5580000" cy="3587143"/>
             <wp:effectExtent l="0" t="0" r="0" b="0"/>
             <wp:docPr id="16" name="Picture 16"/>
@@ -8690,7 +9897,7 @@
           <w:noProof/>
         </w:rPr>
         <w:drawing>
-          <wp:inline distT="0" distB="0" distL="0" distR="0" wp14:anchorId="6AF8428C" wp14:editId="511DDE95">
+          <wp:inline distT="0" distB="0" distL="0" distR="0" wp14:anchorId="7E72753C" wp14:editId="0808897E">
             <wp:extent cx="5580000" cy="3427714"/>
             <wp:effectExtent l="0" t="0" r="0" b="0"/>
             <wp:docPr id="17" name="Picture 17"/>
@@ -8882,7 +10089,7 @@
         </w:rPr>
         <w:lastRenderedPageBreak/>
         <w:drawing>
-          <wp:inline distT="0" distB="0" distL="0" distR="0" wp14:anchorId="01F0DF5C" wp14:editId="10B58F1C">
+          <wp:inline distT="0" distB="0" distL="0" distR="0" wp14:anchorId="4A8F62A4" wp14:editId="79C80C6F">
             <wp:extent cx="5580000" cy="4330080"/>
             <wp:effectExtent l="0" t="0" r="0" b="0"/>
             <wp:docPr id="18" name="Picture 18"/>
@@ -9038,7 +10245,7 @@
         </w:rPr>
         <w:lastRenderedPageBreak/>
         <w:drawing>
-          <wp:inline distT="0" distB="0" distL="0" distR="0" wp14:anchorId="203FF1FA" wp14:editId="5032D544">
+          <wp:inline distT="0" distB="0" distL="0" distR="0" wp14:anchorId="0A91FCE2" wp14:editId="1D9F15A3">
             <wp:extent cx="5580000" cy="2749824"/>
             <wp:effectExtent l="0" t="0" r="0" b="0"/>
             <wp:docPr id="19" name="Picture 19"/>
@@ -9229,7 +10436,7 @@
           <w:noProof/>
         </w:rPr>
         <w:drawing>
-          <wp:inline distT="0" distB="0" distL="0" distR="0" wp14:anchorId="492C7C8D" wp14:editId="4AB307D0">
+          <wp:inline distT="0" distB="0" distL="0" distR="0" wp14:anchorId="7B0DD625" wp14:editId="5CDD31AA">
             <wp:extent cx="5580000" cy="1964160"/>
             <wp:effectExtent l="0" t="0" r="0" b="0"/>
             <wp:docPr id="20" name="Picture 20"/>
@@ -9439,7 +10646,7 @@
         </w:rPr>
         <w:lastRenderedPageBreak/>
         <w:drawing>
-          <wp:inline distT="0" distB="0" distL="0" distR="0" wp14:anchorId="513F8131" wp14:editId="0C4C0B59">
+          <wp:inline distT="0" distB="0" distL="0" distR="0" wp14:anchorId="2CC73A13" wp14:editId="720BB348">
             <wp:extent cx="5580000" cy="3821184"/>
             <wp:effectExtent l="0" t="0" r="0" b="0"/>
             <wp:docPr id="21" name="Picture 21"/>
@@ -9606,7 +10813,7 @@
           <w:noProof/>
         </w:rPr>
         <w:drawing>
-          <wp:inline distT="0" distB="0" distL="0" distR="0" wp14:anchorId="5C5C00F0" wp14:editId="509CEC73">
+          <wp:inline distT="0" distB="0" distL="0" distR="0" wp14:anchorId="45E9BCD4" wp14:editId="32FDEB9B">
             <wp:extent cx="5580000" cy="464256"/>
             <wp:effectExtent l="0" t="0" r="0" b="0"/>
             <wp:docPr id="22" name="Picture 22"/>
@@ -9767,7 +10974,7 @@
           <w:noProof/>
         </w:rPr>
         <w:drawing>
-          <wp:inline distT="0" distB="0" distL="0" distR="0" wp14:anchorId="2F27DBE2" wp14:editId="272B3A5B">
+          <wp:inline distT="0" distB="0" distL="0" distR="0" wp14:anchorId="524463F0" wp14:editId="24BAC4BB">
             <wp:extent cx="5580000" cy="535680"/>
             <wp:effectExtent l="0" t="0" r="0" b="0"/>
             <wp:docPr id="23" name="Picture 23"/>
@@ -9935,7 +11142,7 @@
         </w:rPr>
         <w:lastRenderedPageBreak/>
         <w:drawing>
-          <wp:inline distT="0" distB="0" distL="0" distR="0" wp14:anchorId="406A72F3" wp14:editId="4EC8AF77">
+          <wp:inline distT="0" distB="0" distL="0" distR="0" wp14:anchorId="2C1A0BE8" wp14:editId="7E47922D">
             <wp:extent cx="5580000" cy="892800"/>
             <wp:effectExtent l="0" t="0" r="0" b="0"/>
             <wp:docPr id="24" name="Picture 24"/>
@@ -10126,7 +11333,7 @@
           <w:noProof/>
         </w:rPr>
         <w:drawing>
-          <wp:inline distT="0" distB="0" distL="0" distR="0" wp14:anchorId="0400443F" wp14:editId="1946DA77">
+          <wp:inline distT="0" distB="0" distL="0" distR="0" wp14:anchorId="1ABFD2D1" wp14:editId="4C07692D">
             <wp:extent cx="5580000" cy="535680"/>
             <wp:effectExtent l="0" t="0" r="0" b="0"/>
             <wp:docPr id="25" name="Picture 25"/>
@@ -10359,7 +11566,7 @@
           <w:noProof/>
         </w:rPr>
         <w:drawing>
-          <wp:inline distT="0" distB="0" distL="0" distR="0" wp14:anchorId="4E37B5D6" wp14:editId="4A47ABD5">
+          <wp:inline distT="0" distB="0" distL="0" distR="0" wp14:anchorId="535AC79A" wp14:editId="5CA83A22">
             <wp:extent cx="5580000" cy="607104"/>
             <wp:effectExtent l="0" t="0" r="0" b="0"/>
             <wp:docPr id="26" name="Picture 26"/>
@@ -10562,7 +11769,7 @@
           <w:noProof/>
         </w:rPr>
         <w:drawing>
-          <wp:inline distT="0" distB="0" distL="0" distR="0" wp14:anchorId="3A97E318" wp14:editId="6FEFEBF4">
+          <wp:inline distT="0" distB="0" distL="0" distR="0" wp14:anchorId="3CCB065D" wp14:editId="53BFF9B9">
             <wp:extent cx="5580000" cy="464256"/>
             <wp:effectExtent l="0" t="0" r="0" b="0"/>
             <wp:docPr id="27" name="Picture 27"/>
@@ -10753,7 +11960,7 @@
           <w:noProof/>
         </w:rPr>
         <w:drawing>
-          <wp:inline distT="0" distB="0" distL="0" distR="0" wp14:anchorId="623BE07B" wp14:editId="2E1FBDCE">
+          <wp:inline distT="0" distB="0" distL="0" distR="0" wp14:anchorId="06DC032E" wp14:editId="4172AE70">
             <wp:extent cx="5580000" cy="535680"/>
             <wp:effectExtent l="0" t="0" r="0" b="0"/>
             <wp:docPr id="28" name="Picture 28"/>
@@ -10945,7 +12152,7 @@
         </w:rPr>
         <w:lastRenderedPageBreak/>
         <w:drawing>
-          <wp:inline distT="0" distB="0" distL="0" distR="0" wp14:anchorId="12C149A0" wp14:editId="1C324509">
+          <wp:inline distT="0" distB="0" distL="0" distR="0" wp14:anchorId="679AD767" wp14:editId="3A4666A8">
             <wp:extent cx="5580000" cy="535680"/>
             <wp:effectExtent l="0" t="0" r="0" b="0"/>
             <wp:docPr id="29" name="Picture 29"/>
@@ -11112,7 +12319,7 @@
           <w:noProof/>
         </w:rPr>
         <w:drawing>
-          <wp:inline distT="0" distB="0" distL="0" distR="0" wp14:anchorId="4F8F2FCD" wp14:editId="4329BAE4">
+          <wp:inline distT="0" distB="0" distL="0" distR="0" wp14:anchorId="39DD0583" wp14:editId="6F293B31">
             <wp:extent cx="5580000" cy="535680"/>
             <wp:effectExtent l="0" t="0" r="0" b="0"/>
             <wp:docPr id="30" name="Picture 30"/>
@@ -11291,7 +12498,7 @@
           <w:noProof/>
         </w:rPr>
         <w:drawing>
-          <wp:inline distT="0" distB="0" distL="0" distR="0" wp14:anchorId="32F39A7D" wp14:editId="467A8932">
+          <wp:inline distT="0" distB="0" distL="0" distR="0" wp14:anchorId="1BD0C761" wp14:editId="337DA264">
             <wp:extent cx="5580000" cy="749952"/>
             <wp:effectExtent l="0" t="0" r="0" b="0"/>
             <wp:docPr id="31" name="Picture 31"/>
@@ -11482,7 +12689,7 @@
           <w:noProof/>
         </w:rPr>
         <w:drawing>
-          <wp:inline distT="0" distB="0" distL="0" distR="0" wp14:anchorId="65EE308F" wp14:editId="7DC9BF47">
+          <wp:inline distT="0" distB="0" distL="0" distR="0" wp14:anchorId="75CB9B1C" wp14:editId="1F0A77A3">
             <wp:extent cx="5580000" cy="535680"/>
             <wp:effectExtent l="0" t="0" r="0" b="0"/>
             <wp:docPr id="32" name="Picture 32"/>
@@ -11655,7 +12862,7 @@
           <w:noProof/>
         </w:rPr>
         <w:drawing>
-          <wp:inline distT="0" distB="0" distL="0" distR="0" wp14:anchorId="3FBC051F" wp14:editId="2B1D59B1">
+          <wp:inline distT="0" distB="0" distL="0" distR="0" wp14:anchorId="6F9C626E" wp14:editId="5D791B55">
             <wp:extent cx="5580000" cy="678528"/>
             <wp:effectExtent l="0" t="0" r="0" b="0"/>
             <wp:docPr id="33" name="Picture 33"/>
@@ -11847,7 +13054,7 @@
         </w:rPr>
         <w:lastRenderedPageBreak/>
         <w:drawing>
-          <wp:inline distT="0" distB="0" distL="0" distR="0" wp14:anchorId="2006B691" wp14:editId="3C96954B">
+          <wp:inline distT="0" distB="0" distL="0" distR="0" wp14:anchorId="0A1A7203" wp14:editId="3394804F">
             <wp:extent cx="5580000" cy="749952"/>
             <wp:effectExtent l="0" t="0" r="0" b="0"/>
             <wp:docPr id="34" name="Picture 34"/>
@@ -12050,7 +13257,7 @@
           <w:noProof/>
         </w:rPr>
         <w:drawing>
-          <wp:inline distT="0" distB="0" distL="0" distR="0" wp14:anchorId="77EA360F" wp14:editId="6F28D927">
+          <wp:inline distT="0" distB="0" distL="0" distR="0" wp14:anchorId="630B1869" wp14:editId="3BB45973">
             <wp:extent cx="5580000" cy="535680"/>
             <wp:effectExtent l="0" t="0" r="0" b="0"/>
             <wp:docPr id="35" name="Picture 35"/>
@@ -12229,7 +13436,7 @@
           <w:noProof/>
         </w:rPr>
         <w:drawing>
-          <wp:inline distT="0" distB="0" distL="0" distR="0" wp14:anchorId="0D1FA92D" wp14:editId="12A9EE81">
+          <wp:inline distT="0" distB="0" distL="0" distR="0" wp14:anchorId="10D85A6F" wp14:editId="57121D01">
             <wp:extent cx="5580000" cy="749952"/>
             <wp:effectExtent l="0" t="0" r="0" b="0"/>
             <wp:docPr id="36" name="Picture 36"/>
@@ -12414,7 +13621,7 @@
         <w:pStyle w:val="Heading2"/>
         <w:spacing w:before="240" w:after="120"/>
       </w:pPr>
-      <w:bookmarkStart w:id="8" w:name="_Toc240369262"/>
+      <w:bookmarkStart w:id="9" w:name="_Toc240370386"/>
       <w:r>
         <w:rPr>
           <w:rFonts w:ascii="Times New Roman" w:eastAsia="黑体" w:hAnsi="Times New Roman"/>
@@ -12431,28 +13638,7 @@
         </w:rPr>
         <w:t>用户安全</w:t>
       </w:r>
-      <w:bookmarkEnd w:id="8"/>
-    </w:p>
-    <w:p>
-      <w:pPr>
-        <w:spacing w:line="360" w:lineRule="auto"/>
-        <w:ind w:firstLineChars="200" w:firstLine="480"/>
-      </w:pPr>
-      <w:r>
-        <w:t>本章共</w:t>
-      </w:r>
-      <w:r>
-        <w:t xml:space="preserve"> 16 </w:t>
-      </w:r>
-      <w:r>
-        <w:t>项检查项，逐项验证结论与对应证据见表</w:t>
-      </w:r>
-      <w:r>
-        <w:t xml:space="preserve"> 5</w:t>
-      </w:r>
-      <w:r>
-        <w:t>。</w:t>
-      </w:r>
+      <w:bookmarkEnd w:id="9"/>
     </w:p>
     <w:p>
       <w:pPr>
@@ -12474,7 +13660,7 @@
           <w:b/>
           <w:sz w:val="21"/>
         </w:rPr>
-        <w:t xml:space="preserve"> 5</w:t>
+        <w:t xml:space="preserve"> 6</w:t>
       </w:r>
       <w:r>
         <w:rPr>
@@ -12483,6 +13669,27 @@
           <w:sz w:val="21"/>
         </w:rPr>
         <w:t xml:space="preserve">　用户安全检查项逐项验证结果</w:t>
+      </w:r>
+    </w:p>
+    <w:p>
+      <w:pPr>
+        <w:spacing w:line="360" w:lineRule="auto"/>
+        <w:ind w:firstLineChars="200" w:firstLine="480"/>
+      </w:pPr>
+      <w:r>
+        <w:t>本章共</w:t>
+      </w:r>
+      <w:r>
+        <w:t xml:space="preserve"> 16 </w:t>
+      </w:r>
+      <w:r>
+        <w:t>项检查项，逐项验证结论与对应证据见表</w:t>
+      </w:r>
+      <w:r>
+        <w:t xml:space="preserve"> 6</w:t>
+      </w:r>
+      <w:r>
+        <w:t>。</w:t>
       </w:r>
     </w:p>
     <w:tbl>
@@ -12623,7 +13830,7 @@
               <w:rPr>
                 <w:sz w:val="21"/>
               </w:rPr>
-              <w:t>—</w:t>
+              <w:t>适用对象均自动判定</w:t>
             </w:r>
           </w:p>
         </w:tc>
@@ -12680,7 +13887,25 @@
               <w:rPr>
                 <w:sz w:val="21"/>
               </w:rPr>
-              <w:t>—</w:t>
+              <w:t xml:space="preserve">Windows </w:t>
+            </w:r>
+            <w:r>
+              <w:rPr>
+                <w:sz w:val="21"/>
+              </w:rPr>
+              <w:t>自动判定；麒麟</w:t>
+            </w:r>
+            <w:r>
+              <w:rPr>
+                <w:sz w:val="21"/>
+              </w:rPr>
+              <w:t xml:space="preserve"> </w:t>
+            </w:r>
+            <w:r>
+              <w:rPr>
+                <w:sz w:val="21"/>
+              </w:rPr>
+              <w:t>未检测需人工</w:t>
             </w:r>
           </w:p>
         </w:tc>
@@ -12737,7 +13962,7 @@
               <w:rPr>
                 <w:sz w:val="21"/>
               </w:rPr>
-              <w:t>—</w:t>
+              <w:t>适用对象均自动判定</w:t>
             </w:r>
           </w:p>
         </w:tc>
@@ -12794,7 +14019,7 @@
               <w:rPr>
                 <w:sz w:val="21"/>
               </w:rPr>
-              <w:t>—</w:t>
+              <w:t>适用对象均自动判定</w:t>
             </w:r>
           </w:p>
         </w:tc>
@@ -12812,6 +14037,7 @@
               <w:rPr>
                 <w:sz w:val="21"/>
               </w:rPr>
+              <w:lastRenderedPageBreak/>
               <w:t>2.5</w:t>
             </w:r>
           </w:p>
@@ -12851,7 +14077,25 @@
               <w:rPr>
                 <w:sz w:val="21"/>
               </w:rPr>
-              <w:t>—</w:t>
+              <w:t xml:space="preserve">Windows </w:t>
+            </w:r>
+            <w:r>
+              <w:rPr>
+                <w:sz w:val="21"/>
+              </w:rPr>
+              <w:t>自动判定；麒麟</w:t>
+            </w:r>
+            <w:r>
+              <w:rPr>
+                <w:sz w:val="21"/>
+              </w:rPr>
+              <w:t xml:space="preserve"> </w:t>
+            </w:r>
+            <w:r>
+              <w:rPr>
+                <w:sz w:val="21"/>
+              </w:rPr>
+              <w:t>脚本采集证据、结论需人工</w:t>
             </w:r>
           </w:p>
         </w:tc>
@@ -12869,7 +14113,6 @@
               <w:rPr>
                 <w:sz w:val="21"/>
               </w:rPr>
-              <w:lastRenderedPageBreak/>
               <w:t>2.6</w:t>
             </w:r>
           </w:p>
@@ -12909,7 +14152,25 @@
               <w:rPr>
                 <w:sz w:val="21"/>
               </w:rPr>
-              <w:t>—</w:t>
+              <w:t xml:space="preserve">Windows </w:t>
+            </w:r>
+            <w:r>
+              <w:rPr>
+                <w:sz w:val="21"/>
+              </w:rPr>
+              <w:t>自动判定；麒麟</w:t>
+            </w:r>
+            <w:r>
+              <w:rPr>
+                <w:sz w:val="21"/>
+              </w:rPr>
+              <w:t xml:space="preserve"> </w:t>
+            </w:r>
+            <w:r>
+              <w:rPr>
+                <w:sz w:val="21"/>
+              </w:rPr>
+              <w:t>脚本采集证据、结论需人工</w:t>
             </w:r>
           </w:p>
         </w:tc>
@@ -12966,7 +14227,7 @@
               <w:rPr>
                 <w:sz w:val="21"/>
               </w:rPr>
-              <w:t>—</w:t>
+              <w:t>适用对象均自动判定</w:t>
             </w:r>
           </w:p>
         </w:tc>
@@ -13047,7 +14308,25 @@
               <w:rPr>
                 <w:sz w:val="21"/>
               </w:rPr>
-              <w:t>—</w:t>
+              <w:t xml:space="preserve">Windows </w:t>
+            </w:r>
+            <w:r>
+              <w:rPr>
+                <w:sz w:val="21"/>
+              </w:rPr>
+              <w:t>自动判定；麒麟</w:t>
+            </w:r>
+            <w:r>
+              <w:rPr>
+                <w:sz w:val="21"/>
+              </w:rPr>
+              <w:t xml:space="preserve"> </w:t>
+            </w:r>
+            <w:r>
+              <w:rPr>
+                <w:sz w:val="21"/>
+              </w:rPr>
+              <w:t>未检测需人工</w:t>
             </w:r>
           </w:p>
         </w:tc>
@@ -13104,7 +14383,7 @@
               <w:rPr>
                 <w:sz w:val="21"/>
               </w:rPr>
-              <w:t>—</w:t>
+              <w:t>适用对象均自动判定</w:t>
             </w:r>
           </w:p>
         </w:tc>
@@ -13428,7 +14707,7 @@
               <w:rPr>
                 <w:sz w:val="21"/>
               </w:rPr>
-              <w:t>—</w:t>
+              <w:t>适用对象均自动判定</w:t>
             </w:r>
           </w:p>
         </w:tc>
@@ -13446,6 +14725,7 @@
               <w:rPr>
                 <w:sz w:val="21"/>
               </w:rPr>
+              <w:lastRenderedPageBreak/>
               <w:t>2.14</w:t>
             </w:r>
           </w:p>
@@ -13485,7 +14765,7 @@
               <w:rPr>
                 <w:sz w:val="21"/>
               </w:rPr>
-              <w:t>—</w:t>
+              <w:t>适用对象均自动判定</w:t>
             </w:r>
           </w:p>
         </w:tc>
@@ -13503,7 +14783,6 @@
               <w:rPr>
                 <w:sz w:val="21"/>
               </w:rPr>
-              <w:lastRenderedPageBreak/>
               <w:t>2.15</w:t>
             </w:r>
           </w:p>
@@ -13543,7 +14822,25 @@
               <w:rPr>
                 <w:sz w:val="21"/>
               </w:rPr>
-              <w:t>—</w:t>
+              <w:t xml:space="preserve">Windows </w:t>
+            </w:r>
+            <w:r>
+              <w:rPr>
+                <w:sz w:val="21"/>
+              </w:rPr>
+              <w:t>自动判定；麒麟</w:t>
+            </w:r>
+            <w:r>
+              <w:rPr>
+                <w:sz w:val="21"/>
+              </w:rPr>
+              <w:t xml:space="preserve"> </w:t>
+            </w:r>
+            <w:r>
+              <w:rPr>
+                <w:sz w:val="21"/>
+              </w:rPr>
+              <w:t>未检测需人工</w:t>
             </w:r>
           </w:p>
         </w:tc>
@@ -13600,7 +14897,43 @@
               <w:rPr>
                 <w:sz w:val="21"/>
               </w:rPr>
-              <w:t>—</w:t>
+              <w:t>Windows</w:t>
+            </w:r>
+            <w:r>
+              <w:rPr>
+                <w:sz w:val="21"/>
+              </w:rPr>
+              <w:t>、麒麟、</w:t>
+            </w:r>
+            <w:r>
+              <w:rPr>
+                <w:sz w:val="21"/>
+              </w:rPr>
+              <w:t>MySQL</w:t>
+            </w:r>
+            <w:r>
+              <w:rPr>
+                <w:sz w:val="21"/>
+              </w:rPr>
+              <w:t>、</w:t>
+            </w:r>
+            <w:r>
+              <w:rPr>
+                <w:sz w:val="21"/>
+              </w:rPr>
+              <w:t>SQL Server</w:t>
+            </w:r>
+            <w:r>
+              <w:rPr>
+                <w:sz w:val="21"/>
+              </w:rPr>
+              <w:t>、</w:t>
+            </w:r>
+            <w:r>
+              <w:rPr>
+                <w:sz w:val="21"/>
+              </w:rPr>
+              <w:t>Re</w:t>
             </w:r>
           </w:p>
         </w:tc>
@@ -13612,7 +14945,37 @@
         <w:ind w:firstLineChars="200" w:firstLine="480"/>
       </w:pPr>
       <w:r>
-        <w:t>本章证据见图</w:t>
+        <w:t>本章</w:t>
+      </w:r>
+      <w:r>
+        <w:t xml:space="preserve"> 16 </w:t>
+      </w:r>
+      <w:r>
+        <w:t>项中，</w:t>
+      </w:r>
+      <w:r>
+        <w:t xml:space="preserve">16 </w:t>
+      </w:r>
+      <w:r>
+        <w:t>项由核查工具执行（</w:t>
+      </w:r>
+      <w:r>
+        <w:t xml:space="preserve">10 </w:t>
+      </w:r>
+      <w:r>
+        <w:t>项工具可直接给出判定，</w:t>
+      </w:r>
+      <w:r>
+        <w:t xml:space="preserve">6 </w:t>
+      </w:r>
+      <w:r>
+        <w:t>项脚本检测后需结合台账或现场确认），</w:t>
+      </w:r>
+      <w:r>
+        <w:t xml:space="preserve">0 </w:t>
+      </w:r>
+      <w:r>
+        <w:t>项由人工核查；工具核查证据见图</w:t>
       </w:r>
       <w:r>
         <w:t xml:space="preserve"> 36</w:t>
@@ -13638,7 +15001,7 @@
           <w:noProof/>
         </w:rPr>
         <w:drawing>
-          <wp:inline distT="0" distB="0" distL="0" distR="0" wp14:anchorId="1C2F8576" wp14:editId="661FB4FD">
+          <wp:inline distT="0" distB="0" distL="0" distR="0" wp14:anchorId="6CEF908B" wp14:editId="3D8914E4">
             <wp:extent cx="5580000" cy="1392768"/>
             <wp:effectExtent l="0" t="0" r="0" b="0"/>
             <wp:docPr id="37" name="Picture 37"/>
@@ -13829,7 +15192,7 @@
           <w:noProof/>
         </w:rPr>
         <w:drawing>
-          <wp:inline distT="0" distB="0" distL="0" distR="0" wp14:anchorId="696F45CB" wp14:editId="6CD56E8F">
+          <wp:inline distT="0" distB="0" distL="0" distR="0" wp14:anchorId="4EF333FD" wp14:editId="631E3D7C">
             <wp:extent cx="5580000" cy="892800"/>
             <wp:effectExtent l="0" t="0" r="0" b="0"/>
             <wp:docPr id="38" name="Picture 38"/>
@@ -14045,7 +15408,7 @@
         </w:rPr>
         <w:lastRenderedPageBreak/>
         <w:drawing>
-          <wp:inline distT="0" distB="0" distL="0" distR="0" wp14:anchorId="52FF60C7" wp14:editId="2A30A3D0">
+          <wp:inline distT="0" distB="0" distL="0" distR="0" wp14:anchorId="1A29B051" wp14:editId="4C5DC6FA">
             <wp:extent cx="5580000" cy="1964160"/>
             <wp:effectExtent l="0" t="0" r="0" b="0"/>
             <wp:docPr id="39" name="Picture 39"/>
@@ -14260,7 +15623,7 @@
         <w:pStyle w:val="Heading2"/>
         <w:spacing w:before="240" w:after="120"/>
       </w:pPr>
-      <w:bookmarkStart w:id="9" w:name="_Toc240369263"/>
+      <w:bookmarkStart w:id="10" w:name="_Toc240370387"/>
       <w:r>
         <w:rPr>
           <w:rFonts w:ascii="Times New Roman" w:eastAsia="黑体" w:hAnsi="Times New Roman"/>
@@ -14277,28 +15640,7 @@
         </w:rPr>
         <w:t>数据安全</w:t>
       </w:r>
-      <w:bookmarkEnd w:id="9"/>
-    </w:p>
-    <w:p>
-      <w:pPr>
-        <w:spacing w:line="360" w:lineRule="auto"/>
-        <w:ind w:firstLineChars="200" w:firstLine="480"/>
-      </w:pPr>
-      <w:r>
-        <w:t>本章共</w:t>
-      </w:r>
-      <w:r>
-        <w:t xml:space="preserve"> 14 </w:t>
-      </w:r>
-      <w:r>
-        <w:t>项检查项，逐项验证结论与对应证据见表</w:t>
-      </w:r>
-      <w:r>
-        <w:t xml:space="preserve"> 6</w:t>
-      </w:r>
-      <w:r>
-        <w:t>。</w:t>
-      </w:r>
+      <w:bookmarkEnd w:id="10"/>
     </w:p>
     <w:p>
       <w:pPr>
@@ -14320,7 +15662,7 @@
           <w:b/>
           <w:sz w:val="21"/>
         </w:rPr>
-        <w:t xml:space="preserve"> 6</w:t>
+        <w:t xml:space="preserve"> 7</w:t>
       </w:r>
       <w:r>
         <w:rPr>
@@ -14329,6 +15671,27 @@
           <w:sz w:val="21"/>
         </w:rPr>
         <w:t xml:space="preserve">　数据安全检查项逐项验证结果</w:t>
+      </w:r>
+    </w:p>
+    <w:p>
+      <w:pPr>
+        <w:spacing w:line="360" w:lineRule="auto"/>
+        <w:ind w:firstLineChars="200" w:firstLine="480"/>
+      </w:pPr>
+      <w:r>
+        <w:t>本章共</w:t>
+      </w:r>
+      <w:r>
+        <w:t xml:space="preserve"> 14 </w:t>
+      </w:r>
+      <w:r>
+        <w:t>项检查项，逐项验证结论与对应证据见表</w:t>
+      </w:r>
+      <w:r>
+        <w:t xml:space="preserve"> 7</w:t>
+      </w:r>
+      <w:r>
+        <w:t>。</w:t>
       </w:r>
     </w:p>
     <w:tbl>
@@ -14469,7 +15832,43 @@
               <w:rPr>
                 <w:sz w:val="21"/>
               </w:rPr>
-              <w:t>—</w:t>
+              <w:t>Windows</w:t>
+            </w:r>
+            <w:r>
+              <w:rPr>
+                <w:sz w:val="21"/>
+              </w:rPr>
+              <w:t>、麒麟</w:t>
+            </w:r>
+            <w:r>
+              <w:rPr>
+                <w:sz w:val="21"/>
+              </w:rPr>
+              <w:t xml:space="preserve"> </w:t>
+            </w:r>
+            <w:r>
+              <w:rPr>
+                <w:sz w:val="21"/>
+              </w:rPr>
+              <w:t>自动判定；</w:t>
+            </w:r>
+            <w:r>
+              <w:rPr>
+                <w:sz w:val="21"/>
+              </w:rPr>
+              <w:t>MySQL</w:t>
+            </w:r>
+            <w:r>
+              <w:rPr>
+                <w:sz w:val="21"/>
+              </w:rPr>
+              <w:t>、</w:t>
+            </w:r>
+            <w:r>
+              <w:rPr>
+                <w:sz w:val="21"/>
+              </w:rPr>
+              <w:t>SQL Serv</w:t>
             </w:r>
           </w:p>
         </w:tc>
@@ -14526,7 +15925,7 @@
               <w:rPr>
                 <w:sz w:val="21"/>
               </w:rPr>
-              <w:t>—</w:t>
+              <w:t>适用对象均自动判定</w:t>
             </w:r>
           </w:p>
         </w:tc>
@@ -14595,7 +15994,7 @@
               <w:rPr>
                 <w:sz w:val="21"/>
               </w:rPr>
-              <w:t>—</w:t>
+              <w:t>适用对象均自动判定</w:t>
             </w:r>
           </w:p>
         </w:tc>
@@ -14652,7 +16051,7 @@
               <w:rPr>
                 <w:sz w:val="21"/>
               </w:rPr>
-              <w:t>—</w:t>
+              <w:t>人工核查</w:t>
             </w:r>
           </w:p>
         </w:tc>
@@ -14733,7 +16132,49 @@
               <w:rPr>
                 <w:sz w:val="21"/>
               </w:rPr>
-              <w:t>—</w:t>
+              <w:t>Windows</w:t>
+            </w:r>
+            <w:r>
+              <w:rPr>
+                <w:sz w:val="21"/>
+              </w:rPr>
+              <w:t>、麒麟</w:t>
+            </w:r>
+            <w:r>
+              <w:rPr>
+                <w:sz w:val="21"/>
+              </w:rPr>
+              <w:t xml:space="preserve"> </w:t>
+            </w:r>
+            <w:r>
+              <w:rPr>
+                <w:sz w:val="21"/>
+              </w:rPr>
+              <w:t>自动判定；</w:t>
+            </w:r>
+            <w:r>
+              <w:rPr>
+                <w:sz w:val="21"/>
+              </w:rPr>
+              <w:t>Nginx</w:t>
+            </w:r>
+            <w:r>
+              <w:rPr>
+                <w:sz w:val="21"/>
+              </w:rPr>
+              <w:t>、</w:t>
+            </w:r>
+            <w:r>
+              <w:rPr>
+                <w:sz w:val="21"/>
+              </w:rPr>
+              <w:t>Tomcat</w:t>
+            </w:r>
+            <w:r>
+              <w:rPr>
+                <w:sz w:val="21"/>
+              </w:rPr>
+              <w:t>、网</w:t>
             </w:r>
           </w:p>
         </w:tc>
@@ -14791,7 +16232,37 @@
               <w:rPr>
                 <w:sz w:val="21"/>
               </w:rPr>
-              <w:t>—</w:t>
+              <w:t>Windows</w:t>
+            </w:r>
+            <w:r>
+              <w:rPr>
+                <w:sz w:val="21"/>
+              </w:rPr>
+              <w:t>、麒麟</w:t>
+            </w:r>
+            <w:r>
+              <w:rPr>
+                <w:sz w:val="21"/>
+              </w:rPr>
+              <w:t xml:space="preserve"> </w:t>
+            </w:r>
+            <w:r>
+              <w:rPr>
+                <w:sz w:val="21"/>
+              </w:rPr>
+              <w:t>自动判定；网络设备</w:t>
+            </w:r>
+            <w:r>
+              <w:rPr>
+                <w:sz w:val="21"/>
+              </w:rPr>
+              <w:t xml:space="preserve"> </w:t>
+            </w:r>
+            <w:r>
+              <w:rPr>
+                <w:sz w:val="21"/>
+              </w:rPr>
+              <w:t>未检测需人工</w:t>
             </w:r>
           </w:p>
         </w:tc>
@@ -14860,7 +16331,43 @@
               <w:rPr>
                 <w:sz w:val="21"/>
               </w:rPr>
-              <w:t>—</w:t>
+              <w:t>Windows</w:t>
+            </w:r>
+            <w:r>
+              <w:rPr>
+                <w:sz w:val="21"/>
+              </w:rPr>
+              <w:t>、麒麟</w:t>
+            </w:r>
+            <w:r>
+              <w:rPr>
+                <w:sz w:val="21"/>
+              </w:rPr>
+              <w:t xml:space="preserve"> </w:t>
+            </w:r>
+            <w:r>
+              <w:rPr>
+                <w:sz w:val="21"/>
+              </w:rPr>
+              <w:t>自动判定；</w:t>
+            </w:r>
+            <w:r>
+              <w:rPr>
+                <w:sz w:val="21"/>
+              </w:rPr>
+              <w:t>MySQL</w:t>
+            </w:r>
+            <w:r>
+              <w:rPr>
+                <w:sz w:val="21"/>
+              </w:rPr>
+              <w:t>、</w:t>
+            </w:r>
+            <w:r>
+              <w:rPr>
+                <w:sz w:val="21"/>
+              </w:rPr>
+              <w:t>SQL Serv</w:t>
             </w:r>
           </w:p>
         </w:tc>
@@ -14917,7 +16424,25 @@
               <w:rPr>
                 <w:sz w:val="21"/>
               </w:rPr>
-              <w:t>—</w:t>
+              <w:t xml:space="preserve">Windows </w:t>
+            </w:r>
+            <w:r>
+              <w:rPr>
+                <w:sz w:val="21"/>
+              </w:rPr>
+              <w:t>自动判定；麒麟</w:t>
+            </w:r>
+            <w:r>
+              <w:rPr>
+                <w:sz w:val="21"/>
+              </w:rPr>
+              <w:t xml:space="preserve"> </w:t>
+            </w:r>
+            <w:r>
+              <w:rPr>
+                <w:sz w:val="21"/>
+              </w:rPr>
+              <w:t>脚本采集证据、结论需等</w:t>
             </w:r>
           </w:p>
         </w:tc>
@@ -14974,7 +16499,55 @@
               <w:rPr>
                 <w:sz w:val="21"/>
               </w:rPr>
-              <w:t>—</w:t>
+              <w:t>Windows</w:t>
+            </w:r>
+            <w:r>
+              <w:rPr>
+                <w:sz w:val="21"/>
+              </w:rPr>
+              <w:t>、麒麟</w:t>
+            </w:r>
+            <w:r>
+              <w:rPr>
+                <w:sz w:val="21"/>
+              </w:rPr>
+              <w:t xml:space="preserve"> </w:t>
+            </w:r>
+            <w:r>
+              <w:rPr>
+                <w:sz w:val="21"/>
+              </w:rPr>
+              <w:t>自动判定；</w:t>
+            </w:r>
+            <w:r>
+              <w:rPr>
+                <w:sz w:val="21"/>
+              </w:rPr>
+              <w:t>Nginx</w:t>
+            </w:r>
+            <w:r>
+              <w:rPr>
+                <w:sz w:val="21"/>
+              </w:rPr>
+              <w:t>、</w:t>
+            </w:r>
+            <w:r>
+              <w:rPr>
+                <w:sz w:val="21"/>
+              </w:rPr>
+              <w:t>MySQL</w:t>
+            </w:r>
+            <w:r>
+              <w:rPr>
+                <w:sz w:val="21"/>
+              </w:rPr>
+              <w:t>、</w:t>
+            </w:r>
+            <w:r>
+              <w:rPr>
+                <w:sz w:val="21"/>
+              </w:rPr>
+              <w:t>SQ</w:t>
             </w:r>
           </w:p>
         </w:tc>
@@ -15031,7 +16604,25 @@
               <w:rPr>
                 <w:sz w:val="21"/>
               </w:rPr>
-              <w:t>—</w:t>
+              <w:t xml:space="preserve">Windows </w:t>
+            </w:r>
+            <w:r>
+              <w:rPr>
+                <w:sz w:val="21"/>
+              </w:rPr>
+              <w:t>自动判定；麒麟</w:t>
+            </w:r>
+            <w:r>
+              <w:rPr>
+                <w:sz w:val="21"/>
+              </w:rPr>
+              <w:t xml:space="preserve"> </w:t>
+            </w:r>
+            <w:r>
+              <w:rPr>
+                <w:sz w:val="21"/>
+              </w:rPr>
+              <w:t>脚本采集证据、结论需人工</w:t>
             </w:r>
           </w:p>
         </w:tc>
@@ -15088,7 +16679,55 @@
               <w:rPr>
                 <w:sz w:val="21"/>
               </w:rPr>
-              <w:t>—</w:t>
+              <w:t>Windows</w:t>
+            </w:r>
+            <w:r>
+              <w:rPr>
+                <w:sz w:val="21"/>
+              </w:rPr>
+              <w:t>、麒麟</w:t>
+            </w:r>
+            <w:r>
+              <w:rPr>
+                <w:sz w:val="21"/>
+              </w:rPr>
+              <w:t xml:space="preserve"> </w:t>
+            </w:r>
+            <w:r>
+              <w:rPr>
+                <w:sz w:val="21"/>
+              </w:rPr>
+              <w:t>自动判定；</w:t>
+            </w:r>
+            <w:r>
+              <w:rPr>
+                <w:sz w:val="21"/>
+              </w:rPr>
+              <w:t>Nginx</w:t>
+            </w:r>
+            <w:r>
+              <w:rPr>
+                <w:sz w:val="21"/>
+              </w:rPr>
+              <w:t>、</w:t>
+            </w:r>
+            <w:r>
+              <w:rPr>
+                <w:sz w:val="21"/>
+              </w:rPr>
+              <w:t>MySQL</w:t>
+            </w:r>
+            <w:r>
+              <w:rPr>
+                <w:sz w:val="21"/>
+              </w:rPr>
+              <w:t>、</w:t>
+            </w:r>
+            <w:r>
+              <w:rPr>
+                <w:sz w:val="21"/>
+              </w:rPr>
+              <w:t>SQ</w:t>
             </w:r>
           </w:p>
         </w:tc>
@@ -15145,7 +16784,7 @@
               <w:rPr>
                 <w:sz w:val="21"/>
               </w:rPr>
-              <w:t>—</w:t>
+              <w:t>人工核查</w:t>
             </w:r>
           </w:p>
         </w:tc>
@@ -15202,7 +16841,37 @@
               <w:rPr>
                 <w:sz w:val="21"/>
               </w:rPr>
-              <w:t>—</w:t>
+              <w:t>Windows</w:t>
+            </w:r>
+            <w:r>
+              <w:rPr>
+                <w:sz w:val="21"/>
+              </w:rPr>
+              <w:t>、麒麟</w:t>
+            </w:r>
+            <w:r>
+              <w:rPr>
+                <w:sz w:val="21"/>
+              </w:rPr>
+              <w:t xml:space="preserve"> </w:t>
+            </w:r>
+            <w:r>
+              <w:rPr>
+                <w:sz w:val="21"/>
+              </w:rPr>
+              <w:t>自动判定；</w:t>
+            </w:r>
+            <w:r>
+              <w:rPr>
+                <w:sz w:val="21"/>
+              </w:rPr>
+              <w:t xml:space="preserve">MySQL </w:t>
+            </w:r>
+            <w:r>
+              <w:rPr>
+                <w:sz w:val="21"/>
+              </w:rPr>
+              <w:t>未检测需人工</w:t>
             </w:r>
           </w:p>
         </w:tc>
@@ -15259,7 +16928,7 @@
               <w:rPr>
                 <w:sz w:val="21"/>
               </w:rPr>
-              <w:t>—</w:t>
+              <w:t>人工核查</w:t>
             </w:r>
           </w:p>
         </w:tc>
@@ -15271,13 +16940,47 @@
         <w:ind w:firstLineChars="200" w:firstLine="480"/>
       </w:pPr>
       <w:r>
-        <w:t>本章检查项属现场查看、文档调阅与实测验证类，核查工具不产出具机证据，由人工按《配置核查作业指导书》的方法逐项核查并留存证据；工具对本章的验证结论以《配置核查表》第</w:t>
+        <w:t>本章</w:t>
       </w:r>
       <w:r>
         <w:t xml:space="preserve"> 14 </w:t>
       </w:r>
       <w:r>
-        <w:t>列逐项标注为准。</w:t>
+        <w:t>项中，</w:t>
+      </w:r>
+      <w:r>
+        <w:t xml:space="preserve">11 </w:t>
+      </w:r>
+      <w:r>
+        <w:t>项由核查工具执行（</w:t>
+      </w:r>
+      <w:r>
+        <w:t xml:space="preserve">2 </w:t>
+      </w:r>
+      <w:r>
+        <w:t>项工具可直接给出判定，</w:t>
+      </w:r>
+      <w:r>
+        <w:t xml:space="preserve">9 </w:t>
+      </w:r>
+      <w:r>
+        <w:t>项脚本检测后需结合台账或现场确认），所用脚本与检测项见上表「对应证据」列，</w:t>
+      </w:r>
+      <w:r>
+        <w:lastRenderedPageBreak/>
+        <w:t>完整标注见《配置核查表》第</w:t>
+      </w:r>
+      <w:r>
+        <w:t xml:space="preserve"> 14 </w:t>
+      </w:r>
+      <w:r>
+        <w:t>列；其余</w:t>
+      </w:r>
+      <w:r>
+        <w:t xml:space="preserve"> 3 </w:t>
+      </w:r>
+      <w:r>
+        <w:t>项属现场查看、文档调阅与实测验证类，由人工按《配置核查作业指导书》的方法逐项核查并留存证据。</w:t>
       </w:r>
     </w:p>
     <w:p>
@@ -15285,14 +16988,13 @@
         <w:pStyle w:val="Heading2"/>
         <w:spacing w:before="240" w:after="120"/>
       </w:pPr>
-      <w:bookmarkStart w:id="10" w:name="_Toc240369264"/>
+      <w:bookmarkStart w:id="11" w:name="_Toc240370388"/>
       <w:r>
         <w:rPr>
           <w:rFonts w:ascii="Times New Roman" w:eastAsia="黑体" w:hAnsi="Times New Roman"/>
           <w:color w:val="000000"/>
           <w:sz w:val="28"/>
         </w:rPr>
-        <w:lastRenderedPageBreak/>
         <w:t xml:space="preserve">4.4 </w:t>
       </w:r>
       <w:r>
@@ -15303,28 +17005,7 @@
         </w:rPr>
         <w:t>应用安全</w:t>
       </w:r>
-      <w:bookmarkEnd w:id="10"/>
-    </w:p>
-    <w:p>
-      <w:pPr>
-        <w:spacing w:line="360" w:lineRule="auto"/>
-        <w:ind w:firstLineChars="200" w:firstLine="480"/>
-      </w:pPr>
-      <w:r>
-        <w:t>本章共</w:t>
-      </w:r>
-      <w:r>
-        <w:t xml:space="preserve"> 33 </w:t>
-      </w:r>
-      <w:r>
-        <w:t>项检查项，逐项验证结论与对应证据见表</w:t>
-      </w:r>
-      <w:r>
-        <w:t xml:space="preserve"> 7</w:t>
-      </w:r>
-      <w:r>
-        <w:t>。</w:t>
-      </w:r>
+      <w:bookmarkEnd w:id="11"/>
     </w:p>
     <w:p>
       <w:pPr>
@@ -15346,7 +17027,7 @@
           <w:b/>
           <w:sz w:val="21"/>
         </w:rPr>
-        <w:t xml:space="preserve"> 7</w:t>
+        <w:t xml:space="preserve"> 8</w:t>
       </w:r>
       <w:r>
         <w:rPr>
@@ -15355,6 +17036,27 @@
           <w:sz w:val="21"/>
         </w:rPr>
         <w:t xml:space="preserve">　应用安全检查项逐项验证结果</w:t>
+      </w:r>
+    </w:p>
+    <w:p>
+      <w:pPr>
+        <w:spacing w:line="360" w:lineRule="auto"/>
+        <w:ind w:firstLineChars="200" w:firstLine="480"/>
+      </w:pPr>
+      <w:r>
+        <w:t>本章共</w:t>
+      </w:r>
+      <w:r>
+        <w:t xml:space="preserve"> 33 </w:t>
+      </w:r>
+      <w:r>
+        <w:t>项检查项，逐项验证结论与对应证据见表</w:t>
+      </w:r>
+      <w:r>
+        <w:t xml:space="preserve"> 8</w:t>
+      </w:r>
+      <w:r>
+        <w:t>。</w:t>
       </w:r>
     </w:p>
     <w:tbl>
@@ -15495,7 +17197,37 @@
               <w:rPr>
                 <w:sz w:val="21"/>
               </w:rPr>
-              <w:t>—</w:t>
+              <w:t>麒麟</w:t>
+            </w:r>
+            <w:r>
+              <w:rPr>
+                <w:sz w:val="21"/>
+              </w:rPr>
+              <w:t xml:space="preserve"> </w:t>
+            </w:r>
+            <w:r>
+              <w:rPr>
+                <w:sz w:val="21"/>
+              </w:rPr>
+              <w:t>脚本采集证据、结论需人工；</w:t>
+            </w:r>
+            <w:r>
+              <w:rPr>
+                <w:sz w:val="21"/>
+              </w:rPr>
+              <w:t>Windows</w:t>
+            </w:r>
+            <w:r>
+              <w:rPr>
+                <w:sz w:val="21"/>
+              </w:rPr>
+              <w:t>、</w:t>
+            </w:r>
+            <w:r>
+              <w:rPr>
+                <w:sz w:val="21"/>
+              </w:rPr>
+              <w:t>MySQL</w:t>
             </w:r>
           </w:p>
         </w:tc>
@@ -15552,7 +17284,43 @@
               <w:rPr>
                 <w:sz w:val="21"/>
               </w:rPr>
-              <w:t>—</w:t>
+              <w:t>Windows</w:t>
+            </w:r>
+            <w:r>
+              <w:rPr>
+                <w:sz w:val="21"/>
+              </w:rPr>
+              <w:t>、麒麟</w:t>
+            </w:r>
+            <w:r>
+              <w:rPr>
+                <w:sz w:val="21"/>
+              </w:rPr>
+              <w:t xml:space="preserve"> </w:t>
+            </w:r>
+            <w:r>
+              <w:rPr>
+                <w:sz w:val="21"/>
+              </w:rPr>
+              <w:t>自动判定；</w:t>
+            </w:r>
+            <w:r>
+              <w:rPr>
+                <w:sz w:val="21"/>
+              </w:rPr>
+              <w:t>MySQL</w:t>
+            </w:r>
+            <w:r>
+              <w:rPr>
+                <w:sz w:val="21"/>
+              </w:rPr>
+              <w:t>、</w:t>
+            </w:r>
+            <w:r>
+              <w:rPr>
+                <w:sz w:val="21"/>
+              </w:rPr>
+              <w:t>SQL Serv</w:t>
             </w:r>
           </w:p>
         </w:tc>
@@ -15609,7 +17377,7 @@
               <w:rPr>
                 <w:sz w:val="21"/>
               </w:rPr>
-              <w:t>—</w:t>
+              <w:t>适用对象均自动判定</w:t>
             </w:r>
           </w:p>
         </w:tc>
@@ -15666,7 +17434,37 @@
               <w:rPr>
                 <w:sz w:val="21"/>
               </w:rPr>
-              <w:t>—</w:t>
+              <w:t>Windows</w:t>
+            </w:r>
+            <w:r>
+              <w:rPr>
+                <w:sz w:val="21"/>
+              </w:rPr>
+              <w:t>、麒麟</w:t>
+            </w:r>
+            <w:r>
+              <w:rPr>
+                <w:sz w:val="21"/>
+              </w:rPr>
+              <w:t xml:space="preserve"> </w:t>
+            </w:r>
+            <w:r>
+              <w:rPr>
+                <w:sz w:val="21"/>
+              </w:rPr>
+              <w:t>自动判定；网络设备</w:t>
+            </w:r>
+            <w:r>
+              <w:rPr>
+                <w:sz w:val="21"/>
+              </w:rPr>
+              <w:t xml:space="preserve"> </w:t>
+            </w:r>
+            <w:r>
+              <w:rPr>
+                <w:sz w:val="21"/>
+              </w:rPr>
+              <w:t>未检测需人工</w:t>
             </w:r>
           </w:p>
         </w:tc>
@@ -15735,7 +17533,37 @@
               <w:rPr>
                 <w:sz w:val="21"/>
               </w:rPr>
-              <w:t>—</w:t>
+              <w:t xml:space="preserve">Nginx </w:t>
+            </w:r>
+            <w:r>
+              <w:rPr>
+                <w:sz w:val="21"/>
+              </w:rPr>
+              <w:t>自动判定；</w:t>
+            </w:r>
+            <w:r>
+              <w:rPr>
+                <w:sz w:val="21"/>
+              </w:rPr>
+              <w:t>Windows</w:t>
+            </w:r>
+            <w:r>
+              <w:rPr>
+                <w:sz w:val="21"/>
+              </w:rPr>
+              <w:t>、麒麟、</w:t>
+            </w:r>
+            <w:r>
+              <w:rPr>
+                <w:sz w:val="21"/>
+              </w:rPr>
+              <w:t>Tomcat</w:t>
+            </w:r>
+            <w:r>
+              <w:rPr>
+                <w:sz w:val="21"/>
+              </w:rPr>
+              <w:t>、网</w:t>
             </w:r>
           </w:p>
         </w:tc>
@@ -15810,7 +17638,7 @@
               <w:rPr>
                 <w:sz w:val="21"/>
               </w:rPr>
-              <w:t>—</w:t>
+              <w:t>人工核查</w:t>
             </w:r>
           </w:p>
         </w:tc>
@@ -15867,7 +17695,49 @@
               <w:rPr>
                 <w:sz w:val="21"/>
               </w:rPr>
-              <w:t>—</w:t>
+              <w:t>Windows</w:t>
+            </w:r>
+            <w:r>
+              <w:rPr>
+                <w:sz w:val="21"/>
+              </w:rPr>
+              <w:t>、麒麟</w:t>
+            </w:r>
+            <w:r>
+              <w:rPr>
+                <w:sz w:val="21"/>
+              </w:rPr>
+              <w:t xml:space="preserve"> </w:t>
+            </w:r>
+            <w:r>
+              <w:rPr>
+                <w:sz w:val="21"/>
+              </w:rPr>
+              <w:t>自动判定；</w:t>
+            </w:r>
+            <w:r>
+              <w:rPr>
+                <w:sz w:val="21"/>
+              </w:rPr>
+              <w:t>Nginx</w:t>
+            </w:r>
+            <w:r>
+              <w:rPr>
+                <w:sz w:val="21"/>
+              </w:rPr>
+              <w:t>、</w:t>
+            </w:r>
+            <w:r>
+              <w:rPr>
+                <w:sz w:val="21"/>
+              </w:rPr>
+              <w:t xml:space="preserve">Tomcat </w:t>
+            </w:r>
+            <w:r>
+              <w:rPr>
+                <w:sz w:val="21"/>
+              </w:rPr>
+              <w:t>未</w:t>
             </w:r>
           </w:p>
         </w:tc>
@@ -15924,7 +17794,25 @@
               <w:rPr>
                 <w:sz w:val="21"/>
               </w:rPr>
-              <w:t>—</w:t>
+              <w:t xml:space="preserve">Windows </w:t>
+            </w:r>
+            <w:r>
+              <w:rPr>
+                <w:sz w:val="21"/>
+              </w:rPr>
+              <w:t>自动判定；麒麟</w:t>
+            </w:r>
+            <w:r>
+              <w:rPr>
+                <w:sz w:val="21"/>
+              </w:rPr>
+              <w:t xml:space="preserve"> </w:t>
+            </w:r>
+            <w:r>
+              <w:rPr>
+                <w:sz w:val="21"/>
+              </w:rPr>
+              <w:t>脚本采集证据、结论需人工</w:t>
             </w:r>
           </w:p>
         </w:tc>
@@ -15999,7 +17887,7 @@
               <w:rPr>
                 <w:sz w:val="21"/>
               </w:rPr>
-              <w:t>—</w:t>
+              <w:t>人工核查</w:t>
             </w:r>
           </w:p>
         </w:tc>
@@ -16062,7 +17950,7 @@
               <w:rPr>
                 <w:sz w:val="21"/>
               </w:rPr>
-              <w:t>—</w:t>
+              <w:t>人工核查</w:t>
             </w:r>
           </w:p>
         </w:tc>
@@ -16119,7 +18007,25 @@
               <w:rPr>
                 <w:sz w:val="21"/>
               </w:rPr>
-              <w:t>—</w:t>
+              <w:t xml:space="preserve">Windows </w:t>
+            </w:r>
+            <w:r>
+              <w:rPr>
+                <w:sz w:val="21"/>
+              </w:rPr>
+              <w:t>自动判定；麒麟</w:t>
+            </w:r>
+            <w:r>
+              <w:rPr>
+                <w:sz w:val="21"/>
+              </w:rPr>
+              <w:t xml:space="preserve"> </w:t>
+            </w:r>
+            <w:r>
+              <w:rPr>
+                <w:sz w:val="21"/>
+              </w:rPr>
+              <w:t>脚本采集证据、结论需等</w:t>
             </w:r>
           </w:p>
         </w:tc>
@@ -16137,6 +18043,7 @@
               <w:rPr>
                 <w:sz w:val="21"/>
               </w:rPr>
+              <w:lastRenderedPageBreak/>
               <w:t>4.12</w:t>
             </w:r>
           </w:p>
@@ -16176,7 +18083,37 @@
               <w:rPr>
                 <w:sz w:val="21"/>
               </w:rPr>
-              <w:t>—</w:t>
+              <w:t xml:space="preserve">Windows </w:t>
+            </w:r>
+            <w:r>
+              <w:rPr>
+                <w:sz w:val="21"/>
+              </w:rPr>
+              <w:t>自动判定；麒麟、</w:t>
+            </w:r>
+            <w:r>
+              <w:rPr>
+                <w:sz w:val="21"/>
+              </w:rPr>
+              <w:t>Nginx</w:t>
+            </w:r>
+            <w:r>
+              <w:rPr>
+                <w:sz w:val="21"/>
+              </w:rPr>
+              <w:t>、</w:t>
+            </w:r>
+            <w:r>
+              <w:rPr>
+                <w:sz w:val="21"/>
+              </w:rPr>
+              <w:t xml:space="preserve">Tomcat </w:t>
+            </w:r>
+            <w:r>
+              <w:rPr>
+                <w:sz w:val="21"/>
+              </w:rPr>
+              <w:t>未</w:t>
             </w:r>
           </w:p>
         </w:tc>
@@ -16233,7 +18170,7 @@
               <w:rPr>
                 <w:sz w:val="21"/>
               </w:rPr>
-              <w:t>—</w:t>
+              <w:t>人工核查</w:t>
             </w:r>
           </w:p>
         </w:tc>
@@ -16251,7 +18188,6 @@
               <w:rPr>
                 <w:sz w:val="21"/>
               </w:rPr>
-              <w:lastRenderedPageBreak/>
               <w:t>4.14</w:t>
             </w:r>
           </w:p>
@@ -16291,7 +18227,43 @@
               <w:rPr>
                 <w:sz w:val="21"/>
               </w:rPr>
-              <w:t>—</w:t>
+              <w:t>Windows</w:t>
+            </w:r>
+            <w:r>
+              <w:rPr>
+                <w:sz w:val="21"/>
+              </w:rPr>
+              <w:t>、麒麟</w:t>
+            </w:r>
+            <w:r>
+              <w:rPr>
+                <w:sz w:val="21"/>
+              </w:rPr>
+              <w:t xml:space="preserve"> </w:t>
+            </w:r>
+            <w:r>
+              <w:rPr>
+                <w:sz w:val="21"/>
+              </w:rPr>
+              <w:t>自动判定；</w:t>
+            </w:r>
+            <w:r>
+              <w:rPr>
+                <w:sz w:val="21"/>
+              </w:rPr>
+              <w:t>MySQL</w:t>
+            </w:r>
+            <w:r>
+              <w:rPr>
+                <w:sz w:val="21"/>
+              </w:rPr>
+              <w:t>、</w:t>
+            </w:r>
+            <w:r>
+              <w:rPr>
+                <w:sz w:val="21"/>
+              </w:rPr>
+              <w:t>SQL Serv</w:t>
             </w:r>
           </w:p>
         </w:tc>
@@ -16348,7 +18320,7 @@
               <w:rPr>
                 <w:sz w:val="21"/>
               </w:rPr>
-              <w:t>—</w:t>
+              <w:t>人工核查</w:t>
             </w:r>
           </w:p>
         </w:tc>
@@ -16405,7 +18377,43 @@
               <w:rPr>
                 <w:sz w:val="21"/>
               </w:rPr>
-              <w:t>—</w:t>
+              <w:t>Windows</w:t>
+            </w:r>
+            <w:r>
+              <w:rPr>
+                <w:sz w:val="21"/>
+              </w:rPr>
+              <w:t>、麒麟</w:t>
+            </w:r>
+            <w:r>
+              <w:rPr>
+                <w:sz w:val="21"/>
+              </w:rPr>
+              <w:t xml:space="preserve"> </w:t>
+            </w:r>
+            <w:r>
+              <w:rPr>
+                <w:sz w:val="21"/>
+              </w:rPr>
+              <w:t>自动判定；</w:t>
+            </w:r>
+            <w:r>
+              <w:rPr>
+                <w:sz w:val="21"/>
+              </w:rPr>
+              <w:t>MySQL</w:t>
+            </w:r>
+            <w:r>
+              <w:rPr>
+                <w:sz w:val="21"/>
+              </w:rPr>
+              <w:t>、</w:t>
+            </w:r>
+            <w:r>
+              <w:rPr>
+                <w:sz w:val="21"/>
+              </w:rPr>
+              <w:t>SQL Serv</w:t>
             </w:r>
           </w:p>
         </w:tc>
@@ -16462,7 +18470,25 @@
               <w:rPr>
                 <w:sz w:val="21"/>
               </w:rPr>
-              <w:t>—</w:t>
+              <w:t xml:space="preserve">Windows </w:t>
+            </w:r>
+            <w:r>
+              <w:rPr>
+                <w:sz w:val="21"/>
+              </w:rPr>
+              <w:t>自动判定；麒麟</w:t>
+            </w:r>
+            <w:r>
+              <w:rPr>
+                <w:sz w:val="21"/>
+              </w:rPr>
+              <w:t xml:space="preserve"> </w:t>
+            </w:r>
+            <w:r>
+              <w:rPr>
+                <w:sz w:val="21"/>
+              </w:rPr>
+              <w:t>脚本采集证据、结论需等</w:t>
             </w:r>
           </w:p>
         </w:tc>
@@ -16519,7 +18545,37 @@
               <w:rPr>
                 <w:sz w:val="21"/>
               </w:rPr>
-              <w:t>—</w:t>
+              <w:t>Windows</w:t>
+            </w:r>
+            <w:r>
+              <w:rPr>
+                <w:sz w:val="21"/>
+              </w:rPr>
+              <w:t>、麒麟</w:t>
+            </w:r>
+            <w:r>
+              <w:rPr>
+                <w:sz w:val="21"/>
+              </w:rPr>
+              <w:t xml:space="preserve"> </w:t>
+            </w:r>
+            <w:r>
+              <w:rPr>
+                <w:sz w:val="21"/>
+              </w:rPr>
+              <w:t>自动判定；网络设备</w:t>
+            </w:r>
+            <w:r>
+              <w:rPr>
+                <w:sz w:val="21"/>
+              </w:rPr>
+              <w:t xml:space="preserve"> </w:t>
+            </w:r>
+            <w:r>
+              <w:rPr>
+                <w:sz w:val="21"/>
+              </w:rPr>
+              <w:t>未检测需人工</w:t>
             </w:r>
           </w:p>
         </w:tc>
@@ -16576,7 +18632,7 @@
               <w:rPr>
                 <w:sz w:val="21"/>
               </w:rPr>
-              <w:t>—</w:t>
+              <w:t>适用对象均自动判定</w:t>
             </w:r>
           </w:p>
         </w:tc>
@@ -16633,7 +18689,7 @@
               <w:rPr>
                 <w:sz w:val="21"/>
               </w:rPr>
-              <w:t>—</w:t>
+              <w:t>人工核查</w:t>
             </w:r>
           </w:p>
         </w:tc>
@@ -16702,7 +18758,7 @@
               <w:rPr>
                 <w:sz w:val="21"/>
               </w:rPr>
-              <w:t>—</w:t>
+              <w:t>人工核查</w:t>
             </w:r>
           </w:p>
         </w:tc>
@@ -16771,7 +18827,7 @@
               <w:rPr>
                 <w:sz w:val="21"/>
               </w:rPr>
-              <w:t>—</w:t>
+              <w:t>适用对象均自动判定</w:t>
             </w:r>
           </w:p>
         </w:tc>
@@ -16789,6 +18845,7 @@
               <w:rPr>
                 <w:sz w:val="21"/>
               </w:rPr>
+              <w:lastRenderedPageBreak/>
               <w:t>4.23</w:t>
             </w:r>
           </w:p>
@@ -16828,7 +18885,43 @@
               <w:rPr>
                 <w:sz w:val="21"/>
               </w:rPr>
-              <w:t>—</w:t>
+              <w:t>Windows</w:t>
+            </w:r>
+            <w:r>
+              <w:rPr>
+                <w:sz w:val="21"/>
+              </w:rPr>
+              <w:t>、</w:t>
+            </w:r>
+            <w:r>
+              <w:rPr>
+                <w:sz w:val="21"/>
+              </w:rPr>
+              <w:t xml:space="preserve">Tomcat </w:t>
+            </w:r>
+            <w:r>
+              <w:rPr>
+                <w:sz w:val="21"/>
+              </w:rPr>
+              <w:t>自动判定；麒麟、</w:t>
+            </w:r>
+            <w:r>
+              <w:rPr>
+                <w:sz w:val="21"/>
+              </w:rPr>
+              <w:t>MySQL</w:t>
+            </w:r>
+            <w:r>
+              <w:rPr>
+                <w:sz w:val="21"/>
+              </w:rPr>
+              <w:t>、</w:t>
+            </w:r>
+            <w:r>
+              <w:rPr>
+                <w:sz w:val="21"/>
+              </w:rPr>
+              <w:t>S</w:t>
             </w:r>
           </w:p>
         </w:tc>
@@ -16885,7 +18978,25 @@
               <w:rPr>
                 <w:sz w:val="21"/>
               </w:rPr>
-              <w:t>—</w:t>
+              <w:t xml:space="preserve">Windows </w:t>
+            </w:r>
+            <w:r>
+              <w:rPr>
+                <w:sz w:val="21"/>
+              </w:rPr>
+              <w:t>自动判定；麒麟、</w:t>
+            </w:r>
+            <w:r>
+              <w:rPr>
+                <w:sz w:val="21"/>
+              </w:rPr>
+              <w:t xml:space="preserve">MySQL </w:t>
+            </w:r>
+            <w:r>
+              <w:rPr>
+                <w:sz w:val="21"/>
+              </w:rPr>
+              <w:t>未检测需人工</w:t>
             </w:r>
           </w:p>
         </w:tc>
@@ -16903,7 +19014,6 @@
               <w:rPr>
                 <w:sz w:val="21"/>
               </w:rPr>
-              <w:lastRenderedPageBreak/>
               <w:t>4.25</w:t>
             </w:r>
           </w:p>
@@ -16949,7 +19059,55 @@
               <w:rPr>
                 <w:sz w:val="21"/>
               </w:rPr>
-              <w:t>—</w:t>
+              <w:t>Windows</w:t>
+            </w:r>
+            <w:r>
+              <w:rPr>
+                <w:sz w:val="21"/>
+              </w:rPr>
+              <w:t>、麒麟</w:t>
+            </w:r>
+            <w:r>
+              <w:rPr>
+                <w:sz w:val="21"/>
+              </w:rPr>
+              <w:t xml:space="preserve"> </w:t>
+            </w:r>
+            <w:r>
+              <w:rPr>
+                <w:sz w:val="21"/>
+              </w:rPr>
+              <w:t>自动判定；</w:t>
+            </w:r>
+            <w:r>
+              <w:rPr>
+                <w:sz w:val="21"/>
+              </w:rPr>
+              <w:t>Nginx</w:t>
+            </w:r>
+            <w:r>
+              <w:rPr>
+                <w:sz w:val="21"/>
+              </w:rPr>
+              <w:t>、</w:t>
+            </w:r>
+            <w:r>
+              <w:rPr>
+                <w:sz w:val="21"/>
+              </w:rPr>
+              <w:t>Tomcat</w:t>
+            </w:r>
+            <w:r>
+              <w:rPr>
+                <w:sz w:val="21"/>
+              </w:rPr>
+              <w:t>、</w:t>
+            </w:r>
+            <w:r>
+              <w:rPr>
+                <w:sz w:val="21"/>
+              </w:rPr>
+              <w:t>M</w:t>
             </w:r>
           </w:p>
         </w:tc>
@@ -17006,7 +19164,7 @@
               <w:rPr>
                 <w:sz w:val="21"/>
               </w:rPr>
-              <w:t>—</w:t>
+              <w:t>人工核查</w:t>
             </w:r>
           </w:p>
         </w:tc>
@@ -17063,7 +19221,7 @@
               <w:rPr>
                 <w:sz w:val="21"/>
               </w:rPr>
-              <w:t>—</w:t>
+              <w:t>人工核查</w:t>
             </w:r>
           </w:p>
         </w:tc>
@@ -17132,7 +19290,7 @@
               <w:rPr>
                 <w:sz w:val="21"/>
               </w:rPr>
-              <w:t>—</w:t>
+              <w:t>人工核查</w:t>
             </w:r>
           </w:p>
         </w:tc>
@@ -17189,7 +19347,7 @@
               <w:rPr>
                 <w:sz w:val="21"/>
               </w:rPr>
-              <w:t>—</w:t>
+              <w:t>人工核查</w:t>
             </w:r>
           </w:p>
         </w:tc>
@@ -17246,7 +19404,7 @@
               <w:rPr>
                 <w:sz w:val="21"/>
               </w:rPr>
-              <w:t>—</w:t>
+              <w:t>适用对象均自动判定</w:t>
             </w:r>
           </w:p>
         </w:tc>
@@ -17303,7 +19461,43 @@
               <w:rPr>
                 <w:sz w:val="21"/>
               </w:rPr>
-              <w:t>—</w:t>
+              <w:t>麒麟</w:t>
+            </w:r>
+            <w:r>
+              <w:rPr>
+                <w:sz w:val="21"/>
+              </w:rPr>
+              <w:t xml:space="preserve"> </w:t>
+            </w:r>
+            <w:r>
+              <w:rPr>
+                <w:sz w:val="21"/>
+              </w:rPr>
+              <w:t>自动判定；</w:t>
+            </w:r>
+            <w:r>
+              <w:rPr>
+                <w:sz w:val="21"/>
+              </w:rPr>
+              <w:t>Windows</w:t>
+            </w:r>
+            <w:r>
+              <w:rPr>
+                <w:sz w:val="21"/>
+              </w:rPr>
+              <w:t>、</w:t>
+            </w:r>
+            <w:r>
+              <w:rPr>
+                <w:sz w:val="21"/>
+              </w:rPr>
+              <w:t xml:space="preserve">Nginx </w:t>
+            </w:r>
+            <w:r>
+              <w:rPr>
+                <w:sz w:val="21"/>
+              </w:rPr>
+              <w:t>未检测需人工</w:t>
             </w:r>
           </w:p>
         </w:tc>
@@ -17360,7 +19554,25 @@
               <w:rPr>
                 <w:sz w:val="21"/>
               </w:rPr>
-              <w:t>—</w:t>
+              <w:t xml:space="preserve">Windows </w:t>
+            </w:r>
+            <w:r>
+              <w:rPr>
+                <w:sz w:val="21"/>
+              </w:rPr>
+              <w:t>自动判定；麒麟</w:t>
+            </w:r>
+            <w:r>
+              <w:rPr>
+                <w:sz w:val="21"/>
+              </w:rPr>
+              <w:t xml:space="preserve"> </w:t>
+            </w:r>
+            <w:r>
+              <w:rPr>
+                <w:sz w:val="21"/>
+              </w:rPr>
+              <w:t>脚本采集证据、结论需等</w:t>
             </w:r>
           </w:p>
         </w:tc>
@@ -17417,7 +19629,7 @@
               <w:rPr>
                 <w:sz w:val="21"/>
               </w:rPr>
-              <w:t>—</w:t>
+              <w:t>适用对象均自动判定</w:t>
             </w:r>
           </w:p>
         </w:tc>
@@ -17429,7 +19641,43 @@
         <w:ind w:firstLineChars="200" w:firstLine="480"/>
       </w:pPr>
       <w:r>
-        <w:t>本章检查项同属现场查看与文档调阅类，工具不产出具机证据，由人工按指导书方法核查并留存证据。</w:t>
+        <w:t>本章</w:t>
+      </w:r>
+      <w:r>
+        <w:t xml:space="preserve"> 33 </w:t>
+      </w:r>
+      <w:r>
+        <w:t>项中，</w:t>
+      </w:r>
+      <w:r>
+        <w:t xml:space="preserve">22 </w:t>
+      </w:r>
+      <w:r>
+        <w:t>项由核查工具执行（</w:t>
+      </w:r>
+      <w:r>
+        <w:t xml:space="preserve">5 </w:t>
+      </w:r>
+      <w:r>
+        <w:t>项工具可直接给出判定，</w:t>
+      </w:r>
+      <w:r>
+        <w:t xml:space="preserve">17 </w:t>
+      </w:r>
+      <w:r>
+        <w:t>项脚本检测后需结合台账或现场确认），所用脚本与检测项见上表「对应证据」列，完整标注见《配置核查表》第</w:t>
+      </w:r>
+      <w:r>
+        <w:t xml:space="preserve"> 14 </w:t>
+      </w:r>
+      <w:r>
+        <w:t>列；其余</w:t>
+      </w:r>
+      <w:r>
+        <w:t xml:space="preserve"> 11 </w:t>
+      </w:r>
+      <w:r>
+        <w:t>项属现场查看、文档调阅与实测验证类，由人工按《配置核查作业指导书》的方法逐项核查并留存证据。</w:t>
       </w:r>
     </w:p>
     <w:p>
@@ -17437,13 +19685,14 @@
         <w:pStyle w:val="Heading2"/>
         <w:spacing w:before="240" w:after="120"/>
       </w:pPr>
-      <w:bookmarkStart w:id="11" w:name="_Toc240369265"/>
+      <w:bookmarkStart w:id="12" w:name="_Toc240370389"/>
       <w:r>
         <w:rPr>
           <w:rFonts w:ascii="Times New Roman" w:eastAsia="黑体" w:hAnsi="Times New Roman"/>
           <w:color w:val="000000"/>
           <w:sz w:val="28"/>
         </w:rPr>
+        <w:lastRenderedPageBreak/>
         <w:t xml:space="preserve">4.5 </w:t>
       </w:r>
       <w:r>
@@ -17454,28 +19703,7 @@
         </w:rPr>
         <w:t>网络安全</w:t>
       </w:r>
-      <w:bookmarkEnd w:id="11"/>
-    </w:p>
-    <w:p>
-      <w:pPr>
-        <w:spacing w:line="360" w:lineRule="auto"/>
-        <w:ind w:firstLineChars="200" w:firstLine="480"/>
-      </w:pPr>
-      <w:r>
-        <w:t>本章共</w:t>
-      </w:r>
-      <w:r>
-        <w:t xml:space="preserve"> 23 </w:t>
-      </w:r>
-      <w:r>
-        <w:t>项检查项，逐项验证结论与对应证据见表</w:t>
-      </w:r>
-      <w:r>
-        <w:t xml:space="preserve"> 8</w:t>
-      </w:r>
-      <w:r>
-        <w:t>。</w:t>
-      </w:r>
+      <w:bookmarkEnd w:id="12"/>
     </w:p>
     <w:p>
       <w:pPr>
@@ -17489,7 +19717,6 @@
           <w:b/>
           <w:sz w:val="21"/>
         </w:rPr>
-        <w:lastRenderedPageBreak/>
         <w:t>表</w:t>
       </w:r>
       <w:r>
@@ -17498,7 +19725,7 @@
           <w:b/>
           <w:sz w:val="21"/>
         </w:rPr>
-        <w:t xml:space="preserve"> 8</w:t>
+        <w:t xml:space="preserve"> 9</w:t>
       </w:r>
       <w:r>
         <w:rPr>
@@ -17507,6 +19734,27 @@
           <w:sz w:val="21"/>
         </w:rPr>
         <w:t xml:space="preserve">　网络安全检查项逐项验证结果</w:t>
+      </w:r>
+    </w:p>
+    <w:p>
+      <w:pPr>
+        <w:spacing w:line="360" w:lineRule="auto"/>
+        <w:ind w:firstLineChars="200" w:firstLine="480"/>
+      </w:pPr>
+      <w:r>
+        <w:t>本章共</w:t>
+      </w:r>
+      <w:r>
+        <w:t xml:space="preserve"> 23 </w:t>
+      </w:r>
+      <w:r>
+        <w:t>项检查项，逐项验证结论与对应证据见表</w:t>
+      </w:r>
+      <w:r>
+        <w:t xml:space="preserve"> 9</w:t>
+      </w:r>
+      <w:r>
+        <w:t>。</w:t>
       </w:r>
     </w:p>
     <w:tbl>
@@ -17653,7 +19901,7 @@
               <w:rPr>
                 <w:sz w:val="21"/>
               </w:rPr>
-              <w:t>—</w:t>
+              <w:t>人工核查</w:t>
             </w:r>
           </w:p>
         </w:tc>
@@ -17710,7 +19958,7 @@
               <w:rPr>
                 <w:sz w:val="21"/>
               </w:rPr>
-              <w:t>—</w:t>
+              <w:t>人工核查</w:t>
             </w:r>
           </w:p>
         </w:tc>
@@ -17767,7 +20015,19 @@
               <w:rPr>
                 <w:sz w:val="21"/>
               </w:rPr>
-              <w:t>—</w:t>
+              <w:t>check_network.sh</w:t>
+            </w:r>
+            <w:r>
+              <w:rPr>
+                <w:sz w:val="21"/>
+              </w:rPr>
+              <w:t>、</w:t>
+            </w:r>
+            <w:r>
+              <w:rPr>
+                <w:sz w:val="21"/>
+              </w:rPr>
+              <w:t>check_network.ps1</w:t>
             </w:r>
           </w:p>
         </w:tc>
@@ -17824,7 +20084,19 @@
               <w:rPr>
                 <w:sz w:val="21"/>
               </w:rPr>
-              <w:t>—</w:t>
+              <w:t>check_network.sh</w:t>
+            </w:r>
+            <w:r>
+              <w:rPr>
+                <w:sz w:val="21"/>
+              </w:rPr>
+              <w:t>、</w:t>
+            </w:r>
+            <w:r>
+              <w:rPr>
+                <w:sz w:val="21"/>
+              </w:rPr>
+              <w:t>check_network.ps1</w:t>
             </w:r>
           </w:p>
         </w:tc>
@@ -17881,7 +20153,19 @@
               <w:rPr>
                 <w:sz w:val="21"/>
               </w:rPr>
-              <w:t>—</w:t>
+              <w:t>check_network.sh</w:t>
+            </w:r>
+            <w:r>
+              <w:rPr>
+                <w:sz w:val="21"/>
+              </w:rPr>
+              <w:t>、</w:t>
+            </w:r>
+            <w:r>
+              <w:rPr>
+                <w:sz w:val="21"/>
+              </w:rPr>
+              <w:t>check_network.ps1</w:t>
             </w:r>
           </w:p>
         </w:tc>
@@ -17938,7 +20222,19 @@
               <w:rPr>
                 <w:sz w:val="21"/>
               </w:rPr>
-              <w:t>—</w:t>
+              <w:t>check_network.sh</w:t>
+            </w:r>
+            <w:r>
+              <w:rPr>
+                <w:sz w:val="21"/>
+              </w:rPr>
+              <w:t>、</w:t>
+            </w:r>
+            <w:r>
+              <w:rPr>
+                <w:sz w:val="21"/>
+              </w:rPr>
+              <w:t>check_network.ps1</w:t>
             </w:r>
           </w:p>
         </w:tc>
@@ -17995,7 +20291,19 @@
               <w:rPr>
                 <w:sz w:val="21"/>
               </w:rPr>
-              <w:t>—</w:t>
+              <w:t>check_network.sh</w:t>
+            </w:r>
+            <w:r>
+              <w:rPr>
+                <w:sz w:val="21"/>
+              </w:rPr>
+              <w:t>、</w:t>
+            </w:r>
+            <w:r>
+              <w:rPr>
+                <w:sz w:val="21"/>
+              </w:rPr>
+              <w:t>check_network.ps1</w:t>
             </w:r>
           </w:p>
         </w:tc>
@@ -18052,7 +20360,19 @@
               <w:rPr>
                 <w:sz w:val="21"/>
               </w:rPr>
-              <w:t>—</w:t>
+              <w:t>check_network.sh</w:t>
+            </w:r>
+            <w:r>
+              <w:rPr>
+                <w:sz w:val="21"/>
+              </w:rPr>
+              <w:t>、</w:t>
+            </w:r>
+            <w:r>
+              <w:rPr>
+                <w:sz w:val="21"/>
+              </w:rPr>
+              <w:t>check_network.ps1</w:t>
             </w:r>
           </w:p>
         </w:tc>
@@ -18109,7 +20429,7 @@
               <w:rPr>
                 <w:sz w:val="21"/>
               </w:rPr>
-              <w:t>—</w:t>
+              <w:t>check_network.sh</w:t>
             </w:r>
           </w:p>
         </w:tc>
@@ -18166,7 +20486,19 @@
               <w:rPr>
                 <w:sz w:val="21"/>
               </w:rPr>
-              <w:t>—</w:t>
+              <w:t>check_network.sh</w:t>
+            </w:r>
+            <w:r>
+              <w:rPr>
+                <w:sz w:val="21"/>
+              </w:rPr>
+              <w:t>、</w:t>
+            </w:r>
+            <w:r>
+              <w:rPr>
+                <w:sz w:val="21"/>
+              </w:rPr>
+              <w:t>check_network.ps1</w:t>
             </w:r>
           </w:p>
         </w:tc>
@@ -18223,7 +20555,19 @@
               <w:rPr>
                 <w:sz w:val="21"/>
               </w:rPr>
-              <w:t>—</w:t>
+              <w:t>check_network.sh</w:t>
+            </w:r>
+            <w:r>
+              <w:rPr>
+                <w:sz w:val="21"/>
+              </w:rPr>
+              <w:t>、</w:t>
+            </w:r>
+            <w:r>
+              <w:rPr>
+                <w:sz w:val="21"/>
+              </w:rPr>
+              <w:t>check_network.ps1</w:t>
             </w:r>
           </w:p>
         </w:tc>
@@ -18280,7 +20624,7 @@
               <w:rPr>
                 <w:sz w:val="21"/>
               </w:rPr>
-              <w:t>—</w:t>
+              <w:t>check_network.sh</w:t>
             </w:r>
           </w:p>
         </w:tc>
@@ -18337,7 +20681,7 @@
               <w:rPr>
                 <w:sz w:val="21"/>
               </w:rPr>
-              <w:t>—</w:t>
+              <w:t>人工核查</w:t>
             </w:r>
           </w:p>
         </w:tc>
@@ -18355,6 +20699,7 @@
               <w:rPr>
                 <w:sz w:val="21"/>
               </w:rPr>
+              <w:lastRenderedPageBreak/>
               <w:t>5.14</w:t>
             </w:r>
           </w:p>
@@ -18394,7 +20739,7 @@
               <w:rPr>
                 <w:sz w:val="21"/>
               </w:rPr>
-              <w:t>—</w:t>
+              <w:t>check_network.sh</w:t>
             </w:r>
           </w:p>
         </w:tc>
@@ -18412,7 +20757,6 @@
               <w:rPr>
                 <w:sz w:val="21"/>
               </w:rPr>
-              <w:lastRenderedPageBreak/>
               <w:t>5.15</w:t>
             </w:r>
           </w:p>
@@ -18452,7 +20796,7 @@
               <w:rPr>
                 <w:sz w:val="21"/>
               </w:rPr>
-              <w:t>—</w:t>
+              <w:t>人工核查</w:t>
             </w:r>
           </w:p>
         </w:tc>
@@ -18509,7 +20853,19 @@
               <w:rPr>
                 <w:sz w:val="21"/>
               </w:rPr>
-              <w:t>—</w:t>
+              <w:t>check_network.sh</w:t>
+            </w:r>
+            <w:r>
+              <w:rPr>
+                <w:sz w:val="21"/>
+              </w:rPr>
+              <w:t>、</w:t>
+            </w:r>
+            <w:r>
+              <w:rPr>
+                <w:sz w:val="21"/>
+              </w:rPr>
+              <w:t>check_network.ps1</w:t>
             </w:r>
           </w:p>
         </w:tc>
@@ -18566,7 +20922,7 @@
               <w:rPr>
                 <w:sz w:val="21"/>
               </w:rPr>
-              <w:t>—</w:t>
+              <w:t>check_network.sh</w:t>
             </w:r>
           </w:p>
         </w:tc>
@@ -18635,7 +20991,19 @@
               <w:rPr>
                 <w:sz w:val="21"/>
               </w:rPr>
-              <w:t>—</w:t>
+              <w:t>check_network.sh</w:t>
+            </w:r>
+            <w:r>
+              <w:rPr>
+                <w:sz w:val="21"/>
+              </w:rPr>
+              <w:t>、</w:t>
+            </w:r>
+            <w:r>
+              <w:rPr>
+                <w:sz w:val="21"/>
+              </w:rPr>
+              <w:t>check_network.ps1</w:t>
             </w:r>
           </w:p>
         </w:tc>
@@ -18692,7 +21060,25 @@
               <w:rPr>
                 <w:sz w:val="21"/>
               </w:rPr>
-              <w:t>—</w:t>
+              <w:t>Windows</w:t>
+            </w:r>
+            <w:r>
+              <w:rPr>
+                <w:sz w:val="21"/>
+              </w:rPr>
+              <w:t>、麒麟</w:t>
+            </w:r>
+            <w:r>
+              <w:rPr>
+                <w:sz w:val="21"/>
+              </w:rPr>
+              <w:t xml:space="preserve"> </w:t>
+            </w:r>
+            <w:r>
+              <w:rPr>
+                <w:sz w:val="21"/>
+              </w:rPr>
+              <w:t>侧脚本未执行该项检测，需人工核查</w:t>
             </w:r>
           </w:p>
         </w:tc>
@@ -18761,7 +21147,7 @@
               <w:rPr>
                 <w:sz w:val="21"/>
               </w:rPr>
-              <w:t>—</w:t>
+              <w:t>人工核查</w:t>
             </w:r>
           </w:p>
         </w:tc>
@@ -18818,7 +21204,7 @@
               <w:rPr>
                 <w:sz w:val="21"/>
               </w:rPr>
-              <w:t>—</w:t>
+              <w:t>人工核查</w:t>
             </w:r>
           </w:p>
         </w:tc>
@@ -18875,7 +21261,7 @@
               <w:rPr>
                 <w:sz w:val="21"/>
               </w:rPr>
-              <w:t>—</w:t>
+              <w:t>check_network.sh</w:t>
             </w:r>
           </w:p>
         </w:tc>
@@ -18932,7 +21318,19 @@
               <w:rPr>
                 <w:sz w:val="21"/>
               </w:rPr>
-              <w:t>—</w:t>
+              <w:t>check_network.sh</w:t>
+            </w:r>
+            <w:r>
+              <w:rPr>
+                <w:sz w:val="21"/>
+              </w:rPr>
+              <w:t>、</w:t>
+            </w:r>
+            <w:r>
+              <w:rPr>
+                <w:sz w:val="21"/>
+              </w:rPr>
+              <w:t>check_network.ps1</w:t>
             </w:r>
           </w:p>
         </w:tc>
@@ -18944,7 +21342,37 @@
         <w:ind w:firstLineChars="200" w:firstLine="480"/>
       </w:pPr>
       <w:r>
-        <w:t>本章证据见图</w:t>
+        <w:t>本章</w:t>
+      </w:r>
+      <w:r>
+        <w:t xml:space="preserve"> 23 </w:t>
+      </w:r>
+      <w:r>
+        <w:t>项中，</w:t>
+      </w:r>
+      <w:r>
+        <w:t xml:space="preserve">17 </w:t>
+      </w:r>
+      <w:r>
+        <w:t>项由核查工具执行（</w:t>
+      </w:r>
+      <w:r>
+        <w:t xml:space="preserve">11 </w:t>
+      </w:r>
+      <w:r>
+        <w:t>项工具可直接给出判定，</w:t>
+      </w:r>
+      <w:r>
+        <w:t xml:space="preserve">6 </w:t>
+      </w:r>
+      <w:r>
+        <w:t>项脚本检测后需结合台账或现场确认），</w:t>
+      </w:r>
+      <w:r>
+        <w:t xml:space="preserve">6 </w:t>
+      </w:r>
+      <w:r>
+        <w:t>项由人工核查；工具核查证据见图</w:t>
       </w:r>
       <w:r>
         <w:t xml:space="preserve"> 39</w:t>
@@ -18969,8 +21397,9 @@
         <w:rPr>
           <w:noProof/>
         </w:rPr>
+        <w:lastRenderedPageBreak/>
         <w:drawing>
-          <wp:inline distT="0" distB="0" distL="0" distR="0" wp14:anchorId="27091D29" wp14:editId="23B06305">
+          <wp:inline distT="0" distB="0" distL="0" distR="0" wp14:anchorId="44A73D76" wp14:editId="5EEDAD22">
             <wp:extent cx="5580000" cy="1178496"/>
             <wp:effectExtent l="0" t="0" r="0" b="0"/>
             <wp:docPr id="40" name="Picture 40"/>
@@ -19196,9 +21625,8 @@
         <w:rPr>
           <w:noProof/>
         </w:rPr>
-        <w:lastRenderedPageBreak/>
         <w:drawing>
-          <wp:inline distT="0" distB="0" distL="0" distR="0" wp14:anchorId="40D38857" wp14:editId="0E223D10">
+          <wp:inline distT="0" distB="0" distL="0" distR="0" wp14:anchorId="5F17E650" wp14:editId="32EB79A8">
             <wp:extent cx="5040000" cy="4500000"/>
             <wp:effectExtent l="0" t="0" r="0" b="0"/>
             <wp:docPr id="41" name="Picture 41"/>
@@ -19366,7 +21794,7 @@
         </w:rPr>
         <w:lastRenderedPageBreak/>
         <w:drawing>
-          <wp:inline distT="0" distB="0" distL="0" distR="0" wp14:anchorId="528D3EEA" wp14:editId="0FB38861">
+          <wp:inline distT="0" distB="0" distL="0" distR="0" wp14:anchorId="0EA6FFC5" wp14:editId="37AEE4F6">
             <wp:extent cx="5040000" cy="4500000"/>
             <wp:effectExtent l="0" t="0" r="0" b="0"/>
             <wp:docPr id="42" name="Picture 42"/>
@@ -19515,7 +21943,7 @@
         <w:pStyle w:val="Heading2"/>
         <w:spacing w:before="240" w:after="120"/>
       </w:pPr>
-      <w:bookmarkStart w:id="12" w:name="_Toc240369266"/>
+      <w:bookmarkStart w:id="13" w:name="_Toc240370390"/>
       <w:r>
         <w:rPr>
           <w:rFonts w:ascii="Times New Roman" w:eastAsia="黑体" w:hAnsi="Times New Roman"/>
@@ -19532,28 +21960,7 @@
         </w:rPr>
         <w:t>物理安全</w:t>
       </w:r>
-      <w:bookmarkEnd w:id="12"/>
-    </w:p>
-    <w:p>
-      <w:pPr>
-        <w:spacing w:line="360" w:lineRule="auto"/>
-        <w:ind w:firstLineChars="200" w:firstLine="480"/>
-      </w:pPr>
-      <w:r>
-        <w:t>本章共</w:t>
-      </w:r>
-      <w:r>
-        <w:t xml:space="preserve"> 9 </w:t>
-      </w:r>
-      <w:r>
-        <w:t>项检查项，逐项验证结论与对应证据见表</w:t>
-      </w:r>
-      <w:r>
-        <w:t xml:space="preserve"> 9</w:t>
-      </w:r>
-      <w:r>
-        <w:t>。</w:t>
-      </w:r>
+      <w:bookmarkEnd w:id="13"/>
     </w:p>
     <w:p>
       <w:pPr>
@@ -19575,7 +21982,7 @@
           <w:b/>
           <w:sz w:val="21"/>
         </w:rPr>
-        <w:t xml:space="preserve"> 9</w:t>
+        <w:t xml:space="preserve"> 10</w:t>
       </w:r>
       <w:r>
         <w:rPr>
@@ -19584,6 +21991,27 @@
           <w:sz w:val="21"/>
         </w:rPr>
         <w:t xml:space="preserve">　物理安全检查项逐项验证结果</w:t>
+      </w:r>
+    </w:p>
+    <w:p>
+      <w:pPr>
+        <w:spacing w:line="360" w:lineRule="auto"/>
+        <w:ind w:firstLineChars="200" w:firstLine="480"/>
+      </w:pPr>
+      <w:r>
+        <w:t>本章共</w:t>
+      </w:r>
+      <w:r>
+        <w:t xml:space="preserve"> 9 </w:t>
+      </w:r>
+      <w:r>
+        <w:t>项检查项，逐项验证结论与对应证据见表</w:t>
+      </w:r>
+      <w:r>
+        <w:t xml:space="preserve"> 10</w:t>
+      </w:r>
+      <w:r>
+        <w:t>。</w:t>
       </w:r>
     </w:p>
     <w:tbl>
@@ -19736,7 +22164,7 @@
               <w:rPr>
                 <w:sz w:val="21"/>
               </w:rPr>
-              <w:t>—</w:t>
+              <w:t>人工核查</w:t>
             </w:r>
           </w:p>
         </w:tc>
@@ -19805,7 +22233,7 @@
               <w:rPr>
                 <w:sz w:val="21"/>
               </w:rPr>
-              <w:t>—</w:t>
+              <w:t>人工核查</w:t>
             </w:r>
           </w:p>
         </w:tc>
@@ -19863,7 +22291,7 @@
               <w:rPr>
                 <w:sz w:val="21"/>
               </w:rPr>
-              <w:t>—</w:t>
+              <w:t>人工核查</w:t>
             </w:r>
           </w:p>
         </w:tc>
@@ -19944,7 +22372,7 @@
               <w:rPr>
                 <w:sz w:val="21"/>
               </w:rPr>
-              <w:t>—</w:t>
+              <w:t>人工核查</w:t>
             </w:r>
           </w:p>
         </w:tc>
@@ -20001,7 +22429,7 @@
               <w:rPr>
                 <w:sz w:val="21"/>
               </w:rPr>
-              <w:t>—</w:t>
+              <w:t>人工核查</w:t>
             </w:r>
           </w:p>
         </w:tc>
@@ -20058,7 +22486,7 @@
               <w:rPr>
                 <w:sz w:val="21"/>
               </w:rPr>
-              <w:t>—</w:t>
+              <w:t>人工核查</w:t>
             </w:r>
           </w:p>
         </w:tc>
@@ -20115,7 +22543,7 @@
               <w:rPr>
                 <w:sz w:val="21"/>
               </w:rPr>
-              <w:t>—</w:t>
+              <w:t>人工核查</w:t>
             </w:r>
           </w:p>
         </w:tc>
@@ -20184,7 +22612,7 @@
               <w:rPr>
                 <w:sz w:val="21"/>
               </w:rPr>
-              <w:t>—</w:t>
+              <w:t>人工核查</w:t>
             </w:r>
           </w:p>
         </w:tc>
@@ -20241,7 +22669,7 @@
               <w:rPr>
                 <w:sz w:val="21"/>
               </w:rPr>
-              <w:t>—</w:t>
+              <w:t>人工核查</w:t>
             </w:r>
           </w:p>
         </w:tc>
@@ -20253,7 +22681,13 @@
         <w:ind w:firstLineChars="200" w:firstLine="480"/>
       </w:pPr>
       <w:r>
-        <w:t>本章检查项同属现场查看与文档调阅类，工具不产出具机证据，由人工按指导书方法核查并留存证据。</w:t>
+        <w:t>本章检查项属现场查看、文档调阅与实测验证类，核查工具不产出具机证据，由人工按《配置核查作业指导书》的方法逐项核查并留存证据；工具对本章的验证结论以《配置核查表》第</w:t>
+      </w:r>
+      <w:r>
+        <w:t xml:space="preserve"> 14 </w:t>
+      </w:r>
+      <w:r>
+        <w:t>列逐项标注为准。</w:t>
       </w:r>
     </w:p>
     <w:p>
@@ -20261,7 +22695,7 @@
         <w:pStyle w:val="Heading2"/>
         <w:spacing w:before="240" w:after="120"/>
       </w:pPr>
-      <w:bookmarkStart w:id="13" w:name="_Toc240369267"/>
+      <w:bookmarkStart w:id="14" w:name="_Toc240370391"/>
       <w:r>
         <w:rPr>
           <w:rFonts w:ascii="Times New Roman" w:eastAsia="黑体" w:hAnsi="Times New Roman"/>
@@ -20278,28 +22712,7 @@
         </w:rPr>
         <w:t>组织机构</w:t>
       </w:r>
-      <w:bookmarkEnd w:id="13"/>
-    </w:p>
-    <w:p>
-      <w:pPr>
-        <w:spacing w:line="360" w:lineRule="auto"/>
-        <w:ind w:firstLineChars="200" w:firstLine="480"/>
-      </w:pPr>
-      <w:r>
-        <w:t>本章共</w:t>
-      </w:r>
-      <w:r>
-        <w:t xml:space="preserve"> 5 </w:t>
-      </w:r>
-      <w:r>
-        <w:t>项检查项，逐项验证结论与对应证据见表</w:t>
-      </w:r>
-      <w:r>
-        <w:t xml:space="preserve"> 10</w:t>
-      </w:r>
-      <w:r>
-        <w:t>。</w:t>
-      </w:r>
+      <w:bookmarkEnd w:id="14"/>
     </w:p>
     <w:p>
       <w:pPr>
@@ -20321,7 +22734,7 @@
           <w:b/>
           <w:sz w:val="21"/>
         </w:rPr>
-        <w:t xml:space="preserve"> 10</w:t>
+        <w:t xml:space="preserve"> 11</w:t>
       </w:r>
       <w:r>
         <w:rPr>
@@ -20330,6 +22743,27 @@
           <w:sz w:val="21"/>
         </w:rPr>
         <w:t xml:space="preserve">　组织机构检查项逐项验证结果</w:t>
+      </w:r>
+    </w:p>
+    <w:p>
+      <w:pPr>
+        <w:spacing w:line="360" w:lineRule="auto"/>
+        <w:ind w:firstLineChars="200" w:firstLine="480"/>
+      </w:pPr>
+      <w:r>
+        <w:t>本章共</w:t>
+      </w:r>
+      <w:r>
+        <w:t xml:space="preserve"> 5 </w:t>
+      </w:r>
+      <w:r>
+        <w:t>项检查项，逐项验证结论与对应证据见表</w:t>
+      </w:r>
+      <w:r>
+        <w:t xml:space="preserve"> 11</w:t>
+      </w:r>
+      <w:r>
+        <w:t>。</w:t>
       </w:r>
     </w:p>
     <w:tbl>
@@ -20470,7 +22904,7 @@
               <w:rPr>
                 <w:sz w:val="21"/>
               </w:rPr>
-              <w:t>—</w:t>
+              <w:t>人工核查</w:t>
             </w:r>
           </w:p>
         </w:tc>
@@ -20528,7 +22962,7 @@
               <w:rPr>
                 <w:sz w:val="21"/>
               </w:rPr>
-              <w:t>—</w:t>
+              <w:t>人工核查</w:t>
             </w:r>
           </w:p>
         </w:tc>
@@ -20585,7 +23019,7 @@
               <w:rPr>
                 <w:sz w:val="21"/>
               </w:rPr>
-              <w:t>—</w:t>
+              <w:t>人工核查</w:t>
             </w:r>
           </w:p>
         </w:tc>
@@ -20642,7 +23076,7 @@
               <w:rPr>
                 <w:sz w:val="21"/>
               </w:rPr>
-              <w:t>—</w:t>
+              <w:t>人工核查</w:t>
             </w:r>
           </w:p>
         </w:tc>
@@ -20699,7 +23133,7 @@
               <w:rPr>
                 <w:sz w:val="21"/>
               </w:rPr>
-              <w:t>—</w:t>
+              <w:t>人工核查</w:t>
             </w:r>
           </w:p>
         </w:tc>
@@ -20719,7 +23153,7 @@
         <w:pStyle w:val="Heading2"/>
         <w:spacing w:before="240" w:after="120"/>
       </w:pPr>
-      <w:bookmarkStart w:id="14" w:name="_Toc240369268"/>
+      <w:bookmarkStart w:id="15" w:name="_Toc240370392"/>
       <w:r>
         <w:rPr>
           <w:rFonts w:ascii="Times New Roman" w:eastAsia="黑体" w:hAnsi="Times New Roman"/>
@@ -20736,28 +23170,7 @@
         </w:rPr>
         <w:t>规章制度</w:t>
       </w:r>
-      <w:bookmarkEnd w:id="14"/>
-    </w:p>
-    <w:p>
-      <w:pPr>
-        <w:spacing w:line="360" w:lineRule="auto"/>
-        <w:ind w:firstLineChars="200" w:firstLine="480"/>
-      </w:pPr>
-      <w:r>
-        <w:t>本章共</w:t>
-      </w:r>
-      <w:r>
-        <w:t xml:space="preserve"> 4 </w:t>
-      </w:r>
-      <w:r>
-        <w:t>项检查项，逐项验证结论与对应证据见表</w:t>
-      </w:r>
-      <w:r>
-        <w:t xml:space="preserve"> 11</w:t>
-      </w:r>
-      <w:r>
-        <w:t>。</w:t>
-      </w:r>
+      <w:bookmarkEnd w:id="15"/>
     </w:p>
     <w:p>
       <w:pPr>
@@ -20779,7 +23192,7 @@
           <w:b/>
           <w:sz w:val="21"/>
         </w:rPr>
-        <w:t xml:space="preserve"> 11</w:t>
+        <w:t xml:space="preserve"> 12</w:t>
       </w:r>
       <w:r>
         <w:rPr>
@@ -20788,6 +23201,27 @@
           <w:sz w:val="21"/>
         </w:rPr>
         <w:t xml:space="preserve">　规章制度检查项逐项验证结果</w:t>
+      </w:r>
+    </w:p>
+    <w:p>
+      <w:pPr>
+        <w:spacing w:line="360" w:lineRule="auto"/>
+        <w:ind w:firstLineChars="200" w:firstLine="480"/>
+      </w:pPr>
+      <w:r>
+        <w:t>本章共</w:t>
+      </w:r>
+      <w:r>
+        <w:t xml:space="preserve"> 4 </w:t>
+      </w:r>
+      <w:r>
+        <w:t>项检查项，逐项验证结论与对应证据见表</w:t>
+      </w:r>
+      <w:r>
+        <w:t xml:space="preserve"> 12</w:t>
+      </w:r>
+      <w:r>
+        <w:t>。</w:t>
       </w:r>
     </w:p>
     <w:tbl>
@@ -20928,7 +23362,7 @@
               <w:rPr>
                 <w:sz w:val="21"/>
               </w:rPr>
-              <w:t>—</w:t>
+              <w:t>人工核查</w:t>
             </w:r>
           </w:p>
         </w:tc>
@@ -20985,7 +23419,7 @@
               <w:rPr>
                 <w:sz w:val="21"/>
               </w:rPr>
-              <w:t>—</w:t>
+              <w:t>人工核查</w:t>
             </w:r>
           </w:p>
         </w:tc>
@@ -21042,7 +23476,7 @@
               <w:rPr>
                 <w:sz w:val="21"/>
               </w:rPr>
-              <w:t>—</w:t>
+              <w:t>人工核查</w:t>
             </w:r>
           </w:p>
         </w:tc>
@@ -21099,7 +23533,7 @@
               <w:rPr>
                 <w:sz w:val="21"/>
               </w:rPr>
-              <w:t>—</w:t>
+              <w:t>人工核查</w:t>
             </w:r>
           </w:p>
         </w:tc>
@@ -21119,7 +23553,7 @@
         <w:pStyle w:val="Heading2"/>
         <w:spacing w:before="240" w:after="120"/>
       </w:pPr>
-      <w:bookmarkStart w:id="15" w:name="_Toc240369269"/>
+      <w:bookmarkStart w:id="16" w:name="_Toc240370393"/>
       <w:r>
         <w:rPr>
           <w:rFonts w:ascii="Times New Roman" w:eastAsia="黑体" w:hAnsi="Times New Roman"/>
@@ -21136,28 +23570,7 @@
         </w:rPr>
         <w:t>管理实施</w:t>
       </w:r>
-      <w:bookmarkEnd w:id="15"/>
-    </w:p>
-    <w:p>
-      <w:pPr>
-        <w:spacing w:line="360" w:lineRule="auto"/>
-        <w:ind w:firstLineChars="200" w:firstLine="480"/>
-      </w:pPr>
-      <w:r>
-        <w:t>本章共</w:t>
-      </w:r>
-      <w:r>
-        <w:t xml:space="preserve"> 4 </w:t>
-      </w:r>
-      <w:r>
-        <w:t>项检查项，逐项验证结论与对应证据见表</w:t>
-      </w:r>
-      <w:r>
-        <w:t xml:space="preserve"> 12</w:t>
-      </w:r>
-      <w:r>
-        <w:t>。</w:t>
-      </w:r>
+      <w:bookmarkEnd w:id="16"/>
     </w:p>
     <w:p>
       <w:pPr>
@@ -21171,7 +23584,6 @@
           <w:b/>
           <w:sz w:val="21"/>
         </w:rPr>
-        <w:lastRenderedPageBreak/>
         <w:t>表</w:t>
       </w:r>
       <w:r>
@@ -21180,7 +23592,7 @@
           <w:b/>
           <w:sz w:val="21"/>
         </w:rPr>
-        <w:t xml:space="preserve"> 12</w:t>
+        <w:t xml:space="preserve"> 13</w:t>
       </w:r>
       <w:r>
         <w:rPr>
@@ -21189,6 +23601,27 @@
           <w:sz w:val="21"/>
         </w:rPr>
         <w:t xml:space="preserve">　管理实施检查项逐项验证结果</w:t>
+      </w:r>
+    </w:p>
+    <w:p>
+      <w:pPr>
+        <w:spacing w:line="360" w:lineRule="auto"/>
+        <w:ind w:firstLineChars="200" w:firstLine="480"/>
+      </w:pPr>
+      <w:r>
+        <w:t>本章共</w:t>
+      </w:r>
+      <w:r>
+        <w:t xml:space="preserve"> 4 </w:t>
+      </w:r>
+      <w:r>
+        <w:t>项检查项，逐项验证结论与对应证据见表</w:t>
+      </w:r>
+      <w:r>
+        <w:t xml:space="preserve"> 13</w:t>
+      </w:r>
+      <w:r>
+        <w:t>。</w:t>
       </w:r>
     </w:p>
     <w:tbl>
@@ -21221,6 +23654,7 @@
                 <w:b/>
                 <w:sz w:val="21"/>
               </w:rPr>
+              <w:lastRenderedPageBreak/>
               <w:t>编号</w:t>
             </w:r>
           </w:p>
@@ -21329,7 +23763,7 @@
               <w:rPr>
                 <w:sz w:val="21"/>
               </w:rPr>
-              <w:t>—</w:t>
+              <w:t>人工核查</w:t>
             </w:r>
           </w:p>
         </w:tc>
@@ -21386,7 +23820,7 @@
               <w:rPr>
                 <w:sz w:val="21"/>
               </w:rPr>
-              <w:t>—</w:t>
+              <w:t>人工核查</w:t>
             </w:r>
           </w:p>
         </w:tc>
@@ -21443,7 +23877,7 @@
               <w:rPr>
                 <w:sz w:val="21"/>
               </w:rPr>
-              <w:t>—</w:t>
+              <w:t>人工核查</w:t>
             </w:r>
           </w:p>
         </w:tc>
@@ -21500,7 +23934,7 @@
               <w:rPr>
                 <w:sz w:val="21"/>
               </w:rPr>
-              <w:t>—</w:t>
+              <w:t>人工核查</w:t>
             </w:r>
           </w:p>
         </w:tc>
@@ -21520,7 +23954,7 @@
         <w:pStyle w:val="Heading2"/>
         <w:spacing w:before="240" w:after="120"/>
       </w:pPr>
-      <w:bookmarkStart w:id="16" w:name="_Toc240369270"/>
+      <w:bookmarkStart w:id="17" w:name="_Toc240370394"/>
       <w:r>
         <w:rPr>
           <w:rFonts w:ascii="Times New Roman" w:eastAsia="黑体" w:hAnsi="Times New Roman"/>
@@ -21537,28 +23971,7 @@
         </w:rPr>
         <w:t>协议安全审计</w:t>
       </w:r>
-      <w:bookmarkEnd w:id="16"/>
-    </w:p>
-    <w:p>
-      <w:pPr>
-        <w:spacing w:line="360" w:lineRule="auto"/>
-        <w:ind w:firstLineChars="200" w:firstLine="480"/>
-      </w:pPr>
-      <w:r>
-        <w:t>本章共</w:t>
-      </w:r>
-      <w:r>
-        <w:t xml:space="preserve"> 1 </w:t>
-      </w:r>
-      <w:r>
-        <w:t>项检查项，逐项验证结论与对应证据见表</w:t>
-      </w:r>
-      <w:r>
-        <w:t xml:space="preserve"> 13</w:t>
-      </w:r>
-      <w:r>
-        <w:t>。</w:t>
-      </w:r>
+      <w:bookmarkEnd w:id="17"/>
     </w:p>
     <w:p>
       <w:pPr>
@@ -21580,7 +23993,7 @@
           <w:b/>
           <w:sz w:val="21"/>
         </w:rPr>
-        <w:t xml:space="preserve"> 13</w:t>
+        <w:t xml:space="preserve"> 14</w:t>
       </w:r>
       <w:r>
         <w:rPr>
@@ -21589,6 +24002,27 @@
           <w:sz w:val="21"/>
         </w:rPr>
         <w:t xml:space="preserve">　协议安全审计检查项逐项验证结果</w:t>
+      </w:r>
+    </w:p>
+    <w:p>
+      <w:pPr>
+        <w:spacing w:line="360" w:lineRule="auto"/>
+        <w:ind w:firstLineChars="200" w:firstLine="480"/>
+      </w:pPr>
+      <w:r>
+        <w:t>本章共</w:t>
+      </w:r>
+      <w:r>
+        <w:t xml:space="preserve"> 1 </w:t>
+      </w:r>
+      <w:r>
+        <w:t>项检查项，逐项验证结论与对应证据见表</w:t>
+      </w:r>
+      <w:r>
+        <w:t xml:space="preserve"> 14</w:t>
+      </w:r>
+      <w:r>
+        <w:t>。</w:t>
       </w:r>
     </w:p>
     <w:tbl>
@@ -21729,7 +24163,19 @@
               <w:rPr>
                 <w:sz w:val="21"/>
               </w:rPr>
-              <w:t>—</w:t>
+              <w:t>脚本自动核查</w:t>
+            </w:r>
+            <w:r>
+              <w:rPr>
+                <w:sz w:val="21"/>
+              </w:rPr>
+              <w:t xml:space="preserve"> TLS/SSH </w:t>
+            </w:r>
+            <w:r>
+              <w:rPr>
+                <w:sz w:val="21"/>
+              </w:rPr>
+              <w:t>协议版本</w:t>
             </w:r>
           </w:p>
         </w:tc>
@@ -21741,8 +24187,31 @@
         <w:ind w:firstLineChars="200" w:firstLine="480"/>
       </w:pPr>
       <w:r>
-        <w:lastRenderedPageBreak/>
-        <w:t>本章检查项同属现场查看与文档调阅类，工具不产出具机证据，由人工按指导书方法核查并留存证据。</w:t>
+        <w:t>本章</w:t>
+      </w:r>
+      <w:r>
+        <w:t xml:space="preserve"> 1 </w:t>
+      </w:r>
+      <w:r>
+        <w:t>项中，</w:t>
+      </w:r>
+      <w:r>
+        <w:t xml:space="preserve">1 </w:t>
+      </w:r>
+      <w:r>
+        <w:t>项由核查工具执行（</w:t>
+      </w:r>
+      <w:r>
+        <w:t xml:space="preserve">1 </w:t>
+      </w:r>
+      <w:r>
+        <w:t>项工具可直接给出判定），所用脚本与检测项见上表「对应证据」列，完整标注见《配置核查表》第</w:t>
+      </w:r>
+      <w:r>
+        <w:t xml:space="preserve"> 14 </w:t>
+      </w:r>
+      <w:r>
+        <w:t>列；</w:t>
       </w:r>
     </w:p>
     <w:p>
@@ -21750,13 +24219,14 @@
         <w:pStyle w:val="Heading1"/>
         <w:spacing w:before="240" w:after="120"/>
       </w:pPr>
-      <w:bookmarkStart w:id="17" w:name="_Toc240369271"/>
+      <w:bookmarkStart w:id="18" w:name="_Toc240370395"/>
       <w:r>
         <w:rPr>
           <w:rFonts w:ascii="Times New Roman" w:eastAsia="黑体" w:hAnsi="Times New Roman"/>
           <w:color w:val="000000"/>
           <w:sz w:val="32"/>
         </w:rPr>
+        <w:lastRenderedPageBreak/>
         <w:t xml:space="preserve">5 </w:t>
       </w:r>
       <w:r>
@@ -21767,7 +24237,7 @@
         </w:rPr>
         <w:t>说明</w:t>
       </w:r>
-      <w:bookmarkEnd w:id="17"/>
+      <w:bookmarkEnd w:id="18"/>
     </w:p>
     <w:p>
       <w:pPr>
@@ -21778,7 +24248,7 @@
         <w:t>本次验证需说明的事项见表</w:t>
       </w:r>
       <w:r>
-        <w:t xml:space="preserve"> 14</w:t>
+        <w:t xml:space="preserve"> 15</w:t>
       </w:r>
       <w:r>
         <w:t>。</w:t>
@@ -21804,7 +24274,7 @@
           <w:b/>
           <w:sz w:val="21"/>
         </w:rPr>
-        <w:t xml:space="preserve"> 14</w:t>
+        <w:t xml:space="preserve"> 15</w:t>
       </w:r>
       <w:r>
         <w:rPr>
@@ -22024,7 +24494,7 @@
         <w:pStyle w:val="Heading1"/>
         <w:spacing w:before="240" w:after="120"/>
       </w:pPr>
-      <w:bookmarkStart w:id="18" w:name="_Toc240369272"/>
+      <w:bookmarkStart w:id="19" w:name="_Toc240370396"/>
       <w:r>
         <w:rPr>
           <w:rFonts w:ascii="Times New Roman" w:eastAsia="黑体" w:hAnsi="Times New Roman"/>
@@ -22040,45 +24510,6 @@
           <w:sz w:val="32"/>
         </w:rPr>
         <w:t>工具整体运行与结果汇总证据</w:t>
-      </w:r>
-      <w:bookmarkEnd w:id="18"/>
-    </w:p>
-    <w:p>
-      <w:pPr>
-        <w:spacing w:line="360" w:lineRule="auto"/>
-        <w:ind w:firstLineChars="200" w:firstLine="480"/>
-      </w:pPr>
-      <w:r>
-        <w:t>第</w:t>
-      </w:r>
-      <w:r>
-        <w:t xml:space="preserve"> 4 </w:t>
-      </w:r>
-      <w:r>
-        <w:t>章各节已就近列出该章检查项的证据；本节补充工具整体运行、报告输出与人工核查环节的证据，以反映工具的实际运行情况，不与具体检查项一一对应。</w:t>
-      </w:r>
-    </w:p>
-    <w:p>
-      <w:pPr>
-        <w:pStyle w:val="Heading2"/>
-        <w:spacing w:before="240" w:after="120"/>
-      </w:pPr>
-      <w:bookmarkStart w:id="19" w:name="_Toc240369273"/>
-      <w:r>
-        <w:rPr>
-          <w:rFonts w:ascii="Times New Roman" w:eastAsia="黑体" w:hAnsi="Times New Roman"/>
-          <w:color w:val="000000"/>
-          <w:sz w:val="28"/>
-        </w:rPr>
-        <w:t xml:space="preserve">6.1 </w:t>
-      </w:r>
-      <w:r>
-        <w:rPr>
-          <w:rFonts w:ascii="Times New Roman" w:eastAsia="黑体" w:hAnsi="Times New Roman"/>
-          <w:color w:val="000000"/>
-          <w:sz w:val="28"/>
-        </w:rPr>
-        <w:t>操作系统核查运行过程与报告</w:t>
       </w:r>
       <w:bookmarkEnd w:id="19"/>
     </w:p>
@@ -22088,6 +24519,45 @@
         <w:ind w:firstLineChars="200" w:firstLine="480"/>
       </w:pPr>
       <w:r>
+        <w:t>第</w:t>
+      </w:r>
+      <w:r>
+        <w:t xml:space="preserve"> 4 </w:t>
+      </w:r>
+      <w:r>
+        <w:t>章各节已就近列出该章检查项的证据；本节补充工具整体运行、报告输出与人工核查环节的证据，以反映工具的实际运行情况，不与具体检查项一一对应。</w:t>
+      </w:r>
+    </w:p>
+    <w:p>
+      <w:pPr>
+        <w:pStyle w:val="Heading2"/>
+        <w:spacing w:before="240" w:after="120"/>
+      </w:pPr>
+      <w:bookmarkStart w:id="20" w:name="_Toc240370397"/>
+      <w:r>
+        <w:rPr>
+          <w:rFonts w:ascii="Times New Roman" w:eastAsia="黑体" w:hAnsi="Times New Roman"/>
+          <w:color w:val="000000"/>
+          <w:sz w:val="28"/>
+        </w:rPr>
+        <w:t xml:space="preserve">6.1 </w:t>
+      </w:r>
+      <w:r>
+        <w:rPr>
+          <w:rFonts w:ascii="Times New Roman" w:eastAsia="黑体" w:hAnsi="Times New Roman"/>
+          <w:color w:val="000000"/>
+          <w:sz w:val="28"/>
+        </w:rPr>
+        <w:t>操作系统核查运行过程与报告</w:t>
+      </w:r>
+      <w:bookmarkEnd w:id="20"/>
+    </w:p>
+    <w:p>
+      <w:pPr>
+        <w:spacing w:line="360" w:lineRule="auto"/>
+        <w:ind w:firstLineChars="200" w:firstLine="480"/>
+      </w:pPr>
+      <w:r>
         <w:t>两平台操作系统核查脚本的实际运行画面与生成的核查报告（图</w:t>
       </w:r>
       <w:r>
@@ -22127,7 +24597,7 @@
         </w:rPr>
         <w:lastRenderedPageBreak/>
         <w:drawing>
-          <wp:inline distT="0" distB="0" distL="0" distR="0" wp14:anchorId="75839DE5" wp14:editId="554D3DEC">
+          <wp:inline distT="0" distB="0" distL="0" distR="0" wp14:anchorId="4B927447" wp14:editId="4C83A980">
             <wp:extent cx="5580000" cy="4330080"/>
             <wp:effectExtent l="0" t="0" r="0" b="0"/>
             <wp:docPr id="43" name="Picture 43"/>
@@ -22378,7 +24848,7 @@
           <w:noProof/>
         </w:rPr>
         <w:drawing>
-          <wp:inline distT="0" distB="0" distL="0" distR="0" wp14:anchorId="0F4D5796" wp14:editId="2525C898">
+          <wp:inline distT="0" distB="0" distL="0" distR="0" wp14:anchorId="720A67F1" wp14:editId="14427D97">
             <wp:extent cx="5580000" cy="1678464"/>
             <wp:effectExtent l="0" t="0" r="0" b="0"/>
             <wp:docPr id="44" name="Picture 44"/>
@@ -22534,7 +25004,7 @@
         </w:rPr>
         <w:lastRenderedPageBreak/>
         <w:drawing>
-          <wp:inline distT="0" distB="0" distL="0" distR="0" wp14:anchorId="358D446A" wp14:editId="07865E25">
+          <wp:inline distT="0" distB="0" distL="0" distR="0" wp14:anchorId="55D8D934" wp14:editId="7B118770">
             <wp:extent cx="5040000" cy="4500000"/>
             <wp:effectExtent l="0" t="0" r="0" b="0"/>
             <wp:docPr id="45" name="Picture 45"/>
@@ -22714,7 +25184,7 @@
         </w:rPr>
         <w:lastRenderedPageBreak/>
         <w:drawing>
-          <wp:inline distT="0" distB="0" distL="0" distR="0" wp14:anchorId="48D6576E" wp14:editId="61E4F452">
+          <wp:inline distT="0" distB="0" distL="0" distR="0" wp14:anchorId="6A85D4F0" wp14:editId="2B46E1C4">
             <wp:extent cx="5040000" cy="4500000"/>
             <wp:effectExtent l="0" t="0" r="0" b="0"/>
             <wp:docPr id="46" name="Picture 46"/>
@@ -22863,7 +25333,7 @@
         <w:pStyle w:val="Heading2"/>
         <w:spacing w:before="240" w:after="120"/>
       </w:pPr>
-      <w:bookmarkStart w:id="20" w:name="_Toc240369274"/>
+      <w:bookmarkStart w:id="21" w:name="_Toc240370398"/>
       <w:r>
         <w:rPr>
           <w:rFonts w:ascii="Times New Roman" w:eastAsia="黑体" w:hAnsi="Times New Roman"/>
@@ -22880,7 +25350,7 @@
         </w:rPr>
         <w:t>人工核查与结果汇总</w:t>
       </w:r>
-      <w:bookmarkEnd w:id="20"/>
+      <w:bookmarkEnd w:id="21"/>
     </w:p>
     <w:p>
       <w:pPr>
@@ -22921,7 +25391,7 @@
         </w:rPr>
         <w:lastRenderedPageBreak/>
         <w:drawing>
-          <wp:inline distT="0" distB="0" distL="0" distR="0" wp14:anchorId="277DD411" wp14:editId="213D67B2">
+          <wp:inline distT="0" distB="0" distL="0" distR="0" wp14:anchorId="594FE93A" wp14:editId="69B34BC8">
             <wp:extent cx="5040000" cy="4500000"/>
             <wp:effectExtent l="0" t="0" r="0" b="0"/>
             <wp:docPr id="47" name="Picture 47"/>
@@ -23089,7 +25559,7 @@
         </w:rPr>
         <w:lastRenderedPageBreak/>
         <w:drawing>
-          <wp:inline distT="0" distB="0" distL="0" distR="0" wp14:anchorId="4BBFD122" wp14:editId="18C6EB68">
+          <wp:inline distT="0" distB="0" distL="0" distR="0" wp14:anchorId="1E6F1F36" wp14:editId="280D0F25">
             <wp:extent cx="4200000" cy="4500000"/>
             <wp:effectExtent l="0" t="0" r="0" b="0"/>
             <wp:docPr id="48" name="Picture 48"/>
@@ -23281,7 +25751,7 @@
         </w:rPr>
         <w:lastRenderedPageBreak/>
         <w:drawing>
-          <wp:inline distT="0" distB="0" distL="0" distR="0" wp14:anchorId="2241B765" wp14:editId="4E256386">
+          <wp:inline distT="0" distB="0" distL="0" distR="0" wp14:anchorId="180ABE95" wp14:editId="6F3E202F">
             <wp:extent cx="5580000" cy="3260552"/>
             <wp:effectExtent l="0" t="0" r="0" b="0"/>
             <wp:docPr id="49" name="Picture 49"/>
@@ -23460,7 +25930,7 @@
           <w:noProof/>
         </w:rPr>
         <w:drawing>
-          <wp:inline distT="0" distB="0" distL="0" distR="0" wp14:anchorId="0B67F09D" wp14:editId="2D865DD9">
+          <wp:inline distT="0" distB="0" distL="0" distR="0" wp14:anchorId="3D65A4E8" wp14:editId="7F743F9B">
             <wp:extent cx="5580000" cy="3268881"/>
             <wp:effectExtent l="0" t="0" r="0" b="0"/>
             <wp:docPr id="50" name="Picture 50"/>
@@ -23640,7 +26110,7 @@
         </w:rPr>
         <w:lastRenderedPageBreak/>
         <w:drawing>
-          <wp:inline distT="0" distB="0" distL="0" distR="0" wp14:anchorId="16CB2B1F" wp14:editId="0B41FD36">
+          <wp:inline distT="0" distB="0" distL="0" distR="0" wp14:anchorId="29B909A8" wp14:editId="3AB43EAF">
             <wp:extent cx="5000407" cy="4500000"/>
             <wp:effectExtent l="0" t="0" r="0" b="0"/>
             <wp:docPr id="51" name="Picture 51"/>
@@ -24108,31 +26578,31 @@
       </w:rPr>
     </w:lvl>
   </w:abstractNum>
-  <w:num w:numId="1" w16cid:durableId="245267981">
+  <w:num w:numId="1" w16cid:durableId="921136792">
     <w:abstractNumId w:val="8"/>
   </w:num>
-  <w:num w:numId="2" w16cid:durableId="1422339375">
+  <w:num w:numId="2" w16cid:durableId="100145761">
     <w:abstractNumId w:val="6"/>
   </w:num>
-  <w:num w:numId="3" w16cid:durableId="371349162">
+  <w:num w:numId="3" w16cid:durableId="1285312949">
     <w:abstractNumId w:val="5"/>
   </w:num>
-  <w:num w:numId="4" w16cid:durableId="387262437">
+  <w:num w:numId="4" w16cid:durableId="698093465">
     <w:abstractNumId w:val="4"/>
   </w:num>
-  <w:num w:numId="5" w16cid:durableId="1116830553">
+  <w:num w:numId="5" w16cid:durableId="1996647232">
     <w:abstractNumId w:val="7"/>
   </w:num>
-  <w:num w:numId="6" w16cid:durableId="1997831482">
+  <w:num w:numId="6" w16cid:durableId="1256981712">
     <w:abstractNumId w:val="3"/>
   </w:num>
-  <w:num w:numId="7" w16cid:durableId="1170829217">
+  <w:num w:numId="7" w16cid:durableId="551892216">
     <w:abstractNumId w:val="2"/>
   </w:num>
-  <w:num w:numId="8" w16cid:durableId="1358316618">
+  <w:num w:numId="8" w16cid:durableId="942878370">
     <w:abstractNumId w:val="1"/>
   </w:num>
-  <w:num w:numId="9" w16cid:durableId="368116469">
+  <w:num w:numId="9" w16cid:durableId="1466583928">
     <w:abstractNumId w:val="0"/>
   </w:num>
 </w:numbering>
@@ -35548,7 +38018,7 @@
     <w:basedOn w:val="DefaultParagraphFont"/>
     <w:uiPriority w:val="99"/>
     <w:unhideWhenUsed/>
-    <w:rsid w:val="00E933C7"/>
+    <w:rsid w:val="00451AE0"/>
     <w:rPr>
       <w:color w:val="0000FF" w:themeColor="hyperlink"/>
       <w:u w:val="single"/>

--- a/checklist_tool/指导书与核查工具交叉验证报告.docx
+++ b/checklist_tool/指导书与核查工具交叉验证报告.docx
@@ -47,7 +47,7 @@
           <w:noProof/>
         </w:rPr>
         <w:drawing>
-          <wp:inline distT="0" distB="0" distL="0" distR="0" wp14:anchorId="70ECE2EE" wp14:editId="4ACAAF3C">
+          <wp:inline distT="0" distB="0" distL="0" distR="0" wp14:anchorId="0446D50A" wp14:editId="2C6788B9">
             <wp:extent cx="1440000" cy="1440000"/>
             <wp:effectExtent l="0" t="0" r="0" b="0"/>
             <wp:docPr id="1" name="Picture 1"/>
@@ -239,7 +239,7 @@
       <w:r>
         <w:fldChar w:fldCharType="separate"/>
       </w:r>
-      <w:hyperlink w:anchor="_Toc240370377" w:history="1">
+      <w:hyperlink w:anchor="_Toc240370649" w:history="1">
         <w:r>
           <w:rPr>
             <w:rStyle w:val="Hyperlink"/>
@@ -275,7 +275,7 @@
             <w:noProof/>
             <w:webHidden/>
           </w:rPr>
-          <w:instrText xml:space="preserve"> PAGEREF _Toc240370377 \h </w:instrText>
+          <w:instrText xml:space="preserve"> PAGEREF _Toc240370649 \h </w:instrText>
         </w:r>
         <w:r>
           <w:rPr>
@@ -320,7 +320,7 @@
           <w14:ligatures w14:val="standardContextual"/>
         </w:rPr>
       </w:pPr>
-      <w:hyperlink w:anchor="_Toc240370378" w:history="1">
+      <w:hyperlink w:anchor="_Toc240370650" w:history="1">
         <w:r>
           <w:rPr>
             <w:rStyle w:val="Hyperlink"/>
@@ -356,7 +356,7 @@
             <w:noProof/>
             <w:webHidden/>
           </w:rPr>
-          <w:instrText xml:space="preserve"> PAGEREF _Toc240370378 \h </w:instrText>
+          <w:instrText xml:space="preserve"> PAGEREF _Toc240370650 \h </w:instrText>
         </w:r>
         <w:r>
           <w:rPr>
@@ -401,7 +401,7 @@
           <w14:ligatures w14:val="standardContextual"/>
         </w:rPr>
       </w:pPr>
-      <w:hyperlink w:anchor="_Toc240370379" w:history="1">
+      <w:hyperlink w:anchor="_Toc240370651" w:history="1">
         <w:r>
           <w:rPr>
             <w:rStyle w:val="Hyperlink"/>
@@ -437,7 +437,7 @@
             <w:noProof/>
             <w:webHidden/>
           </w:rPr>
-          <w:instrText xml:space="preserve"> PAGEREF _Toc240370379 \h </w:instrText>
+          <w:instrText xml:space="preserve"> PAGEREF _Toc240370651 \h </w:instrText>
         </w:r>
         <w:r>
           <w:rPr>
@@ -482,7 +482,7 @@
           <w14:ligatures w14:val="standardContextual"/>
         </w:rPr>
       </w:pPr>
-      <w:hyperlink w:anchor="_Toc240370380" w:history="1">
+      <w:hyperlink w:anchor="_Toc240370652" w:history="1">
         <w:r>
           <w:rPr>
             <w:rStyle w:val="Hyperlink"/>
@@ -518,7 +518,7 @@
             <w:noProof/>
             <w:webHidden/>
           </w:rPr>
-          <w:instrText xml:space="preserve"> PAGEREF _Toc240370380 \h </w:instrText>
+          <w:instrText xml:space="preserve"> PAGEREF _Toc240370652 \h </w:instrText>
         </w:r>
         <w:r>
           <w:rPr>
@@ -563,7 +563,7 @@
           <w14:ligatures w14:val="standardContextual"/>
         </w:rPr>
       </w:pPr>
-      <w:hyperlink w:anchor="_Toc240370381" w:history="1">
+      <w:hyperlink w:anchor="_Toc240370653" w:history="1">
         <w:r>
           <w:rPr>
             <w:rStyle w:val="Hyperlink"/>
@@ -599,7 +599,7 @@
             <w:noProof/>
             <w:webHidden/>
           </w:rPr>
-          <w:instrText xml:space="preserve"> PAGEREF _Toc240370381 \h </w:instrText>
+          <w:instrText xml:space="preserve"> PAGEREF _Toc240370653 \h </w:instrText>
         </w:r>
         <w:r>
           <w:rPr>
@@ -644,7 +644,7 @@
           <w14:ligatures w14:val="standardContextual"/>
         </w:rPr>
       </w:pPr>
-      <w:hyperlink w:anchor="_Toc240370382" w:history="1">
+      <w:hyperlink w:anchor="_Toc240370654" w:history="1">
         <w:r>
           <w:rPr>
             <w:rStyle w:val="Hyperlink"/>
@@ -680,7 +680,7 @@
             <w:noProof/>
             <w:webHidden/>
           </w:rPr>
-          <w:instrText xml:space="preserve"> PAGEREF _Toc240370382 \h </w:instrText>
+          <w:instrText xml:space="preserve"> PAGEREF _Toc240370654 \h </w:instrText>
         </w:r>
         <w:r>
           <w:rPr>
@@ -725,7 +725,7 @@
           <w14:ligatures w14:val="standardContextual"/>
         </w:rPr>
       </w:pPr>
-      <w:hyperlink w:anchor="_Toc240370383" w:history="1">
+      <w:hyperlink w:anchor="_Toc240370655" w:history="1">
         <w:r>
           <w:rPr>
             <w:rStyle w:val="Hyperlink"/>
@@ -761,7 +761,7 @@
             <w:noProof/>
             <w:webHidden/>
           </w:rPr>
-          <w:instrText xml:space="preserve"> PAGEREF _Toc240370383 \h </w:instrText>
+          <w:instrText xml:space="preserve"> PAGEREF _Toc240370655 \h </w:instrText>
         </w:r>
         <w:r>
           <w:rPr>
@@ -806,7 +806,7 @@
           <w14:ligatures w14:val="standardContextual"/>
         </w:rPr>
       </w:pPr>
-      <w:hyperlink w:anchor="_Toc240370384" w:history="1">
+      <w:hyperlink w:anchor="_Toc240370656" w:history="1">
         <w:r>
           <w:rPr>
             <w:rStyle w:val="Hyperlink"/>
@@ -842,7 +842,7 @@
             <w:noProof/>
             <w:webHidden/>
           </w:rPr>
-          <w:instrText xml:space="preserve"> PAGEREF _Toc240370384 \h </w:instrText>
+          <w:instrText xml:space="preserve"> PAGEREF _Toc240370656 \h </w:instrText>
         </w:r>
         <w:r>
           <w:rPr>
@@ -887,7 +887,7 @@
           <w14:ligatures w14:val="standardContextual"/>
         </w:rPr>
       </w:pPr>
-      <w:hyperlink w:anchor="_Toc240370385" w:history="1">
+      <w:hyperlink w:anchor="_Toc240370657" w:history="1">
         <w:r>
           <w:rPr>
             <w:rStyle w:val="Hyperlink"/>
@@ -923,7 +923,7 @@
             <w:noProof/>
             <w:webHidden/>
           </w:rPr>
-          <w:instrText xml:space="preserve"> PAGEREF _Toc240370385 \h </w:instrText>
+          <w:instrText xml:space="preserve"> PAGEREF _Toc240370657 \h </w:instrText>
         </w:r>
         <w:r>
           <w:rPr>
@@ -968,7 +968,7 @@
           <w14:ligatures w14:val="standardContextual"/>
         </w:rPr>
       </w:pPr>
-      <w:hyperlink w:anchor="_Toc240370386" w:history="1">
+      <w:hyperlink w:anchor="_Toc240370658" w:history="1">
         <w:r>
           <w:rPr>
             <w:rStyle w:val="Hyperlink"/>
@@ -1004,7 +1004,7 @@
             <w:noProof/>
             <w:webHidden/>
           </w:rPr>
-          <w:instrText xml:space="preserve"> PAGEREF _Toc240370386 \h </w:instrText>
+          <w:instrText xml:space="preserve"> PAGEREF _Toc240370658 \h </w:instrText>
         </w:r>
         <w:r>
           <w:rPr>
@@ -1049,7 +1049,7 @@
           <w14:ligatures w14:val="standardContextual"/>
         </w:rPr>
       </w:pPr>
-      <w:hyperlink w:anchor="_Toc240370387" w:history="1">
+      <w:hyperlink w:anchor="_Toc240370659" w:history="1">
         <w:r>
           <w:rPr>
             <w:rStyle w:val="Hyperlink"/>
@@ -1085,7 +1085,7 @@
             <w:noProof/>
             <w:webHidden/>
           </w:rPr>
-          <w:instrText xml:space="preserve"> PAGEREF _Toc240370387 \h </w:instrText>
+          <w:instrText xml:space="preserve"> PAGEREF _Toc240370659 \h </w:instrText>
         </w:r>
         <w:r>
           <w:rPr>
@@ -1130,7 +1130,7 @@
           <w14:ligatures w14:val="standardContextual"/>
         </w:rPr>
       </w:pPr>
-      <w:hyperlink w:anchor="_Toc240370388" w:history="1">
+      <w:hyperlink w:anchor="_Toc240370660" w:history="1">
         <w:r>
           <w:rPr>
             <w:rStyle w:val="Hyperlink"/>
@@ -1166,7 +1166,7 @@
             <w:noProof/>
             <w:webHidden/>
           </w:rPr>
-          <w:instrText xml:space="preserve"> PAGEREF _Toc240370388 \h </w:instrText>
+          <w:instrText xml:space="preserve"> PAGEREF _Toc240370660 \h </w:instrText>
         </w:r>
         <w:r>
           <w:rPr>
@@ -1211,7 +1211,7 @@
           <w14:ligatures w14:val="standardContextual"/>
         </w:rPr>
       </w:pPr>
-      <w:hyperlink w:anchor="_Toc240370389" w:history="1">
+      <w:hyperlink w:anchor="_Toc240370661" w:history="1">
         <w:r>
           <w:rPr>
             <w:rStyle w:val="Hyperlink"/>
@@ -1247,7 +1247,7 @@
             <w:noProof/>
             <w:webHidden/>
           </w:rPr>
-          <w:instrText xml:space="preserve"> PAGEREF _Toc240370389 \h </w:instrText>
+          <w:instrText xml:space="preserve"> PAGEREF _Toc240370661 \h </w:instrText>
         </w:r>
         <w:r>
           <w:rPr>
@@ -1292,7 +1292,7 @@
           <w14:ligatures w14:val="standardContextual"/>
         </w:rPr>
       </w:pPr>
-      <w:hyperlink w:anchor="_Toc240370390" w:history="1">
+      <w:hyperlink w:anchor="_Toc240370662" w:history="1">
         <w:r>
           <w:rPr>
             <w:rStyle w:val="Hyperlink"/>
@@ -1328,7 +1328,7 @@
             <w:noProof/>
             <w:webHidden/>
           </w:rPr>
-          <w:instrText xml:space="preserve"> PAGEREF _Toc240370390 \h </w:instrText>
+          <w:instrText xml:space="preserve"> PAGEREF _Toc240370662 \h </w:instrText>
         </w:r>
         <w:r>
           <w:rPr>
@@ -1373,7 +1373,7 @@
           <w14:ligatures w14:val="standardContextual"/>
         </w:rPr>
       </w:pPr>
-      <w:hyperlink w:anchor="_Toc240370391" w:history="1">
+      <w:hyperlink w:anchor="_Toc240370663" w:history="1">
         <w:r>
           <w:rPr>
             <w:rStyle w:val="Hyperlink"/>
@@ -1409,7 +1409,7 @@
             <w:noProof/>
             <w:webHidden/>
           </w:rPr>
-          <w:instrText xml:space="preserve"> PAGEREF _Toc240370391 \h </w:instrText>
+          <w:instrText xml:space="preserve"> PAGEREF _Toc240370663 \h </w:instrText>
         </w:r>
         <w:r>
           <w:rPr>
@@ -1454,7 +1454,7 @@
           <w14:ligatures w14:val="standardContextual"/>
         </w:rPr>
       </w:pPr>
-      <w:hyperlink w:anchor="_Toc240370392" w:history="1">
+      <w:hyperlink w:anchor="_Toc240370664" w:history="1">
         <w:r>
           <w:rPr>
             <w:rStyle w:val="Hyperlink"/>
@@ -1490,7 +1490,7 @@
             <w:noProof/>
             <w:webHidden/>
           </w:rPr>
-          <w:instrText xml:space="preserve"> PAGEREF _Toc240370392 \h </w:instrText>
+          <w:instrText xml:space="preserve"> PAGEREF _Toc240370664 \h </w:instrText>
         </w:r>
         <w:r>
           <w:rPr>
@@ -1535,7 +1535,7 @@
           <w14:ligatures w14:val="standardContextual"/>
         </w:rPr>
       </w:pPr>
-      <w:hyperlink w:anchor="_Toc240370393" w:history="1">
+      <w:hyperlink w:anchor="_Toc240370665" w:history="1">
         <w:r>
           <w:rPr>
             <w:rStyle w:val="Hyperlink"/>
@@ -1571,7 +1571,7 @@
             <w:noProof/>
             <w:webHidden/>
           </w:rPr>
-          <w:instrText xml:space="preserve"> PAGEREF _Toc240370393 \h </w:instrText>
+          <w:instrText xml:space="preserve"> PAGEREF _Toc240370665 \h </w:instrText>
         </w:r>
         <w:r>
           <w:rPr>
@@ -1616,7 +1616,7 @@
           <w14:ligatures w14:val="standardContextual"/>
         </w:rPr>
       </w:pPr>
-      <w:hyperlink w:anchor="_Toc240370394" w:history="1">
+      <w:hyperlink w:anchor="_Toc240370666" w:history="1">
         <w:r>
           <w:rPr>
             <w:rStyle w:val="Hyperlink"/>
@@ -1652,7 +1652,7 @@
             <w:noProof/>
             <w:webHidden/>
           </w:rPr>
-          <w:instrText xml:space="preserve"> PAGEREF _Toc240370394 \h </w:instrText>
+          <w:instrText xml:space="preserve"> PAGEREF _Toc240370666 \h </w:instrText>
         </w:r>
         <w:r>
           <w:rPr>
@@ -1697,7 +1697,7 @@
           <w14:ligatures w14:val="standardContextual"/>
         </w:rPr>
       </w:pPr>
-      <w:hyperlink w:anchor="_Toc240370395" w:history="1">
+      <w:hyperlink w:anchor="_Toc240370667" w:history="1">
         <w:r>
           <w:rPr>
             <w:rStyle w:val="Hyperlink"/>
@@ -1733,7 +1733,7 @@
             <w:noProof/>
             <w:webHidden/>
           </w:rPr>
-          <w:instrText xml:space="preserve"> PAGEREF _Toc240370395 \h </w:instrText>
+          <w:instrText xml:space="preserve"> PAGEREF _Toc240370667 \h </w:instrText>
         </w:r>
         <w:r>
           <w:rPr>
@@ -1778,7 +1778,7 @@
           <w14:ligatures w14:val="standardContextual"/>
         </w:rPr>
       </w:pPr>
-      <w:hyperlink w:anchor="_Toc240370396" w:history="1">
+      <w:hyperlink w:anchor="_Toc240370668" w:history="1">
         <w:r>
           <w:rPr>
             <w:rStyle w:val="Hyperlink"/>
@@ -1814,7 +1814,7 @@
             <w:noProof/>
             <w:webHidden/>
           </w:rPr>
-          <w:instrText xml:space="preserve"> PAGEREF _Toc240370396 \h </w:instrText>
+          <w:instrText xml:space="preserve"> PAGEREF _Toc240370668 \h </w:instrText>
         </w:r>
         <w:r>
           <w:rPr>
@@ -1859,7 +1859,7 @@
           <w14:ligatures w14:val="standardContextual"/>
         </w:rPr>
       </w:pPr>
-      <w:hyperlink w:anchor="_Toc240370397" w:history="1">
+      <w:hyperlink w:anchor="_Toc240370669" w:history="1">
         <w:r>
           <w:rPr>
             <w:rStyle w:val="Hyperlink"/>
@@ -1895,7 +1895,7 @@
             <w:noProof/>
             <w:webHidden/>
           </w:rPr>
-          <w:instrText xml:space="preserve"> PAGEREF _Toc240370397 \h </w:instrText>
+          <w:instrText xml:space="preserve"> PAGEREF _Toc240370669 \h </w:instrText>
         </w:r>
         <w:r>
           <w:rPr>
@@ -1940,7 +1940,7 @@
           <w14:ligatures w14:val="standardContextual"/>
         </w:rPr>
       </w:pPr>
-      <w:hyperlink w:anchor="_Toc240370398" w:history="1">
+      <w:hyperlink w:anchor="_Toc240370670" w:history="1">
         <w:r>
           <w:rPr>
             <w:rStyle w:val="Hyperlink"/>
@@ -1976,7 +1976,7 @@
             <w:noProof/>
             <w:webHidden/>
           </w:rPr>
-          <w:instrText xml:space="preserve"> PAGEREF _Toc240370398 \h </w:instrText>
+          <w:instrText xml:space="preserve"> PAGEREF _Toc240370670 \h </w:instrText>
         </w:r>
         <w:r>
           <w:rPr>
@@ -2441,7 +2441,7 @@
         <w:pStyle w:val="Heading1"/>
         <w:spacing w:before="240" w:after="120"/>
       </w:pPr>
-      <w:bookmarkStart w:id="0" w:name="_Toc240370377"/>
+      <w:bookmarkStart w:id="0" w:name="_Toc240370649"/>
       <w:r>
         <w:rPr>
           <w:rFonts w:ascii="Times New Roman" w:eastAsia="黑体" w:hAnsi="Times New Roman"/>
@@ -2865,7 +2865,7 @@
         <w:pStyle w:val="Heading1"/>
         <w:spacing w:before="240" w:after="120"/>
       </w:pPr>
-      <w:bookmarkStart w:id="1" w:name="_Toc240370378"/>
+      <w:bookmarkStart w:id="1" w:name="_Toc240370650"/>
       <w:r>
         <w:rPr>
           <w:rFonts w:ascii="Times New Roman" w:eastAsia="黑体" w:hAnsi="Times New Roman"/>
@@ -2889,7 +2889,7 @@
         <w:pStyle w:val="Heading2"/>
         <w:spacing w:before="240" w:after="120"/>
       </w:pPr>
-      <w:bookmarkStart w:id="2" w:name="_Toc240370379"/>
+      <w:bookmarkStart w:id="2" w:name="_Toc240370651"/>
       <w:r>
         <w:rPr>
           <w:rFonts w:ascii="Times New Roman" w:eastAsia="黑体" w:hAnsi="Times New Roman"/>
@@ -3083,7 +3083,7 @@
         <w:pStyle w:val="Heading2"/>
         <w:spacing w:before="240" w:after="120"/>
       </w:pPr>
-      <w:bookmarkStart w:id="3" w:name="_Toc240370380"/>
+      <w:bookmarkStart w:id="3" w:name="_Toc240370652"/>
       <w:r>
         <w:rPr>
           <w:rFonts w:ascii="Times New Roman" w:eastAsia="黑体" w:hAnsi="Times New Roman"/>
@@ -3116,7 +3116,7 @@
         <w:pStyle w:val="Heading2"/>
         <w:spacing w:before="240" w:after="120"/>
       </w:pPr>
-      <w:bookmarkStart w:id="4" w:name="_Toc240370381"/>
+      <w:bookmarkStart w:id="4" w:name="_Toc240370653"/>
       <w:r>
         <w:rPr>
           <w:rFonts w:ascii="Times New Roman" w:eastAsia="黑体" w:hAnsi="Times New Roman"/>
@@ -3331,7 +3331,7 @@
         <w:pStyle w:val="Heading2"/>
         <w:spacing w:before="240" w:after="120"/>
       </w:pPr>
-      <w:bookmarkStart w:id="5" w:name="_Toc240370382"/>
+      <w:bookmarkStart w:id="5" w:name="_Toc240370654"/>
       <w:r>
         <w:rPr>
           <w:rFonts w:ascii="Times New Roman" w:eastAsia="黑体" w:hAnsi="Times New Roman"/>
@@ -4186,7 +4186,7 @@
         <w:pStyle w:val="Heading1"/>
         <w:spacing w:before="240" w:after="120"/>
       </w:pPr>
-      <w:bookmarkStart w:id="6" w:name="_Toc240370383"/>
+      <w:bookmarkStart w:id="6" w:name="_Toc240370655"/>
       <w:r>
         <w:rPr>
           <w:rFonts w:ascii="Times New Roman" w:eastAsia="黑体" w:hAnsi="Times New Roman"/>
@@ -5122,7 +5122,7 @@
         <w:pStyle w:val="Heading1"/>
         <w:spacing w:before="240" w:after="120"/>
       </w:pPr>
-      <w:bookmarkStart w:id="7" w:name="_Toc240370384"/>
+      <w:bookmarkStart w:id="7" w:name="_Toc240370656"/>
       <w:r>
         <w:rPr>
           <w:rFonts w:ascii="Times New Roman" w:eastAsia="黑体" w:hAnsi="Times New Roman"/>
@@ -5185,7 +5185,7 @@
         <w:pStyle w:val="Heading2"/>
         <w:spacing w:before="240" w:after="120"/>
       </w:pPr>
-      <w:bookmarkStart w:id="8" w:name="_Toc240370385"/>
+      <w:bookmarkStart w:id="8" w:name="_Toc240370657"/>
       <w:r>
         <w:rPr>
           <w:rFonts w:ascii="Times New Roman" w:eastAsia="黑体" w:hAnsi="Times New Roman"/>
@@ -6191,7 +6191,7 @@
               <w:rPr>
                 <w:sz w:val="21"/>
               </w:rPr>
-              <w:t>数据库管理系统的数据应和其它应用的数据分类独立存储</w:t>
+              <w:t>数据库管理系统的数据应和其他应用的数据分类独立存储</w:t>
             </w:r>
           </w:p>
         </w:tc>
@@ -6825,7 +6825,7 @@
               <w:rPr>
                 <w:sz w:val="21"/>
               </w:rPr>
-              <w:t>数据库管理系统应采取单独、安全监控、审计指施</w:t>
+              <w:t>数据库管理系统应采取单独、安全监控、审计措施</w:t>
             </w:r>
           </w:p>
         </w:tc>
@@ -7361,7 +7361,7 @@
         </w:rPr>
         <w:lastRenderedPageBreak/>
         <w:drawing>
-          <wp:inline distT="0" distB="0" distL="0" distR="0" wp14:anchorId="5CB1647E" wp14:editId="1C690B7E">
+          <wp:inline distT="0" distB="0" distL="0" distR="0" wp14:anchorId="1AF4DB81" wp14:editId="3E95A37A">
             <wp:extent cx="5580000" cy="3178368"/>
             <wp:effectExtent l="0" t="0" r="0" b="0"/>
             <wp:docPr id="2" name="Picture 2"/>
@@ -7576,7 +7576,7 @@
           <w:noProof/>
         </w:rPr>
         <w:drawing>
-          <wp:inline distT="0" distB="0" distL="0" distR="0" wp14:anchorId="04EAB2D3" wp14:editId="3ADAF828">
+          <wp:inline distT="0" distB="0" distL="0" distR="0" wp14:anchorId="0DAD6154" wp14:editId="4F7B9D78">
             <wp:extent cx="5580000" cy="3106944"/>
             <wp:effectExtent l="0" t="0" r="0" b="0"/>
             <wp:docPr id="3" name="Picture 3"/>
@@ -7732,7 +7732,7 @@
         </w:rPr>
         <w:lastRenderedPageBreak/>
         <w:drawing>
-          <wp:inline distT="0" distB="0" distL="0" distR="0" wp14:anchorId="7D6EF683" wp14:editId="24F3F395">
+          <wp:inline distT="0" distB="0" distL="0" distR="0" wp14:anchorId="5454E926" wp14:editId="58812780">
             <wp:extent cx="5580000" cy="2892672"/>
             <wp:effectExtent l="0" t="0" r="0" b="0"/>
             <wp:docPr id="4" name="Picture 4"/>
@@ -7887,7 +7887,7 @@
           <w:noProof/>
         </w:rPr>
         <w:drawing>
-          <wp:inline distT="0" distB="0" distL="0" distR="0" wp14:anchorId="3DD45580" wp14:editId="15E0D616">
+          <wp:inline distT="0" distB="0" distL="0" distR="0" wp14:anchorId="6DD54B63" wp14:editId="2ABA18C4">
             <wp:extent cx="5580000" cy="3106944"/>
             <wp:effectExtent l="0" t="0" r="0" b="0"/>
             <wp:docPr id="5" name="Picture 5"/>
@@ -8031,7 +8031,7 @@
         </w:rPr>
         <w:lastRenderedPageBreak/>
         <w:drawing>
-          <wp:inline distT="0" distB="0" distL="0" distR="0" wp14:anchorId="6D81C183" wp14:editId="25E9AF49">
+          <wp:inline distT="0" distB="0" distL="0" distR="0" wp14:anchorId="4054DE29" wp14:editId="12DBA543">
             <wp:extent cx="5580000" cy="2178432"/>
             <wp:effectExtent l="0" t="0" r="0" b="0"/>
             <wp:docPr id="6" name="Picture 6"/>
@@ -8210,7 +8210,7 @@
           <w:noProof/>
         </w:rPr>
         <w:drawing>
-          <wp:inline distT="0" distB="0" distL="0" distR="0" wp14:anchorId="10F63E31" wp14:editId="51BC99E4">
+          <wp:inline distT="0" distB="0" distL="0" distR="0" wp14:anchorId="0F5FB111" wp14:editId="651895B7">
             <wp:extent cx="5580000" cy="2178432"/>
             <wp:effectExtent l="0" t="0" r="0" b="0"/>
             <wp:docPr id="7" name="Picture 7"/>
@@ -8377,7 +8377,7 @@
           <w:noProof/>
         </w:rPr>
         <w:drawing>
-          <wp:inline distT="0" distB="0" distL="0" distR="0" wp14:anchorId="4B68B398" wp14:editId="0ABE9A0D">
+          <wp:inline distT="0" distB="0" distL="0" distR="0" wp14:anchorId="7B3484B0" wp14:editId="28D353C4">
             <wp:extent cx="5580000" cy="1678464"/>
             <wp:effectExtent l="0" t="0" r="0" b="0"/>
             <wp:docPr id="8" name="Picture 8"/>
@@ -8557,7 +8557,7 @@
         </w:rPr>
         <w:lastRenderedPageBreak/>
         <w:drawing>
-          <wp:inline distT="0" distB="0" distL="0" distR="0" wp14:anchorId="4D28914E" wp14:editId="285B3A19">
+          <wp:inline distT="0" distB="0" distL="0" distR="0" wp14:anchorId="4E415B8C" wp14:editId="3C61DF6E">
             <wp:extent cx="5580000" cy="1678464"/>
             <wp:effectExtent l="0" t="0" r="0" b="0"/>
             <wp:docPr id="9" name="Picture 9"/>
@@ -8736,7 +8736,7 @@
           <w:noProof/>
         </w:rPr>
         <w:drawing>
-          <wp:inline distT="0" distB="0" distL="0" distR="0" wp14:anchorId="4ED0A5FA" wp14:editId="357C39F1">
+          <wp:inline distT="0" distB="0" distL="0" distR="0" wp14:anchorId="11C54313" wp14:editId="57AAE7A6">
             <wp:extent cx="5580000" cy="1607040"/>
             <wp:effectExtent l="0" t="0" r="0" b="0"/>
             <wp:docPr id="10" name="Picture 10"/>
@@ -8915,7 +8915,7 @@
           <w:noProof/>
         </w:rPr>
         <w:drawing>
-          <wp:inline distT="0" distB="0" distL="0" distR="0" wp14:anchorId="79C7AF62" wp14:editId="7CA044D3">
+          <wp:inline distT="0" distB="0" distL="0" distR="0" wp14:anchorId="5285AA8A" wp14:editId="6CEC44CD">
             <wp:extent cx="5580000" cy="1607040"/>
             <wp:effectExtent l="0" t="0" r="0" b="0"/>
             <wp:docPr id="11" name="Picture 11"/>
@@ -9083,7 +9083,7 @@
         </w:rPr>
         <w:lastRenderedPageBreak/>
         <w:drawing>
-          <wp:inline distT="0" distB="0" distL="0" distR="0" wp14:anchorId="2B7D472B" wp14:editId="0020017C">
+          <wp:inline distT="0" distB="0" distL="0" distR="0" wp14:anchorId="3F18500E" wp14:editId="22C3EC00">
             <wp:extent cx="5580000" cy="1678464"/>
             <wp:effectExtent l="0" t="0" r="0" b="0"/>
             <wp:docPr id="12" name="Picture 12"/>
@@ -9226,7 +9226,7 @@
           <w:noProof/>
         </w:rPr>
         <w:drawing>
-          <wp:inline distT="0" distB="0" distL="0" distR="0" wp14:anchorId="66E5A2C0" wp14:editId="12A17C24">
+          <wp:inline distT="0" distB="0" distL="0" distR="0" wp14:anchorId="51417758" wp14:editId="578C3F69">
             <wp:extent cx="5580000" cy="1678464"/>
             <wp:effectExtent l="0" t="0" r="0" b="0"/>
             <wp:docPr id="13" name="Picture 13"/>
@@ -9370,7 +9370,7 @@
         </w:rPr>
         <w:lastRenderedPageBreak/>
         <w:drawing>
-          <wp:inline distT="0" distB="0" distL="0" distR="0" wp14:anchorId="58243184" wp14:editId="7F8C76E1">
+          <wp:inline distT="0" distB="0" distL="0" distR="0" wp14:anchorId="3A69942F" wp14:editId="7F669E45">
             <wp:extent cx="5580000" cy="4384286"/>
             <wp:effectExtent l="0" t="0" r="0" b="0"/>
             <wp:docPr id="14" name="Picture 14"/>
@@ -9550,7 +9550,7 @@
         </w:rPr>
         <w:lastRenderedPageBreak/>
         <w:drawing>
-          <wp:inline distT="0" distB="0" distL="0" distR="0" wp14:anchorId="4AB9A573" wp14:editId="4F0D159A">
+          <wp:inline distT="0" distB="0" distL="0" distR="0" wp14:anchorId="1ED2BD0C" wp14:editId="15AB3221">
             <wp:extent cx="5580000" cy="4384286"/>
             <wp:effectExtent l="0" t="0" r="0" b="0"/>
             <wp:docPr id="15" name="Picture 15"/>
@@ -9718,7 +9718,7 @@
         </w:rPr>
         <w:lastRenderedPageBreak/>
         <w:drawing>
-          <wp:inline distT="0" distB="0" distL="0" distR="0" wp14:anchorId="44029335" wp14:editId="31D61F10">
+          <wp:inline distT="0" distB="0" distL="0" distR="0" wp14:anchorId="63AEDB60" wp14:editId="4622E557">
             <wp:extent cx="5580000" cy="3587143"/>
             <wp:effectExtent l="0" t="0" r="0" b="0"/>
             <wp:docPr id="16" name="Picture 16"/>
@@ -9897,7 +9897,7 @@
           <w:noProof/>
         </w:rPr>
         <w:drawing>
-          <wp:inline distT="0" distB="0" distL="0" distR="0" wp14:anchorId="7E72753C" wp14:editId="0808897E">
+          <wp:inline distT="0" distB="0" distL="0" distR="0" wp14:anchorId="43C510EC" wp14:editId="7A271129">
             <wp:extent cx="5580000" cy="3427714"/>
             <wp:effectExtent l="0" t="0" r="0" b="0"/>
             <wp:docPr id="17" name="Picture 17"/>
@@ -10089,7 +10089,7 @@
         </w:rPr>
         <w:lastRenderedPageBreak/>
         <w:drawing>
-          <wp:inline distT="0" distB="0" distL="0" distR="0" wp14:anchorId="4A8F62A4" wp14:editId="79C80C6F">
+          <wp:inline distT="0" distB="0" distL="0" distR="0" wp14:anchorId="47CA5385" wp14:editId="37F2F873">
             <wp:extent cx="5580000" cy="4330080"/>
             <wp:effectExtent l="0" t="0" r="0" b="0"/>
             <wp:docPr id="18" name="Picture 18"/>
@@ -10245,7 +10245,7 @@
         </w:rPr>
         <w:lastRenderedPageBreak/>
         <w:drawing>
-          <wp:inline distT="0" distB="0" distL="0" distR="0" wp14:anchorId="0A91FCE2" wp14:editId="1D9F15A3">
+          <wp:inline distT="0" distB="0" distL="0" distR="0" wp14:anchorId="7F32132A" wp14:editId="3F1625B9">
             <wp:extent cx="5580000" cy="2749824"/>
             <wp:effectExtent l="0" t="0" r="0" b="0"/>
             <wp:docPr id="19" name="Picture 19"/>
@@ -10436,7 +10436,7 @@
           <w:noProof/>
         </w:rPr>
         <w:drawing>
-          <wp:inline distT="0" distB="0" distL="0" distR="0" wp14:anchorId="7B0DD625" wp14:editId="5CDD31AA">
+          <wp:inline distT="0" distB="0" distL="0" distR="0" wp14:anchorId="4FB20099" wp14:editId="7ACDD7FA">
             <wp:extent cx="5580000" cy="1964160"/>
             <wp:effectExtent l="0" t="0" r="0" b="0"/>
             <wp:docPr id="20" name="Picture 20"/>
@@ -10646,7 +10646,7 @@
         </w:rPr>
         <w:lastRenderedPageBreak/>
         <w:drawing>
-          <wp:inline distT="0" distB="0" distL="0" distR="0" wp14:anchorId="2CC73A13" wp14:editId="720BB348">
+          <wp:inline distT="0" distB="0" distL="0" distR="0" wp14:anchorId="45E38F53" wp14:editId="45FE4695">
             <wp:extent cx="5580000" cy="3821184"/>
             <wp:effectExtent l="0" t="0" r="0" b="0"/>
             <wp:docPr id="21" name="Picture 21"/>
@@ -10813,7 +10813,7 @@
           <w:noProof/>
         </w:rPr>
         <w:drawing>
-          <wp:inline distT="0" distB="0" distL="0" distR="0" wp14:anchorId="45E9BCD4" wp14:editId="32FDEB9B">
+          <wp:inline distT="0" distB="0" distL="0" distR="0" wp14:anchorId="46E69D64" wp14:editId="1830E850">
             <wp:extent cx="5580000" cy="464256"/>
             <wp:effectExtent l="0" t="0" r="0" b="0"/>
             <wp:docPr id="22" name="Picture 22"/>
@@ -10974,7 +10974,7 @@
           <w:noProof/>
         </w:rPr>
         <w:drawing>
-          <wp:inline distT="0" distB="0" distL="0" distR="0" wp14:anchorId="524463F0" wp14:editId="24BAC4BB">
+          <wp:inline distT="0" distB="0" distL="0" distR="0" wp14:anchorId="274CF684" wp14:editId="4E99FB4C">
             <wp:extent cx="5580000" cy="535680"/>
             <wp:effectExtent l="0" t="0" r="0" b="0"/>
             <wp:docPr id="23" name="Picture 23"/>
@@ -11142,7 +11142,7 @@
         </w:rPr>
         <w:lastRenderedPageBreak/>
         <w:drawing>
-          <wp:inline distT="0" distB="0" distL="0" distR="0" wp14:anchorId="2C1A0BE8" wp14:editId="7E47922D">
+          <wp:inline distT="0" distB="0" distL="0" distR="0" wp14:anchorId="044A682E" wp14:editId="358B70D2">
             <wp:extent cx="5580000" cy="892800"/>
             <wp:effectExtent l="0" t="0" r="0" b="0"/>
             <wp:docPr id="24" name="Picture 24"/>
@@ -11333,7 +11333,7 @@
           <w:noProof/>
         </w:rPr>
         <w:drawing>
-          <wp:inline distT="0" distB="0" distL="0" distR="0" wp14:anchorId="1ABFD2D1" wp14:editId="4C07692D">
+          <wp:inline distT="0" distB="0" distL="0" distR="0" wp14:anchorId="41740666" wp14:editId="1B26564B">
             <wp:extent cx="5580000" cy="535680"/>
             <wp:effectExtent l="0" t="0" r="0" b="0"/>
             <wp:docPr id="25" name="Picture 25"/>
@@ -11566,7 +11566,7 @@
           <w:noProof/>
         </w:rPr>
         <w:drawing>
-          <wp:inline distT="0" distB="0" distL="0" distR="0" wp14:anchorId="535AC79A" wp14:editId="5CA83A22">
+          <wp:inline distT="0" distB="0" distL="0" distR="0" wp14:anchorId="28C9298E" wp14:editId="484BE9CD">
             <wp:extent cx="5580000" cy="607104"/>
             <wp:effectExtent l="0" t="0" r="0" b="0"/>
             <wp:docPr id="26" name="Picture 26"/>
@@ -11769,7 +11769,7 @@
           <w:noProof/>
         </w:rPr>
         <w:drawing>
-          <wp:inline distT="0" distB="0" distL="0" distR="0" wp14:anchorId="3CCB065D" wp14:editId="53BFF9B9">
+          <wp:inline distT="0" distB="0" distL="0" distR="0" wp14:anchorId="235546AD" wp14:editId="19850F3A">
             <wp:extent cx="5580000" cy="464256"/>
             <wp:effectExtent l="0" t="0" r="0" b="0"/>
             <wp:docPr id="27" name="Picture 27"/>
@@ -11960,7 +11960,7 @@
           <w:noProof/>
         </w:rPr>
         <w:drawing>
-          <wp:inline distT="0" distB="0" distL="0" distR="0" wp14:anchorId="06DC032E" wp14:editId="4172AE70">
+          <wp:inline distT="0" distB="0" distL="0" distR="0" wp14:anchorId="20A5D646" wp14:editId="151A09BC">
             <wp:extent cx="5580000" cy="535680"/>
             <wp:effectExtent l="0" t="0" r="0" b="0"/>
             <wp:docPr id="28" name="Picture 28"/>
@@ -12152,7 +12152,7 @@
         </w:rPr>
         <w:lastRenderedPageBreak/>
         <w:drawing>
-          <wp:inline distT="0" distB="0" distL="0" distR="0" wp14:anchorId="679AD767" wp14:editId="3A4666A8">
+          <wp:inline distT="0" distB="0" distL="0" distR="0" wp14:anchorId="22F41DA8" wp14:editId="0A227DE4">
             <wp:extent cx="5580000" cy="535680"/>
             <wp:effectExtent l="0" t="0" r="0" b="0"/>
             <wp:docPr id="29" name="Picture 29"/>
@@ -12319,7 +12319,7 @@
           <w:noProof/>
         </w:rPr>
         <w:drawing>
-          <wp:inline distT="0" distB="0" distL="0" distR="0" wp14:anchorId="39DD0583" wp14:editId="6F293B31">
+          <wp:inline distT="0" distB="0" distL="0" distR="0" wp14:anchorId="68444EB8" wp14:editId="1F8CE035">
             <wp:extent cx="5580000" cy="535680"/>
             <wp:effectExtent l="0" t="0" r="0" b="0"/>
             <wp:docPr id="30" name="Picture 30"/>
@@ -12498,7 +12498,7 @@
           <w:noProof/>
         </w:rPr>
         <w:drawing>
-          <wp:inline distT="0" distB="0" distL="0" distR="0" wp14:anchorId="1BD0C761" wp14:editId="337DA264">
+          <wp:inline distT="0" distB="0" distL="0" distR="0" wp14:anchorId="7A82124A" wp14:editId="6B049432">
             <wp:extent cx="5580000" cy="749952"/>
             <wp:effectExtent l="0" t="0" r="0" b="0"/>
             <wp:docPr id="31" name="Picture 31"/>
@@ -12689,7 +12689,7 @@
           <w:noProof/>
         </w:rPr>
         <w:drawing>
-          <wp:inline distT="0" distB="0" distL="0" distR="0" wp14:anchorId="75CB9B1C" wp14:editId="1F0A77A3">
+          <wp:inline distT="0" distB="0" distL="0" distR="0" wp14:anchorId="29B630FC" wp14:editId="4D81FFE6">
             <wp:extent cx="5580000" cy="535680"/>
             <wp:effectExtent l="0" t="0" r="0" b="0"/>
             <wp:docPr id="32" name="Picture 32"/>
@@ -12862,7 +12862,7 @@
           <w:noProof/>
         </w:rPr>
         <w:drawing>
-          <wp:inline distT="0" distB="0" distL="0" distR="0" wp14:anchorId="6F9C626E" wp14:editId="5D791B55">
+          <wp:inline distT="0" distB="0" distL="0" distR="0" wp14:anchorId="0F42F7EB" wp14:editId="172DB24A">
             <wp:extent cx="5580000" cy="678528"/>
             <wp:effectExtent l="0" t="0" r="0" b="0"/>
             <wp:docPr id="33" name="Picture 33"/>
@@ -13054,7 +13054,7 @@
         </w:rPr>
         <w:lastRenderedPageBreak/>
         <w:drawing>
-          <wp:inline distT="0" distB="0" distL="0" distR="0" wp14:anchorId="0A1A7203" wp14:editId="3394804F">
+          <wp:inline distT="0" distB="0" distL="0" distR="0" wp14:anchorId="4F1D7209" wp14:editId="37ACA31B">
             <wp:extent cx="5580000" cy="749952"/>
             <wp:effectExtent l="0" t="0" r="0" b="0"/>
             <wp:docPr id="34" name="Picture 34"/>
@@ -13257,7 +13257,7 @@
           <w:noProof/>
         </w:rPr>
         <w:drawing>
-          <wp:inline distT="0" distB="0" distL="0" distR="0" wp14:anchorId="630B1869" wp14:editId="3BB45973">
+          <wp:inline distT="0" distB="0" distL="0" distR="0" wp14:anchorId="74FA027F" wp14:editId="363EAB1D">
             <wp:extent cx="5580000" cy="535680"/>
             <wp:effectExtent l="0" t="0" r="0" b="0"/>
             <wp:docPr id="35" name="Picture 35"/>
@@ -13436,7 +13436,7 @@
           <w:noProof/>
         </w:rPr>
         <w:drawing>
-          <wp:inline distT="0" distB="0" distL="0" distR="0" wp14:anchorId="10D85A6F" wp14:editId="57121D01">
+          <wp:inline distT="0" distB="0" distL="0" distR="0" wp14:anchorId="1D373D72" wp14:editId="6B3D03F2">
             <wp:extent cx="5580000" cy="749952"/>
             <wp:effectExtent l="0" t="0" r="0" b="0"/>
             <wp:docPr id="36" name="Picture 36"/>
@@ -13621,7 +13621,7 @@
         <w:pStyle w:val="Heading2"/>
         <w:spacing w:before="240" w:after="120"/>
       </w:pPr>
-      <w:bookmarkStart w:id="9" w:name="_Toc240370386"/>
+      <w:bookmarkStart w:id="9" w:name="_Toc240370658"/>
       <w:r>
         <w:rPr>
           <w:rFonts w:ascii="Times New Roman" w:eastAsia="黑体" w:hAnsi="Times New Roman"/>
@@ -14501,7 +14501,7 @@
               <w:rPr>
                 <w:sz w:val="21"/>
               </w:rPr>
-              <w:t>服务器应设置登录口令，口令超度不得少于</w:t>
+              <w:t>服务器应设置登录口令，口令长度不得少于</w:t>
             </w:r>
             <w:r>
               <w:rPr>
@@ -15001,7 +15001,7 @@
           <w:noProof/>
         </w:rPr>
         <w:drawing>
-          <wp:inline distT="0" distB="0" distL="0" distR="0" wp14:anchorId="6CEF908B" wp14:editId="3D8914E4">
+          <wp:inline distT="0" distB="0" distL="0" distR="0" wp14:anchorId="1ECD4A56" wp14:editId="44A97C9D">
             <wp:extent cx="5580000" cy="1392768"/>
             <wp:effectExtent l="0" t="0" r="0" b="0"/>
             <wp:docPr id="37" name="Picture 37"/>
@@ -15192,7 +15192,7 @@
           <w:noProof/>
         </w:rPr>
         <w:drawing>
-          <wp:inline distT="0" distB="0" distL="0" distR="0" wp14:anchorId="4EF333FD" wp14:editId="631E3D7C">
+          <wp:inline distT="0" distB="0" distL="0" distR="0" wp14:anchorId="351E75CB" wp14:editId="6C99AFA8">
             <wp:extent cx="5580000" cy="892800"/>
             <wp:effectExtent l="0" t="0" r="0" b="0"/>
             <wp:docPr id="38" name="Picture 38"/>
@@ -15408,7 +15408,7 @@
         </w:rPr>
         <w:lastRenderedPageBreak/>
         <w:drawing>
-          <wp:inline distT="0" distB="0" distL="0" distR="0" wp14:anchorId="1A29B051" wp14:editId="4C5DC6FA">
+          <wp:inline distT="0" distB="0" distL="0" distR="0" wp14:anchorId="5EF4A1BC" wp14:editId="69EDA41A">
             <wp:extent cx="5580000" cy="1964160"/>
             <wp:effectExtent l="0" t="0" r="0" b="0"/>
             <wp:docPr id="39" name="Picture 39"/>
@@ -15623,7 +15623,7 @@
         <w:pStyle w:val="Heading2"/>
         <w:spacing w:before="240" w:after="120"/>
       </w:pPr>
-      <w:bookmarkStart w:id="10" w:name="_Toc240370387"/>
+      <w:bookmarkStart w:id="10" w:name="_Toc240370659"/>
       <w:r>
         <w:rPr>
           <w:rFonts w:ascii="Times New Roman" w:eastAsia="黑体" w:hAnsi="Times New Roman"/>
@@ -15899,7 +15899,7 @@
               <w:rPr>
                 <w:sz w:val="21"/>
               </w:rPr>
-              <w:t>用户计算机之间的数据交互、文件传输凳应统一管控和审计</w:t>
+              <w:t>用户计算机之间的数据交互、文件传输均应统一管控和审计</w:t>
             </w:r>
           </w:p>
         </w:tc>
@@ -16398,7 +16398,7 @@
               <w:rPr>
                 <w:sz w:val="21"/>
               </w:rPr>
-              <w:t>数据存储系统应根据重要程度划分不同存储区快，并设置用户访问权限</w:t>
+              <w:t>数据存储系统应根据重要程度划分不同存储区块，并设置用户访问权限</w:t>
             </w:r>
           </w:p>
         </w:tc>
@@ -16988,7 +16988,7 @@
         <w:pStyle w:val="Heading2"/>
         <w:spacing w:before="240" w:after="120"/>
       </w:pPr>
-      <w:bookmarkStart w:id="11" w:name="_Toc240370388"/>
+      <w:bookmarkStart w:id="11" w:name="_Toc240370660"/>
       <w:r>
         <w:rPr>
           <w:rFonts w:ascii="Times New Roman" w:eastAsia="黑体" w:hAnsi="Times New Roman"/>
@@ -17408,7 +17408,7 @@
               <w:rPr>
                 <w:sz w:val="21"/>
               </w:rPr>
-              <w:t>提供公共信息服务的服务器应应与涉密信息服务器分设，专用服务器应只提供专用服务</w:t>
+              <w:t>提供公共信息服务的服务器应与涉密信息服务器分设，专用服务器应只提供专用服务</w:t>
             </w:r>
           </w:p>
         </w:tc>
@@ -19027,13 +19027,19 @@
               <w:rPr>
                 <w:sz w:val="21"/>
               </w:rPr>
-              <w:t>应具有对所有访问行为和管理行为的日志审计功能，支持多组合查询检索，可读性强，具有解释和展示功能，审计日志应只是保留</w:t>
-            </w:r>
-            <w:r>
-              <w:rPr>
-                <w:sz w:val="21"/>
-              </w:rPr>
-              <w:t>180d</w:t>
+              <w:t>应具有对所有访问行为和管理行为的日志审计功能，支持多组合查询检索，可读性强，具有解释和展示功能，审计日志应至少保留</w:t>
+            </w:r>
+            <w:r>
+              <w:rPr>
+                <w:sz w:val="21"/>
+              </w:rPr>
+              <w:t>180</w:t>
+            </w:r>
+            <w:r>
+              <w:rPr>
+                <w:sz w:val="21"/>
+              </w:rPr>
+              <w:t>天</w:t>
             </w:r>
           </w:p>
         </w:tc>
@@ -19685,7 +19691,7 @@
         <w:pStyle w:val="Heading2"/>
         <w:spacing w:before="240" w:after="120"/>
       </w:pPr>
-      <w:bookmarkStart w:id="12" w:name="_Toc240370389"/>
+      <w:bookmarkStart w:id="12" w:name="_Toc240370661"/>
       <w:r>
         <w:rPr>
           <w:rFonts w:ascii="Times New Roman" w:eastAsia="黑体" w:hAnsi="Times New Roman"/>
@@ -21399,7 +21405,7 @@
         </w:rPr>
         <w:lastRenderedPageBreak/>
         <w:drawing>
-          <wp:inline distT="0" distB="0" distL="0" distR="0" wp14:anchorId="44A73D76" wp14:editId="5EEDAD22">
+          <wp:inline distT="0" distB="0" distL="0" distR="0" wp14:anchorId="5CBD6E7B" wp14:editId="6A445A3E">
             <wp:extent cx="5580000" cy="1178496"/>
             <wp:effectExtent l="0" t="0" r="0" b="0"/>
             <wp:docPr id="40" name="Picture 40"/>
@@ -21626,7 +21632,7 @@
           <w:noProof/>
         </w:rPr>
         <w:drawing>
-          <wp:inline distT="0" distB="0" distL="0" distR="0" wp14:anchorId="5F17E650" wp14:editId="32EB79A8">
+          <wp:inline distT="0" distB="0" distL="0" distR="0" wp14:anchorId="5B46FC80" wp14:editId="4D519DA1">
             <wp:extent cx="5040000" cy="4500000"/>
             <wp:effectExtent l="0" t="0" r="0" b="0"/>
             <wp:docPr id="41" name="Picture 41"/>
@@ -21794,7 +21800,7 @@
         </w:rPr>
         <w:lastRenderedPageBreak/>
         <w:drawing>
-          <wp:inline distT="0" distB="0" distL="0" distR="0" wp14:anchorId="0EA6FFC5" wp14:editId="37AEE4F6">
+          <wp:inline distT="0" distB="0" distL="0" distR="0" wp14:anchorId="4F190F3E" wp14:editId="0F6A8AA1">
             <wp:extent cx="5040000" cy="4500000"/>
             <wp:effectExtent l="0" t="0" r="0" b="0"/>
             <wp:docPr id="42" name="Picture 42"/>
@@ -21943,7 +21949,7 @@
         <w:pStyle w:val="Heading2"/>
         <w:spacing w:before="240" w:after="120"/>
       </w:pPr>
-      <w:bookmarkStart w:id="13" w:name="_Toc240370390"/>
+      <w:bookmarkStart w:id="13" w:name="_Toc240370662"/>
       <w:r>
         <w:rPr>
           <w:rFonts w:ascii="Times New Roman" w:eastAsia="黑体" w:hAnsi="Times New Roman"/>
@@ -22695,7 +22701,7 @@
         <w:pStyle w:val="Heading2"/>
         <w:spacing w:before="240" w:after="120"/>
       </w:pPr>
-      <w:bookmarkStart w:id="14" w:name="_Toc240370391"/>
+      <w:bookmarkStart w:id="14" w:name="_Toc240370663"/>
       <w:r>
         <w:rPr>
           <w:rFonts w:ascii="Times New Roman" w:eastAsia="黑体" w:hAnsi="Times New Roman"/>
@@ -23153,7 +23159,7 @@
         <w:pStyle w:val="Heading2"/>
         <w:spacing w:before="240" w:after="120"/>
       </w:pPr>
-      <w:bookmarkStart w:id="15" w:name="_Toc240370392"/>
+      <w:bookmarkStart w:id="15" w:name="_Toc240370664"/>
       <w:r>
         <w:rPr>
           <w:rFonts w:ascii="Times New Roman" w:eastAsia="黑体" w:hAnsi="Times New Roman"/>
@@ -23553,7 +23559,7 @@
         <w:pStyle w:val="Heading2"/>
         <w:spacing w:before="240" w:after="120"/>
       </w:pPr>
-      <w:bookmarkStart w:id="16" w:name="_Toc240370393"/>
+      <w:bookmarkStart w:id="16" w:name="_Toc240370665"/>
       <w:r>
         <w:rPr>
           <w:rFonts w:ascii="Times New Roman" w:eastAsia="黑体" w:hAnsi="Times New Roman"/>
@@ -23954,7 +23960,7 @@
         <w:pStyle w:val="Heading2"/>
         <w:spacing w:before="240" w:after="120"/>
       </w:pPr>
-      <w:bookmarkStart w:id="17" w:name="_Toc240370394"/>
+      <w:bookmarkStart w:id="17" w:name="_Toc240370666"/>
       <w:r>
         <w:rPr>
           <w:rFonts w:ascii="Times New Roman" w:eastAsia="黑体" w:hAnsi="Times New Roman"/>
@@ -24219,7 +24225,7 @@
         <w:pStyle w:val="Heading1"/>
         <w:spacing w:before="240" w:after="120"/>
       </w:pPr>
-      <w:bookmarkStart w:id="18" w:name="_Toc240370395"/>
+      <w:bookmarkStart w:id="18" w:name="_Toc240370667"/>
       <w:r>
         <w:rPr>
           <w:rFonts w:ascii="Times New Roman" w:eastAsia="黑体" w:hAnsi="Times New Roman"/>
@@ -24494,7 +24500,7 @@
         <w:pStyle w:val="Heading1"/>
         <w:spacing w:before="240" w:after="120"/>
       </w:pPr>
-      <w:bookmarkStart w:id="19" w:name="_Toc240370396"/>
+      <w:bookmarkStart w:id="19" w:name="_Toc240370668"/>
       <w:r>
         <w:rPr>
           <w:rFonts w:ascii="Times New Roman" w:eastAsia="黑体" w:hAnsi="Times New Roman"/>
@@ -24533,7 +24539,7 @@
         <w:pStyle w:val="Heading2"/>
         <w:spacing w:before="240" w:after="120"/>
       </w:pPr>
-      <w:bookmarkStart w:id="20" w:name="_Toc240370397"/>
+      <w:bookmarkStart w:id="20" w:name="_Toc240370669"/>
       <w:r>
         <w:rPr>
           <w:rFonts w:ascii="Times New Roman" w:eastAsia="黑体" w:hAnsi="Times New Roman"/>
@@ -24597,7 +24603,7 @@
         </w:rPr>
         <w:lastRenderedPageBreak/>
         <w:drawing>
-          <wp:inline distT="0" distB="0" distL="0" distR="0" wp14:anchorId="4B927447" wp14:editId="4C83A980">
+          <wp:inline distT="0" distB="0" distL="0" distR="0" wp14:anchorId="0554F272" wp14:editId="26E5BC7C">
             <wp:extent cx="5580000" cy="4330080"/>
             <wp:effectExtent l="0" t="0" r="0" b="0"/>
             <wp:docPr id="43" name="Picture 43"/>
@@ -24848,7 +24854,7 @@
           <w:noProof/>
         </w:rPr>
         <w:drawing>
-          <wp:inline distT="0" distB="0" distL="0" distR="0" wp14:anchorId="720A67F1" wp14:editId="14427D97">
+          <wp:inline distT="0" distB="0" distL="0" distR="0" wp14:anchorId="567C95F2" wp14:editId="049147E6">
             <wp:extent cx="5580000" cy="1678464"/>
             <wp:effectExtent l="0" t="0" r="0" b="0"/>
             <wp:docPr id="44" name="Picture 44"/>
@@ -25004,7 +25010,7 @@
         </w:rPr>
         <w:lastRenderedPageBreak/>
         <w:drawing>
-          <wp:inline distT="0" distB="0" distL="0" distR="0" wp14:anchorId="55D8D934" wp14:editId="7B118770">
+          <wp:inline distT="0" distB="0" distL="0" distR="0" wp14:anchorId="547FF402" wp14:editId="4BC0C612">
             <wp:extent cx="5040000" cy="4500000"/>
             <wp:effectExtent l="0" t="0" r="0" b="0"/>
             <wp:docPr id="45" name="Picture 45"/>
@@ -25184,7 +25190,7 @@
         </w:rPr>
         <w:lastRenderedPageBreak/>
         <w:drawing>
-          <wp:inline distT="0" distB="0" distL="0" distR="0" wp14:anchorId="6A85D4F0" wp14:editId="2B46E1C4">
+          <wp:inline distT="0" distB="0" distL="0" distR="0" wp14:anchorId="3D7B761C" wp14:editId="446ED448">
             <wp:extent cx="5040000" cy="4500000"/>
             <wp:effectExtent l="0" t="0" r="0" b="0"/>
             <wp:docPr id="46" name="Picture 46"/>
@@ -25333,7 +25339,7 @@
         <w:pStyle w:val="Heading2"/>
         <w:spacing w:before="240" w:after="120"/>
       </w:pPr>
-      <w:bookmarkStart w:id="21" w:name="_Toc240370398"/>
+      <w:bookmarkStart w:id="21" w:name="_Toc240370670"/>
       <w:r>
         <w:rPr>
           <w:rFonts w:ascii="Times New Roman" w:eastAsia="黑体" w:hAnsi="Times New Roman"/>
@@ -25391,7 +25397,7 @@
         </w:rPr>
         <w:lastRenderedPageBreak/>
         <w:drawing>
-          <wp:inline distT="0" distB="0" distL="0" distR="0" wp14:anchorId="594FE93A" wp14:editId="69B34BC8">
+          <wp:inline distT="0" distB="0" distL="0" distR="0" wp14:anchorId="6AD2AC44" wp14:editId="2F278BF0">
             <wp:extent cx="5040000" cy="4500000"/>
             <wp:effectExtent l="0" t="0" r="0" b="0"/>
             <wp:docPr id="47" name="Picture 47"/>
@@ -25559,7 +25565,7 @@
         </w:rPr>
         <w:lastRenderedPageBreak/>
         <w:drawing>
-          <wp:inline distT="0" distB="0" distL="0" distR="0" wp14:anchorId="1E6F1F36" wp14:editId="280D0F25">
+          <wp:inline distT="0" distB="0" distL="0" distR="0" wp14:anchorId="1B304AEF" wp14:editId="26B77703">
             <wp:extent cx="4200000" cy="4500000"/>
             <wp:effectExtent l="0" t="0" r="0" b="0"/>
             <wp:docPr id="48" name="Picture 48"/>
@@ -25751,7 +25757,7 @@
         </w:rPr>
         <w:lastRenderedPageBreak/>
         <w:drawing>
-          <wp:inline distT="0" distB="0" distL="0" distR="0" wp14:anchorId="180ABE95" wp14:editId="6F3E202F">
+          <wp:inline distT="0" distB="0" distL="0" distR="0" wp14:anchorId="675D6CCE" wp14:editId="0623F5F4">
             <wp:extent cx="5580000" cy="3260552"/>
             <wp:effectExtent l="0" t="0" r="0" b="0"/>
             <wp:docPr id="49" name="Picture 49"/>
@@ -25930,7 +25936,7 @@
           <w:noProof/>
         </w:rPr>
         <w:drawing>
-          <wp:inline distT="0" distB="0" distL="0" distR="0" wp14:anchorId="3D65A4E8" wp14:editId="7F743F9B">
+          <wp:inline distT="0" distB="0" distL="0" distR="0" wp14:anchorId="2C9F4053" wp14:editId="747369D8">
             <wp:extent cx="5580000" cy="3268881"/>
             <wp:effectExtent l="0" t="0" r="0" b="0"/>
             <wp:docPr id="50" name="Picture 50"/>
@@ -26110,7 +26116,7 @@
         </w:rPr>
         <w:lastRenderedPageBreak/>
         <w:drawing>
-          <wp:inline distT="0" distB="0" distL="0" distR="0" wp14:anchorId="29B909A8" wp14:editId="3AB43EAF">
+          <wp:inline distT="0" distB="0" distL="0" distR="0" wp14:anchorId="0AB07E6E" wp14:editId="2FEEF849">
             <wp:extent cx="5000407" cy="4500000"/>
             <wp:effectExtent l="0" t="0" r="0" b="0"/>
             <wp:docPr id="51" name="Picture 51"/>
@@ -26578,31 +26584,31 @@
       </w:rPr>
     </w:lvl>
   </w:abstractNum>
-  <w:num w:numId="1" w16cid:durableId="921136792">
+  <w:num w:numId="1" w16cid:durableId="2114200019">
     <w:abstractNumId w:val="8"/>
   </w:num>
-  <w:num w:numId="2" w16cid:durableId="100145761">
+  <w:num w:numId="2" w16cid:durableId="1850215919">
     <w:abstractNumId w:val="6"/>
   </w:num>
-  <w:num w:numId="3" w16cid:durableId="1285312949">
+  <w:num w:numId="3" w16cid:durableId="1180968588">
     <w:abstractNumId w:val="5"/>
   </w:num>
-  <w:num w:numId="4" w16cid:durableId="698093465">
+  <w:num w:numId="4" w16cid:durableId="854925638">
     <w:abstractNumId w:val="4"/>
   </w:num>
-  <w:num w:numId="5" w16cid:durableId="1996647232">
+  <w:num w:numId="5" w16cid:durableId="226258955">
     <w:abstractNumId w:val="7"/>
   </w:num>
-  <w:num w:numId="6" w16cid:durableId="1256981712">
+  <w:num w:numId="6" w16cid:durableId="1410931913">
     <w:abstractNumId w:val="3"/>
   </w:num>
-  <w:num w:numId="7" w16cid:durableId="551892216">
+  <w:num w:numId="7" w16cid:durableId="230432106">
     <w:abstractNumId w:val="2"/>
   </w:num>
-  <w:num w:numId="8" w16cid:durableId="942878370">
+  <w:num w:numId="8" w16cid:durableId="1306619886">
     <w:abstractNumId w:val="1"/>
   </w:num>
-  <w:num w:numId="9" w16cid:durableId="1466583928">
+  <w:num w:numId="9" w16cid:durableId="1447776643">
     <w:abstractNumId w:val="0"/>
   </w:num>
 </w:numbering>
@@ -38018,7 +38024,7 @@
     <w:basedOn w:val="DefaultParagraphFont"/>
     <w:uiPriority w:val="99"/>
     <w:unhideWhenUsed/>
-    <w:rsid w:val="00451AE0"/>
+    <w:rsid w:val="00343D8C"/>
     <w:rPr>
       <w:color w:val="0000FF" w:themeColor="hyperlink"/>
       <w:u w:val="single"/>

--- a/checklist_tool/指导书与核查工具交叉验证报告.docx
+++ b/checklist_tool/指导书与核查工具交叉验证报告.docx
@@ -47,7 +47,7 @@
           <w:noProof/>
         </w:rPr>
         <w:drawing>
-          <wp:inline distT="0" distB="0" distL="0" distR="0" wp14:anchorId="0446D50A" wp14:editId="2C6788B9">
+          <wp:inline distT="0" distB="0" distL="0" distR="0" wp14:anchorId="25A4F75F" wp14:editId="44B2B8C6">
             <wp:extent cx="1440000" cy="1440000"/>
             <wp:effectExtent l="0" t="0" r="0" b="0"/>
             <wp:docPr id="1" name="Picture 1"/>
@@ -239,7 +239,7 @@
       <w:r>
         <w:fldChar w:fldCharType="separate"/>
       </w:r>
-      <w:hyperlink w:anchor="_Toc240370649" w:history="1">
+      <w:hyperlink w:anchor="_Toc240371551" w:history="1">
         <w:r>
           <w:rPr>
             <w:rStyle w:val="Hyperlink"/>
@@ -275,7 +275,7 @@
             <w:noProof/>
             <w:webHidden/>
           </w:rPr>
-          <w:instrText xml:space="preserve"> PAGEREF _Toc240370649 \h </w:instrText>
+          <w:instrText xml:space="preserve"> PAGEREF _Toc240371551 \h </w:instrText>
         </w:r>
         <w:r>
           <w:rPr>
@@ -320,7 +320,7 @@
           <w14:ligatures w14:val="standardContextual"/>
         </w:rPr>
       </w:pPr>
-      <w:hyperlink w:anchor="_Toc240370650" w:history="1">
+      <w:hyperlink w:anchor="_Toc240371552" w:history="1">
         <w:r>
           <w:rPr>
             <w:rStyle w:val="Hyperlink"/>
@@ -356,7 +356,7 @@
             <w:noProof/>
             <w:webHidden/>
           </w:rPr>
-          <w:instrText xml:space="preserve"> PAGEREF _Toc240370650 \h </w:instrText>
+          <w:instrText xml:space="preserve"> PAGEREF _Toc240371552 \h </w:instrText>
         </w:r>
         <w:r>
           <w:rPr>
@@ -401,7 +401,7 @@
           <w14:ligatures w14:val="standardContextual"/>
         </w:rPr>
       </w:pPr>
-      <w:hyperlink w:anchor="_Toc240370651" w:history="1">
+      <w:hyperlink w:anchor="_Toc240371553" w:history="1">
         <w:r>
           <w:rPr>
             <w:rStyle w:val="Hyperlink"/>
@@ -437,7 +437,7 @@
             <w:noProof/>
             <w:webHidden/>
           </w:rPr>
-          <w:instrText xml:space="preserve"> PAGEREF _Toc240370651 \h </w:instrText>
+          <w:instrText xml:space="preserve"> PAGEREF _Toc240371553 \h </w:instrText>
         </w:r>
         <w:r>
           <w:rPr>
@@ -482,7 +482,7 @@
           <w14:ligatures w14:val="standardContextual"/>
         </w:rPr>
       </w:pPr>
-      <w:hyperlink w:anchor="_Toc240370652" w:history="1">
+      <w:hyperlink w:anchor="_Toc240371554" w:history="1">
         <w:r>
           <w:rPr>
             <w:rStyle w:val="Hyperlink"/>
@@ -518,7 +518,7 @@
             <w:noProof/>
             <w:webHidden/>
           </w:rPr>
-          <w:instrText xml:space="preserve"> PAGEREF _Toc240370652 \h </w:instrText>
+          <w:instrText xml:space="preserve"> PAGEREF _Toc240371554 \h </w:instrText>
         </w:r>
         <w:r>
           <w:rPr>
@@ -563,7 +563,7 @@
           <w14:ligatures w14:val="standardContextual"/>
         </w:rPr>
       </w:pPr>
-      <w:hyperlink w:anchor="_Toc240370653" w:history="1">
+      <w:hyperlink w:anchor="_Toc240371555" w:history="1">
         <w:r>
           <w:rPr>
             <w:rStyle w:val="Hyperlink"/>
@@ -599,7 +599,7 @@
             <w:noProof/>
             <w:webHidden/>
           </w:rPr>
-          <w:instrText xml:space="preserve"> PAGEREF _Toc240370653 \h </w:instrText>
+          <w:instrText xml:space="preserve"> PAGEREF _Toc240371555 \h </w:instrText>
         </w:r>
         <w:r>
           <w:rPr>
@@ -644,7 +644,7 @@
           <w14:ligatures w14:val="standardContextual"/>
         </w:rPr>
       </w:pPr>
-      <w:hyperlink w:anchor="_Toc240370654" w:history="1">
+      <w:hyperlink w:anchor="_Toc240371556" w:history="1">
         <w:r>
           <w:rPr>
             <w:rStyle w:val="Hyperlink"/>
@@ -680,7 +680,7 @@
             <w:noProof/>
             <w:webHidden/>
           </w:rPr>
-          <w:instrText xml:space="preserve"> PAGEREF _Toc240370654 \h </w:instrText>
+          <w:instrText xml:space="preserve"> PAGEREF _Toc240371556 \h </w:instrText>
         </w:r>
         <w:r>
           <w:rPr>
@@ -725,7 +725,7 @@
           <w14:ligatures w14:val="standardContextual"/>
         </w:rPr>
       </w:pPr>
-      <w:hyperlink w:anchor="_Toc240370655" w:history="1">
+      <w:hyperlink w:anchor="_Toc240371557" w:history="1">
         <w:r>
           <w:rPr>
             <w:rStyle w:val="Hyperlink"/>
@@ -761,7 +761,7 @@
             <w:noProof/>
             <w:webHidden/>
           </w:rPr>
-          <w:instrText xml:space="preserve"> PAGEREF _Toc240370655 \h </w:instrText>
+          <w:instrText xml:space="preserve"> PAGEREF _Toc240371557 \h </w:instrText>
         </w:r>
         <w:r>
           <w:rPr>
@@ -806,7 +806,7 @@
           <w14:ligatures w14:val="standardContextual"/>
         </w:rPr>
       </w:pPr>
-      <w:hyperlink w:anchor="_Toc240370656" w:history="1">
+      <w:hyperlink w:anchor="_Toc240371558" w:history="1">
         <w:r>
           <w:rPr>
             <w:rStyle w:val="Hyperlink"/>
@@ -842,7 +842,7 @@
             <w:noProof/>
             <w:webHidden/>
           </w:rPr>
-          <w:instrText xml:space="preserve"> PAGEREF _Toc240370656 \h </w:instrText>
+          <w:instrText xml:space="preserve"> PAGEREF _Toc240371558 \h </w:instrText>
         </w:r>
         <w:r>
           <w:rPr>
@@ -887,7 +887,7 @@
           <w14:ligatures w14:val="standardContextual"/>
         </w:rPr>
       </w:pPr>
-      <w:hyperlink w:anchor="_Toc240370657" w:history="1">
+      <w:hyperlink w:anchor="_Toc240371559" w:history="1">
         <w:r>
           <w:rPr>
             <w:rStyle w:val="Hyperlink"/>
@@ -923,7 +923,7 @@
             <w:noProof/>
             <w:webHidden/>
           </w:rPr>
-          <w:instrText xml:space="preserve"> PAGEREF _Toc240370657 \h </w:instrText>
+          <w:instrText xml:space="preserve"> PAGEREF _Toc240371559 \h </w:instrText>
         </w:r>
         <w:r>
           <w:rPr>
@@ -968,7 +968,7 @@
           <w14:ligatures w14:val="standardContextual"/>
         </w:rPr>
       </w:pPr>
-      <w:hyperlink w:anchor="_Toc240370658" w:history="1">
+      <w:hyperlink w:anchor="_Toc240371560" w:history="1">
         <w:r>
           <w:rPr>
             <w:rStyle w:val="Hyperlink"/>
@@ -1004,7 +1004,7 @@
             <w:noProof/>
             <w:webHidden/>
           </w:rPr>
-          <w:instrText xml:space="preserve"> PAGEREF _Toc240370658 \h </w:instrText>
+          <w:instrText xml:space="preserve"> PAGEREF _Toc240371560 \h </w:instrText>
         </w:r>
         <w:r>
           <w:rPr>
@@ -1049,7 +1049,7 @@
           <w14:ligatures w14:val="standardContextual"/>
         </w:rPr>
       </w:pPr>
-      <w:hyperlink w:anchor="_Toc240370659" w:history="1">
+      <w:hyperlink w:anchor="_Toc240371561" w:history="1">
         <w:r>
           <w:rPr>
             <w:rStyle w:val="Hyperlink"/>
@@ -1085,7 +1085,7 @@
             <w:noProof/>
             <w:webHidden/>
           </w:rPr>
-          <w:instrText xml:space="preserve"> PAGEREF _Toc240370659 \h </w:instrText>
+          <w:instrText xml:space="preserve"> PAGEREF _Toc240371561 \h </w:instrText>
         </w:r>
         <w:r>
           <w:rPr>
@@ -1130,7 +1130,7 @@
           <w14:ligatures w14:val="standardContextual"/>
         </w:rPr>
       </w:pPr>
-      <w:hyperlink w:anchor="_Toc240370660" w:history="1">
+      <w:hyperlink w:anchor="_Toc240371562" w:history="1">
         <w:r>
           <w:rPr>
             <w:rStyle w:val="Hyperlink"/>
@@ -1166,7 +1166,7 @@
             <w:noProof/>
             <w:webHidden/>
           </w:rPr>
-          <w:instrText xml:space="preserve"> PAGEREF _Toc240370660 \h </w:instrText>
+          <w:instrText xml:space="preserve"> PAGEREF _Toc240371562 \h </w:instrText>
         </w:r>
         <w:r>
           <w:rPr>
@@ -1211,7 +1211,7 @@
           <w14:ligatures w14:val="standardContextual"/>
         </w:rPr>
       </w:pPr>
-      <w:hyperlink w:anchor="_Toc240370661" w:history="1">
+      <w:hyperlink w:anchor="_Toc240371563" w:history="1">
         <w:r>
           <w:rPr>
             <w:rStyle w:val="Hyperlink"/>
@@ -1247,7 +1247,7 @@
             <w:noProof/>
             <w:webHidden/>
           </w:rPr>
-          <w:instrText xml:space="preserve"> PAGEREF _Toc240370661 \h </w:instrText>
+          <w:instrText xml:space="preserve"> PAGEREF _Toc240371563 \h </w:instrText>
         </w:r>
         <w:r>
           <w:rPr>
@@ -1292,7 +1292,7 @@
           <w14:ligatures w14:val="standardContextual"/>
         </w:rPr>
       </w:pPr>
-      <w:hyperlink w:anchor="_Toc240370662" w:history="1">
+      <w:hyperlink w:anchor="_Toc240371564" w:history="1">
         <w:r>
           <w:rPr>
             <w:rStyle w:val="Hyperlink"/>
@@ -1328,7 +1328,7 @@
             <w:noProof/>
             <w:webHidden/>
           </w:rPr>
-          <w:instrText xml:space="preserve"> PAGEREF _Toc240370662 \h </w:instrText>
+          <w:instrText xml:space="preserve"> PAGEREF _Toc240371564 \h </w:instrText>
         </w:r>
         <w:r>
           <w:rPr>
@@ -1373,7 +1373,7 @@
           <w14:ligatures w14:val="standardContextual"/>
         </w:rPr>
       </w:pPr>
-      <w:hyperlink w:anchor="_Toc240370663" w:history="1">
+      <w:hyperlink w:anchor="_Toc240371565" w:history="1">
         <w:r>
           <w:rPr>
             <w:rStyle w:val="Hyperlink"/>
@@ -1409,7 +1409,7 @@
             <w:noProof/>
             <w:webHidden/>
           </w:rPr>
-          <w:instrText xml:space="preserve"> PAGEREF _Toc240370663 \h </w:instrText>
+          <w:instrText xml:space="preserve"> PAGEREF _Toc240371565 \h </w:instrText>
         </w:r>
         <w:r>
           <w:rPr>
@@ -1454,7 +1454,7 @@
           <w14:ligatures w14:val="standardContextual"/>
         </w:rPr>
       </w:pPr>
-      <w:hyperlink w:anchor="_Toc240370664" w:history="1">
+      <w:hyperlink w:anchor="_Toc240371566" w:history="1">
         <w:r>
           <w:rPr>
             <w:rStyle w:val="Hyperlink"/>
@@ -1490,7 +1490,7 @@
             <w:noProof/>
             <w:webHidden/>
           </w:rPr>
-          <w:instrText xml:space="preserve"> PAGEREF _Toc240370664 \h </w:instrText>
+          <w:instrText xml:space="preserve"> PAGEREF _Toc240371566 \h </w:instrText>
         </w:r>
         <w:r>
           <w:rPr>
@@ -1535,7 +1535,7 @@
           <w14:ligatures w14:val="standardContextual"/>
         </w:rPr>
       </w:pPr>
-      <w:hyperlink w:anchor="_Toc240370665" w:history="1">
+      <w:hyperlink w:anchor="_Toc240371567" w:history="1">
         <w:r>
           <w:rPr>
             <w:rStyle w:val="Hyperlink"/>
@@ -1571,7 +1571,7 @@
             <w:noProof/>
             <w:webHidden/>
           </w:rPr>
-          <w:instrText xml:space="preserve"> PAGEREF _Toc240370665 \h </w:instrText>
+          <w:instrText xml:space="preserve"> PAGEREF _Toc240371567 \h </w:instrText>
         </w:r>
         <w:r>
           <w:rPr>
@@ -1616,7 +1616,7 @@
           <w14:ligatures w14:val="standardContextual"/>
         </w:rPr>
       </w:pPr>
-      <w:hyperlink w:anchor="_Toc240370666" w:history="1">
+      <w:hyperlink w:anchor="_Toc240371568" w:history="1">
         <w:r>
           <w:rPr>
             <w:rStyle w:val="Hyperlink"/>
@@ -1652,7 +1652,7 @@
             <w:noProof/>
             <w:webHidden/>
           </w:rPr>
-          <w:instrText xml:space="preserve"> PAGEREF _Toc240370666 \h </w:instrText>
+          <w:instrText xml:space="preserve"> PAGEREF _Toc240371568 \h </w:instrText>
         </w:r>
         <w:r>
           <w:rPr>
@@ -1697,7 +1697,7 @@
           <w14:ligatures w14:val="standardContextual"/>
         </w:rPr>
       </w:pPr>
-      <w:hyperlink w:anchor="_Toc240370667" w:history="1">
+      <w:hyperlink w:anchor="_Toc240371569" w:history="1">
         <w:r>
           <w:rPr>
             <w:rStyle w:val="Hyperlink"/>
@@ -1733,7 +1733,7 @@
             <w:noProof/>
             <w:webHidden/>
           </w:rPr>
-          <w:instrText xml:space="preserve"> PAGEREF _Toc240370667 \h </w:instrText>
+          <w:instrText xml:space="preserve"> PAGEREF _Toc240371569 \h </w:instrText>
         </w:r>
         <w:r>
           <w:rPr>
@@ -1778,7 +1778,7 @@
           <w14:ligatures w14:val="standardContextual"/>
         </w:rPr>
       </w:pPr>
-      <w:hyperlink w:anchor="_Toc240370668" w:history="1">
+      <w:hyperlink w:anchor="_Toc240371570" w:history="1">
         <w:r>
           <w:rPr>
             <w:rStyle w:val="Hyperlink"/>
@@ -1814,7 +1814,7 @@
             <w:noProof/>
             <w:webHidden/>
           </w:rPr>
-          <w:instrText xml:space="preserve"> PAGEREF _Toc240370668 \h </w:instrText>
+          <w:instrText xml:space="preserve"> PAGEREF _Toc240371570 \h </w:instrText>
         </w:r>
         <w:r>
           <w:rPr>
@@ -1859,7 +1859,7 @@
           <w14:ligatures w14:val="standardContextual"/>
         </w:rPr>
       </w:pPr>
-      <w:hyperlink w:anchor="_Toc240370669" w:history="1">
+      <w:hyperlink w:anchor="_Toc240371571" w:history="1">
         <w:r>
           <w:rPr>
             <w:rStyle w:val="Hyperlink"/>
@@ -1895,7 +1895,7 @@
             <w:noProof/>
             <w:webHidden/>
           </w:rPr>
-          <w:instrText xml:space="preserve"> PAGEREF _Toc240370669 \h </w:instrText>
+          <w:instrText xml:space="preserve"> PAGEREF _Toc240371571 \h </w:instrText>
         </w:r>
         <w:r>
           <w:rPr>
@@ -1940,7 +1940,7 @@
           <w14:ligatures w14:val="standardContextual"/>
         </w:rPr>
       </w:pPr>
-      <w:hyperlink w:anchor="_Toc240370670" w:history="1">
+      <w:hyperlink w:anchor="_Toc240371572" w:history="1">
         <w:r>
           <w:rPr>
             <w:rStyle w:val="Hyperlink"/>
@@ -1976,7 +1976,7 @@
             <w:noProof/>
             <w:webHidden/>
           </w:rPr>
-          <w:instrText xml:space="preserve"> PAGEREF _Toc240370670 \h </w:instrText>
+          <w:instrText xml:space="preserve"> PAGEREF _Toc240371572 \h </w:instrText>
         </w:r>
         <w:r>
           <w:rPr>
@@ -2441,7 +2441,7 @@
         <w:pStyle w:val="Heading1"/>
         <w:spacing w:before="240" w:after="120"/>
       </w:pPr>
-      <w:bookmarkStart w:id="0" w:name="_Toc240370649"/>
+      <w:bookmarkStart w:id="0" w:name="_Toc240371551"/>
       <w:r>
         <w:rPr>
           <w:rFonts w:ascii="Times New Roman" w:eastAsia="黑体" w:hAnsi="Times New Roman"/>
@@ -2865,7 +2865,7 @@
         <w:pStyle w:val="Heading1"/>
         <w:spacing w:before="240" w:after="120"/>
       </w:pPr>
-      <w:bookmarkStart w:id="1" w:name="_Toc240370650"/>
+      <w:bookmarkStart w:id="1" w:name="_Toc240371552"/>
       <w:r>
         <w:rPr>
           <w:rFonts w:ascii="Times New Roman" w:eastAsia="黑体" w:hAnsi="Times New Roman"/>
@@ -2889,7 +2889,7 @@
         <w:pStyle w:val="Heading2"/>
         <w:spacing w:before="240" w:after="120"/>
       </w:pPr>
-      <w:bookmarkStart w:id="2" w:name="_Toc240370651"/>
+      <w:bookmarkStart w:id="2" w:name="_Toc240371553"/>
       <w:r>
         <w:rPr>
           <w:rFonts w:ascii="Times New Roman" w:eastAsia="黑体" w:hAnsi="Times New Roman"/>
@@ -3083,7 +3083,7 @@
         <w:pStyle w:val="Heading2"/>
         <w:spacing w:before="240" w:after="120"/>
       </w:pPr>
-      <w:bookmarkStart w:id="3" w:name="_Toc240370652"/>
+      <w:bookmarkStart w:id="3" w:name="_Toc240371554"/>
       <w:r>
         <w:rPr>
           <w:rFonts w:ascii="Times New Roman" w:eastAsia="黑体" w:hAnsi="Times New Roman"/>
@@ -3116,7 +3116,7 @@
         <w:pStyle w:val="Heading2"/>
         <w:spacing w:before="240" w:after="120"/>
       </w:pPr>
-      <w:bookmarkStart w:id="4" w:name="_Toc240370653"/>
+      <w:bookmarkStart w:id="4" w:name="_Toc240371555"/>
       <w:r>
         <w:rPr>
           <w:rFonts w:ascii="Times New Roman" w:eastAsia="黑体" w:hAnsi="Times New Roman"/>
@@ -3331,7 +3331,7 @@
         <w:pStyle w:val="Heading2"/>
         <w:spacing w:before="240" w:after="120"/>
       </w:pPr>
-      <w:bookmarkStart w:id="5" w:name="_Toc240370654"/>
+      <w:bookmarkStart w:id="5" w:name="_Toc240371556"/>
       <w:r>
         <w:rPr>
           <w:rFonts w:ascii="Times New Roman" w:eastAsia="黑体" w:hAnsi="Times New Roman"/>
@@ -4186,7 +4186,7 @@
         <w:pStyle w:val="Heading1"/>
         <w:spacing w:before="240" w:after="120"/>
       </w:pPr>
-      <w:bookmarkStart w:id="6" w:name="_Toc240370655"/>
+      <w:bookmarkStart w:id="6" w:name="_Toc240371557"/>
       <w:r>
         <w:rPr>
           <w:rFonts w:ascii="Times New Roman" w:eastAsia="黑体" w:hAnsi="Times New Roman"/>
@@ -5122,7 +5122,7 @@
         <w:pStyle w:val="Heading1"/>
         <w:spacing w:before="240" w:after="120"/>
       </w:pPr>
-      <w:bookmarkStart w:id="7" w:name="_Toc240370656"/>
+      <w:bookmarkStart w:id="7" w:name="_Toc240371558"/>
       <w:r>
         <w:rPr>
           <w:rFonts w:ascii="Times New Roman" w:eastAsia="黑体" w:hAnsi="Times New Roman"/>
@@ -5185,7 +5185,7 @@
         <w:pStyle w:val="Heading2"/>
         <w:spacing w:before="240" w:after="120"/>
       </w:pPr>
-      <w:bookmarkStart w:id="8" w:name="_Toc240370657"/>
+      <w:bookmarkStart w:id="8" w:name="_Toc240371559"/>
       <w:r>
         <w:rPr>
           <w:rFonts w:ascii="Times New Roman" w:eastAsia="黑体" w:hAnsi="Times New Roman"/>
@@ -7361,7 +7361,7 @@
         </w:rPr>
         <w:lastRenderedPageBreak/>
         <w:drawing>
-          <wp:inline distT="0" distB="0" distL="0" distR="0" wp14:anchorId="1AF4DB81" wp14:editId="3E95A37A">
+          <wp:inline distT="0" distB="0" distL="0" distR="0" wp14:anchorId="176765CA" wp14:editId="74B8B266">
             <wp:extent cx="5580000" cy="3178368"/>
             <wp:effectExtent l="0" t="0" r="0" b="0"/>
             <wp:docPr id="2" name="Picture 2"/>
@@ -7502,7 +7502,7 @@
         <w:rPr>
           <w:sz w:val="19"/>
         </w:rPr>
-        <w:t>图</w:t>
+        <w:t>附图</w:t>
       </w:r>
       <w:r>
         <w:rPr>
@@ -7514,7 +7514,7 @@
         <w:rPr>
           <w:sz w:val="19"/>
         </w:rPr>
-        <w:t xml:space="preserve">　说明：本机连接</w:t>
+        <w:t xml:space="preserve">　本机连接</w:t>
       </w:r>
       <w:r>
         <w:rPr>
@@ -7576,7 +7576,7 @@
           <w:noProof/>
         </w:rPr>
         <w:drawing>
-          <wp:inline distT="0" distB="0" distL="0" distR="0" wp14:anchorId="0DAD6154" wp14:editId="4F7B9D78">
+          <wp:inline distT="0" distB="0" distL="0" distR="0" wp14:anchorId="6CA0DFD9" wp14:editId="72B87E24">
             <wp:extent cx="5580000" cy="3106944"/>
             <wp:effectExtent l="0" t="0" r="0" b="0"/>
             <wp:docPr id="3" name="Picture 3"/>
@@ -7681,7 +7681,7 @@
         <w:rPr>
           <w:sz w:val="19"/>
         </w:rPr>
-        <w:t>图</w:t>
+        <w:t>附图</w:t>
       </w:r>
       <w:r>
         <w:rPr>
@@ -7693,7 +7693,7 @@
         <w:rPr>
           <w:sz w:val="19"/>
         </w:rPr>
-        <w:t xml:space="preserve">　说明：本机未部署</w:t>
+        <w:t xml:space="preserve">　本机未部署</w:t>
       </w:r>
       <w:r>
         <w:rPr>
@@ -7732,7 +7732,7 @@
         </w:rPr>
         <w:lastRenderedPageBreak/>
         <w:drawing>
-          <wp:inline distT="0" distB="0" distL="0" distR="0" wp14:anchorId="5454E926" wp14:editId="58812780">
+          <wp:inline distT="0" distB="0" distL="0" distR="0" wp14:anchorId="2ACC2417" wp14:editId="74914751">
             <wp:extent cx="5580000" cy="2892672"/>
             <wp:effectExtent l="0" t="0" r="0" b="0"/>
             <wp:docPr id="4" name="Picture 4"/>
@@ -7837,7 +7837,7 @@
         <w:rPr>
           <w:sz w:val="19"/>
         </w:rPr>
-        <w:t>图</w:t>
+        <w:t>附图</w:t>
       </w:r>
       <w:r>
         <w:rPr>
@@ -7849,7 +7849,7 @@
         <w:rPr>
           <w:sz w:val="19"/>
         </w:rPr>
-        <w:t xml:space="preserve">　说明：本机未部署</w:t>
+        <w:t xml:space="preserve">　本机未部署</w:t>
       </w:r>
       <w:r>
         <w:rPr>
@@ -7887,7 +7887,7 @@
           <w:noProof/>
         </w:rPr>
         <w:drawing>
-          <wp:inline distT="0" distB="0" distL="0" distR="0" wp14:anchorId="6DD54B63" wp14:editId="2ABA18C4">
+          <wp:inline distT="0" distB="0" distL="0" distR="0" wp14:anchorId="0469DAC7" wp14:editId="6BFAAA94">
             <wp:extent cx="5580000" cy="3106944"/>
             <wp:effectExtent l="0" t="0" r="0" b="0"/>
             <wp:docPr id="5" name="Picture 5"/>
@@ -7980,7 +7980,7 @@
         <w:rPr>
           <w:sz w:val="19"/>
         </w:rPr>
-        <w:t>图</w:t>
+        <w:t>附图</w:t>
       </w:r>
       <w:r>
         <w:rPr>
@@ -7992,7 +7992,7 @@
         <w:rPr>
           <w:sz w:val="19"/>
         </w:rPr>
-        <w:t xml:space="preserve">　说明：本机未安装达梦</w:t>
+        <w:t xml:space="preserve">　本机未安装达梦</w:t>
       </w:r>
       <w:r>
         <w:rPr>
@@ -8031,7 +8031,7 @@
         </w:rPr>
         <w:lastRenderedPageBreak/>
         <w:drawing>
-          <wp:inline distT="0" distB="0" distL="0" distR="0" wp14:anchorId="4054DE29" wp14:editId="12DBA543">
+          <wp:inline distT="0" distB="0" distL="0" distR="0" wp14:anchorId="0A6EE901" wp14:editId="5BED7AF1">
             <wp:extent cx="5580000" cy="2178432"/>
             <wp:effectExtent l="0" t="0" r="0" b="0"/>
             <wp:docPr id="6" name="Picture 6"/>
@@ -8160,7 +8160,7 @@
         <w:rPr>
           <w:sz w:val="19"/>
         </w:rPr>
-        <w:t>图</w:t>
+        <w:t>附图</w:t>
       </w:r>
       <w:r>
         <w:rPr>
@@ -8172,7 +8172,7 @@
         <w:rPr>
           <w:sz w:val="19"/>
         </w:rPr>
-        <w:t xml:space="preserve">　说明：本机存在</w:t>
+        <w:t xml:space="preserve">　本机存在</w:t>
       </w:r>
       <w:r>
         <w:rPr>
@@ -8210,7 +8210,7 @@
           <w:noProof/>
         </w:rPr>
         <w:drawing>
-          <wp:inline distT="0" distB="0" distL="0" distR="0" wp14:anchorId="0F5FB111" wp14:editId="651895B7">
+          <wp:inline distT="0" distB="0" distL="0" distR="0" wp14:anchorId="40925681" wp14:editId="490D5C5E">
             <wp:extent cx="5580000" cy="2178432"/>
             <wp:effectExtent l="0" t="0" r="0" b="0"/>
             <wp:docPr id="7" name="Picture 7"/>
@@ -8327,7 +8327,7 @@
         <w:rPr>
           <w:sz w:val="19"/>
         </w:rPr>
-        <w:t>图</w:t>
+        <w:t>附图</w:t>
       </w:r>
       <w:r>
         <w:rPr>
@@ -8339,7 +8339,7 @@
         <w:rPr>
           <w:sz w:val="19"/>
         </w:rPr>
-        <w:t xml:space="preserve">　说明：本机存在</w:t>
+        <w:t xml:space="preserve">　本机存在</w:t>
       </w:r>
       <w:r>
         <w:rPr>
@@ -8377,7 +8377,7 @@
           <w:noProof/>
         </w:rPr>
         <w:drawing>
-          <wp:inline distT="0" distB="0" distL="0" distR="0" wp14:anchorId="7B3484B0" wp14:editId="28D353C4">
+          <wp:inline distT="0" distB="0" distL="0" distR="0" wp14:anchorId="209D6342" wp14:editId="50F59E09">
             <wp:extent cx="5580000" cy="1678464"/>
             <wp:effectExtent l="0" t="0" r="0" b="0"/>
             <wp:docPr id="8" name="Picture 8"/>
@@ -8506,7 +8506,7 @@
         <w:rPr>
           <w:sz w:val="19"/>
         </w:rPr>
-        <w:t>图</w:t>
+        <w:t>附图</w:t>
       </w:r>
       <w:r>
         <w:rPr>
@@ -8518,7 +8518,7 @@
         <w:rPr>
           <w:sz w:val="19"/>
         </w:rPr>
-        <w:t xml:space="preserve">　说明：银河麒麟靶机容器内连接</w:t>
+        <w:t xml:space="preserve">　银河麒麟靶机容器内连接</w:t>
       </w:r>
       <w:r>
         <w:rPr>
@@ -8557,7 +8557,7 @@
         </w:rPr>
         <w:lastRenderedPageBreak/>
         <w:drawing>
-          <wp:inline distT="0" distB="0" distL="0" distR="0" wp14:anchorId="4E415B8C" wp14:editId="3C61DF6E">
+          <wp:inline distT="0" distB="0" distL="0" distR="0" wp14:anchorId="79BCAEE9" wp14:editId="568F1335">
             <wp:extent cx="5580000" cy="1678464"/>
             <wp:effectExtent l="0" t="0" r="0" b="0"/>
             <wp:docPr id="9" name="Picture 9"/>
@@ -8686,7 +8686,7 @@
         <w:rPr>
           <w:sz w:val="19"/>
         </w:rPr>
-        <w:t>图</w:t>
+        <w:t>附图</w:t>
       </w:r>
       <w:r>
         <w:rPr>
@@ -8698,7 +8698,7 @@
         <w:rPr>
           <w:sz w:val="19"/>
         </w:rPr>
-        <w:t xml:space="preserve">　说明：银河麒麟靶机容器内</w:t>
+        <w:t xml:space="preserve">　银河麒麟靶机容器内</w:t>
       </w:r>
       <w:r>
         <w:rPr>
@@ -8736,7 +8736,7 @@
           <w:noProof/>
         </w:rPr>
         <w:drawing>
-          <wp:inline distT="0" distB="0" distL="0" distR="0" wp14:anchorId="11C54313" wp14:editId="57AAE7A6">
+          <wp:inline distT="0" distB="0" distL="0" distR="0" wp14:anchorId="49E0CE1E" wp14:editId="50502406">
             <wp:extent cx="5580000" cy="1607040"/>
             <wp:effectExtent l="0" t="0" r="0" b="0"/>
             <wp:docPr id="10" name="Picture 10"/>
@@ -8865,7 +8865,7 @@
         <w:rPr>
           <w:sz w:val="19"/>
         </w:rPr>
-        <w:t>图</w:t>
+        <w:t>附图</w:t>
       </w:r>
       <w:r>
         <w:rPr>
@@ -8877,7 +8877,7 @@
         <w:rPr>
           <w:sz w:val="19"/>
         </w:rPr>
-        <w:t xml:space="preserve">　说明：银河麒麟靶机容器内</w:t>
+        <w:t xml:space="preserve">　银河麒麟靶机容器内</w:t>
       </w:r>
       <w:r>
         <w:rPr>
@@ -8915,7 +8915,7 @@
           <w:noProof/>
         </w:rPr>
         <w:drawing>
-          <wp:inline distT="0" distB="0" distL="0" distR="0" wp14:anchorId="5285AA8A" wp14:editId="6CEC44CD">
+          <wp:inline distT="0" distB="0" distL="0" distR="0" wp14:anchorId="2D82CCD4" wp14:editId="0DF8A1E8">
             <wp:extent cx="5580000" cy="1607040"/>
             <wp:effectExtent l="0" t="0" r="0" b="0"/>
             <wp:docPr id="11" name="Picture 11"/>
@@ -9032,7 +9032,7 @@
         <w:rPr>
           <w:sz w:val="19"/>
         </w:rPr>
-        <w:t>图</w:t>
+        <w:t>附图</w:t>
       </w:r>
       <w:r>
         <w:rPr>
@@ -9044,7 +9044,7 @@
         <w:rPr>
           <w:sz w:val="19"/>
         </w:rPr>
-        <w:t xml:space="preserve">　说明：银河麒麟靶机容器内</w:t>
+        <w:t xml:space="preserve">　银河麒麟靶机容器内</w:t>
       </w:r>
       <w:r>
         <w:rPr>
@@ -9083,7 +9083,7 @@
         </w:rPr>
         <w:lastRenderedPageBreak/>
         <w:drawing>
-          <wp:inline distT="0" distB="0" distL="0" distR="0" wp14:anchorId="3F18500E" wp14:editId="22C3EC00">
+          <wp:inline distT="0" distB="0" distL="0" distR="0" wp14:anchorId="1668004C" wp14:editId="2EE0343C">
             <wp:extent cx="5580000" cy="1678464"/>
             <wp:effectExtent l="0" t="0" r="0" b="0"/>
             <wp:docPr id="12" name="Picture 12"/>
@@ -9176,7 +9176,7 @@
         <w:rPr>
           <w:sz w:val="19"/>
         </w:rPr>
-        <w:t>图</w:t>
+        <w:t>附图</w:t>
       </w:r>
       <w:r>
         <w:rPr>
@@ -9188,7 +9188,7 @@
         <w:rPr>
           <w:sz w:val="19"/>
         </w:rPr>
-        <w:t xml:space="preserve">　说明：靶机未安装达梦</w:t>
+        <w:t xml:space="preserve">　靶机未安装达梦</w:t>
       </w:r>
       <w:r>
         <w:rPr>
@@ -9226,7 +9226,7 @@
           <w:noProof/>
         </w:rPr>
         <w:drawing>
-          <wp:inline distT="0" distB="0" distL="0" distR="0" wp14:anchorId="51417758" wp14:editId="578C3F69">
+          <wp:inline distT="0" distB="0" distL="0" distR="0" wp14:anchorId="6A40A65B" wp14:editId="4D3AD29D">
             <wp:extent cx="5580000" cy="1678464"/>
             <wp:effectExtent l="0" t="0" r="0" b="0"/>
             <wp:docPr id="13" name="Picture 13"/>
@@ -9319,7 +9319,7 @@
         <w:rPr>
           <w:sz w:val="19"/>
         </w:rPr>
-        <w:t>图</w:t>
+        <w:t>附图</w:t>
       </w:r>
       <w:r>
         <w:rPr>
@@ -9331,7 +9331,7 @@
         <w:rPr>
           <w:sz w:val="19"/>
         </w:rPr>
-        <w:t xml:space="preserve">　说明：靶机无</w:t>
+        <w:t xml:space="preserve">　靶机无</w:t>
       </w:r>
       <w:r>
         <w:rPr>
@@ -9370,7 +9370,7 @@
         </w:rPr>
         <w:lastRenderedPageBreak/>
         <w:drawing>
-          <wp:inline distT="0" distB="0" distL="0" distR="0" wp14:anchorId="3A69942F" wp14:editId="7F669E45">
+          <wp:inline distT="0" distB="0" distL="0" distR="0" wp14:anchorId="64AEBDE7" wp14:editId="1EB84433">
             <wp:extent cx="5580000" cy="4384286"/>
             <wp:effectExtent l="0" t="0" r="0" b="0"/>
             <wp:docPr id="14" name="Picture 14"/>
@@ -9499,7 +9499,7 @@
         <w:rPr>
           <w:sz w:val="19"/>
         </w:rPr>
-        <w:t>图</w:t>
+        <w:t>附图</w:t>
       </w:r>
       <w:r>
         <w:rPr>
@@ -9511,7 +9511,7 @@
         <w:rPr>
           <w:sz w:val="19"/>
         </w:rPr>
-        <w:t xml:space="preserve">　说明：</w:t>
+        <w:t xml:space="preserve">　</w:t>
       </w:r>
       <w:r>
         <w:rPr>
@@ -9550,7 +9550,7 @@
         </w:rPr>
         <w:lastRenderedPageBreak/>
         <w:drawing>
-          <wp:inline distT="0" distB="0" distL="0" distR="0" wp14:anchorId="1ED2BD0C" wp14:editId="15AB3221">
+          <wp:inline distT="0" distB="0" distL="0" distR="0" wp14:anchorId="1E1D26FB" wp14:editId="5F6D257A">
             <wp:extent cx="5580000" cy="4384286"/>
             <wp:effectExtent l="0" t="0" r="0" b="0"/>
             <wp:docPr id="15" name="Picture 15"/>
@@ -9679,7 +9679,7 @@
         <w:rPr>
           <w:sz w:val="19"/>
         </w:rPr>
-        <w:t>图</w:t>
+        <w:t>附图</w:t>
       </w:r>
       <w:r>
         <w:rPr>
@@ -9691,7 +9691,7 @@
         <w:rPr>
           <w:sz w:val="19"/>
         </w:rPr>
-        <w:t xml:space="preserve">　说明：</w:t>
+        <w:t xml:space="preserve">　</w:t>
       </w:r>
       <w:r>
         <w:rPr>
@@ -9718,7 +9718,7 @@
         </w:rPr>
         <w:lastRenderedPageBreak/>
         <w:drawing>
-          <wp:inline distT="0" distB="0" distL="0" distR="0" wp14:anchorId="63AEDB60" wp14:editId="4622E557">
+          <wp:inline distT="0" distB="0" distL="0" distR="0" wp14:anchorId="79439F4B" wp14:editId="3243089E">
             <wp:extent cx="5580000" cy="3587143"/>
             <wp:effectExtent l="0" t="0" r="0" b="0"/>
             <wp:docPr id="16" name="Picture 16"/>
@@ -9847,7 +9847,7 @@
         <w:rPr>
           <w:sz w:val="19"/>
         </w:rPr>
-        <w:t>图</w:t>
+        <w:t>附图</w:t>
       </w:r>
       <w:r>
         <w:rPr>
@@ -9859,7 +9859,7 @@
         <w:rPr>
           <w:sz w:val="19"/>
         </w:rPr>
-        <w:t xml:space="preserve">　说明：</w:t>
+        <w:t xml:space="preserve">　</w:t>
       </w:r>
       <w:r>
         <w:rPr>
@@ -9897,7 +9897,7 @@
           <w:noProof/>
         </w:rPr>
         <w:drawing>
-          <wp:inline distT="0" distB="0" distL="0" distR="0" wp14:anchorId="43C510EC" wp14:editId="7A271129">
+          <wp:inline distT="0" distB="0" distL="0" distR="0" wp14:anchorId="50AE5F5A" wp14:editId="4C8CE440">
             <wp:extent cx="5580000" cy="3427714"/>
             <wp:effectExtent l="0" t="0" r="0" b="0"/>
             <wp:docPr id="17" name="Picture 17"/>
@@ -10026,7 +10026,7 @@
         <w:rPr>
           <w:sz w:val="19"/>
         </w:rPr>
-        <w:t>图</w:t>
+        <w:t>附图</w:t>
       </w:r>
       <w:r>
         <w:rPr>
@@ -10038,7 +10038,7 @@
         <w:rPr>
           <w:sz w:val="19"/>
         </w:rPr>
-        <w:t xml:space="preserve">　说明：</w:t>
+        <w:t xml:space="preserve">　</w:t>
       </w:r>
       <w:r>
         <w:rPr>
@@ -10089,7 +10089,7 @@
         </w:rPr>
         <w:lastRenderedPageBreak/>
         <w:drawing>
-          <wp:inline distT="0" distB="0" distL="0" distR="0" wp14:anchorId="47CA5385" wp14:editId="37F2F873">
+          <wp:inline distT="0" distB="0" distL="0" distR="0" wp14:anchorId="541D3BF2" wp14:editId="0091A4CF">
             <wp:extent cx="5580000" cy="4330080"/>
             <wp:effectExtent l="0" t="0" r="0" b="0"/>
             <wp:docPr id="18" name="Picture 18"/>
@@ -10194,7 +10194,7 @@
         <w:rPr>
           <w:sz w:val="19"/>
         </w:rPr>
-        <w:t>图</w:t>
+        <w:t>附图</w:t>
       </w:r>
       <w:r>
         <w:rPr>
@@ -10206,7 +10206,7 @@
         <w:rPr>
           <w:sz w:val="19"/>
         </w:rPr>
-        <w:t xml:space="preserve">　说明：本机</w:t>
+        <w:t xml:space="preserve">　本机</w:t>
       </w:r>
       <w:r>
         <w:rPr>
@@ -10245,7 +10245,7 @@
         </w:rPr>
         <w:lastRenderedPageBreak/>
         <w:drawing>
-          <wp:inline distT="0" distB="0" distL="0" distR="0" wp14:anchorId="7F32132A" wp14:editId="3F1625B9">
+          <wp:inline distT="0" distB="0" distL="0" distR="0" wp14:anchorId="6E6C5045" wp14:editId="4C505450">
             <wp:extent cx="5580000" cy="2749824"/>
             <wp:effectExtent l="0" t="0" r="0" b="0"/>
             <wp:docPr id="19" name="Picture 19"/>
@@ -10362,7 +10362,7 @@
         <w:rPr>
           <w:sz w:val="19"/>
         </w:rPr>
-        <w:t>图</w:t>
+        <w:t>附图</w:t>
       </w:r>
       <w:r>
         <w:rPr>
@@ -10374,7 +10374,7 @@
         <w:rPr>
           <w:sz w:val="19"/>
         </w:rPr>
-        <w:t xml:space="preserve">　说明：本机</w:t>
+        <w:t xml:space="preserve">　本机</w:t>
       </w:r>
       <w:r>
         <w:rPr>
@@ -10436,7 +10436,7 @@
           <w:noProof/>
         </w:rPr>
         <w:drawing>
-          <wp:inline distT="0" distB="0" distL="0" distR="0" wp14:anchorId="4FB20099" wp14:editId="7ACDD7FA">
+          <wp:inline distT="0" distB="0" distL="0" distR="0" wp14:anchorId="40BF5FFF" wp14:editId="08D298CD">
             <wp:extent cx="5580000" cy="1964160"/>
             <wp:effectExtent l="0" t="0" r="0" b="0"/>
             <wp:docPr id="20" name="Picture 20"/>
@@ -10571,7 +10571,7 @@
         <w:rPr>
           <w:sz w:val="19"/>
         </w:rPr>
-        <w:t>图</w:t>
+        <w:t>附图</w:t>
       </w:r>
       <w:r>
         <w:rPr>
@@ -10583,7 +10583,7 @@
         <w:rPr>
           <w:sz w:val="19"/>
         </w:rPr>
-        <w:t xml:space="preserve">　说明：本机</w:t>
+        <w:t xml:space="preserve">　本机</w:t>
       </w:r>
       <w:r>
         <w:rPr>
@@ -10646,7 +10646,7 @@
         </w:rPr>
         <w:lastRenderedPageBreak/>
         <w:drawing>
-          <wp:inline distT="0" distB="0" distL="0" distR="0" wp14:anchorId="45E38F53" wp14:editId="45FE4695">
+          <wp:inline distT="0" distB="0" distL="0" distR="0" wp14:anchorId="123C97D0" wp14:editId="3998C7E7">
             <wp:extent cx="5580000" cy="3821184"/>
             <wp:effectExtent l="0" t="0" r="0" b="0"/>
             <wp:docPr id="21" name="Picture 21"/>
@@ -10763,7 +10763,7 @@
         <w:rPr>
           <w:sz w:val="19"/>
         </w:rPr>
-        <w:t>图</w:t>
+        <w:t>附图</w:t>
       </w:r>
       <w:r>
         <w:rPr>
@@ -10775,7 +10775,7 @@
         <w:rPr>
           <w:sz w:val="19"/>
         </w:rPr>
-        <w:t xml:space="preserve">　说明：麒麟靶机实际环境。下半为检测命令</w:t>
+        <w:t xml:space="preserve">　麒麟靶机实际环境。下半为检测命令</w:t>
       </w:r>
       <w:r>
         <w:rPr>
@@ -10813,7 +10813,7 @@
           <w:noProof/>
         </w:rPr>
         <w:drawing>
-          <wp:inline distT="0" distB="0" distL="0" distR="0" wp14:anchorId="46E69D64" wp14:editId="1830E850">
+          <wp:inline distT="0" distB="0" distL="0" distR="0" wp14:anchorId="3539AB61" wp14:editId="00708681">
             <wp:extent cx="5580000" cy="464256"/>
             <wp:effectExtent l="0" t="0" r="0" b="0"/>
             <wp:docPr id="22" name="Picture 22"/>
@@ -10912,7 +10912,7 @@
         <w:rPr>
           <w:sz w:val="19"/>
         </w:rPr>
-        <w:t>图</w:t>
+        <w:t>附图</w:t>
       </w:r>
       <w:r>
         <w:rPr>
@@ -10924,7 +10924,7 @@
         <w:rPr>
           <w:sz w:val="19"/>
         </w:rPr>
-        <w:t xml:space="preserve">　说明：麒麟靶机实际环境。下半为检测命令</w:t>
+        <w:t xml:space="preserve">　麒麟靶机实际环境。下半为检测命令</w:t>
       </w:r>
       <w:r>
         <w:rPr>
@@ -10974,7 +10974,7 @@
           <w:noProof/>
         </w:rPr>
         <w:drawing>
-          <wp:inline distT="0" distB="0" distL="0" distR="0" wp14:anchorId="274CF684" wp14:editId="4E99FB4C">
+          <wp:inline distT="0" distB="0" distL="0" distR="0" wp14:anchorId="77E4A34E" wp14:editId="1959DA21">
             <wp:extent cx="5580000" cy="535680"/>
             <wp:effectExtent l="0" t="0" r="0" b="0"/>
             <wp:docPr id="23" name="Picture 23"/>
@@ -11091,7 +11091,7 @@
         <w:rPr>
           <w:sz w:val="19"/>
         </w:rPr>
-        <w:t>图</w:t>
+        <w:t>附图</w:t>
       </w:r>
       <w:r>
         <w:rPr>
@@ -11103,7 +11103,7 @@
         <w:rPr>
           <w:sz w:val="19"/>
         </w:rPr>
-        <w:t xml:space="preserve">　说明：麒麟靶机实际环境。下半为检测命令</w:t>
+        <w:t xml:space="preserve">　麒麟靶机实际环境。下半为检测命令</w:t>
       </w:r>
       <w:r>
         <w:rPr>
@@ -11142,7 +11142,7 @@
         </w:rPr>
         <w:lastRenderedPageBreak/>
         <w:drawing>
-          <wp:inline distT="0" distB="0" distL="0" distR="0" wp14:anchorId="044A682E" wp14:editId="358B70D2">
+          <wp:inline distT="0" distB="0" distL="0" distR="0" wp14:anchorId="2711ED7F" wp14:editId="75D0DBE1">
             <wp:extent cx="5580000" cy="892800"/>
             <wp:effectExtent l="0" t="0" r="0" b="0"/>
             <wp:docPr id="24" name="Picture 24"/>
@@ -11283,7 +11283,7 @@
         <w:rPr>
           <w:sz w:val="19"/>
         </w:rPr>
-        <w:t>图</w:t>
+        <w:t>附图</w:t>
       </w:r>
       <w:r>
         <w:rPr>
@@ -11295,7 +11295,7 @@
         <w:rPr>
           <w:sz w:val="19"/>
         </w:rPr>
-        <w:t xml:space="preserve">　说明：麒麟靶机</w:t>
+        <w:t xml:space="preserve">　麒麟靶机</w:t>
       </w:r>
       <w:r>
         <w:rPr>
@@ -11333,7 +11333,7 @@
           <w:noProof/>
         </w:rPr>
         <w:drawing>
-          <wp:inline distT="0" distB="0" distL="0" distR="0" wp14:anchorId="41740666" wp14:editId="1B26564B">
+          <wp:inline distT="0" distB="0" distL="0" distR="0" wp14:anchorId="68903029" wp14:editId="7E94849C">
             <wp:extent cx="5580000" cy="535680"/>
             <wp:effectExtent l="0" t="0" r="0" b="0"/>
             <wp:docPr id="25" name="Picture 25"/>
@@ -11468,7 +11468,7 @@
         <w:rPr>
           <w:sz w:val="19"/>
         </w:rPr>
-        <w:t>图</w:t>
+        <w:t>附图</w:t>
       </w:r>
       <w:r>
         <w:rPr>
@@ -11480,7 +11480,7 @@
         <w:rPr>
           <w:sz w:val="19"/>
         </w:rPr>
-        <w:t xml:space="preserve">　说明：麒麟靶机</w:t>
+        <w:t xml:space="preserve">　麒麟靶机</w:t>
       </w:r>
       <w:r>
         <w:rPr>
@@ -11566,7 +11566,7 @@
           <w:noProof/>
         </w:rPr>
         <w:drawing>
-          <wp:inline distT="0" distB="0" distL="0" distR="0" wp14:anchorId="28C9298E" wp14:editId="484BE9CD">
+          <wp:inline distT="0" distB="0" distL="0" distR="0" wp14:anchorId="22B04E35" wp14:editId="60B512B4">
             <wp:extent cx="5580000" cy="607104"/>
             <wp:effectExtent l="0" t="0" r="0" b="0"/>
             <wp:docPr id="26" name="Picture 26"/>
@@ -11695,7 +11695,7 @@
         <w:rPr>
           <w:sz w:val="19"/>
         </w:rPr>
-        <w:t>图</w:t>
+        <w:t>附图</w:t>
       </w:r>
       <w:r>
         <w:rPr>
@@ -11707,7 +11707,7 @@
         <w:rPr>
           <w:sz w:val="19"/>
         </w:rPr>
-        <w:t xml:space="preserve">　说明：麒麟靶机</w:t>
+        <w:t xml:space="preserve">　麒麟靶机</w:t>
       </w:r>
       <w:r>
         <w:rPr>
@@ -11769,7 +11769,7 @@
           <w:noProof/>
         </w:rPr>
         <w:drawing>
-          <wp:inline distT="0" distB="0" distL="0" distR="0" wp14:anchorId="235546AD" wp14:editId="19850F3A">
+          <wp:inline distT="0" distB="0" distL="0" distR="0" wp14:anchorId="1D9B8039" wp14:editId="7192D5B5">
             <wp:extent cx="5580000" cy="464256"/>
             <wp:effectExtent l="0" t="0" r="0" b="0"/>
             <wp:docPr id="27" name="Picture 27"/>
@@ -11886,7 +11886,7 @@
         <w:rPr>
           <w:sz w:val="19"/>
         </w:rPr>
-        <w:t>图</w:t>
+        <w:t>附图</w:t>
       </w:r>
       <w:r>
         <w:rPr>
@@ -11898,7 +11898,7 @@
         <w:rPr>
           <w:sz w:val="19"/>
         </w:rPr>
-        <w:t xml:space="preserve">　说明：麒麟靶机</w:t>
+        <w:t xml:space="preserve">　麒麟靶机</w:t>
       </w:r>
       <w:r>
         <w:rPr>
@@ -11960,7 +11960,7 @@
           <w:noProof/>
         </w:rPr>
         <w:drawing>
-          <wp:inline distT="0" distB="0" distL="0" distR="0" wp14:anchorId="20A5D646" wp14:editId="151A09BC">
+          <wp:inline distT="0" distB="0" distL="0" distR="0" wp14:anchorId="291D7A24" wp14:editId="6AE37471">
             <wp:extent cx="5580000" cy="535680"/>
             <wp:effectExtent l="0" t="0" r="0" b="0"/>
             <wp:docPr id="28" name="Picture 28"/>
@@ -12089,7 +12089,7 @@
         <w:rPr>
           <w:sz w:val="19"/>
         </w:rPr>
-        <w:t>图</w:t>
+        <w:t>附图</w:t>
       </w:r>
       <w:r>
         <w:rPr>
@@ -12101,7 +12101,7 @@
         <w:rPr>
           <w:sz w:val="19"/>
         </w:rPr>
-        <w:t xml:space="preserve">　说明：麒麟靶机</w:t>
+        <w:t xml:space="preserve">　麒麟靶机</w:t>
       </w:r>
       <w:r>
         <w:rPr>
@@ -12152,7 +12152,7 @@
         </w:rPr>
         <w:lastRenderedPageBreak/>
         <w:drawing>
-          <wp:inline distT="0" distB="0" distL="0" distR="0" wp14:anchorId="22F41DA8" wp14:editId="0A227DE4">
+          <wp:inline distT="0" distB="0" distL="0" distR="0" wp14:anchorId="32F70A30" wp14:editId="4A4EA615">
             <wp:extent cx="5580000" cy="535680"/>
             <wp:effectExtent l="0" t="0" r="0" b="0"/>
             <wp:docPr id="29" name="Picture 29"/>
@@ -12269,7 +12269,7 @@
         <w:rPr>
           <w:sz w:val="19"/>
         </w:rPr>
-        <w:t>图</w:t>
+        <w:t>附图</w:t>
       </w:r>
       <w:r>
         <w:rPr>
@@ -12281,7 +12281,7 @@
         <w:rPr>
           <w:sz w:val="19"/>
         </w:rPr>
-        <w:t xml:space="preserve">　说明：麒麟靶机</w:t>
+        <w:t xml:space="preserve">　麒麟靶机</w:t>
       </w:r>
       <w:r>
         <w:rPr>
@@ -12319,7 +12319,7 @@
           <w:noProof/>
         </w:rPr>
         <w:drawing>
-          <wp:inline distT="0" distB="0" distL="0" distR="0" wp14:anchorId="68444EB8" wp14:editId="1F8CE035">
+          <wp:inline distT="0" distB="0" distL="0" distR="0" wp14:anchorId="46465AE1" wp14:editId="14194F1F">
             <wp:extent cx="5580000" cy="535680"/>
             <wp:effectExtent l="0" t="0" r="0" b="0"/>
             <wp:docPr id="30" name="Picture 30"/>
@@ -12436,7 +12436,7 @@
         <w:rPr>
           <w:sz w:val="19"/>
         </w:rPr>
-        <w:t>图</w:t>
+        <w:t>附图</w:t>
       </w:r>
       <w:r>
         <w:rPr>
@@ -12448,7 +12448,7 @@
         <w:rPr>
           <w:sz w:val="19"/>
         </w:rPr>
-        <w:t xml:space="preserve">　说明：麒麟靶机</w:t>
+        <w:t xml:space="preserve">　麒麟靶机</w:t>
       </w:r>
       <w:r>
         <w:rPr>
@@ -12498,7 +12498,7 @@
           <w:noProof/>
         </w:rPr>
         <w:drawing>
-          <wp:inline distT="0" distB="0" distL="0" distR="0" wp14:anchorId="7A82124A" wp14:editId="6B049432">
+          <wp:inline distT="0" distB="0" distL="0" distR="0" wp14:anchorId="29FD0286" wp14:editId="6A56933D">
             <wp:extent cx="5580000" cy="749952"/>
             <wp:effectExtent l="0" t="0" r="0" b="0"/>
             <wp:docPr id="31" name="Picture 31"/>
@@ -12615,7 +12615,7 @@
         <w:rPr>
           <w:sz w:val="19"/>
         </w:rPr>
-        <w:t>图</w:t>
+        <w:t>附图</w:t>
       </w:r>
       <w:r>
         <w:rPr>
@@ -12627,7 +12627,7 @@
         <w:rPr>
           <w:sz w:val="19"/>
         </w:rPr>
-        <w:t xml:space="preserve">　说明：麒麟靶机</w:t>
+        <w:t xml:space="preserve">　麒麟靶机</w:t>
       </w:r>
       <w:r>
         <w:rPr>
@@ -12689,7 +12689,7 @@
           <w:noProof/>
         </w:rPr>
         <w:drawing>
-          <wp:inline distT="0" distB="0" distL="0" distR="0" wp14:anchorId="29B630FC" wp14:editId="4D81FFE6">
+          <wp:inline distT="0" distB="0" distL="0" distR="0" wp14:anchorId="165B6CB8" wp14:editId="4C66955A">
             <wp:extent cx="5580000" cy="535680"/>
             <wp:effectExtent l="0" t="0" r="0" b="0"/>
             <wp:docPr id="32" name="Picture 32"/>
@@ -12800,7 +12800,7 @@
         <w:rPr>
           <w:sz w:val="19"/>
         </w:rPr>
-        <w:t>图</w:t>
+        <w:t>附图</w:t>
       </w:r>
       <w:r>
         <w:rPr>
@@ -12812,7 +12812,7 @@
         <w:rPr>
           <w:sz w:val="19"/>
         </w:rPr>
-        <w:t xml:space="preserve">　说明：麒麟靶机</w:t>
+        <w:t xml:space="preserve">　麒麟靶机</w:t>
       </w:r>
       <w:r>
         <w:rPr>
@@ -12862,7 +12862,7 @@
           <w:noProof/>
         </w:rPr>
         <w:drawing>
-          <wp:inline distT="0" distB="0" distL="0" distR="0" wp14:anchorId="0F42F7EB" wp14:editId="172DB24A">
+          <wp:inline distT="0" distB="0" distL="0" distR="0" wp14:anchorId="167C749D" wp14:editId="3F92797C">
             <wp:extent cx="5580000" cy="678528"/>
             <wp:effectExtent l="0" t="0" r="0" b="0"/>
             <wp:docPr id="33" name="Picture 33"/>
@@ -12991,7 +12991,7 @@
         <w:rPr>
           <w:sz w:val="19"/>
         </w:rPr>
-        <w:t>图</w:t>
+        <w:t>附图</w:t>
       </w:r>
       <w:r>
         <w:rPr>
@@ -13003,7 +13003,7 @@
         <w:rPr>
           <w:sz w:val="19"/>
         </w:rPr>
-        <w:t xml:space="preserve">　说明：麒麟靶机</w:t>
+        <w:t xml:space="preserve">　麒麟靶机</w:t>
       </w:r>
       <w:r>
         <w:rPr>
@@ -13054,7 +13054,7 @@
         </w:rPr>
         <w:lastRenderedPageBreak/>
         <w:drawing>
-          <wp:inline distT="0" distB="0" distL="0" distR="0" wp14:anchorId="4F1D7209" wp14:editId="37ACA31B">
+          <wp:inline distT="0" distB="0" distL="0" distR="0" wp14:anchorId="714B6AB4" wp14:editId="7549615D">
             <wp:extent cx="5580000" cy="749952"/>
             <wp:effectExtent l="0" t="0" r="0" b="0"/>
             <wp:docPr id="34" name="Picture 34"/>
@@ -13183,7 +13183,7 @@
         <w:rPr>
           <w:sz w:val="19"/>
         </w:rPr>
-        <w:t>图</w:t>
+        <w:t>附图</w:t>
       </w:r>
       <w:r>
         <w:rPr>
@@ -13195,7 +13195,7 @@
         <w:rPr>
           <w:sz w:val="19"/>
         </w:rPr>
-        <w:t xml:space="preserve">　说明：麒麟靶机</w:t>
+        <w:t xml:space="preserve">　麒麟靶机</w:t>
       </w:r>
       <w:r>
         <w:rPr>
@@ -13257,7 +13257,7 @@
           <w:noProof/>
         </w:rPr>
         <w:drawing>
-          <wp:inline distT="0" distB="0" distL="0" distR="0" wp14:anchorId="74FA027F" wp14:editId="363EAB1D">
+          <wp:inline distT="0" distB="0" distL="0" distR="0" wp14:anchorId="1B29353B" wp14:editId="16EBE96F">
             <wp:extent cx="5580000" cy="535680"/>
             <wp:effectExtent l="0" t="0" r="0" b="0"/>
             <wp:docPr id="35" name="Picture 35"/>
@@ -13374,7 +13374,7 @@
         <w:rPr>
           <w:sz w:val="19"/>
         </w:rPr>
-        <w:t>图</w:t>
+        <w:t>附图</w:t>
       </w:r>
       <w:r>
         <w:rPr>
@@ -13386,7 +13386,7 @@
         <w:rPr>
           <w:sz w:val="19"/>
         </w:rPr>
-        <w:t xml:space="preserve">　说明：麒麟靶机</w:t>
+        <w:t xml:space="preserve">　麒麟靶机</w:t>
       </w:r>
       <w:r>
         <w:rPr>
@@ -13436,7 +13436,7 @@
           <w:noProof/>
         </w:rPr>
         <w:drawing>
-          <wp:inline distT="0" distB="0" distL="0" distR="0" wp14:anchorId="1D373D72" wp14:editId="6B3D03F2">
+          <wp:inline distT="0" distB="0" distL="0" distR="0" wp14:anchorId="7367085C" wp14:editId="52B8A4BC">
             <wp:extent cx="5580000" cy="749952"/>
             <wp:effectExtent l="0" t="0" r="0" b="0"/>
             <wp:docPr id="36" name="Picture 36"/>
@@ -13553,7 +13553,7 @@
         <w:rPr>
           <w:sz w:val="19"/>
         </w:rPr>
-        <w:t>图</w:t>
+        <w:t>附图</w:t>
       </w:r>
       <w:r>
         <w:rPr>
@@ -13565,7 +13565,7 @@
         <w:rPr>
           <w:sz w:val="19"/>
         </w:rPr>
-        <w:t xml:space="preserve">　说明：麒麟靶机</w:t>
+        <w:t xml:space="preserve">　麒麟靶机</w:t>
       </w:r>
       <w:r>
         <w:rPr>
@@ -13621,7 +13621,7 @@
         <w:pStyle w:val="Heading2"/>
         <w:spacing w:before="240" w:after="120"/>
       </w:pPr>
-      <w:bookmarkStart w:id="9" w:name="_Toc240370658"/>
+      <w:bookmarkStart w:id="9" w:name="_Toc240371560"/>
       <w:r>
         <w:rPr>
           <w:rFonts w:ascii="Times New Roman" w:eastAsia="黑体" w:hAnsi="Times New Roman"/>
@@ -15001,7 +15001,7 @@
           <w:noProof/>
         </w:rPr>
         <w:drawing>
-          <wp:inline distT="0" distB="0" distL="0" distR="0" wp14:anchorId="1ECD4A56" wp14:editId="44A97C9D">
+          <wp:inline distT="0" distB="0" distL="0" distR="0" wp14:anchorId="1094AF1E" wp14:editId="330EDE2D">
             <wp:extent cx="5580000" cy="1392768"/>
             <wp:effectExtent l="0" t="0" r="0" b="0"/>
             <wp:docPr id="37" name="Picture 37"/>
@@ -15130,7 +15130,7 @@
         <w:rPr>
           <w:sz w:val="19"/>
         </w:rPr>
-        <w:t>图</w:t>
+        <w:t>附图</w:t>
       </w:r>
       <w:r>
         <w:rPr>
@@ -15142,7 +15142,7 @@
         <w:rPr>
           <w:sz w:val="19"/>
         </w:rPr>
-        <w:t xml:space="preserve">　说明：本机</w:t>
+        <w:t xml:space="preserve">　本机</w:t>
       </w:r>
       <w:r>
         <w:rPr>
@@ -15192,7 +15192,7 @@
           <w:noProof/>
         </w:rPr>
         <w:drawing>
-          <wp:inline distT="0" distB="0" distL="0" distR="0" wp14:anchorId="351E75CB" wp14:editId="6C99AFA8">
+          <wp:inline distT="0" distB="0" distL="0" distR="0" wp14:anchorId="5C6E3ABD" wp14:editId="0BD04F10">
             <wp:extent cx="5580000" cy="892800"/>
             <wp:effectExtent l="0" t="0" r="0" b="0"/>
             <wp:docPr id="38" name="Picture 38"/>
@@ -15321,7 +15321,7 @@
         <w:rPr>
           <w:sz w:val="19"/>
         </w:rPr>
-        <w:t>图</w:t>
+        <w:t>附图</w:t>
       </w:r>
       <w:r>
         <w:rPr>
@@ -15333,7 +15333,7 @@
         <w:rPr>
           <w:sz w:val="19"/>
         </w:rPr>
-        <w:t xml:space="preserve">　说明：本机</w:t>
+        <w:t xml:space="preserve">　本机</w:t>
       </w:r>
       <w:r>
         <w:rPr>
@@ -15408,7 +15408,7 @@
         </w:rPr>
         <w:lastRenderedPageBreak/>
         <w:drawing>
-          <wp:inline distT="0" distB="0" distL="0" distR="0" wp14:anchorId="5EF4A1BC" wp14:editId="69EDA41A">
+          <wp:inline distT="0" distB="0" distL="0" distR="0" wp14:anchorId="5175C997" wp14:editId="2EC38936">
             <wp:extent cx="5580000" cy="1964160"/>
             <wp:effectExtent l="0" t="0" r="0" b="0"/>
             <wp:docPr id="39" name="Picture 39"/>
@@ -15543,7 +15543,7 @@
         <w:rPr>
           <w:sz w:val="19"/>
         </w:rPr>
-        <w:t>图</w:t>
+        <w:t>附图</w:t>
       </w:r>
       <w:r>
         <w:rPr>
@@ -15555,7 +15555,7 @@
         <w:rPr>
           <w:sz w:val="19"/>
         </w:rPr>
-        <w:t xml:space="preserve">　说明：本机</w:t>
+        <w:t xml:space="preserve">　本机</w:t>
       </w:r>
       <w:r>
         <w:rPr>
@@ -15623,7 +15623,7 @@
         <w:pStyle w:val="Heading2"/>
         <w:spacing w:before="240" w:after="120"/>
       </w:pPr>
-      <w:bookmarkStart w:id="10" w:name="_Toc240370659"/>
+      <w:bookmarkStart w:id="10" w:name="_Toc240371561"/>
       <w:r>
         <w:rPr>
           <w:rFonts w:ascii="Times New Roman" w:eastAsia="黑体" w:hAnsi="Times New Roman"/>
@@ -16988,7 +16988,7 @@
         <w:pStyle w:val="Heading2"/>
         <w:spacing w:before="240" w:after="120"/>
       </w:pPr>
-      <w:bookmarkStart w:id="11" w:name="_Toc240370660"/>
+      <w:bookmarkStart w:id="11" w:name="_Toc240371562"/>
       <w:r>
         <w:rPr>
           <w:rFonts w:ascii="Times New Roman" w:eastAsia="黑体" w:hAnsi="Times New Roman"/>
@@ -19691,7 +19691,7 @@
         <w:pStyle w:val="Heading2"/>
         <w:spacing w:before="240" w:after="120"/>
       </w:pPr>
-      <w:bookmarkStart w:id="12" w:name="_Toc240370661"/>
+      <w:bookmarkStart w:id="12" w:name="_Toc240371563"/>
       <w:r>
         <w:rPr>
           <w:rFonts w:ascii="Times New Roman" w:eastAsia="黑体" w:hAnsi="Times New Roman"/>
@@ -21405,7 +21405,7 @@
         </w:rPr>
         <w:lastRenderedPageBreak/>
         <w:drawing>
-          <wp:inline distT="0" distB="0" distL="0" distR="0" wp14:anchorId="5CBD6E7B" wp14:editId="6A445A3E">
+          <wp:inline distT="0" distB="0" distL="0" distR="0" wp14:anchorId="1E73B0EA" wp14:editId="5756C1BF">
             <wp:extent cx="5580000" cy="1178496"/>
             <wp:effectExtent l="0" t="0" r="0" b="0"/>
             <wp:docPr id="40" name="Picture 40"/>
@@ -21546,7 +21546,7 @@
         <w:rPr>
           <w:sz w:val="19"/>
         </w:rPr>
-        <w:t>图</w:t>
+        <w:t>附图</w:t>
       </w:r>
       <w:r>
         <w:rPr>
@@ -21558,7 +21558,7 @@
         <w:rPr>
           <w:sz w:val="19"/>
         </w:rPr>
-        <w:t xml:space="preserve">　说明：按「采集</w:t>
+        <w:t xml:space="preserve">　按「采集</w:t>
       </w:r>
       <w:r>
         <w:rPr>
@@ -21632,7 +21632,7 @@
           <w:noProof/>
         </w:rPr>
         <w:drawing>
-          <wp:inline distT="0" distB="0" distL="0" distR="0" wp14:anchorId="5B46FC80" wp14:editId="4D519DA1">
+          <wp:inline distT="0" distB="0" distL="0" distR="0" wp14:anchorId="365393D4" wp14:editId="3F5B04E2">
             <wp:extent cx="5040000" cy="4500000"/>
             <wp:effectExtent l="0" t="0" r="0" b="0"/>
             <wp:docPr id="41" name="Picture 41"/>
@@ -21749,7 +21749,7 @@
         <w:rPr>
           <w:sz w:val="19"/>
         </w:rPr>
-        <w:t>图</w:t>
+        <w:t>附图</w:t>
       </w:r>
       <w:r>
         <w:rPr>
@@ -21761,7 +21761,7 @@
         <w:rPr>
           <w:sz w:val="19"/>
         </w:rPr>
-        <w:t xml:space="preserve">　说明：网络设备核查报告，按设备回显逐项解析第</w:t>
+        <w:t xml:space="preserve">　网络设备核查报告，按设备回显逐项解析第</w:t>
       </w:r>
       <w:r>
         <w:rPr>
@@ -21800,7 +21800,7 @@
         </w:rPr>
         <w:lastRenderedPageBreak/>
         <w:drawing>
-          <wp:inline distT="0" distB="0" distL="0" distR="0" wp14:anchorId="4F190F3E" wp14:editId="0F6A8AA1">
+          <wp:inline distT="0" distB="0" distL="0" distR="0" wp14:anchorId="21D715EA" wp14:editId="5370743E">
             <wp:extent cx="5040000" cy="4500000"/>
             <wp:effectExtent l="0" t="0" r="0" b="0"/>
             <wp:docPr id="42" name="Picture 42"/>
@@ -21905,7 +21905,7 @@
         <w:rPr>
           <w:sz w:val="19"/>
         </w:rPr>
-        <w:t>图</w:t>
+        <w:t>附图</w:t>
       </w:r>
       <w:r>
         <w:rPr>
@@ -21917,7 +21917,7 @@
         <w:rPr>
           <w:sz w:val="19"/>
         </w:rPr>
-        <w:t xml:space="preserve">　说明：网络设备核查报告，按设备回显解析第</w:t>
+        <w:t xml:space="preserve">　网络设备核查报告，按设备回显解析第</w:t>
       </w:r>
       <w:r>
         <w:rPr>
@@ -21949,7 +21949,7 @@
         <w:pStyle w:val="Heading2"/>
         <w:spacing w:before="240" w:after="120"/>
       </w:pPr>
-      <w:bookmarkStart w:id="13" w:name="_Toc240370662"/>
+      <w:bookmarkStart w:id="13" w:name="_Toc240371564"/>
       <w:r>
         <w:rPr>
           <w:rFonts w:ascii="Times New Roman" w:eastAsia="黑体" w:hAnsi="Times New Roman"/>
@@ -22701,7 +22701,7 @@
         <w:pStyle w:val="Heading2"/>
         <w:spacing w:before="240" w:after="120"/>
       </w:pPr>
-      <w:bookmarkStart w:id="14" w:name="_Toc240370663"/>
+      <w:bookmarkStart w:id="14" w:name="_Toc240371565"/>
       <w:r>
         <w:rPr>
           <w:rFonts w:ascii="Times New Roman" w:eastAsia="黑体" w:hAnsi="Times New Roman"/>
@@ -23159,7 +23159,7 @@
         <w:pStyle w:val="Heading2"/>
         <w:spacing w:before="240" w:after="120"/>
       </w:pPr>
-      <w:bookmarkStart w:id="15" w:name="_Toc240370664"/>
+      <w:bookmarkStart w:id="15" w:name="_Toc240371566"/>
       <w:r>
         <w:rPr>
           <w:rFonts w:ascii="Times New Roman" w:eastAsia="黑体" w:hAnsi="Times New Roman"/>
@@ -23559,7 +23559,7 @@
         <w:pStyle w:val="Heading2"/>
         <w:spacing w:before="240" w:after="120"/>
       </w:pPr>
-      <w:bookmarkStart w:id="16" w:name="_Toc240370665"/>
+      <w:bookmarkStart w:id="16" w:name="_Toc240371567"/>
       <w:r>
         <w:rPr>
           <w:rFonts w:ascii="Times New Roman" w:eastAsia="黑体" w:hAnsi="Times New Roman"/>
@@ -23960,7 +23960,7 @@
         <w:pStyle w:val="Heading2"/>
         <w:spacing w:before="240" w:after="120"/>
       </w:pPr>
-      <w:bookmarkStart w:id="17" w:name="_Toc240370666"/>
+      <w:bookmarkStart w:id="17" w:name="_Toc240371568"/>
       <w:r>
         <w:rPr>
           <w:rFonts w:ascii="Times New Roman" w:eastAsia="黑体" w:hAnsi="Times New Roman"/>
@@ -24225,7 +24225,7 @@
         <w:pStyle w:val="Heading1"/>
         <w:spacing w:before="240" w:after="120"/>
       </w:pPr>
-      <w:bookmarkStart w:id="18" w:name="_Toc240370667"/>
+      <w:bookmarkStart w:id="18" w:name="_Toc240371569"/>
       <w:r>
         <w:rPr>
           <w:rFonts w:ascii="Times New Roman" w:eastAsia="黑体" w:hAnsi="Times New Roman"/>
@@ -24500,7 +24500,7 @@
         <w:pStyle w:val="Heading1"/>
         <w:spacing w:before="240" w:after="120"/>
       </w:pPr>
-      <w:bookmarkStart w:id="19" w:name="_Toc240370668"/>
+      <w:bookmarkStart w:id="19" w:name="_Toc240371570"/>
       <w:r>
         <w:rPr>
           <w:rFonts w:ascii="Times New Roman" w:eastAsia="黑体" w:hAnsi="Times New Roman"/>
@@ -24539,7 +24539,7 @@
         <w:pStyle w:val="Heading2"/>
         <w:spacing w:before="240" w:after="120"/>
       </w:pPr>
-      <w:bookmarkStart w:id="20" w:name="_Toc240370669"/>
+      <w:bookmarkStart w:id="20" w:name="_Toc240371571"/>
       <w:r>
         <w:rPr>
           <w:rFonts w:ascii="Times New Roman" w:eastAsia="黑体" w:hAnsi="Times New Roman"/>
@@ -24603,7 +24603,7 @@
         </w:rPr>
         <w:lastRenderedPageBreak/>
         <w:drawing>
-          <wp:inline distT="0" distB="0" distL="0" distR="0" wp14:anchorId="0554F272" wp14:editId="26E5BC7C">
+          <wp:inline distT="0" distB="0" distL="0" distR="0" wp14:anchorId="1C285E3E" wp14:editId="53B443B1">
             <wp:extent cx="5580000" cy="4330080"/>
             <wp:effectExtent l="0" t="0" r="0" b="0"/>
             <wp:docPr id="43" name="Picture 43"/>
@@ -24708,7 +24708,7 @@
         <w:rPr>
           <w:sz w:val="19"/>
         </w:rPr>
-        <w:t>图</w:t>
+        <w:t>附图</w:t>
       </w:r>
       <w:r>
         <w:rPr>
@@ -24720,7 +24720,7 @@
         <w:rPr>
           <w:sz w:val="19"/>
         </w:rPr>
-        <w:t xml:space="preserve">　说明：环境为本机</w:t>
+        <w:t xml:space="preserve">　环境为本机</w:t>
       </w:r>
       <w:r>
         <w:rPr>
@@ -24854,7 +24854,7 @@
           <w:noProof/>
         </w:rPr>
         <w:drawing>
-          <wp:inline distT="0" distB="0" distL="0" distR="0" wp14:anchorId="567C95F2" wp14:editId="049147E6">
+          <wp:inline distT="0" distB="0" distL="0" distR="0" wp14:anchorId="4595CEF8" wp14:editId="1F31C8A0">
             <wp:extent cx="5580000" cy="1678464"/>
             <wp:effectExtent l="0" t="0" r="0" b="0"/>
             <wp:docPr id="44" name="Picture 44"/>
@@ -24947,7 +24947,7 @@
         <w:rPr>
           <w:sz w:val="19"/>
         </w:rPr>
-        <w:t>图</w:t>
+        <w:t>附图</w:t>
       </w:r>
       <w:r>
         <w:rPr>
@@ -24959,7 +24959,7 @@
         <w:rPr>
           <w:sz w:val="19"/>
         </w:rPr>
-        <w:t xml:space="preserve">　说明：环境为银河麒麟</w:t>
+        <w:t xml:space="preserve">　环境为银河麒麟</w:t>
       </w:r>
       <w:r>
         <w:rPr>
@@ -25010,7 +25010,7 @@
         </w:rPr>
         <w:lastRenderedPageBreak/>
         <w:drawing>
-          <wp:inline distT="0" distB="0" distL="0" distR="0" wp14:anchorId="547FF402" wp14:editId="4BC0C612">
+          <wp:inline distT="0" distB="0" distL="0" distR="0" wp14:anchorId="53EA755F" wp14:editId="64A58FC8">
             <wp:extent cx="5040000" cy="4500000"/>
             <wp:effectExtent l="0" t="0" r="0" b="0"/>
             <wp:docPr id="45" name="Picture 45"/>
@@ -25139,7 +25139,7 @@
         <w:rPr>
           <w:sz w:val="19"/>
         </w:rPr>
-        <w:t>图</w:t>
+        <w:t>附图</w:t>
       </w:r>
       <w:r>
         <w:rPr>
@@ -25151,7 +25151,7 @@
         <w:rPr>
           <w:sz w:val="19"/>
         </w:rPr>
-        <w:t xml:space="preserve">　说明：</w:t>
+        <w:t xml:space="preserve">　</w:t>
       </w:r>
       <w:r>
         <w:rPr>
@@ -25190,7 +25190,7 @@
         </w:rPr>
         <w:lastRenderedPageBreak/>
         <w:drawing>
-          <wp:inline distT="0" distB="0" distL="0" distR="0" wp14:anchorId="3D7B761C" wp14:editId="446ED448">
+          <wp:inline distT="0" distB="0" distL="0" distR="0" wp14:anchorId="3E89D66E" wp14:editId="48F40D95">
             <wp:extent cx="5040000" cy="4500000"/>
             <wp:effectExtent l="0" t="0" r="0" b="0"/>
             <wp:docPr id="46" name="Picture 46"/>
@@ -25319,7 +25319,7 @@
         <w:rPr>
           <w:sz w:val="19"/>
         </w:rPr>
-        <w:t>图</w:t>
+        <w:t>附图</w:t>
       </w:r>
       <w:r>
         <w:rPr>
@@ -25331,7 +25331,7 @@
         <w:rPr>
           <w:sz w:val="19"/>
         </w:rPr>
-        <w:t xml:space="preserve">　说明：麒麟版操作系统核查报告，系统信息区显示实际核查的发行版与内核。</w:t>
+        <w:t xml:space="preserve">　麒麟版操作系统核查报告，系统信息区显示实际核查的发行版与内核。</w:t>
       </w:r>
     </w:p>
     <w:p>
@@ -25339,7 +25339,7 @@
         <w:pStyle w:val="Heading2"/>
         <w:spacing w:before="240" w:after="120"/>
       </w:pPr>
-      <w:bookmarkStart w:id="21" w:name="_Toc240370670"/>
+      <w:bookmarkStart w:id="21" w:name="_Toc240371572"/>
       <w:r>
         <w:rPr>
           <w:rFonts w:ascii="Times New Roman" w:eastAsia="黑体" w:hAnsi="Times New Roman"/>
@@ -25397,7 +25397,7 @@
         </w:rPr>
         <w:lastRenderedPageBreak/>
         <w:drawing>
-          <wp:inline distT="0" distB="0" distL="0" distR="0" wp14:anchorId="6AD2AC44" wp14:editId="2F278BF0">
+          <wp:inline distT="0" distB="0" distL="0" distR="0" wp14:anchorId="55B9DBE1" wp14:editId="56351CE8">
             <wp:extent cx="5040000" cy="4500000"/>
             <wp:effectExtent l="0" t="0" r="0" b="0"/>
             <wp:docPr id="47" name="Picture 47"/>
@@ -25478,7 +25478,7 @@
         <w:rPr>
           <w:sz w:val="19"/>
         </w:rPr>
-        <w:t>图</w:t>
+        <w:t>附图</w:t>
       </w:r>
       <w:r>
         <w:rPr>
@@ -25490,7 +25490,7 @@
         <w:rPr>
           <w:sz w:val="19"/>
         </w:rPr>
-        <w:t xml:space="preserve">　说明：人工核查台的初始状态：</w:t>
+        <w:t xml:space="preserve">　人工核查台的初始状态：</w:t>
       </w:r>
       <w:r>
         <w:rPr>
@@ -25565,7 +25565,7 @@
         </w:rPr>
         <w:lastRenderedPageBreak/>
         <w:drawing>
-          <wp:inline distT="0" distB="0" distL="0" distR="0" wp14:anchorId="1B304AEF" wp14:editId="26B77703">
+          <wp:inline distT="0" distB="0" distL="0" distR="0" wp14:anchorId="4EA2C5C6" wp14:editId="558A206F">
             <wp:extent cx="4200000" cy="4500000"/>
             <wp:effectExtent l="0" t="0" r="0" b="0"/>
             <wp:docPr id="48" name="Picture 48"/>
@@ -25646,7 +25646,7 @@
         <w:rPr>
           <w:sz w:val="19"/>
         </w:rPr>
-        <w:t>图</w:t>
+        <w:t>附图</w:t>
       </w:r>
       <w:r>
         <w:rPr>
@@ -25658,7 +25658,7 @@
         <w:rPr>
           <w:sz w:val="19"/>
         </w:rPr>
-        <w:t xml:space="preserve">　说明：全部</w:t>
+        <w:t xml:space="preserve">　全部</w:t>
       </w:r>
       <w:r>
         <w:rPr>
@@ -25757,7 +25757,7 @@
         </w:rPr>
         <w:lastRenderedPageBreak/>
         <w:drawing>
-          <wp:inline distT="0" distB="0" distL="0" distR="0" wp14:anchorId="675D6CCE" wp14:editId="0623F5F4">
+          <wp:inline distT="0" distB="0" distL="0" distR="0" wp14:anchorId="2F0B248E" wp14:editId="59863A72">
             <wp:extent cx="5580000" cy="3260552"/>
             <wp:effectExtent l="0" t="0" r="0" b="0"/>
             <wp:docPr id="49" name="Picture 49"/>
@@ -25850,7 +25850,7 @@
         <w:rPr>
           <w:sz w:val="19"/>
         </w:rPr>
-        <w:t>图</w:t>
+        <w:t>附图</w:t>
       </w:r>
       <w:r>
         <w:rPr>
@@ -25862,7 +25862,7 @@
         <w:rPr>
           <w:sz w:val="19"/>
         </w:rPr>
-        <w:t xml:space="preserve">　说明：点击「导出报告</w:t>
+        <w:t xml:space="preserve">　点击「导出报告</w:t>
       </w:r>
       <w:r>
         <w:rPr>
@@ -25936,7 +25936,7 @@
           <w:noProof/>
         </w:rPr>
         <w:drawing>
-          <wp:inline distT="0" distB="0" distL="0" distR="0" wp14:anchorId="2C9F4053" wp14:editId="747369D8">
+          <wp:inline distT="0" distB="0" distL="0" distR="0" wp14:anchorId="0D7CFF9C" wp14:editId="0F66AF22">
             <wp:extent cx="5580000" cy="3268881"/>
             <wp:effectExtent l="0" t="0" r="0" b="0"/>
             <wp:docPr id="50" name="Picture 50"/>
@@ -26041,7 +26041,7 @@
         <w:rPr>
           <w:sz w:val="19"/>
         </w:rPr>
-        <w:t>图</w:t>
+        <w:t>附图</w:t>
       </w:r>
       <w:r>
         <w:rPr>
@@ -26053,7 +26053,7 @@
         <w:rPr>
           <w:sz w:val="19"/>
         </w:rPr>
-        <w:t xml:space="preserve">　说明：</w:t>
+        <w:t xml:space="preserve">　</w:t>
       </w:r>
       <w:r>
         <w:rPr>
@@ -26116,7 +26116,7 @@
         </w:rPr>
         <w:lastRenderedPageBreak/>
         <w:drawing>
-          <wp:inline distT="0" distB="0" distL="0" distR="0" wp14:anchorId="0AB07E6E" wp14:editId="2FEEF849">
+          <wp:inline distT="0" distB="0" distL="0" distR="0" wp14:anchorId="71596C50" wp14:editId="0E9D256A">
             <wp:extent cx="5000407" cy="4500000"/>
             <wp:effectExtent l="0" t="0" r="0" b="0"/>
             <wp:docPr id="51" name="Picture 51"/>
@@ -26197,7 +26197,7 @@
         <w:rPr>
           <w:sz w:val="19"/>
         </w:rPr>
-        <w:t>图</w:t>
+        <w:t>附图</w:t>
       </w:r>
       <w:r>
         <w:rPr>
@@ -26209,7 +26209,7 @@
         <w:rPr>
           <w:sz w:val="19"/>
         </w:rPr>
-        <w:t xml:space="preserve">　说明：核查表第</w:t>
+        <w:t xml:space="preserve">　核查表第</w:t>
       </w:r>
       <w:r>
         <w:rPr>
@@ -26584,31 +26584,31 @@
       </w:rPr>
     </w:lvl>
   </w:abstractNum>
-  <w:num w:numId="1" w16cid:durableId="2114200019">
+  <w:num w:numId="1" w16cid:durableId="940185747">
     <w:abstractNumId w:val="8"/>
   </w:num>
-  <w:num w:numId="2" w16cid:durableId="1850215919">
+  <w:num w:numId="2" w16cid:durableId="771703092">
     <w:abstractNumId w:val="6"/>
   </w:num>
-  <w:num w:numId="3" w16cid:durableId="1180968588">
+  <w:num w:numId="3" w16cid:durableId="125970832">
     <w:abstractNumId w:val="5"/>
   </w:num>
-  <w:num w:numId="4" w16cid:durableId="854925638">
+  <w:num w:numId="4" w16cid:durableId="18050618">
     <w:abstractNumId w:val="4"/>
   </w:num>
-  <w:num w:numId="5" w16cid:durableId="226258955">
+  <w:num w:numId="5" w16cid:durableId="1424063099">
     <w:abstractNumId w:val="7"/>
   </w:num>
-  <w:num w:numId="6" w16cid:durableId="1410931913">
+  <w:num w:numId="6" w16cid:durableId="1583903887">
     <w:abstractNumId w:val="3"/>
   </w:num>
-  <w:num w:numId="7" w16cid:durableId="230432106">
+  <w:num w:numId="7" w16cid:durableId="1096901661">
     <w:abstractNumId w:val="2"/>
   </w:num>
-  <w:num w:numId="8" w16cid:durableId="1306619886">
+  <w:num w:numId="8" w16cid:durableId="1341590077">
     <w:abstractNumId w:val="1"/>
   </w:num>
-  <w:num w:numId="9" w16cid:durableId="1447776643">
+  <w:num w:numId="9" w16cid:durableId="903949932">
     <w:abstractNumId w:val="0"/>
   </w:num>
 </w:numbering>
@@ -38024,7 +38024,7 @@
     <w:basedOn w:val="DefaultParagraphFont"/>
     <w:uiPriority w:val="99"/>
     <w:unhideWhenUsed/>
-    <w:rsid w:val="00343D8C"/>
+    <w:rsid w:val="00040761"/>
     <w:rPr>
       <w:color w:val="0000FF" w:themeColor="hyperlink"/>
       <w:u w:val="single"/>

--- a/checklist_tool/指导书与核查工具交叉验证报告.docx
+++ b/checklist_tool/指导书与核查工具交叉验证报告.docx
@@ -36,7 +36,6 @@
     <w:p/>
     <w:p/>
     <w:p/>
-    <w:p/>
     <w:p>
       <w:pPr>
         <w:spacing w:after="280"/>
@@ -47,7 +46,7 @@
           <w:noProof/>
         </w:rPr>
         <w:drawing>
-          <wp:inline distT="0" distB="0" distL="0" distR="0" wp14:anchorId="25A4F75F" wp14:editId="44B2B8C6">
+          <wp:inline distT="0" distB="0" distL="0" distR="0" wp14:anchorId="3E222609" wp14:editId="3F19EDB4">
             <wp:extent cx="1440000" cy="1440000"/>
             <wp:effectExtent l="0" t="0" r="0" b="0"/>
             <wp:docPr id="1" name="Picture 1"/>
@@ -93,11 +92,10 @@
           <w:b/>
           <w:sz w:val="44"/>
         </w:rPr>
-        <w:t>西北工业大学</w:t>
+        <w:t>西北工业大学制</w:t>
       </w:r>
     </w:p>
     <w:p/>
-    <w:p/>
     <w:p>
       <w:r>
         <w:rPr>
@@ -147,19 +145,7 @@
         <w:rPr>
           <w:sz w:val="28"/>
         </w:rPr>
-        <w:t>验证对象：自动化核查工具（</w:t>
-      </w:r>
-      <w:r>
-        <w:rPr>
-          <w:sz w:val="28"/>
-        </w:rPr>
-        <w:t xml:space="preserve">Windows </w:t>
-      </w:r>
-      <w:r>
-        <w:rPr>
-          <w:sz w:val="28"/>
-        </w:rPr>
-        <w:t>版、麒麟版、人工核查台）</w:t>
+        <w:t>验证对象：配置核查工具（两平台脚本、网络设备核查、人工核查台）</w:t>
       </w:r>
     </w:p>
     <w:p>
@@ -239,7 +225,7 @@
       <w:r>
         <w:fldChar w:fldCharType="separate"/>
       </w:r>
-      <w:hyperlink w:anchor="_Toc240371551" w:history="1">
+      <w:hyperlink w:anchor="_Toc240372443" w:history="1">
         <w:r>
           <w:rPr>
             <w:rStyle w:val="Hyperlink"/>
@@ -275,7 +261,7 @@
             <w:noProof/>
             <w:webHidden/>
           </w:rPr>
-          <w:instrText xml:space="preserve"> PAGEREF _Toc240371551 \h </w:instrText>
+          <w:instrText xml:space="preserve"> PAGEREF _Toc240372443 \h </w:instrText>
         </w:r>
         <w:r>
           <w:rPr>
@@ -320,7 +306,7 @@
           <w14:ligatures w14:val="standardContextual"/>
         </w:rPr>
       </w:pPr>
-      <w:hyperlink w:anchor="_Toc240371552" w:history="1">
+      <w:hyperlink w:anchor="_Toc240372444" w:history="1">
         <w:r>
           <w:rPr>
             <w:rStyle w:val="Hyperlink"/>
@@ -356,7 +342,7 @@
             <w:noProof/>
             <w:webHidden/>
           </w:rPr>
-          <w:instrText xml:space="preserve"> PAGEREF _Toc240371552 \h </w:instrText>
+          <w:instrText xml:space="preserve"> PAGEREF _Toc240372444 \h </w:instrText>
         </w:r>
         <w:r>
           <w:rPr>
@@ -401,7 +387,7 @@
           <w14:ligatures w14:val="standardContextual"/>
         </w:rPr>
       </w:pPr>
-      <w:hyperlink w:anchor="_Toc240371553" w:history="1">
+      <w:hyperlink w:anchor="_Toc240372445" w:history="1">
         <w:r>
           <w:rPr>
             <w:rStyle w:val="Hyperlink"/>
@@ -437,7 +423,7 @@
             <w:noProof/>
             <w:webHidden/>
           </w:rPr>
-          <w:instrText xml:space="preserve"> PAGEREF _Toc240371553 \h </w:instrText>
+          <w:instrText xml:space="preserve"> PAGEREF _Toc240372445 \h </w:instrText>
         </w:r>
         <w:r>
           <w:rPr>
@@ -482,7 +468,7 @@
           <w14:ligatures w14:val="standardContextual"/>
         </w:rPr>
       </w:pPr>
-      <w:hyperlink w:anchor="_Toc240371554" w:history="1">
+      <w:hyperlink w:anchor="_Toc240372446" w:history="1">
         <w:r>
           <w:rPr>
             <w:rStyle w:val="Hyperlink"/>
@@ -518,7 +504,7 @@
             <w:noProof/>
             <w:webHidden/>
           </w:rPr>
-          <w:instrText xml:space="preserve"> PAGEREF _Toc240371554 \h </w:instrText>
+          <w:instrText xml:space="preserve"> PAGEREF _Toc240372446 \h </w:instrText>
         </w:r>
         <w:r>
           <w:rPr>
@@ -563,7 +549,7 @@
           <w14:ligatures w14:val="standardContextual"/>
         </w:rPr>
       </w:pPr>
-      <w:hyperlink w:anchor="_Toc240371555" w:history="1">
+      <w:hyperlink w:anchor="_Toc240372447" w:history="1">
         <w:r>
           <w:rPr>
             <w:rStyle w:val="Hyperlink"/>
@@ -599,7 +585,7 @@
             <w:noProof/>
             <w:webHidden/>
           </w:rPr>
-          <w:instrText xml:space="preserve"> PAGEREF _Toc240371555 \h </w:instrText>
+          <w:instrText xml:space="preserve"> PAGEREF _Toc240372447 \h </w:instrText>
         </w:r>
         <w:r>
           <w:rPr>
@@ -644,7 +630,7 @@
           <w14:ligatures w14:val="standardContextual"/>
         </w:rPr>
       </w:pPr>
-      <w:hyperlink w:anchor="_Toc240371556" w:history="1">
+      <w:hyperlink w:anchor="_Toc240372448" w:history="1">
         <w:r>
           <w:rPr>
             <w:rStyle w:val="Hyperlink"/>
@@ -680,7 +666,7 @@
             <w:noProof/>
             <w:webHidden/>
           </w:rPr>
-          <w:instrText xml:space="preserve"> PAGEREF _Toc240371556 \h </w:instrText>
+          <w:instrText xml:space="preserve"> PAGEREF _Toc240372448 \h </w:instrText>
         </w:r>
         <w:r>
           <w:rPr>
@@ -725,7 +711,7 @@
           <w14:ligatures w14:val="standardContextual"/>
         </w:rPr>
       </w:pPr>
-      <w:hyperlink w:anchor="_Toc240371557" w:history="1">
+      <w:hyperlink w:anchor="_Toc240372449" w:history="1">
         <w:r>
           <w:rPr>
             <w:rStyle w:val="Hyperlink"/>
@@ -761,7 +747,7 @@
             <w:noProof/>
             <w:webHidden/>
           </w:rPr>
-          <w:instrText xml:space="preserve"> PAGEREF _Toc240371557 \h </w:instrText>
+          <w:instrText xml:space="preserve"> PAGEREF _Toc240372449 \h </w:instrText>
         </w:r>
         <w:r>
           <w:rPr>
@@ -806,7 +792,7 @@
           <w14:ligatures w14:val="standardContextual"/>
         </w:rPr>
       </w:pPr>
-      <w:hyperlink w:anchor="_Toc240371558" w:history="1">
+      <w:hyperlink w:anchor="_Toc240372450" w:history="1">
         <w:r>
           <w:rPr>
             <w:rStyle w:val="Hyperlink"/>
@@ -842,7 +828,7 @@
             <w:noProof/>
             <w:webHidden/>
           </w:rPr>
-          <w:instrText xml:space="preserve"> PAGEREF _Toc240371558 \h </w:instrText>
+          <w:instrText xml:space="preserve"> PAGEREF _Toc240372450 \h </w:instrText>
         </w:r>
         <w:r>
           <w:rPr>
@@ -887,7 +873,7 @@
           <w14:ligatures w14:val="standardContextual"/>
         </w:rPr>
       </w:pPr>
-      <w:hyperlink w:anchor="_Toc240371559" w:history="1">
+      <w:hyperlink w:anchor="_Toc240372451" w:history="1">
         <w:r>
           <w:rPr>
             <w:rStyle w:val="Hyperlink"/>
@@ -923,7 +909,7 @@
             <w:noProof/>
             <w:webHidden/>
           </w:rPr>
-          <w:instrText xml:space="preserve"> PAGEREF _Toc240371559 \h </w:instrText>
+          <w:instrText xml:space="preserve"> PAGEREF _Toc240372451 \h </w:instrText>
         </w:r>
         <w:r>
           <w:rPr>
@@ -968,7 +954,7 @@
           <w14:ligatures w14:val="standardContextual"/>
         </w:rPr>
       </w:pPr>
-      <w:hyperlink w:anchor="_Toc240371560" w:history="1">
+      <w:hyperlink w:anchor="_Toc240372452" w:history="1">
         <w:r>
           <w:rPr>
             <w:rStyle w:val="Hyperlink"/>
@@ -1004,7 +990,7 @@
             <w:noProof/>
             <w:webHidden/>
           </w:rPr>
-          <w:instrText xml:space="preserve"> PAGEREF _Toc240371560 \h </w:instrText>
+          <w:instrText xml:space="preserve"> PAGEREF _Toc240372452 \h </w:instrText>
         </w:r>
         <w:r>
           <w:rPr>
@@ -1049,7 +1035,7 @@
           <w14:ligatures w14:val="standardContextual"/>
         </w:rPr>
       </w:pPr>
-      <w:hyperlink w:anchor="_Toc240371561" w:history="1">
+      <w:hyperlink w:anchor="_Toc240372453" w:history="1">
         <w:r>
           <w:rPr>
             <w:rStyle w:val="Hyperlink"/>
@@ -1085,7 +1071,7 @@
             <w:noProof/>
             <w:webHidden/>
           </w:rPr>
-          <w:instrText xml:space="preserve"> PAGEREF _Toc240371561 \h </w:instrText>
+          <w:instrText xml:space="preserve"> PAGEREF _Toc240372453 \h </w:instrText>
         </w:r>
         <w:r>
           <w:rPr>
@@ -1130,7 +1116,7 @@
           <w14:ligatures w14:val="standardContextual"/>
         </w:rPr>
       </w:pPr>
-      <w:hyperlink w:anchor="_Toc240371562" w:history="1">
+      <w:hyperlink w:anchor="_Toc240372454" w:history="1">
         <w:r>
           <w:rPr>
             <w:rStyle w:val="Hyperlink"/>
@@ -1166,7 +1152,7 @@
             <w:noProof/>
             <w:webHidden/>
           </w:rPr>
-          <w:instrText xml:space="preserve"> PAGEREF _Toc240371562 \h </w:instrText>
+          <w:instrText xml:space="preserve"> PAGEREF _Toc240372454 \h </w:instrText>
         </w:r>
         <w:r>
           <w:rPr>
@@ -1211,7 +1197,7 @@
           <w14:ligatures w14:val="standardContextual"/>
         </w:rPr>
       </w:pPr>
-      <w:hyperlink w:anchor="_Toc240371563" w:history="1">
+      <w:hyperlink w:anchor="_Toc240372455" w:history="1">
         <w:r>
           <w:rPr>
             <w:rStyle w:val="Hyperlink"/>
@@ -1247,7 +1233,7 @@
             <w:noProof/>
             <w:webHidden/>
           </w:rPr>
-          <w:instrText xml:space="preserve"> PAGEREF _Toc240371563 \h </w:instrText>
+          <w:instrText xml:space="preserve"> PAGEREF _Toc240372455 \h </w:instrText>
         </w:r>
         <w:r>
           <w:rPr>
@@ -1292,7 +1278,7 @@
           <w14:ligatures w14:val="standardContextual"/>
         </w:rPr>
       </w:pPr>
-      <w:hyperlink w:anchor="_Toc240371564" w:history="1">
+      <w:hyperlink w:anchor="_Toc240372456" w:history="1">
         <w:r>
           <w:rPr>
             <w:rStyle w:val="Hyperlink"/>
@@ -1328,7 +1314,7 @@
             <w:noProof/>
             <w:webHidden/>
           </w:rPr>
-          <w:instrText xml:space="preserve"> PAGEREF _Toc240371564 \h </w:instrText>
+          <w:instrText xml:space="preserve"> PAGEREF _Toc240372456 \h </w:instrText>
         </w:r>
         <w:r>
           <w:rPr>
@@ -1373,7 +1359,7 @@
           <w14:ligatures w14:val="standardContextual"/>
         </w:rPr>
       </w:pPr>
-      <w:hyperlink w:anchor="_Toc240371565" w:history="1">
+      <w:hyperlink w:anchor="_Toc240372457" w:history="1">
         <w:r>
           <w:rPr>
             <w:rStyle w:val="Hyperlink"/>
@@ -1409,7 +1395,7 @@
             <w:noProof/>
             <w:webHidden/>
           </w:rPr>
-          <w:instrText xml:space="preserve"> PAGEREF _Toc240371565 \h </w:instrText>
+          <w:instrText xml:space="preserve"> PAGEREF _Toc240372457 \h </w:instrText>
         </w:r>
         <w:r>
           <w:rPr>
@@ -1454,7 +1440,7 @@
           <w14:ligatures w14:val="standardContextual"/>
         </w:rPr>
       </w:pPr>
-      <w:hyperlink w:anchor="_Toc240371566" w:history="1">
+      <w:hyperlink w:anchor="_Toc240372458" w:history="1">
         <w:r>
           <w:rPr>
             <w:rStyle w:val="Hyperlink"/>
@@ -1490,7 +1476,7 @@
             <w:noProof/>
             <w:webHidden/>
           </w:rPr>
-          <w:instrText xml:space="preserve"> PAGEREF _Toc240371566 \h </w:instrText>
+          <w:instrText xml:space="preserve"> PAGEREF _Toc240372458 \h </w:instrText>
         </w:r>
         <w:r>
           <w:rPr>
@@ -1535,7 +1521,7 @@
           <w14:ligatures w14:val="standardContextual"/>
         </w:rPr>
       </w:pPr>
-      <w:hyperlink w:anchor="_Toc240371567" w:history="1">
+      <w:hyperlink w:anchor="_Toc240372459" w:history="1">
         <w:r>
           <w:rPr>
             <w:rStyle w:val="Hyperlink"/>
@@ -1571,7 +1557,7 @@
             <w:noProof/>
             <w:webHidden/>
           </w:rPr>
-          <w:instrText xml:space="preserve"> PAGEREF _Toc240371567 \h </w:instrText>
+          <w:instrText xml:space="preserve"> PAGEREF _Toc240372459 \h </w:instrText>
         </w:r>
         <w:r>
           <w:rPr>
@@ -1616,7 +1602,7 @@
           <w14:ligatures w14:val="standardContextual"/>
         </w:rPr>
       </w:pPr>
-      <w:hyperlink w:anchor="_Toc240371568" w:history="1">
+      <w:hyperlink w:anchor="_Toc240372460" w:history="1">
         <w:r>
           <w:rPr>
             <w:rStyle w:val="Hyperlink"/>
@@ -1652,7 +1638,7 @@
             <w:noProof/>
             <w:webHidden/>
           </w:rPr>
-          <w:instrText xml:space="preserve"> PAGEREF _Toc240371568 \h </w:instrText>
+          <w:instrText xml:space="preserve"> PAGEREF _Toc240372460 \h </w:instrText>
         </w:r>
         <w:r>
           <w:rPr>
@@ -1697,7 +1683,7 @@
           <w14:ligatures w14:val="standardContextual"/>
         </w:rPr>
       </w:pPr>
-      <w:hyperlink w:anchor="_Toc240371569" w:history="1">
+      <w:hyperlink w:anchor="_Toc240372461" w:history="1">
         <w:r>
           <w:rPr>
             <w:rStyle w:val="Hyperlink"/>
@@ -1733,7 +1719,7 @@
             <w:noProof/>
             <w:webHidden/>
           </w:rPr>
-          <w:instrText xml:space="preserve"> PAGEREF _Toc240371569 \h </w:instrText>
+          <w:instrText xml:space="preserve"> PAGEREF _Toc240372461 \h </w:instrText>
         </w:r>
         <w:r>
           <w:rPr>
@@ -1778,7 +1764,7 @@
           <w14:ligatures w14:val="standardContextual"/>
         </w:rPr>
       </w:pPr>
-      <w:hyperlink w:anchor="_Toc240371570" w:history="1">
+      <w:hyperlink w:anchor="_Toc240372462" w:history="1">
         <w:r>
           <w:rPr>
             <w:rStyle w:val="Hyperlink"/>
@@ -1814,7 +1800,7 @@
             <w:noProof/>
             <w:webHidden/>
           </w:rPr>
-          <w:instrText xml:space="preserve"> PAGEREF _Toc240371570 \h </w:instrText>
+          <w:instrText xml:space="preserve"> PAGEREF _Toc240372462 \h </w:instrText>
         </w:r>
         <w:r>
           <w:rPr>
@@ -1859,7 +1845,7 @@
           <w14:ligatures w14:val="standardContextual"/>
         </w:rPr>
       </w:pPr>
-      <w:hyperlink w:anchor="_Toc240371571" w:history="1">
+      <w:hyperlink w:anchor="_Toc240372463" w:history="1">
         <w:r>
           <w:rPr>
             <w:rStyle w:val="Hyperlink"/>
@@ -1895,7 +1881,7 @@
             <w:noProof/>
             <w:webHidden/>
           </w:rPr>
-          <w:instrText xml:space="preserve"> PAGEREF _Toc240371571 \h </w:instrText>
+          <w:instrText xml:space="preserve"> PAGEREF _Toc240372463 \h </w:instrText>
         </w:r>
         <w:r>
           <w:rPr>
@@ -1940,7 +1926,7 @@
           <w14:ligatures w14:val="standardContextual"/>
         </w:rPr>
       </w:pPr>
-      <w:hyperlink w:anchor="_Toc240371572" w:history="1">
+      <w:hyperlink w:anchor="_Toc240372464" w:history="1">
         <w:r>
           <w:rPr>
             <w:rStyle w:val="Hyperlink"/>
@@ -1976,7 +1962,7 @@
             <w:noProof/>
             <w:webHidden/>
           </w:rPr>
-          <w:instrText xml:space="preserve"> PAGEREF _Toc240371572 \h </w:instrText>
+          <w:instrText xml:space="preserve"> PAGEREF _Toc240372464 \h </w:instrText>
         </w:r>
         <w:r>
           <w:rPr>
@@ -2441,7 +2427,7 @@
         <w:pStyle w:val="Heading1"/>
         <w:spacing w:before="240" w:after="120"/>
       </w:pPr>
-      <w:bookmarkStart w:id="0" w:name="_Toc240371551"/>
+      <w:bookmarkStart w:id="0" w:name="_Toc240372443"/>
       <w:r>
         <w:rPr>
           <w:rFonts w:ascii="Times New Roman" w:eastAsia="黑体" w:hAnsi="Times New Roman"/>
@@ -2865,7 +2851,7 @@
         <w:pStyle w:val="Heading1"/>
         <w:spacing w:before="240" w:after="120"/>
       </w:pPr>
-      <w:bookmarkStart w:id="1" w:name="_Toc240371552"/>
+      <w:bookmarkStart w:id="1" w:name="_Toc240372444"/>
       <w:r>
         <w:rPr>
           <w:rFonts w:ascii="Times New Roman" w:eastAsia="黑体" w:hAnsi="Times New Roman"/>
@@ -2889,7 +2875,7 @@
         <w:pStyle w:val="Heading2"/>
         <w:spacing w:before="240" w:after="120"/>
       </w:pPr>
-      <w:bookmarkStart w:id="2" w:name="_Toc240371553"/>
+      <w:bookmarkStart w:id="2" w:name="_Toc240372445"/>
       <w:r>
         <w:rPr>
           <w:rFonts w:ascii="Times New Roman" w:eastAsia="黑体" w:hAnsi="Times New Roman"/>
@@ -3083,7 +3069,7 @@
         <w:pStyle w:val="Heading2"/>
         <w:spacing w:before="240" w:after="120"/>
       </w:pPr>
-      <w:bookmarkStart w:id="3" w:name="_Toc240371554"/>
+      <w:bookmarkStart w:id="3" w:name="_Toc240372446"/>
       <w:r>
         <w:rPr>
           <w:rFonts w:ascii="Times New Roman" w:eastAsia="黑体" w:hAnsi="Times New Roman"/>
@@ -3116,7 +3102,7 @@
         <w:pStyle w:val="Heading2"/>
         <w:spacing w:before="240" w:after="120"/>
       </w:pPr>
-      <w:bookmarkStart w:id="4" w:name="_Toc240371555"/>
+      <w:bookmarkStart w:id="4" w:name="_Toc240372447"/>
       <w:r>
         <w:rPr>
           <w:rFonts w:ascii="Times New Roman" w:eastAsia="黑体" w:hAnsi="Times New Roman"/>
@@ -3331,7 +3317,7 @@
         <w:pStyle w:val="Heading2"/>
         <w:spacing w:before="240" w:after="120"/>
       </w:pPr>
-      <w:bookmarkStart w:id="5" w:name="_Toc240371556"/>
+      <w:bookmarkStart w:id="5" w:name="_Toc240372448"/>
       <w:r>
         <w:rPr>
           <w:rFonts w:ascii="Times New Roman" w:eastAsia="黑体" w:hAnsi="Times New Roman"/>
@@ -4186,7 +4172,7 @@
         <w:pStyle w:val="Heading1"/>
         <w:spacing w:before="240" w:after="120"/>
       </w:pPr>
-      <w:bookmarkStart w:id="6" w:name="_Toc240371557"/>
+      <w:bookmarkStart w:id="6" w:name="_Toc240372449"/>
       <w:r>
         <w:rPr>
           <w:rFonts w:ascii="Times New Roman" w:eastAsia="黑体" w:hAnsi="Times New Roman"/>
@@ -5122,7 +5108,7 @@
         <w:pStyle w:val="Heading1"/>
         <w:spacing w:before="240" w:after="120"/>
       </w:pPr>
-      <w:bookmarkStart w:id="7" w:name="_Toc240371558"/>
+      <w:bookmarkStart w:id="7" w:name="_Toc240372450"/>
       <w:r>
         <w:rPr>
           <w:rFonts w:ascii="Times New Roman" w:eastAsia="黑体" w:hAnsi="Times New Roman"/>
@@ -5185,7 +5171,7 @@
         <w:pStyle w:val="Heading2"/>
         <w:spacing w:before="240" w:after="120"/>
       </w:pPr>
-      <w:bookmarkStart w:id="8" w:name="_Toc240371559"/>
+      <w:bookmarkStart w:id="8" w:name="_Toc240372451"/>
       <w:r>
         <w:rPr>
           <w:rFonts w:ascii="Times New Roman" w:eastAsia="黑体" w:hAnsi="Times New Roman"/>
@@ -7361,7 +7347,7 @@
         </w:rPr>
         <w:lastRenderedPageBreak/>
         <w:drawing>
-          <wp:inline distT="0" distB="0" distL="0" distR="0" wp14:anchorId="176765CA" wp14:editId="74B8B266">
+          <wp:inline distT="0" distB="0" distL="0" distR="0" wp14:anchorId="60C0E256" wp14:editId="62B7F62D">
             <wp:extent cx="5580000" cy="3178368"/>
             <wp:effectExtent l="0" t="0" r="0" b="0"/>
             <wp:docPr id="2" name="Picture 2"/>
@@ -7576,7 +7562,7 @@
           <w:noProof/>
         </w:rPr>
         <w:drawing>
-          <wp:inline distT="0" distB="0" distL="0" distR="0" wp14:anchorId="6CA0DFD9" wp14:editId="72B87E24">
+          <wp:inline distT="0" distB="0" distL="0" distR="0" wp14:anchorId="466BFCA1" wp14:editId="37C795FD">
             <wp:extent cx="5580000" cy="3106944"/>
             <wp:effectExtent l="0" t="0" r="0" b="0"/>
             <wp:docPr id="3" name="Picture 3"/>
@@ -7732,7 +7718,7 @@
         </w:rPr>
         <w:lastRenderedPageBreak/>
         <w:drawing>
-          <wp:inline distT="0" distB="0" distL="0" distR="0" wp14:anchorId="2ACC2417" wp14:editId="74914751">
+          <wp:inline distT="0" distB="0" distL="0" distR="0" wp14:anchorId="7ED1DB28" wp14:editId="53D17BFA">
             <wp:extent cx="5580000" cy="2892672"/>
             <wp:effectExtent l="0" t="0" r="0" b="0"/>
             <wp:docPr id="4" name="Picture 4"/>
@@ -7887,7 +7873,7 @@
           <w:noProof/>
         </w:rPr>
         <w:drawing>
-          <wp:inline distT="0" distB="0" distL="0" distR="0" wp14:anchorId="0469DAC7" wp14:editId="6BFAAA94">
+          <wp:inline distT="0" distB="0" distL="0" distR="0" wp14:anchorId="268DF5C5" wp14:editId="2F1A5924">
             <wp:extent cx="5580000" cy="3106944"/>
             <wp:effectExtent l="0" t="0" r="0" b="0"/>
             <wp:docPr id="5" name="Picture 5"/>
@@ -8031,7 +8017,7 @@
         </w:rPr>
         <w:lastRenderedPageBreak/>
         <w:drawing>
-          <wp:inline distT="0" distB="0" distL="0" distR="0" wp14:anchorId="0A6EE901" wp14:editId="5BED7AF1">
+          <wp:inline distT="0" distB="0" distL="0" distR="0" wp14:anchorId="20DA7400" wp14:editId="77A0E722">
             <wp:extent cx="5580000" cy="2178432"/>
             <wp:effectExtent l="0" t="0" r="0" b="0"/>
             <wp:docPr id="6" name="Picture 6"/>
@@ -8210,7 +8196,7 @@
           <w:noProof/>
         </w:rPr>
         <w:drawing>
-          <wp:inline distT="0" distB="0" distL="0" distR="0" wp14:anchorId="40925681" wp14:editId="490D5C5E">
+          <wp:inline distT="0" distB="0" distL="0" distR="0" wp14:anchorId="72CFF9F6" wp14:editId="2FB540E3">
             <wp:extent cx="5580000" cy="2178432"/>
             <wp:effectExtent l="0" t="0" r="0" b="0"/>
             <wp:docPr id="7" name="Picture 7"/>
@@ -8377,7 +8363,7 @@
           <w:noProof/>
         </w:rPr>
         <w:drawing>
-          <wp:inline distT="0" distB="0" distL="0" distR="0" wp14:anchorId="209D6342" wp14:editId="50F59E09">
+          <wp:inline distT="0" distB="0" distL="0" distR="0" wp14:anchorId="57871B4E" wp14:editId="752F6D2E">
             <wp:extent cx="5580000" cy="1678464"/>
             <wp:effectExtent l="0" t="0" r="0" b="0"/>
             <wp:docPr id="8" name="Picture 8"/>
@@ -8557,7 +8543,7 @@
         </w:rPr>
         <w:lastRenderedPageBreak/>
         <w:drawing>
-          <wp:inline distT="0" distB="0" distL="0" distR="0" wp14:anchorId="79BCAEE9" wp14:editId="568F1335">
+          <wp:inline distT="0" distB="0" distL="0" distR="0" wp14:anchorId="377C627E" wp14:editId="39DB3B17">
             <wp:extent cx="5580000" cy="1678464"/>
             <wp:effectExtent l="0" t="0" r="0" b="0"/>
             <wp:docPr id="9" name="Picture 9"/>
@@ -8736,7 +8722,7 @@
           <w:noProof/>
         </w:rPr>
         <w:drawing>
-          <wp:inline distT="0" distB="0" distL="0" distR="0" wp14:anchorId="49E0CE1E" wp14:editId="50502406">
+          <wp:inline distT="0" distB="0" distL="0" distR="0" wp14:anchorId="2A76A77D" wp14:editId="250440DA">
             <wp:extent cx="5580000" cy="1607040"/>
             <wp:effectExtent l="0" t="0" r="0" b="0"/>
             <wp:docPr id="10" name="Picture 10"/>
@@ -8915,7 +8901,7 @@
           <w:noProof/>
         </w:rPr>
         <w:drawing>
-          <wp:inline distT="0" distB="0" distL="0" distR="0" wp14:anchorId="2D82CCD4" wp14:editId="0DF8A1E8">
+          <wp:inline distT="0" distB="0" distL="0" distR="0" wp14:anchorId="2F38A7E3" wp14:editId="2B8D8E40">
             <wp:extent cx="5580000" cy="1607040"/>
             <wp:effectExtent l="0" t="0" r="0" b="0"/>
             <wp:docPr id="11" name="Picture 11"/>
@@ -9083,7 +9069,7 @@
         </w:rPr>
         <w:lastRenderedPageBreak/>
         <w:drawing>
-          <wp:inline distT="0" distB="0" distL="0" distR="0" wp14:anchorId="1668004C" wp14:editId="2EE0343C">
+          <wp:inline distT="0" distB="0" distL="0" distR="0" wp14:anchorId="7096FE78" wp14:editId="6BAD3DE6">
             <wp:extent cx="5580000" cy="1678464"/>
             <wp:effectExtent l="0" t="0" r="0" b="0"/>
             <wp:docPr id="12" name="Picture 12"/>
@@ -9226,7 +9212,7 @@
           <w:noProof/>
         </w:rPr>
         <w:drawing>
-          <wp:inline distT="0" distB="0" distL="0" distR="0" wp14:anchorId="6A40A65B" wp14:editId="4D3AD29D">
+          <wp:inline distT="0" distB="0" distL="0" distR="0" wp14:anchorId="702C8794" wp14:editId="775A2FAC">
             <wp:extent cx="5580000" cy="1678464"/>
             <wp:effectExtent l="0" t="0" r="0" b="0"/>
             <wp:docPr id="13" name="Picture 13"/>
@@ -9370,7 +9356,7 @@
         </w:rPr>
         <w:lastRenderedPageBreak/>
         <w:drawing>
-          <wp:inline distT="0" distB="0" distL="0" distR="0" wp14:anchorId="64AEBDE7" wp14:editId="1EB84433">
+          <wp:inline distT="0" distB="0" distL="0" distR="0" wp14:anchorId="59E3E3E0" wp14:editId="16A9F519">
             <wp:extent cx="5580000" cy="4384286"/>
             <wp:effectExtent l="0" t="0" r="0" b="0"/>
             <wp:docPr id="14" name="Picture 14"/>
@@ -9550,7 +9536,7 @@
         </w:rPr>
         <w:lastRenderedPageBreak/>
         <w:drawing>
-          <wp:inline distT="0" distB="0" distL="0" distR="0" wp14:anchorId="1E1D26FB" wp14:editId="5F6D257A">
+          <wp:inline distT="0" distB="0" distL="0" distR="0" wp14:anchorId="112C8911" wp14:editId="74930180">
             <wp:extent cx="5580000" cy="4384286"/>
             <wp:effectExtent l="0" t="0" r="0" b="0"/>
             <wp:docPr id="15" name="Picture 15"/>
@@ -9718,7 +9704,7 @@
         </w:rPr>
         <w:lastRenderedPageBreak/>
         <w:drawing>
-          <wp:inline distT="0" distB="0" distL="0" distR="0" wp14:anchorId="79439F4B" wp14:editId="3243089E">
+          <wp:inline distT="0" distB="0" distL="0" distR="0" wp14:anchorId="46AD91C5" wp14:editId="0BBE1F97">
             <wp:extent cx="5580000" cy="3587143"/>
             <wp:effectExtent l="0" t="0" r="0" b="0"/>
             <wp:docPr id="16" name="Picture 16"/>
@@ -9897,7 +9883,7 @@
           <w:noProof/>
         </w:rPr>
         <w:drawing>
-          <wp:inline distT="0" distB="0" distL="0" distR="0" wp14:anchorId="50AE5F5A" wp14:editId="4C8CE440">
+          <wp:inline distT="0" distB="0" distL="0" distR="0" wp14:anchorId="17CEA259" wp14:editId="6D36F68A">
             <wp:extent cx="5580000" cy="3427714"/>
             <wp:effectExtent l="0" t="0" r="0" b="0"/>
             <wp:docPr id="17" name="Picture 17"/>
@@ -10089,7 +10075,7 @@
         </w:rPr>
         <w:lastRenderedPageBreak/>
         <w:drawing>
-          <wp:inline distT="0" distB="0" distL="0" distR="0" wp14:anchorId="541D3BF2" wp14:editId="0091A4CF">
+          <wp:inline distT="0" distB="0" distL="0" distR="0" wp14:anchorId="709CED89" wp14:editId="4F51A611">
             <wp:extent cx="5580000" cy="4330080"/>
             <wp:effectExtent l="0" t="0" r="0" b="0"/>
             <wp:docPr id="18" name="Picture 18"/>
@@ -10245,7 +10231,7 @@
         </w:rPr>
         <w:lastRenderedPageBreak/>
         <w:drawing>
-          <wp:inline distT="0" distB="0" distL="0" distR="0" wp14:anchorId="6E6C5045" wp14:editId="4C505450">
+          <wp:inline distT="0" distB="0" distL="0" distR="0" wp14:anchorId="0A5CB96A" wp14:editId="2241C5D1">
             <wp:extent cx="5580000" cy="2749824"/>
             <wp:effectExtent l="0" t="0" r="0" b="0"/>
             <wp:docPr id="19" name="Picture 19"/>
@@ -10436,7 +10422,7 @@
           <w:noProof/>
         </w:rPr>
         <w:drawing>
-          <wp:inline distT="0" distB="0" distL="0" distR="0" wp14:anchorId="40BF5FFF" wp14:editId="08D298CD">
+          <wp:inline distT="0" distB="0" distL="0" distR="0" wp14:anchorId="504EA024" wp14:editId="73626E46">
             <wp:extent cx="5580000" cy="1964160"/>
             <wp:effectExtent l="0" t="0" r="0" b="0"/>
             <wp:docPr id="20" name="Picture 20"/>
@@ -10646,7 +10632,7 @@
         </w:rPr>
         <w:lastRenderedPageBreak/>
         <w:drawing>
-          <wp:inline distT="0" distB="0" distL="0" distR="0" wp14:anchorId="123C97D0" wp14:editId="3998C7E7">
+          <wp:inline distT="0" distB="0" distL="0" distR="0" wp14:anchorId="222D7489" wp14:editId="44DC5E0C">
             <wp:extent cx="5580000" cy="3821184"/>
             <wp:effectExtent l="0" t="0" r="0" b="0"/>
             <wp:docPr id="21" name="Picture 21"/>
@@ -10813,7 +10799,7 @@
           <w:noProof/>
         </w:rPr>
         <w:drawing>
-          <wp:inline distT="0" distB="0" distL="0" distR="0" wp14:anchorId="3539AB61" wp14:editId="00708681">
+          <wp:inline distT="0" distB="0" distL="0" distR="0" wp14:anchorId="5510C7A0" wp14:editId="7FC73A16">
             <wp:extent cx="5580000" cy="464256"/>
             <wp:effectExtent l="0" t="0" r="0" b="0"/>
             <wp:docPr id="22" name="Picture 22"/>
@@ -10974,7 +10960,7 @@
           <w:noProof/>
         </w:rPr>
         <w:drawing>
-          <wp:inline distT="0" distB="0" distL="0" distR="0" wp14:anchorId="77E4A34E" wp14:editId="1959DA21">
+          <wp:inline distT="0" distB="0" distL="0" distR="0" wp14:anchorId="190C4C97" wp14:editId="07E2F43B">
             <wp:extent cx="5580000" cy="535680"/>
             <wp:effectExtent l="0" t="0" r="0" b="0"/>
             <wp:docPr id="23" name="Picture 23"/>
@@ -11142,7 +11128,7 @@
         </w:rPr>
         <w:lastRenderedPageBreak/>
         <w:drawing>
-          <wp:inline distT="0" distB="0" distL="0" distR="0" wp14:anchorId="2711ED7F" wp14:editId="75D0DBE1">
+          <wp:inline distT="0" distB="0" distL="0" distR="0" wp14:anchorId="28C037D4" wp14:editId="712A82ED">
             <wp:extent cx="5580000" cy="892800"/>
             <wp:effectExtent l="0" t="0" r="0" b="0"/>
             <wp:docPr id="24" name="Picture 24"/>
@@ -11333,7 +11319,7 @@
           <w:noProof/>
         </w:rPr>
         <w:drawing>
-          <wp:inline distT="0" distB="0" distL="0" distR="0" wp14:anchorId="68903029" wp14:editId="7E94849C">
+          <wp:inline distT="0" distB="0" distL="0" distR="0" wp14:anchorId="06ED9FCF" wp14:editId="65187647">
             <wp:extent cx="5580000" cy="535680"/>
             <wp:effectExtent l="0" t="0" r="0" b="0"/>
             <wp:docPr id="25" name="Picture 25"/>
@@ -11566,7 +11552,7 @@
           <w:noProof/>
         </w:rPr>
         <w:drawing>
-          <wp:inline distT="0" distB="0" distL="0" distR="0" wp14:anchorId="22B04E35" wp14:editId="60B512B4">
+          <wp:inline distT="0" distB="0" distL="0" distR="0" wp14:anchorId="767E76D4" wp14:editId="6CA19893">
             <wp:extent cx="5580000" cy="607104"/>
             <wp:effectExtent l="0" t="0" r="0" b="0"/>
             <wp:docPr id="26" name="Picture 26"/>
@@ -11769,7 +11755,7 @@
           <w:noProof/>
         </w:rPr>
         <w:drawing>
-          <wp:inline distT="0" distB="0" distL="0" distR="0" wp14:anchorId="1D9B8039" wp14:editId="7192D5B5">
+          <wp:inline distT="0" distB="0" distL="0" distR="0" wp14:anchorId="0E673F75" wp14:editId="29FA2F51">
             <wp:extent cx="5580000" cy="464256"/>
             <wp:effectExtent l="0" t="0" r="0" b="0"/>
             <wp:docPr id="27" name="Picture 27"/>
@@ -11960,7 +11946,7 @@
           <w:noProof/>
         </w:rPr>
         <w:drawing>
-          <wp:inline distT="0" distB="0" distL="0" distR="0" wp14:anchorId="291D7A24" wp14:editId="6AE37471">
+          <wp:inline distT="0" distB="0" distL="0" distR="0" wp14:anchorId="7DF5F8A9" wp14:editId="60515B1C">
             <wp:extent cx="5580000" cy="535680"/>
             <wp:effectExtent l="0" t="0" r="0" b="0"/>
             <wp:docPr id="28" name="Picture 28"/>
@@ -12152,7 +12138,7 @@
         </w:rPr>
         <w:lastRenderedPageBreak/>
         <w:drawing>
-          <wp:inline distT="0" distB="0" distL="0" distR="0" wp14:anchorId="32F70A30" wp14:editId="4A4EA615">
+          <wp:inline distT="0" distB="0" distL="0" distR="0" wp14:anchorId="2C213AC8" wp14:editId="11D8DCEE">
             <wp:extent cx="5580000" cy="535680"/>
             <wp:effectExtent l="0" t="0" r="0" b="0"/>
             <wp:docPr id="29" name="Picture 29"/>
@@ -12319,7 +12305,7 @@
           <w:noProof/>
         </w:rPr>
         <w:drawing>
-          <wp:inline distT="0" distB="0" distL="0" distR="0" wp14:anchorId="46465AE1" wp14:editId="14194F1F">
+          <wp:inline distT="0" distB="0" distL="0" distR="0" wp14:anchorId="47A05ADF" wp14:editId="6DCAF0A1">
             <wp:extent cx="5580000" cy="535680"/>
             <wp:effectExtent l="0" t="0" r="0" b="0"/>
             <wp:docPr id="30" name="Picture 30"/>
@@ -12498,7 +12484,7 @@
           <w:noProof/>
         </w:rPr>
         <w:drawing>
-          <wp:inline distT="0" distB="0" distL="0" distR="0" wp14:anchorId="29FD0286" wp14:editId="6A56933D">
+          <wp:inline distT="0" distB="0" distL="0" distR="0" wp14:anchorId="1D7E459B" wp14:editId="1040FB31">
             <wp:extent cx="5580000" cy="749952"/>
             <wp:effectExtent l="0" t="0" r="0" b="0"/>
             <wp:docPr id="31" name="Picture 31"/>
@@ -12689,7 +12675,7 @@
           <w:noProof/>
         </w:rPr>
         <w:drawing>
-          <wp:inline distT="0" distB="0" distL="0" distR="0" wp14:anchorId="165B6CB8" wp14:editId="4C66955A">
+          <wp:inline distT="0" distB="0" distL="0" distR="0" wp14:anchorId="27F13CE7" wp14:editId="6CBA22F0">
             <wp:extent cx="5580000" cy="535680"/>
             <wp:effectExtent l="0" t="0" r="0" b="0"/>
             <wp:docPr id="32" name="Picture 32"/>
@@ -12862,7 +12848,7 @@
           <w:noProof/>
         </w:rPr>
         <w:drawing>
-          <wp:inline distT="0" distB="0" distL="0" distR="0" wp14:anchorId="167C749D" wp14:editId="3F92797C">
+          <wp:inline distT="0" distB="0" distL="0" distR="0" wp14:anchorId="3BDB33CB" wp14:editId="635ECE15">
             <wp:extent cx="5580000" cy="678528"/>
             <wp:effectExtent l="0" t="0" r="0" b="0"/>
             <wp:docPr id="33" name="Picture 33"/>
@@ -13054,7 +13040,7 @@
         </w:rPr>
         <w:lastRenderedPageBreak/>
         <w:drawing>
-          <wp:inline distT="0" distB="0" distL="0" distR="0" wp14:anchorId="714B6AB4" wp14:editId="7549615D">
+          <wp:inline distT="0" distB="0" distL="0" distR="0" wp14:anchorId="4714E594" wp14:editId="07B83277">
             <wp:extent cx="5580000" cy="749952"/>
             <wp:effectExtent l="0" t="0" r="0" b="0"/>
             <wp:docPr id="34" name="Picture 34"/>
@@ -13257,7 +13243,7 @@
           <w:noProof/>
         </w:rPr>
         <w:drawing>
-          <wp:inline distT="0" distB="0" distL="0" distR="0" wp14:anchorId="1B29353B" wp14:editId="16EBE96F">
+          <wp:inline distT="0" distB="0" distL="0" distR="0" wp14:anchorId="4074AE96" wp14:editId="575A828A">
             <wp:extent cx="5580000" cy="535680"/>
             <wp:effectExtent l="0" t="0" r="0" b="0"/>
             <wp:docPr id="35" name="Picture 35"/>
@@ -13436,7 +13422,7 @@
           <w:noProof/>
         </w:rPr>
         <w:drawing>
-          <wp:inline distT="0" distB="0" distL="0" distR="0" wp14:anchorId="7367085C" wp14:editId="52B8A4BC">
+          <wp:inline distT="0" distB="0" distL="0" distR="0" wp14:anchorId="464EBE00" wp14:editId="55DBE5FB">
             <wp:extent cx="5580000" cy="749952"/>
             <wp:effectExtent l="0" t="0" r="0" b="0"/>
             <wp:docPr id="36" name="Picture 36"/>
@@ -13621,7 +13607,7 @@
         <w:pStyle w:val="Heading2"/>
         <w:spacing w:before="240" w:after="120"/>
       </w:pPr>
-      <w:bookmarkStart w:id="9" w:name="_Toc240371560"/>
+      <w:bookmarkStart w:id="9" w:name="_Toc240372452"/>
       <w:r>
         <w:rPr>
           <w:rFonts w:ascii="Times New Roman" w:eastAsia="黑体" w:hAnsi="Times New Roman"/>
@@ -15001,7 +14987,7 @@
           <w:noProof/>
         </w:rPr>
         <w:drawing>
-          <wp:inline distT="0" distB="0" distL="0" distR="0" wp14:anchorId="1094AF1E" wp14:editId="330EDE2D">
+          <wp:inline distT="0" distB="0" distL="0" distR="0" wp14:anchorId="7012C22C" wp14:editId="1AAFF2B8">
             <wp:extent cx="5580000" cy="1392768"/>
             <wp:effectExtent l="0" t="0" r="0" b="0"/>
             <wp:docPr id="37" name="Picture 37"/>
@@ -15192,7 +15178,7 @@
           <w:noProof/>
         </w:rPr>
         <w:drawing>
-          <wp:inline distT="0" distB="0" distL="0" distR="0" wp14:anchorId="5C6E3ABD" wp14:editId="0BD04F10">
+          <wp:inline distT="0" distB="0" distL="0" distR="0" wp14:anchorId="6AFF4380" wp14:editId="5DCD6A5A">
             <wp:extent cx="5580000" cy="892800"/>
             <wp:effectExtent l="0" t="0" r="0" b="0"/>
             <wp:docPr id="38" name="Picture 38"/>
@@ -15408,7 +15394,7 @@
         </w:rPr>
         <w:lastRenderedPageBreak/>
         <w:drawing>
-          <wp:inline distT="0" distB="0" distL="0" distR="0" wp14:anchorId="5175C997" wp14:editId="2EC38936">
+          <wp:inline distT="0" distB="0" distL="0" distR="0" wp14:anchorId="2C75EB6B" wp14:editId="42D530DA">
             <wp:extent cx="5580000" cy="1964160"/>
             <wp:effectExtent l="0" t="0" r="0" b="0"/>
             <wp:docPr id="39" name="Picture 39"/>
@@ -15623,7 +15609,7 @@
         <w:pStyle w:val="Heading2"/>
         <w:spacing w:before="240" w:after="120"/>
       </w:pPr>
-      <w:bookmarkStart w:id="10" w:name="_Toc240371561"/>
+      <w:bookmarkStart w:id="10" w:name="_Toc240372453"/>
       <w:r>
         <w:rPr>
           <w:rFonts w:ascii="Times New Roman" w:eastAsia="黑体" w:hAnsi="Times New Roman"/>
@@ -16988,7 +16974,7 @@
         <w:pStyle w:val="Heading2"/>
         <w:spacing w:before="240" w:after="120"/>
       </w:pPr>
-      <w:bookmarkStart w:id="11" w:name="_Toc240371562"/>
+      <w:bookmarkStart w:id="11" w:name="_Toc240372454"/>
       <w:r>
         <w:rPr>
           <w:rFonts w:ascii="Times New Roman" w:eastAsia="黑体" w:hAnsi="Times New Roman"/>
@@ -19691,7 +19677,7 @@
         <w:pStyle w:val="Heading2"/>
         <w:spacing w:before="240" w:after="120"/>
       </w:pPr>
-      <w:bookmarkStart w:id="12" w:name="_Toc240371563"/>
+      <w:bookmarkStart w:id="12" w:name="_Toc240372455"/>
       <w:r>
         <w:rPr>
           <w:rFonts w:ascii="Times New Roman" w:eastAsia="黑体" w:hAnsi="Times New Roman"/>
@@ -21405,7 +21391,7 @@
         </w:rPr>
         <w:lastRenderedPageBreak/>
         <w:drawing>
-          <wp:inline distT="0" distB="0" distL="0" distR="0" wp14:anchorId="1E73B0EA" wp14:editId="5756C1BF">
+          <wp:inline distT="0" distB="0" distL="0" distR="0" wp14:anchorId="07BFF1E4" wp14:editId="69AF715F">
             <wp:extent cx="5580000" cy="1178496"/>
             <wp:effectExtent l="0" t="0" r="0" b="0"/>
             <wp:docPr id="40" name="Picture 40"/>
@@ -21632,7 +21618,7 @@
           <w:noProof/>
         </w:rPr>
         <w:drawing>
-          <wp:inline distT="0" distB="0" distL="0" distR="0" wp14:anchorId="365393D4" wp14:editId="3F5B04E2">
+          <wp:inline distT="0" distB="0" distL="0" distR="0" wp14:anchorId="0A9D3689" wp14:editId="4C41E442">
             <wp:extent cx="5040000" cy="4500000"/>
             <wp:effectExtent l="0" t="0" r="0" b="0"/>
             <wp:docPr id="41" name="Picture 41"/>
@@ -21800,7 +21786,7 @@
         </w:rPr>
         <w:lastRenderedPageBreak/>
         <w:drawing>
-          <wp:inline distT="0" distB="0" distL="0" distR="0" wp14:anchorId="21D715EA" wp14:editId="5370743E">
+          <wp:inline distT="0" distB="0" distL="0" distR="0" wp14:anchorId="16DEA48D" wp14:editId="765B7043">
             <wp:extent cx="5040000" cy="4500000"/>
             <wp:effectExtent l="0" t="0" r="0" b="0"/>
             <wp:docPr id="42" name="Picture 42"/>
@@ -21949,7 +21935,7 @@
         <w:pStyle w:val="Heading2"/>
         <w:spacing w:before="240" w:after="120"/>
       </w:pPr>
-      <w:bookmarkStart w:id="13" w:name="_Toc240371564"/>
+      <w:bookmarkStart w:id="13" w:name="_Toc240372456"/>
       <w:r>
         <w:rPr>
           <w:rFonts w:ascii="Times New Roman" w:eastAsia="黑体" w:hAnsi="Times New Roman"/>
@@ -22701,7 +22687,7 @@
         <w:pStyle w:val="Heading2"/>
         <w:spacing w:before="240" w:after="120"/>
       </w:pPr>
-      <w:bookmarkStart w:id="14" w:name="_Toc240371565"/>
+      <w:bookmarkStart w:id="14" w:name="_Toc240372457"/>
       <w:r>
         <w:rPr>
           <w:rFonts w:ascii="Times New Roman" w:eastAsia="黑体" w:hAnsi="Times New Roman"/>
@@ -23159,7 +23145,7 @@
         <w:pStyle w:val="Heading2"/>
         <w:spacing w:before="240" w:after="120"/>
       </w:pPr>
-      <w:bookmarkStart w:id="15" w:name="_Toc240371566"/>
+      <w:bookmarkStart w:id="15" w:name="_Toc240372458"/>
       <w:r>
         <w:rPr>
           <w:rFonts w:ascii="Times New Roman" w:eastAsia="黑体" w:hAnsi="Times New Roman"/>
@@ -23559,7 +23545,7 @@
         <w:pStyle w:val="Heading2"/>
         <w:spacing w:before="240" w:after="120"/>
       </w:pPr>
-      <w:bookmarkStart w:id="16" w:name="_Toc240371567"/>
+      <w:bookmarkStart w:id="16" w:name="_Toc240372459"/>
       <w:r>
         <w:rPr>
           <w:rFonts w:ascii="Times New Roman" w:eastAsia="黑体" w:hAnsi="Times New Roman"/>
@@ -23960,7 +23946,7 @@
         <w:pStyle w:val="Heading2"/>
         <w:spacing w:before="240" w:after="120"/>
       </w:pPr>
-      <w:bookmarkStart w:id="17" w:name="_Toc240371568"/>
+      <w:bookmarkStart w:id="17" w:name="_Toc240372460"/>
       <w:r>
         <w:rPr>
           <w:rFonts w:ascii="Times New Roman" w:eastAsia="黑体" w:hAnsi="Times New Roman"/>
@@ -24225,7 +24211,7 @@
         <w:pStyle w:val="Heading1"/>
         <w:spacing w:before="240" w:after="120"/>
       </w:pPr>
-      <w:bookmarkStart w:id="18" w:name="_Toc240371569"/>
+      <w:bookmarkStart w:id="18" w:name="_Toc240372461"/>
       <w:r>
         <w:rPr>
           <w:rFonts w:ascii="Times New Roman" w:eastAsia="黑体" w:hAnsi="Times New Roman"/>
@@ -24500,7 +24486,7 @@
         <w:pStyle w:val="Heading1"/>
         <w:spacing w:before="240" w:after="120"/>
       </w:pPr>
-      <w:bookmarkStart w:id="19" w:name="_Toc240371570"/>
+      <w:bookmarkStart w:id="19" w:name="_Toc240372462"/>
       <w:r>
         <w:rPr>
           <w:rFonts w:ascii="Times New Roman" w:eastAsia="黑体" w:hAnsi="Times New Roman"/>
@@ -24539,7 +24525,7 @@
         <w:pStyle w:val="Heading2"/>
         <w:spacing w:before="240" w:after="120"/>
       </w:pPr>
-      <w:bookmarkStart w:id="20" w:name="_Toc240371571"/>
+      <w:bookmarkStart w:id="20" w:name="_Toc240372463"/>
       <w:r>
         <w:rPr>
           <w:rFonts w:ascii="Times New Roman" w:eastAsia="黑体" w:hAnsi="Times New Roman"/>
@@ -24603,7 +24589,7 @@
         </w:rPr>
         <w:lastRenderedPageBreak/>
         <w:drawing>
-          <wp:inline distT="0" distB="0" distL="0" distR="0" wp14:anchorId="1C285E3E" wp14:editId="53B443B1">
+          <wp:inline distT="0" distB="0" distL="0" distR="0" wp14:anchorId="2CEEBFA4" wp14:editId="5E3AAF72">
             <wp:extent cx="5580000" cy="4330080"/>
             <wp:effectExtent l="0" t="0" r="0" b="0"/>
             <wp:docPr id="43" name="Picture 43"/>
@@ -24854,7 +24840,7 @@
           <w:noProof/>
         </w:rPr>
         <w:drawing>
-          <wp:inline distT="0" distB="0" distL="0" distR="0" wp14:anchorId="4595CEF8" wp14:editId="1F31C8A0">
+          <wp:inline distT="0" distB="0" distL="0" distR="0" wp14:anchorId="0C69A373" wp14:editId="4BB02FFE">
             <wp:extent cx="5580000" cy="1678464"/>
             <wp:effectExtent l="0" t="0" r="0" b="0"/>
             <wp:docPr id="44" name="Picture 44"/>
@@ -25010,7 +24996,7 @@
         </w:rPr>
         <w:lastRenderedPageBreak/>
         <w:drawing>
-          <wp:inline distT="0" distB="0" distL="0" distR="0" wp14:anchorId="53EA755F" wp14:editId="64A58FC8">
+          <wp:inline distT="0" distB="0" distL="0" distR="0" wp14:anchorId="412E0C79" wp14:editId="1EA158B3">
             <wp:extent cx="5040000" cy="4500000"/>
             <wp:effectExtent l="0" t="0" r="0" b="0"/>
             <wp:docPr id="45" name="Picture 45"/>
@@ -25190,7 +25176,7 @@
         </w:rPr>
         <w:lastRenderedPageBreak/>
         <w:drawing>
-          <wp:inline distT="0" distB="0" distL="0" distR="0" wp14:anchorId="3E89D66E" wp14:editId="48F40D95">
+          <wp:inline distT="0" distB="0" distL="0" distR="0" wp14:anchorId="2ED47D3B" wp14:editId="28D50EBC">
             <wp:extent cx="5040000" cy="4500000"/>
             <wp:effectExtent l="0" t="0" r="0" b="0"/>
             <wp:docPr id="46" name="Picture 46"/>
@@ -25339,7 +25325,7 @@
         <w:pStyle w:val="Heading2"/>
         <w:spacing w:before="240" w:after="120"/>
       </w:pPr>
-      <w:bookmarkStart w:id="21" w:name="_Toc240371572"/>
+      <w:bookmarkStart w:id="21" w:name="_Toc240372464"/>
       <w:r>
         <w:rPr>
           <w:rFonts w:ascii="Times New Roman" w:eastAsia="黑体" w:hAnsi="Times New Roman"/>
@@ -25397,7 +25383,7 @@
         </w:rPr>
         <w:lastRenderedPageBreak/>
         <w:drawing>
-          <wp:inline distT="0" distB="0" distL="0" distR="0" wp14:anchorId="55B9DBE1" wp14:editId="56351CE8">
+          <wp:inline distT="0" distB="0" distL="0" distR="0" wp14:anchorId="10A31505" wp14:editId="5B6A28AC">
             <wp:extent cx="5040000" cy="4500000"/>
             <wp:effectExtent l="0" t="0" r="0" b="0"/>
             <wp:docPr id="47" name="Picture 47"/>
@@ -25565,7 +25551,7 @@
         </w:rPr>
         <w:lastRenderedPageBreak/>
         <w:drawing>
-          <wp:inline distT="0" distB="0" distL="0" distR="0" wp14:anchorId="4EA2C5C6" wp14:editId="558A206F">
+          <wp:inline distT="0" distB="0" distL="0" distR="0" wp14:anchorId="12A72FBF" wp14:editId="32DF5D06">
             <wp:extent cx="4200000" cy="4500000"/>
             <wp:effectExtent l="0" t="0" r="0" b="0"/>
             <wp:docPr id="48" name="Picture 48"/>
@@ -25757,7 +25743,7 @@
         </w:rPr>
         <w:lastRenderedPageBreak/>
         <w:drawing>
-          <wp:inline distT="0" distB="0" distL="0" distR="0" wp14:anchorId="2F0B248E" wp14:editId="59863A72">
+          <wp:inline distT="0" distB="0" distL="0" distR="0" wp14:anchorId="3E007038" wp14:editId="31DDE14C">
             <wp:extent cx="5580000" cy="3260552"/>
             <wp:effectExtent l="0" t="0" r="0" b="0"/>
             <wp:docPr id="49" name="Picture 49"/>
@@ -25936,7 +25922,7 @@
           <w:noProof/>
         </w:rPr>
         <w:drawing>
-          <wp:inline distT="0" distB="0" distL="0" distR="0" wp14:anchorId="0D7CFF9C" wp14:editId="0F66AF22">
+          <wp:inline distT="0" distB="0" distL="0" distR="0" wp14:anchorId="2818E8FE" wp14:editId="5EAF1D95">
             <wp:extent cx="5580000" cy="3268881"/>
             <wp:effectExtent l="0" t="0" r="0" b="0"/>
             <wp:docPr id="50" name="Picture 50"/>
@@ -26116,7 +26102,7 @@
         </w:rPr>
         <w:lastRenderedPageBreak/>
         <w:drawing>
-          <wp:inline distT="0" distB="0" distL="0" distR="0" wp14:anchorId="71596C50" wp14:editId="0E9D256A">
+          <wp:inline distT="0" distB="0" distL="0" distR="0" wp14:anchorId="7F0EB7A4" wp14:editId="72A7F899">
             <wp:extent cx="5000407" cy="4500000"/>
             <wp:effectExtent l="0" t="0" r="0" b="0"/>
             <wp:docPr id="51" name="Picture 51"/>
@@ -26584,31 +26570,31 @@
       </w:rPr>
     </w:lvl>
   </w:abstractNum>
-  <w:num w:numId="1" w16cid:durableId="940185747">
+  <w:num w:numId="1" w16cid:durableId="1305889047">
     <w:abstractNumId w:val="8"/>
   </w:num>
-  <w:num w:numId="2" w16cid:durableId="771703092">
+  <w:num w:numId="2" w16cid:durableId="688290992">
     <w:abstractNumId w:val="6"/>
   </w:num>
-  <w:num w:numId="3" w16cid:durableId="125970832">
+  <w:num w:numId="3" w16cid:durableId="1360397819">
     <w:abstractNumId w:val="5"/>
   </w:num>
-  <w:num w:numId="4" w16cid:durableId="18050618">
+  <w:num w:numId="4" w16cid:durableId="414321330">
     <w:abstractNumId w:val="4"/>
   </w:num>
-  <w:num w:numId="5" w16cid:durableId="1424063099">
+  <w:num w:numId="5" w16cid:durableId="1489437561">
     <w:abstractNumId w:val="7"/>
   </w:num>
-  <w:num w:numId="6" w16cid:durableId="1583903887">
+  <w:num w:numId="6" w16cid:durableId="2137602836">
     <w:abstractNumId w:val="3"/>
   </w:num>
-  <w:num w:numId="7" w16cid:durableId="1096901661">
+  <w:num w:numId="7" w16cid:durableId="1199011270">
     <w:abstractNumId w:val="2"/>
   </w:num>
-  <w:num w:numId="8" w16cid:durableId="1341590077">
+  <w:num w:numId="8" w16cid:durableId="53509152">
     <w:abstractNumId w:val="1"/>
   </w:num>
-  <w:num w:numId="9" w16cid:durableId="903949932">
+  <w:num w:numId="9" w16cid:durableId="1932617463">
     <w:abstractNumId w:val="0"/>
   </w:num>
 </w:numbering>
@@ -38024,7 +38010,7 @@
     <w:basedOn w:val="DefaultParagraphFont"/>
     <w:uiPriority w:val="99"/>
     <w:unhideWhenUsed/>
-    <w:rsid w:val="00040761"/>
+    <w:rsid w:val="006B39CE"/>
     <w:rPr>
       <w:color w:val="0000FF" w:themeColor="hyperlink"/>
       <w:u w:val="single"/>

--- a/checklist_tool/指导书与核查工具交叉验证报告.docx
+++ b/checklist_tool/指导书与核查工具交叉验证报告.docx
@@ -57,6 +57,9 @@
     <w:p/>
     <w:p/>
     <w:p>
+      <w:pPr>
+        <w:ind w:firstLine="560"/>
+      </w:pPr>
       <w:r>
         <w:rPr>
           <w:sz w:val="28"/>
@@ -101,6 +104,9 @@
       </w:r>
     </w:p>
     <w:p>
+      <w:pPr>
+        <w:ind w:firstLine="560"/>
+      </w:pPr>
       <w:r>
         <w:rPr>
           <w:sz w:val="28"/>
@@ -186,7 +192,7 @@
       <w:r>
         <w:fldChar w:fldCharType="separate"/>
       </w:r>
-      <w:hyperlink w:anchor="_Toc240372901" w:history="1">
+      <w:hyperlink w:anchor="_Toc240374850" w:history="1">
         <w:r>
           <w:rPr>
             <w:rStyle w:val="Hyperlink"/>
@@ -222,7 +228,7 @@
             <w:noProof/>
             <w:webHidden/>
           </w:rPr>
-          <w:instrText xml:space="preserve"> PAGEREF _Toc240372901 \h </w:instrText>
+          <w:instrText xml:space="preserve"> PAGEREF _Toc240374850 \h </w:instrText>
         </w:r>
         <w:r>
           <w:rPr>
@@ -267,7 +273,7 @@
           <w14:ligatures w14:val="standardContextual"/>
         </w:rPr>
       </w:pPr>
-      <w:hyperlink w:anchor="_Toc240372902" w:history="1">
+      <w:hyperlink w:anchor="_Toc240374851" w:history="1">
         <w:r>
           <w:rPr>
             <w:rStyle w:val="Hyperlink"/>
@@ -303,7 +309,7 @@
             <w:noProof/>
             <w:webHidden/>
           </w:rPr>
-          <w:instrText xml:space="preserve"> PAGEREF _Toc240372902 \h </w:instrText>
+          <w:instrText xml:space="preserve"> PAGEREF _Toc240374851 \h </w:instrText>
         </w:r>
         <w:r>
           <w:rPr>
@@ -348,7 +354,7 @@
           <w14:ligatures w14:val="standardContextual"/>
         </w:rPr>
       </w:pPr>
-      <w:hyperlink w:anchor="_Toc240372903" w:history="1">
+      <w:hyperlink w:anchor="_Toc240374852" w:history="1">
         <w:r>
           <w:rPr>
             <w:rStyle w:val="Hyperlink"/>
@@ -384,7 +390,7 @@
             <w:noProof/>
             <w:webHidden/>
           </w:rPr>
-          <w:instrText xml:space="preserve"> PAGEREF _Toc240372903 \h </w:instrText>
+          <w:instrText xml:space="preserve"> PAGEREF _Toc240374852 \h </w:instrText>
         </w:r>
         <w:r>
           <w:rPr>
@@ -429,7 +435,7 @@
           <w14:ligatures w14:val="standardContextual"/>
         </w:rPr>
       </w:pPr>
-      <w:hyperlink w:anchor="_Toc240372904" w:history="1">
+      <w:hyperlink w:anchor="_Toc240374853" w:history="1">
         <w:r>
           <w:rPr>
             <w:rStyle w:val="Hyperlink"/>
@@ -465,7 +471,7 @@
             <w:noProof/>
             <w:webHidden/>
           </w:rPr>
-          <w:instrText xml:space="preserve"> PAGEREF _Toc240372904 \h </w:instrText>
+          <w:instrText xml:space="preserve"> PAGEREF _Toc240374853 \h </w:instrText>
         </w:r>
         <w:r>
           <w:rPr>
@@ -510,7 +516,7 @@
           <w14:ligatures w14:val="standardContextual"/>
         </w:rPr>
       </w:pPr>
-      <w:hyperlink w:anchor="_Toc240372905" w:history="1">
+      <w:hyperlink w:anchor="_Toc240374854" w:history="1">
         <w:r>
           <w:rPr>
             <w:rStyle w:val="Hyperlink"/>
@@ -546,7 +552,7 @@
             <w:noProof/>
             <w:webHidden/>
           </w:rPr>
-          <w:instrText xml:space="preserve"> PAGEREF _Toc240372905 \h </w:instrText>
+          <w:instrText xml:space="preserve"> PAGEREF _Toc240374854 \h </w:instrText>
         </w:r>
         <w:r>
           <w:rPr>
@@ -591,7 +597,7 @@
           <w14:ligatures w14:val="standardContextual"/>
         </w:rPr>
       </w:pPr>
-      <w:hyperlink w:anchor="_Toc240372906" w:history="1">
+      <w:hyperlink w:anchor="_Toc240374855" w:history="1">
         <w:r>
           <w:rPr>
             <w:rStyle w:val="Hyperlink"/>
@@ -627,7 +633,7 @@
             <w:noProof/>
             <w:webHidden/>
           </w:rPr>
-          <w:instrText xml:space="preserve"> PAGEREF _Toc240372906 \h </w:instrText>
+          <w:instrText xml:space="preserve"> PAGEREF _Toc240374855 \h </w:instrText>
         </w:r>
         <w:r>
           <w:rPr>
@@ -672,7 +678,7 @@
           <w14:ligatures w14:val="standardContextual"/>
         </w:rPr>
       </w:pPr>
-      <w:hyperlink w:anchor="_Toc240372907" w:history="1">
+      <w:hyperlink w:anchor="_Toc240374856" w:history="1">
         <w:r>
           <w:rPr>
             <w:rStyle w:val="Hyperlink"/>
@@ -708,7 +714,7 @@
             <w:noProof/>
             <w:webHidden/>
           </w:rPr>
-          <w:instrText xml:space="preserve"> PAGEREF _Toc240372907 \h </w:instrText>
+          <w:instrText xml:space="preserve"> PAGEREF _Toc240374856 \h </w:instrText>
         </w:r>
         <w:r>
           <w:rPr>
@@ -753,7 +759,7 @@
           <w14:ligatures w14:val="standardContextual"/>
         </w:rPr>
       </w:pPr>
-      <w:hyperlink w:anchor="_Toc240372908" w:history="1">
+      <w:hyperlink w:anchor="_Toc240374857" w:history="1">
         <w:r>
           <w:rPr>
             <w:rStyle w:val="Hyperlink"/>
@@ -789,7 +795,7 @@
             <w:noProof/>
             <w:webHidden/>
           </w:rPr>
-          <w:instrText xml:space="preserve"> PAGEREF _Toc240372908 \h </w:instrText>
+          <w:instrText xml:space="preserve"> PAGEREF _Toc240374857 \h </w:instrText>
         </w:r>
         <w:r>
           <w:rPr>
@@ -834,7 +840,7 @@
           <w14:ligatures w14:val="standardContextual"/>
         </w:rPr>
       </w:pPr>
-      <w:hyperlink w:anchor="_Toc240372909" w:history="1">
+      <w:hyperlink w:anchor="_Toc240374858" w:history="1">
         <w:r>
           <w:rPr>
             <w:rStyle w:val="Hyperlink"/>
@@ -870,7 +876,7 @@
             <w:noProof/>
             <w:webHidden/>
           </w:rPr>
-          <w:instrText xml:space="preserve"> PAGEREF _Toc240372909 \h </w:instrText>
+          <w:instrText xml:space="preserve"> PAGEREF _Toc240374858 \h </w:instrText>
         </w:r>
         <w:r>
           <w:rPr>
@@ -915,7 +921,7 @@
           <w14:ligatures w14:val="standardContextual"/>
         </w:rPr>
       </w:pPr>
-      <w:hyperlink w:anchor="_Toc240372910" w:history="1">
+      <w:hyperlink w:anchor="_Toc240374859" w:history="1">
         <w:r>
           <w:rPr>
             <w:rStyle w:val="Hyperlink"/>
@@ -951,7 +957,7 @@
             <w:noProof/>
             <w:webHidden/>
           </w:rPr>
-          <w:instrText xml:space="preserve"> PAGEREF _Toc240372910 \h </w:instrText>
+          <w:instrText xml:space="preserve"> PAGEREF _Toc240374859 \h </w:instrText>
         </w:r>
         <w:r>
           <w:rPr>
@@ -996,7 +1002,7 @@
           <w14:ligatures w14:val="standardContextual"/>
         </w:rPr>
       </w:pPr>
-      <w:hyperlink w:anchor="_Toc240372911" w:history="1">
+      <w:hyperlink w:anchor="_Toc240374860" w:history="1">
         <w:r>
           <w:rPr>
             <w:rStyle w:val="Hyperlink"/>
@@ -1032,7 +1038,7 @@
             <w:noProof/>
             <w:webHidden/>
           </w:rPr>
-          <w:instrText xml:space="preserve"> PAGEREF _Toc240372911 \h </w:instrText>
+          <w:instrText xml:space="preserve"> PAGEREF _Toc240374860 \h </w:instrText>
         </w:r>
         <w:r>
           <w:rPr>
@@ -1077,7 +1083,7 @@
           <w14:ligatures w14:val="standardContextual"/>
         </w:rPr>
       </w:pPr>
-      <w:hyperlink w:anchor="_Toc240372912" w:history="1">
+      <w:hyperlink w:anchor="_Toc240374861" w:history="1">
         <w:r>
           <w:rPr>
             <w:rStyle w:val="Hyperlink"/>
@@ -1113,7 +1119,7 @@
             <w:noProof/>
             <w:webHidden/>
           </w:rPr>
-          <w:instrText xml:space="preserve"> PAGEREF _Toc240372912 \h </w:instrText>
+          <w:instrText xml:space="preserve"> PAGEREF _Toc240374861 \h </w:instrText>
         </w:r>
         <w:r>
           <w:rPr>
@@ -1158,7 +1164,7 @@
           <w14:ligatures w14:val="standardContextual"/>
         </w:rPr>
       </w:pPr>
-      <w:hyperlink w:anchor="_Toc240372913" w:history="1">
+      <w:hyperlink w:anchor="_Toc240374862" w:history="1">
         <w:r>
           <w:rPr>
             <w:rStyle w:val="Hyperlink"/>
@@ -1194,7 +1200,7 @@
             <w:noProof/>
             <w:webHidden/>
           </w:rPr>
-          <w:instrText xml:space="preserve"> PAGEREF _Toc240372913 \h </w:instrText>
+          <w:instrText xml:space="preserve"> PAGEREF _Toc240374862 \h </w:instrText>
         </w:r>
         <w:r>
           <w:rPr>
@@ -1239,7 +1245,7 @@
           <w14:ligatures w14:val="standardContextual"/>
         </w:rPr>
       </w:pPr>
-      <w:hyperlink w:anchor="_Toc240372914" w:history="1">
+      <w:hyperlink w:anchor="_Toc240374863" w:history="1">
         <w:r>
           <w:rPr>
             <w:rStyle w:val="Hyperlink"/>
@@ -1275,7 +1281,7 @@
             <w:noProof/>
             <w:webHidden/>
           </w:rPr>
-          <w:instrText xml:space="preserve"> PAGEREF _Toc240372914 \h </w:instrText>
+          <w:instrText xml:space="preserve"> PAGEREF _Toc240374863 \h </w:instrText>
         </w:r>
         <w:r>
           <w:rPr>
@@ -1320,7 +1326,7 @@
           <w14:ligatures w14:val="standardContextual"/>
         </w:rPr>
       </w:pPr>
-      <w:hyperlink w:anchor="_Toc240372915" w:history="1">
+      <w:hyperlink w:anchor="_Toc240374864" w:history="1">
         <w:r>
           <w:rPr>
             <w:rStyle w:val="Hyperlink"/>
@@ -1356,7 +1362,7 @@
             <w:noProof/>
             <w:webHidden/>
           </w:rPr>
-          <w:instrText xml:space="preserve"> PAGEREF _Toc240372915 \h </w:instrText>
+          <w:instrText xml:space="preserve"> PAGEREF _Toc240374864 \h </w:instrText>
         </w:r>
         <w:r>
           <w:rPr>
@@ -1401,7 +1407,7 @@
           <w14:ligatures w14:val="standardContextual"/>
         </w:rPr>
       </w:pPr>
-      <w:hyperlink w:anchor="_Toc240372916" w:history="1">
+      <w:hyperlink w:anchor="_Toc240374865" w:history="1">
         <w:r>
           <w:rPr>
             <w:rStyle w:val="Hyperlink"/>
@@ -1437,7 +1443,7 @@
             <w:noProof/>
             <w:webHidden/>
           </w:rPr>
-          <w:instrText xml:space="preserve"> PAGEREF _Toc240372916 \h </w:instrText>
+          <w:instrText xml:space="preserve"> PAGEREF _Toc240374865 \h </w:instrText>
         </w:r>
         <w:r>
           <w:rPr>
@@ -1482,7 +1488,7 @@
           <w14:ligatures w14:val="standardContextual"/>
         </w:rPr>
       </w:pPr>
-      <w:hyperlink w:anchor="_Toc240372917" w:history="1">
+      <w:hyperlink w:anchor="_Toc240374866" w:history="1">
         <w:r>
           <w:rPr>
             <w:rStyle w:val="Hyperlink"/>
@@ -1518,7 +1524,7 @@
             <w:noProof/>
             <w:webHidden/>
           </w:rPr>
-          <w:instrText xml:space="preserve"> PAGEREF _Toc240372917 \h </w:instrText>
+          <w:instrText xml:space="preserve"> PAGEREF _Toc240374866 \h </w:instrText>
         </w:r>
         <w:r>
           <w:rPr>
@@ -1563,7 +1569,7 @@
           <w14:ligatures w14:val="standardContextual"/>
         </w:rPr>
       </w:pPr>
-      <w:hyperlink w:anchor="_Toc240372918" w:history="1">
+      <w:hyperlink w:anchor="_Toc240374867" w:history="1">
         <w:r>
           <w:rPr>
             <w:rStyle w:val="Hyperlink"/>
@@ -1599,7 +1605,7 @@
             <w:noProof/>
             <w:webHidden/>
           </w:rPr>
-          <w:instrText xml:space="preserve"> PAGEREF _Toc240372918 \h </w:instrText>
+          <w:instrText xml:space="preserve"> PAGEREF _Toc240374867 \h </w:instrText>
         </w:r>
         <w:r>
           <w:rPr>
@@ -1644,7 +1650,7 @@
           <w14:ligatures w14:val="standardContextual"/>
         </w:rPr>
       </w:pPr>
-      <w:hyperlink w:anchor="_Toc240372919" w:history="1">
+      <w:hyperlink w:anchor="_Toc240374868" w:history="1">
         <w:r>
           <w:rPr>
             <w:rStyle w:val="Hyperlink"/>
@@ -1680,7 +1686,7 @@
             <w:noProof/>
             <w:webHidden/>
           </w:rPr>
-          <w:instrText xml:space="preserve"> PAGEREF _Toc240372919 \h </w:instrText>
+          <w:instrText xml:space="preserve"> PAGEREF _Toc240374868 \h </w:instrText>
         </w:r>
         <w:r>
           <w:rPr>
@@ -1725,7 +1731,7 @@
           <w14:ligatures w14:val="standardContextual"/>
         </w:rPr>
       </w:pPr>
-      <w:hyperlink w:anchor="_Toc240372920" w:history="1">
+      <w:hyperlink w:anchor="_Toc240374869" w:history="1">
         <w:r>
           <w:rPr>
             <w:rStyle w:val="Hyperlink"/>
@@ -1761,7 +1767,7 @@
             <w:noProof/>
             <w:webHidden/>
           </w:rPr>
-          <w:instrText xml:space="preserve"> PAGEREF _Toc240372920 \h </w:instrText>
+          <w:instrText xml:space="preserve"> PAGEREF _Toc240374869 \h </w:instrText>
         </w:r>
         <w:r>
           <w:rPr>
@@ -1806,7 +1812,7 @@
           <w14:ligatures w14:val="standardContextual"/>
         </w:rPr>
       </w:pPr>
-      <w:hyperlink w:anchor="_Toc240372921" w:history="1">
+      <w:hyperlink w:anchor="_Toc240374870" w:history="1">
         <w:r>
           <w:rPr>
             <w:rStyle w:val="Hyperlink"/>
@@ -1842,7 +1848,7 @@
             <w:noProof/>
             <w:webHidden/>
           </w:rPr>
-          <w:instrText xml:space="preserve"> PAGEREF _Toc240372921 \h </w:instrText>
+          <w:instrText xml:space="preserve"> PAGEREF _Toc240374870 \h </w:instrText>
         </w:r>
         <w:r>
           <w:rPr>
@@ -1887,7 +1893,7 @@
           <w14:ligatures w14:val="standardContextual"/>
         </w:rPr>
       </w:pPr>
-      <w:hyperlink w:anchor="_Toc240372922" w:history="1">
+      <w:hyperlink w:anchor="_Toc240374871" w:history="1">
         <w:r>
           <w:rPr>
             <w:rStyle w:val="Hyperlink"/>
@@ -1923,7 +1929,7 @@
             <w:noProof/>
             <w:webHidden/>
           </w:rPr>
-          <w:instrText xml:space="preserve"> PAGEREF _Toc240372922 \h </w:instrText>
+          <w:instrText xml:space="preserve"> PAGEREF _Toc240374871 \h </w:instrText>
         </w:r>
         <w:r>
           <w:rPr>
@@ -2388,7 +2394,7 @@
         <w:pStyle w:val="Heading1"/>
         <w:spacing w:before="240" w:after="120"/>
       </w:pPr>
-      <w:bookmarkStart w:id="0" w:name="_Toc240372901"/>
+      <w:bookmarkStart w:id="0" w:name="_Toc240374850"/>
       <w:r>
         <w:rPr>
           <w:rFonts w:ascii="Times New Roman" w:eastAsia="黑体" w:hAnsi="Times New Roman"/>
@@ -2812,7 +2818,7 @@
         <w:pStyle w:val="Heading1"/>
         <w:spacing w:before="240" w:after="120"/>
       </w:pPr>
-      <w:bookmarkStart w:id="1" w:name="_Toc240372902"/>
+      <w:bookmarkStart w:id="1" w:name="_Toc240374851"/>
       <w:r>
         <w:rPr>
           <w:rFonts w:ascii="Times New Roman" w:eastAsia="黑体" w:hAnsi="Times New Roman"/>
@@ -2836,7 +2842,7 @@
         <w:pStyle w:val="Heading2"/>
         <w:spacing w:before="240" w:after="120"/>
       </w:pPr>
-      <w:bookmarkStart w:id="2" w:name="_Toc240372903"/>
+      <w:bookmarkStart w:id="2" w:name="_Toc240374852"/>
       <w:r>
         <w:rPr>
           <w:rFonts w:ascii="Times New Roman" w:eastAsia="黑体" w:hAnsi="Times New Roman"/>
@@ -3030,7 +3036,7 @@
         <w:pStyle w:val="Heading2"/>
         <w:spacing w:before="240" w:after="120"/>
       </w:pPr>
-      <w:bookmarkStart w:id="3" w:name="_Toc240372904"/>
+      <w:bookmarkStart w:id="3" w:name="_Toc240374853"/>
       <w:r>
         <w:rPr>
           <w:rFonts w:ascii="Times New Roman" w:eastAsia="黑体" w:hAnsi="Times New Roman"/>
@@ -3063,7 +3069,7 @@
         <w:pStyle w:val="Heading2"/>
         <w:spacing w:before="240" w:after="120"/>
       </w:pPr>
-      <w:bookmarkStart w:id="4" w:name="_Toc240372905"/>
+      <w:bookmarkStart w:id="4" w:name="_Toc240374854"/>
       <w:r>
         <w:rPr>
           <w:rFonts w:ascii="Times New Roman" w:eastAsia="黑体" w:hAnsi="Times New Roman"/>
@@ -3278,7 +3284,7 @@
         <w:pStyle w:val="Heading2"/>
         <w:spacing w:before="240" w:after="120"/>
       </w:pPr>
-      <w:bookmarkStart w:id="5" w:name="_Toc240372906"/>
+      <w:bookmarkStart w:id="5" w:name="_Toc240374855"/>
       <w:r>
         <w:rPr>
           <w:rFonts w:ascii="Times New Roman" w:eastAsia="黑体" w:hAnsi="Times New Roman"/>
@@ -4133,7 +4139,7 @@
         <w:pStyle w:val="Heading1"/>
         <w:spacing w:before="240" w:after="120"/>
       </w:pPr>
-      <w:bookmarkStart w:id="6" w:name="_Toc240372907"/>
+      <w:bookmarkStart w:id="6" w:name="_Toc240374856"/>
       <w:r>
         <w:rPr>
           <w:rFonts w:ascii="Times New Roman" w:eastAsia="黑体" w:hAnsi="Times New Roman"/>
@@ -5069,7 +5075,7 @@
         <w:pStyle w:val="Heading1"/>
         <w:spacing w:before="240" w:after="120"/>
       </w:pPr>
-      <w:bookmarkStart w:id="7" w:name="_Toc240372908"/>
+      <w:bookmarkStart w:id="7" w:name="_Toc240374857"/>
       <w:r>
         <w:rPr>
           <w:rFonts w:ascii="Times New Roman" w:eastAsia="黑体" w:hAnsi="Times New Roman"/>
@@ -5132,7 +5138,7 @@
         <w:pStyle w:val="Heading2"/>
         <w:spacing w:before="240" w:after="120"/>
       </w:pPr>
-      <w:bookmarkStart w:id="8" w:name="_Toc240372909"/>
+      <w:bookmarkStart w:id="8" w:name="_Toc240374858"/>
       <w:r>
         <w:rPr>
           <w:rFonts w:ascii="Times New Roman" w:eastAsia="黑体" w:hAnsi="Times New Roman"/>
@@ -7308,7 +7314,7 @@
         </w:rPr>
         <w:lastRenderedPageBreak/>
         <w:drawing>
-          <wp:inline distT="0" distB="0" distL="0" distR="0" wp14:anchorId="583F6C25" wp14:editId="14249E10">
+          <wp:inline distT="0" distB="0" distL="0" distR="0" wp14:anchorId="0F644207" wp14:editId="1445CF27">
             <wp:extent cx="5580000" cy="3178368"/>
             <wp:effectExtent l="0" t="0" r="0" b="0"/>
             <wp:docPr id="1" name="Picture 1"/>
@@ -7523,7 +7529,7 @@
           <w:noProof/>
         </w:rPr>
         <w:drawing>
-          <wp:inline distT="0" distB="0" distL="0" distR="0" wp14:anchorId="5BD07E63" wp14:editId="688D8D1B">
+          <wp:inline distT="0" distB="0" distL="0" distR="0" wp14:anchorId="5528BF04" wp14:editId="1734F0F8">
             <wp:extent cx="5580000" cy="3106944"/>
             <wp:effectExtent l="0" t="0" r="0" b="0"/>
             <wp:docPr id="2" name="Picture 2"/>
@@ -7679,7 +7685,7 @@
         </w:rPr>
         <w:lastRenderedPageBreak/>
         <w:drawing>
-          <wp:inline distT="0" distB="0" distL="0" distR="0" wp14:anchorId="196B294A" wp14:editId="3F1BC59D">
+          <wp:inline distT="0" distB="0" distL="0" distR="0" wp14:anchorId="650D1EE0" wp14:editId="43666DD6">
             <wp:extent cx="5580000" cy="2892672"/>
             <wp:effectExtent l="0" t="0" r="0" b="0"/>
             <wp:docPr id="3" name="Picture 3"/>
@@ -7834,7 +7840,7 @@
           <w:noProof/>
         </w:rPr>
         <w:drawing>
-          <wp:inline distT="0" distB="0" distL="0" distR="0" wp14:anchorId="2778E7B0" wp14:editId="645D01A2">
+          <wp:inline distT="0" distB="0" distL="0" distR="0" wp14:anchorId="4B908B40" wp14:editId="033AEE4B">
             <wp:extent cx="5580000" cy="3106944"/>
             <wp:effectExtent l="0" t="0" r="0" b="0"/>
             <wp:docPr id="4" name="Picture 4"/>
@@ -7978,7 +7984,7 @@
         </w:rPr>
         <w:lastRenderedPageBreak/>
         <w:drawing>
-          <wp:inline distT="0" distB="0" distL="0" distR="0" wp14:anchorId="5F14949E" wp14:editId="33965966">
+          <wp:inline distT="0" distB="0" distL="0" distR="0" wp14:anchorId="06D47723" wp14:editId="1FEB1C90">
             <wp:extent cx="5580000" cy="2178432"/>
             <wp:effectExtent l="0" t="0" r="0" b="0"/>
             <wp:docPr id="5" name="Picture 5"/>
@@ -8157,7 +8163,7 @@
           <w:noProof/>
         </w:rPr>
         <w:drawing>
-          <wp:inline distT="0" distB="0" distL="0" distR="0" wp14:anchorId="29F07C64" wp14:editId="09E0D61B">
+          <wp:inline distT="0" distB="0" distL="0" distR="0" wp14:anchorId="19B3762E" wp14:editId="14C97DF2">
             <wp:extent cx="5580000" cy="2178432"/>
             <wp:effectExtent l="0" t="0" r="0" b="0"/>
             <wp:docPr id="6" name="Picture 6"/>
@@ -8324,7 +8330,7 @@
           <w:noProof/>
         </w:rPr>
         <w:drawing>
-          <wp:inline distT="0" distB="0" distL="0" distR="0" wp14:anchorId="1182921E" wp14:editId="592C473D">
+          <wp:inline distT="0" distB="0" distL="0" distR="0" wp14:anchorId="10F163BA" wp14:editId="178B983F">
             <wp:extent cx="5580000" cy="1678464"/>
             <wp:effectExtent l="0" t="0" r="0" b="0"/>
             <wp:docPr id="7" name="Picture 7"/>
@@ -8504,7 +8510,7 @@
         </w:rPr>
         <w:lastRenderedPageBreak/>
         <w:drawing>
-          <wp:inline distT="0" distB="0" distL="0" distR="0" wp14:anchorId="12B5CDCC" wp14:editId="63A4CE65">
+          <wp:inline distT="0" distB="0" distL="0" distR="0" wp14:anchorId="615C7786" wp14:editId="33622E94">
             <wp:extent cx="5580000" cy="1678464"/>
             <wp:effectExtent l="0" t="0" r="0" b="0"/>
             <wp:docPr id="8" name="Picture 8"/>
@@ -8683,7 +8689,7 @@
           <w:noProof/>
         </w:rPr>
         <w:drawing>
-          <wp:inline distT="0" distB="0" distL="0" distR="0" wp14:anchorId="448ED6E0" wp14:editId="36D63594">
+          <wp:inline distT="0" distB="0" distL="0" distR="0" wp14:anchorId="58A1AC4C" wp14:editId="4D5BB2DB">
             <wp:extent cx="5580000" cy="1607040"/>
             <wp:effectExtent l="0" t="0" r="0" b="0"/>
             <wp:docPr id="9" name="Picture 9"/>
@@ -8862,7 +8868,7 @@
           <w:noProof/>
         </w:rPr>
         <w:drawing>
-          <wp:inline distT="0" distB="0" distL="0" distR="0" wp14:anchorId="52D23F50" wp14:editId="66D3C404">
+          <wp:inline distT="0" distB="0" distL="0" distR="0" wp14:anchorId="51E94DD4" wp14:editId="7E5BA8C9">
             <wp:extent cx="5580000" cy="1607040"/>
             <wp:effectExtent l="0" t="0" r="0" b="0"/>
             <wp:docPr id="10" name="Picture 10"/>
@@ -9030,7 +9036,7 @@
         </w:rPr>
         <w:lastRenderedPageBreak/>
         <w:drawing>
-          <wp:inline distT="0" distB="0" distL="0" distR="0" wp14:anchorId="6513B321" wp14:editId="3FCBE57C">
+          <wp:inline distT="0" distB="0" distL="0" distR="0" wp14:anchorId="1D672101" wp14:editId="1869F21E">
             <wp:extent cx="5580000" cy="1678464"/>
             <wp:effectExtent l="0" t="0" r="0" b="0"/>
             <wp:docPr id="11" name="Picture 11"/>
@@ -9173,7 +9179,7 @@
           <w:noProof/>
         </w:rPr>
         <w:drawing>
-          <wp:inline distT="0" distB="0" distL="0" distR="0" wp14:anchorId="0C2FA07D" wp14:editId="1A2C981B">
+          <wp:inline distT="0" distB="0" distL="0" distR="0" wp14:anchorId="337A18B4" wp14:editId="6E1286E2">
             <wp:extent cx="5580000" cy="1678464"/>
             <wp:effectExtent l="0" t="0" r="0" b="0"/>
             <wp:docPr id="12" name="Picture 12"/>
@@ -9317,7 +9323,7 @@
         </w:rPr>
         <w:lastRenderedPageBreak/>
         <w:drawing>
-          <wp:inline distT="0" distB="0" distL="0" distR="0" wp14:anchorId="3BD3FC3B" wp14:editId="4E8034A8">
+          <wp:inline distT="0" distB="0" distL="0" distR="0" wp14:anchorId="57CD6F9B" wp14:editId="7F3F6F89">
             <wp:extent cx="5580000" cy="4384286"/>
             <wp:effectExtent l="0" t="0" r="0" b="0"/>
             <wp:docPr id="13" name="Picture 13"/>
@@ -9497,7 +9503,7 @@
         </w:rPr>
         <w:lastRenderedPageBreak/>
         <w:drawing>
-          <wp:inline distT="0" distB="0" distL="0" distR="0" wp14:anchorId="2770E6FA" wp14:editId="3159C569">
+          <wp:inline distT="0" distB="0" distL="0" distR="0" wp14:anchorId="3FA6DFFE" wp14:editId="7FEBEB9C">
             <wp:extent cx="5580000" cy="4384286"/>
             <wp:effectExtent l="0" t="0" r="0" b="0"/>
             <wp:docPr id="14" name="Picture 14"/>
@@ -9665,7 +9671,7 @@
         </w:rPr>
         <w:lastRenderedPageBreak/>
         <w:drawing>
-          <wp:inline distT="0" distB="0" distL="0" distR="0" wp14:anchorId="5BF716A6" wp14:editId="312CBF6A">
+          <wp:inline distT="0" distB="0" distL="0" distR="0" wp14:anchorId="18BAC5CC" wp14:editId="5042DBFB">
             <wp:extent cx="5580000" cy="3587143"/>
             <wp:effectExtent l="0" t="0" r="0" b="0"/>
             <wp:docPr id="15" name="Picture 15"/>
@@ -9844,7 +9850,7 @@
           <w:noProof/>
         </w:rPr>
         <w:drawing>
-          <wp:inline distT="0" distB="0" distL="0" distR="0" wp14:anchorId="1CB80892" wp14:editId="5B2D9251">
+          <wp:inline distT="0" distB="0" distL="0" distR="0" wp14:anchorId="2FFE00DB" wp14:editId="3E738EC7">
             <wp:extent cx="5580000" cy="3427714"/>
             <wp:effectExtent l="0" t="0" r="0" b="0"/>
             <wp:docPr id="16" name="Picture 16"/>
@@ -10036,7 +10042,7 @@
         </w:rPr>
         <w:lastRenderedPageBreak/>
         <w:drawing>
-          <wp:inline distT="0" distB="0" distL="0" distR="0" wp14:anchorId="7E531FFD" wp14:editId="55FF22B2">
+          <wp:inline distT="0" distB="0" distL="0" distR="0" wp14:anchorId="72392B20" wp14:editId="16386BBB">
             <wp:extent cx="5580000" cy="4330080"/>
             <wp:effectExtent l="0" t="0" r="0" b="0"/>
             <wp:docPr id="17" name="Picture 17"/>
@@ -10192,7 +10198,7 @@
         </w:rPr>
         <w:lastRenderedPageBreak/>
         <w:drawing>
-          <wp:inline distT="0" distB="0" distL="0" distR="0" wp14:anchorId="37E2F52F" wp14:editId="18E4E2D8">
+          <wp:inline distT="0" distB="0" distL="0" distR="0" wp14:anchorId="0D899737" wp14:editId="727AC7E2">
             <wp:extent cx="5580000" cy="2749824"/>
             <wp:effectExtent l="0" t="0" r="0" b="0"/>
             <wp:docPr id="18" name="Picture 18"/>
@@ -10383,7 +10389,7 @@
           <w:noProof/>
         </w:rPr>
         <w:drawing>
-          <wp:inline distT="0" distB="0" distL="0" distR="0" wp14:anchorId="1FDF38FC" wp14:editId="5199DE15">
+          <wp:inline distT="0" distB="0" distL="0" distR="0" wp14:anchorId="6B531E10" wp14:editId="6EB53A7B">
             <wp:extent cx="5580000" cy="1964160"/>
             <wp:effectExtent l="0" t="0" r="0" b="0"/>
             <wp:docPr id="19" name="Picture 19"/>
@@ -10593,7 +10599,7 @@
         </w:rPr>
         <w:lastRenderedPageBreak/>
         <w:drawing>
-          <wp:inline distT="0" distB="0" distL="0" distR="0" wp14:anchorId="16E9B0DC" wp14:editId="1E32AA9C">
+          <wp:inline distT="0" distB="0" distL="0" distR="0" wp14:anchorId="39916576" wp14:editId="19EE458C">
             <wp:extent cx="5580000" cy="3821184"/>
             <wp:effectExtent l="0" t="0" r="0" b="0"/>
             <wp:docPr id="20" name="Picture 20"/>
@@ -10760,7 +10766,7 @@
           <w:noProof/>
         </w:rPr>
         <w:drawing>
-          <wp:inline distT="0" distB="0" distL="0" distR="0" wp14:anchorId="18C7EF7A" wp14:editId="493AD5C4">
+          <wp:inline distT="0" distB="0" distL="0" distR="0" wp14:anchorId="64EED1FE" wp14:editId="38FAD7B6">
             <wp:extent cx="5580000" cy="464256"/>
             <wp:effectExtent l="0" t="0" r="0" b="0"/>
             <wp:docPr id="21" name="Picture 21"/>
@@ -10921,7 +10927,7 @@
           <w:noProof/>
         </w:rPr>
         <w:drawing>
-          <wp:inline distT="0" distB="0" distL="0" distR="0" wp14:anchorId="71278DC0" wp14:editId="1575FEE1">
+          <wp:inline distT="0" distB="0" distL="0" distR="0" wp14:anchorId="0A32442D" wp14:editId="456E2AC5">
             <wp:extent cx="5580000" cy="535680"/>
             <wp:effectExtent l="0" t="0" r="0" b="0"/>
             <wp:docPr id="22" name="Picture 22"/>
@@ -11089,7 +11095,7 @@
         </w:rPr>
         <w:lastRenderedPageBreak/>
         <w:drawing>
-          <wp:inline distT="0" distB="0" distL="0" distR="0" wp14:anchorId="6ABFC897" wp14:editId="5A7F344D">
+          <wp:inline distT="0" distB="0" distL="0" distR="0" wp14:anchorId="2E6B98CA" wp14:editId="70D15353">
             <wp:extent cx="5580000" cy="892800"/>
             <wp:effectExtent l="0" t="0" r="0" b="0"/>
             <wp:docPr id="23" name="Picture 23"/>
@@ -11280,7 +11286,7 @@
           <w:noProof/>
         </w:rPr>
         <w:drawing>
-          <wp:inline distT="0" distB="0" distL="0" distR="0" wp14:anchorId="5D0659F1" wp14:editId="57B568F0">
+          <wp:inline distT="0" distB="0" distL="0" distR="0" wp14:anchorId="29767E1B" wp14:editId="41D09B77">
             <wp:extent cx="5580000" cy="535680"/>
             <wp:effectExtent l="0" t="0" r="0" b="0"/>
             <wp:docPr id="24" name="Picture 24"/>
@@ -11513,7 +11519,7 @@
           <w:noProof/>
         </w:rPr>
         <w:drawing>
-          <wp:inline distT="0" distB="0" distL="0" distR="0" wp14:anchorId="658798BA" wp14:editId="1DFAF3BC">
+          <wp:inline distT="0" distB="0" distL="0" distR="0" wp14:anchorId="7AE8ECE8" wp14:editId="54D587D3">
             <wp:extent cx="5580000" cy="607104"/>
             <wp:effectExtent l="0" t="0" r="0" b="0"/>
             <wp:docPr id="25" name="Picture 25"/>
@@ -11716,7 +11722,7 @@
           <w:noProof/>
         </w:rPr>
         <w:drawing>
-          <wp:inline distT="0" distB="0" distL="0" distR="0" wp14:anchorId="3F6536CF" wp14:editId="28F46FED">
+          <wp:inline distT="0" distB="0" distL="0" distR="0" wp14:anchorId="1EC89A1F" wp14:editId="10CD6364">
             <wp:extent cx="5580000" cy="464256"/>
             <wp:effectExtent l="0" t="0" r="0" b="0"/>
             <wp:docPr id="26" name="Picture 26"/>
@@ -11907,7 +11913,7 @@
           <w:noProof/>
         </w:rPr>
         <w:drawing>
-          <wp:inline distT="0" distB="0" distL="0" distR="0" wp14:anchorId="4476B0F0" wp14:editId="186EB8DD">
+          <wp:inline distT="0" distB="0" distL="0" distR="0" wp14:anchorId="326ABBC9" wp14:editId="43B2DA4C">
             <wp:extent cx="5580000" cy="535680"/>
             <wp:effectExtent l="0" t="0" r="0" b="0"/>
             <wp:docPr id="27" name="Picture 27"/>
@@ -12099,7 +12105,7 @@
         </w:rPr>
         <w:lastRenderedPageBreak/>
         <w:drawing>
-          <wp:inline distT="0" distB="0" distL="0" distR="0" wp14:anchorId="6AB6A94F" wp14:editId="7C8A3049">
+          <wp:inline distT="0" distB="0" distL="0" distR="0" wp14:anchorId="3F6D6C01" wp14:editId="63D52665">
             <wp:extent cx="5580000" cy="535680"/>
             <wp:effectExtent l="0" t="0" r="0" b="0"/>
             <wp:docPr id="28" name="Picture 28"/>
@@ -12266,7 +12272,7 @@
           <w:noProof/>
         </w:rPr>
         <w:drawing>
-          <wp:inline distT="0" distB="0" distL="0" distR="0" wp14:anchorId="5C6B52A2" wp14:editId="1C4E0345">
+          <wp:inline distT="0" distB="0" distL="0" distR="0" wp14:anchorId="032EEE33" wp14:editId="3A74D785">
             <wp:extent cx="5580000" cy="535680"/>
             <wp:effectExtent l="0" t="0" r="0" b="0"/>
             <wp:docPr id="29" name="Picture 29"/>
@@ -12445,7 +12451,7 @@
           <w:noProof/>
         </w:rPr>
         <w:drawing>
-          <wp:inline distT="0" distB="0" distL="0" distR="0" wp14:anchorId="77E02F8D" wp14:editId="6E8D2AFB">
+          <wp:inline distT="0" distB="0" distL="0" distR="0" wp14:anchorId="2F7CDD9D" wp14:editId="644EA7C6">
             <wp:extent cx="5580000" cy="749952"/>
             <wp:effectExtent l="0" t="0" r="0" b="0"/>
             <wp:docPr id="30" name="Picture 30"/>
@@ -12636,7 +12642,7 @@
           <w:noProof/>
         </w:rPr>
         <w:drawing>
-          <wp:inline distT="0" distB="0" distL="0" distR="0" wp14:anchorId="38B6DBA4" wp14:editId="5A14F12D">
+          <wp:inline distT="0" distB="0" distL="0" distR="0" wp14:anchorId="38874BAB" wp14:editId="396EB8D0">
             <wp:extent cx="5580000" cy="535680"/>
             <wp:effectExtent l="0" t="0" r="0" b="0"/>
             <wp:docPr id="31" name="Picture 31"/>
@@ -12809,7 +12815,7 @@
           <w:noProof/>
         </w:rPr>
         <w:drawing>
-          <wp:inline distT="0" distB="0" distL="0" distR="0" wp14:anchorId="707539F0" wp14:editId="5C3CB049">
+          <wp:inline distT="0" distB="0" distL="0" distR="0" wp14:anchorId="67B4C74C" wp14:editId="1D4E903E">
             <wp:extent cx="5580000" cy="678528"/>
             <wp:effectExtent l="0" t="0" r="0" b="0"/>
             <wp:docPr id="32" name="Picture 32"/>
@@ -13001,7 +13007,7 @@
         </w:rPr>
         <w:lastRenderedPageBreak/>
         <w:drawing>
-          <wp:inline distT="0" distB="0" distL="0" distR="0" wp14:anchorId="1F43C35A" wp14:editId="05AA1D94">
+          <wp:inline distT="0" distB="0" distL="0" distR="0" wp14:anchorId="6A0067FF" wp14:editId="2CA29ACC">
             <wp:extent cx="5580000" cy="749952"/>
             <wp:effectExtent l="0" t="0" r="0" b="0"/>
             <wp:docPr id="33" name="Picture 33"/>
@@ -13204,7 +13210,7 @@
           <w:noProof/>
         </w:rPr>
         <w:drawing>
-          <wp:inline distT="0" distB="0" distL="0" distR="0" wp14:anchorId="6A3D6DFC" wp14:editId="51B157BA">
+          <wp:inline distT="0" distB="0" distL="0" distR="0" wp14:anchorId="751952EE" wp14:editId="678F77F5">
             <wp:extent cx="5580000" cy="535680"/>
             <wp:effectExtent l="0" t="0" r="0" b="0"/>
             <wp:docPr id="34" name="Picture 34"/>
@@ -13383,7 +13389,7 @@
           <w:noProof/>
         </w:rPr>
         <w:drawing>
-          <wp:inline distT="0" distB="0" distL="0" distR="0" wp14:anchorId="1B7F6C17" wp14:editId="026268F4">
+          <wp:inline distT="0" distB="0" distL="0" distR="0" wp14:anchorId="05F9E9D1" wp14:editId="5F8BBB69">
             <wp:extent cx="5580000" cy="749952"/>
             <wp:effectExtent l="0" t="0" r="0" b="0"/>
             <wp:docPr id="35" name="Picture 35"/>
@@ -13568,7 +13574,7 @@
         <w:pStyle w:val="Heading2"/>
         <w:spacing w:before="240" w:after="120"/>
       </w:pPr>
-      <w:bookmarkStart w:id="9" w:name="_Toc240372910"/>
+      <w:bookmarkStart w:id="9" w:name="_Toc240374859"/>
       <w:r>
         <w:rPr>
           <w:rFonts w:ascii="Times New Roman" w:eastAsia="黑体" w:hAnsi="Times New Roman"/>
@@ -14948,7 +14954,7 @@
           <w:noProof/>
         </w:rPr>
         <w:drawing>
-          <wp:inline distT="0" distB="0" distL="0" distR="0" wp14:anchorId="14610DC5" wp14:editId="6A59E9BA">
+          <wp:inline distT="0" distB="0" distL="0" distR="0" wp14:anchorId="0EA185BC" wp14:editId="659447EC">
             <wp:extent cx="5580000" cy="1392768"/>
             <wp:effectExtent l="0" t="0" r="0" b="0"/>
             <wp:docPr id="36" name="Picture 36"/>
@@ -15139,7 +15145,7 @@
           <w:noProof/>
         </w:rPr>
         <w:drawing>
-          <wp:inline distT="0" distB="0" distL="0" distR="0" wp14:anchorId="16686707" wp14:editId="3E4544F2">
+          <wp:inline distT="0" distB="0" distL="0" distR="0" wp14:anchorId="049825A5" wp14:editId="5BE8D68C">
             <wp:extent cx="5580000" cy="892800"/>
             <wp:effectExtent l="0" t="0" r="0" b="0"/>
             <wp:docPr id="37" name="Picture 37"/>
@@ -15355,7 +15361,7 @@
         </w:rPr>
         <w:lastRenderedPageBreak/>
         <w:drawing>
-          <wp:inline distT="0" distB="0" distL="0" distR="0" wp14:anchorId="0272C3BF" wp14:editId="07CC22F9">
+          <wp:inline distT="0" distB="0" distL="0" distR="0" wp14:anchorId="0E7BAE20" wp14:editId="39D3BF5E">
             <wp:extent cx="5580000" cy="1964160"/>
             <wp:effectExtent l="0" t="0" r="0" b="0"/>
             <wp:docPr id="38" name="Picture 38"/>
@@ -15570,7 +15576,7 @@
         <w:pStyle w:val="Heading2"/>
         <w:spacing w:before="240" w:after="120"/>
       </w:pPr>
-      <w:bookmarkStart w:id="10" w:name="_Toc240372911"/>
+      <w:bookmarkStart w:id="10" w:name="_Toc240374860"/>
       <w:r>
         <w:rPr>
           <w:rFonts w:ascii="Times New Roman" w:eastAsia="黑体" w:hAnsi="Times New Roman"/>
@@ -16935,7 +16941,7 @@
         <w:pStyle w:val="Heading2"/>
         <w:spacing w:before="240" w:after="120"/>
       </w:pPr>
-      <w:bookmarkStart w:id="11" w:name="_Toc240372912"/>
+      <w:bookmarkStart w:id="11" w:name="_Toc240374861"/>
       <w:r>
         <w:rPr>
           <w:rFonts w:ascii="Times New Roman" w:eastAsia="黑体" w:hAnsi="Times New Roman"/>
@@ -19638,7 +19644,7 @@
         <w:pStyle w:val="Heading2"/>
         <w:spacing w:before="240" w:after="120"/>
       </w:pPr>
-      <w:bookmarkStart w:id="12" w:name="_Toc240372913"/>
+      <w:bookmarkStart w:id="12" w:name="_Toc240374862"/>
       <w:r>
         <w:rPr>
           <w:rFonts w:ascii="Times New Roman" w:eastAsia="黑体" w:hAnsi="Times New Roman"/>
@@ -21352,7 +21358,7 @@
         </w:rPr>
         <w:lastRenderedPageBreak/>
         <w:drawing>
-          <wp:inline distT="0" distB="0" distL="0" distR="0" wp14:anchorId="3D6660DC" wp14:editId="1B9E9D73">
+          <wp:inline distT="0" distB="0" distL="0" distR="0" wp14:anchorId="0B614667" wp14:editId="2DD69B4F">
             <wp:extent cx="5580000" cy="1178496"/>
             <wp:effectExtent l="0" t="0" r="0" b="0"/>
             <wp:docPr id="39" name="Picture 39"/>
@@ -21579,7 +21585,7 @@
           <w:noProof/>
         </w:rPr>
         <w:drawing>
-          <wp:inline distT="0" distB="0" distL="0" distR="0" wp14:anchorId="2F0AFE8C" wp14:editId="53D41C6C">
+          <wp:inline distT="0" distB="0" distL="0" distR="0" wp14:anchorId="1D1100E4" wp14:editId="305BE07A">
             <wp:extent cx="5040000" cy="4500000"/>
             <wp:effectExtent l="0" t="0" r="0" b="0"/>
             <wp:docPr id="40" name="Picture 40"/>
@@ -21747,7 +21753,7 @@
         </w:rPr>
         <w:lastRenderedPageBreak/>
         <w:drawing>
-          <wp:inline distT="0" distB="0" distL="0" distR="0" wp14:anchorId="0B5333BA" wp14:editId="11F42DE8">
+          <wp:inline distT="0" distB="0" distL="0" distR="0" wp14:anchorId="4FBF8442" wp14:editId="0141ACF3">
             <wp:extent cx="5040000" cy="4500000"/>
             <wp:effectExtent l="0" t="0" r="0" b="0"/>
             <wp:docPr id="41" name="Picture 41"/>
@@ -21896,7 +21902,7 @@
         <w:pStyle w:val="Heading2"/>
         <w:spacing w:before="240" w:after="120"/>
       </w:pPr>
-      <w:bookmarkStart w:id="13" w:name="_Toc240372914"/>
+      <w:bookmarkStart w:id="13" w:name="_Toc240374863"/>
       <w:r>
         <w:rPr>
           <w:rFonts w:ascii="Times New Roman" w:eastAsia="黑体" w:hAnsi="Times New Roman"/>
@@ -22648,7 +22654,7 @@
         <w:pStyle w:val="Heading2"/>
         <w:spacing w:before="240" w:after="120"/>
       </w:pPr>
-      <w:bookmarkStart w:id="14" w:name="_Toc240372915"/>
+      <w:bookmarkStart w:id="14" w:name="_Toc240374864"/>
       <w:r>
         <w:rPr>
           <w:rFonts w:ascii="Times New Roman" w:eastAsia="黑体" w:hAnsi="Times New Roman"/>
@@ -23106,7 +23112,7 @@
         <w:pStyle w:val="Heading2"/>
         <w:spacing w:before="240" w:after="120"/>
       </w:pPr>
-      <w:bookmarkStart w:id="15" w:name="_Toc240372916"/>
+      <w:bookmarkStart w:id="15" w:name="_Toc240374865"/>
       <w:r>
         <w:rPr>
           <w:rFonts w:ascii="Times New Roman" w:eastAsia="黑体" w:hAnsi="Times New Roman"/>
@@ -23506,7 +23512,7 @@
         <w:pStyle w:val="Heading2"/>
         <w:spacing w:before="240" w:after="120"/>
       </w:pPr>
-      <w:bookmarkStart w:id="16" w:name="_Toc240372917"/>
+      <w:bookmarkStart w:id="16" w:name="_Toc240374866"/>
       <w:r>
         <w:rPr>
           <w:rFonts w:ascii="Times New Roman" w:eastAsia="黑体" w:hAnsi="Times New Roman"/>
@@ -23907,7 +23913,7 @@
         <w:pStyle w:val="Heading2"/>
         <w:spacing w:before="240" w:after="120"/>
       </w:pPr>
-      <w:bookmarkStart w:id="17" w:name="_Toc240372918"/>
+      <w:bookmarkStart w:id="17" w:name="_Toc240374867"/>
       <w:r>
         <w:rPr>
           <w:rFonts w:ascii="Times New Roman" w:eastAsia="黑体" w:hAnsi="Times New Roman"/>
@@ -24172,7 +24178,7 @@
         <w:pStyle w:val="Heading1"/>
         <w:spacing w:before="240" w:after="120"/>
       </w:pPr>
-      <w:bookmarkStart w:id="18" w:name="_Toc240372919"/>
+      <w:bookmarkStart w:id="18" w:name="_Toc240374868"/>
       <w:r>
         <w:rPr>
           <w:rFonts w:ascii="Times New Roman" w:eastAsia="黑体" w:hAnsi="Times New Roman"/>
@@ -24447,7 +24453,7 @@
         <w:pStyle w:val="Heading1"/>
         <w:spacing w:before="240" w:after="120"/>
       </w:pPr>
-      <w:bookmarkStart w:id="19" w:name="_Toc240372920"/>
+      <w:bookmarkStart w:id="19" w:name="_Toc240374869"/>
       <w:r>
         <w:rPr>
           <w:rFonts w:ascii="Times New Roman" w:eastAsia="黑体" w:hAnsi="Times New Roman"/>
@@ -24486,7 +24492,7 @@
         <w:pStyle w:val="Heading2"/>
         <w:spacing w:before="240" w:after="120"/>
       </w:pPr>
-      <w:bookmarkStart w:id="20" w:name="_Toc240372921"/>
+      <w:bookmarkStart w:id="20" w:name="_Toc240374870"/>
       <w:r>
         <w:rPr>
           <w:rFonts w:ascii="Times New Roman" w:eastAsia="黑体" w:hAnsi="Times New Roman"/>
@@ -24550,7 +24556,7 @@
         </w:rPr>
         <w:lastRenderedPageBreak/>
         <w:drawing>
-          <wp:inline distT="0" distB="0" distL="0" distR="0" wp14:anchorId="5F91CDC2" wp14:editId="778F7952">
+          <wp:inline distT="0" distB="0" distL="0" distR="0" wp14:anchorId="4F949901" wp14:editId="12BE9415">
             <wp:extent cx="5580000" cy="4330080"/>
             <wp:effectExtent l="0" t="0" r="0" b="0"/>
             <wp:docPr id="42" name="Picture 42"/>
@@ -24801,7 +24807,7 @@
           <w:noProof/>
         </w:rPr>
         <w:drawing>
-          <wp:inline distT="0" distB="0" distL="0" distR="0" wp14:anchorId="562E2391" wp14:editId="4317575B">
+          <wp:inline distT="0" distB="0" distL="0" distR="0" wp14:anchorId="3443AAF8" wp14:editId="2302AE8F">
             <wp:extent cx="5580000" cy="1678464"/>
             <wp:effectExtent l="0" t="0" r="0" b="0"/>
             <wp:docPr id="43" name="Picture 43"/>
@@ -24957,7 +24963,7 @@
         </w:rPr>
         <w:lastRenderedPageBreak/>
         <w:drawing>
-          <wp:inline distT="0" distB="0" distL="0" distR="0" wp14:anchorId="717F0430" wp14:editId="30D0A63E">
+          <wp:inline distT="0" distB="0" distL="0" distR="0" wp14:anchorId="38EF5BD9" wp14:editId="51A35AA3">
             <wp:extent cx="5040000" cy="4500000"/>
             <wp:effectExtent l="0" t="0" r="0" b="0"/>
             <wp:docPr id="44" name="Picture 44"/>
@@ -25137,7 +25143,7 @@
         </w:rPr>
         <w:lastRenderedPageBreak/>
         <w:drawing>
-          <wp:inline distT="0" distB="0" distL="0" distR="0" wp14:anchorId="4F86554A" wp14:editId="6F82DDA2">
+          <wp:inline distT="0" distB="0" distL="0" distR="0" wp14:anchorId="02D91202" wp14:editId="5C9494B1">
             <wp:extent cx="5040000" cy="4500000"/>
             <wp:effectExtent l="0" t="0" r="0" b="0"/>
             <wp:docPr id="45" name="Picture 45"/>
@@ -25286,7 +25292,7 @@
         <w:pStyle w:val="Heading2"/>
         <w:spacing w:before="240" w:after="120"/>
       </w:pPr>
-      <w:bookmarkStart w:id="21" w:name="_Toc240372922"/>
+      <w:bookmarkStart w:id="21" w:name="_Toc240374871"/>
       <w:r>
         <w:rPr>
           <w:rFonts w:ascii="Times New Roman" w:eastAsia="黑体" w:hAnsi="Times New Roman"/>
@@ -25344,7 +25350,7 @@
         </w:rPr>
         <w:lastRenderedPageBreak/>
         <w:drawing>
-          <wp:inline distT="0" distB="0" distL="0" distR="0" wp14:anchorId="0A7D8352" wp14:editId="0C2390D2">
+          <wp:inline distT="0" distB="0" distL="0" distR="0" wp14:anchorId="4B192C75" wp14:editId="1FCB7366">
             <wp:extent cx="5040000" cy="4500000"/>
             <wp:effectExtent l="0" t="0" r="0" b="0"/>
             <wp:docPr id="46" name="Picture 46"/>
@@ -25512,7 +25518,7 @@
         </w:rPr>
         <w:lastRenderedPageBreak/>
         <w:drawing>
-          <wp:inline distT="0" distB="0" distL="0" distR="0" wp14:anchorId="4B778C53" wp14:editId="444F234B">
+          <wp:inline distT="0" distB="0" distL="0" distR="0" wp14:anchorId="5B16E34C" wp14:editId="181AD33F">
             <wp:extent cx="4200000" cy="4500000"/>
             <wp:effectExtent l="0" t="0" r="0" b="0"/>
             <wp:docPr id="47" name="Picture 47"/>
@@ -25704,7 +25710,7 @@
         </w:rPr>
         <w:lastRenderedPageBreak/>
         <w:drawing>
-          <wp:inline distT="0" distB="0" distL="0" distR="0" wp14:anchorId="2B09D79A" wp14:editId="33A1033E">
+          <wp:inline distT="0" distB="0" distL="0" distR="0" wp14:anchorId="5826DC4C" wp14:editId="65DE233A">
             <wp:extent cx="5580000" cy="3260552"/>
             <wp:effectExtent l="0" t="0" r="0" b="0"/>
             <wp:docPr id="48" name="Picture 48"/>
@@ -25883,7 +25889,7 @@
           <w:noProof/>
         </w:rPr>
         <w:drawing>
-          <wp:inline distT="0" distB="0" distL="0" distR="0" wp14:anchorId="43062243" wp14:editId="5D5D3BC8">
+          <wp:inline distT="0" distB="0" distL="0" distR="0" wp14:anchorId="15FA5D30" wp14:editId="40D5AA3E">
             <wp:extent cx="5580000" cy="3268881"/>
             <wp:effectExtent l="0" t="0" r="0" b="0"/>
             <wp:docPr id="49" name="Picture 49"/>
@@ -26063,7 +26069,7 @@
         </w:rPr>
         <w:lastRenderedPageBreak/>
         <w:drawing>
-          <wp:inline distT="0" distB="0" distL="0" distR="0" wp14:anchorId="5CCB4085" wp14:editId="7C77187D">
+          <wp:inline distT="0" distB="0" distL="0" distR="0" wp14:anchorId="5FF0E204" wp14:editId="371B96F5">
             <wp:extent cx="5000407" cy="4500000"/>
             <wp:effectExtent l="0" t="0" r="0" b="0"/>
             <wp:docPr id="50" name="Picture 50"/>
@@ -26531,31 +26537,31 @@
       </w:rPr>
     </w:lvl>
   </w:abstractNum>
-  <w:num w:numId="1" w16cid:durableId="729037108">
+  <w:num w:numId="1" w16cid:durableId="904221427">
     <w:abstractNumId w:val="8"/>
   </w:num>
-  <w:num w:numId="2" w16cid:durableId="2017689556">
+  <w:num w:numId="2" w16cid:durableId="1862665934">
     <w:abstractNumId w:val="6"/>
   </w:num>
-  <w:num w:numId="3" w16cid:durableId="1903444009">
+  <w:num w:numId="3" w16cid:durableId="1137071509">
     <w:abstractNumId w:val="5"/>
   </w:num>
-  <w:num w:numId="4" w16cid:durableId="1880125972">
+  <w:num w:numId="4" w16cid:durableId="1379477703">
     <w:abstractNumId w:val="4"/>
   </w:num>
-  <w:num w:numId="5" w16cid:durableId="1878736141">
+  <w:num w:numId="5" w16cid:durableId="590043982">
     <w:abstractNumId w:val="7"/>
   </w:num>
-  <w:num w:numId="6" w16cid:durableId="2135439603">
+  <w:num w:numId="6" w16cid:durableId="187135886">
     <w:abstractNumId w:val="3"/>
   </w:num>
-  <w:num w:numId="7" w16cid:durableId="843514844">
+  <w:num w:numId="7" w16cid:durableId="1681661488">
     <w:abstractNumId w:val="2"/>
   </w:num>
-  <w:num w:numId="8" w16cid:durableId="66466414">
+  <w:num w:numId="8" w16cid:durableId="1870877903">
     <w:abstractNumId w:val="1"/>
   </w:num>
-  <w:num w:numId="9" w16cid:durableId="1971547692">
+  <w:num w:numId="9" w16cid:durableId="1543252750">
     <w:abstractNumId w:val="0"/>
   </w:num>
 </w:numbering>
@@ -37971,7 +37977,7 @@
     <w:basedOn w:val="DefaultParagraphFont"/>
     <w:uiPriority w:val="99"/>
     <w:unhideWhenUsed/>
-    <w:rsid w:val="00AB294F"/>
+    <w:rsid w:val="000D50EE"/>
     <w:rPr>
       <w:color w:val="0000FF" w:themeColor="hyperlink"/>
       <w:u w:val="single"/>

--- a/checklist_tool/指导书与核查工具交叉验证报告.docx
+++ b/checklist_tool/指导书与核查工具交叉验证报告.docx
@@ -192,7 +192,7 @@
       <w:r>
         <w:fldChar w:fldCharType="separate"/>
       </w:r>
-      <w:hyperlink w:anchor="_Toc240374850" w:history="1">
+      <w:hyperlink w:anchor="_Toc240376393" w:history="1">
         <w:r>
           <w:rPr>
             <w:rStyle w:val="Hyperlink"/>
@@ -228,7 +228,7 @@
             <w:noProof/>
             <w:webHidden/>
           </w:rPr>
-          <w:instrText xml:space="preserve"> PAGEREF _Toc240374850 \h </w:instrText>
+          <w:instrText xml:space="preserve"> PAGEREF _Toc240376393 \h </w:instrText>
         </w:r>
         <w:r>
           <w:rPr>
@@ -273,7 +273,7 @@
           <w14:ligatures w14:val="standardContextual"/>
         </w:rPr>
       </w:pPr>
-      <w:hyperlink w:anchor="_Toc240374851" w:history="1">
+      <w:hyperlink w:anchor="_Toc240376394" w:history="1">
         <w:r>
           <w:rPr>
             <w:rStyle w:val="Hyperlink"/>
@@ -309,7 +309,7 @@
             <w:noProof/>
             <w:webHidden/>
           </w:rPr>
-          <w:instrText xml:space="preserve"> PAGEREF _Toc240374851 \h </w:instrText>
+          <w:instrText xml:space="preserve"> PAGEREF _Toc240376394 \h </w:instrText>
         </w:r>
         <w:r>
           <w:rPr>
@@ -354,7 +354,7 @@
           <w14:ligatures w14:val="standardContextual"/>
         </w:rPr>
       </w:pPr>
-      <w:hyperlink w:anchor="_Toc240374852" w:history="1">
+      <w:hyperlink w:anchor="_Toc240376395" w:history="1">
         <w:r>
           <w:rPr>
             <w:rStyle w:val="Hyperlink"/>
@@ -390,7 +390,7 @@
             <w:noProof/>
             <w:webHidden/>
           </w:rPr>
-          <w:instrText xml:space="preserve"> PAGEREF _Toc240374852 \h </w:instrText>
+          <w:instrText xml:space="preserve"> PAGEREF _Toc240376395 \h </w:instrText>
         </w:r>
         <w:r>
           <w:rPr>
@@ -435,7 +435,7 @@
           <w14:ligatures w14:val="standardContextual"/>
         </w:rPr>
       </w:pPr>
-      <w:hyperlink w:anchor="_Toc240374853" w:history="1">
+      <w:hyperlink w:anchor="_Toc240376396" w:history="1">
         <w:r>
           <w:rPr>
             <w:rStyle w:val="Hyperlink"/>
@@ -471,7 +471,7 @@
             <w:noProof/>
             <w:webHidden/>
           </w:rPr>
-          <w:instrText xml:space="preserve"> PAGEREF _Toc240374853 \h </w:instrText>
+          <w:instrText xml:space="preserve"> PAGEREF _Toc240376396 \h </w:instrText>
         </w:r>
         <w:r>
           <w:rPr>
@@ -516,7 +516,7 @@
           <w14:ligatures w14:val="standardContextual"/>
         </w:rPr>
       </w:pPr>
-      <w:hyperlink w:anchor="_Toc240374854" w:history="1">
+      <w:hyperlink w:anchor="_Toc240376397" w:history="1">
         <w:r>
           <w:rPr>
             <w:rStyle w:val="Hyperlink"/>
@@ -552,7 +552,7 @@
             <w:noProof/>
             <w:webHidden/>
           </w:rPr>
-          <w:instrText xml:space="preserve"> PAGEREF _Toc240374854 \h </w:instrText>
+          <w:instrText xml:space="preserve"> PAGEREF _Toc240376397 \h </w:instrText>
         </w:r>
         <w:r>
           <w:rPr>
@@ -597,7 +597,7 @@
           <w14:ligatures w14:val="standardContextual"/>
         </w:rPr>
       </w:pPr>
-      <w:hyperlink w:anchor="_Toc240374855" w:history="1">
+      <w:hyperlink w:anchor="_Toc240376398" w:history="1">
         <w:r>
           <w:rPr>
             <w:rStyle w:val="Hyperlink"/>
@@ -633,7 +633,7 @@
             <w:noProof/>
             <w:webHidden/>
           </w:rPr>
-          <w:instrText xml:space="preserve"> PAGEREF _Toc240374855 \h </w:instrText>
+          <w:instrText xml:space="preserve"> PAGEREF _Toc240376398 \h </w:instrText>
         </w:r>
         <w:r>
           <w:rPr>
@@ -678,7 +678,7 @@
           <w14:ligatures w14:val="standardContextual"/>
         </w:rPr>
       </w:pPr>
-      <w:hyperlink w:anchor="_Toc240374856" w:history="1">
+      <w:hyperlink w:anchor="_Toc240376399" w:history="1">
         <w:r>
           <w:rPr>
             <w:rStyle w:val="Hyperlink"/>
@@ -714,7 +714,7 @@
             <w:noProof/>
             <w:webHidden/>
           </w:rPr>
-          <w:instrText xml:space="preserve"> PAGEREF _Toc240374856 \h </w:instrText>
+          <w:instrText xml:space="preserve"> PAGEREF _Toc240376399 \h </w:instrText>
         </w:r>
         <w:r>
           <w:rPr>
@@ -759,7 +759,7 @@
           <w14:ligatures w14:val="standardContextual"/>
         </w:rPr>
       </w:pPr>
-      <w:hyperlink w:anchor="_Toc240374857" w:history="1">
+      <w:hyperlink w:anchor="_Toc240376400" w:history="1">
         <w:r>
           <w:rPr>
             <w:rStyle w:val="Hyperlink"/>
@@ -795,7 +795,7 @@
             <w:noProof/>
             <w:webHidden/>
           </w:rPr>
-          <w:instrText xml:space="preserve"> PAGEREF _Toc240374857 \h </w:instrText>
+          <w:instrText xml:space="preserve"> PAGEREF _Toc240376400 \h </w:instrText>
         </w:r>
         <w:r>
           <w:rPr>
@@ -840,7 +840,7 @@
           <w14:ligatures w14:val="standardContextual"/>
         </w:rPr>
       </w:pPr>
-      <w:hyperlink w:anchor="_Toc240374858" w:history="1">
+      <w:hyperlink w:anchor="_Toc240376401" w:history="1">
         <w:r>
           <w:rPr>
             <w:rStyle w:val="Hyperlink"/>
@@ -876,7 +876,7 @@
             <w:noProof/>
             <w:webHidden/>
           </w:rPr>
-          <w:instrText xml:space="preserve"> PAGEREF _Toc240374858 \h </w:instrText>
+          <w:instrText xml:space="preserve"> PAGEREF _Toc240376401 \h </w:instrText>
         </w:r>
         <w:r>
           <w:rPr>
@@ -921,7 +921,7 @@
           <w14:ligatures w14:val="standardContextual"/>
         </w:rPr>
       </w:pPr>
-      <w:hyperlink w:anchor="_Toc240374859" w:history="1">
+      <w:hyperlink w:anchor="_Toc240376402" w:history="1">
         <w:r>
           <w:rPr>
             <w:rStyle w:val="Hyperlink"/>
@@ -957,7 +957,7 @@
             <w:noProof/>
             <w:webHidden/>
           </w:rPr>
-          <w:instrText xml:space="preserve"> PAGEREF _Toc240374859 \h </w:instrText>
+          <w:instrText xml:space="preserve"> PAGEREF _Toc240376402 \h </w:instrText>
         </w:r>
         <w:r>
           <w:rPr>
@@ -1002,7 +1002,7 @@
           <w14:ligatures w14:val="standardContextual"/>
         </w:rPr>
       </w:pPr>
-      <w:hyperlink w:anchor="_Toc240374860" w:history="1">
+      <w:hyperlink w:anchor="_Toc240376403" w:history="1">
         <w:r>
           <w:rPr>
             <w:rStyle w:val="Hyperlink"/>
@@ -1038,7 +1038,7 @@
             <w:noProof/>
             <w:webHidden/>
           </w:rPr>
-          <w:instrText xml:space="preserve"> PAGEREF _Toc240374860 \h </w:instrText>
+          <w:instrText xml:space="preserve"> PAGEREF _Toc240376403 \h </w:instrText>
         </w:r>
         <w:r>
           <w:rPr>
@@ -1083,7 +1083,7 @@
           <w14:ligatures w14:val="standardContextual"/>
         </w:rPr>
       </w:pPr>
-      <w:hyperlink w:anchor="_Toc240374861" w:history="1">
+      <w:hyperlink w:anchor="_Toc240376404" w:history="1">
         <w:r>
           <w:rPr>
             <w:rStyle w:val="Hyperlink"/>
@@ -1119,7 +1119,7 @@
             <w:noProof/>
             <w:webHidden/>
           </w:rPr>
-          <w:instrText xml:space="preserve"> PAGEREF _Toc240374861 \h </w:instrText>
+          <w:instrText xml:space="preserve"> PAGEREF _Toc240376404 \h </w:instrText>
         </w:r>
         <w:r>
           <w:rPr>
@@ -1164,7 +1164,7 @@
           <w14:ligatures w14:val="standardContextual"/>
         </w:rPr>
       </w:pPr>
-      <w:hyperlink w:anchor="_Toc240374862" w:history="1">
+      <w:hyperlink w:anchor="_Toc240376405" w:history="1">
         <w:r>
           <w:rPr>
             <w:rStyle w:val="Hyperlink"/>
@@ -1200,7 +1200,7 @@
             <w:noProof/>
             <w:webHidden/>
           </w:rPr>
-          <w:instrText xml:space="preserve"> PAGEREF _Toc240374862 \h </w:instrText>
+          <w:instrText xml:space="preserve"> PAGEREF _Toc240376405 \h </w:instrText>
         </w:r>
         <w:r>
           <w:rPr>
@@ -1245,7 +1245,7 @@
           <w14:ligatures w14:val="standardContextual"/>
         </w:rPr>
       </w:pPr>
-      <w:hyperlink w:anchor="_Toc240374863" w:history="1">
+      <w:hyperlink w:anchor="_Toc240376406" w:history="1">
         <w:r>
           <w:rPr>
             <w:rStyle w:val="Hyperlink"/>
@@ -1281,7 +1281,7 @@
             <w:noProof/>
             <w:webHidden/>
           </w:rPr>
-          <w:instrText xml:space="preserve"> PAGEREF _Toc240374863 \h </w:instrText>
+          <w:instrText xml:space="preserve"> PAGEREF _Toc240376406 \h </w:instrText>
         </w:r>
         <w:r>
           <w:rPr>
@@ -1326,7 +1326,7 @@
           <w14:ligatures w14:val="standardContextual"/>
         </w:rPr>
       </w:pPr>
-      <w:hyperlink w:anchor="_Toc240374864" w:history="1">
+      <w:hyperlink w:anchor="_Toc240376407" w:history="1">
         <w:r>
           <w:rPr>
             <w:rStyle w:val="Hyperlink"/>
@@ -1362,7 +1362,7 @@
             <w:noProof/>
             <w:webHidden/>
           </w:rPr>
-          <w:instrText xml:space="preserve"> PAGEREF _Toc240374864 \h </w:instrText>
+          <w:instrText xml:space="preserve"> PAGEREF _Toc240376407 \h </w:instrText>
         </w:r>
         <w:r>
           <w:rPr>
@@ -1407,7 +1407,7 @@
           <w14:ligatures w14:val="standardContextual"/>
         </w:rPr>
       </w:pPr>
-      <w:hyperlink w:anchor="_Toc240374865" w:history="1">
+      <w:hyperlink w:anchor="_Toc240376408" w:history="1">
         <w:r>
           <w:rPr>
             <w:rStyle w:val="Hyperlink"/>
@@ -1443,7 +1443,7 @@
             <w:noProof/>
             <w:webHidden/>
           </w:rPr>
-          <w:instrText xml:space="preserve"> PAGEREF _Toc240374865 \h </w:instrText>
+          <w:instrText xml:space="preserve"> PAGEREF _Toc240376408 \h </w:instrText>
         </w:r>
         <w:r>
           <w:rPr>
@@ -1488,7 +1488,7 @@
           <w14:ligatures w14:val="standardContextual"/>
         </w:rPr>
       </w:pPr>
-      <w:hyperlink w:anchor="_Toc240374866" w:history="1">
+      <w:hyperlink w:anchor="_Toc240376409" w:history="1">
         <w:r>
           <w:rPr>
             <w:rStyle w:val="Hyperlink"/>
@@ -1524,7 +1524,7 @@
             <w:noProof/>
             <w:webHidden/>
           </w:rPr>
-          <w:instrText xml:space="preserve"> PAGEREF _Toc240374866 \h </w:instrText>
+          <w:instrText xml:space="preserve"> PAGEREF _Toc240376409 \h </w:instrText>
         </w:r>
         <w:r>
           <w:rPr>
@@ -1569,7 +1569,7 @@
           <w14:ligatures w14:val="standardContextual"/>
         </w:rPr>
       </w:pPr>
-      <w:hyperlink w:anchor="_Toc240374867" w:history="1">
+      <w:hyperlink w:anchor="_Toc240376410" w:history="1">
         <w:r>
           <w:rPr>
             <w:rStyle w:val="Hyperlink"/>
@@ -1605,7 +1605,7 @@
             <w:noProof/>
             <w:webHidden/>
           </w:rPr>
-          <w:instrText xml:space="preserve"> PAGEREF _Toc240374867 \h </w:instrText>
+          <w:instrText xml:space="preserve"> PAGEREF _Toc240376410 \h </w:instrText>
         </w:r>
         <w:r>
           <w:rPr>
@@ -1650,7 +1650,7 @@
           <w14:ligatures w14:val="standardContextual"/>
         </w:rPr>
       </w:pPr>
-      <w:hyperlink w:anchor="_Toc240374868" w:history="1">
+      <w:hyperlink w:anchor="_Toc240376411" w:history="1">
         <w:r>
           <w:rPr>
             <w:rStyle w:val="Hyperlink"/>
@@ -1686,7 +1686,7 @@
             <w:noProof/>
             <w:webHidden/>
           </w:rPr>
-          <w:instrText xml:space="preserve"> PAGEREF _Toc240374868 \h </w:instrText>
+          <w:instrText xml:space="preserve"> PAGEREF _Toc240376411 \h </w:instrText>
         </w:r>
         <w:r>
           <w:rPr>
@@ -1731,7 +1731,7 @@
           <w14:ligatures w14:val="standardContextual"/>
         </w:rPr>
       </w:pPr>
-      <w:hyperlink w:anchor="_Toc240374869" w:history="1">
+      <w:hyperlink w:anchor="_Toc240376412" w:history="1">
         <w:r>
           <w:rPr>
             <w:rStyle w:val="Hyperlink"/>
@@ -1767,7 +1767,7 @@
             <w:noProof/>
             <w:webHidden/>
           </w:rPr>
-          <w:instrText xml:space="preserve"> PAGEREF _Toc240374869 \h </w:instrText>
+          <w:instrText xml:space="preserve"> PAGEREF _Toc240376412 \h </w:instrText>
         </w:r>
         <w:r>
           <w:rPr>
@@ -1812,7 +1812,7 @@
           <w14:ligatures w14:val="standardContextual"/>
         </w:rPr>
       </w:pPr>
-      <w:hyperlink w:anchor="_Toc240374870" w:history="1">
+      <w:hyperlink w:anchor="_Toc240376413" w:history="1">
         <w:r>
           <w:rPr>
             <w:rStyle w:val="Hyperlink"/>
@@ -1848,7 +1848,7 @@
             <w:noProof/>
             <w:webHidden/>
           </w:rPr>
-          <w:instrText xml:space="preserve"> PAGEREF _Toc240374870 \h </w:instrText>
+          <w:instrText xml:space="preserve"> PAGEREF _Toc240376413 \h </w:instrText>
         </w:r>
         <w:r>
           <w:rPr>
@@ -1893,7 +1893,7 @@
           <w14:ligatures w14:val="standardContextual"/>
         </w:rPr>
       </w:pPr>
-      <w:hyperlink w:anchor="_Toc240374871" w:history="1">
+      <w:hyperlink w:anchor="_Toc240376414" w:history="1">
         <w:r>
           <w:rPr>
             <w:rStyle w:val="Hyperlink"/>
@@ -1929,7 +1929,7 @@
             <w:noProof/>
             <w:webHidden/>
           </w:rPr>
-          <w:instrText xml:space="preserve"> PAGEREF _Toc240374871 \h </w:instrText>
+          <w:instrText xml:space="preserve"> PAGEREF _Toc240376414 \h </w:instrText>
         </w:r>
         <w:r>
           <w:rPr>
@@ -2394,7 +2394,7 @@
         <w:pStyle w:val="Heading1"/>
         <w:spacing w:before="240" w:after="120"/>
       </w:pPr>
-      <w:bookmarkStart w:id="0" w:name="_Toc240374850"/>
+      <w:bookmarkStart w:id="0" w:name="_Toc240376393"/>
       <w:r>
         <w:rPr>
           <w:rFonts w:ascii="Times New Roman" w:eastAsia="黑体" w:hAnsi="Times New Roman"/>
@@ -2460,24 +2460,18 @@
       </w:pPr>
       <w:r>
         <w:rPr>
-          <w:rFonts w:eastAsia="黑体"/>
-          <w:b/>
           <w:sz w:val="21"/>
         </w:rPr>
         <w:t>表</w:t>
       </w:r>
       <w:r>
         <w:rPr>
-          <w:rFonts w:eastAsia="黑体"/>
-          <w:b/>
           <w:sz w:val="21"/>
         </w:rPr>
         <w:t xml:space="preserve"> 1</w:t>
       </w:r>
       <w:r>
         <w:rPr>
-          <w:rFonts w:eastAsia="黑体"/>
-          <w:b/>
           <w:sz w:val="21"/>
         </w:rPr>
         <w:t xml:space="preserve">　验证结论统计</w:t>
@@ -2818,7 +2812,7 @@
         <w:pStyle w:val="Heading1"/>
         <w:spacing w:before="240" w:after="120"/>
       </w:pPr>
-      <w:bookmarkStart w:id="1" w:name="_Toc240374851"/>
+      <w:bookmarkStart w:id="1" w:name="_Toc240376394"/>
       <w:r>
         <w:rPr>
           <w:rFonts w:ascii="Times New Roman" w:eastAsia="黑体" w:hAnsi="Times New Roman"/>
@@ -2842,7 +2836,7 @@
         <w:pStyle w:val="Heading2"/>
         <w:spacing w:before="240" w:after="120"/>
       </w:pPr>
-      <w:bookmarkStart w:id="2" w:name="_Toc240374852"/>
+      <w:bookmarkStart w:id="2" w:name="_Toc240376395"/>
       <w:r>
         <w:rPr>
           <w:rFonts w:ascii="Times New Roman" w:eastAsia="黑体" w:hAnsi="Times New Roman"/>
@@ -3036,7 +3030,7 @@
         <w:pStyle w:val="Heading2"/>
         <w:spacing w:before="240" w:after="120"/>
       </w:pPr>
-      <w:bookmarkStart w:id="3" w:name="_Toc240374853"/>
+      <w:bookmarkStart w:id="3" w:name="_Toc240376396"/>
       <w:r>
         <w:rPr>
           <w:rFonts w:ascii="Times New Roman" w:eastAsia="黑体" w:hAnsi="Times New Roman"/>
@@ -3069,7 +3063,7 @@
         <w:pStyle w:val="Heading2"/>
         <w:spacing w:before="240" w:after="120"/>
       </w:pPr>
-      <w:bookmarkStart w:id="4" w:name="_Toc240374854"/>
+      <w:bookmarkStart w:id="4" w:name="_Toc240376397"/>
       <w:r>
         <w:rPr>
           <w:rFonts w:ascii="Times New Roman" w:eastAsia="黑体" w:hAnsi="Times New Roman"/>
@@ -3111,24 +3105,18 @@
       </w:pPr>
       <w:r>
         <w:rPr>
-          <w:rFonts w:eastAsia="黑体"/>
-          <w:b/>
           <w:sz w:val="21"/>
         </w:rPr>
         <w:t>表</w:t>
       </w:r>
       <w:r>
         <w:rPr>
-          <w:rFonts w:eastAsia="黑体"/>
-          <w:b/>
           <w:sz w:val="21"/>
         </w:rPr>
         <w:t xml:space="preserve"> 2</w:t>
       </w:r>
       <w:r>
         <w:rPr>
-          <w:rFonts w:eastAsia="黑体"/>
-          <w:b/>
           <w:sz w:val="21"/>
         </w:rPr>
         <w:t xml:space="preserve">　验证结论判定条件</w:t>
@@ -3284,7 +3272,7 @@
         <w:pStyle w:val="Heading2"/>
         <w:spacing w:before="240" w:after="120"/>
       </w:pPr>
-      <w:bookmarkStart w:id="5" w:name="_Toc240374855"/>
+      <w:bookmarkStart w:id="5" w:name="_Toc240376398"/>
       <w:r>
         <w:rPr>
           <w:rFonts w:ascii="Times New Roman" w:eastAsia="黑体" w:hAnsi="Times New Roman"/>
@@ -3326,24 +3314,18 @@
       </w:pPr>
       <w:r>
         <w:rPr>
-          <w:rFonts w:eastAsia="黑体"/>
-          <w:b/>
           <w:sz w:val="21"/>
         </w:rPr>
         <w:t>表</w:t>
       </w:r>
       <w:r>
         <w:rPr>
-          <w:rFonts w:eastAsia="黑体"/>
-          <w:b/>
           <w:sz w:val="21"/>
         </w:rPr>
         <w:t xml:space="preserve"> 3</w:t>
       </w:r>
       <w:r>
         <w:rPr>
-          <w:rFonts w:eastAsia="黑体"/>
-          <w:b/>
           <w:sz w:val="21"/>
         </w:rPr>
         <w:t xml:space="preserve">　实测环境与覆盖范围</w:t>
@@ -4139,7 +4121,7 @@
         <w:pStyle w:val="Heading1"/>
         <w:spacing w:before="240" w:after="120"/>
       </w:pPr>
-      <w:bookmarkStart w:id="6" w:name="_Toc240374856"/>
+      <w:bookmarkStart w:id="6" w:name="_Toc240376399"/>
       <w:r>
         <w:rPr>
           <w:rFonts w:ascii="Times New Roman" w:eastAsia="黑体" w:hAnsi="Times New Roman"/>
@@ -4182,24 +4164,18 @@
       </w:pPr>
       <w:r>
         <w:rPr>
-          <w:rFonts w:eastAsia="黑体"/>
-          <w:b/>
           <w:sz w:val="21"/>
         </w:rPr>
         <w:t>表</w:t>
       </w:r>
       <w:r>
         <w:rPr>
-          <w:rFonts w:eastAsia="黑体"/>
-          <w:b/>
           <w:sz w:val="21"/>
         </w:rPr>
         <w:t xml:space="preserve"> 4</w:t>
       </w:r>
       <w:r>
         <w:rPr>
-          <w:rFonts w:eastAsia="黑体"/>
-          <w:b/>
           <w:sz w:val="21"/>
         </w:rPr>
         <w:t xml:space="preserve">　各章覆盖统计</w:t>
@@ -5075,7 +5051,7 @@
         <w:pStyle w:val="Heading1"/>
         <w:spacing w:before="240" w:after="120"/>
       </w:pPr>
-      <w:bookmarkStart w:id="7" w:name="_Toc240374857"/>
+      <w:bookmarkStart w:id="7" w:name="_Toc240376400"/>
       <w:r>
         <w:rPr>
           <w:rFonts w:ascii="Times New Roman" w:eastAsia="黑体" w:hAnsi="Times New Roman"/>
@@ -5138,7 +5114,7 @@
         <w:pStyle w:val="Heading2"/>
         <w:spacing w:before="240" w:after="120"/>
       </w:pPr>
-      <w:bookmarkStart w:id="8" w:name="_Toc240374858"/>
+      <w:bookmarkStart w:id="8" w:name="_Toc240376401"/>
       <w:r>
         <w:rPr>
           <w:rFonts w:ascii="Times New Roman" w:eastAsia="黑体" w:hAnsi="Times New Roman"/>
@@ -5165,24 +5141,18 @@
       </w:pPr>
       <w:r>
         <w:rPr>
-          <w:rFonts w:eastAsia="黑体"/>
-          <w:b/>
           <w:sz w:val="21"/>
         </w:rPr>
         <w:t>表</w:t>
       </w:r>
       <w:r>
         <w:rPr>
-          <w:rFonts w:eastAsia="黑体"/>
-          <w:b/>
           <w:sz w:val="21"/>
         </w:rPr>
         <w:t xml:space="preserve"> 5</w:t>
       </w:r>
       <w:r>
         <w:rPr>
-          <w:rFonts w:eastAsia="黑体"/>
-          <w:b/>
           <w:sz w:val="21"/>
         </w:rPr>
         <w:t xml:space="preserve">　系统安全检查项逐项验证结果</w:t>
@@ -7314,7 +7284,7 @@
         </w:rPr>
         <w:lastRenderedPageBreak/>
         <w:drawing>
-          <wp:inline distT="0" distB="0" distL="0" distR="0" wp14:anchorId="0F644207" wp14:editId="1445CF27">
+          <wp:inline distT="0" distB="0" distL="0" distR="0" wp14:anchorId="614C8EEC" wp14:editId="5113E1F4">
             <wp:extent cx="5580000" cy="3178368"/>
             <wp:effectExtent l="0" t="0" r="0" b="0"/>
             <wp:docPr id="1" name="Picture 1"/>
@@ -7529,7 +7499,7 @@
           <w:noProof/>
         </w:rPr>
         <w:drawing>
-          <wp:inline distT="0" distB="0" distL="0" distR="0" wp14:anchorId="5528BF04" wp14:editId="1734F0F8">
+          <wp:inline distT="0" distB="0" distL="0" distR="0" wp14:anchorId="02D02EE7" wp14:editId="07A3FE8E">
             <wp:extent cx="5580000" cy="3106944"/>
             <wp:effectExtent l="0" t="0" r="0" b="0"/>
             <wp:docPr id="2" name="Picture 2"/>
@@ -7685,7 +7655,7 @@
         </w:rPr>
         <w:lastRenderedPageBreak/>
         <w:drawing>
-          <wp:inline distT="0" distB="0" distL="0" distR="0" wp14:anchorId="650D1EE0" wp14:editId="43666DD6">
+          <wp:inline distT="0" distB="0" distL="0" distR="0" wp14:anchorId="39694EA0" wp14:editId="17FA3413">
             <wp:extent cx="5580000" cy="2892672"/>
             <wp:effectExtent l="0" t="0" r="0" b="0"/>
             <wp:docPr id="3" name="Picture 3"/>
@@ -7840,7 +7810,7 @@
           <w:noProof/>
         </w:rPr>
         <w:drawing>
-          <wp:inline distT="0" distB="0" distL="0" distR="0" wp14:anchorId="4B908B40" wp14:editId="033AEE4B">
+          <wp:inline distT="0" distB="0" distL="0" distR="0" wp14:anchorId="74AC6CEE" wp14:editId="15DBD0DD">
             <wp:extent cx="5580000" cy="3106944"/>
             <wp:effectExtent l="0" t="0" r="0" b="0"/>
             <wp:docPr id="4" name="Picture 4"/>
@@ -7984,7 +7954,7 @@
         </w:rPr>
         <w:lastRenderedPageBreak/>
         <w:drawing>
-          <wp:inline distT="0" distB="0" distL="0" distR="0" wp14:anchorId="06D47723" wp14:editId="1FEB1C90">
+          <wp:inline distT="0" distB="0" distL="0" distR="0" wp14:anchorId="2CE85F11" wp14:editId="6993CC2A">
             <wp:extent cx="5580000" cy="2178432"/>
             <wp:effectExtent l="0" t="0" r="0" b="0"/>
             <wp:docPr id="5" name="Picture 5"/>
@@ -8163,7 +8133,7 @@
           <w:noProof/>
         </w:rPr>
         <w:drawing>
-          <wp:inline distT="0" distB="0" distL="0" distR="0" wp14:anchorId="19B3762E" wp14:editId="14C97DF2">
+          <wp:inline distT="0" distB="0" distL="0" distR="0" wp14:anchorId="660C61EA" wp14:editId="0415351D">
             <wp:extent cx="5580000" cy="2178432"/>
             <wp:effectExtent l="0" t="0" r="0" b="0"/>
             <wp:docPr id="6" name="Picture 6"/>
@@ -8330,7 +8300,7 @@
           <w:noProof/>
         </w:rPr>
         <w:drawing>
-          <wp:inline distT="0" distB="0" distL="0" distR="0" wp14:anchorId="10F163BA" wp14:editId="178B983F">
+          <wp:inline distT="0" distB="0" distL="0" distR="0" wp14:anchorId="3CA34A9D" wp14:editId="5F7241E6">
             <wp:extent cx="5580000" cy="1678464"/>
             <wp:effectExtent l="0" t="0" r="0" b="0"/>
             <wp:docPr id="7" name="Picture 7"/>
@@ -8510,7 +8480,7 @@
         </w:rPr>
         <w:lastRenderedPageBreak/>
         <w:drawing>
-          <wp:inline distT="0" distB="0" distL="0" distR="0" wp14:anchorId="615C7786" wp14:editId="33622E94">
+          <wp:inline distT="0" distB="0" distL="0" distR="0" wp14:anchorId="3D56FEBB" wp14:editId="4D770E2B">
             <wp:extent cx="5580000" cy="1678464"/>
             <wp:effectExtent l="0" t="0" r="0" b="0"/>
             <wp:docPr id="8" name="Picture 8"/>
@@ -8689,7 +8659,7 @@
           <w:noProof/>
         </w:rPr>
         <w:drawing>
-          <wp:inline distT="0" distB="0" distL="0" distR="0" wp14:anchorId="58A1AC4C" wp14:editId="4D5BB2DB">
+          <wp:inline distT="0" distB="0" distL="0" distR="0" wp14:anchorId="6B677756" wp14:editId="7B5A17C6">
             <wp:extent cx="5580000" cy="1607040"/>
             <wp:effectExtent l="0" t="0" r="0" b="0"/>
             <wp:docPr id="9" name="Picture 9"/>
@@ -8868,7 +8838,7 @@
           <w:noProof/>
         </w:rPr>
         <w:drawing>
-          <wp:inline distT="0" distB="0" distL="0" distR="0" wp14:anchorId="51E94DD4" wp14:editId="7E5BA8C9">
+          <wp:inline distT="0" distB="0" distL="0" distR="0" wp14:anchorId="4A4EF8BF" wp14:editId="52A98DEE">
             <wp:extent cx="5580000" cy="1607040"/>
             <wp:effectExtent l="0" t="0" r="0" b="0"/>
             <wp:docPr id="10" name="Picture 10"/>
@@ -9036,7 +9006,7 @@
         </w:rPr>
         <w:lastRenderedPageBreak/>
         <w:drawing>
-          <wp:inline distT="0" distB="0" distL="0" distR="0" wp14:anchorId="1D672101" wp14:editId="1869F21E">
+          <wp:inline distT="0" distB="0" distL="0" distR="0" wp14:anchorId="4DB6B56F" wp14:editId="755B3239">
             <wp:extent cx="5580000" cy="1678464"/>
             <wp:effectExtent l="0" t="0" r="0" b="0"/>
             <wp:docPr id="11" name="Picture 11"/>
@@ -9179,7 +9149,7 @@
           <w:noProof/>
         </w:rPr>
         <w:drawing>
-          <wp:inline distT="0" distB="0" distL="0" distR="0" wp14:anchorId="337A18B4" wp14:editId="6E1286E2">
+          <wp:inline distT="0" distB="0" distL="0" distR="0" wp14:anchorId="46A298D0" wp14:editId="66CD30D0">
             <wp:extent cx="5580000" cy="1678464"/>
             <wp:effectExtent l="0" t="0" r="0" b="0"/>
             <wp:docPr id="12" name="Picture 12"/>
@@ -9323,7 +9293,7 @@
         </w:rPr>
         <w:lastRenderedPageBreak/>
         <w:drawing>
-          <wp:inline distT="0" distB="0" distL="0" distR="0" wp14:anchorId="57CD6F9B" wp14:editId="7F3F6F89">
+          <wp:inline distT="0" distB="0" distL="0" distR="0" wp14:anchorId="68D67FD0" wp14:editId="07F2501E">
             <wp:extent cx="5580000" cy="4384286"/>
             <wp:effectExtent l="0" t="0" r="0" b="0"/>
             <wp:docPr id="13" name="Picture 13"/>
@@ -9503,7 +9473,7 @@
         </w:rPr>
         <w:lastRenderedPageBreak/>
         <w:drawing>
-          <wp:inline distT="0" distB="0" distL="0" distR="0" wp14:anchorId="3FA6DFFE" wp14:editId="7FEBEB9C">
+          <wp:inline distT="0" distB="0" distL="0" distR="0" wp14:anchorId="75F8448B" wp14:editId="506A8ACC">
             <wp:extent cx="5580000" cy="4384286"/>
             <wp:effectExtent l="0" t="0" r="0" b="0"/>
             <wp:docPr id="14" name="Picture 14"/>
@@ -9671,7 +9641,7 @@
         </w:rPr>
         <w:lastRenderedPageBreak/>
         <w:drawing>
-          <wp:inline distT="0" distB="0" distL="0" distR="0" wp14:anchorId="18BAC5CC" wp14:editId="5042DBFB">
+          <wp:inline distT="0" distB="0" distL="0" distR="0" wp14:anchorId="225B8928" wp14:editId="2CA97D3A">
             <wp:extent cx="5580000" cy="3587143"/>
             <wp:effectExtent l="0" t="0" r="0" b="0"/>
             <wp:docPr id="15" name="Picture 15"/>
@@ -9850,7 +9820,7 @@
           <w:noProof/>
         </w:rPr>
         <w:drawing>
-          <wp:inline distT="0" distB="0" distL="0" distR="0" wp14:anchorId="2FFE00DB" wp14:editId="3E738EC7">
+          <wp:inline distT="0" distB="0" distL="0" distR="0" wp14:anchorId="7D35EEA9" wp14:editId="1911CC5F">
             <wp:extent cx="5580000" cy="3427714"/>
             <wp:effectExtent l="0" t="0" r="0" b="0"/>
             <wp:docPr id="16" name="Picture 16"/>
@@ -10042,7 +10012,7 @@
         </w:rPr>
         <w:lastRenderedPageBreak/>
         <w:drawing>
-          <wp:inline distT="0" distB="0" distL="0" distR="0" wp14:anchorId="72392B20" wp14:editId="16386BBB">
+          <wp:inline distT="0" distB="0" distL="0" distR="0" wp14:anchorId="5ADA1F78" wp14:editId="7CF618F4">
             <wp:extent cx="5580000" cy="4330080"/>
             <wp:effectExtent l="0" t="0" r="0" b="0"/>
             <wp:docPr id="17" name="Picture 17"/>
@@ -10198,7 +10168,7 @@
         </w:rPr>
         <w:lastRenderedPageBreak/>
         <w:drawing>
-          <wp:inline distT="0" distB="0" distL="0" distR="0" wp14:anchorId="0D899737" wp14:editId="727AC7E2">
+          <wp:inline distT="0" distB="0" distL="0" distR="0" wp14:anchorId="08284B18" wp14:editId="0CD59457">
             <wp:extent cx="5580000" cy="2749824"/>
             <wp:effectExtent l="0" t="0" r="0" b="0"/>
             <wp:docPr id="18" name="Picture 18"/>
@@ -10389,7 +10359,7 @@
           <w:noProof/>
         </w:rPr>
         <w:drawing>
-          <wp:inline distT="0" distB="0" distL="0" distR="0" wp14:anchorId="6B531E10" wp14:editId="6EB53A7B">
+          <wp:inline distT="0" distB="0" distL="0" distR="0" wp14:anchorId="78A87F0E" wp14:editId="731F37CA">
             <wp:extent cx="5580000" cy="1964160"/>
             <wp:effectExtent l="0" t="0" r="0" b="0"/>
             <wp:docPr id="19" name="Picture 19"/>
@@ -10599,7 +10569,7 @@
         </w:rPr>
         <w:lastRenderedPageBreak/>
         <w:drawing>
-          <wp:inline distT="0" distB="0" distL="0" distR="0" wp14:anchorId="39916576" wp14:editId="19EE458C">
+          <wp:inline distT="0" distB="0" distL="0" distR="0" wp14:anchorId="0FAC3C64" wp14:editId="5D95937B">
             <wp:extent cx="5580000" cy="3821184"/>
             <wp:effectExtent l="0" t="0" r="0" b="0"/>
             <wp:docPr id="20" name="Picture 20"/>
@@ -10766,7 +10736,7 @@
           <w:noProof/>
         </w:rPr>
         <w:drawing>
-          <wp:inline distT="0" distB="0" distL="0" distR="0" wp14:anchorId="64EED1FE" wp14:editId="38FAD7B6">
+          <wp:inline distT="0" distB="0" distL="0" distR="0" wp14:anchorId="4E47B6A4" wp14:editId="30368D11">
             <wp:extent cx="5580000" cy="464256"/>
             <wp:effectExtent l="0" t="0" r="0" b="0"/>
             <wp:docPr id="21" name="Picture 21"/>
@@ -10927,7 +10897,7 @@
           <w:noProof/>
         </w:rPr>
         <w:drawing>
-          <wp:inline distT="0" distB="0" distL="0" distR="0" wp14:anchorId="0A32442D" wp14:editId="456E2AC5">
+          <wp:inline distT="0" distB="0" distL="0" distR="0" wp14:anchorId="37CE96B3" wp14:editId="0B781C7C">
             <wp:extent cx="5580000" cy="535680"/>
             <wp:effectExtent l="0" t="0" r="0" b="0"/>
             <wp:docPr id="22" name="Picture 22"/>
@@ -11095,7 +11065,7 @@
         </w:rPr>
         <w:lastRenderedPageBreak/>
         <w:drawing>
-          <wp:inline distT="0" distB="0" distL="0" distR="0" wp14:anchorId="2E6B98CA" wp14:editId="70D15353">
+          <wp:inline distT="0" distB="0" distL="0" distR="0" wp14:anchorId="19E97127" wp14:editId="2BA6B02C">
             <wp:extent cx="5580000" cy="892800"/>
             <wp:effectExtent l="0" t="0" r="0" b="0"/>
             <wp:docPr id="23" name="Picture 23"/>
@@ -11286,7 +11256,7 @@
           <w:noProof/>
         </w:rPr>
         <w:drawing>
-          <wp:inline distT="0" distB="0" distL="0" distR="0" wp14:anchorId="29767E1B" wp14:editId="41D09B77">
+          <wp:inline distT="0" distB="0" distL="0" distR="0" wp14:anchorId="34C15B02" wp14:editId="78CD1917">
             <wp:extent cx="5580000" cy="535680"/>
             <wp:effectExtent l="0" t="0" r="0" b="0"/>
             <wp:docPr id="24" name="Picture 24"/>
@@ -11519,7 +11489,7 @@
           <w:noProof/>
         </w:rPr>
         <w:drawing>
-          <wp:inline distT="0" distB="0" distL="0" distR="0" wp14:anchorId="7AE8ECE8" wp14:editId="54D587D3">
+          <wp:inline distT="0" distB="0" distL="0" distR="0" wp14:anchorId="6F487E7D" wp14:editId="4B297A6B">
             <wp:extent cx="5580000" cy="607104"/>
             <wp:effectExtent l="0" t="0" r="0" b="0"/>
             <wp:docPr id="25" name="Picture 25"/>
@@ -11722,7 +11692,7 @@
           <w:noProof/>
         </w:rPr>
         <w:drawing>
-          <wp:inline distT="0" distB="0" distL="0" distR="0" wp14:anchorId="1EC89A1F" wp14:editId="10CD6364">
+          <wp:inline distT="0" distB="0" distL="0" distR="0" wp14:anchorId="114A4233" wp14:editId="68DA6482">
             <wp:extent cx="5580000" cy="464256"/>
             <wp:effectExtent l="0" t="0" r="0" b="0"/>
             <wp:docPr id="26" name="Picture 26"/>
@@ -11913,7 +11883,7 @@
           <w:noProof/>
         </w:rPr>
         <w:drawing>
-          <wp:inline distT="0" distB="0" distL="0" distR="0" wp14:anchorId="326ABBC9" wp14:editId="43B2DA4C">
+          <wp:inline distT="0" distB="0" distL="0" distR="0" wp14:anchorId="1D4EC218" wp14:editId="7178D7A6">
             <wp:extent cx="5580000" cy="535680"/>
             <wp:effectExtent l="0" t="0" r="0" b="0"/>
             <wp:docPr id="27" name="Picture 27"/>
@@ -12105,7 +12075,7 @@
         </w:rPr>
         <w:lastRenderedPageBreak/>
         <w:drawing>
-          <wp:inline distT="0" distB="0" distL="0" distR="0" wp14:anchorId="3F6D6C01" wp14:editId="63D52665">
+          <wp:inline distT="0" distB="0" distL="0" distR="0" wp14:anchorId="43F5FFB4" wp14:editId="4F5F74BB">
             <wp:extent cx="5580000" cy="535680"/>
             <wp:effectExtent l="0" t="0" r="0" b="0"/>
             <wp:docPr id="28" name="Picture 28"/>
@@ -12272,7 +12242,7 @@
           <w:noProof/>
         </w:rPr>
         <w:drawing>
-          <wp:inline distT="0" distB="0" distL="0" distR="0" wp14:anchorId="032EEE33" wp14:editId="3A74D785">
+          <wp:inline distT="0" distB="0" distL="0" distR="0" wp14:anchorId="1C0E09B2" wp14:editId="6196AA62">
             <wp:extent cx="5580000" cy="535680"/>
             <wp:effectExtent l="0" t="0" r="0" b="0"/>
             <wp:docPr id="29" name="Picture 29"/>
@@ -12451,7 +12421,7 @@
           <w:noProof/>
         </w:rPr>
         <w:drawing>
-          <wp:inline distT="0" distB="0" distL="0" distR="0" wp14:anchorId="2F7CDD9D" wp14:editId="644EA7C6">
+          <wp:inline distT="0" distB="0" distL="0" distR="0" wp14:anchorId="6C135EB2" wp14:editId="3E24BE7C">
             <wp:extent cx="5580000" cy="749952"/>
             <wp:effectExtent l="0" t="0" r="0" b="0"/>
             <wp:docPr id="30" name="Picture 30"/>
@@ -12642,7 +12612,7 @@
           <w:noProof/>
         </w:rPr>
         <w:drawing>
-          <wp:inline distT="0" distB="0" distL="0" distR="0" wp14:anchorId="38874BAB" wp14:editId="396EB8D0">
+          <wp:inline distT="0" distB="0" distL="0" distR="0" wp14:anchorId="22AC8393" wp14:editId="4F4060CA">
             <wp:extent cx="5580000" cy="535680"/>
             <wp:effectExtent l="0" t="0" r="0" b="0"/>
             <wp:docPr id="31" name="Picture 31"/>
@@ -12815,7 +12785,7 @@
           <w:noProof/>
         </w:rPr>
         <w:drawing>
-          <wp:inline distT="0" distB="0" distL="0" distR="0" wp14:anchorId="67B4C74C" wp14:editId="1D4E903E">
+          <wp:inline distT="0" distB="0" distL="0" distR="0" wp14:anchorId="73CDFCAC" wp14:editId="406343C7">
             <wp:extent cx="5580000" cy="678528"/>
             <wp:effectExtent l="0" t="0" r="0" b="0"/>
             <wp:docPr id="32" name="Picture 32"/>
@@ -13007,7 +12977,7 @@
         </w:rPr>
         <w:lastRenderedPageBreak/>
         <w:drawing>
-          <wp:inline distT="0" distB="0" distL="0" distR="0" wp14:anchorId="6A0067FF" wp14:editId="2CA29ACC">
+          <wp:inline distT="0" distB="0" distL="0" distR="0" wp14:anchorId="3B2BF559" wp14:editId="207018D2">
             <wp:extent cx="5580000" cy="749952"/>
             <wp:effectExtent l="0" t="0" r="0" b="0"/>
             <wp:docPr id="33" name="Picture 33"/>
@@ -13210,7 +13180,7 @@
           <w:noProof/>
         </w:rPr>
         <w:drawing>
-          <wp:inline distT="0" distB="0" distL="0" distR="0" wp14:anchorId="751952EE" wp14:editId="678F77F5">
+          <wp:inline distT="0" distB="0" distL="0" distR="0" wp14:anchorId="077500B1" wp14:editId="2EA835F5">
             <wp:extent cx="5580000" cy="535680"/>
             <wp:effectExtent l="0" t="0" r="0" b="0"/>
             <wp:docPr id="34" name="Picture 34"/>
@@ -13389,7 +13359,7 @@
           <w:noProof/>
         </w:rPr>
         <w:drawing>
-          <wp:inline distT="0" distB="0" distL="0" distR="0" wp14:anchorId="05F9E9D1" wp14:editId="5F8BBB69">
+          <wp:inline distT="0" distB="0" distL="0" distR="0" wp14:anchorId="062ABF90" wp14:editId="3103BCB3">
             <wp:extent cx="5580000" cy="749952"/>
             <wp:effectExtent l="0" t="0" r="0" b="0"/>
             <wp:docPr id="35" name="Picture 35"/>
@@ -13574,7 +13544,7 @@
         <w:pStyle w:val="Heading2"/>
         <w:spacing w:before="240" w:after="120"/>
       </w:pPr>
-      <w:bookmarkStart w:id="9" w:name="_Toc240374859"/>
+      <w:bookmarkStart w:id="9" w:name="_Toc240376402"/>
       <w:r>
         <w:rPr>
           <w:rFonts w:ascii="Times New Roman" w:eastAsia="黑体" w:hAnsi="Times New Roman"/>
@@ -13601,24 +13571,18 @@
       </w:pPr>
       <w:r>
         <w:rPr>
-          <w:rFonts w:eastAsia="黑体"/>
-          <w:b/>
           <w:sz w:val="21"/>
         </w:rPr>
         <w:t>表</w:t>
       </w:r>
       <w:r>
         <w:rPr>
-          <w:rFonts w:eastAsia="黑体"/>
-          <w:b/>
           <w:sz w:val="21"/>
         </w:rPr>
         <w:t xml:space="preserve"> 6</w:t>
       </w:r>
       <w:r>
         <w:rPr>
-          <w:rFonts w:eastAsia="黑体"/>
-          <w:b/>
           <w:sz w:val="21"/>
         </w:rPr>
         <w:t xml:space="preserve">　用户安全检查项逐项验证结果</w:t>
@@ -14954,7 +14918,7 @@
           <w:noProof/>
         </w:rPr>
         <w:drawing>
-          <wp:inline distT="0" distB="0" distL="0" distR="0" wp14:anchorId="0EA185BC" wp14:editId="659447EC">
+          <wp:inline distT="0" distB="0" distL="0" distR="0" wp14:anchorId="776ADA25" wp14:editId="593FA358">
             <wp:extent cx="5580000" cy="1392768"/>
             <wp:effectExtent l="0" t="0" r="0" b="0"/>
             <wp:docPr id="36" name="Picture 36"/>
@@ -15145,7 +15109,7 @@
           <w:noProof/>
         </w:rPr>
         <w:drawing>
-          <wp:inline distT="0" distB="0" distL="0" distR="0" wp14:anchorId="049825A5" wp14:editId="5BE8D68C">
+          <wp:inline distT="0" distB="0" distL="0" distR="0" wp14:anchorId="796A4201" wp14:editId="7C7314CC">
             <wp:extent cx="5580000" cy="892800"/>
             <wp:effectExtent l="0" t="0" r="0" b="0"/>
             <wp:docPr id="37" name="Picture 37"/>
@@ -15361,7 +15325,7 @@
         </w:rPr>
         <w:lastRenderedPageBreak/>
         <w:drawing>
-          <wp:inline distT="0" distB="0" distL="0" distR="0" wp14:anchorId="0E7BAE20" wp14:editId="39D3BF5E">
+          <wp:inline distT="0" distB="0" distL="0" distR="0" wp14:anchorId="65F1E0CD" wp14:editId="0B49FAB5">
             <wp:extent cx="5580000" cy="1964160"/>
             <wp:effectExtent l="0" t="0" r="0" b="0"/>
             <wp:docPr id="38" name="Picture 38"/>
@@ -15576,7 +15540,7 @@
         <w:pStyle w:val="Heading2"/>
         <w:spacing w:before="240" w:after="120"/>
       </w:pPr>
-      <w:bookmarkStart w:id="10" w:name="_Toc240374860"/>
+      <w:bookmarkStart w:id="10" w:name="_Toc240376403"/>
       <w:r>
         <w:rPr>
           <w:rFonts w:ascii="Times New Roman" w:eastAsia="黑体" w:hAnsi="Times New Roman"/>
@@ -15603,24 +15567,18 @@
       </w:pPr>
       <w:r>
         <w:rPr>
-          <w:rFonts w:eastAsia="黑体"/>
-          <w:b/>
           <w:sz w:val="21"/>
         </w:rPr>
         <w:t>表</w:t>
       </w:r>
       <w:r>
         <w:rPr>
-          <w:rFonts w:eastAsia="黑体"/>
-          <w:b/>
           <w:sz w:val="21"/>
         </w:rPr>
         <w:t xml:space="preserve"> 7</w:t>
       </w:r>
       <w:r>
         <w:rPr>
-          <w:rFonts w:eastAsia="黑体"/>
-          <w:b/>
           <w:sz w:val="21"/>
         </w:rPr>
         <w:t xml:space="preserve">　数据安全检查项逐项验证结果</w:t>
@@ -16941,7 +16899,7 @@
         <w:pStyle w:val="Heading2"/>
         <w:spacing w:before="240" w:after="120"/>
       </w:pPr>
-      <w:bookmarkStart w:id="11" w:name="_Toc240374861"/>
+      <w:bookmarkStart w:id="11" w:name="_Toc240376404"/>
       <w:r>
         <w:rPr>
           <w:rFonts w:ascii="Times New Roman" w:eastAsia="黑体" w:hAnsi="Times New Roman"/>
@@ -16968,24 +16926,18 @@
       </w:pPr>
       <w:r>
         <w:rPr>
-          <w:rFonts w:eastAsia="黑体"/>
-          <w:b/>
           <w:sz w:val="21"/>
         </w:rPr>
         <w:t>表</w:t>
       </w:r>
       <w:r>
         <w:rPr>
-          <w:rFonts w:eastAsia="黑体"/>
-          <w:b/>
           <w:sz w:val="21"/>
         </w:rPr>
         <w:t xml:space="preserve"> 8</w:t>
       </w:r>
       <w:r>
         <w:rPr>
-          <w:rFonts w:eastAsia="黑体"/>
-          <w:b/>
           <w:sz w:val="21"/>
         </w:rPr>
         <w:t xml:space="preserve">　应用安全检查项逐项验证结果</w:t>
@@ -19644,7 +19596,7 @@
         <w:pStyle w:val="Heading2"/>
         <w:spacing w:before="240" w:after="120"/>
       </w:pPr>
-      <w:bookmarkStart w:id="12" w:name="_Toc240374862"/>
+      <w:bookmarkStart w:id="12" w:name="_Toc240376405"/>
       <w:r>
         <w:rPr>
           <w:rFonts w:ascii="Times New Roman" w:eastAsia="黑体" w:hAnsi="Times New Roman"/>
@@ -19672,24 +19624,18 @@
       </w:pPr>
       <w:r>
         <w:rPr>
-          <w:rFonts w:eastAsia="黑体"/>
-          <w:b/>
           <w:sz w:val="21"/>
         </w:rPr>
         <w:t>表</w:t>
       </w:r>
       <w:r>
         <w:rPr>
-          <w:rFonts w:eastAsia="黑体"/>
-          <w:b/>
           <w:sz w:val="21"/>
         </w:rPr>
         <w:t xml:space="preserve"> 9</w:t>
       </w:r>
       <w:r>
         <w:rPr>
-          <w:rFonts w:eastAsia="黑体"/>
-          <w:b/>
           <w:sz w:val="21"/>
         </w:rPr>
         <w:t xml:space="preserve">　网络安全检查项逐项验证结果</w:t>
@@ -21358,7 +21304,7 @@
         </w:rPr>
         <w:lastRenderedPageBreak/>
         <w:drawing>
-          <wp:inline distT="0" distB="0" distL="0" distR="0" wp14:anchorId="0B614667" wp14:editId="2DD69B4F">
+          <wp:inline distT="0" distB="0" distL="0" distR="0" wp14:anchorId="3023AA40" wp14:editId="63473170">
             <wp:extent cx="5580000" cy="1178496"/>
             <wp:effectExtent l="0" t="0" r="0" b="0"/>
             <wp:docPr id="39" name="Picture 39"/>
@@ -21585,7 +21531,7 @@
           <w:noProof/>
         </w:rPr>
         <w:drawing>
-          <wp:inline distT="0" distB="0" distL="0" distR="0" wp14:anchorId="1D1100E4" wp14:editId="305BE07A">
+          <wp:inline distT="0" distB="0" distL="0" distR="0" wp14:anchorId="3D408DDF" wp14:editId="708F8B56">
             <wp:extent cx="5040000" cy="4500000"/>
             <wp:effectExtent l="0" t="0" r="0" b="0"/>
             <wp:docPr id="40" name="Picture 40"/>
@@ -21753,7 +21699,7 @@
         </w:rPr>
         <w:lastRenderedPageBreak/>
         <w:drawing>
-          <wp:inline distT="0" distB="0" distL="0" distR="0" wp14:anchorId="4FBF8442" wp14:editId="0141ACF3">
+          <wp:inline distT="0" distB="0" distL="0" distR="0" wp14:anchorId="4DE14E97" wp14:editId="5790C382">
             <wp:extent cx="5040000" cy="4500000"/>
             <wp:effectExtent l="0" t="0" r="0" b="0"/>
             <wp:docPr id="41" name="Picture 41"/>
@@ -21902,7 +21848,7 @@
         <w:pStyle w:val="Heading2"/>
         <w:spacing w:before="240" w:after="120"/>
       </w:pPr>
-      <w:bookmarkStart w:id="13" w:name="_Toc240374863"/>
+      <w:bookmarkStart w:id="13" w:name="_Toc240376406"/>
       <w:r>
         <w:rPr>
           <w:rFonts w:ascii="Times New Roman" w:eastAsia="黑体" w:hAnsi="Times New Roman"/>
@@ -21929,24 +21875,18 @@
       </w:pPr>
       <w:r>
         <w:rPr>
-          <w:rFonts w:eastAsia="黑体"/>
-          <w:b/>
           <w:sz w:val="21"/>
         </w:rPr>
         <w:t>表</w:t>
       </w:r>
       <w:r>
         <w:rPr>
-          <w:rFonts w:eastAsia="黑体"/>
-          <w:b/>
           <w:sz w:val="21"/>
         </w:rPr>
         <w:t xml:space="preserve"> 10</w:t>
       </w:r>
       <w:r>
         <w:rPr>
-          <w:rFonts w:eastAsia="黑体"/>
-          <w:b/>
           <w:sz w:val="21"/>
         </w:rPr>
         <w:t xml:space="preserve">　物理安全检查项逐项验证结果</w:t>
@@ -22654,7 +22594,7 @@
         <w:pStyle w:val="Heading2"/>
         <w:spacing w:before="240" w:after="120"/>
       </w:pPr>
-      <w:bookmarkStart w:id="14" w:name="_Toc240374864"/>
+      <w:bookmarkStart w:id="14" w:name="_Toc240376407"/>
       <w:r>
         <w:rPr>
           <w:rFonts w:ascii="Times New Roman" w:eastAsia="黑体" w:hAnsi="Times New Roman"/>
@@ -22681,24 +22621,18 @@
       </w:pPr>
       <w:r>
         <w:rPr>
-          <w:rFonts w:eastAsia="黑体"/>
-          <w:b/>
           <w:sz w:val="21"/>
         </w:rPr>
         <w:t>表</w:t>
       </w:r>
       <w:r>
         <w:rPr>
-          <w:rFonts w:eastAsia="黑体"/>
-          <w:b/>
           <w:sz w:val="21"/>
         </w:rPr>
         <w:t xml:space="preserve"> 11</w:t>
       </w:r>
       <w:r>
         <w:rPr>
-          <w:rFonts w:eastAsia="黑体"/>
-          <w:b/>
           <w:sz w:val="21"/>
         </w:rPr>
         <w:t xml:space="preserve">　组织机构检查项逐项验证结果</w:t>
@@ -23112,7 +23046,7 @@
         <w:pStyle w:val="Heading2"/>
         <w:spacing w:before="240" w:after="120"/>
       </w:pPr>
-      <w:bookmarkStart w:id="15" w:name="_Toc240374865"/>
+      <w:bookmarkStart w:id="15" w:name="_Toc240376408"/>
       <w:r>
         <w:rPr>
           <w:rFonts w:ascii="Times New Roman" w:eastAsia="黑体" w:hAnsi="Times New Roman"/>
@@ -23139,24 +23073,18 @@
       </w:pPr>
       <w:r>
         <w:rPr>
-          <w:rFonts w:eastAsia="黑体"/>
-          <w:b/>
           <w:sz w:val="21"/>
         </w:rPr>
         <w:t>表</w:t>
       </w:r>
       <w:r>
         <w:rPr>
-          <w:rFonts w:eastAsia="黑体"/>
-          <w:b/>
           <w:sz w:val="21"/>
         </w:rPr>
         <w:t xml:space="preserve"> 12</w:t>
       </w:r>
       <w:r>
         <w:rPr>
-          <w:rFonts w:eastAsia="黑体"/>
-          <w:b/>
           <w:sz w:val="21"/>
         </w:rPr>
         <w:t xml:space="preserve">　规章制度检查项逐项验证结果</w:t>
@@ -23512,7 +23440,7 @@
         <w:pStyle w:val="Heading2"/>
         <w:spacing w:before="240" w:after="120"/>
       </w:pPr>
-      <w:bookmarkStart w:id="16" w:name="_Toc240374866"/>
+      <w:bookmarkStart w:id="16" w:name="_Toc240376409"/>
       <w:r>
         <w:rPr>
           <w:rFonts w:ascii="Times New Roman" w:eastAsia="黑体" w:hAnsi="Times New Roman"/>
@@ -23539,24 +23467,18 @@
       </w:pPr>
       <w:r>
         <w:rPr>
-          <w:rFonts w:eastAsia="黑体"/>
-          <w:b/>
           <w:sz w:val="21"/>
         </w:rPr>
         <w:t>表</w:t>
       </w:r>
       <w:r>
         <w:rPr>
-          <w:rFonts w:eastAsia="黑体"/>
-          <w:b/>
           <w:sz w:val="21"/>
         </w:rPr>
         <w:t xml:space="preserve"> 13</w:t>
       </w:r>
       <w:r>
         <w:rPr>
-          <w:rFonts w:eastAsia="黑体"/>
-          <w:b/>
           <w:sz w:val="21"/>
         </w:rPr>
         <w:t xml:space="preserve">　管理实施检查项逐项验证结果</w:t>
@@ -23913,7 +23835,7 @@
         <w:pStyle w:val="Heading2"/>
         <w:spacing w:before="240" w:after="120"/>
       </w:pPr>
-      <w:bookmarkStart w:id="17" w:name="_Toc240374867"/>
+      <w:bookmarkStart w:id="17" w:name="_Toc240376410"/>
       <w:r>
         <w:rPr>
           <w:rFonts w:ascii="Times New Roman" w:eastAsia="黑体" w:hAnsi="Times New Roman"/>
@@ -23940,24 +23862,18 @@
       </w:pPr>
       <w:r>
         <w:rPr>
-          <w:rFonts w:eastAsia="黑体"/>
-          <w:b/>
           <w:sz w:val="21"/>
         </w:rPr>
         <w:t>表</w:t>
       </w:r>
       <w:r>
         <w:rPr>
-          <w:rFonts w:eastAsia="黑体"/>
-          <w:b/>
           <w:sz w:val="21"/>
         </w:rPr>
         <w:t xml:space="preserve"> 14</w:t>
       </w:r>
       <w:r>
         <w:rPr>
-          <w:rFonts w:eastAsia="黑体"/>
-          <w:b/>
           <w:sz w:val="21"/>
         </w:rPr>
         <w:t xml:space="preserve">　协议安全审计检查项逐项验证结果</w:t>
@@ -24178,7 +24094,7 @@
         <w:pStyle w:val="Heading1"/>
         <w:spacing w:before="240" w:after="120"/>
       </w:pPr>
-      <w:bookmarkStart w:id="18" w:name="_Toc240374868"/>
+      <w:bookmarkStart w:id="18" w:name="_Toc240376411"/>
       <w:r>
         <w:rPr>
           <w:rFonts w:ascii="Times New Roman" w:eastAsia="黑体" w:hAnsi="Times New Roman"/>
@@ -24221,24 +24137,18 @@
       </w:pPr>
       <w:r>
         <w:rPr>
-          <w:rFonts w:eastAsia="黑体"/>
-          <w:b/>
           <w:sz w:val="21"/>
         </w:rPr>
         <w:t>表</w:t>
       </w:r>
       <w:r>
         <w:rPr>
-          <w:rFonts w:eastAsia="黑体"/>
-          <w:b/>
           <w:sz w:val="21"/>
         </w:rPr>
         <w:t xml:space="preserve"> 15</w:t>
       </w:r>
       <w:r>
         <w:rPr>
-          <w:rFonts w:eastAsia="黑体"/>
-          <w:b/>
           <w:sz w:val="21"/>
         </w:rPr>
         <w:t xml:space="preserve">　验证说明事项</w:t>
@@ -24453,7 +24363,7 @@
         <w:pStyle w:val="Heading1"/>
         <w:spacing w:before="240" w:after="120"/>
       </w:pPr>
-      <w:bookmarkStart w:id="19" w:name="_Toc240374869"/>
+      <w:bookmarkStart w:id="19" w:name="_Toc240376412"/>
       <w:r>
         <w:rPr>
           <w:rFonts w:ascii="Times New Roman" w:eastAsia="黑体" w:hAnsi="Times New Roman"/>
@@ -24492,7 +24402,7 @@
         <w:pStyle w:val="Heading2"/>
         <w:spacing w:before="240" w:after="120"/>
       </w:pPr>
-      <w:bookmarkStart w:id="20" w:name="_Toc240374870"/>
+      <w:bookmarkStart w:id="20" w:name="_Toc240376413"/>
       <w:r>
         <w:rPr>
           <w:rFonts w:ascii="Times New Roman" w:eastAsia="黑体" w:hAnsi="Times New Roman"/>
@@ -24556,7 +24466,7 @@
         </w:rPr>
         <w:lastRenderedPageBreak/>
         <w:drawing>
-          <wp:inline distT="0" distB="0" distL="0" distR="0" wp14:anchorId="4F949901" wp14:editId="12BE9415">
+          <wp:inline distT="0" distB="0" distL="0" distR="0" wp14:anchorId="67A92518" wp14:editId="5F0105E0">
             <wp:extent cx="5580000" cy="4330080"/>
             <wp:effectExtent l="0" t="0" r="0" b="0"/>
             <wp:docPr id="42" name="Picture 42"/>
@@ -24807,7 +24717,7 @@
           <w:noProof/>
         </w:rPr>
         <w:drawing>
-          <wp:inline distT="0" distB="0" distL="0" distR="0" wp14:anchorId="3443AAF8" wp14:editId="2302AE8F">
+          <wp:inline distT="0" distB="0" distL="0" distR="0" wp14:anchorId="454B3B64" wp14:editId="72323D12">
             <wp:extent cx="5580000" cy="1678464"/>
             <wp:effectExtent l="0" t="0" r="0" b="0"/>
             <wp:docPr id="43" name="Picture 43"/>
@@ -24963,7 +24873,7 @@
         </w:rPr>
         <w:lastRenderedPageBreak/>
         <w:drawing>
-          <wp:inline distT="0" distB="0" distL="0" distR="0" wp14:anchorId="38EF5BD9" wp14:editId="51A35AA3">
+          <wp:inline distT="0" distB="0" distL="0" distR="0" wp14:anchorId="0C5DE243" wp14:editId="08BDEE99">
             <wp:extent cx="5040000" cy="4500000"/>
             <wp:effectExtent l="0" t="0" r="0" b="0"/>
             <wp:docPr id="44" name="Picture 44"/>
@@ -25143,7 +25053,7 @@
         </w:rPr>
         <w:lastRenderedPageBreak/>
         <w:drawing>
-          <wp:inline distT="0" distB="0" distL="0" distR="0" wp14:anchorId="02D91202" wp14:editId="5C9494B1">
+          <wp:inline distT="0" distB="0" distL="0" distR="0" wp14:anchorId="79771748" wp14:editId="68C50BBB">
             <wp:extent cx="5040000" cy="4500000"/>
             <wp:effectExtent l="0" t="0" r="0" b="0"/>
             <wp:docPr id="45" name="Picture 45"/>
@@ -25292,7 +25202,7 @@
         <w:pStyle w:val="Heading2"/>
         <w:spacing w:before="240" w:after="120"/>
       </w:pPr>
-      <w:bookmarkStart w:id="21" w:name="_Toc240374871"/>
+      <w:bookmarkStart w:id="21" w:name="_Toc240376414"/>
       <w:r>
         <w:rPr>
           <w:rFonts w:ascii="Times New Roman" w:eastAsia="黑体" w:hAnsi="Times New Roman"/>
@@ -25350,7 +25260,7 @@
         </w:rPr>
         <w:lastRenderedPageBreak/>
         <w:drawing>
-          <wp:inline distT="0" distB="0" distL="0" distR="0" wp14:anchorId="4B192C75" wp14:editId="1FCB7366">
+          <wp:inline distT="0" distB="0" distL="0" distR="0" wp14:anchorId="6A5FF865" wp14:editId="7EC9375E">
             <wp:extent cx="5040000" cy="4500000"/>
             <wp:effectExtent l="0" t="0" r="0" b="0"/>
             <wp:docPr id="46" name="Picture 46"/>
@@ -25518,7 +25428,7 @@
         </w:rPr>
         <w:lastRenderedPageBreak/>
         <w:drawing>
-          <wp:inline distT="0" distB="0" distL="0" distR="0" wp14:anchorId="5B16E34C" wp14:editId="181AD33F">
+          <wp:inline distT="0" distB="0" distL="0" distR="0" wp14:anchorId="085E1AF2" wp14:editId="1D3C6AE4">
             <wp:extent cx="4200000" cy="4500000"/>
             <wp:effectExtent l="0" t="0" r="0" b="0"/>
             <wp:docPr id="47" name="Picture 47"/>
@@ -25710,7 +25620,7 @@
         </w:rPr>
         <w:lastRenderedPageBreak/>
         <w:drawing>
-          <wp:inline distT="0" distB="0" distL="0" distR="0" wp14:anchorId="5826DC4C" wp14:editId="65DE233A">
+          <wp:inline distT="0" distB="0" distL="0" distR="0" wp14:anchorId="31DD706A" wp14:editId="172E6635">
             <wp:extent cx="5580000" cy="3260552"/>
             <wp:effectExtent l="0" t="0" r="0" b="0"/>
             <wp:docPr id="48" name="Picture 48"/>
@@ -25889,7 +25799,7 @@
           <w:noProof/>
         </w:rPr>
         <w:drawing>
-          <wp:inline distT="0" distB="0" distL="0" distR="0" wp14:anchorId="15FA5D30" wp14:editId="40D5AA3E">
+          <wp:inline distT="0" distB="0" distL="0" distR="0" wp14:anchorId="6A13AE9B" wp14:editId="101E68B9">
             <wp:extent cx="5580000" cy="3268881"/>
             <wp:effectExtent l="0" t="0" r="0" b="0"/>
             <wp:docPr id="49" name="Picture 49"/>
@@ -26069,7 +25979,7 @@
         </w:rPr>
         <w:lastRenderedPageBreak/>
         <w:drawing>
-          <wp:inline distT="0" distB="0" distL="0" distR="0" wp14:anchorId="5FF0E204" wp14:editId="371B96F5">
+          <wp:inline distT="0" distB="0" distL="0" distR="0" wp14:anchorId="79A430B5" wp14:editId="2AED961A">
             <wp:extent cx="5000407" cy="4500000"/>
             <wp:effectExtent l="0" t="0" r="0" b="0"/>
             <wp:docPr id="50" name="Picture 50"/>
@@ -26537,31 +26447,31 @@
       </w:rPr>
     </w:lvl>
   </w:abstractNum>
-  <w:num w:numId="1" w16cid:durableId="904221427">
+  <w:num w:numId="1" w16cid:durableId="917908065">
     <w:abstractNumId w:val="8"/>
   </w:num>
-  <w:num w:numId="2" w16cid:durableId="1862665934">
+  <w:num w:numId="2" w16cid:durableId="1289773595">
     <w:abstractNumId w:val="6"/>
   </w:num>
-  <w:num w:numId="3" w16cid:durableId="1137071509">
+  <w:num w:numId="3" w16cid:durableId="1141339832">
     <w:abstractNumId w:val="5"/>
   </w:num>
-  <w:num w:numId="4" w16cid:durableId="1379477703">
+  <w:num w:numId="4" w16cid:durableId="1403992355">
     <w:abstractNumId w:val="4"/>
   </w:num>
-  <w:num w:numId="5" w16cid:durableId="590043982">
+  <w:num w:numId="5" w16cid:durableId="1106581747">
     <w:abstractNumId w:val="7"/>
   </w:num>
-  <w:num w:numId="6" w16cid:durableId="187135886">
+  <w:num w:numId="6" w16cid:durableId="1544099026">
     <w:abstractNumId w:val="3"/>
   </w:num>
-  <w:num w:numId="7" w16cid:durableId="1681661488">
+  <w:num w:numId="7" w16cid:durableId="1847016995">
     <w:abstractNumId w:val="2"/>
   </w:num>
-  <w:num w:numId="8" w16cid:durableId="1870877903">
+  <w:num w:numId="8" w16cid:durableId="1542984857">
     <w:abstractNumId w:val="1"/>
   </w:num>
-  <w:num w:numId="9" w16cid:durableId="1543252750">
+  <w:num w:numId="9" w16cid:durableId="1789738505">
     <w:abstractNumId w:val="0"/>
   </w:num>
 </w:numbering>
@@ -37977,7 +37887,7 @@
     <w:basedOn w:val="DefaultParagraphFont"/>
     <w:uiPriority w:val="99"/>
     <w:unhideWhenUsed/>
-    <w:rsid w:val="000D50EE"/>
+    <w:rsid w:val="003D7C19"/>
     <w:rPr>
       <w:color w:val="0000FF" w:themeColor="hyperlink"/>
       <w:u w:val="single"/>

--- a/checklist_tool/指导书与核查工具交叉验证报告.docx
+++ b/checklist_tool/指导书与核查工具交叉验证报告.docx
@@ -192,7 +192,7 @@
       <w:r>
         <w:fldChar w:fldCharType="separate"/>
       </w:r>
-      <w:hyperlink w:anchor="_Toc240376393" w:history="1">
+      <w:hyperlink w:anchor="_Toc240376907" w:history="1">
         <w:r>
           <w:rPr>
             <w:rStyle w:val="Hyperlink"/>
@@ -228,7 +228,7 @@
             <w:noProof/>
             <w:webHidden/>
           </w:rPr>
-          <w:instrText xml:space="preserve"> PAGEREF _Toc240376393 \h </w:instrText>
+          <w:instrText xml:space="preserve"> PAGEREF _Toc240376907 \h </w:instrText>
         </w:r>
         <w:r>
           <w:rPr>
@@ -273,7 +273,7 @@
           <w14:ligatures w14:val="standardContextual"/>
         </w:rPr>
       </w:pPr>
-      <w:hyperlink w:anchor="_Toc240376394" w:history="1">
+      <w:hyperlink w:anchor="_Toc240376908" w:history="1">
         <w:r>
           <w:rPr>
             <w:rStyle w:val="Hyperlink"/>
@@ -309,7 +309,7 @@
             <w:noProof/>
             <w:webHidden/>
           </w:rPr>
-          <w:instrText xml:space="preserve"> PAGEREF _Toc240376394 \h </w:instrText>
+          <w:instrText xml:space="preserve"> PAGEREF _Toc240376908 \h </w:instrText>
         </w:r>
         <w:r>
           <w:rPr>
@@ -354,7 +354,7 @@
           <w14:ligatures w14:val="standardContextual"/>
         </w:rPr>
       </w:pPr>
-      <w:hyperlink w:anchor="_Toc240376395" w:history="1">
+      <w:hyperlink w:anchor="_Toc240376909" w:history="1">
         <w:r>
           <w:rPr>
             <w:rStyle w:val="Hyperlink"/>
@@ -390,7 +390,7 @@
             <w:noProof/>
             <w:webHidden/>
           </w:rPr>
-          <w:instrText xml:space="preserve"> PAGEREF _Toc240376395 \h </w:instrText>
+          <w:instrText xml:space="preserve"> PAGEREF _Toc240376909 \h </w:instrText>
         </w:r>
         <w:r>
           <w:rPr>
@@ -435,7 +435,7 @@
           <w14:ligatures w14:val="standardContextual"/>
         </w:rPr>
       </w:pPr>
-      <w:hyperlink w:anchor="_Toc240376396" w:history="1">
+      <w:hyperlink w:anchor="_Toc240376910" w:history="1">
         <w:r>
           <w:rPr>
             <w:rStyle w:val="Hyperlink"/>
@@ -471,7 +471,7 @@
             <w:noProof/>
             <w:webHidden/>
           </w:rPr>
-          <w:instrText xml:space="preserve"> PAGEREF _Toc240376396 \h </w:instrText>
+          <w:instrText xml:space="preserve"> PAGEREF _Toc240376910 \h </w:instrText>
         </w:r>
         <w:r>
           <w:rPr>
@@ -516,7 +516,7 @@
           <w14:ligatures w14:val="standardContextual"/>
         </w:rPr>
       </w:pPr>
-      <w:hyperlink w:anchor="_Toc240376397" w:history="1">
+      <w:hyperlink w:anchor="_Toc240376911" w:history="1">
         <w:r>
           <w:rPr>
             <w:rStyle w:val="Hyperlink"/>
@@ -552,7 +552,7 @@
             <w:noProof/>
             <w:webHidden/>
           </w:rPr>
-          <w:instrText xml:space="preserve"> PAGEREF _Toc240376397 \h </w:instrText>
+          <w:instrText xml:space="preserve"> PAGEREF _Toc240376911 \h </w:instrText>
         </w:r>
         <w:r>
           <w:rPr>
@@ -597,7 +597,7 @@
           <w14:ligatures w14:val="standardContextual"/>
         </w:rPr>
       </w:pPr>
-      <w:hyperlink w:anchor="_Toc240376398" w:history="1">
+      <w:hyperlink w:anchor="_Toc240376912" w:history="1">
         <w:r>
           <w:rPr>
             <w:rStyle w:val="Hyperlink"/>
@@ -633,7 +633,7 @@
             <w:noProof/>
             <w:webHidden/>
           </w:rPr>
-          <w:instrText xml:space="preserve"> PAGEREF _Toc240376398 \h </w:instrText>
+          <w:instrText xml:space="preserve"> PAGEREF _Toc240376912 \h </w:instrText>
         </w:r>
         <w:r>
           <w:rPr>
@@ -678,7 +678,7 @@
           <w14:ligatures w14:val="standardContextual"/>
         </w:rPr>
       </w:pPr>
-      <w:hyperlink w:anchor="_Toc240376399" w:history="1">
+      <w:hyperlink w:anchor="_Toc240376913" w:history="1">
         <w:r>
           <w:rPr>
             <w:rStyle w:val="Hyperlink"/>
@@ -714,7 +714,7 @@
             <w:noProof/>
             <w:webHidden/>
           </w:rPr>
-          <w:instrText xml:space="preserve"> PAGEREF _Toc240376399 \h </w:instrText>
+          <w:instrText xml:space="preserve"> PAGEREF _Toc240376913 \h </w:instrText>
         </w:r>
         <w:r>
           <w:rPr>
@@ -759,7 +759,7 @@
           <w14:ligatures w14:val="standardContextual"/>
         </w:rPr>
       </w:pPr>
-      <w:hyperlink w:anchor="_Toc240376400" w:history="1">
+      <w:hyperlink w:anchor="_Toc240376914" w:history="1">
         <w:r>
           <w:rPr>
             <w:rStyle w:val="Hyperlink"/>
@@ -795,7 +795,7 @@
             <w:noProof/>
             <w:webHidden/>
           </w:rPr>
-          <w:instrText xml:space="preserve"> PAGEREF _Toc240376400 \h </w:instrText>
+          <w:instrText xml:space="preserve"> PAGEREF _Toc240376914 \h </w:instrText>
         </w:r>
         <w:r>
           <w:rPr>
@@ -840,7 +840,7 @@
           <w14:ligatures w14:val="standardContextual"/>
         </w:rPr>
       </w:pPr>
-      <w:hyperlink w:anchor="_Toc240376401" w:history="1">
+      <w:hyperlink w:anchor="_Toc240376915" w:history="1">
         <w:r>
           <w:rPr>
             <w:rStyle w:val="Hyperlink"/>
@@ -876,7 +876,7 @@
             <w:noProof/>
             <w:webHidden/>
           </w:rPr>
-          <w:instrText xml:space="preserve"> PAGEREF _Toc240376401 \h </w:instrText>
+          <w:instrText xml:space="preserve"> PAGEREF _Toc240376915 \h </w:instrText>
         </w:r>
         <w:r>
           <w:rPr>
@@ -921,7 +921,7 @@
           <w14:ligatures w14:val="standardContextual"/>
         </w:rPr>
       </w:pPr>
-      <w:hyperlink w:anchor="_Toc240376402" w:history="1">
+      <w:hyperlink w:anchor="_Toc240376916" w:history="1">
         <w:r>
           <w:rPr>
             <w:rStyle w:val="Hyperlink"/>
@@ -957,7 +957,7 @@
             <w:noProof/>
             <w:webHidden/>
           </w:rPr>
-          <w:instrText xml:space="preserve"> PAGEREF _Toc240376402 \h </w:instrText>
+          <w:instrText xml:space="preserve"> PAGEREF _Toc240376916 \h </w:instrText>
         </w:r>
         <w:r>
           <w:rPr>
@@ -1002,7 +1002,7 @@
           <w14:ligatures w14:val="standardContextual"/>
         </w:rPr>
       </w:pPr>
-      <w:hyperlink w:anchor="_Toc240376403" w:history="1">
+      <w:hyperlink w:anchor="_Toc240376917" w:history="1">
         <w:r>
           <w:rPr>
             <w:rStyle w:val="Hyperlink"/>
@@ -1038,7 +1038,7 @@
             <w:noProof/>
             <w:webHidden/>
           </w:rPr>
-          <w:instrText xml:space="preserve"> PAGEREF _Toc240376403 \h </w:instrText>
+          <w:instrText xml:space="preserve"> PAGEREF _Toc240376917 \h </w:instrText>
         </w:r>
         <w:r>
           <w:rPr>
@@ -1083,7 +1083,7 @@
           <w14:ligatures w14:val="standardContextual"/>
         </w:rPr>
       </w:pPr>
-      <w:hyperlink w:anchor="_Toc240376404" w:history="1">
+      <w:hyperlink w:anchor="_Toc240376918" w:history="1">
         <w:r>
           <w:rPr>
             <w:rStyle w:val="Hyperlink"/>
@@ -1119,7 +1119,7 @@
             <w:noProof/>
             <w:webHidden/>
           </w:rPr>
-          <w:instrText xml:space="preserve"> PAGEREF _Toc240376404 \h </w:instrText>
+          <w:instrText xml:space="preserve"> PAGEREF _Toc240376918 \h </w:instrText>
         </w:r>
         <w:r>
           <w:rPr>
@@ -1164,7 +1164,7 @@
           <w14:ligatures w14:val="standardContextual"/>
         </w:rPr>
       </w:pPr>
-      <w:hyperlink w:anchor="_Toc240376405" w:history="1">
+      <w:hyperlink w:anchor="_Toc240376919" w:history="1">
         <w:r>
           <w:rPr>
             <w:rStyle w:val="Hyperlink"/>
@@ -1200,7 +1200,7 @@
             <w:noProof/>
             <w:webHidden/>
           </w:rPr>
-          <w:instrText xml:space="preserve"> PAGEREF _Toc240376405 \h </w:instrText>
+          <w:instrText xml:space="preserve"> PAGEREF _Toc240376919 \h </w:instrText>
         </w:r>
         <w:r>
           <w:rPr>
@@ -1245,7 +1245,7 @@
           <w14:ligatures w14:val="standardContextual"/>
         </w:rPr>
       </w:pPr>
-      <w:hyperlink w:anchor="_Toc240376406" w:history="1">
+      <w:hyperlink w:anchor="_Toc240376920" w:history="1">
         <w:r>
           <w:rPr>
             <w:rStyle w:val="Hyperlink"/>
@@ -1281,7 +1281,7 @@
             <w:noProof/>
             <w:webHidden/>
           </w:rPr>
-          <w:instrText xml:space="preserve"> PAGEREF _Toc240376406 \h </w:instrText>
+          <w:instrText xml:space="preserve"> PAGEREF _Toc240376920 \h </w:instrText>
         </w:r>
         <w:r>
           <w:rPr>
@@ -1326,7 +1326,7 @@
           <w14:ligatures w14:val="standardContextual"/>
         </w:rPr>
       </w:pPr>
-      <w:hyperlink w:anchor="_Toc240376407" w:history="1">
+      <w:hyperlink w:anchor="_Toc240376921" w:history="1">
         <w:r>
           <w:rPr>
             <w:rStyle w:val="Hyperlink"/>
@@ -1362,7 +1362,7 @@
             <w:noProof/>
             <w:webHidden/>
           </w:rPr>
-          <w:instrText xml:space="preserve"> PAGEREF _Toc240376407 \h </w:instrText>
+          <w:instrText xml:space="preserve"> PAGEREF _Toc240376921 \h </w:instrText>
         </w:r>
         <w:r>
           <w:rPr>
@@ -1407,7 +1407,7 @@
           <w14:ligatures w14:val="standardContextual"/>
         </w:rPr>
       </w:pPr>
-      <w:hyperlink w:anchor="_Toc240376408" w:history="1">
+      <w:hyperlink w:anchor="_Toc240376922" w:history="1">
         <w:r>
           <w:rPr>
             <w:rStyle w:val="Hyperlink"/>
@@ -1443,7 +1443,7 @@
             <w:noProof/>
             <w:webHidden/>
           </w:rPr>
-          <w:instrText xml:space="preserve"> PAGEREF _Toc240376408 \h </w:instrText>
+          <w:instrText xml:space="preserve"> PAGEREF _Toc240376922 \h </w:instrText>
         </w:r>
         <w:r>
           <w:rPr>
@@ -1488,7 +1488,7 @@
           <w14:ligatures w14:val="standardContextual"/>
         </w:rPr>
       </w:pPr>
-      <w:hyperlink w:anchor="_Toc240376409" w:history="1">
+      <w:hyperlink w:anchor="_Toc240376923" w:history="1">
         <w:r>
           <w:rPr>
             <w:rStyle w:val="Hyperlink"/>
@@ -1524,7 +1524,7 @@
             <w:noProof/>
             <w:webHidden/>
           </w:rPr>
-          <w:instrText xml:space="preserve"> PAGEREF _Toc240376409 \h </w:instrText>
+          <w:instrText xml:space="preserve"> PAGEREF _Toc240376923 \h </w:instrText>
         </w:r>
         <w:r>
           <w:rPr>
@@ -1569,7 +1569,7 @@
           <w14:ligatures w14:val="standardContextual"/>
         </w:rPr>
       </w:pPr>
-      <w:hyperlink w:anchor="_Toc240376410" w:history="1">
+      <w:hyperlink w:anchor="_Toc240376924" w:history="1">
         <w:r>
           <w:rPr>
             <w:rStyle w:val="Hyperlink"/>
@@ -1605,7 +1605,7 @@
             <w:noProof/>
             <w:webHidden/>
           </w:rPr>
-          <w:instrText xml:space="preserve"> PAGEREF _Toc240376410 \h </w:instrText>
+          <w:instrText xml:space="preserve"> PAGEREF _Toc240376924 \h </w:instrText>
         </w:r>
         <w:r>
           <w:rPr>
@@ -1650,7 +1650,7 @@
           <w14:ligatures w14:val="standardContextual"/>
         </w:rPr>
       </w:pPr>
-      <w:hyperlink w:anchor="_Toc240376411" w:history="1">
+      <w:hyperlink w:anchor="_Toc240376925" w:history="1">
         <w:r>
           <w:rPr>
             <w:rStyle w:val="Hyperlink"/>
@@ -1686,7 +1686,7 @@
             <w:noProof/>
             <w:webHidden/>
           </w:rPr>
-          <w:instrText xml:space="preserve"> PAGEREF _Toc240376411 \h </w:instrText>
+          <w:instrText xml:space="preserve"> PAGEREF _Toc240376925 \h </w:instrText>
         </w:r>
         <w:r>
           <w:rPr>
@@ -1731,7 +1731,7 @@
           <w14:ligatures w14:val="standardContextual"/>
         </w:rPr>
       </w:pPr>
-      <w:hyperlink w:anchor="_Toc240376412" w:history="1">
+      <w:hyperlink w:anchor="_Toc240376926" w:history="1">
         <w:r>
           <w:rPr>
             <w:rStyle w:val="Hyperlink"/>
@@ -1767,7 +1767,7 @@
             <w:noProof/>
             <w:webHidden/>
           </w:rPr>
-          <w:instrText xml:space="preserve"> PAGEREF _Toc240376412 \h </w:instrText>
+          <w:instrText xml:space="preserve"> PAGEREF _Toc240376926 \h </w:instrText>
         </w:r>
         <w:r>
           <w:rPr>
@@ -1812,7 +1812,7 @@
           <w14:ligatures w14:val="standardContextual"/>
         </w:rPr>
       </w:pPr>
-      <w:hyperlink w:anchor="_Toc240376413" w:history="1">
+      <w:hyperlink w:anchor="_Toc240376927" w:history="1">
         <w:r>
           <w:rPr>
             <w:rStyle w:val="Hyperlink"/>
@@ -1848,7 +1848,7 @@
             <w:noProof/>
             <w:webHidden/>
           </w:rPr>
-          <w:instrText xml:space="preserve"> PAGEREF _Toc240376413 \h </w:instrText>
+          <w:instrText xml:space="preserve"> PAGEREF _Toc240376927 \h </w:instrText>
         </w:r>
         <w:r>
           <w:rPr>
@@ -1893,7 +1893,7 @@
           <w14:ligatures w14:val="standardContextual"/>
         </w:rPr>
       </w:pPr>
-      <w:hyperlink w:anchor="_Toc240376414" w:history="1">
+      <w:hyperlink w:anchor="_Toc240376928" w:history="1">
         <w:r>
           <w:rPr>
             <w:rStyle w:val="Hyperlink"/>
@@ -1929,7 +1929,7 @@
             <w:noProof/>
             <w:webHidden/>
           </w:rPr>
-          <w:instrText xml:space="preserve"> PAGEREF _Toc240376414 \h </w:instrText>
+          <w:instrText xml:space="preserve"> PAGEREF _Toc240376928 \h </w:instrText>
         </w:r>
         <w:r>
           <w:rPr>
@@ -2394,7 +2394,7 @@
         <w:pStyle w:val="Heading1"/>
         <w:spacing w:before="240" w:after="120"/>
       </w:pPr>
-      <w:bookmarkStart w:id="0" w:name="_Toc240376393"/>
+      <w:bookmarkStart w:id="0" w:name="_Toc240376907"/>
       <w:r>
         <w:rPr>
           <w:rFonts w:ascii="Times New Roman" w:eastAsia="黑体" w:hAnsi="Times New Roman"/>
@@ -2812,7 +2812,7 @@
         <w:pStyle w:val="Heading1"/>
         <w:spacing w:before="240" w:after="120"/>
       </w:pPr>
-      <w:bookmarkStart w:id="1" w:name="_Toc240376394"/>
+      <w:bookmarkStart w:id="1" w:name="_Toc240376908"/>
       <w:r>
         <w:rPr>
           <w:rFonts w:ascii="Times New Roman" w:eastAsia="黑体" w:hAnsi="Times New Roman"/>
@@ -2836,7 +2836,7 @@
         <w:pStyle w:val="Heading2"/>
         <w:spacing w:before="240" w:after="120"/>
       </w:pPr>
-      <w:bookmarkStart w:id="2" w:name="_Toc240376395"/>
+      <w:bookmarkStart w:id="2" w:name="_Toc240376909"/>
       <w:r>
         <w:rPr>
           <w:rFonts w:ascii="Times New Roman" w:eastAsia="黑体" w:hAnsi="Times New Roman"/>
@@ -3030,7 +3030,7 @@
         <w:pStyle w:val="Heading2"/>
         <w:spacing w:before="240" w:after="120"/>
       </w:pPr>
-      <w:bookmarkStart w:id="3" w:name="_Toc240376396"/>
+      <w:bookmarkStart w:id="3" w:name="_Toc240376910"/>
       <w:r>
         <w:rPr>
           <w:rFonts w:ascii="Times New Roman" w:eastAsia="黑体" w:hAnsi="Times New Roman"/>
@@ -3063,7 +3063,7 @@
         <w:pStyle w:val="Heading2"/>
         <w:spacing w:before="240" w:after="120"/>
       </w:pPr>
-      <w:bookmarkStart w:id="4" w:name="_Toc240376397"/>
+      <w:bookmarkStart w:id="4" w:name="_Toc240376911"/>
       <w:r>
         <w:rPr>
           <w:rFonts w:ascii="Times New Roman" w:eastAsia="黑体" w:hAnsi="Times New Roman"/>
@@ -3272,7 +3272,7 @@
         <w:pStyle w:val="Heading2"/>
         <w:spacing w:before="240" w:after="120"/>
       </w:pPr>
-      <w:bookmarkStart w:id="5" w:name="_Toc240376398"/>
+      <w:bookmarkStart w:id="5" w:name="_Toc240376912"/>
       <w:r>
         <w:rPr>
           <w:rFonts w:ascii="Times New Roman" w:eastAsia="黑体" w:hAnsi="Times New Roman"/>
@@ -4121,7 +4121,7 @@
         <w:pStyle w:val="Heading1"/>
         <w:spacing w:before="240" w:after="120"/>
       </w:pPr>
-      <w:bookmarkStart w:id="6" w:name="_Toc240376399"/>
+      <w:bookmarkStart w:id="6" w:name="_Toc240376913"/>
       <w:r>
         <w:rPr>
           <w:rFonts w:ascii="Times New Roman" w:eastAsia="黑体" w:hAnsi="Times New Roman"/>
@@ -5051,7 +5051,7 @@
         <w:pStyle w:val="Heading1"/>
         <w:spacing w:before="240" w:after="120"/>
       </w:pPr>
-      <w:bookmarkStart w:id="7" w:name="_Toc240376400"/>
+      <w:bookmarkStart w:id="7" w:name="_Toc240376914"/>
       <w:r>
         <w:rPr>
           <w:rFonts w:ascii="Times New Roman" w:eastAsia="黑体" w:hAnsi="Times New Roman"/>
@@ -5114,7 +5114,7 @@
         <w:pStyle w:val="Heading2"/>
         <w:spacing w:before="240" w:after="120"/>
       </w:pPr>
-      <w:bookmarkStart w:id="8" w:name="_Toc240376401"/>
+      <w:bookmarkStart w:id="8" w:name="_Toc240376915"/>
       <w:r>
         <w:rPr>
           <w:rFonts w:ascii="Times New Roman" w:eastAsia="黑体" w:hAnsi="Times New Roman"/>
@@ -7120,7 +7120,7 @@
               <w:rPr>
                 <w:sz w:val="21"/>
               </w:rPr>
-              <w:t>检查是否有防病毒日志、补丁日志、记录相关信息记录信息的完整，有效</w:t>
+              <w:t>检查是否有防病毒日志、补丁日志、记录相关信息的完整，有效</w:t>
             </w:r>
           </w:p>
         </w:tc>
@@ -7284,7 +7284,7 @@
         </w:rPr>
         <w:lastRenderedPageBreak/>
         <w:drawing>
-          <wp:inline distT="0" distB="0" distL="0" distR="0" wp14:anchorId="614C8EEC" wp14:editId="5113E1F4">
+          <wp:inline distT="0" distB="0" distL="0" distR="0" wp14:anchorId="2E4833C6" wp14:editId="22F6FE16">
             <wp:extent cx="5580000" cy="3178368"/>
             <wp:effectExtent l="0" t="0" r="0" b="0"/>
             <wp:docPr id="1" name="Picture 1"/>
@@ -7499,7 +7499,7 @@
           <w:noProof/>
         </w:rPr>
         <w:drawing>
-          <wp:inline distT="0" distB="0" distL="0" distR="0" wp14:anchorId="02D02EE7" wp14:editId="07A3FE8E">
+          <wp:inline distT="0" distB="0" distL="0" distR="0" wp14:anchorId="787E4C95" wp14:editId="204CF1FB">
             <wp:extent cx="5580000" cy="3106944"/>
             <wp:effectExtent l="0" t="0" r="0" b="0"/>
             <wp:docPr id="2" name="Picture 2"/>
@@ -7655,7 +7655,7 @@
         </w:rPr>
         <w:lastRenderedPageBreak/>
         <w:drawing>
-          <wp:inline distT="0" distB="0" distL="0" distR="0" wp14:anchorId="39694EA0" wp14:editId="17FA3413">
+          <wp:inline distT="0" distB="0" distL="0" distR="0" wp14:anchorId="42EBFBC8" wp14:editId="7226FA13">
             <wp:extent cx="5580000" cy="2892672"/>
             <wp:effectExtent l="0" t="0" r="0" b="0"/>
             <wp:docPr id="3" name="Picture 3"/>
@@ -7810,7 +7810,7 @@
           <w:noProof/>
         </w:rPr>
         <w:drawing>
-          <wp:inline distT="0" distB="0" distL="0" distR="0" wp14:anchorId="74AC6CEE" wp14:editId="15DBD0DD">
+          <wp:inline distT="0" distB="0" distL="0" distR="0" wp14:anchorId="5C54A39C" wp14:editId="3615897D">
             <wp:extent cx="5580000" cy="3106944"/>
             <wp:effectExtent l="0" t="0" r="0" b="0"/>
             <wp:docPr id="4" name="Picture 4"/>
@@ -7954,7 +7954,7 @@
         </w:rPr>
         <w:lastRenderedPageBreak/>
         <w:drawing>
-          <wp:inline distT="0" distB="0" distL="0" distR="0" wp14:anchorId="2CE85F11" wp14:editId="6993CC2A">
+          <wp:inline distT="0" distB="0" distL="0" distR="0" wp14:anchorId="734856E0" wp14:editId="3939C0BE">
             <wp:extent cx="5580000" cy="2178432"/>
             <wp:effectExtent l="0" t="0" r="0" b="0"/>
             <wp:docPr id="5" name="Picture 5"/>
@@ -8133,7 +8133,7 @@
           <w:noProof/>
         </w:rPr>
         <w:drawing>
-          <wp:inline distT="0" distB="0" distL="0" distR="0" wp14:anchorId="660C61EA" wp14:editId="0415351D">
+          <wp:inline distT="0" distB="0" distL="0" distR="0" wp14:anchorId="77A40C1E" wp14:editId="6B71C598">
             <wp:extent cx="5580000" cy="2178432"/>
             <wp:effectExtent l="0" t="0" r="0" b="0"/>
             <wp:docPr id="6" name="Picture 6"/>
@@ -8300,7 +8300,7 @@
           <w:noProof/>
         </w:rPr>
         <w:drawing>
-          <wp:inline distT="0" distB="0" distL="0" distR="0" wp14:anchorId="3CA34A9D" wp14:editId="5F7241E6">
+          <wp:inline distT="0" distB="0" distL="0" distR="0" wp14:anchorId="06B64B3D" wp14:editId="1A710FBF">
             <wp:extent cx="5580000" cy="1678464"/>
             <wp:effectExtent l="0" t="0" r="0" b="0"/>
             <wp:docPr id="7" name="Picture 7"/>
@@ -8480,7 +8480,7 @@
         </w:rPr>
         <w:lastRenderedPageBreak/>
         <w:drawing>
-          <wp:inline distT="0" distB="0" distL="0" distR="0" wp14:anchorId="3D56FEBB" wp14:editId="4D770E2B">
+          <wp:inline distT="0" distB="0" distL="0" distR="0" wp14:anchorId="7E75C8C8" wp14:editId="07A49BEB">
             <wp:extent cx="5580000" cy="1678464"/>
             <wp:effectExtent l="0" t="0" r="0" b="0"/>
             <wp:docPr id="8" name="Picture 8"/>
@@ -8659,7 +8659,7 @@
           <w:noProof/>
         </w:rPr>
         <w:drawing>
-          <wp:inline distT="0" distB="0" distL="0" distR="0" wp14:anchorId="6B677756" wp14:editId="7B5A17C6">
+          <wp:inline distT="0" distB="0" distL="0" distR="0" wp14:anchorId="50FE3234" wp14:editId="42D8D8B2">
             <wp:extent cx="5580000" cy="1607040"/>
             <wp:effectExtent l="0" t="0" r="0" b="0"/>
             <wp:docPr id="9" name="Picture 9"/>
@@ -8838,7 +8838,7 @@
           <w:noProof/>
         </w:rPr>
         <w:drawing>
-          <wp:inline distT="0" distB="0" distL="0" distR="0" wp14:anchorId="4A4EF8BF" wp14:editId="52A98DEE">
+          <wp:inline distT="0" distB="0" distL="0" distR="0" wp14:anchorId="13FDFC68" wp14:editId="11C8F029">
             <wp:extent cx="5580000" cy="1607040"/>
             <wp:effectExtent l="0" t="0" r="0" b="0"/>
             <wp:docPr id="10" name="Picture 10"/>
@@ -9006,7 +9006,7 @@
         </w:rPr>
         <w:lastRenderedPageBreak/>
         <w:drawing>
-          <wp:inline distT="0" distB="0" distL="0" distR="0" wp14:anchorId="4DB6B56F" wp14:editId="755B3239">
+          <wp:inline distT="0" distB="0" distL="0" distR="0" wp14:anchorId="64B20838" wp14:editId="1CF23672">
             <wp:extent cx="5580000" cy="1678464"/>
             <wp:effectExtent l="0" t="0" r="0" b="0"/>
             <wp:docPr id="11" name="Picture 11"/>
@@ -9149,7 +9149,7 @@
           <w:noProof/>
         </w:rPr>
         <w:drawing>
-          <wp:inline distT="0" distB="0" distL="0" distR="0" wp14:anchorId="46A298D0" wp14:editId="66CD30D0">
+          <wp:inline distT="0" distB="0" distL="0" distR="0" wp14:anchorId="131F6EAF" wp14:editId="37E5FD0D">
             <wp:extent cx="5580000" cy="1678464"/>
             <wp:effectExtent l="0" t="0" r="0" b="0"/>
             <wp:docPr id="12" name="Picture 12"/>
@@ -9293,7 +9293,7 @@
         </w:rPr>
         <w:lastRenderedPageBreak/>
         <w:drawing>
-          <wp:inline distT="0" distB="0" distL="0" distR="0" wp14:anchorId="68D67FD0" wp14:editId="07F2501E">
+          <wp:inline distT="0" distB="0" distL="0" distR="0" wp14:anchorId="0D29AE86" wp14:editId="1318F325">
             <wp:extent cx="5580000" cy="4384286"/>
             <wp:effectExtent l="0" t="0" r="0" b="0"/>
             <wp:docPr id="13" name="Picture 13"/>
@@ -9473,7 +9473,7 @@
         </w:rPr>
         <w:lastRenderedPageBreak/>
         <w:drawing>
-          <wp:inline distT="0" distB="0" distL="0" distR="0" wp14:anchorId="75F8448B" wp14:editId="506A8ACC">
+          <wp:inline distT="0" distB="0" distL="0" distR="0" wp14:anchorId="3F348937" wp14:editId="5D80D45A">
             <wp:extent cx="5580000" cy="4384286"/>
             <wp:effectExtent l="0" t="0" r="0" b="0"/>
             <wp:docPr id="14" name="Picture 14"/>
@@ -9641,7 +9641,7 @@
         </w:rPr>
         <w:lastRenderedPageBreak/>
         <w:drawing>
-          <wp:inline distT="0" distB="0" distL="0" distR="0" wp14:anchorId="225B8928" wp14:editId="2CA97D3A">
+          <wp:inline distT="0" distB="0" distL="0" distR="0" wp14:anchorId="325F6493" wp14:editId="10A23A1D">
             <wp:extent cx="5580000" cy="3587143"/>
             <wp:effectExtent l="0" t="0" r="0" b="0"/>
             <wp:docPr id="15" name="Picture 15"/>
@@ -9820,7 +9820,7 @@
           <w:noProof/>
         </w:rPr>
         <w:drawing>
-          <wp:inline distT="0" distB="0" distL="0" distR="0" wp14:anchorId="7D35EEA9" wp14:editId="1911CC5F">
+          <wp:inline distT="0" distB="0" distL="0" distR="0" wp14:anchorId="3A9C34CA" wp14:editId="15A20373">
             <wp:extent cx="5580000" cy="3427714"/>
             <wp:effectExtent l="0" t="0" r="0" b="0"/>
             <wp:docPr id="16" name="Picture 16"/>
@@ -10012,7 +10012,7 @@
         </w:rPr>
         <w:lastRenderedPageBreak/>
         <w:drawing>
-          <wp:inline distT="0" distB="0" distL="0" distR="0" wp14:anchorId="5ADA1F78" wp14:editId="7CF618F4">
+          <wp:inline distT="0" distB="0" distL="0" distR="0" wp14:anchorId="036B12FF" wp14:editId="3DC4674D">
             <wp:extent cx="5580000" cy="4330080"/>
             <wp:effectExtent l="0" t="0" r="0" b="0"/>
             <wp:docPr id="17" name="Picture 17"/>
@@ -10168,7 +10168,7 @@
         </w:rPr>
         <w:lastRenderedPageBreak/>
         <w:drawing>
-          <wp:inline distT="0" distB="0" distL="0" distR="0" wp14:anchorId="08284B18" wp14:editId="0CD59457">
+          <wp:inline distT="0" distB="0" distL="0" distR="0" wp14:anchorId="32BBC453" wp14:editId="68676556">
             <wp:extent cx="5580000" cy="2749824"/>
             <wp:effectExtent l="0" t="0" r="0" b="0"/>
             <wp:docPr id="18" name="Picture 18"/>
@@ -10359,7 +10359,7 @@
           <w:noProof/>
         </w:rPr>
         <w:drawing>
-          <wp:inline distT="0" distB="0" distL="0" distR="0" wp14:anchorId="78A87F0E" wp14:editId="731F37CA">
+          <wp:inline distT="0" distB="0" distL="0" distR="0" wp14:anchorId="61A7957E" wp14:editId="751EE946">
             <wp:extent cx="5580000" cy="1964160"/>
             <wp:effectExtent l="0" t="0" r="0" b="0"/>
             <wp:docPr id="19" name="Picture 19"/>
@@ -10569,7 +10569,7 @@
         </w:rPr>
         <w:lastRenderedPageBreak/>
         <w:drawing>
-          <wp:inline distT="0" distB="0" distL="0" distR="0" wp14:anchorId="0FAC3C64" wp14:editId="5D95937B">
+          <wp:inline distT="0" distB="0" distL="0" distR="0" wp14:anchorId="3DE80EDA" wp14:editId="0A8E94BE">
             <wp:extent cx="5580000" cy="3821184"/>
             <wp:effectExtent l="0" t="0" r="0" b="0"/>
             <wp:docPr id="20" name="Picture 20"/>
@@ -10736,7 +10736,7 @@
           <w:noProof/>
         </w:rPr>
         <w:drawing>
-          <wp:inline distT="0" distB="0" distL="0" distR="0" wp14:anchorId="4E47B6A4" wp14:editId="30368D11">
+          <wp:inline distT="0" distB="0" distL="0" distR="0" wp14:anchorId="1AED04CF" wp14:editId="11DE2D21">
             <wp:extent cx="5580000" cy="464256"/>
             <wp:effectExtent l="0" t="0" r="0" b="0"/>
             <wp:docPr id="21" name="Picture 21"/>
@@ -10897,7 +10897,7 @@
           <w:noProof/>
         </w:rPr>
         <w:drawing>
-          <wp:inline distT="0" distB="0" distL="0" distR="0" wp14:anchorId="37CE96B3" wp14:editId="0B781C7C">
+          <wp:inline distT="0" distB="0" distL="0" distR="0" wp14:anchorId="1375F9BF" wp14:editId="2FFAD50D">
             <wp:extent cx="5580000" cy="535680"/>
             <wp:effectExtent l="0" t="0" r="0" b="0"/>
             <wp:docPr id="22" name="Picture 22"/>
@@ -11065,7 +11065,7 @@
         </w:rPr>
         <w:lastRenderedPageBreak/>
         <w:drawing>
-          <wp:inline distT="0" distB="0" distL="0" distR="0" wp14:anchorId="19E97127" wp14:editId="2BA6B02C">
+          <wp:inline distT="0" distB="0" distL="0" distR="0" wp14:anchorId="44CC2432" wp14:editId="66956F26">
             <wp:extent cx="5580000" cy="892800"/>
             <wp:effectExtent l="0" t="0" r="0" b="0"/>
             <wp:docPr id="23" name="Picture 23"/>
@@ -11256,7 +11256,7 @@
           <w:noProof/>
         </w:rPr>
         <w:drawing>
-          <wp:inline distT="0" distB="0" distL="0" distR="0" wp14:anchorId="34C15B02" wp14:editId="78CD1917">
+          <wp:inline distT="0" distB="0" distL="0" distR="0" wp14:anchorId="0DD5EE9B" wp14:editId="632F7611">
             <wp:extent cx="5580000" cy="535680"/>
             <wp:effectExtent l="0" t="0" r="0" b="0"/>
             <wp:docPr id="24" name="Picture 24"/>
@@ -11489,7 +11489,7 @@
           <w:noProof/>
         </w:rPr>
         <w:drawing>
-          <wp:inline distT="0" distB="0" distL="0" distR="0" wp14:anchorId="6F487E7D" wp14:editId="4B297A6B">
+          <wp:inline distT="0" distB="0" distL="0" distR="0" wp14:anchorId="2ED14823" wp14:editId="2DC93803">
             <wp:extent cx="5580000" cy="607104"/>
             <wp:effectExtent l="0" t="0" r="0" b="0"/>
             <wp:docPr id="25" name="Picture 25"/>
@@ -11692,7 +11692,7 @@
           <w:noProof/>
         </w:rPr>
         <w:drawing>
-          <wp:inline distT="0" distB="0" distL="0" distR="0" wp14:anchorId="114A4233" wp14:editId="68DA6482">
+          <wp:inline distT="0" distB="0" distL="0" distR="0" wp14:anchorId="1B76A801" wp14:editId="3217EAD5">
             <wp:extent cx="5580000" cy="464256"/>
             <wp:effectExtent l="0" t="0" r="0" b="0"/>
             <wp:docPr id="26" name="Picture 26"/>
@@ -11883,7 +11883,7 @@
           <w:noProof/>
         </w:rPr>
         <w:drawing>
-          <wp:inline distT="0" distB="0" distL="0" distR="0" wp14:anchorId="1D4EC218" wp14:editId="7178D7A6">
+          <wp:inline distT="0" distB="0" distL="0" distR="0" wp14:anchorId="5A98B742" wp14:editId="2FBB3C90">
             <wp:extent cx="5580000" cy="535680"/>
             <wp:effectExtent l="0" t="0" r="0" b="0"/>
             <wp:docPr id="27" name="Picture 27"/>
@@ -12075,7 +12075,7 @@
         </w:rPr>
         <w:lastRenderedPageBreak/>
         <w:drawing>
-          <wp:inline distT="0" distB="0" distL="0" distR="0" wp14:anchorId="43F5FFB4" wp14:editId="4F5F74BB">
+          <wp:inline distT="0" distB="0" distL="0" distR="0" wp14:anchorId="3D0F3522" wp14:editId="0B762482">
             <wp:extent cx="5580000" cy="535680"/>
             <wp:effectExtent l="0" t="0" r="0" b="0"/>
             <wp:docPr id="28" name="Picture 28"/>
@@ -12242,7 +12242,7 @@
           <w:noProof/>
         </w:rPr>
         <w:drawing>
-          <wp:inline distT="0" distB="0" distL="0" distR="0" wp14:anchorId="1C0E09B2" wp14:editId="6196AA62">
+          <wp:inline distT="0" distB="0" distL="0" distR="0" wp14:anchorId="4E6349D2" wp14:editId="5213D8C7">
             <wp:extent cx="5580000" cy="535680"/>
             <wp:effectExtent l="0" t="0" r="0" b="0"/>
             <wp:docPr id="29" name="Picture 29"/>
@@ -12421,7 +12421,7 @@
           <w:noProof/>
         </w:rPr>
         <w:drawing>
-          <wp:inline distT="0" distB="0" distL="0" distR="0" wp14:anchorId="6C135EB2" wp14:editId="3E24BE7C">
+          <wp:inline distT="0" distB="0" distL="0" distR="0" wp14:anchorId="5E701BD0" wp14:editId="0DE7EC62">
             <wp:extent cx="5580000" cy="749952"/>
             <wp:effectExtent l="0" t="0" r="0" b="0"/>
             <wp:docPr id="30" name="Picture 30"/>
@@ -12612,7 +12612,7 @@
           <w:noProof/>
         </w:rPr>
         <w:drawing>
-          <wp:inline distT="0" distB="0" distL="0" distR="0" wp14:anchorId="22AC8393" wp14:editId="4F4060CA">
+          <wp:inline distT="0" distB="0" distL="0" distR="0" wp14:anchorId="15641BB5" wp14:editId="3C87B9C2">
             <wp:extent cx="5580000" cy="535680"/>
             <wp:effectExtent l="0" t="0" r="0" b="0"/>
             <wp:docPr id="31" name="Picture 31"/>
@@ -12785,7 +12785,7 @@
           <w:noProof/>
         </w:rPr>
         <w:drawing>
-          <wp:inline distT="0" distB="0" distL="0" distR="0" wp14:anchorId="73CDFCAC" wp14:editId="406343C7">
+          <wp:inline distT="0" distB="0" distL="0" distR="0" wp14:anchorId="3DEE1A7F" wp14:editId="727B5DDD">
             <wp:extent cx="5580000" cy="678528"/>
             <wp:effectExtent l="0" t="0" r="0" b="0"/>
             <wp:docPr id="32" name="Picture 32"/>
@@ -12977,7 +12977,7 @@
         </w:rPr>
         <w:lastRenderedPageBreak/>
         <w:drawing>
-          <wp:inline distT="0" distB="0" distL="0" distR="0" wp14:anchorId="3B2BF559" wp14:editId="207018D2">
+          <wp:inline distT="0" distB="0" distL="0" distR="0" wp14:anchorId="01CCDE6D" wp14:editId="2B7DA7E2">
             <wp:extent cx="5580000" cy="749952"/>
             <wp:effectExtent l="0" t="0" r="0" b="0"/>
             <wp:docPr id="33" name="Picture 33"/>
@@ -13180,7 +13180,7 @@
           <w:noProof/>
         </w:rPr>
         <w:drawing>
-          <wp:inline distT="0" distB="0" distL="0" distR="0" wp14:anchorId="077500B1" wp14:editId="2EA835F5">
+          <wp:inline distT="0" distB="0" distL="0" distR="0" wp14:anchorId="0E9E49FF" wp14:editId="69896B4A">
             <wp:extent cx="5580000" cy="535680"/>
             <wp:effectExtent l="0" t="0" r="0" b="0"/>
             <wp:docPr id="34" name="Picture 34"/>
@@ -13359,7 +13359,7 @@
           <w:noProof/>
         </w:rPr>
         <w:drawing>
-          <wp:inline distT="0" distB="0" distL="0" distR="0" wp14:anchorId="062ABF90" wp14:editId="3103BCB3">
+          <wp:inline distT="0" distB="0" distL="0" distR="0" wp14:anchorId="57E5E3CD" wp14:editId="29611B39">
             <wp:extent cx="5580000" cy="749952"/>
             <wp:effectExtent l="0" t="0" r="0" b="0"/>
             <wp:docPr id="35" name="Picture 35"/>
@@ -13544,7 +13544,7 @@
         <w:pStyle w:val="Heading2"/>
         <w:spacing w:before="240" w:after="120"/>
       </w:pPr>
-      <w:bookmarkStart w:id="9" w:name="_Toc240376402"/>
+      <w:bookmarkStart w:id="9" w:name="_Toc240376916"/>
       <w:r>
         <w:rPr>
           <w:rFonts w:ascii="Times New Roman" w:eastAsia="黑体" w:hAnsi="Times New Roman"/>
@@ -14918,7 +14918,7 @@
           <w:noProof/>
         </w:rPr>
         <w:drawing>
-          <wp:inline distT="0" distB="0" distL="0" distR="0" wp14:anchorId="776ADA25" wp14:editId="593FA358">
+          <wp:inline distT="0" distB="0" distL="0" distR="0" wp14:anchorId="0D5E14D4" wp14:editId="6D51C88D">
             <wp:extent cx="5580000" cy="1392768"/>
             <wp:effectExtent l="0" t="0" r="0" b="0"/>
             <wp:docPr id="36" name="Picture 36"/>
@@ -15109,7 +15109,7 @@
           <w:noProof/>
         </w:rPr>
         <w:drawing>
-          <wp:inline distT="0" distB="0" distL="0" distR="0" wp14:anchorId="796A4201" wp14:editId="7C7314CC">
+          <wp:inline distT="0" distB="0" distL="0" distR="0" wp14:anchorId="7587CA9F" wp14:editId="75752A46">
             <wp:extent cx="5580000" cy="892800"/>
             <wp:effectExtent l="0" t="0" r="0" b="0"/>
             <wp:docPr id="37" name="Picture 37"/>
@@ -15325,7 +15325,7 @@
         </w:rPr>
         <w:lastRenderedPageBreak/>
         <w:drawing>
-          <wp:inline distT="0" distB="0" distL="0" distR="0" wp14:anchorId="65F1E0CD" wp14:editId="0B49FAB5">
+          <wp:inline distT="0" distB="0" distL="0" distR="0" wp14:anchorId="2AE3AAA7" wp14:editId="7B169FCE">
             <wp:extent cx="5580000" cy="1964160"/>
             <wp:effectExtent l="0" t="0" r="0" b="0"/>
             <wp:docPr id="38" name="Picture 38"/>
@@ -15540,7 +15540,7 @@
         <w:pStyle w:val="Heading2"/>
         <w:spacing w:before="240" w:after="120"/>
       </w:pPr>
-      <w:bookmarkStart w:id="10" w:name="_Toc240376403"/>
+      <w:bookmarkStart w:id="10" w:name="_Toc240376917"/>
       <w:r>
         <w:rPr>
           <w:rFonts w:ascii="Times New Roman" w:eastAsia="黑体" w:hAnsi="Times New Roman"/>
@@ -16899,7 +16899,7 @@
         <w:pStyle w:val="Heading2"/>
         <w:spacing w:before="240" w:after="120"/>
       </w:pPr>
-      <w:bookmarkStart w:id="11" w:name="_Toc240376404"/>
+      <w:bookmarkStart w:id="11" w:name="_Toc240376918"/>
       <w:r>
         <w:rPr>
           <w:rFonts w:ascii="Times New Roman" w:eastAsia="黑体" w:hAnsi="Times New Roman"/>
@@ -19596,7 +19596,7 @@
         <w:pStyle w:val="Heading2"/>
         <w:spacing w:before="240" w:after="120"/>
       </w:pPr>
-      <w:bookmarkStart w:id="12" w:name="_Toc240376405"/>
+      <w:bookmarkStart w:id="12" w:name="_Toc240376919"/>
       <w:r>
         <w:rPr>
           <w:rFonts w:ascii="Times New Roman" w:eastAsia="黑体" w:hAnsi="Times New Roman"/>
@@ -21304,7 +21304,7 @@
         </w:rPr>
         <w:lastRenderedPageBreak/>
         <w:drawing>
-          <wp:inline distT="0" distB="0" distL="0" distR="0" wp14:anchorId="3023AA40" wp14:editId="63473170">
+          <wp:inline distT="0" distB="0" distL="0" distR="0" wp14:anchorId="2DFDAB8E" wp14:editId="77AB3B07">
             <wp:extent cx="5580000" cy="1178496"/>
             <wp:effectExtent l="0" t="0" r="0" b="0"/>
             <wp:docPr id="39" name="Picture 39"/>
@@ -21531,7 +21531,7 @@
           <w:noProof/>
         </w:rPr>
         <w:drawing>
-          <wp:inline distT="0" distB="0" distL="0" distR="0" wp14:anchorId="3D408DDF" wp14:editId="708F8B56">
+          <wp:inline distT="0" distB="0" distL="0" distR="0" wp14:anchorId="7F047094" wp14:editId="685FD37A">
             <wp:extent cx="5040000" cy="4500000"/>
             <wp:effectExtent l="0" t="0" r="0" b="0"/>
             <wp:docPr id="40" name="Picture 40"/>
@@ -21699,7 +21699,7 @@
         </w:rPr>
         <w:lastRenderedPageBreak/>
         <w:drawing>
-          <wp:inline distT="0" distB="0" distL="0" distR="0" wp14:anchorId="4DE14E97" wp14:editId="5790C382">
+          <wp:inline distT="0" distB="0" distL="0" distR="0" wp14:anchorId="3F40D6F2" wp14:editId="3582E3C5">
             <wp:extent cx="5040000" cy="4500000"/>
             <wp:effectExtent l="0" t="0" r="0" b="0"/>
             <wp:docPr id="41" name="Picture 41"/>
@@ -21848,7 +21848,7 @@
         <w:pStyle w:val="Heading2"/>
         <w:spacing w:before="240" w:after="120"/>
       </w:pPr>
-      <w:bookmarkStart w:id="13" w:name="_Toc240376406"/>
+      <w:bookmarkStart w:id="13" w:name="_Toc240376920"/>
       <w:r>
         <w:rPr>
           <w:rFonts w:ascii="Times New Roman" w:eastAsia="黑体" w:hAnsi="Times New Roman"/>
@@ -22594,7 +22594,7 @@
         <w:pStyle w:val="Heading2"/>
         <w:spacing w:before="240" w:after="120"/>
       </w:pPr>
-      <w:bookmarkStart w:id="14" w:name="_Toc240376407"/>
+      <w:bookmarkStart w:id="14" w:name="_Toc240376921"/>
       <w:r>
         <w:rPr>
           <w:rFonts w:ascii="Times New Roman" w:eastAsia="黑体" w:hAnsi="Times New Roman"/>
@@ -23046,7 +23046,7 @@
         <w:pStyle w:val="Heading2"/>
         <w:spacing w:before="240" w:after="120"/>
       </w:pPr>
-      <w:bookmarkStart w:id="15" w:name="_Toc240376408"/>
+      <w:bookmarkStart w:id="15" w:name="_Toc240376922"/>
       <w:r>
         <w:rPr>
           <w:rFonts w:ascii="Times New Roman" w:eastAsia="黑体" w:hAnsi="Times New Roman"/>
@@ -23440,7 +23440,7 @@
         <w:pStyle w:val="Heading2"/>
         <w:spacing w:before="240" w:after="120"/>
       </w:pPr>
-      <w:bookmarkStart w:id="16" w:name="_Toc240376409"/>
+      <w:bookmarkStart w:id="16" w:name="_Toc240376923"/>
       <w:r>
         <w:rPr>
           <w:rFonts w:ascii="Times New Roman" w:eastAsia="黑体" w:hAnsi="Times New Roman"/>
@@ -23835,7 +23835,7 @@
         <w:pStyle w:val="Heading2"/>
         <w:spacing w:before="240" w:after="120"/>
       </w:pPr>
-      <w:bookmarkStart w:id="17" w:name="_Toc240376410"/>
+      <w:bookmarkStart w:id="17" w:name="_Toc240376924"/>
       <w:r>
         <w:rPr>
           <w:rFonts w:ascii="Times New Roman" w:eastAsia="黑体" w:hAnsi="Times New Roman"/>
@@ -24094,7 +24094,7 @@
         <w:pStyle w:val="Heading1"/>
         <w:spacing w:before="240" w:after="120"/>
       </w:pPr>
-      <w:bookmarkStart w:id="18" w:name="_Toc240376411"/>
+      <w:bookmarkStart w:id="18" w:name="_Toc240376925"/>
       <w:r>
         <w:rPr>
           <w:rFonts w:ascii="Times New Roman" w:eastAsia="黑体" w:hAnsi="Times New Roman"/>
@@ -24363,7 +24363,7 @@
         <w:pStyle w:val="Heading1"/>
         <w:spacing w:before="240" w:after="120"/>
       </w:pPr>
-      <w:bookmarkStart w:id="19" w:name="_Toc240376412"/>
+      <w:bookmarkStart w:id="19" w:name="_Toc240376926"/>
       <w:r>
         <w:rPr>
           <w:rFonts w:ascii="Times New Roman" w:eastAsia="黑体" w:hAnsi="Times New Roman"/>
@@ -24402,7 +24402,7 @@
         <w:pStyle w:val="Heading2"/>
         <w:spacing w:before="240" w:after="120"/>
       </w:pPr>
-      <w:bookmarkStart w:id="20" w:name="_Toc240376413"/>
+      <w:bookmarkStart w:id="20" w:name="_Toc240376927"/>
       <w:r>
         <w:rPr>
           <w:rFonts w:ascii="Times New Roman" w:eastAsia="黑体" w:hAnsi="Times New Roman"/>
@@ -24466,7 +24466,7 @@
         </w:rPr>
         <w:lastRenderedPageBreak/>
         <w:drawing>
-          <wp:inline distT="0" distB="0" distL="0" distR="0" wp14:anchorId="67A92518" wp14:editId="5F0105E0">
+          <wp:inline distT="0" distB="0" distL="0" distR="0" wp14:anchorId="7968DEF2" wp14:editId="473DD6B6">
             <wp:extent cx="5580000" cy="4330080"/>
             <wp:effectExtent l="0" t="0" r="0" b="0"/>
             <wp:docPr id="42" name="Picture 42"/>
@@ -24717,7 +24717,7 @@
           <w:noProof/>
         </w:rPr>
         <w:drawing>
-          <wp:inline distT="0" distB="0" distL="0" distR="0" wp14:anchorId="454B3B64" wp14:editId="72323D12">
+          <wp:inline distT="0" distB="0" distL="0" distR="0" wp14:anchorId="2A62D411" wp14:editId="2C6E62C0">
             <wp:extent cx="5580000" cy="1678464"/>
             <wp:effectExtent l="0" t="0" r="0" b="0"/>
             <wp:docPr id="43" name="Picture 43"/>
@@ -24873,7 +24873,7 @@
         </w:rPr>
         <w:lastRenderedPageBreak/>
         <w:drawing>
-          <wp:inline distT="0" distB="0" distL="0" distR="0" wp14:anchorId="0C5DE243" wp14:editId="08BDEE99">
+          <wp:inline distT="0" distB="0" distL="0" distR="0" wp14:anchorId="21CF19AC" wp14:editId="21189E9F">
             <wp:extent cx="5040000" cy="4500000"/>
             <wp:effectExtent l="0" t="0" r="0" b="0"/>
             <wp:docPr id="44" name="Picture 44"/>
@@ -25053,7 +25053,7 @@
         </w:rPr>
         <w:lastRenderedPageBreak/>
         <w:drawing>
-          <wp:inline distT="0" distB="0" distL="0" distR="0" wp14:anchorId="79771748" wp14:editId="68C50BBB">
+          <wp:inline distT="0" distB="0" distL="0" distR="0" wp14:anchorId="488A0A02" wp14:editId="72AEDD2B">
             <wp:extent cx="5040000" cy="4500000"/>
             <wp:effectExtent l="0" t="0" r="0" b="0"/>
             <wp:docPr id="45" name="Picture 45"/>
@@ -25202,7 +25202,7 @@
         <w:pStyle w:val="Heading2"/>
         <w:spacing w:before="240" w:after="120"/>
       </w:pPr>
-      <w:bookmarkStart w:id="21" w:name="_Toc240376414"/>
+      <w:bookmarkStart w:id="21" w:name="_Toc240376928"/>
       <w:r>
         <w:rPr>
           <w:rFonts w:ascii="Times New Roman" w:eastAsia="黑体" w:hAnsi="Times New Roman"/>
@@ -25260,7 +25260,7 @@
         </w:rPr>
         <w:lastRenderedPageBreak/>
         <w:drawing>
-          <wp:inline distT="0" distB="0" distL="0" distR="0" wp14:anchorId="6A5FF865" wp14:editId="7EC9375E">
+          <wp:inline distT="0" distB="0" distL="0" distR="0" wp14:anchorId="3967B0C9" wp14:editId="59F5D3BA">
             <wp:extent cx="5040000" cy="4500000"/>
             <wp:effectExtent l="0" t="0" r="0" b="0"/>
             <wp:docPr id="46" name="Picture 46"/>
@@ -25428,7 +25428,7 @@
         </w:rPr>
         <w:lastRenderedPageBreak/>
         <w:drawing>
-          <wp:inline distT="0" distB="0" distL="0" distR="0" wp14:anchorId="085E1AF2" wp14:editId="1D3C6AE4">
+          <wp:inline distT="0" distB="0" distL="0" distR="0" wp14:anchorId="46C87610" wp14:editId="13662872">
             <wp:extent cx="4200000" cy="4500000"/>
             <wp:effectExtent l="0" t="0" r="0" b="0"/>
             <wp:docPr id="47" name="Picture 47"/>
@@ -25620,7 +25620,7 @@
         </w:rPr>
         <w:lastRenderedPageBreak/>
         <w:drawing>
-          <wp:inline distT="0" distB="0" distL="0" distR="0" wp14:anchorId="31DD706A" wp14:editId="172E6635">
+          <wp:inline distT="0" distB="0" distL="0" distR="0" wp14:anchorId="512A4EB7" wp14:editId="5F1AB040">
             <wp:extent cx="5580000" cy="3260552"/>
             <wp:effectExtent l="0" t="0" r="0" b="0"/>
             <wp:docPr id="48" name="Picture 48"/>
@@ -25799,7 +25799,7 @@
           <w:noProof/>
         </w:rPr>
         <w:drawing>
-          <wp:inline distT="0" distB="0" distL="0" distR="0" wp14:anchorId="6A13AE9B" wp14:editId="101E68B9">
+          <wp:inline distT="0" distB="0" distL="0" distR="0" wp14:anchorId="1DE86510" wp14:editId="7779DA2C">
             <wp:extent cx="5580000" cy="3268881"/>
             <wp:effectExtent l="0" t="0" r="0" b="0"/>
             <wp:docPr id="49" name="Picture 49"/>
@@ -25979,7 +25979,7 @@
         </w:rPr>
         <w:lastRenderedPageBreak/>
         <w:drawing>
-          <wp:inline distT="0" distB="0" distL="0" distR="0" wp14:anchorId="79A430B5" wp14:editId="2AED961A">
+          <wp:inline distT="0" distB="0" distL="0" distR="0" wp14:anchorId="18B3AF24" wp14:editId="4052B3F2">
             <wp:extent cx="5000407" cy="4500000"/>
             <wp:effectExtent l="0" t="0" r="0" b="0"/>
             <wp:docPr id="50" name="Picture 50"/>
@@ -26447,31 +26447,31 @@
       </w:rPr>
     </w:lvl>
   </w:abstractNum>
-  <w:num w:numId="1" w16cid:durableId="917908065">
+  <w:num w:numId="1" w16cid:durableId="1703483478">
     <w:abstractNumId w:val="8"/>
   </w:num>
-  <w:num w:numId="2" w16cid:durableId="1289773595">
+  <w:num w:numId="2" w16cid:durableId="1654022745">
     <w:abstractNumId w:val="6"/>
   </w:num>
-  <w:num w:numId="3" w16cid:durableId="1141339832">
+  <w:num w:numId="3" w16cid:durableId="63139217">
     <w:abstractNumId w:val="5"/>
   </w:num>
-  <w:num w:numId="4" w16cid:durableId="1403992355">
+  <w:num w:numId="4" w16cid:durableId="600994069">
     <w:abstractNumId w:val="4"/>
   </w:num>
-  <w:num w:numId="5" w16cid:durableId="1106581747">
+  <w:num w:numId="5" w16cid:durableId="1233542160">
     <w:abstractNumId w:val="7"/>
   </w:num>
-  <w:num w:numId="6" w16cid:durableId="1544099026">
+  <w:num w:numId="6" w16cid:durableId="1963025796">
     <w:abstractNumId w:val="3"/>
   </w:num>
-  <w:num w:numId="7" w16cid:durableId="1847016995">
+  <w:num w:numId="7" w16cid:durableId="1599216196">
     <w:abstractNumId w:val="2"/>
   </w:num>
-  <w:num w:numId="8" w16cid:durableId="1542984857">
+  <w:num w:numId="8" w16cid:durableId="1768233455">
     <w:abstractNumId w:val="1"/>
   </w:num>
-  <w:num w:numId="9" w16cid:durableId="1789738505">
+  <w:num w:numId="9" w16cid:durableId="1594892382">
     <w:abstractNumId w:val="0"/>
   </w:num>
 </w:numbering>
@@ -37887,7 +37887,7 @@
     <w:basedOn w:val="DefaultParagraphFont"/>
     <w:uiPriority w:val="99"/>
     <w:unhideWhenUsed/>
-    <w:rsid w:val="003D7C19"/>
+    <w:rsid w:val="00BE35D9"/>
     <w:rPr>
       <w:color w:val="0000FF" w:themeColor="hyperlink"/>
       <w:u w:val="single"/>

--- a/checklist_tool/指导书与核查工具交叉验证报告.docx
+++ b/checklist_tool/指导书与核查工具交叉验证报告.docx
@@ -192,7 +192,7 @@
       <w:r>
         <w:fldChar w:fldCharType="separate"/>
       </w:r>
-      <w:hyperlink w:anchor="_Toc240376907" w:history="1">
+      <w:hyperlink w:anchor="_Toc240378201" w:history="1">
         <w:r>
           <w:rPr>
             <w:rStyle w:val="Hyperlink"/>
@@ -228,7 +228,7 @@
             <w:noProof/>
             <w:webHidden/>
           </w:rPr>
-          <w:instrText xml:space="preserve"> PAGEREF _Toc240376907 \h </w:instrText>
+          <w:instrText xml:space="preserve"> PAGEREF _Toc240378201 \h </w:instrText>
         </w:r>
         <w:r>
           <w:rPr>
@@ -273,7 +273,7 @@
           <w14:ligatures w14:val="standardContextual"/>
         </w:rPr>
       </w:pPr>
-      <w:hyperlink w:anchor="_Toc240376908" w:history="1">
+      <w:hyperlink w:anchor="_Toc240378202" w:history="1">
         <w:r>
           <w:rPr>
             <w:rStyle w:val="Hyperlink"/>
@@ -309,7 +309,7 @@
             <w:noProof/>
             <w:webHidden/>
           </w:rPr>
-          <w:instrText xml:space="preserve"> PAGEREF _Toc240376908 \h </w:instrText>
+          <w:instrText xml:space="preserve"> PAGEREF _Toc240378202 \h </w:instrText>
         </w:r>
         <w:r>
           <w:rPr>
@@ -354,7 +354,7 @@
           <w14:ligatures w14:val="standardContextual"/>
         </w:rPr>
       </w:pPr>
-      <w:hyperlink w:anchor="_Toc240376909" w:history="1">
+      <w:hyperlink w:anchor="_Toc240378203" w:history="1">
         <w:r>
           <w:rPr>
             <w:rStyle w:val="Hyperlink"/>
@@ -390,7 +390,7 @@
             <w:noProof/>
             <w:webHidden/>
           </w:rPr>
-          <w:instrText xml:space="preserve"> PAGEREF _Toc240376909 \h </w:instrText>
+          <w:instrText xml:space="preserve"> PAGEREF _Toc240378203 \h </w:instrText>
         </w:r>
         <w:r>
           <w:rPr>
@@ -435,7 +435,7 @@
           <w14:ligatures w14:val="standardContextual"/>
         </w:rPr>
       </w:pPr>
-      <w:hyperlink w:anchor="_Toc240376910" w:history="1">
+      <w:hyperlink w:anchor="_Toc240378204" w:history="1">
         <w:r>
           <w:rPr>
             <w:rStyle w:val="Hyperlink"/>
@@ -471,7 +471,7 @@
             <w:noProof/>
             <w:webHidden/>
           </w:rPr>
-          <w:instrText xml:space="preserve"> PAGEREF _Toc240376910 \h </w:instrText>
+          <w:instrText xml:space="preserve"> PAGEREF _Toc240378204 \h </w:instrText>
         </w:r>
         <w:r>
           <w:rPr>
@@ -516,7 +516,7 @@
           <w14:ligatures w14:val="standardContextual"/>
         </w:rPr>
       </w:pPr>
-      <w:hyperlink w:anchor="_Toc240376911" w:history="1">
+      <w:hyperlink w:anchor="_Toc240378205" w:history="1">
         <w:r>
           <w:rPr>
             <w:rStyle w:val="Hyperlink"/>
@@ -552,7 +552,7 @@
             <w:noProof/>
             <w:webHidden/>
           </w:rPr>
-          <w:instrText xml:space="preserve"> PAGEREF _Toc240376911 \h </w:instrText>
+          <w:instrText xml:space="preserve"> PAGEREF _Toc240378205 \h </w:instrText>
         </w:r>
         <w:r>
           <w:rPr>
@@ -597,7 +597,7 @@
           <w14:ligatures w14:val="standardContextual"/>
         </w:rPr>
       </w:pPr>
-      <w:hyperlink w:anchor="_Toc240376912" w:history="1">
+      <w:hyperlink w:anchor="_Toc240378206" w:history="1">
         <w:r>
           <w:rPr>
             <w:rStyle w:val="Hyperlink"/>
@@ -633,7 +633,7 @@
             <w:noProof/>
             <w:webHidden/>
           </w:rPr>
-          <w:instrText xml:space="preserve"> PAGEREF _Toc240376912 \h </w:instrText>
+          <w:instrText xml:space="preserve"> PAGEREF _Toc240378206 \h </w:instrText>
         </w:r>
         <w:r>
           <w:rPr>
@@ -678,7 +678,7 @@
           <w14:ligatures w14:val="standardContextual"/>
         </w:rPr>
       </w:pPr>
-      <w:hyperlink w:anchor="_Toc240376913" w:history="1">
+      <w:hyperlink w:anchor="_Toc240378207" w:history="1">
         <w:r>
           <w:rPr>
             <w:rStyle w:val="Hyperlink"/>
@@ -714,7 +714,7 @@
             <w:noProof/>
             <w:webHidden/>
           </w:rPr>
-          <w:instrText xml:space="preserve"> PAGEREF _Toc240376913 \h </w:instrText>
+          <w:instrText xml:space="preserve"> PAGEREF _Toc240378207 \h </w:instrText>
         </w:r>
         <w:r>
           <w:rPr>
@@ -759,7 +759,7 @@
           <w14:ligatures w14:val="standardContextual"/>
         </w:rPr>
       </w:pPr>
-      <w:hyperlink w:anchor="_Toc240376914" w:history="1">
+      <w:hyperlink w:anchor="_Toc240378208" w:history="1">
         <w:r>
           <w:rPr>
             <w:rStyle w:val="Hyperlink"/>
@@ -795,7 +795,7 @@
             <w:noProof/>
             <w:webHidden/>
           </w:rPr>
-          <w:instrText xml:space="preserve"> PAGEREF _Toc240376914 \h </w:instrText>
+          <w:instrText xml:space="preserve"> PAGEREF _Toc240378208 \h </w:instrText>
         </w:r>
         <w:r>
           <w:rPr>
@@ -840,7 +840,7 @@
           <w14:ligatures w14:val="standardContextual"/>
         </w:rPr>
       </w:pPr>
-      <w:hyperlink w:anchor="_Toc240376915" w:history="1">
+      <w:hyperlink w:anchor="_Toc240378209" w:history="1">
         <w:r>
           <w:rPr>
             <w:rStyle w:val="Hyperlink"/>
@@ -876,7 +876,7 @@
             <w:noProof/>
             <w:webHidden/>
           </w:rPr>
-          <w:instrText xml:space="preserve"> PAGEREF _Toc240376915 \h </w:instrText>
+          <w:instrText xml:space="preserve"> PAGEREF _Toc240378209 \h </w:instrText>
         </w:r>
         <w:r>
           <w:rPr>
@@ -921,7 +921,7 @@
           <w14:ligatures w14:val="standardContextual"/>
         </w:rPr>
       </w:pPr>
-      <w:hyperlink w:anchor="_Toc240376916" w:history="1">
+      <w:hyperlink w:anchor="_Toc240378210" w:history="1">
         <w:r>
           <w:rPr>
             <w:rStyle w:val="Hyperlink"/>
@@ -957,7 +957,7 @@
             <w:noProof/>
             <w:webHidden/>
           </w:rPr>
-          <w:instrText xml:space="preserve"> PAGEREF _Toc240376916 \h </w:instrText>
+          <w:instrText xml:space="preserve"> PAGEREF _Toc240378210 \h </w:instrText>
         </w:r>
         <w:r>
           <w:rPr>
@@ -1002,7 +1002,7 @@
           <w14:ligatures w14:val="standardContextual"/>
         </w:rPr>
       </w:pPr>
-      <w:hyperlink w:anchor="_Toc240376917" w:history="1">
+      <w:hyperlink w:anchor="_Toc240378211" w:history="1">
         <w:r>
           <w:rPr>
             <w:rStyle w:val="Hyperlink"/>
@@ -1038,7 +1038,7 @@
             <w:noProof/>
             <w:webHidden/>
           </w:rPr>
-          <w:instrText xml:space="preserve"> PAGEREF _Toc240376917 \h </w:instrText>
+          <w:instrText xml:space="preserve"> PAGEREF _Toc240378211 \h </w:instrText>
         </w:r>
         <w:r>
           <w:rPr>
@@ -1083,7 +1083,7 @@
           <w14:ligatures w14:val="standardContextual"/>
         </w:rPr>
       </w:pPr>
-      <w:hyperlink w:anchor="_Toc240376918" w:history="1">
+      <w:hyperlink w:anchor="_Toc240378212" w:history="1">
         <w:r>
           <w:rPr>
             <w:rStyle w:val="Hyperlink"/>
@@ -1119,7 +1119,7 @@
             <w:noProof/>
             <w:webHidden/>
           </w:rPr>
-          <w:instrText xml:space="preserve"> PAGEREF _Toc240376918 \h </w:instrText>
+          <w:instrText xml:space="preserve"> PAGEREF _Toc240378212 \h </w:instrText>
         </w:r>
         <w:r>
           <w:rPr>
@@ -1164,7 +1164,7 @@
           <w14:ligatures w14:val="standardContextual"/>
         </w:rPr>
       </w:pPr>
-      <w:hyperlink w:anchor="_Toc240376919" w:history="1">
+      <w:hyperlink w:anchor="_Toc240378213" w:history="1">
         <w:r>
           <w:rPr>
             <w:rStyle w:val="Hyperlink"/>
@@ -1200,7 +1200,7 @@
             <w:noProof/>
             <w:webHidden/>
           </w:rPr>
-          <w:instrText xml:space="preserve"> PAGEREF _Toc240376919 \h </w:instrText>
+          <w:instrText xml:space="preserve"> PAGEREF _Toc240378213 \h </w:instrText>
         </w:r>
         <w:r>
           <w:rPr>
@@ -1245,7 +1245,7 @@
           <w14:ligatures w14:val="standardContextual"/>
         </w:rPr>
       </w:pPr>
-      <w:hyperlink w:anchor="_Toc240376920" w:history="1">
+      <w:hyperlink w:anchor="_Toc240378214" w:history="1">
         <w:r>
           <w:rPr>
             <w:rStyle w:val="Hyperlink"/>
@@ -1281,7 +1281,7 @@
             <w:noProof/>
             <w:webHidden/>
           </w:rPr>
-          <w:instrText xml:space="preserve"> PAGEREF _Toc240376920 \h </w:instrText>
+          <w:instrText xml:space="preserve"> PAGEREF _Toc240378214 \h </w:instrText>
         </w:r>
         <w:r>
           <w:rPr>
@@ -1326,7 +1326,7 @@
           <w14:ligatures w14:val="standardContextual"/>
         </w:rPr>
       </w:pPr>
-      <w:hyperlink w:anchor="_Toc240376921" w:history="1">
+      <w:hyperlink w:anchor="_Toc240378215" w:history="1">
         <w:r>
           <w:rPr>
             <w:rStyle w:val="Hyperlink"/>
@@ -1362,7 +1362,7 @@
             <w:noProof/>
             <w:webHidden/>
           </w:rPr>
-          <w:instrText xml:space="preserve"> PAGEREF _Toc240376921 \h </w:instrText>
+          <w:instrText xml:space="preserve"> PAGEREF _Toc240378215 \h </w:instrText>
         </w:r>
         <w:r>
           <w:rPr>
@@ -1407,7 +1407,7 @@
           <w14:ligatures w14:val="standardContextual"/>
         </w:rPr>
       </w:pPr>
-      <w:hyperlink w:anchor="_Toc240376922" w:history="1">
+      <w:hyperlink w:anchor="_Toc240378216" w:history="1">
         <w:r>
           <w:rPr>
             <w:rStyle w:val="Hyperlink"/>
@@ -1443,7 +1443,7 @@
             <w:noProof/>
             <w:webHidden/>
           </w:rPr>
-          <w:instrText xml:space="preserve"> PAGEREF _Toc240376922 \h </w:instrText>
+          <w:instrText xml:space="preserve"> PAGEREF _Toc240378216 \h </w:instrText>
         </w:r>
         <w:r>
           <w:rPr>
@@ -1488,7 +1488,7 @@
           <w14:ligatures w14:val="standardContextual"/>
         </w:rPr>
       </w:pPr>
-      <w:hyperlink w:anchor="_Toc240376923" w:history="1">
+      <w:hyperlink w:anchor="_Toc240378217" w:history="1">
         <w:r>
           <w:rPr>
             <w:rStyle w:val="Hyperlink"/>
@@ -1524,7 +1524,7 @@
             <w:noProof/>
             <w:webHidden/>
           </w:rPr>
-          <w:instrText xml:space="preserve"> PAGEREF _Toc240376923 \h </w:instrText>
+          <w:instrText xml:space="preserve"> PAGEREF _Toc240378217 \h </w:instrText>
         </w:r>
         <w:r>
           <w:rPr>
@@ -1569,7 +1569,7 @@
           <w14:ligatures w14:val="standardContextual"/>
         </w:rPr>
       </w:pPr>
-      <w:hyperlink w:anchor="_Toc240376924" w:history="1">
+      <w:hyperlink w:anchor="_Toc240378218" w:history="1">
         <w:r>
           <w:rPr>
             <w:rStyle w:val="Hyperlink"/>
@@ -1605,7 +1605,7 @@
             <w:noProof/>
             <w:webHidden/>
           </w:rPr>
-          <w:instrText xml:space="preserve"> PAGEREF _Toc240376924 \h </w:instrText>
+          <w:instrText xml:space="preserve"> PAGEREF _Toc240378218 \h </w:instrText>
         </w:r>
         <w:r>
           <w:rPr>
@@ -1650,7 +1650,7 @@
           <w14:ligatures w14:val="standardContextual"/>
         </w:rPr>
       </w:pPr>
-      <w:hyperlink w:anchor="_Toc240376925" w:history="1">
+      <w:hyperlink w:anchor="_Toc240378219" w:history="1">
         <w:r>
           <w:rPr>
             <w:rStyle w:val="Hyperlink"/>
@@ -1686,7 +1686,7 @@
             <w:noProof/>
             <w:webHidden/>
           </w:rPr>
-          <w:instrText xml:space="preserve"> PAGEREF _Toc240376925 \h </w:instrText>
+          <w:instrText xml:space="preserve"> PAGEREF _Toc240378219 \h </w:instrText>
         </w:r>
         <w:r>
           <w:rPr>
@@ -1731,7 +1731,7 @@
           <w14:ligatures w14:val="standardContextual"/>
         </w:rPr>
       </w:pPr>
-      <w:hyperlink w:anchor="_Toc240376926" w:history="1">
+      <w:hyperlink w:anchor="_Toc240378220" w:history="1">
         <w:r>
           <w:rPr>
             <w:rStyle w:val="Hyperlink"/>
@@ -1767,7 +1767,7 @@
             <w:noProof/>
             <w:webHidden/>
           </w:rPr>
-          <w:instrText xml:space="preserve"> PAGEREF _Toc240376926 \h </w:instrText>
+          <w:instrText xml:space="preserve"> PAGEREF _Toc240378220 \h </w:instrText>
         </w:r>
         <w:r>
           <w:rPr>
@@ -1812,7 +1812,7 @@
           <w14:ligatures w14:val="standardContextual"/>
         </w:rPr>
       </w:pPr>
-      <w:hyperlink w:anchor="_Toc240376927" w:history="1">
+      <w:hyperlink w:anchor="_Toc240378221" w:history="1">
         <w:r>
           <w:rPr>
             <w:rStyle w:val="Hyperlink"/>
@@ -1848,7 +1848,7 @@
             <w:noProof/>
             <w:webHidden/>
           </w:rPr>
-          <w:instrText xml:space="preserve"> PAGEREF _Toc240376927 \h </w:instrText>
+          <w:instrText xml:space="preserve"> PAGEREF _Toc240378221 \h </w:instrText>
         </w:r>
         <w:r>
           <w:rPr>
@@ -1893,7 +1893,7 @@
           <w14:ligatures w14:val="standardContextual"/>
         </w:rPr>
       </w:pPr>
-      <w:hyperlink w:anchor="_Toc240376928" w:history="1">
+      <w:hyperlink w:anchor="_Toc240378222" w:history="1">
         <w:r>
           <w:rPr>
             <w:rStyle w:val="Hyperlink"/>
@@ -1929,7 +1929,7 @@
             <w:noProof/>
             <w:webHidden/>
           </w:rPr>
-          <w:instrText xml:space="preserve"> PAGEREF _Toc240376928 \h </w:instrText>
+          <w:instrText xml:space="preserve"> PAGEREF _Toc240378222 \h </w:instrText>
         </w:r>
         <w:r>
           <w:rPr>
@@ -2394,7 +2394,7 @@
         <w:pStyle w:val="Heading1"/>
         <w:spacing w:before="240" w:after="120"/>
       </w:pPr>
-      <w:bookmarkStart w:id="0" w:name="_Toc240376907"/>
+      <w:bookmarkStart w:id="0" w:name="_Toc240378201"/>
       <w:r>
         <w:rPr>
           <w:rFonts w:ascii="Times New Roman" w:eastAsia="黑体" w:hAnsi="Times New Roman"/>
@@ -2812,7 +2812,7 @@
         <w:pStyle w:val="Heading1"/>
         <w:spacing w:before="240" w:after="120"/>
       </w:pPr>
-      <w:bookmarkStart w:id="1" w:name="_Toc240376908"/>
+      <w:bookmarkStart w:id="1" w:name="_Toc240378202"/>
       <w:r>
         <w:rPr>
           <w:rFonts w:ascii="Times New Roman" w:eastAsia="黑体" w:hAnsi="Times New Roman"/>
@@ -2836,7 +2836,7 @@
         <w:pStyle w:val="Heading2"/>
         <w:spacing w:before="240" w:after="120"/>
       </w:pPr>
-      <w:bookmarkStart w:id="2" w:name="_Toc240376909"/>
+      <w:bookmarkStart w:id="2" w:name="_Toc240378203"/>
       <w:r>
         <w:rPr>
           <w:rFonts w:ascii="Times New Roman" w:eastAsia="黑体" w:hAnsi="Times New Roman"/>
@@ -3030,7 +3030,7 @@
         <w:pStyle w:val="Heading2"/>
         <w:spacing w:before="240" w:after="120"/>
       </w:pPr>
-      <w:bookmarkStart w:id="3" w:name="_Toc240376910"/>
+      <w:bookmarkStart w:id="3" w:name="_Toc240378204"/>
       <w:r>
         <w:rPr>
           <w:rFonts w:ascii="Times New Roman" w:eastAsia="黑体" w:hAnsi="Times New Roman"/>
@@ -3063,7 +3063,7 @@
         <w:pStyle w:val="Heading2"/>
         <w:spacing w:before="240" w:after="120"/>
       </w:pPr>
-      <w:bookmarkStart w:id="4" w:name="_Toc240376911"/>
+      <w:bookmarkStart w:id="4" w:name="_Toc240378205"/>
       <w:r>
         <w:rPr>
           <w:rFonts w:ascii="Times New Roman" w:eastAsia="黑体" w:hAnsi="Times New Roman"/>
@@ -3272,7 +3272,7 @@
         <w:pStyle w:val="Heading2"/>
         <w:spacing w:before="240" w:after="120"/>
       </w:pPr>
-      <w:bookmarkStart w:id="5" w:name="_Toc240376912"/>
+      <w:bookmarkStart w:id="5" w:name="_Toc240378206"/>
       <w:r>
         <w:rPr>
           <w:rFonts w:ascii="Times New Roman" w:eastAsia="黑体" w:hAnsi="Times New Roman"/>
@@ -4121,7 +4121,7 @@
         <w:pStyle w:val="Heading1"/>
         <w:spacing w:before="240" w:after="120"/>
       </w:pPr>
-      <w:bookmarkStart w:id="6" w:name="_Toc240376913"/>
+      <w:bookmarkStart w:id="6" w:name="_Toc240378207"/>
       <w:r>
         <w:rPr>
           <w:rFonts w:ascii="Times New Roman" w:eastAsia="黑体" w:hAnsi="Times New Roman"/>
@@ -5051,7 +5051,7 @@
         <w:pStyle w:val="Heading1"/>
         <w:spacing w:before="240" w:after="120"/>
       </w:pPr>
-      <w:bookmarkStart w:id="7" w:name="_Toc240376914"/>
+      <w:bookmarkStart w:id="7" w:name="_Toc240378208"/>
       <w:r>
         <w:rPr>
           <w:rFonts w:ascii="Times New Roman" w:eastAsia="黑体" w:hAnsi="Times New Roman"/>
@@ -5114,7 +5114,7 @@
         <w:pStyle w:val="Heading2"/>
         <w:spacing w:before="240" w:after="120"/>
       </w:pPr>
-      <w:bookmarkStart w:id="8" w:name="_Toc240376915"/>
+      <w:bookmarkStart w:id="8" w:name="_Toc240378209"/>
       <w:r>
         <w:rPr>
           <w:rFonts w:ascii="Times New Roman" w:eastAsia="黑体" w:hAnsi="Times New Roman"/>
@@ -5132,6 +5132,27 @@
         <w:t>系统安全</w:t>
       </w:r>
       <w:bookmarkEnd w:id="8"/>
+    </w:p>
+    <w:p>
+      <w:pPr>
+        <w:spacing w:line="360" w:lineRule="auto"/>
+        <w:ind w:firstLineChars="200" w:firstLine="480"/>
+      </w:pPr>
+      <w:r>
+        <w:t>本章共</w:t>
+      </w:r>
+      <w:r>
+        <w:t xml:space="preserve"> 27 </w:t>
+      </w:r>
+      <w:r>
+        <w:t>项检查项，逐项验证结论与对应证据见表</w:t>
+      </w:r>
+      <w:r>
+        <w:t xml:space="preserve"> 5</w:t>
+      </w:r>
+      <w:r>
+        <w:t>。</w:t>
+      </w:r>
     </w:p>
     <w:p>
       <w:pPr>
@@ -5156,27 +5177,6 @@
           <w:sz w:val="21"/>
         </w:rPr>
         <w:t xml:space="preserve">　系统安全检查项逐项验证结果</w:t>
-      </w:r>
-    </w:p>
-    <w:p>
-      <w:pPr>
-        <w:spacing w:line="360" w:lineRule="auto"/>
-        <w:ind w:firstLineChars="200" w:firstLine="480"/>
-      </w:pPr>
-      <w:r>
-        <w:t>本章共</w:t>
-      </w:r>
-      <w:r>
-        <w:t xml:space="preserve"> 27 </w:t>
-      </w:r>
-      <w:r>
-        <w:t>项检查项，逐项验证结论与对应证据见表</w:t>
-      </w:r>
-      <w:r>
-        <w:t xml:space="preserve"> 5</w:t>
-      </w:r>
-      <w:r>
-        <w:t>。</w:t>
       </w:r>
     </w:p>
     <w:tbl>
@@ -7284,7 +7284,7 @@
         </w:rPr>
         <w:lastRenderedPageBreak/>
         <w:drawing>
-          <wp:inline distT="0" distB="0" distL="0" distR="0" wp14:anchorId="2E4833C6" wp14:editId="22F6FE16">
+          <wp:inline distT="0" distB="0" distL="0" distR="0" wp14:anchorId="10C34F2B" wp14:editId="2FC0DEEB">
             <wp:extent cx="5580000" cy="3178368"/>
             <wp:effectExtent l="0" t="0" r="0" b="0"/>
             <wp:docPr id="1" name="Picture 1"/>
@@ -7499,7 +7499,7 @@
           <w:noProof/>
         </w:rPr>
         <w:drawing>
-          <wp:inline distT="0" distB="0" distL="0" distR="0" wp14:anchorId="787E4C95" wp14:editId="204CF1FB">
+          <wp:inline distT="0" distB="0" distL="0" distR="0" wp14:anchorId="15349CFD" wp14:editId="1E77518E">
             <wp:extent cx="5580000" cy="3106944"/>
             <wp:effectExtent l="0" t="0" r="0" b="0"/>
             <wp:docPr id="2" name="Picture 2"/>
@@ -7655,7 +7655,7 @@
         </w:rPr>
         <w:lastRenderedPageBreak/>
         <w:drawing>
-          <wp:inline distT="0" distB="0" distL="0" distR="0" wp14:anchorId="42EBFBC8" wp14:editId="7226FA13">
+          <wp:inline distT="0" distB="0" distL="0" distR="0" wp14:anchorId="62807E8A" wp14:editId="768358AF">
             <wp:extent cx="5580000" cy="2892672"/>
             <wp:effectExtent l="0" t="0" r="0" b="0"/>
             <wp:docPr id="3" name="Picture 3"/>
@@ -7810,7 +7810,7 @@
           <w:noProof/>
         </w:rPr>
         <w:drawing>
-          <wp:inline distT="0" distB="0" distL="0" distR="0" wp14:anchorId="5C54A39C" wp14:editId="3615897D">
+          <wp:inline distT="0" distB="0" distL="0" distR="0" wp14:anchorId="27EE28A3" wp14:editId="7699C0D1">
             <wp:extent cx="5580000" cy="3106944"/>
             <wp:effectExtent l="0" t="0" r="0" b="0"/>
             <wp:docPr id="4" name="Picture 4"/>
@@ -7954,7 +7954,7 @@
         </w:rPr>
         <w:lastRenderedPageBreak/>
         <w:drawing>
-          <wp:inline distT="0" distB="0" distL="0" distR="0" wp14:anchorId="734856E0" wp14:editId="3939C0BE">
+          <wp:inline distT="0" distB="0" distL="0" distR="0" wp14:anchorId="0386F655" wp14:editId="6BA4DDA3">
             <wp:extent cx="5580000" cy="2178432"/>
             <wp:effectExtent l="0" t="0" r="0" b="0"/>
             <wp:docPr id="5" name="Picture 5"/>
@@ -8133,7 +8133,7 @@
           <w:noProof/>
         </w:rPr>
         <w:drawing>
-          <wp:inline distT="0" distB="0" distL="0" distR="0" wp14:anchorId="77A40C1E" wp14:editId="6B71C598">
+          <wp:inline distT="0" distB="0" distL="0" distR="0" wp14:anchorId="2ED7B059" wp14:editId="2395232C">
             <wp:extent cx="5580000" cy="2178432"/>
             <wp:effectExtent l="0" t="0" r="0" b="0"/>
             <wp:docPr id="6" name="Picture 6"/>
@@ -8300,7 +8300,7 @@
           <w:noProof/>
         </w:rPr>
         <w:drawing>
-          <wp:inline distT="0" distB="0" distL="0" distR="0" wp14:anchorId="06B64B3D" wp14:editId="1A710FBF">
+          <wp:inline distT="0" distB="0" distL="0" distR="0" wp14:anchorId="2B73047C" wp14:editId="767FD70B">
             <wp:extent cx="5580000" cy="1678464"/>
             <wp:effectExtent l="0" t="0" r="0" b="0"/>
             <wp:docPr id="7" name="Picture 7"/>
@@ -8480,7 +8480,7 @@
         </w:rPr>
         <w:lastRenderedPageBreak/>
         <w:drawing>
-          <wp:inline distT="0" distB="0" distL="0" distR="0" wp14:anchorId="7E75C8C8" wp14:editId="07A49BEB">
+          <wp:inline distT="0" distB="0" distL="0" distR="0" wp14:anchorId="2169C493" wp14:editId="71A6ED60">
             <wp:extent cx="5580000" cy="1678464"/>
             <wp:effectExtent l="0" t="0" r="0" b="0"/>
             <wp:docPr id="8" name="Picture 8"/>
@@ -8659,7 +8659,7 @@
           <w:noProof/>
         </w:rPr>
         <w:drawing>
-          <wp:inline distT="0" distB="0" distL="0" distR="0" wp14:anchorId="50FE3234" wp14:editId="42D8D8B2">
+          <wp:inline distT="0" distB="0" distL="0" distR="0" wp14:anchorId="2BED8200" wp14:editId="51A0F2DF">
             <wp:extent cx="5580000" cy="1607040"/>
             <wp:effectExtent l="0" t="0" r="0" b="0"/>
             <wp:docPr id="9" name="Picture 9"/>
@@ -8838,7 +8838,7 @@
           <w:noProof/>
         </w:rPr>
         <w:drawing>
-          <wp:inline distT="0" distB="0" distL="0" distR="0" wp14:anchorId="13FDFC68" wp14:editId="11C8F029">
+          <wp:inline distT="0" distB="0" distL="0" distR="0" wp14:anchorId="269229AF" wp14:editId="5055DBCA">
             <wp:extent cx="5580000" cy="1607040"/>
             <wp:effectExtent l="0" t="0" r="0" b="0"/>
             <wp:docPr id="10" name="Picture 10"/>
@@ -9006,7 +9006,7 @@
         </w:rPr>
         <w:lastRenderedPageBreak/>
         <w:drawing>
-          <wp:inline distT="0" distB="0" distL="0" distR="0" wp14:anchorId="64B20838" wp14:editId="1CF23672">
+          <wp:inline distT="0" distB="0" distL="0" distR="0" wp14:anchorId="08DDBD96" wp14:editId="3DBED7DE">
             <wp:extent cx="5580000" cy="1678464"/>
             <wp:effectExtent l="0" t="0" r="0" b="0"/>
             <wp:docPr id="11" name="Picture 11"/>
@@ -9149,7 +9149,7 @@
           <w:noProof/>
         </w:rPr>
         <w:drawing>
-          <wp:inline distT="0" distB="0" distL="0" distR="0" wp14:anchorId="131F6EAF" wp14:editId="37E5FD0D">
+          <wp:inline distT="0" distB="0" distL="0" distR="0" wp14:anchorId="5D6C3836" wp14:editId="1BB56448">
             <wp:extent cx="5580000" cy="1678464"/>
             <wp:effectExtent l="0" t="0" r="0" b="0"/>
             <wp:docPr id="12" name="Picture 12"/>
@@ -9293,7 +9293,7 @@
         </w:rPr>
         <w:lastRenderedPageBreak/>
         <w:drawing>
-          <wp:inline distT="0" distB="0" distL="0" distR="0" wp14:anchorId="0D29AE86" wp14:editId="1318F325">
+          <wp:inline distT="0" distB="0" distL="0" distR="0" wp14:anchorId="18D4F0E1" wp14:editId="3C29AF98">
             <wp:extent cx="5580000" cy="4384286"/>
             <wp:effectExtent l="0" t="0" r="0" b="0"/>
             <wp:docPr id="13" name="Picture 13"/>
@@ -9473,7 +9473,7 @@
         </w:rPr>
         <w:lastRenderedPageBreak/>
         <w:drawing>
-          <wp:inline distT="0" distB="0" distL="0" distR="0" wp14:anchorId="3F348937" wp14:editId="5D80D45A">
+          <wp:inline distT="0" distB="0" distL="0" distR="0" wp14:anchorId="26423B7A" wp14:editId="55F08851">
             <wp:extent cx="5580000" cy="4384286"/>
             <wp:effectExtent l="0" t="0" r="0" b="0"/>
             <wp:docPr id="14" name="Picture 14"/>
@@ -9641,7 +9641,7 @@
         </w:rPr>
         <w:lastRenderedPageBreak/>
         <w:drawing>
-          <wp:inline distT="0" distB="0" distL="0" distR="0" wp14:anchorId="325F6493" wp14:editId="10A23A1D">
+          <wp:inline distT="0" distB="0" distL="0" distR="0" wp14:anchorId="07AA72D5" wp14:editId="3103FBF8">
             <wp:extent cx="5580000" cy="3587143"/>
             <wp:effectExtent l="0" t="0" r="0" b="0"/>
             <wp:docPr id="15" name="Picture 15"/>
@@ -9820,7 +9820,7 @@
           <w:noProof/>
         </w:rPr>
         <w:drawing>
-          <wp:inline distT="0" distB="0" distL="0" distR="0" wp14:anchorId="3A9C34CA" wp14:editId="15A20373">
+          <wp:inline distT="0" distB="0" distL="0" distR="0" wp14:anchorId="00E6217B" wp14:editId="179F0AA2">
             <wp:extent cx="5580000" cy="3427714"/>
             <wp:effectExtent l="0" t="0" r="0" b="0"/>
             <wp:docPr id="16" name="Picture 16"/>
@@ -10012,7 +10012,7 @@
         </w:rPr>
         <w:lastRenderedPageBreak/>
         <w:drawing>
-          <wp:inline distT="0" distB="0" distL="0" distR="0" wp14:anchorId="036B12FF" wp14:editId="3DC4674D">
+          <wp:inline distT="0" distB="0" distL="0" distR="0" wp14:anchorId="4B679D01" wp14:editId="60FEFE86">
             <wp:extent cx="5580000" cy="4330080"/>
             <wp:effectExtent l="0" t="0" r="0" b="0"/>
             <wp:docPr id="17" name="Picture 17"/>
@@ -10168,7 +10168,7 @@
         </w:rPr>
         <w:lastRenderedPageBreak/>
         <w:drawing>
-          <wp:inline distT="0" distB="0" distL="0" distR="0" wp14:anchorId="32BBC453" wp14:editId="68676556">
+          <wp:inline distT="0" distB="0" distL="0" distR="0" wp14:anchorId="31774408" wp14:editId="4779A938">
             <wp:extent cx="5580000" cy="2749824"/>
             <wp:effectExtent l="0" t="0" r="0" b="0"/>
             <wp:docPr id="18" name="Picture 18"/>
@@ -10359,7 +10359,7 @@
           <w:noProof/>
         </w:rPr>
         <w:drawing>
-          <wp:inline distT="0" distB="0" distL="0" distR="0" wp14:anchorId="61A7957E" wp14:editId="751EE946">
+          <wp:inline distT="0" distB="0" distL="0" distR="0" wp14:anchorId="215D99AB" wp14:editId="1EDD042C">
             <wp:extent cx="5580000" cy="1964160"/>
             <wp:effectExtent l="0" t="0" r="0" b="0"/>
             <wp:docPr id="19" name="Picture 19"/>
@@ -10569,7 +10569,7 @@
         </w:rPr>
         <w:lastRenderedPageBreak/>
         <w:drawing>
-          <wp:inline distT="0" distB="0" distL="0" distR="0" wp14:anchorId="3DE80EDA" wp14:editId="0A8E94BE">
+          <wp:inline distT="0" distB="0" distL="0" distR="0" wp14:anchorId="1FF5D7AA" wp14:editId="355F59C5">
             <wp:extent cx="5580000" cy="3821184"/>
             <wp:effectExtent l="0" t="0" r="0" b="0"/>
             <wp:docPr id="20" name="Picture 20"/>
@@ -10736,7 +10736,7 @@
           <w:noProof/>
         </w:rPr>
         <w:drawing>
-          <wp:inline distT="0" distB="0" distL="0" distR="0" wp14:anchorId="1AED04CF" wp14:editId="11DE2D21">
+          <wp:inline distT="0" distB="0" distL="0" distR="0" wp14:anchorId="26039935" wp14:editId="73195A65">
             <wp:extent cx="5580000" cy="464256"/>
             <wp:effectExtent l="0" t="0" r="0" b="0"/>
             <wp:docPr id="21" name="Picture 21"/>
@@ -10897,7 +10897,7 @@
           <w:noProof/>
         </w:rPr>
         <w:drawing>
-          <wp:inline distT="0" distB="0" distL="0" distR="0" wp14:anchorId="1375F9BF" wp14:editId="2FFAD50D">
+          <wp:inline distT="0" distB="0" distL="0" distR="0" wp14:anchorId="2EADD439" wp14:editId="5DB3482D">
             <wp:extent cx="5580000" cy="535680"/>
             <wp:effectExtent l="0" t="0" r="0" b="0"/>
             <wp:docPr id="22" name="Picture 22"/>
@@ -11065,7 +11065,7 @@
         </w:rPr>
         <w:lastRenderedPageBreak/>
         <w:drawing>
-          <wp:inline distT="0" distB="0" distL="0" distR="0" wp14:anchorId="44CC2432" wp14:editId="66956F26">
+          <wp:inline distT="0" distB="0" distL="0" distR="0" wp14:anchorId="41E4CC66" wp14:editId="01824E09">
             <wp:extent cx="5580000" cy="892800"/>
             <wp:effectExtent l="0" t="0" r="0" b="0"/>
             <wp:docPr id="23" name="Picture 23"/>
@@ -11256,7 +11256,7 @@
           <w:noProof/>
         </w:rPr>
         <w:drawing>
-          <wp:inline distT="0" distB="0" distL="0" distR="0" wp14:anchorId="0DD5EE9B" wp14:editId="632F7611">
+          <wp:inline distT="0" distB="0" distL="0" distR="0" wp14:anchorId="7EF84EBC" wp14:editId="16F18D98">
             <wp:extent cx="5580000" cy="535680"/>
             <wp:effectExtent l="0" t="0" r="0" b="0"/>
             <wp:docPr id="24" name="Picture 24"/>
@@ -11489,7 +11489,7 @@
           <w:noProof/>
         </w:rPr>
         <w:drawing>
-          <wp:inline distT="0" distB="0" distL="0" distR="0" wp14:anchorId="2ED14823" wp14:editId="2DC93803">
+          <wp:inline distT="0" distB="0" distL="0" distR="0" wp14:anchorId="4BD1B2A5" wp14:editId="46BF4725">
             <wp:extent cx="5580000" cy="607104"/>
             <wp:effectExtent l="0" t="0" r="0" b="0"/>
             <wp:docPr id="25" name="Picture 25"/>
@@ -11692,7 +11692,7 @@
           <w:noProof/>
         </w:rPr>
         <w:drawing>
-          <wp:inline distT="0" distB="0" distL="0" distR="0" wp14:anchorId="1B76A801" wp14:editId="3217EAD5">
+          <wp:inline distT="0" distB="0" distL="0" distR="0" wp14:anchorId="3319432A" wp14:editId="6B326B3C">
             <wp:extent cx="5580000" cy="464256"/>
             <wp:effectExtent l="0" t="0" r="0" b="0"/>
             <wp:docPr id="26" name="Picture 26"/>
@@ -11883,7 +11883,7 @@
           <w:noProof/>
         </w:rPr>
         <w:drawing>
-          <wp:inline distT="0" distB="0" distL="0" distR="0" wp14:anchorId="5A98B742" wp14:editId="2FBB3C90">
+          <wp:inline distT="0" distB="0" distL="0" distR="0" wp14:anchorId="0848D9DB" wp14:editId="6DDA602D">
             <wp:extent cx="5580000" cy="535680"/>
             <wp:effectExtent l="0" t="0" r="0" b="0"/>
             <wp:docPr id="27" name="Picture 27"/>
@@ -12075,7 +12075,7 @@
         </w:rPr>
         <w:lastRenderedPageBreak/>
         <w:drawing>
-          <wp:inline distT="0" distB="0" distL="0" distR="0" wp14:anchorId="3D0F3522" wp14:editId="0B762482">
+          <wp:inline distT="0" distB="0" distL="0" distR="0" wp14:anchorId="6DA89256" wp14:editId="7702CDF9">
             <wp:extent cx="5580000" cy="535680"/>
             <wp:effectExtent l="0" t="0" r="0" b="0"/>
             <wp:docPr id="28" name="Picture 28"/>
@@ -12242,7 +12242,7 @@
           <w:noProof/>
         </w:rPr>
         <w:drawing>
-          <wp:inline distT="0" distB="0" distL="0" distR="0" wp14:anchorId="4E6349D2" wp14:editId="5213D8C7">
+          <wp:inline distT="0" distB="0" distL="0" distR="0" wp14:anchorId="41A4B67A" wp14:editId="66F94B3F">
             <wp:extent cx="5580000" cy="535680"/>
             <wp:effectExtent l="0" t="0" r="0" b="0"/>
             <wp:docPr id="29" name="Picture 29"/>
@@ -12421,7 +12421,7 @@
           <w:noProof/>
         </w:rPr>
         <w:drawing>
-          <wp:inline distT="0" distB="0" distL="0" distR="0" wp14:anchorId="5E701BD0" wp14:editId="0DE7EC62">
+          <wp:inline distT="0" distB="0" distL="0" distR="0" wp14:anchorId="04C8A36E" wp14:editId="203269E3">
             <wp:extent cx="5580000" cy="749952"/>
             <wp:effectExtent l="0" t="0" r="0" b="0"/>
             <wp:docPr id="30" name="Picture 30"/>
@@ -12612,7 +12612,7 @@
           <w:noProof/>
         </w:rPr>
         <w:drawing>
-          <wp:inline distT="0" distB="0" distL="0" distR="0" wp14:anchorId="15641BB5" wp14:editId="3C87B9C2">
+          <wp:inline distT="0" distB="0" distL="0" distR="0" wp14:anchorId="4914E269" wp14:editId="413EB1C8">
             <wp:extent cx="5580000" cy="535680"/>
             <wp:effectExtent l="0" t="0" r="0" b="0"/>
             <wp:docPr id="31" name="Picture 31"/>
@@ -12785,7 +12785,7 @@
           <w:noProof/>
         </w:rPr>
         <w:drawing>
-          <wp:inline distT="0" distB="0" distL="0" distR="0" wp14:anchorId="3DEE1A7F" wp14:editId="727B5DDD">
+          <wp:inline distT="0" distB="0" distL="0" distR="0" wp14:anchorId="1D37251E" wp14:editId="6797B31B">
             <wp:extent cx="5580000" cy="678528"/>
             <wp:effectExtent l="0" t="0" r="0" b="0"/>
             <wp:docPr id="32" name="Picture 32"/>
@@ -12977,7 +12977,7 @@
         </w:rPr>
         <w:lastRenderedPageBreak/>
         <w:drawing>
-          <wp:inline distT="0" distB="0" distL="0" distR="0" wp14:anchorId="01CCDE6D" wp14:editId="2B7DA7E2">
+          <wp:inline distT="0" distB="0" distL="0" distR="0" wp14:anchorId="41BF1063" wp14:editId="59E49049">
             <wp:extent cx="5580000" cy="749952"/>
             <wp:effectExtent l="0" t="0" r="0" b="0"/>
             <wp:docPr id="33" name="Picture 33"/>
@@ -13180,7 +13180,7 @@
           <w:noProof/>
         </w:rPr>
         <w:drawing>
-          <wp:inline distT="0" distB="0" distL="0" distR="0" wp14:anchorId="0E9E49FF" wp14:editId="69896B4A">
+          <wp:inline distT="0" distB="0" distL="0" distR="0" wp14:anchorId="3080370F" wp14:editId="41CCFB90">
             <wp:extent cx="5580000" cy="535680"/>
             <wp:effectExtent l="0" t="0" r="0" b="0"/>
             <wp:docPr id="34" name="Picture 34"/>
@@ -13359,7 +13359,7 @@
           <w:noProof/>
         </w:rPr>
         <w:drawing>
-          <wp:inline distT="0" distB="0" distL="0" distR="0" wp14:anchorId="57E5E3CD" wp14:editId="29611B39">
+          <wp:inline distT="0" distB="0" distL="0" distR="0" wp14:anchorId="6FDB973B" wp14:editId="56459D0E">
             <wp:extent cx="5580000" cy="749952"/>
             <wp:effectExtent l="0" t="0" r="0" b="0"/>
             <wp:docPr id="35" name="Picture 35"/>
@@ -13544,7 +13544,7 @@
         <w:pStyle w:val="Heading2"/>
         <w:spacing w:before="240" w:after="120"/>
       </w:pPr>
-      <w:bookmarkStart w:id="9" w:name="_Toc240376916"/>
+      <w:bookmarkStart w:id="9" w:name="_Toc240378210"/>
       <w:r>
         <w:rPr>
           <w:rFonts w:ascii="Times New Roman" w:eastAsia="黑体" w:hAnsi="Times New Roman"/>
@@ -13562,6 +13562,27 @@
         <w:t>用户安全</w:t>
       </w:r>
       <w:bookmarkEnd w:id="9"/>
+    </w:p>
+    <w:p>
+      <w:pPr>
+        <w:spacing w:line="360" w:lineRule="auto"/>
+        <w:ind w:firstLineChars="200" w:firstLine="480"/>
+      </w:pPr>
+      <w:r>
+        <w:t>本章共</w:t>
+      </w:r>
+      <w:r>
+        <w:t xml:space="preserve"> 16 </w:t>
+      </w:r>
+      <w:r>
+        <w:t>项检查项，逐项验证结论与对应证据见表</w:t>
+      </w:r>
+      <w:r>
+        <w:t xml:space="preserve"> 6</w:t>
+      </w:r>
+      <w:r>
+        <w:t>。</w:t>
+      </w:r>
     </w:p>
     <w:p>
       <w:pPr>
@@ -13586,27 +13607,6 @@
           <w:sz w:val="21"/>
         </w:rPr>
         <w:t xml:space="preserve">　用户安全检查项逐项验证结果</w:t>
-      </w:r>
-    </w:p>
-    <w:p>
-      <w:pPr>
-        <w:spacing w:line="360" w:lineRule="auto"/>
-        <w:ind w:firstLineChars="200" w:firstLine="480"/>
-      </w:pPr>
-      <w:r>
-        <w:t>本章共</w:t>
-      </w:r>
-      <w:r>
-        <w:t xml:space="preserve"> 16 </w:t>
-      </w:r>
-      <w:r>
-        <w:t>项检查项，逐项验证结论与对应证据见表</w:t>
-      </w:r>
-      <w:r>
-        <w:t xml:space="preserve"> 6</w:t>
-      </w:r>
-      <w:r>
-        <w:t>。</w:t>
       </w:r>
     </w:p>
     <w:tbl>
@@ -14918,7 +14918,7 @@
           <w:noProof/>
         </w:rPr>
         <w:drawing>
-          <wp:inline distT="0" distB="0" distL="0" distR="0" wp14:anchorId="0D5E14D4" wp14:editId="6D51C88D">
+          <wp:inline distT="0" distB="0" distL="0" distR="0" wp14:anchorId="47A70E35" wp14:editId="6ED8E536">
             <wp:extent cx="5580000" cy="1392768"/>
             <wp:effectExtent l="0" t="0" r="0" b="0"/>
             <wp:docPr id="36" name="Picture 36"/>
@@ -15109,7 +15109,7 @@
           <w:noProof/>
         </w:rPr>
         <w:drawing>
-          <wp:inline distT="0" distB="0" distL="0" distR="0" wp14:anchorId="7587CA9F" wp14:editId="75752A46">
+          <wp:inline distT="0" distB="0" distL="0" distR="0" wp14:anchorId="11DE4048" wp14:editId="1654C0C8">
             <wp:extent cx="5580000" cy="892800"/>
             <wp:effectExtent l="0" t="0" r="0" b="0"/>
             <wp:docPr id="37" name="Picture 37"/>
@@ -15325,7 +15325,7 @@
         </w:rPr>
         <w:lastRenderedPageBreak/>
         <w:drawing>
-          <wp:inline distT="0" distB="0" distL="0" distR="0" wp14:anchorId="2AE3AAA7" wp14:editId="7B169FCE">
+          <wp:inline distT="0" distB="0" distL="0" distR="0" wp14:anchorId="4C747C17" wp14:editId="2BC96A7B">
             <wp:extent cx="5580000" cy="1964160"/>
             <wp:effectExtent l="0" t="0" r="0" b="0"/>
             <wp:docPr id="38" name="Picture 38"/>
@@ -15540,7 +15540,7 @@
         <w:pStyle w:val="Heading2"/>
         <w:spacing w:before="240" w:after="120"/>
       </w:pPr>
-      <w:bookmarkStart w:id="10" w:name="_Toc240376917"/>
+      <w:bookmarkStart w:id="10" w:name="_Toc240378211"/>
       <w:r>
         <w:rPr>
           <w:rFonts w:ascii="Times New Roman" w:eastAsia="黑体" w:hAnsi="Times New Roman"/>
@@ -15558,6 +15558,27 @@
         <w:t>数据安全</w:t>
       </w:r>
       <w:bookmarkEnd w:id="10"/>
+    </w:p>
+    <w:p>
+      <w:pPr>
+        <w:spacing w:line="360" w:lineRule="auto"/>
+        <w:ind w:firstLineChars="200" w:firstLine="480"/>
+      </w:pPr>
+      <w:r>
+        <w:t>本章共</w:t>
+      </w:r>
+      <w:r>
+        <w:t xml:space="preserve"> 14 </w:t>
+      </w:r>
+      <w:r>
+        <w:t>项检查项，逐项验证结论与对应证据见表</w:t>
+      </w:r>
+      <w:r>
+        <w:t xml:space="preserve"> 7</w:t>
+      </w:r>
+      <w:r>
+        <w:t>。</w:t>
+      </w:r>
     </w:p>
     <w:p>
       <w:pPr>
@@ -15582,27 +15603,6 @@
           <w:sz w:val="21"/>
         </w:rPr>
         <w:t xml:space="preserve">　数据安全检查项逐项验证结果</w:t>
-      </w:r>
-    </w:p>
-    <w:p>
-      <w:pPr>
-        <w:spacing w:line="360" w:lineRule="auto"/>
-        <w:ind w:firstLineChars="200" w:firstLine="480"/>
-      </w:pPr>
-      <w:r>
-        <w:t>本章共</w:t>
-      </w:r>
-      <w:r>
-        <w:t xml:space="preserve"> 14 </w:t>
-      </w:r>
-      <w:r>
-        <w:t>项检查项，逐项验证结论与对应证据见表</w:t>
-      </w:r>
-      <w:r>
-        <w:t xml:space="preserve"> 7</w:t>
-      </w:r>
-      <w:r>
-        <w:t>。</w:t>
       </w:r>
     </w:p>
     <w:tbl>
@@ -16899,7 +16899,7 @@
         <w:pStyle w:val="Heading2"/>
         <w:spacing w:before="240" w:after="120"/>
       </w:pPr>
-      <w:bookmarkStart w:id="11" w:name="_Toc240376918"/>
+      <w:bookmarkStart w:id="11" w:name="_Toc240378212"/>
       <w:r>
         <w:rPr>
           <w:rFonts w:ascii="Times New Roman" w:eastAsia="黑体" w:hAnsi="Times New Roman"/>
@@ -16917,6 +16917,27 @@
         <w:t>应用安全</w:t>
       </w:r>
       <w:bookmarkEnd w:id="11"/>
+    </w:p>
+    <w:p>
+      <w:pPr>
+        <w:spacing w:line="360" w:lineRule="auto"/>
+        <w:ind w:firstLineChars="200" w:firstLine="480"/>
+      </w:pPr>
+      <w:r>
+        <w:t>本章共</w:t>
+      </w:r>
+      <w:r>
+        <w:t xml:space="preserve"> 33 </w:t>
+      </w:r>
+      <w:r>
+        <w:t>项检查项，逐项验证结论与对应证据见表</w:t>
+      </w:r>
+      <w:r>
+        <w:t xml:space="preserve"> 8</w:t>
+      </w:r>
+      <w:r>
+        <w:t>。</w:t>
+      </w:r>
     </w:p>
     <w:p>
       <w:pPr>
@@ -16941,27 +16962,6 @@
           <w:sz w:val="21"/>
         </w:rPr>
         <w:t xml:space="preserve">　应用安全检查项逐项验证结果</w:t>
-      </w:r>
-    </w:p>
-    <w:p>
-      <w:pPr>
-        <w:spacing w:line="360" w:lineRule="auto"/>
-        <w:ind w:firstLineChars="200" w:firstLine="480"/>
-      </w:pPr>
-      <w:r>
-        <w:t>本章共</w:t>
-      </w:r>
-      <w:r>
-        <w:t xml:space="preserve"> 33 </w:t>
-      </w:r>
-      <w:r>
-        <w:t>项检查项，逐项验证结论与对应证据见表</w:t>
-      </w:r>
-      <w:r>
-        <w:t xml:space="preserve"> 8</w:t>
-      </w:r>
-      <w:r>
-        <w:t>。</w:t>
       </w:r>
     </w:p>
     <w:tbl>
@@ -19596,7 +19596,7 @@
         <w:pStyle w:val="Heading2"/>
         <w:spacing w:before="240" w:after="120"/>
       </w:pPr>
-      <w:bookmarkStart w:id="12" w:name="_Toc240376919"/>
+      <w:bookmarkStart w:id="12" w:name="_Toc240378213"/>
       <w:r>
         <w:rPr>
           <w:rFonts w:ascii="Times New Roman" w:eastAsia="黑体" w:hAnsi="Times New Roman"/>
@@ -19615,6 +19615,27 @@
         <w:t>网络安全</w:t>
       </w:r>
       <w:bookmarkEnd w:id="12"/>
+    </w:p>
+    <w:p>
+      <w:pPr>
+        <w:spacing w:line="360" w:lineRule="auto"/>
+        <w:ind w:firstLineChars="200" w:firstLine="480"/>
+      </w:pPr>
+      <w:r>
+        <w:t>本章共</w:t>
+      </w:r>
+      <w:r>
+        <w:t xml:space="preserve"> 23 </w:t>
+      </w:r>
+      <w:r>
+        <w:t>项检查项，逐项验证结论与对应证据见表</w:t>
+      </w:r>
+      <w:r>
+        <w:t xml:space="preserve"> 9</w:t>
+      </w:r>
+      <w:r>
+        <w:t>。</w:t>
+      </w:r>
     </w:p>
     <w:p>
       <w:pPr>
@@ -19639,27 +19660,6 @@
           <w:sz w:val="21"/>
         </w:rPr>
         <w:t xml:space="preserve">　网络安全检查项逐项验证结果</w:t>
-      </w:r>
-    </w:p>
-    <w:p>
-      <w:pPr>
-        <w:spacing w:line="360" w:lineRule="auto"/>
-        <w:ind w:firstLineChars="200" w:firstLine="480"/>
-      </w:pPr>
-      <w:r>
-        <w:t>本章共</w:t>
-      </w:r>
-      <w:r>
-        <w:t xml:space="preserve"> 23 </w:t>
-      </w:r>
-      <w:r>
-        <w:t>项检查项，逐项验证结论与对应证据见表</w:t>
-      </w:r>
-      <w:r>
-        <w:t xml:space="preserve"> 9</w:t>
-      </w:r>
-      <w:r>
-        <w:t>。</w:t>
       </w:r>
     </w:p>
     <w:tbl>
@@ -21304,7 +21304,7 @@
         </w:rPr>
         <w:lastRenderedPageBreak/>
         <w:drawing>
-          <wp:inline distT="0" distB="0" distL="0" distR="0" wp14:anchorId="2DFDAB8E" wp14:editId="77AB3B07">
+          <wp:inline distT="0" distB="0" distL="0" distR="0" wp14:anchorId="6906A847" wp14:editId="3F72A374">
             <wp:extent cx="5580000" cy="1178496"/>
             <wp:effectExtent l="0" t="0" r="0" b="0"/>
             <wp:docPr id="39" name="Picture 39"/>
@@ -21531,7 +21531,7 @@
           <w:noProof/>
         </w:rPr>
         <w:drawing>
-          <wp:inline distT="0" distB="0" distL="0" distR="0" wp14:anchorId="7F047094" wp14:editId="685FD37A">
+          <wp:inline distT="0" distB="0" distL="0" distR="0" wp14:anchorId="2BF5760E" wp14:editId="02BEB38F">
             <wp:extent cx="5040000" cy="4500000"/>
             <wp:effectExtent l="0" t="0" r="0" b="0"/>
             <wp:docPr id="40" name="Picture 40"/>
@@ -21699,7 +21699,7 @@
         </w:rPr>
         <w:lastRenderedPageBreak/>
         <w:drawing>
-          <wp:inline distT="0" distB="0" distL="0" distR="0" wp14:anchorId="3F40D6F2" wp14:editId="3582E3C5">
+          <wp:inline distT="0" distB="0" distL="0" distR="0" wp14:anchorId="68FB1877" wp14:editId="03E66AD2">
             <wp:extent cx="5040000" cy="4500000"/>
             <wp:effectExtent l="0" t="0" r="0" b="0"/>
             <wp:docPr id="41" name="Picture 41"/>
@@ -21848,7 +21848,7 @@
         <w:pStyle w:val="Heading2"/>
         <w:spacing w:before="240" w:after="120"/>
       </w:pPr>
-      <w:bookmarkStart w:id="13" w:name="_Toc240376920"/>
+      <w:bookmarkStart w:id="13" w:name="_Toc240378214"/>
       <w:r>
         <w:rPr>
           <w:rFonts w:ascii="Times New Roman" w:eastAsia="黑体" w:hAnsi="Times New Roman"/>
@@ -21866,6 +21866,27 @@
         <w:t>物理安全</w:t>
       </w:r>
       <w:bookmarkEnd w:id="13"/>
+    </w:p>
+    <w:p>
+      <w:pPr>
+        <w:spacing w:line="360" w:lineRule="auto"/>
+        <w:ind w:firstLineChars="200" w:firstLine="480"/>
+      </w:pPr>
+      <w:r>
+        <w:t>本章共</w:t>
+      </w:r>
+      <w:r>
+        <w:t xml:space="preserve"> 9 </w:t>
+      </w:r>
+      <w:r>
+        <w:t>项检查项，逐项验证结论与对应证据见表</w:t>
+      </w:r>
+      <w:r>
+        <w:t xml:space="preserve"> 10</w:t>
+      </w:r>
+      <w:r>
+        <w:t>。</w:t>
+      </w:r>
     </w:p>
     <w:p>
       <w:pPr>
@@ -21890,27 +21911,6 @@
           <w:sz w:val="21"/>
         </w:rPr>
         <w:t xml:space="preserve">　物理安全检查项逐项验证结果</w:t>
-      </w:r>
-    </w:p>
-    <w:p>
-      <w:pPr>
-        <w:spacing w:line="360" w:lineRule="auto"/>
-        <w:ind w:firstLineChars="200" w:firstLine="480"/>
-      </w:pPr>
-      <w:r>
-        <w:t>本章共</w:t>
-      </w:r>
-      <w:r>
-        <w:t xml:space="preserve"> 9 </w:t>
-      </w:r>
-      <w:r>
-        <w:t>项检查项，逐项验证结论与对应证据见表</w:t>
-      </w:r>
-      <w:r>
-        <w:t xml:space="preserve"> 10</w:t>
-      </w:r>
-      <w:r>
-        <w:t>。</w:t>
       </w:r>
     </w:p>
     <w:tbl>
@@ -22594,7 +22594,7 @@
         <w:pStyle w:val="Heading2"/>
         <w:spacing w:before="240" w:after="120"/>
       </w:pPr>
-      <w:bookmarkStart w:id="14" w:name="_Toc240376921"/>
+      <w:bookmarkStart w:id="14" w:name="_Toc240378215"/>
       <w:r>
         <w:rPr>
           <w:rFonts w:ascii="Times New Roman" w:eastAsia="黑体" w:hAnsi="Times New Roman"/>
@@ -22612,6 +22612,27 @@
         <w:t>组织机构</w:t>
       </w:r>
       <w:bookmarkEnd w:id="14"/>
+    </w:p>
+    <w:p>
+      <w:pPr>
+        <w:spacing w:line="360" w:lineRule="auto"/>
+        <w:ind w:firstLineChars="200" w:firstLine="480"/>
+      </w:pPr>
+      <w:r>
+        <w:t>本章共</w:t>
+      </w:r>
+      <w:r>
+        <w:t xml:space="preserve"> 5 </w:t>
+      </w:r>
+      <w:r>
+        <w:t>项检查项，逐项验证结论与对应证据见表</w:t>
+      </w:r>
+      <w:r>
+        <w:t xml:space="preserve"> 11</w:t>
+      </w:r>
+      <w:r>
+        <w:t>。</w:t>
+      </w:r>
     </w:p>
     <w:p>
       <w:pPr>
@@ -22636,27 +22657,6 @@
           <w:sz w:val="21"/>
         </w:rPr>
         <w:t xml:space="preserve">　组织机构检查项逐项验证结果</w:t>
-      </w:r>
-    </w:p>
-    <w:p>
-      <w:pPr>
-        <w:spacing w:line="360" w:lineRule="auto"/>
-        <w:ind w:firstLineChars="200" w:firstLine="480"/>
-      </w:pPr>
-      <w:r>
-        <w:t>本章共</w:t>
-      </w:r>
-      <w:r>
-        <w:t xml:space="preserve"> 5 </w:t>
-      </w:r>
-      <w:r>
-        <w:t>项检查项，逐项验证结论与对应证据见表</w:t>
-      </w:r>
-      <w:r>
-        <w:t xml:space="preserve"> 11</w:t>
-      </w:r>
-      <w:r>
-        <w:t>。</w:t>
       </w:r>
     </w:p>
     <w:tbl>
@@ -23046,7 +23046,7 @@
         <w:pStyle w:val="Heading2"/>
         <w:spacing w:before="240" w:after="120"/>
       </w:pPr>
-      <w:bookmarkStart w:id="15" w:name="_Toc240376922"/>
+      <w:bookmarkStart w:id="15" w:name="_Toc240378216"/>
       <w:r>
         <w:rPr>
           <w:rFonts w:ascii="Times New Roman" w:eastAsia="黑体" w:hAnsi="Times New Roman"/>
@@ -23064,6 +23064,27 @@
         <w:t>规章制度</w:t>
       </w:r>
       <w:bookmarkEnd w:id="15"/>
+    </w:p>
+    <w:p>
+      <w:pPr>
+        <w:spacing w:line="360" w:lineRule="auto"/>
+        <w:ind w:firstLineChars="200" w:firstLine="480"/>
+      </w:pPr>
+      <w:r>
+        <w:t>本章共</w:t>
+      </w:r>
+      <w:r>
+        <w:t xml:space="preserve"> 4 </w:t>
+      </w:r>
+      <w:r>
+        <w:t>项检查项，逐项验证结论与对应证据见表</w:t>
+      </w:r>
+      <w:r>
+        <w:t xml:space="preserve"> 12</w:t>
+      </w:r>
+      <w:r>
+        <w:t>。</w:t>
+      </w:r>
     </w:p>
     <w:p>
       <w:pPr>
@@ -23088,27 +23109,6 @@
           <w:sz w:val="21"/>
         </w:rPr>
         <w:t xml:space="preserve">　规章制度检查项逐项验证结果</w:t>
-      </w:r>
-    </w:p>
-    <w:p>
-      <w:pPr>
-        <w:spacing w:line="360" w:lineRule="auto"/>
-        <w:ind w:firstLineChars="200" w:firstLine="480"/>
-      </w:pPr>
-      <w:r>
-        <w:t>本章共</w:t>
-      </w:r>
-      <w:r>
-        <w:t xml:space="preserve"> 4 </w:t>
-      </w:r>
-      <w:r>
-        <w:t>项检查项，逐项验证结论与对应证据见表</w:t>
-      </w:r>
-      <w:r>
-        <w:t xml:space="preserve"> 12</w:t>
-      </w:r>
-      <w:r>
-        <w:t>。</w:t>
       </w:r>
     </w:p>
     <w:tbl>
@@ -23440,7 +23440,7 @@
         <w:pStyle w:val="Heading2"/>
         <w:spacing w:before="240" w:after="120"/>
       </w:pPr>
-      <w:bookmarkStart w:id="16" w:name="_Toc240376923"/>
+      <w:bookmarkStart w:id="16" w:name="_Toc240378217"/>
       <w:r>
         <w:rPr>
           <w:rFonts w:ascii="Times New Roman" w:eastAsia="黑体" w:hAnsi="Times New Roman"/>
@@ -23458,6 +23458,27 @@
         <w:t>管理实施</w:t>
       </w:r>
       <w:bookmarkEnd w:id="16"/>
+    </w:p>
+    <w:p>
+      <w:pPr>
+        <w:spacing w:line="360" w:lineRule="auto"/>
+        <w:ind w:firstLineChars="200" w:firstLine="480"/>
+      </w:pPr>
+      <w:r>
+        <w:t>本章共</w:t>
+      </w:r>
+      <w:r>
+        <w:t xml:space="preserve"> 4 </w:t>
+      </w:r>
+      <w:r>
+        <w:t>项检查项，逐项验证结论与对应证据见表</w:t>
+      </w:r>
+      <w:r>
+        <w:t xml:space="preserve"> 13</w:t>
+      </w:r>
+      <w:r>
+        <w:t>。</w:t>
+      </w:r>
     </w:p>
     <w:p>
       <w:pPr>
@@ -23469,6 +23490,7 @@
         <w:rPr>
           <w:sz w:val="21"/>
         </w:rPr>
+        <w:lastRenderedPageBreak/>
         <w:t>表</w:t>
       </w:r>
       <w:r>
@@ -23482,27 +23504,6 @@
           <w:sz w:val="21"/>
         </w:rPr>
         <w:t xml:space="preserve">　管理实施检查项逐项验证结果</w:t>
-      </w:r>
-    </w:p>
-    <w:p>
-      <w:pPr>
-        <w:spacing w:line="360" w:lineRule="auto"/>
-        <w:ind w:firstLineChars="200" w:firstLine="480"/>
-      </w:pPr>
-      <w:r>
-        <w:t>本章共</w:t>
-      </w:r>
-      <w:r>
-        <w:t xml:space="preserve"> 4 </w:t>
-      </w:r>
-      <w:r>
-        <w:t>项检查项，逐项验证结论与对应证据见表</w:t>
-      </w:r>
-      <w:r>
-        <w:t xml:space="preserve"> 13</w:t>
-      </w:r>
-      <w:r>
-        <w:t>。</w:t>
       </w:r>
     </w:p>
     <w:tbl>
@@ -23535,7 +23536,6 @@
                 <w:b/>
                 <w:sz w:val="21"/>
               </w:rPr>
-              <w:lastRenderedPageBreak/>
               <w:t>编号</w:t>
             </w:r>
           </w:p>
@@ -23835,7 +23835,7 @@
         <w:pStyle w:val="Heading2"/>
         <w:spacing w:before="240" w:after="120"/>
       </w:pPr>
-      <w:bookmarkStart w:id="17" w:name="_Toc240376924"/>
+      <w:bookmarkStart w:id="17" w:name="_Toc240378218"/>
       <w:r>
         <w:rPr>
           <w:rFonts w:ascii="Times New Roman" w:eastAsia="黑体" w:hAnsi="Times New Roman"/>
@@ -23853,6 +23853,27 @@
         <w:t>协议安全审计</w:t>
       </w:r>
       <w:bookmarkEnd w:id="17"/>
+    </w:p>
+    <w:p>
+      <w:pPr>
+        <w:spacing w:line="360" w:lineRule="auto"/>
+        <w:ind w:firstLineChars="200" w:firstLine="480"/>
+      </w:pPr>
+      <w:r>
+        <w:t>本章共</w:t>
+      </w:r>
+      <w:r>
+        <w:t xml:space="preserve"> 1 </w:t>
+      </w:r>
+      <w:r>
+        <w:t>项检查项，逐项验证结论与对应证据见表</w:t>
+      </w:r>
+      <w:r>
+        <w:t xml:space="preserve"> 14</w:t>
+      </w:r>
+      <w:r>
+        <w:t>。</w:t>
+      </w:r>
     </w:p>
     <w:p>
       <w:pPr>
@@ -23877,27 +23898,6 @@
           <w:sz w:val="21"/>
         </w:rPr>
         <w:t xml:space="preserve">　协议安全审计检查项逐项验证结果</w:t>
-      </w:r>
-    </w:p>
-    <w:p>
-      <w:pPr>
-        <w:spacing w:line="360" w:lineRule="auto"/>
-        <w:ind w:firstLineChars="200" w:firstLine="480"/>
-      </w:pPr>
-      <w:r>
-        <w:t>本章共</w:t>
-      </w:r>
-      <w:r>
-        <w:t xml:space="preserve"> 1 </w:t>
-      </w:r>
-      <w:r>
-        <w:t>项检查项，逐项验证结论与对应证据见表</w:t>
-      </w:r>
-      <w:r>
-        <w:t xml:space="preserve"> 14</w:t>
-      </w:r>
-      <w:r>
-        <w:t>。</w:t>
       </w:r>
     </w:p>
     <w:tbl>
@@ -24062,6 +24062,7 @@
         <w:ind w:firstLineChars="200" w:firstLine="480"/>
       </w:pPr>
       <w:r>
+        <w:lastRenderedPageBreak/>
         <w:t>本章</w:t>
       </w:r>
       <w:r>
@@ -24094,14 +24095,13 @@
         <w:pStyle w:val="Heading1"/>
         <w:spacing w:before="240" w:after="120"/>
       </w:pPr>
-      <w:bookmarkStart w:id="18" w:name="_Toc240376925"/>
+      <w:bookmarkStart w:id="18" w:name="_Toc240378219"/>
       <w:r>
         <w:rPr>
           <w:rFonts w:ascii="Times New Roman" w:eastAsia="黑体" w:hAnsi="Times New Roman"/>
           <w:color w:val="000000"/>
           <w:sz w:val="32"/>
         </w:rPr>
-        <w:lastRenderedPageBreak/>
         <w:t xml:space="preserve">5 </w:t>
       </w:r>
       <w:r>
@@ -24363,7 +24363,7 @@
         <w:pStyle w:val="Heading1"/>
         <w:spacing w:before="240" w:after="120"/>
       </w:pPr>
-      <w:bookmarkStart w:id="19" w:name="_Toc240376926"/>
+      <w:bookmarkStart w:id="19" w:name="_Toc240378220"/>
       <w:r>
         <w:rPr>
           <w:rFonts w:ascii="Times New Roman" w:eastAsia="黑体" w:hAnsi="Times New Roman"/>
@@ -24402,7 +24402,7 @@
         <w:pStyle w:val="Heading2"/>
         <w:spacing w:before="240" w:after="120"/>
       </w:pPr>
-      <w:bookmarkStart w:id="20" w:name="_Toc240376927"/>
+      <w:bookmarkStart w:id="20" w:name="_Toc240378221"/>
       <w:r>
         <w:rPr>
           <w:rFonts w:ascii="Times New Roman" w:eastAsia="黑体" w:hAnsi="Times New Roman"/>
@@ -24466,7 +24466,7 @@
         </w:rPr>
         <w:lastRenderedPageBreak/>
         <w:drawing>
-          <wp:inline distT="0" distB="0" distL="0" distR="0" wp14:anchorId="7968DEF2" wp14:editId="473DD6B6">
+          <wp:inline distT="0" distB="0" distL="0" distR="0" wp14:anchorId="399CBFC0" wp14:editId="4D74EAD6">
             <wp:extent cx="5580000" cy="4330080"/>
             <wp:effectExtent l="0" t="0" r="0" b="0"/>
             <wp:docPr id="42" name="Picture 42"/>
@@ -24717,7 +24717,7 @@
           <w:noProof/>
         </w:rPr>
         <w:drawing>
-          <wp:inline distT="0" distB="0" distL="0" distR="0" wp14:anchorId="2A62D411" wp14:editId="2C6E62C0">
+          <wp:inline distT="0" distB="0" distL="0" distR="0" wp14:anchorId="1961F587" wp14:editId="5E14F117">
             <wp:extent cx="5580000" cy="1678464"/>
             <wp:effectExtent l="0" t="0" r="0" b="0"/>
             <wp:docPr id="43" name="Picture 43"/>
@@ -24873,7 +24873,7 @@
         </w:rPr>
         <w:lastRenderedPageBreak/>
         <w:drawing>
-          <wp:inline distT="0" distB="0" distL="0" distR="0" wp14:anchorId="21CF19AC" wp14:editId="21189E9F">
+          <wp:inline distT="0" distB="0" distL="0" distR="0" wp14:anchorId="6471F045" wp14:editId="021B7D02">
             <wp:extent cx="5040000" cy="4500000"/>
             <wp:effectExtent l="0" t="0" r="0" b="0"/>
             <wp:docPr id="44" name="Picture 44"/>
@@ -25053,7 +25053,7 @@
         </w:rPr>
         <w:lastRenderedPageBreak/>
         <w:drawing>
-          <wp:inline distT="0" distB="0" distL="0" distR="0" wp14:anchorId="488A0A02" wp14:editId="72AEDD2B">
+          <wp:inline distT="0" distB="0" distL="0" distR="0" wp14:anchorId="73976574" wp14:editId="121C0809">
             <wp:extent cx="5040000" cy="4500000"/>
             <wp:effectExtent l="0" t="0" r="0" b="0"/>
             <wp:docPr id="45" name="Picture 45"/>
@@ -25202,7 +25202,7 @@
         <w:pStyle w:val="Heading2"/>
         <w:spacing w:before="240" w:after="120"/>
       </w:pPr>
-      <w:bookmarkStart w:id="21" w:name="_Toc240376928"/>
+      <w:bookmarkStart w:id="21" w:name="_Toc240378222"/>
       <w:r>
         <w:rPr>
           <w:rFonts w:ascii="Times New Roman" w:eastAsia="黑体" w:hAnsi="Times New Roman"/>
@@ -25260,7 +25260,7 @@
         </w:rPr>
         <w:lastRenderedPageBreak/>
         <w:drawing>
-          <wp:inline distT="0" distB="0" distL="0" distR="0" wp14:anchorId="3967B0C9" wp14:editId="59F5D3BA">
+          <wp:inline distT="0" distB="0" distL="0" distR="0" wp14:anchorId="586CF33F" wp14:editId="66BC97A5">
             <wp:extent cx="5040000" cy="4500000"/>
             <wp:effectExtent l="0" t="0" r="0" b="0"/>
             <wp:docPr id="46" name="Picture 46"/>
@@ -25428,7 +25428,7 @@
         </w:rPr>
         <w:lastRenderedPageBreak/>
         <w:drawing>
-          <wp:inline distT="0" distB="0" distL="0" distR="0" wp14:anchorId="46C87610" wp14:editId="13662872">
+          <wp:inline distT="0" distB="0" distL="0" distR="0" wp14:anchorId="6C127406" wp14:editId="1AF9F747">
             <wp:extent cx="4200000" cy="4500000"/>
             <wp:effectExtent l="0" t="0" r="0" b="0"/>
             <wp:docPr id="47" name="Picture 47"/>
@@ -25620,7 +25620,7 @@
         </w:rPr>
         <w:lastRenderedPageBreak/>
         <w:drawing>
-          <wp:inline distT="0" distB="0" distL="0" distR="0" wp14:anchorId="512A4EB7" wp14:editId="5F1AB040">
+          <wp:inline distT="0" distB="0" distL="0" distR="0" wp14:anchorId="02902441" wp14:editId="6ECB93B3">
             <wp:extent cx="5580000" cy="3260552"/>
             <wp:effectExtent l="0" t="0" r="0" b="0"/>
             <wp:docPr id="48" name="Picture 48"/>
@@ -25799,7 +25799,7 @@
           <w:noProof/>
         </w:rPr>
         <w:drawing>
-          <wp:inline distT="0" distB="0" distL="0" distR="0" wp14:anchorId="1DE86510" wp14:editId="7779DA2C">
+          <wp:inline distT="0" distB="0" distL="0" distR="0" wp14:anchorId="12EE1BD0" wp14:editId="53ADC69D">
             <wp:extent cx="5580000" cy="3268881"/>
             <wp:effectExtent l="0" t="0" r="0" b="0"/>
             <wp:docPr id="49" name="Picture 49"/>
@@ -25979,7 +25979,7 @@
         </w:rPr>
         <w:lastRenderedPageBreak/>
         <w:drawing>
-          <wp:inline distT="0" distB="0" distL="0" distR="0" wp14:anchorId="18B3AF24" wp14:editId="4052B3F2">
+          <wp:inline distT="0" distB="0" distL="0" distR="0" wp14:anchorId="4CA95CE3" wp14:editId="185D40DE">
             <wp:extent cx="5000407" cy="4500000"/>
             <wp:effectExtent l="0" t="0" r="0" b="0"/>
             <wp:docPr id="50" name="Picture 50"/>
@@ -26447,31 +26447,31 @@
       </w:rPr>
     </w:lvl>
   </w:abstractNum>
-  <w:num w:numId="1" w16cid:durableId="1703483478">
+  <w:num w:numId="1" w16cid:durableId="443496794">
     <w:abstractNumId w:val="8"/>
   </w:num>
-  <w:num w:numId="2" w16cid:durableId="1654022745">
+  <w:num w:numId="2" w16cid:durableId="809978666">
     <w:abstractNumId w:val="6"/>
   </w:num>
-  <w:num w:numId="3" w16cid:durableId="63139217">
+  <w:num w:numId="3" w16cid:durableId="1935628404">
     <w:abstractNumId w:val="5"/>
   </w:num>
-  <w:num w:numId="4" w16cid:durableId="600994069">
+  <w:num w:numId="4" w16cid:durableId="740829492">
     <w:abstractNumId w:val="4"/>
   </w:num>
-  <w:num w:numId="5" w16cid:durableId="1233542160">
+  <w:num w:numId="5" w16cid:durableId="1487239532">
     <w:abstractNumId w:val="7"/>
   </w:num>
-  <w:num w:numId="6" w16cid:durableId="1963025796">
+  <w:num w:numId="6" w16cid:durableId="2064595214">
     <w:abstractNumId w:val="3"/>
   </w:num>
-  <w:num w:numId="7" w16cid:durableId="1599216196">
+  <w:num w:numId="7" w16cid:durableId="463157073">
     <w:abstractNumId w:val="2"/>
   </w:num>
-  <w:num w:numId="8" w16cid:durableId="1768233455">
+  <w:num w:numId="8" w16cid:durableId="1691368918">
     <w:abstractNumId w:val="1"/>
   </w:num>
-  <w:num w:numId="9" w16cid:durableId="1594892382">
+  <w:num w:numId="9" w16cid:durableId="2104523288">
     <w:abstractNumId w:val="0"/>
   </w:num>
 </w:numbering>
@@ -37887,7 +37887,7 @@
     <w:basedOn w:val="DefaultParagraphFont"/>
     <w:uiPriority w:val="99"/>
     <w:unhideWhenUsed/>
-    <w:rsid w:val="00BE35D9"/>
+    <w:rsid w:val="00DC4ADC"/>
     <w:rPr>
       <w:color w:val="0000FF" w:themeColor="hyperlink"/>
       <w:u w:val="single"/>

--- a/checklist_tool/指导书与核查工具交叉验证报告.docx
+++ b/checklist_tool/指导书与核查工具交叉验证报告.docx
@@ -192,7 +192,7 @@
       <w:r>
         <w:fldChar w:fldCharType="separate"/>
       </w:r>
-      <w:hyperlink w:anchor="_Toc240378201" w:history="1">
+      <w:hyperlink w:anchor="_Toc240379626" w:history="1">
         <w:r>
           <w:rPr>
             <w:rStyle w:val="Hyperlink"/>
@@ -228,7 +228,7 @@
             <w:noProof/>
             <w:webHidden/>
           </w:rPr>
-          <w:instrText xml:space="preserve"> PAGEREF _Toc240378201 \h </w:instrText>
+          <w:instrText xml:space="preserve"> PAGEREF _Toc240379626 \h </w:instrText>
         </w:r>
         <w:r>
           <w:rPr>
@@ -273,7 +273,7 @@
           <w14:ligatures w14:val="standardContextual"/>
         </w:rPr>
       </w:pPr>
-      <w:hyperlink w:anchor="_Toc240378202" w:history="1">
+      <w:hyperlink w:anchor="_Toc240379627" w:history="1">
         <w:r>
           <w:rPr>
             <w:rStyle w:val="Hyperlink"/>
@@ -309,7 +309,7 @@
             <w:noProof/>
             <w:webHidden/>
           </w:rPr>
-          <w:instrText xml:space="preserve"> PAGEREF _Toc240378202 \h </w:instrText>
+          <w:instrText xml:space="preserve"> PAGEREF _Toc240379627 \h </w:instrText>
         </w:r>
         <w:r>
           <w:rPr>
@@ -354,7 +354,7 @@
           <w14:ligatures w14:val="standardContextual"/>
         </w:rPr>
       </w:pPr>
-      <w:hyperlink w:anchor="_Toc240378203" w:history="1">
+      <w:hyperlink w:anchor="_Toc240379628" w:history="1">
         <w:r>
           <w:rPr>
             <w:rStyle w:val="Hyperlink"/>
@@ -390,7 +390,7 @@
             <w:noProof/>
             <w:webHidden/>
           </w:rPr>
-          <w:instrText xml:space="preserve"> PAGEREF _Toc240378203 \h </w:instrText>
+          <w:instrText xml:space="preserve"> PAGEREF _Toc240379628 \h </w:instrText>
         </w:r>
         <w:r>
           <w:rPr>
@@ -435,7 +435,7 @@
           <w14:ligatures w14:val="standardContextual"/>
         </w:rPr>
       </w:pPr>
-      <w:hyperlink w:anchor="_Toc240378204" w:history="1">
+      <w:hyperlink w:anchor="_Toc240379629" w:history="1">
         <w:r>
           <w:rPr>
             <w:rStyle w:val="Hyperlink"/>
@@ -471,7 +471,7 @@
             <w:noProof/>
             <w:webHidden/>
           </w:rPr>
-          <w:instrText xml:space="preserve"> PAGEREF _Toc240378204 \h </w:instrText>
+          <w:instrText xml:space="preserve"> PAGEREF _Toc240379629 \h </w:instrText>
         </w:r>
         <w:r>
           <w:rPr>
@@ -516,7 +516,7 @@
           <w14:ligatures w14:val="standardContextual"/>
         </w:rPr>
       </w:pPr>
-      <w:hyperlink w:anchor="_Toc240378205" w:history="1">
+      <w:hyperlink w:anchor="_Toc240379630" w:history="1">
         <w:r>
           <w:rPr>
             <w:rStyle w:val="Hyperlink"/>
@@ -552,7 +552,7 @@
             <w:noProof/>
             <w:webHidden/>
           </w:rPr>
-          <w:instrText xml:space="preserve"> PAGEREF _Toc240378205 \h </w:instrText>
+          <w:instrText xml:space="preserve"> PAGEREF _Toc240379630 \h </w:instrText>
         </w:r>
         <w:r>
           <w:rPr>
@@ -597,7 +597,7 @@
           <w14:ligatures w14:val="standardContextual"/>
         </w:rPr>
       </w:pPr>
-      <w:hyperlink w:anchor="_Toc240378206" w:history="1">
+      <w:hyperlink w:anchor="_Toc240379631" w:history="1">
         <w:r>
           <w:rPr>
             <w:rStyle w:val="Hyperlink"/>
@@ -633,7 +633,7 @@
             <w:noProof/>
             <w:webHidden/>
           </w:rPr>
-          <w:instrText xml:space="preserve"> PAGEREF _Toc240378206 \h </w:instrText>
+          <w:instrText xml:space="preserve"> PAGEREF _Toc240379631 \h </w:instrText>
         </w:r>
         <w:r>
           <w:rPr>
@@ -678,7 +678,7 @@
           <w14:ligatures w14:val="standardContextual"/>
         </w:rPr>
       </w:pPr>
-      <w:hyperlink w:anchor="_Toc240378207" w:history="1">
+      <w:hyperlink w:anchor="_Toc240379632" w:history="1">
         <w:r>
           <w:rPr>
             <w:rStyle w:val="Hyperlink"/>
@@ -714,7 +714,7 @@
             <w:noProof/>
             <w:webHidden/>
           </w:rPr>
-          <w:instrText xml:space="preserve"> PAGEREF _Toc240378207 \h </w:instrText>
+          <w:instrText xml:space="preserve"> PAGEREF _Toc240379632 \h </w:instrText>
         </w:r>
         <w:r>
           <w:rPr>
@@ -759,7 +759,7 @@
           <w14:ligatures w14:val="standardContextual"/>
         </w:rPr>
       </w:pPr>
-      <w:hyperlink w:anchor="_Toc240378208" w:history="1">
+      <w:hyperlink w:anchor="_Toc240379633" w:history="1">
         <w:r>
           <w:rPr>
             <w:rStyle w:val="Hyperlink"/>
@@ -795,7 +795,7 @@
             <w:noProof/>
             <w:webHidden/>
           </w:rPr>
-          <w:instrText xml:space="preserve"> PAGEREF _Toc240378208 \h </w:instrText>
+          <w:instrText xml:space="preserve"> PAGEREF _Toc240379633 \h </w:instrText>
         </w:r>
         <w:r>
           <w:rPr>
@@ -840,7 +840,7 @@
           <w14:ligatures w14:val="standardContextual"/>
         </w:rPr>
       </w:pPr>
-      <w:hyperlink w:anchor="_Toc240378209" w:history="1">
+      <w:hyperlink w:anchor="_Toc240379634" w:history="1">
         <w:r>
           <w:rPr>
             <w:rStyle w:val="Hyperlink"/>
@@ -876,7 +876,7 @@
             <w:noProof/>
             <w:webHidden/>
           </w:rPr>
-          <w:instrText xml:space="preserve"> PAGEREF _Toc240378209 \h </w:instrText>
+          <w:instrText xml:space="preserve"> PAGEREF _Toc240379634 \h </w:instrText>
         </w:r>
         <w:r>
           <w:rPr>
@@ -921,7 +921,7 @@
           <w14:ligatures w14:val="standardContextual"/>
         </w:rPr>
       </w:pPr>
-      <w:hyperlink w:anchor="_Toc240378210" w:history="1">
+      <w:hyperlink w:anchor="_Toc240379635" w:history="1">
         <w:r>
           <w:rPr>
             <w:rStyle w:val="Hyperlink"/>
@@ -957,7 +957,7 @@
             <w:noProof/>
             <w:webHidden/>
           </w:rPr>
-          <w:instrText xml:space="preserve"> PAGEREF _Toc240378210 \h </w:instrText>
+          <w:instrText xml:space="preserve"> PAGEREF _Toc240379635 \h </w:instrText>
         </w:r>
         <w:r>
           <w:rPr>
@@ -1002,7 +1002,7 @@
           <w14:ligatures w14:val="standardContextual"/>
         </w:rPr>
       </w:pPr>
-      <w:hyperlink w:anchor="_Toc240378211" w:history="1">
+      <w:hyperlink w:anchor="_Toc240379636" w:history="1">
         <w:r>
           <w:rPr>
             <w:rStyle w:val="Hyperlink"/>
@@ -1038,7 +1038,7 @@
             <w:noProof/>
             <w:webHidden/>
           </w:rPr>
-          <w:instrText xml:space="preserve"> PAGEREF _Toc240378211 \h </w:instrText>
+          <w:instrText xml:space="preserve"> PAGEREF _Toc240379636 \h </w:instrText>
         </w:r>
         <w:r>
           <w:rPr>
@@ -1083,7 +1083,7 @@
           <w14:ligatures w14:val="standardContextual"/>
         </w:rPr>
       </w:pPr>
-      <w:hyperlink w:anchor="_Toc240378212" w:history="1">
+      <w:hyperlink w:anchor="_Toc240379637" w:history="1">
         <w:r>
           <w:rPr>
             <w:rStyle w:val="Hyperlink"/>
@@ -1119,7 +1119,7 @@
             <w:noProof/>
             <w:webHidden/>
           </w:rPr>
-          <w:instrText xml:space="preserve"> PAGEREF _Toc240378212 \h </w:instrText>
+          <w:instrText xml:space="preserve"> PAGEREF _Toc240379637 \h </w:instrText>
         </w:r>
         <w:r>
           <w:rPr>
@@ -1164,7 +1164,7 @@
           <w14:ligatures w14:val="standardContextual"/>
         </w:rPr>
       </w:pPr>
-      <w:hyperlink w:anchor="_Toc240378213" w:history="1">
+      <w:hyperlink w:anchor="_Toc240379638" w:history="1">
         <w:r>
           <w:rPr>
             <w:rStyle w:val="Hyperlink"/>
@@ -1200,7 +1200,7 @@
             <w:noProof/>
             <w:webHidden/>
           </w:rPr>
-          <w:instrText xml:space="preserve"> PAGEREF _Toc240378213 \h </w:instrText>
+          <w:instrText xml:space="preserve"> PAGEREF _Toc240379638 \h </w:instrText>
         </w:r>
         <w:r>
           <w:rPr>
@@ -1245,7 +1245,7 @@
           <w14:ligatures w14:val="standardContextual"/>
         </w:rPr>
       </w:pPr>
-      <w:hyperlink w:anchor="_Toc240378214" w:history="1">
+      <w:hyperlink w:anchor="_Toc240379639" w:history="1">
         <w:r>
           <w:rPr>
             <w:rStyle w:val="Hyperlink"/>
@@ -1281,7 +1281,7 @@
             <w:noProof/>
             <w:webHidden/>
           </w:rPr>
-          <w:instrText xml:space="preserve"> PAGEREF _Toc240378214 \h </w:instrText>
+          <w:instrText xml:space="preserve"> PAGEREF _Toc240379639 \h </w:instrText>
         </w:r>
         <w:r>
           <w:rPr>
@@ -1326,7 +1326,7 @@
           <w14:ligatures w14:val="standardContextual"/>
         </w:rPr>
       </w:pPr>
-      <w:hyperlink w:anchor="_Toc240378215" w:history="1">
+      <w:hyperlink w:anchor="_Toc240379640" w:history="1">
         <w:r>
           <w:rPr>
             <w:rStyle w:val="Hyperlink"/>
@@ -1362,7 +1362,7 @@
             <w:noProof/>
             <w:webHidden/>
           </w:rPr>
-          <w:instrText xml:space="preserve"> PAGEREF _Toc240378215 \h </w:instrText>
+          <w:instrText xml:space="preserve"> PAGEREF _Toc240379640 \h </w:instrText>
         </w:r>
         <w:r>
           <w:rPr>
@@ -1407,7 +1407,7 @@
           <w14:ligatures w14:val="standardContextual"/>
         </w:rPr>
       </w:pPr>
-      <w:hyperlink w:anchor="_Toc240378216" w:history="1">
+      <w:hyperlink w:anchor="_Toc240379641" w:history="1">
         <w:r>
           <w:rPr>
             <w:rStyle w:val="Hyperlink"/>
@@ -1443,7 +1443,7 @@
             <w:noProof/>
             <w:webHidden/>
           </w:rPr>
-          <w:instrText xml:space="preserve"> PAGEREF _Toc240378216 \h </w:instrText>
+          <w:instrText xml:space="preserve"> PAGEREF _Toc240379641 \h </w:instrText>
         </w:r>
         <w:r>
           <w:rPr>
@@ -1488,7 +1488,7 @@
           <w14:ligatures w14:val="standardContextual"/>
         </w:rPr>
       </w:pPr>
-      <w:hyperlink w:anchor="_Toc240378217" w:history="1">
+      <w:hyperlink w:anchor="_Toc240379642" w:history="1">
         <w:r>
           <w:rPr>
             <w:rStyle w:val="Hyperlink"/>
@@ -1524,7 +1524,7 @@
             <w:noProof/>
             <w:webHidden/>
           </w:rPr>
-          <w:instrText xml:space="preserve"> PAGEREF _Toc240378217 \h </w:instrText>
+          <w:instrText xml:space="preserve"> PAGEREF _Toc240379642 \h </w:instrText>
         </w:r>
         <w:r>
           <w:rPr>
@@ -1569,7 +1569,7 @@
           <w14:ligatures w14:val="standardContextual"/>
         </w:rPr>
       </w:pPr>
-      <w:hyperlink w:anchor="_Toc240378218" w:history="1">
+      <w:hyperlink w:anchor="_Toc240379643" w:history="1">
         <w:r>
           <w:rPr>
             <w:rStyle w:val="Hyperlink"/>
@@ -1605,7 +1605,7 @@
             <w:noProof/>
             <w:webHidden/>
           </w:rPr>
-          <w:instrText xml:space="preserve"> PAGEREF _Toc240378218 \h </w:instrText>
+          <w:instrText xml:space="preserve"> PAGEREF _Toc240379643 \h </w:instrText>
         </w:r>
         <w:r>
           <w:rPr>
@@ -1650,7 +1650,7 @@
           <w14:ligatures w14:val="standardContextual"/>
         </w:rPr>
       </w:pPr>
-      <w:hyperlink w:anchor="_Toc240378219" w:history="1">
+      <w:hyperlink w:anchor="_Toc240379644" w:history="1">
         <w:r>
           <w:rPr>
             <w:rStyle w:val="Hyperlink"/>
@@ -1686,7 +1686,7 @@
             <w:noProof/>
             <w:webHidden/>
           </w:rPr>
-          <w:instrText xml:space="preserve"> PAGEREF _Toc240378219 \h </w:instrText>
+          <w:instrText xml:space="preserve"> PAGEREF _Toc240379644 \h </w:instrText>
         </w:r>
         <w:r>
           <w:rPr>
@@ -1731,7 +1731,7 @@
           <w14:ligatures w14:val="standardContextual"/>
         </w:rPr>
       </w:pPr>
-      <w:hyperlink w:anchor="_Toc240378220" w:history="1">
+      <w:hyperlink w:anchor="_Toc240379645" w:history="1">
         <w:r>
           <w:rPr>
             <w:rStyle w:val="Hyperlink"/>
@@ -1767,7 +1767,7 @@
             <w:noProof/>
             <w:webHidden/>
           </w:rPr>
-          <w:instrText xml:space="preserve"> PAGEREF _Toc240378220 \h </w:instrText>
+          <w:instrText xml:space="preserve"> PAGEREF _Toc240379645 \h </w:instrText>
         </w:r>
         <w:r>
           <w:rPr>
@@ -1812,7 +1812,7 @@
           <w14:ligatures w14:val="standardContextual"/>
         </w:rPr>
       </w:pPr>
-      <w:hyperlink w:anchor="_Toc240378221" w:history="1">
+      <w:hyperlink w:anchor="_Toc240379646" w:history="1">
         <w:r>
           <w:rPr>
             <w:rStyle w:val="Hyperlink"/>
@@ -1848,7 +1848,7 @@
             <w:noProof/>
             <w:webHidden/>
           </w:rPr>
-          <w:instrText xml:space="preserve"> PAGEREF _Toc240378221 \h </w:instrText>
+          <w:instrText xml:space="preserve"> PAGEREF _Toc240379646 \h </w:instrText>
         </w:r>
         <w:r>
           <w:rPr>
@@ -1893,7 +1893,7 @@
           <w14:ligatures w14:val="standardContextual"/>
         </w:rPr>
       </w:pPr>
-      <w:hyperlink w:anchor="_Toc240378222" w:history="1">
+      <w:hyperlink w:anchor="_Toc240379647" w:history="1">
         <w:r>
           <w:rPr>
             <w:rStyle w:val="Hyperlink"/>
@@ -1929,7 +1929,7 @@
             <w:noProof/>
             <w:webHidden/>
           </w:rPr>
-          <w:instrText xml:space="preserve"> PAGEREF _Toc240378222 \h </w:instrText>
+          <w:instrText xml:space="preserve"> PAGEREF _Toc240379647 \h </w:instrText>
         </w:r>
         <w:r>
           <w:rPr>
@@ -1991,10 +1991,10 @@
         <w:t xml:space="preserve">v2.0.0 </w:t>
       </w:r>
       <w:r>
-        <w:t>所列检查项的自动化核查能力进行交叉验证，目的是确认指导书要求的安全配置检查项中，哪些可由自动化核查工具直接给出判定、哪些需结合台账或现场情况确认、哪些必须由人工完成，为核查作业的组织与结果采信提供依据。验证对象为配置核查工具（</w:t>
-      </w:r>
-      <w:r>
-        <w:t xml:space="preserve">Windows </w:t>
+        <w:t>所列检查项的自动化核查能力进行交叉验证，目的是确认指导书要求的安全配置检查项中，哪些可由工具直接给出判定、哪些需结合台账或现场情况确认、哪些必须由人工完成，为核查作业的组织与结果采信提供依据。验证对象为配置核查工具（以下简称工具），包含</w:t>
+      </w:r>
+      <w:r>
+        <w:t xml:space="preserve"> Windows </w:t>
       </w:r>
       <w:r>
         <w:t>版、麒麟版共</w:t>
@@ -2003,7 +2003,7 @@
         <w:t xml:space="preserve"> 16 </w:t>
       </w:r>
       <w:r>
-        <w:t>个核查脚本及人工核查台），核查对象涵盖操作系统、数据库、中间件与网络设备四类。验证方法为逐条比对核查脚本源码中的检测分支与输出结论，并对抽查项以原始检测命令实测复核，全过程证据随文附列。</w:t>
+        <w:t>个核查脚本及人工核查台；核查对象涵盖操作系统、数据库、中间件与网络设备四类。验证方法为逐条比对核查脚本源码中的检测分支与输出结论，并对抽查项以原始检测命令实测复核，全过程证据随文附列。</w:t>
       </w:r>
     </w:p>
     <w:tbl>
@@ -2223,7 +2223,7 @@
               <w:rPr>
                 <w:sz w:val="21"/>
               </w:rPr>
-              <w:t>自动化核查工具（</w:t>
+              <w:t>配置核查工具（</w:t>
             </w:r>
             <w:r>
               <w:rPr>
@@ -2394,7 +2394,7 @@
         <w:pStyle w:val="Heading1"/>
         <w:spacing w:before="240" w:after="120"/>
       </w:pPr>
-      <w:bookmarkStart w:id="0" w:name="_Toc240378201"/>
+      <w:bookmarkStart w:id="0" w:name="_Toc240379626"/>
       <w:r>
         <w:rPr>
           <w:rFonts w:ascii="Times New Roman" w:eastAsia="黑体" w:hAnsi="Times New Roman"/>
@@ -2437,7 +2437,7 @@
         <w:t xml:space="preserve">136 </w:t>
       </w:r>
       <w:r>
-        <w:t>个编号检查项）为基准，逐条比对自动化核查工具的核查能力，三类验证结论的项数与占比见表</w:t>
+        <w:t>个编号检查项）为基准，逐条比对工具的核查能力，三类验证结论的项数与占比见表</w:t>
       </w:r>
       <w:r>
         <w:t xml:space="preserve"> 1</w:t>
@@ -2740,6 +2740,7 @@
         <w:ind w:firstLineChars="200" w:firstLine="480"/>
       </w:pPr>
       <w:r>
+        <w:lastRenderedPageBreak/>
         <w:t>全部</w:t>
       </w:r>
       <w:r>
@@ -2752,7 +2753,7 @@
         <w:t xml:space="preserve">94 </w:t>
       </w:r>
       <w:r>
-        <w:t>项可由核查工具执行：其中</w:t>
+        <w:t>项可由工具执行：其中</w:t>
       </w:r>
       <w:r>
         <w:t xml:space="preserve"> 43 </w:t>
@@ -2770,11 +2771,7 @@
         <w:t xml:space="preserve">51 </w:t>
       </w:r>
       <w:r>
-        <w:t>项脚本完成检测后仍需结合设备台账或现</w:t>
-      </w:r>
-      <w:r>
-        <w:lastRenderedPageBreak/>
-        <w:t>场情况确认结论（占</w:t>
+        <w:t>项脚本完成检测后仍需结合设备台账或现场情况确认结论（占</w:t>
       </w:r>
       <w:r>
         <w:t xml:space="preserve"> 37.5%</w:t>
@@ -2812,7 +2809,7 @@
         <w:pStyle w:val="Heading1"/>
         <w:spacing w:before="240" w:after="120"/>
       </w:pPr>
-      <w:bookmarkStart w:id="1" w:name="_Toc240378202"/>
+      <w:bookmarkStart w:id="1" w:name="_Toc240379627"/>
       <w:r>
         <w:rPr>
           <w:rFonts w:ascii="Times New Roman" w:eastAsia="黑体" w:hAnsi="Times New Roman"/>
@@ -2836,7 +2833,7 @@
         <w:pStyle w:val="Heading2"/>
         <w:spacing w:before="240" w:after="120"/>
       </w:pPr>
-      <w:bookmarkStart w:id="2" w:name="_Toc240378203"/>
+      <w:bookmarkStart w:id="2" w:name="_Toc240379628"/>
       <w:r>
         <w:rPr>
           <w:rFonts w:ascii="Times New Roman" w:eastAsia="黑体" w:hAnsi="Times New Roman"/>
@@ -2886,7 +2883,7 @@
         <w:pStyle w:val="ListBullet"/>
       </w:pPr>
       <w:r>
-        <w:t>核查工具：</w:t>
+        <w:t>工具：</w:t>
       </w:r>
       <w:r>
         <w:t xml:space="preserve">16 </w:t>
@@ -3030,7 +3027,7 @@
         <w:pStyle w:val="Heading2"/>
         <w:spacing w:before="240" w:after="120"/>
       </w:pPr>
-      <w:bookmarkStart w:id="3" w:name="_Toc240378204"/>
+      <w:bookmarkStart w:id="3" w:name="_Toc240379629"/>
       <w:r>
         <w:rPr>
           <w:rFonts w:ascii="Times New Roman" w:eastAsia="黑体" w:hAnsi="Times New Roman"/>
@@ -3063,7 +3060,7 @@
         <w:pStyle w:val="Heading2"/>
         <w:spacing w:before="240" w:after="120"/>
       </w:pPr>
-      <w:bookmarkStart w:id="4" w:name="_Toc240378205"/>
+      <w:bookmarkStart w:id="4" w:name="_Toc240379630"/>
       <w:r>
         <w:rPr>
           <w:rFonts w:ascii="Times New Roman" w:eastAsia="黑体" w:hAnsi="Times New Roman"/>
@@ -3216,6 +3213,7 @@
               <w:rPr>
                 <w:sz w:val="21"/>
               </w:rPr>
+              <w:lastRenderedPageBreak/>
               <w:t>部分可自动化</w:t>
             </w:r>
           </w:p>
@@ -3247,7 +3245,6 @@
               <w:rPr>
                 <w:sz w:val="21"/>
               </w:rPr>
-              <w:lastRenderedPageBreak/>
               <w:t>需人工核查</w:t>
             </w:r>
           </w:p>
@@ -3272,7 +3269,7 @@
         <w:pStyle w:val="Heading2"/>
         <w:spacing w:before="240" w:after="120"/>
       </w:pPr>
-      <w:bookmarkStart w:id="5" w:name="_Toc240378206"/>
+      <w:bookmarkStart w:id="5" w:name="_Toc240379631"/>
       <w:r>
         <w:rPr>
           <w:rFonts w:ascii="Times New Roman" w:eastAsia="黑体" w:hAnsi="Times New Roman"/>
@@ -4077,6 +4074,7 @@
         <w:pStyle w:val="ListBullet"/>
       </w:pPr>
       <w:r>
+        <w:lastRenderedPageBreak/>
         <w:t>操作系统脚本输出</w:t>
       </w:r>
       <w:r>
@@ -4121,14 +4119,13 @@
         <w:pStyle w:val="Heading1"/>
         <w:spacing w:before="240" w:after="120"/>
       </w:pPr>
-      <w:bookmarkStart w:id="6" w:name="_Toc240378207"/>
+      <w:bookmarkStart w:id="6" w:name="_Toc240379632"/>
       <w:r>
         <w:rPr>
           <w:rFonts w:ascii="Times New Roman" w:eastAsia="黑体" w:hAnsi="Times New Roman"/>
           <w:color w:val="000000"/>
           <w:sz w:val="32"/>
         </w:rPr>
-        <w:lastRenderedPageBreak/>
         <w:t xml:space="preserve">3 </w:t>
       </w:r>
       <w:r>
@@ -5051,7 +5048,7 @@
         <w:pStyle w:val="Heading1"/>
         <w:spacing w:before="240" w:after="120"/>
       </w:pPr>
-      <w:bookmarkStart w:id="7" w:name="_Toc240378208"/>
+      <w:bookmarkStart w:id="7" w:name="_Toc240379633"/>
       <w:r>
         <w:rPr>
           <w:rFonts w:ascii="Times New Roman" w:eastAsia="黑体" w:hAnsi="Times New Roman"/>
@@ -5114,7 +5111,7 @@
         <w:pStyle w:val="Heading2"/>
         <w:spacing w:before="240" w:after="120"/>
       </w:pPr>
-      <w:bookmarkStart w:id="8" w:name="_Toc240378209"/>
+      <w:bookmarkStart w:id="8" w:name="_Toc240379634"/>
       <w:r>
         <w:rPr>
           <w:rFonts w:ascii="Times New Roman" w:eastAsia="黑体" w:hAnsi="Times New Roman"/>
@@ -5461,6 +5458,7 @@
               <w:rPr>
                 <w:sz w:val="21"/>
               </w:rPr>
+              <w:lastRenderedPageBreak/>
               <w:t>1.4</w:t>
             </w:r>
           </w:p>
@@ -5599,7 +5597,6 @@
               <w:rPr>
                 <w:sz w:val="21"/>
               </w:rPr>
-              <w:lastRenderedPageBreak/>
               <w:t>1.6</w:t>
             </w:r>
           </w:p>
@@ -6440,6 +6437,7 @@
               <w:rPr>
                 <w:sz w:val="21"/>
               </w:rPr>
+              <w:lastRenderedPageBreak/>
               <w:t>1.18</w:t>
             </w:r>
           </w:p>
@@ -6497,7 +6495,6 @@
               <w:rPr>
                 <w:sz w:val="21"/>
               </w:rPr>
-              <w:lastRenderedPageBreak/>
               <w:t>1.19</w:t>
             </w:r>
           </w:p>
@@ -7239,7 +7236,7 @@
         <w:t xml:space="preserve">27 </w:t>
       </w:r>
       <w:r>
-        <w:t>项由核查工具执行（</w:t>
+        <w:t>项由工具执行（</w:t>
       </w:r>
       <w:r>
         <w:t xml:space="preserve">14 </w:t>
@@ -7269,7 +7266,7 @@
         <w:t xml:space="preserve"> 35</w:t>
       </w:r>
       <w:r>
-        <w:t>，取自核查工具在实际环境运行的输出与原始检测命令实测结果。</w:t>
+        <w:t>，取自工具在实际环境运行的输出与原始检测命令实测结果。</w:t>
       </w:r>
     </w:p>
     <w:p>
@@ -7284,7 +7281,7 @@
         </w:rPr>
         <w:lastRenderedPageBreak/>
         <w:drawing>
-          <wp:inline distT="0" distB="0" distL="0" distR="0" wp14:anchorId="10C34F2B" wp14:editId="2FC0DEEB">
+          <wp:inline distT="0" distB="0" distL="0" distR="0" wp14:anchorId="50970F06" wp14:editId="4E283604">
             <wp:extent cx="5580000" cy="3178368"/>
             <wp:effectExtent l="0" t="0" r="0" b="0"/>
             <wp:docPr id="1" name="Picture 1"/>
@@ -7499,7 +7496,7 @@
           <w:noProof/>
         </w:rPr>
         <w:drawing>
-          <wp:inline distT="0" distB="0" distL="0" distR="0" wp14:anchorId="15349CFD" wp14:editId="1E77518E">
+          <wp:inline distT="0" distB="0" distL="0" distR="0" wp14:anchorId="77AD1350" wp14:editId="45CAD86D">
             <wp:extent cx="5580000" cy="3106944"/>
             <wp:effectExtent l="0" t="0" r="0" b="0"/>
             <wp:docPr id="2" name="Picture 2"/>
@@ -7655,7 +7652,7 @@
         </w:rPr>
         <w:lastRenderedPageBreak/>
         <w:drawing>
-          <wp:inline distT="0" distB="0" distL="0" distR="0" wp14:anchorId="62807E8A" wp14:editId="768358AF">
+          <wp:inline distT="0" distB="0" distL="0" distR="0" wp14:anchorId="11DDAAE3" wp14:editId="7FF17F68">
             <wp:extent cx="5580000" cy="2892672"/>
             <wp:effectExtent l="0" t="0" r="0" b="0"/>
             <wp:docPr id="3" name="Picture 3"/>
@@ -7810,7 +7807,7 @@
           <w:noProof/>
         </w:rPr>
         <w:drawing>
-          <wp:inline distT="0" distB="0" distL="0" distR="0" wp14:anchorId="27EE28A3" wp14:editId="7699C0D1">
+          <wp:inline distT="0" distB="0" distL="0" distR="0" wp14:anchorId="6EB1BAC8" wp14:editId="33576A31">
             <wp:extent cx="5580000" cy="3106944"/>
             <wp:effectExtent l="0" t="0" r="0" b="0"/>
             <wp:docPr id="4" name="Picture 4"/>
@@ -7954,7 +7951,7 @@
         </w:rPr>
         <w:lastRenderedPageBreak/>
         <w:drawing>
-          <wp:inline distT="0" distB="0" distL="0" distR="0" wp14:anchorId="0386F655" wp14:editId="6BA4DDA3">
+          <wp:inline distT="0" distB="0" distL="0" distR="0" wp14:anchorId="3B91A40E" wp14:editId="5D4F8726">
             <wp:extent cx="5580000" cy="2178432"/>
             <wp:effectExtent l="0" t="0" r="0" b="0"/>
             <wp:docPr id="5" name="Picture 5"/>
@@ -8133,7 +8130,7 @@
           <w:noProof/>
         </w:rPr>
         <w:drawing>
-          <wp:inline distT="0" distB="0" distL="0" distR="0" wp14:anchorId="2ED7B059" wp14:editId="2395232C">
+          <wp:inline distT="0" distB="0" distL="0" distR="0" wp14:anchorId="4F00A362" wp14:editId="6688B3A0">
             <wp:extent cx="5580000" cy="2178432"/>
             <wp:effectExtent l="0" t="0" r="0" b="0"/>
             <wp:docPr id="6" name="Picture 6"/>
@@ -8300,7 +8297,7 @@
           <w:noProof/>
         </w:rPr>
         <w:drawing>
-          <wp:inline distT="0" distB="0" distL="0" distR="0" wp14:anchorId="2B73047C" wp14:editId="767FD70B">
+          <wp:inline distT="0" distB="0" distL="0" distR="0" wp14:anchorId="255FF6D7" wp14:editId="6D8D574A">
             <wp:extent cx="5580000" cy="1678464"/>
             <wp:effectExtent l="0" t="0" r="0" b="0"/>
             <wp:docPr id="7" name="Picture 7"/>
@@ -8480,7 +8477,7 @@
         </w:rPr>
         <w:lastRenderedPageBreak/>
         <w:drawing>
-          <wp:inline distT="0" distB="0" distL="0" distR="0" wp14:anchorId="2169C493" wp14:editId="71A6ED60">
+          <wp:inline distT="0" distB="0" distL="0" distR="0" wp14:anchorId="625AB322" wp14:editId="4C9705EE">
             <wp:extent cx="5580000" cy="1678464"/>
             <wp:effectExtent l="0" t="0" r="0" b="0"/>
             <wp:docPr id="8" name="Picture 8"/>
@@ -8659,7 +8656,7 @@
           <w:noProof/>
         </w:rPr>
         <w:drawing>
-          <wp:inline distT="0" distB="0" distL="0" distR="0" wp14:anchorId="2BED8200" wp14:editId="51A0F2DF">
+          <wp:inline distT="0" distB="0" distL="0" distR="0" wp14:anchorId="58CB487C" wp14:editId="09A8B2C3">
             <wp:extent cx="5580000" cy="1607040"/>
             <wp:effectExtent l="0" t="0" r="0" b="0"/>
             <wp:docPr id="9" name="Picture 9"/>
@@ -8838,7 +8835,7 @@
           <w:noProof/>
         </w:rPr>
         <w:drawing>
-          <wp:inline distT="0" distB="0" distL="0" distR="0" wp14:anchorId="269229AF" wp14:editId="5055DBCA">
+          <wp:inline distT="0" distB="0" distL="0" distR="0" wp14:anchorId="27DEA407" wp14:editId="23477B6F">
             <wp:extent cx="5580000" cy="1607040"/>
             <wp:effectExtent l="0" t="0" r="0" b="0"/>
             <wp:docPr id="10" name="Picture 10"/>
@@ -9006,7 +9003,7 @@
         </w:rPr>
         <w:lastRenderedPageBreak/>
         <w:drawing>
-          <wp:inline distT="0" distB="0" distL="0" distR="0" wp14:anchorId="08DDBD96" wp14:editId="3DBED7DE">
+          <wp:inline distT="0" distB="0" distL="0" distR="0" wp14:anchorId="08571177" wp14:editId="0F45C84B">
             <wp:extent cx="5580000" cy="1678464"/>
             <wp:effectExtent l="0" t="0" r="0" b="0"/>
             <wp:docPr id="11" name="Picture 11"/>
@@ -9149,7 +9146,7 @@
           <w:noProof/>
         </w:rPr>
         <w:drawing>
-          <wp:inline distT="0" distB="0" distL="0" distR="0" wp14:anchorId="5D6C3836" wp14:editId="1BB56448">
+          <wp:inline distT="0" distB="0" distL="0" distR="0" wp14:anchorId="0321925B" wp14:editId="39F86DDF">
             <wp:extent cx="5580000" cy="1678464"/>
             <wp:effectExtent l="0" t="0" r="0" b="0"/>
             <wp:docPr id="12" name="Picture 12"/>
@@ -9293,7 +9290,7 @@
         </w:rPr>
         <w:lastRenderedPageBreak/>
         <w:drawing>
-          <wp:inline distT="0" distB="0" distL="0" distR="0" wp14:anchorId="18D4F0E1" wp14:editId="3C29AF98">
+          <wp:inline distT="0" distB="0" distL="0" distR="0" wp14:anchorId="0A9BE26D" wp14:editId="194A34FC">
             <wp:extent cx="5580000" cy="4384286"/>
             <wp:effectExtent l="0" t="0" r="0" b="0"/>
             <wp:docPr id="13" name="Picture 13"/>
@@ -9473,7 +9470,7 @@
         </w:rPr>
         <w:lastRenderedPageBreak/>
         <w:drawing>
-          <wp:inline distT="0" distB="0" distL="0" distR="0" wp14:anchorId="26423B7A" wp14:editId="55F08851">
+          <wp:inline distT="0" distB="0" distL="0" distR="0" wp14:anchorId="4EDF62AA" wp14:editId="6AD8F9A8">
             <wp:extent cx="5580000" cy="4384286"/>
             <wp:effectExtent l="0" t="0" r="0" b="0"/>
             <wp:docPr id="14" name="Picture 14"/>
@@ -9641,7 +9638,7 @@
         </w:rPr>
         <w:lastRenderedPageBreak/>
         <w:drawing>
-          <wp:inline distT="0" distB="0" distL="0" distR="0" wp14:anchorId="07AA72D5" wp14:editId="3103FBF8">
+          <wp:inline distT="0" distB="0" distL="0" distR="0" wp14:anchorId="20EEA36F" wp14:editId="7E00A779">
             <wp:extent cx="5580000" cy="3587143"/>
             <wp:effectExtent l="0" t="0" r="0" b="0"/>
             <wp:docPr id="15" name="Picture 15"/>
@@ -9820,7 +9817,7 @@
           <w:noProof/>
         </w:rPr>
         <w:drawing>
-          <wp:inline distT="0" distB="0" distL="0" distR="0" wp14:anchorId="00E6217B" wp14:editId="179F0AA2">
+          <wp:inline distT="0" distB="0" distL="0" distR="0" wp14:anchorId="7A25B81A" wp14:editId="1414B40F">
             <wp:extent cx="5580000" cy="3427714"/>
             <wp:effectExtent l="0" t="0" r="0" b="0"/>
             <wp:docPr id="16" name="Picture 16"/>
@@ -10012,7 +10009,7 @@
         </w:rPr>
         <w:lastRenderedPageBreak/>
         <w:drawing>
-          <wp:inline distT="0" distB="0" distL="0" distR="0" wp14:anchorId="4B679D01" wp14:editId="60FEFE86">
+          <wp:inline distT="0" distB="0" distL="0" distR="0" wp14:anchorId="794C6B9A" wp14:editId="03C8F014">
             <wp:extent cx="5580000" cy="4330080"/>
             <wp:effectExtent l="0" t="0" r="0" b="0"/>
             <wp:docPr id="17" name="Picture 17"/>
@@ -10168,7 +10165,7 @@
         </w:rPr>
         <w:lastRenderedPageBreak/>
         <w:drawing>
-          <wp:inline distT="0" distB="0" distL="0" distR="0" wp14:anchorId="31774408" wp14:editId="4779A938">
+          <wp:inline distT="0" distB="0" distL="0" distR="0" wp14:anchorId="4EAEEFEE" wp14:editId="28374DF0">
             <wp:extent cx="5580000" cy="2749824"/>
             <wp:effectExtent l="0" t="0" r="0" b="0"/>
             <wp:docPr id="18" name="Picture 18"/>
@@ -10359,7 +10356,7 @@
           <w:noProof/>
         </w:rPr>
         <w:drawing>
-          <wp:inline distT="0" distB="0" distL="0" distR="0" wp14:anchorId="215D99AB" wp14:editId="1EDD042C">
+          <wp:inline distT="0" distB="0" distL="0" distR="0" wp14:anchorId="6CB5A6CF" wp14:editId="0FCD3D00">
             <wp:extent cx="5580000" cy="1964160"/>
             <wp:effectExtent l="0" t="0" r="0" b="0"/>
             <wp:docPr id="19" name="Picture 19"/>
@@ -10569,7 +10566,7 @@
         </w:rPr>
         <w:lastRenderedPageBreak/>
         <w:drawing>
-          <wp:inline distT="0" distB="0" distL="0" distR="0" wp14:anchorId="1FF5D7AA" wp14:editId="355F59C5">
+          <wp:inline distT="0" distB="0" distL="0" distR="0" wp14:anchorId="4FA9EEC2" wp14:editId="45396670">
             <wp:extent cx="5580000" cy="3821184"/>
             <wp:effectExtent l="0" t="0" r="0" b="0"/>
             <wp:docPr id="20" name="Picture 20"/>
@@ -10736,7 +10733,7 @@
           <w:noProof/>
         </w:rPr>
         <w:drawing>
-          <wp:inline distT="0" distB="0" distL="0" distR="0" wp14:anchorId="26039935" wp14:editId="73195A65">
+          <wp:inline distT="0" distB="0" distL="0" distR="0" wp14:anchorId="461BA7FC" wp14:editId="2E084B76">
             <wp:extent cx="5580000" cy="464256"/>
             <wp:effectExtent l="0" t="0" r="0" b="0"/>
             <wp:docPr id="21" name="Picture 21"/>
@@ -10897,7 +10894,7 @@
           <w:noProof/>
         </w:rPr>
         <w:drawing>
-          <wp:inline distT="0" distB="0" distL="0" distR="0" wp14:anchorId="2EADD439" wp14:editId="5DB3482D">
+          <wp:inline distT="0" distB="0" distL="0" distR="0" wp14:anchorId="0F43AA56" wp14:editId="31EA6F1F">
             <wp:extent cx="5580000" cy="535680"/>
             <wp:effectExtent l="0" t="0" r="0" b="0"/>
             <wp:docPr id="22" name="Picture 22"/>
@@ -11065,7 +11062,7 @@
         </w:rPr>
         <w:lastRenderedPageBreak/>
         <w:drawing>
-          <wp:inline distT="0" distB="0" distL="0" distR="0" wp14:anchorId="41E4CC66" wp14:editId="01824E09">
+          <wp:inline distT="0" distB="0" distL="0" distR="0" wp14:anchorId="09B5D5DA" wp14:editId="1FD9BAA7">
             <wp:extent cx="5580000" cy="892800"/>
             <wp:effectExtent l="0" t="0" r="0" b="0"/>
             <wp:docPr id="23" name="Picture 23"/>
@@ -11256,7 +11253,7 @@
           <w:noProof/>
         </w:rPr>
         <w:drawing>
-          <wp:inline distT="0" distB="0" distL="0" distR="0" wp14:anchorId="7EF84EBC" wp14:editId="16F18D98">
+          <wp:inline distT="0" distB="0" distL="0" distR="0" wp14:anchorId="7EDA63D1" wp14:editId="1B345040">
             <wp:extent cx="5580000" cy="535680"/>
             <wp:effectExtent l="0" t="0" r="0" b="0"/>
             <wp:docPr id="24" name="Picture 24"/>
@@ -11489,7 +11486,7 @@
           <w:noProof/>
         </w:rPr>
         <w:drawing>
-          <wp:inline distT="0" distB="0" distL="0" distR="0" wp14:anchorId="4BD1B2A5" wp14:editId="46BF4725">
+          <wp:inline distT="0" distB="0" distL="0" distR="0" wp14:anchorId="40F75C86" wp14:editId="6CA56023">
             <wp:extent cx="5580000" cy="607104"/>
             <wp:effectExtent l="0" t="0" r="0" b="0"/>
             <wp:docPr id="25" name="Picture 25"/>
@@ -11692,7 +11689,7 @@
           <w:noProof/>
         </w:rPr>
         <w:drawing>
-          <wp:inline distT="0" distB="0" distL="0" distR="0" wp14:anchorId="3319432A" wp14:editId="6B326B3C">
+          <wp:inline distT="0" distB="0" distL="0" distR="0" wp14:anchorId="1F66084B" wp14:editId="2858D62D">
             <wp:extent cx="5580000" cy="464256"/>
             <wp:effectExtent l="0" t="0" r="0" b="0"/>
             <wp:docPr id="26" name="Picture 26"/>
@@ -11883,7 +11880,7 @@
           <w:noProof/>
         </w:rPr>
         <w:drawing>
-          <wp:inline distT="0" distB="0" distL="0" distR="0" wp14:anchorId="0848D9DB" wp14:editId="6DDA602D">
+          <wp:inline distT="0" distB="0" distL="0" distR="0" wp14:anchorId="731D4746" wp14:editId="45443AD8">
             <wp:extent cx="5580000" cy="535680"/>
             <wp:effectExtent l="0" t="0" r="0" b="0"/>
             <wp:docPr id="27" name="Picture 27"/>
@@ -12075,7 +12072,7 @@
         </w:rPr>
         <w:lastRenderedPageBreak/>
         <w:drawing>
-          <wp:inline distT="0" distB="0" distL="0" distR="0" wp14:anchorId="6DA89256" wp14:editId="7702CDF9">
+          <wp:inline distT="0" distB="0" distL="0" distR="0" wp14:anchorId="65925864" wp14:editId="3A55F20F">
             <wp:extent cx="5580000" cy="535680"/>
             <wp:effectExtent l="0" t="0" r="0" b="0"/>
             <wp:docPr id="28" name="Picture 28"/>
@@ -12242,7 +12239,7 @@
           <w:noProof/>
         </w:rPr>
         <w:drawing>
-          <wp:inline distT="0" distB="0" distL="0" distR="0" wp14:anchorId="41A4B67A" wp14:editId="66F94B3F">
+          <wp:inline distT="0" distB="0" distL="0" distR="0" wp14:anchorId="0E33FB59" wp14:editId="7B3E4D43">
             <wp:extent cx="5580000" cy="535680"/>
             <wp:effectExtent l="0" t="0" r="0" b="0"/>
             <wp:docPr id="29" name="Picture 29"/>
@@ -12421,7 +12418,7 @@
           <w:noProof/>
         </w:rPr>
         <w:drawing>
-          <wp:inline distT="0" distB="0" distL="0" distR="0" wp14:anchorId="04C8A36E" wp14:editId="203269E3">
+          <wp:inline distT="0" distB="0" distL="0" distR="0" wp14:anchorId="2026EB91" wp14:editId="1027E6A1">
             <wp:extent cx="5580000" cy="749952"/>
             <wp:effectExtent l="0" t="0" r="0" b="0"/>
             <wp:docPr id="30" name="Picture 30"/>
@@ -12612,7 +12609,7 @@
           <w:noProof/>
         </w:rPr>
         <w:drawing>
-          <wp:inline distT="0" distB="0" distL="0" distR="0" wp14:anchorId="4914E269" wp14:editId="413EB1C8">
+          <wp:inline distT="0" distB="0" distL="0" distR="0" wp14:anchorId="65C776DE" wp14:editId="30280E52">
             <wp:extent cx="5580000" cy="535680"/>
             <wp:effectExtent l="0" t="0" r="0" b="0"/>
             <wp:docPr id="31" name="Picture 31"/>
@@ -12785,7 +12782,7 @@
           <w:noProof/>
         </w:rPr>
         <w:drawing>
-          <wp:inline distT="0" distB="0" distL="0" distR="0" wp14:anchorId="1D37251E" wp14:editId="6797B31B">
+          <wp:inline distT="0" distB="0" distL="0" distR="0" wp14:anchorId="0BBA3A4E" wp14:editId="025B8600">
             <wp:extent cx="5580000" cy="678528"/>
             <wp:effectExtent l="0" t="0" r="0" b="0"/>
             <wp:docPr id="32" name="Picture 32"/>
@@ -12977,7 +12974,7 @@
         </w:rPr>
         <w:lastRenderedPageBreak/>
         <w:drawing>
-          <wp:inline distT="0" distB="0" distL="0" distR="0" wp14:anchorId="41BF1063" wp14:editId="59E49049">
+          <wp:inline distT="0" distB="0" distL="0" distR="0" wp14:anchorId="0C30624E" wp14:editId="3737F593">
             <wp:extent cx="5580000" cy="749952"/>
             <wp:effectExtent l="0" t="0" r="0" b="0"/>
             <wp:docPr id="33" name="Picture 33"/>
@@ -13180,7 +13177,7 @@
           <w:noProof/>
         </w:rPr>
         <w:drawing>
-          <wp:inline distT="0" distB="0" distL="0" distR="0" wp14:anchorId="3080370F" wp14:editId="41CCFB90">
+          <wp:inline distT="0" distB="0" distL="0" distR="0" wp14:anchorId="78D4CB73" wp14:editId="168E0180">
             <wp:extent cx="5580000" cy="535680"/>
             <wp:effectExtent l="0" t="0" r="0" b="0"/>
             <wp:docPr id="34" name="Picture 34"/>
@@ -13359,7 +13356,7 @@
           <w:noProof/>
         </w:rPr>
         <w:drawing>
-          <wp:inline distT="0" distB="0" distL="0" distR="0" wp14:anchorId="6FDB973B" wp14:editId="56459D0E">
+          <wp:inline distT="0" distB="0" distL="0" distR="0" wp14:anchorId="60DC55C1" wp14:editId="7FD2A72C">
             <wp:extent cx="5580000" cy="749952"/>
             <wp:effectExtent l="0" t="0" r="0" b="0"/>
             <wp:docPr id="35" name="Picture 35"/>
@@ -13544,7 +13541,7 @@
         <w:pStyle w:val="Heading2"/>
         <w:spacing w:before="240" w:after="120"/>
       </w:pPr>
-      <w:bookmarkStart w:id="9" w:name="_Toc240378210"/>
+      <w:bookmarkStart w:id="9" w:name="_Toc240379635"/>
       <w:r>
         <w:rPr>
           <w:rFonts w:ascii="Times New Roman" w:eastAsia="黑体" w:hAnsi="Times New Roman"/>
@@ -14874,7 +14871,7 @@
         <w:t xml:space="preserve">16 </w:t>
       </w:r>
       <w:r>
-        <w:t>项由核查工具执行（</w:t>
+        <w:t>项由工具执行（</w:t>
       </w:r>
       <w:r>
         <w:t xml:space="preserve">10 </w:t>
@@ -14904,7 +14901,7 @@
         <w:t xml:space="preserve"> 38</w:t>
       </w:r>
       <w:r>
-        <w:t>，取自核查工具在实际环境运行的输出与原始检测命令实测结果。</w:t>
+        <w:t>，取自工具在实际环境运行的输出与原始检测命令实测结果。</w:t>
       </w:r>
     </w:p>
     <w:p>
@@ -14918,7 +14915,7 @@
           <w:noProof/>
         </w:rPr>
         <w:drawing>
-          <wp:inline distT="0" distB="0" distL="0" distR="0" wp14:anchorId="47A70E35" wp14:editId="6ED8E536">
+          <wp:inline distT="0" distB="0" distL="0" distR="0" wp14:anchorId="4F644FED" wp14:editId="565B0433">
             <wp:extent cx="5580000" cy="1392768"/>
             <wp:effectExtent l="0" t="0" r="0" b="0"/>
             <wp:docPr id="36" name="Picture 36"/>
@@ -15109,7 +15106,7 @@
           <w:noProof/>
         </w:rPr>
         <w:drawing>
-          <wp:inline distT="0" distB="0" distL="0" distR="0" wp14:anchorId="11DE4048" wp14:editId="1654C0C8">
+          <wp:inline distT="0" distB="0" distL="0" distR="0" wp14:anchorId="7CBCEED7" wp14:editId="7723B7E5">
             <wp:extent cx="5580000" cy="892800"/>
             <wp:effectExtent l="0" t="0" r="0" b="0"/>
             <wp:docPr id="37" name="Picture 37"/>
@@ -15325,7 +15322,7 @@
         </w:rPr>
         <w:lastRenderedPageBreak/>
         <w:drawing>
-          <wp:inline distT="0" distB="0" distL="0" distR="0" wp14:anchorId="4C747C17" wp14:editId="2BC96A7B">
+          <wp:inline distT="0" distB="0" distL="0" distR="0" wp14:anchorId="3052CDE5" wp14:editId="73B18DD9">
             <wp:extent cx="5580000" cy="1964160"/>
             <wp:effectExtent l="0" t="0" r="0" b="0"/>
             <wp:docPr id="38" name="Picture 38"/>
@@ -15540,7 +15537,7 @@
         <w:pStyle w:val="Heading2"/>
         <w:spacing w:before="240" w:after="120"/>
       </w:pPr>
-      <w:bookmarkStart w:id="10" w:name="_Toc240378211"/>
+      <w:bookmarkStart w:id="10" w:name="_Toc240379636"/>
       <w:r>
         <w:rPr>
           <w:rFonts w:ascii="Times New Roman" w:eastAsia="黑体" w:hAnsi="Times New Roman"/>
@@ -16863,7 +16860,7 @@
         <w:t xml:space="preserve">11 </w:t>
       </w:r>
       <w:r>
-        <w:t>项由核查工具执行（</w:t>
+        <w:t>项由工具执行（</w:t>
       </w:r>
       <w:r>
         <w:t xml:space="preserve">2 </w:t>
@@ -16875,11 +16872,11 @@
         <w:t xml:space="preserve">9 </w:t>
       </w:r>
       <w:r>
-        <w:t>项脚本检测后需结合台账或现场确认），所用脚本与检测项见上表「对应证据」列，</w:t>
+        <w:t>项脚本检测后需结合台账或现场确认），所用脚本与检测项见上表「对应证据」列，完整</w:t>
       </w:r>
       <w:r>
         <w:lastRenderedPageBreak/>
-        <w:t>完整标注见《配置核查表》第</w:t>
+        <w:t>标注见《配置核查表》第</w:t>
       </w:r>
       <w:r>
         <w:t xml:space="preserve"> 14 </w:t>
@@ -16899,7 +16896,7 @@
         <w:pStyle w:val="Heading2"/>
         <w:spacing w:before="240" w:after="120"/>
       </w:pPr>
-      <w:bookmarkStart w:id="11" w:name="_Toc240378212"/>
+      <w:bookmarkStart w:id="11" w:name="_Toc240379637"/>
       <w:r>
         <w:rPr>
           <w:rFonts w:ascii="Times New Roman" w:eastAsia="黑体" w:hAnsi="Times New Roman"/>
@@ -19564,7 +19561,7 @@
         <w:t xml:space="preserve">22 </w:t>
       </w:r>
       <w:r>
-        <w:t>项由核查工具执行（</w:t>
+        <w:t>项由工具执行（</w:t>
       </w:r>
       <w:r>
         <w:t xml:space="preserve">5 </w:t>
@@ -19596,7 +19593,7 @@
         <w:pStyle w:val="Heading2"/>
         <w:spacing w:before="240" w:after="120"/>
       </w:pPr>
-      <w:bookmarkStart w:id="12" w:name="_Toc240378213"/>
+      <w:bookmarkStart w:id="12" w:name="_Toc240379638"/>
       <w:r>
         <w:rPr>
           <w:rFonts w:ascii="Times New Roman" w:eastAsia="黑体" w:hAnsi="Times New Roman"/>
@@ -21259,7 +21256,7 @@
         <w:t xml:space="preserve">17 </w:t>
       </w:r>
       <w:r>
-        <w:t>项由核查工具执行（</w:t>
+        <w:t>项由工具执行（</w:t>
       </w:r>
       <w:r>
         <w:t xml:space="preserve">11 </w:t>
@@ -21289,7 +21286,7 @@
         <w:t xml:space="preserve"> 41</w:t>
       </w:r>
       <w:r>
-        <w:t>，取自核查工具在实际环境运行的输出与原始检测命令实测结果。</w:t>
+        <w:t>，取自工具在实际环境运行的输出与原始检测命令实测结果。</w:t>
       </w:r>
     </w:p>
     <w:p>
@@ -21304,7 +21301,7 @@
         </w:rPr>
         <w:lastRenderedPageBreak/>
         <w:drawing>
-          <wp:inline distT="0" distB="0" distL="0" distR="0" wp14:anchorId="6906A847" wp14:editId="3F72A374">
+          <wp:inline distT="0" distB="0" distL="0" distR="0" wp14:anchorId="7D9BBEDB" wp14:editId="5AF5CFAB">
             <wp:extent cx="5580000" cy="1178496"/>
             <wp:effectExtent l="0" t="0" r="0" b="0"/>
             <wp:docPr id="39" name="Picture 39"/>
@@ -21531,7 +21528,7 @@
           <w:noProof/>
         </w:rPr>
         <w:drawing>
-          <wp:inline distT="0" distB="0" distL="0" distR="0" wp14:anchorId="2BF5760E" wp14:editId="02BEB38F">
+          <wp:inline distT="0" distB="0" distL="0" distR="0" wp14:anchorId="232CB38E" wp14:editId="04F11FAA">
             <wp:extent cx="5040000" cy="4500000"/>
             <wp:effectExtent l="0" t="0" r="0" b="0"/>
             <wp:docPr id="40" name="Picture 40"/>
@@ -21699,7 +21696,7 @@
         </w:rPr>
         <w:lastRenderedPageBreak/>
         <w:drawing>
-          <wp:inline distT="0" distB="0" distL="0" distR="0" wp14:anchorId="68FB1877" wp14:editId="03E66AD2">
+          <wp:inline distT="0" distB="0" distL="0" distR="0" wp14:anchorId="31585E67" wp14:editId="262A5E40">
             <wp:extent cx="5040000" cy="4500000"/>
             <wp:effectExtent l="0" t="0" r="0" b="0"/>
             <wp:docPr id="41" name="Picture 41"/>
@@ -21848,7 +21845,7 @@
         <w:pStyle w:val="Heading2"/>
         <w:spacing w:before="240" w:after="120"/>
       </w:pPr>
-      <w:bookmarkStart w:id="13" w:name="_Toc240378214"/>
+      <w:bookmarkStart w:id="13" w:name="_Toc240379639"/>
       <w:r>
         <w:rPr>
           <w:rFonts w:ascii="Times New Roman" w:eastAsia="黑体" w:hAnsi="Times New Roman"/>
@@ -22580,7 +22577,7 @@
         <w:ind w:firstLineChars="200" w:firstLine="480"/>
       </w:pPr>
       <w:r>
-        <w:t>本章检查项属现场查看、文档调阅与实测验证类，核查工具不产出具机证据，由人工按《配置核查作业指导书》的方法逐项核查并留存证据；工具对本章的验证结论以《配置核查表》第</w:t>
+        <w:t>本章检查项属现场查看、文档调阅与实测验证类，工具不产出具机证据，由人工按《配置核查作业指导书》的方法逐项核查并留存证据；工具对本章的验证结论以《配置核查表》第</w:t>
       </w:r>
       <w:r>
         <w:t xml:space="preserve"> 14 </w:t>
@@ -22594,7 +22591,7 @@
         <w:pStyle w:val="Heading2"/>
         <w:spacing w:before="240" w:after="120"/>
       </w:pPr>
-      <w:bookmarkStart w:id="14" w:name="_Toc240378215"/>
+      <w:bookmarkStart w:id="14" w:name="_Toc240379640"/>
       <w:r>
         <w:rPr>
           <w:rFonts w:ascii="Times New Roman" w:eastAsia="黑体" w:hAnsi="Times New Roman"/>
@@ -23046,7 +23043,7 @@
         <w:pStyle w:val="Heading2"/>
         <w:spacing w:before="240" w:after="120"/>
       </w:pPr>
-      <w:bookmarkStart w:id="15" w:name="_Toc240378216"/>
+      <w:bookmarkStart w:id="15" w:name="_Toc240379641"/>
       <w:r>
         <w:rPr>
           <w:rFonts w:ascii="Times New Roman" w:eastAsia="黑体" w:hAnsi="Times New Roman"/>
@@ -23440,7 +23437,7 @@
         <w:pStyle w:val="Heading2"/>
         <w:spacing w:before="240" w:after="120"/>
       </w:pPr>
-      <w:bookmarkStart w:id="16" w:name="_Toc240378217"/>
+      <w:bookmarkStart w:id="16" w:name="_Toc240379642"/>
       <w:r>
         <w:rPr>
           <w:rFonts w:ascii="Times New Roman" w:eastAsia="黑体" w:hAnsi="Times New Roman"/>
@@ -23835,7 +23832,7 @@
         <w:pStyle w:val="Heading2"/>
         <w:spacing w:before="240" w:after="120"/>
       </w:pPr>
-      <w:bookmarkStart w:id="17" w:name="_Toc240378218"/>
+      <w:bookmarkStart w:id="17" w:name="_Toc240379643"/>
       <w:r>
         <w:rPr>
           <w:rFonts w:ascii="Times New Roman" w:eastAsia="黑体" w:hAnsi="Times New Roman"/>
@@ -24075,7 +24072,7 @@
         <w:t xml:space="preserve">1 </w:t>
       </w:r>
       <w:r>
-        <w:t>项由核查工具执行（</w:t>
+        <w:t>项由工具执行（</w:t>
       </w:r>
       <w:r>
         <w:t xml:space="preserve">1 </w:t>
@@ -24095,7 +24092,7 @@
         <w:pStyle w:val="Heading1"/>
         <w:spacing w:before="240" w:after="120"/>
       </w:pPr>
-      <w:bookmarkStart w:id="18" w:name="_Toc240378219"/>
+      <w:bookmarkStart w:id="18" w:name="_Toc240379644"/>
       <w:r>
         <w:rPr>
           <w:rFonts w:ascii="Times New Roman" w:eastAsia="黑体" w:hAnsi="Times New Roman"/>
@@ -24352,7 +24349,7 @@
               <w:rPr>
                 <w:sz w:val="21"/>
               </w:rPr>
-              <w:t>核查工具与人工核查台采用同一套检查项编号与判定规则，两部分结果可直接合并汇总。</w:t>
+              <w:t>工具与人工核查台采用同一套检查项编号与判定规则，两部分结果可直接合并汇总。</w:t>
             </w:r>
           </w:p>
         </w:tc>
@@ -24363,7 +24360,7 @@
         <w:pStyle w:val="Heading1"/>
         <w:spacing w:before="240" w:after="120"/>
       </w:pPr>
-      <w:bookmarkStart w:id="19" w:name="_Toc240378220"/>
+      <w:bookmarkStart w:id="19" w:name="_Toc240379645"/>
       <w:r>
         <w:rPr>
           <w:rFonts w:ascii="Times New Roman" w:eastAsia="黑体" w:hAnsi="Times New Roman"/>
@@ -24402,7 +24399,7 @@
         <w:pStyle w:val="Heading2"/>
         <w:spacing w:before="240" w:after="120"/>
       </w:pPr>
-      <w:bookmarkStart w:id="20" w:name="_Toc240378221"/>
+      <w:bookmarkStart w:id="20" w:name="_Toc240379646"/>
       <w:r>
         <w:rPr>
           <w:rFonts w:ascii="Times New Roman" w:eastAsia="黑体" w:hAnsi="Times New Roman"/>
@@ -24466,7 +24463,7 @@
         </w:rPr>
         <w:lastRenderedPageBreak/>
         <w:drawing>
-          <wp:inline distT="0" distB="0" distL="0" distR="0" wp14:anchorId="399CBFC0" wp14:editId="4D74EAD6">
+          <wp:inline distT="0" distB="0" distL="0" distR="0" wp14:anchorId="426E8601" wp14:editId="2517BC84">
             <wp:extent cx="5580000" cy="4330080"/>
             <wp:effectExtent l="0" t="0" r="0" b="0"/>
             <wp:docPr id="42" name="Picture 42"/>
@@ -24717,7 +24714,7 @@
           <w:noProof/>
         </w:rPr>
         <w:drawing>
-          <wp:inline distT="0" distB="0" distL="0" distR="0" wp14:anchorId="1961F587" wp14:editId="5E14F117">
+          <wp:inline distT="0" distB="0" distL="0" distR="0" wp14:anchorId="1AA7D9DD" wp14:editId="345DB8D2">
             <wp:extent cx="5580000" cy="1678464"/>
             <wp:effectExtent l="0" t="0" r="0" b="0"/>
             <wp:docPr id="43" name="Picture 43"/>
@@ -24873,7 +24870,7 @@
         </w:rPr>
         <w:lastRenderedPageBreak/>
         <w:drawing>
-          <wp:inline distT="0" distB="0" distL="0" distR="0" wp14:anchorId="6471F045" wp14:editId="021B7D02">
+          <wp:inline distT="0" distB="0" distL="0" distR="0" wp14:anchorId="0A881959" wp14:editId="224122A2">
             <wp:extent cx="5040000" cy="4500000"/>
             <wp:effectExtent l="0" t="0" r="0" b="0"/>
             <wp:docPr id="44" name="Picture 44"/>
@@ -25053,7 +25050,7 @@
         </w:rPr>
         <w:lastRenderedPageBreak/>
         <w:drawing>
-          <wp:inline distT="0" distB="0" distL="0" distR="0" wp14:anchorId="73976574" wp14:editId="121C0809">
+          <wp:inline distT="0" distB="0" distL="0" distR="0" wp14:anchorId="37DA5647" wp14:editId="4E2CA8D3">
             <wp:extent cx="5040000" cy="4500000"/>
             <wp:effectExtent l="0" t="0" r="0" b="0"/>
             <wp:docPr id="45" name="Picture 45"/>
@@ -25202,7 +25199,7 @@
         <w:pStyle w:val="Heading2"/>
         <w:spacing w:before="240" w:after="120"/>
       </w:pPr>
-      <w:bookmarkStart w:id="21" w:name="_Toc240378222"/>
+      <w:bookmarkStart w:id="21" w:name="_Toc240379647"/>
       <w:r>
         <w:rPr>
           <w:rFonts w:ascii="Times New Roman" w:eastAsia="黑体" w:hAnsi="Times New Roman"/>
@@ -25260,7 +25257,7 @@
         </w:rPr>
         <w:lastRenderedPageBreak/>
         <w:drawing>
-          <wp:inline distT="0" distB="0" distL="0" distR="0" wp14:anchorId="586CF33F" wp14:editId="66BC97A5">
+          <wp:inline distT="0" distB="0" distL="0" distR="0" wp14:anchorId="225587FD" wp14:editId="464EA683">
             <wp:extent cx="5040000" cy="4500000"/>
             <wp:effectExtent l="0" t="0" r="0" b="0"/>
             <wp:docPr id="46" name="Picture 46"/>
@@ -25428,7 +25425,7 @@
         </w:rPr>
         <w:lastRenderedPageBreak/>
         <w:drawing>
-          <wp:inline distT="0" distB="0" distL="0" distR="0" wp14:anchorId="6C127406" wp14:editId="1AF9F747">
+          <wp:inline distT="0" distB="0" distL="0" distR="0" wp14:anchorId="5256D2DE" wp14:editId="67E48256">
             <wp:extent cx="4200000" cy="4500000"/>
             <wp:effectExtent l="0" t="0" r="0" b="0"/>
             <wp:docPr id="47" name="Picture 47"/>
@@ -25620,7 +25617,7 @@
         </w:rPr>
         <w:lastRenderedPageBreak/>
         <w:drawing>
-          <wp:inline distT="0" distB="0" distL="0" distR="0" wp14:anchorId="02902441" wp14:editId="6ECB93B3">
+          <wp:inline distT="0" distB="0" distL="0" distR="0" wp14:anchorId="44690877" wp14:editId="0C76944D">
             <wp:extent cx="5580000" cy="3260552"/>
             <wp:effectExtent l="0" t="0" r="0" b="0"/>
             <wp:docPr id="48" name="Picture 48"/>
@@ -25799,7 +25796,7 @@
           <w:noProof/>
         </w:rPr>
         <w:drawing>
-          <wp:inline distT="0" distB="0" distL="0" distR="0" wp14:anchorId="12EE1BD0" wp14:editId="53ADC69D">
+          <wp:inline distT="0" distB="0" distL="0" distR="0" wp14:anchorId="3C2403FF" wp14:editId="4CBA260D">
             <wp:extent cx="5580000" cy="3268881"/>
             <wp:effectExtent l="0" t="0" r="0" b="0"/>
             <wp:docPr id="49" name="Picture 49"/>
@@ -25979,7 +25976,7 @@
         </w:rPr>
         <w:lastRenderedPageBreak/>
         <w:drawing>
-          <wp:inline distT="0" distB="0" distL="0" distR="0" wp14:anchorId="4CA95CE3" wp14:editId="185D40DE">
+          <wp:inline distT="0" distB="0" distL="0" distR="0" wp14:anchorId="1C52A774" wp14:editId="29EEC1BE">
             <wp:extent cx="5000407" cy="4500000"/>
             <wp:effectExtent l="0" t="0" r="0" b="0"/>
             <wp:docPr id="50" name="Picture 50"/>
@@ -26447,31 +26444,31 @@
       </w:rPr>
     </w:lvl>
   </w:abstractNum>
-  <w:num w:numId="1" w16cid:durableId="443496794">
+  <w:num w:numId="1" w16cid:durableId="1837308828">
     <w:abstractNumId w:val="8"/>
   </w:num>
-  <w:num w:numId="2" w16cid:durableId="809978666">
+  <w:num w:numId="2" w16cid:durableId="224267522">
     <w:abstractNumId w:val="6"/>
   </w:num>
-  <w:num w:numId="3" w16cid:durableId="1935628404">
+  <w:num w:numId="3" w16cid:durableId="1329098252">
     <w:abstractNumId w:val="5"/>
   </w:num>
-  <w:num w:numId="4" w16cid:durableId="740829492">
+  <w:num w:numId="4" w16cid:durableId="711417853">
     <w:abstractNumId w:val="4"/>
   </w:num>
-  <w:num w:numId="5" w16cid:durableId="1487239532">
+  <w:num w:numId="5" w16cid:durableId="284117976">
     <w:abstractNumId w:val="7"/>
   </w:num>
-  <w:num w:numId="6" w16cid:durableId="2064595214">
+  <w:num w:numId="6" w16cid:durableId="951014591">
     <w:abstractNumId w:val="3"/>
   </w:num>
-  <w:num w:numId="7" w16cid:durableId="463157073">
+  <w:num w:numId="7" w16cid:durableId="331958547">
     <w:abstractNumId w:val="2"/>
   </w:num>
-  <w:num w:numId="8" w16cid:durableId="1691368918">
+  <w:num w:numId="8" w16cid:durableId="1227373553">
     <w:abstractNumId w:val="1"/>
   </w:num>
-  <w:num w:numId="9" w16cid:durableId="2104523288">
+  <w:num w:numId="9" w16cid:durableId="1253662347">
     <w:abstractNumId w:val="0"/>
   </w:num>
 </w:numbering>
@@ -37887,7 +37884,7 @@
     <w:basedOn w:val="DefaultParagraphFont"/>
     <w:uiPriority w:val="99"/>
     <w:unhideWhenUsed/>
-    <w:rsid w:val="00DC4ADC"/>
+    <w:rsid w:val="009D3542"/>
     <w:rPr>
       <w:color w:val="0000FF" w:themeColor="hyperlink"/>
       <w:u w:val="single"/>

--- a/checklist_tool/指导书与核查工具交叉验证报告.docx
+++ b/checklist_tool/指导书与核查工具交叉验证报告.docx
@@ -192,7 +192,7 @@
       <w:r>
         <w:fldChar w:fldCharType="separate"/>
       </w:r>
-      <w:hyperlink w:anchor="_Toc240379626" w:history="1">
+      <w:hyperlink w:anchor="_Toc240381113" w:history="1">
         <w:r>
           <w:rPr>
             <w:rStyle w:val="Hyperlink"/>
@@ -228,7 +228,7 @@
             <w:noProof/>
             <w:webHidden/>
           </w:rPr>
-          <w:instrText xml:space="preserve"> PAGEREF _Toc240379626 \h </w:instrText>
+          <w:instrText xml:space="preserve"> PAGEREF _Toc240381113 \h </w:instrText>
         </w:r>
         <w:r>
           <w:rPr>
@@ -273,7 +273,7 @@
           <w14:ligatures w14:val="standardContextual"/>
         </w:rPr>
       </w:pPr>
-      <w:hyperlink w:anchor="_Toc240379627" w:history="1">
+      <w:hyperlink w:anchor="_Toc240381114" w:history="1">
         <w:r>
           <w:rPr>
             <w:rStyle w:val="Hyperlink"/>
@@ -309,7 +309,7 @@
             <w:noProof/>
             <w:webHidden/>
           </w:rPr>
-          <w:instrText xml:space="preserve"> PAGEREF _Toc240379627 \h </w:instrText>
+          <w:instrText xml:space="preserve"> PAGEREF _Toc240381114 \h </w:instrText>
         </w:r>
         <w:r>
           <w:rPr>
@@ -354,7 +354,7 @@
           <w14:ligatures w14:val="standardContextual"/>
         </w:rPr>
       </w:pPr>
-      <w:hyperlink w:anchor="_Toc240379628" w:history="1">
+      <w:hyperlink w:anchor="_Toc240381115" w:history="1">
         <w:r>
           <w:rPr>
             <w:rStyle w:val="Hyperlink"/>
@@ -390,7 +390,7 @@
             <w:noProof/>
             <w:webHidden/>
           </w:rPr>
-          <w:instrText xml:space="preserve"> PAGEREF _Toc240379628 \h </w:instrText>
+          <w:instrText xml:space="preserve"> PAGEREF _Toc240381115 \h </w:instrText>
         </w:r>
         <w:r>
           <w:rPr>
@@ -435,7 +435,7 @@
           <w14:ligatures w14:val="standardContextual"/>
         </w:rPr>
       </w:pPr>
-      <w:hyperlink w:anchor="_Toc240379629" w:history="1">
+      <w:hyperlink w:anchor="_Toc240381116" w:history="1">
         <w:r>
           <w:rPr>
             <w:rStyle w:val="Hyperlink"/>
@@ -471,7 +471,7 @@
             <w:noProof/>
             <w:webHidden/>
           </w:rPr>
-          <w:instrText xml:space="preserve"> PAGEREF _Toc240379629 \h </w:instrText>
+          <w:instrText xml:space="preserve"> PAGEREF _Toc240381116 \h </w:instrText>
         </w:r>
         <w:r>
           <w:rPr>
@@ -516,7 +516,7 @@
           <w14:ligatures w14:val="standardContextual"/>
         </w:rPr>
       </w:pPr>
-      <w:hyperlink w:anchor="_Toc240379630" w:history="1">
+      <w:hyperlink w:anchor="_Toc240381117" w:history="1">
         <w:r>
           <w:rPr>
             <w:rStyle w:val="Hyperlink"/>
@@ -552,7 +552,7 @@
             <w:noProof/>
             <w:webHidden/>
           </w:rPr>
-          <w:instrText xml:space="preserve"> PAGEREF _Toc240379630 \h </w:instrText>
+          <w:instrText xml:space="preserve"> PAGEREF _Toc240381117 \h </w:instrText>
         </w:r>
         <w:r>
           <w:rPr>
@@ -572,7 +572,7 @@
             <w:noProof/>
             <w:webHidden/>
           </w:rPr>
-          <w:t>2</w:t>
+          <w:t>3</w:t>
         </w:r>
         <w:r>
           <w:rPr>
@@ -597,7 +597,7 @@
           <w14:ligatures w14:val="standardContextual"/>
         </w:rPr>
       </w:pPr>
-      <w:hyperlink w:anchor="_Toc240379631" w:history="1">
+      <w:hyperlink w:anchor="_Toc240381118" w:history="1">
         <w:r>
           <w:rPr>
             <w:rStyle w:val="Hyperlink"/>
@@ -633,7 +633,7 @@
             <w:noProof/>
             <w:webHidden/>
           </w:rPr>
-          <w:instrText xml:space="preserve"> PAGEREF _Toc240379631 \h </w:instrText>
+          <w:instrText xml:space="preserve"> PAGEREF _Toc240381118 \h </w:instrText>
         </w:r>
         <w:r>
           <w:rPr>
@@ -678,7 +678,7 @@
           <w14:ligatures w14:val="standardContextual"/>
         </w:rPr>
       </w:pPr>
-      <w:hyperlink w:anchor="_Toc240379632" w:history="1">
+      <w:hyperlink w:anchor="_Toc240381119" w:history="1">
         <w:r>
           <w:rPr>
             <w:rStyle w:val="Hyperlink"/>
@@ -714,7 +714,7 @@
             <w:noProof/>
             <w:webHidden/>
           </w:rPr>
-          <w:instrText xml:space="preserve"> PAGEREF _Toc240379632 \h </w:instrText>
+          <w:instrText xml:space="preserve"> PAGEREF _Toc240381119 \h </w:instrText>
         </w:r>
         <w:r>
           <w:rPr>
@@ -759,7 +759,7 @@
           <w14:ligatures w14:val="standardContextual"/>
         </w:rPr>
       </w:pPr>
-      <w:hyperlink w:anchor="_Toc240379633" w:history="1">
+      <w:hyperlink w:anchor="_Toc240381120" w:history="1">
         <w:r>
           <w:rPr>
             <w:rStyle w:val="Hyperlink"/>
@@ -795,7 +795,7 @@
             <w:noProof/>
             <w:webHidden/>
           </w:rPr>
-          <w:instrText xml:space="preserve"> PAGEREF _Toc240379633 \h </w:instrText>
+          <w:instrText xml:space="preserve"> PAGEREF _Toc240381120 \h </w:instrText>
         </w:r>
         <w:r>
           <w:rPr>
@@ -840,7 +840,7 @@
           <w14:ligatures w14:val="standardContextual"/>
         </w:rPr>
       </w:pPr>
-      <w:hyperlink w:anchor="_Toc240379634" w:history="1">
+      <w:hyperlink w:anchor="_Toc240381121" w:history="1">
         <w:r>
           <w:rPr>
             <w:rStyle w:val="Hyperlink"/>
@@ -876,7 +876,7 @@
             <w:noProof/>
             <w:webHidden/>
           </w:rPr>
-          <w:instrText xml:space="preserve"> PAGEREF _Toc240379634 \h </w:instrText>
+          <w:instrText xml:space="preserve"> PAGEREF _Toc240381121 \h </w:instrText>
         </w:r>
         <w:r>
           <w:rPr>
@@ -896,7 +896,7 @@
             <w:noProof/>
             <w:webHidden/>
           </w:rPr>
-          <w:t>4</w:t>
+          <w:t>5</w:t>
         </w:r>
         <w:r>
           <w:rPr>
@@ -921,7 +921,7 @@
           <w14:ligatures w14:val="standardContextual"/>
         </w:rPr>
       </w:pPr>
-      <w:hyperlink w:anchor="_Toc240379635" w:history="1">
+      <w:hyperlink w:anchor="_Toc240381122" w:history="1">
         <w:r>
           <w:rPr>
             <w:rStyle w:val="Hyperlink"/>
@@ -957,7 +957,7 @@
             <w:noProof/>
             <w:webHidden/>
           </w:rPr>
-          <w:instrText xml:space="preserve"> PAGEREF _Toc240379635 \h </w:instrText>
+          <w:instrText xml:space="preserve"> PAGEREF _Toc240381122 \h </w:instrText>
         </w:r>
         <w:r>
           <w:rPr>
@@ -1002,7 +1002,7 @@
           <w14:ligatures w14:val="standardContextual"/>
         </w:rPr>
       </w:pPr>
-      <w:hyperlink w:anchor="_Toc240379636" w:history="1">
+      <w:hyperlink w:anchor="_Toc240381123" w:history="1">
         <w:r>
           <w:rPr>
             <w:rStyle w:val="Hyperlink"/>
@@ -1038,7 +1038,7 @@
             <w:noProof/>
             <w:webHidden/>
           </w:rPr>
-          <w:instrText xml:space="preserve"> PAGEREF _Toc240379636 \h </w:instrText>
+          <w:instrText xml:space="preserve"> PAGEREF _Toc240381123 \h </w:instrText>
         </w:r>
         <w:r>
           <w:rPr>
@@ -1083,7 +1083,7 @@
           <w14:ligatures w14:val="standardContextual"/>
         </w:rPr>
       </w:pPr>
-      <w:hyperlink w:anchor="_Toc240379637" w:history="1">
+      <w:hyperlink w:anchor="_Toc240381124" w:history="1">
         <w:r>
           <w:rPr>
             <w:rStyle w:val="Hyperlink"/>
@@ -1119,7 +1119,7 @@
             <w:noProof/>
             <w:webHidden/>
           </w:rPr>
-          <w:instrText xml:space="preserve"> PAGEREF _Toc240379637 \h </w:instrText>
+          <w:instrText xml:space="preserve"> PAGEREF _Toc240381124 \h </w:instrText>
         </w:r>
         <w:r>
           <w:rPr>
@@ -1164,7 +1164,7 @@
           <w14:ligatures w14:val="standardContextual"/>
         </w:rPr>
       </w:pPr>
-      <w:hyperlink w:anchor="_Toc240379638" w:history="1">
+      <w:hyperlink w:anchor="_Toc240381125" w:history="1">
         <w:r>
           <w:rPr>
             <w:rStyle w:val="Hyperlink"/>
@@ -1200,7 +1200,7 @@
             <w:noProof/>
             <w:webHidden/>
           </w:rPr>
-          <w:instrText xml:space="preserve"> PAGEREF _Toc240379638 \h </w:instrText>
+          <w:instrText xml:space="preserve"> PAGEREF _Toc240381125 \h </w:instrText>
         </w:r>
         <w:r>
           <w:rPr>
@@ -1245,7 +1245,7 @@
           <w14:ligatures w14:val="standardContextual"/>
         </w:rPr>
       </w:pPr>
-      <w:hyperlink w:anchor="_Toc240379639" w:history="1">
+      <w:hyperlink w:anchor="_Toc240381126" w:history="1">
         <w:r>
           <w:rPr>
             <w:rStyle w:val="Hyperlink"/>
@@ -1281,7 +1281,7 @@
             <w:noProof/>
             <w:webHidden/>
           </w:rPr>
-          <w:instrText xml:space="preserve"> PAGEREF _Toc240379639 \h </w:instrText>
+          <w:instrText xml:space="preserve"> PAGEREF _Toc240381126 \h </w:instrText>
         </w:r>
         <w:r>
           <w:rPr>
@@ -1326,7 +1326,7 @@
           <w14:ligatures w14:val="standardContextual"/>
         </w:rPr>
       </w:pPr>
-      <w:hyperlink w:anchor="_Toc240379640" w:history="1">
+      <w:hyperlink w:anchor="_Toc240381127" w:history="1">
         <w:r>
           <w:rPr>
             <w:rStyle w:val="Hyperlink"/>
@@ -1362,7 +1362,7 @@
             <w:noProof/>
             <w:webHidden/>
           </w:rPr>
-          <w:instrText xml:space="preserve"> PAGEREF _Toc240379640 \h </w:instrText>
+          <w:instrText xml:space="preserve"> PAGEREF _Toc240381127 \h </w:instrText>
         </w:r>
         <w:r>
           <w:rPr>
@@ -1407,7 +1407,7 @@
           <w14:ligatures w14:val="standardContextual"/>
         </w:rPr>
       </w:pPr>
-      <w:hyperlink w:anchor="_Toc240379641" w:history="1">
+      <w:hyperlink w:anchor="_Toc240381128" w:history="1">
         <w:r>
           <w:rPr>
             <w:rStyle w:val="Hyperlink"/>
@@ -1443,7 +1443,7 @@
             <w:noProof/>
             <w:webHidden/>
           </w:rPr>
-          <w:instrText xml:space="preserve"> PAGEREF _Toc240379641 \h </w:instrText>
+          <w:instrText xml:space="preserve"> PAGEREF _Toc240381128 \h </w:instrText>
         </w:r>
         <w:r>
           <w:rPr>
@@ -1488,7 +1488,7 @@
           <w14:ligatures w14:val="standardContextual"/>
         </w:rPr>
       </w:pPr>
-      <w:hyperlink w:anchor="_Toc240379642" w:history="1">
+      <w:hyperlink w:anchor="_Toc240381129" w:history="1">
         <w:r>
           <w:rPr>
             <w:rStyle w:val="Hyperlink"/>
@@ -1524,7 +1524,7 @@
             <w:noProof/>
             <w:webHidden/>
           </w:rPr>
-          <w:instrText xml:space="preserve"> PAGEREF _Toc240379642 \h </w:instrText>
+          <w:instrText xml:space="preserve"> PAGEREF _Toc240381129 \h </w:instrText>
         </w:r>
         <w:r>
           <w:rPr>
@@ -1569,7 +1569,7 @@
           <w14:ligatures w14:val="standardContextual"/>
         </w:rPr>
       </w:pPr>
-      <w:hyperlink w:anchor="_Toc240379643" w:history="1">
+      <w:hyperlink w:anchor="_Toc240381130" w:history="1">
         <w:r>
           <w:rPr>
             <w:rStyle w:val="Hyperlink"/>
@@ -1605,7 +1605,7 @@
             <w:noProof/>
             <w:webHidden/>
           </w:rPr>
-          <w:instrText xml:space="preserve"> PAGEREF _Toc240379643 \h </w:instrText>
+          <w:instrText xml:space="preserve"> PAGEREF _Toc240381130 \h </w:instrText>
         </w:r>
         <w:r>
           <w:rPr>
@@ -1650,7 +1650,7 @@
           <w14:ligatures w14:val="standardContextual"/>
         </w:rPr>
       </w:pPr>
-      <w:hyperlink w:anchor="_Toc240379644" w:history="1">
+      <w:hyperlink w:anchor="_Toc240381131" w:history="1">
         <w:r>
           <w:rPr>
             <w:rStyle w:val="Hyperlink"/>
@@ -1686,7 +1686,7 @@
             <w:noProof/>
             <w:webHidden/>
           </w:rPr>
-          <w:instrText xml:space="preserve"> PAGEREF _Toc240379644 \h </w:instrText>
+          <w:instrText xml:space="preserve"> PAGEREF _Toc240381131 \h </w:instrText>
         </w:r>
         <w:r>
           <w:rPr>
@@ -1731,7 +1731,7 @@
           <w14:ligatures w14:val="standardContextual"/>
         </w:rPr>
       </w:pPr>
-      <w:hyperlink w:anchor="_Toc240379645" w:history="1">
+      <w:hyperlink w:anchor="_Toc240381132" w:history="1">
         <w:r>
           <w:rPr>
             <w:rStyle w:val="Hyperlink"/>
@@ -1767,7 +1767,7 @@
             <w:noProof/>
             <w:webHidden/>
           </w:rPr>
-          <w:instrText xml:space="preserve"> PAGEREF _Toc240379645 \h </w:instrText>
+          <w:instrText xml:space="preserve"> PAGEREF _Toc240381132 \h </w:instrText>
         </w:r>
         <w:r>
           <w:rPr>
@@ -1812,7 +1812,7 @@
           <w14:ligatures w14:val="standardContextual"/>
         </w:rPr>
       </w:pPr>
-      <w:hyperlink w:anchor="_Toc240379646" w:history="1">
+      <w:hyperlink w:anchor="_Toc240381133" w:history="1">
         <w:r>
           <w:rPr>
             <w:rStyle w:val="Hyperlink"/>
@@ -1848,7 +1848,7 @@
             <w:noProof/>
             <w:webHidden/>
           </w:rPr>
-          <w:instrText xml:space="preserve"> PAGEREF _Toc240379646 \h </w:instrText>
+          <w:instrText xml:space="preserve"> PAGEREF _Toc240381133 \h </w:instrText>
         </w:r>
         <w:r>
           <w:rPr>
@@ -1893,7 +1893,7 @@
           <w14:ligatures w14:val="standardContextual"/>
         </w:rPr>
       </w:pPr>
-      <w:hyperlink w:anchor="_Toc240379647" w:history="1">
+      <w:hyperlink w:anchor="_Toc240381134" w:history="1">
         <w:r>
           <w:rPr>
             <w:rStyle w:val="Hyperlink"/>
@@ -1929,7 +1929,7 @@
             <w:noProof/>
             <w:webHidden/>
           </w:rPr>
-          <w:instrText xml:space="preserve"> PAGEREF _Toc240379647 \h </w:instrText>
+          <w:instrText xml:space="preserve"> PAGEREF _Toc240381134 \h </w:instrText>
         </w:r>
         <w:r>
           <w:rPr>
@@ -2394,7 +2394,7 @@
         <w:pStyle w:val="Heading1"/>
         <w:spacing w:before="240" w:after="120"/>
       </w:pPr>
-      <w:bookmarkStart w:id="0" w:name="_Toc240379626"/>
+      <w:bookmarkStart w:id="0" w:name="_Toc240381113"/>
       <w:r>
         <w:rPr>
           <w:rFonts w:ascii="Times New Roman" w:eastAsia="黑体" w:hAnsi="Times New Roman"/>
@@ -2809,7 +2809,7 @@
         <w:pStyle w:val="Heading1"/>
         <w:spacing w:before="240" w:after="120"/>
       </w:pPr>
-      <w:bookmarkStart w:id="1" w:name="_Toc240379627"/>
+      <w:bookmarkStart w:id="1" w:name="_Toc240381114"/>
       <w:r>
         <w:rPr>
           <w:rFonts w:ascii="Times New Roman" w:eastAsia="黑体" w:hAnsi="Times New Roman"/>
@@ -2833,7 +2833,7 @@
         <w:pStyle w:val="Heading2"/>
         <w:spacing w:before="240" w:after="120"/>
       </w:pPr>
-      <w:bookmarkStart w:id="2" w:name="_Toc240379628"/>
+      <w:bookmarkStart w:id="2" w:name="_Toc240381115"/>
       <w:r>
         <w:rPr>
           <w:rFonts w:ascii="Times New Roman" w:eastAsia="黑体" w:hAnsi="Times New Roman"/>
@@ -2854,10 +2854,17 @@
     </w:p>
     <w:p>
       <w:pPr>
-        <w:pStyle w:val="ListBullet"/>
+        <w:spacing w:line="360" w:lineRule="auto"/>
+        <w:ind w:left="420"/>
       </w:pPr>
       <w:r>
-        <w:t>指导书：《配置核查作业指导书》</w:t>
+        <w:t>（</w:t>
+      </w:r>
+      <w:r>
+        <w:t>1</w:t>
+      </w:r>
+      <w:r>
+        <w:t>）指导书：《配置核查作业指导书》</w:t>
       </w:r>
       <w:r>
         <w:t>v2.0.0</w:t>
@@ -2880,10 +2887,17 @@
     </w:p>
     <w:p>
       <w:pPr>
-        <w:pStyle w:val="ListBullet"/>
+        <w:spacing w:line="360" w:lineRule="auto"/>
+        <w:ind w:left="420"/>
       </w:pPr>
       <w:r>
-        <w:t>工具：</w:t>
+        <w:t>（</w:t>
+      </w:r>
+      <w:r>
+        <w:t>2</w:t>
+      </w:r>
+      <w:r>
+        <w:t>）工具：</w:t>
       </w:r>
       <w:r>
         <w:t xml:space="preserve">16 </w:t>
@@ -2984,10 +2998,17 @@
     </w:p>
     <w:p>
       <w:pPr>
-        <w:pStyle w:val="ListBullet"/>
+        <w:spacing w:line="360" w:lineRule="auto"/>
+        <w:ind w:left="420"/>
       </w:pPr>
       <w:r>
-        <w:t>项数口径：操作系统核查脚本输出</w:t>
+        <w:t>（</w:t>
+      </w:r>
+      <w:r>
+        <w:t>3</w:t>
+      </w:r>
+      <w:r>
+        <w:t>）项数口径：操作系统核查脚本输出</w:t>
       </w:r>
       <w:r>
         <w:t xml:space="preserve"> 139 </w:t>
@@ -3016,10 +3037,17 @@
     </w:p>
     <w:p>
       <w:pPr>
-        <w:pStyle w:val="ListBullet"/>
+        <w:spacing w:line="360" w:lineRule="auto"/>
+        <w:ind w:left="420"/>
       </w:pPr>
       <w:r>
-        <w:t>工具的组成、部署方式与使用方法详见《配置核查工具操作说明书》。</w:t>
+        <w:t>（</w:t>
+      </w:r>
+      <w:r>
+        <w:t>4</w:t>
+      </w:r>
+      <w:r>
+        <w:t>）工具的组成、部署方式与使用方法详见《配置核查工具操作说明书》。</w:t>
       </w:r>
     </w:p>
     <w:p>
@@ -3027,7 +3055,7 @@
         <w:pStyle w:val="Heading2"/>
         <w:spacing w:before="240" w:after="120"/>
       </w:pPr>
-      <w:bookmarkStart w:id="3" w:name="_Toc240379629"/>
+      <w:bookmarkStart w:id="3" w:name="_Toc240381116"/>
       <w:r>
         <w:rPr>
           <w:rFonts w:ascii="Times New Roman" w:eastAsia="黑体" w:hAnsi="Times New Roman"/>
@@ -3060,13 +3088,14 @@
         <w:pStyle w:val="Heading2"/>
         <w:spacing w:before="240" w:after="120"/>
       </w:pPr>
-      <w:bookmarkStart w:id="4" w:name="_Toc240379630"/>
+      <w:bookmarkStart w:id="4" w:name="_Toc240381117"/>
       <w:r>
         <w:rPr>
           <w:rFonts w:ascii="Times New Roman" w:eastAsia="黑体" w:hAnsi="Times New Roman"/>
           <w:color w:val="000000"/>
           <w:sz w:val="28"/>
         </w:rPr>
+        <w:lastRenderedPageBreak/>
         <w:t xml:space="preserve">2.3 </w:t>
       </w:r>
       <w:r>
@@ -3213,7 +3242,6 @@
               <w:rPr>
                 <w:sz w:val="21"/>
               </w:rPr>
-              <w:lastRenderedPageBreak/>
               <w:t>部分可自动化</w:t>
             </w:r>
           </w:p>
@@ -3269,7 +3297,7 @@
         <w:pStyle w:val="Heading2"/>
         <w:spacing w:before="240" w:after="120"/>
       </w:pPr>
-      <w:bookmarkStart w:id="5" w:name="_Toc240379631"/>
+      <w:bookmarkStart w:id="5" w:name="_Toc240381118"/>
       <w:r>
         <w:rPr>
           <w:rFonts w:ascii="Times New Roman" w:eastAsia="黑体" w:hAnsi="Times New Roman"/>
@@ -4003,10 +4031,17 @@
     </w:p>
     <w:p>
       <w:pPr>
-        <w:pStyle w:val="ListBullet"/>
+        <w:spacing w:line="360" w:lineRule="auto"/>
+        <w:ind w:left="420"/>
       </w:pPr>
       <w:r>
-        <w:t>判定依据为脚本源码中的检测分支与输出结论，逐项比对得出，可说明工具「具备」该项检测能力；判定逻辑本身是否正确，由</w:t>
+        <w:t>（</w:t>
+      </w:r>
+      <w:r>
+        <w:t>1</w:t>
+      </w:r>
+      <w:r>
+        <w:t>）判定依据为脚本源码中的检测分支与输出结论，逐项比对得出，可说明工具「具备」该项检测能力；判定逻辑本身是否正确，由</w:t>
       </w:r>
       <w:r>
         <w:t xml:space="preserve"> 17 </w:t>
@@ -4035,18 +4070,33 @@
     </w:p>
     <w:p>
       <w:pPr>
-        <w:pStyle w:val="ListBullet"/>
+        <w:spacing w:line="360" w:lineRule="auto"/>
+        <w:ind w:left="420"/>
       </w:pPr>
       <w:r>
-        <w:t>抽查项为脚本检测命令的独立复现，未引入未参与开发的第三方独立复评，因此本报告给出的是工具自身能力与实测一致性的验证结果，不构成第三方测评结论。</w:t>
+        <w:lastRenderedPageBreak/>
+        <w:t>（</w:t>
+      </w:r>
+      <w:r>
+        <w:t>2</w:t>
+      </w:r>
+      <w:r>
+        <w:t>）抽查项为脚本检测命令的独立复现，未引入未参与开发的第三方独立复评，因此本报告给出的是工具自身能力与实测一致性的验证结果，不构成第三方测评结论。</w:t>
       </w:r>
     </w:p>
     <w:p>
       <w:pPr>
-        <w:pStyle w:val="ListBullet"/>
+        <w:spacing w:line="360" w:lineRule="auto"/>
+        <w:ind w:left="420"/>
       </w:pPr>
       <w:r>
-        <w:t>网络设备</w:t>
+        <w:t>（</w:t>
+      </w:r>
+      <w:r>
+        <w:t>3</w:t>
+      </w:r>
+      <w:r>
+        <w:t>）网络设备</w:t>
       </w:r>
       <w:r>
         <w:t xml:space="preserve"> 23 </w:t>
@@ -4057,10 +4107,17 @@
     </w:p>
     <w:p>
       <w:pPr>
-        <w:pStyle w:val="ListBullet"/>
+        <w:spacing w:line="360" w:lineRule="auto"/>
+        <w:ind w:left="420"/>
       </w:pPr>
       <w:r>
-        <w:t>未实测平台（</w:t>
+        <w:t>（</w:t>
+      </w:r>
+      <w:r>
+        <w:t>4</w:t>
+      </w:r>
+      <w:r>
+        <w:t>）未实测平台（</w:t>
       </w:r>
       <w:r>
         <w:t>Windows 7 / XP</w:t>
@@ -4071,11 +4128,17 @@
     </w:p>
     <w:p>
       <w:pPr>
-        <w:pStyle w:val="ListBullet"/>
+        <w:spacing w:line="360" w:lineRule="auto"/>
+        <w:ind w:left="420"/>
       </w:pPr>
       <w:r>
-        <w:lastRenderedPageBreak/>
-        <w:t>操作系统脚本输出</w:t>
+        <w:t>（</w:t>
+      </w:r>
+      <w:r>
+        <w:t>5</w:t>
+      </w:r>
+      <w:r>
+        <w:t>）操作系统脚本输出</w:t>
       </w:r>
       <w:r>
         <w:t xml:space="preserve"> 139 </w:t>
@@ -4119,7 +4182,7 @@
         <w:pStyle w:val="Heading1"/>
         <w:spacing w:before="240" w:after="120"/>
       </w:pPr>
-      <w:bookmarkStart w:id="6" w:name="_Toc240379632"/>
+      <w:bookmarkStart w:id="6" w:name="_Toc240381119"/>
       <w:r>
         <w:rPr>
           <w:rFonts w:ascii="Times New Roman" w:eastAsia="黑体" w:hAnsi="Times New Roman"/>
@@ -5048,7 +5111,7 @@
         <w:pStyle w:val="Heading1"/>
         <w:spacing w:before="240" w:after="120"/>
       </w:pPr>
-      <w:bookmarkStart w:id="7" w:name="_Toc240379633"/>
+      <w:bookmarkStart w:id="7" w:name="_Toc240381120"/>
       <w:r>
         <w:rPr>
           <w:rFonts w:ascii="Times New Roman" w:eastAsia="黑体" w:hAnsi="Times New Roman"/>
@@ -5111,13 +5174,14 @@
         <w:pStyle w:val="Heading2"/>
         <w:spacing w:before="240" w:after="120"/>
       </w:pPr>
-      <w:bookmarkStart w:id="8" w:name="_Toc240379634"/>
+      <w:bookmarkStart w:id="8" w:name="_Toc240381121"/>
       <w:r>
         <w:rPr>
           <w:rFonts w:ascii="Times New Roman" w:eastAsia="黑体" w:hAnsi="Times New Roman"/>
           <w:color w:val="000000"/>
           <w:sz w:val="28"/>
         </w:rPr>
+        <w:lastRenderedPageBreak/>
         <w:t xml:space="preserve">4.1 </w:t>
       </w:r>
       <w:r>
@@ -5458,7 +5522,6 @@
               <w:rPr>
                 <w:sz w:val="21"/>
               </w:rPr>
-              <w:lastRenderedPageBreak/>
               <w:t>1.4</w:t>
             </w:r>
           </w:p>
@@ -6098,6 +6161,7 @@
               <w:rPr>
                 <w:sz w:val="21"/>
               </w:rPr>
+              <w:lastRenderedPageBreak/>
               <w:t>1.13</w:t>
             </w:r>
           </w:p>
@@ -6437,7 +6501,6 @@
               <w:rPr>
                 <w:sz w:val="21"/>
               </w:rPr>
-              <w:lastRenderedPageBreak/>
               <w:t>1.18</w:t>
             </w:r>
           </w:p>
@@ -7161,6 +7224,7 @@
               <w:rPr>
                 <w:sz w:val="21"/>
               </w:rPr>
+              <w:lastRenderedPageBreak/>
               <w:t>1.27</w:t>
             </w:r>
           </w:p>
@@ -7279,9 +7343,8 @@
         <w:rPr>
           <w:noProof/>
         </w:rPr>
-        <w:lastRenderedPageBreak/>
         <w:drawing>
-          <wp:inline distT="0" distB="0" distL="0" distR="0" wp14:anchorId="50970F06" wp14:editId="4E283604">
+          <wp:inline distT="0" distB="0" distL="0" distR="0" wp14:anchorId="78DACADD" wp14:editId="7CA58953">
             <wp:extent cx="5580000" cy="3178368"/>
             <wp:effectExtent l="0" t="0" r="0" b="0"/>
             <wp:docPr id="1" name="Picture 1"/>
@@ -7495,8 +7558,9 @@
         <w:rPr>
           <w:noProof/>
         </w:rPr>
+        <w:lastRenderedPageBreak/>
         <w:drawing>
-          <wp:inline distT="0" distB="0" distL="0" distR="0" wp14:anchorId="77AD1350" wp14:editId="45CAD86D">
+          <wp:inline distT="0" distB="0" distL="0" distR="0" wp14:anchorId="75923DE5" wp14:editId="065D6711">
             <wp:extent cx="5580000" cy="3106944"/>
             <wp:effectExtent l="0" t="0" r="0" b="0"/>
             <wp:docPr id="2" name="Picture 2"/>
@@ -7650,9 +7714,8 @@
         <w:rPr>
           <w:noProof/>
         </w:rPr>
-        <w:lastRenderedPageBreak/>
         <w:drawing>
-          <wp:inline distT="0" distB="0" distL="0" distR="0" wp14:anchorId="11DDAAE3" wp14:editId="7FF17F68">
+          <wp:inline distT="0" distB="0" distL="0" distR="0" wp14:anchorId="4847A7CE" wp14:editId="7FFD5F40">
             <wp:extent cx="5580000" cy="2892672"/>
             <wp:effectExtent l="0" t="0" r="0" b="0"/>
             <wp:docPr id="3" name="Picture 3"/>
@@ -7806,8 +7869,9 @@
         <w:rPr>
           <w:noProof/>
         </w:rPr>
+        <w:lastRenderedPageBreak/>
         <w:drawing>
-          <wp:inline distT="0" distB="0" distL="0" distR="0" wp14:anchorId="6EB1BAC8" wp14:editId="33576A31">
+          <wp:inline distT="0" distB="0" distL="0" distR="0" wp14:anchorId="363C1D27" wp14:editId="3B37213B">
             <wp:extent cx="5580000" cy="3106944"/>
             <wp:effectExtent l="0" t="0" r="0" b="0"/>
             <wp:docPr id="4" name="Picture 4"/>
@@ -7949,9 +8013,8 @@
         <w:rPr>
           <w:noProof/>
         </w:rPr>
-        <w:lastRenderedPageBreak/>
         <w:drawing>
-          <wp:inline distT="0" distB="0" distL="0" distR="0" wp14:anchorId="3B91A40E" wp14:editId="5D4F8726">
+          <wp:inline distT="0" distB="0" distL="0" distR="0" wp14:anchorId="4D02B9E3" wp14:editId="7CA2110D">
             <wp:extent cx="5580000" cy="2178432"/>
             <wp:effectExtent l="0" t="0" r="0" b="0"/>
             <wp:docPr id="5" name="Picture 5"/>
@@ -8129,8 +8192,9 @@
         <w:rPr>
           <w:noProof/>
         </w:rPr>
+        <w:lastRenderedPageBreak/>
         <w:drawing>
-          <wp:inline distT="0" distB="0" distL="0" distR="0" wp14:anchorId="4F00A362" wp14:editId="6688B3A0">
+          <wp:inline distT="0" distB="0" distL="0" distR="0" wp14:anchorId="70752CE3" wp14:editId="5A47E265">
             <wp:extent cx="5580000" cy="2178432"/>
             <wp:effectExtent l="0" t="0" r="0" b="0"/>
             <wp:docPr id="6" name="Picture 6"/>
@@ -8297,7 +8361,7 @@
           <w:noProof/>
         </w:rPr>
         <w:drawing>
-          <wp:inline distT="0" distB="0" distL="0" distR="0" wp14:anchorId="255FF6D7" wp14:editId="6D8D574A">
+          <wp:inline distT="0" distB="0" distL="0" distR="0" wp14:anchorId="12C5261E" wp14:editId="3054162E">
             <wp:extent cx="5580000" cy="1678464"/>
             <wp:effectExtent l="0" t="0" r="0" b="0"/>
             <wp:docPr id="7" name="Picture 7"/>
@@ -8475,9 +8539,8 @@
         <w:rPr>
           <w:noProof/>
         </w:rPr>
-        <w:lastRenderedPageBreak/>
         <w:drawing>
-          <wp:inline distT="0" distB="0" distL="0" distR="0" wp14:anchorId="625AB322" wp14:editId="4C9705EE">
+          <wp:inline distT="0" distB="0" distL="0" distR="0" wp14:anchorId="24E3AEEA" wp14:editId="4DBA166E">
             <wp:extent cx="5580000" cy="1678464"/>
             <wp:effectExtent l="0" t="0" r="0" b="0"/>
             <wp:docPr id="8" name="Picture 8"/>
@@ -8655,8 +8718,9 @@
         <w:rPr>
           <w:noProof/>
         </w:rPr>
+        <w:lastRenderedPageBreak/>
         <w:drawing>
-          <wp:inline distT="0" distB="0" distL="0" distR="0" wp14:anchorId="58CB487C" wp14:editId="09A8B2C3">
+          <wp:inline distT="0" distB="0" distL="0" distR="0" wp14:anchorId="76FB687A" wp14:editId="25E40D74">
             <wp:extent cx="5580000" cy="1607040"/>
             <wp:effectExtent l="0" t="0" r="0" b="0"/>
             <wp:docPr id="9" name="Picture 9"/>
@@ -8835,7 +8899,7 @@
           <w:noProof/>
         </w:rPr>
         <w:drawing>
-          <wp:inline distT="0" distB="0" distL="0" distR="0" wp14:anchorId="27DEA407" wp14:editId="23477B6F">
+          <wp:inline distT="0" distB="0" distL="0" distR="0" wp14:anchorId="38E4DBCE" wp14:editId="3ED13E4F">
             <wp:extent cx="5580000" cy="1607040"/>
             <wp:effectExtent l="0" t="0" r="0" b="0"/>
             <wp:docPr id="10" name="Picture 10"/>
@@ -9001,9 +9065,8 @@
         <w:rPr>
           <w:noProof/>
         </w:rPr>
-        <w:lastRenderedPageBreak/>
         <w:drawing>
-          <wp:inline distT="0" distB="0" distL="0" distR="0" wp14:anchorId="08571177" wp14:editId="0F45C84B">
+          <wp:inline distT="0" distB="0" distL="0" distR="0" wp14:anchorId="7C5039AF" wp14:editId="2CC1D860">
             <wp:extent cx="5580000" cy="1678464"/>
             <wp:effectExtent l="0" t="0" r="0" b="0"/>
             <wp:docPr id="11" name="Picture 11"/>
@@ -9145,8 +9208,9 @@
         <w:rPr>
           <w:noProof/>
         </w:rPr>
+        <w:lastRenderedPageBreak/>
         <w:drawing>
-          <wp:inline distT="0" distB="0" distL="0" distR="0" wp14:anchorId="0321925B" wp14:editId="39F86DDF">
+          <wp:inline distT="0" distB="0" distL="0" distR="0" wp14:anchorId="2396A0A3" wp14:editId="649D44CF">
             <wp:extent cx="5580000" cy="1678464"/>
             <wp:effectExtent l="0" t="0" r="0" b="0"/>
             <wp:docPr id="12" name="Picture 12"/>
@@ -9288,9 +9352,8 @@
         <w:rPr>
           <w:noProof/>
         </w:rPr>
-        <w:lastRenderedPageBreak/>
         <w:drawing>
-          <wp:inline distT="0" distB="0" distL="0" distR="0" wp14:anchorId="0A9BE26D" wp14:editId="194A34FC">
+          <wp:inline distT="0" distB="0" distL="0" distR="0" wp14:anchorId="0065B0DD" wp14:editId="583EC4D5">
             <wp:extent cx="5580000" cy="4384286"/>
             <wp:effectExtent l="0" t="0" r="0" b="0"/>
             <wp:docPr id="13" name="Picture 13"/>
@@ -9470,7 +9533,7 @@
         </w:rPr>
         <w:lastRenderedPageBreak/>
         <w:drawing>
-          <wp:inline distT="0" distB="0" distL="0" distR="0" wp14:anchorId="4EDF62AA" wp14:editId="6AD8F9A8">
+          <wp:inline distT="0" distB="0" distL="0" distR="0" wp14:anchorId="7B120235" wp14:editId="7CEBA9E1">
             <wp:extent cx="5580000" cy="4384286"/>
             <wp:effectExtent l="0" t="0" r="0" b="0"/>
             <wp:docPr id="14" name="Picture 14"/>
@@ -9638,7 +9701,7 @@
         </w:rPr>
         <w:lastRenderedPageBreak/>
         <w:drawing>
-          <wp:inline distT="0" distB="0" distL="0" distR="0" wp14:anchorId="20EEA36F" wp14:editId="7E00A779">
+          <wp:inline distT="0" distB="0" distL="0" distR="0" wp14:anchorId="77E11C0A" wp14:editId="11FD9CDA">
             <wp:extent cx="5580000" cy="3587143"/>
             <wp:effectExtent l="0" t="0" r="0" b="0"/>
             <wp:docPr id="15" name="Picture 15"/>
@@ -9817,7 +9880,7 @@
           <w:noProof/>
         </w:rPr>
         <w:drawing>
-          <wp:inline distT="0" distB="0" distL="0" distR="0" wp14:anchorId="7A25B81A" wp14:editId="1414B40F">
+          <wp:inline distT="0" distB="0" distL="0" distR="0" wp14:anchorId="49771C5B" wp14:editId="79879BA2">
             <wp:extent cx="5580000" cy="3427714"/>
             <wp:effectExtent l="0" t="0" r="0" b="0"/>
             <wp:docPr id="16" name="Picture 16"/>
@@ -10009,7 +10072,7 @@
         </w:rPr>
         <w:lastRenderedPageBreak/>
         <w:drawing>
-          <wp:inline distT="0" distB="0" distL="0" distR="0" wp14:anchorId="794C6B9A" wp14:editId="03C8F014">
+          <wp:inline distT="0" distB="0" distL="0" distR="0" wp14:anchorId="626A881E" wp14:editId="2BF4C0E4">
             <wp:extent cx="5580000" cy="4330080"/>
             <wp:effectExtent l="0" t="0" r="0" b="0"/>
             <wp:docPr id="17" name="Picture 17"/>
@@ -10165,7 +10228,7 @@
         </w:rPr>
         <w:lastRenderedPageBreak/>
         <w:drawing>
-          <wp:inline distT="0" distB="0" distL="0" distR="0" wp14:anchorId="4EAEEFEE" wp14:editId="28374DF0">
+          <wp:inline distT="0" distB="0" distL="0" distR="0" wp14:anchorId="6798A412" wp14:editId="65DB3E0C">
             <wp:extent cx="5580000" cy="2749824"/>
             <wp:effectExtent l="0" t="0" r="0" b="0"/>
             <wp:docPr id="18" name="Picture 18"/>
@@ -10356,7 +10419,7 @@
           <w:noProof/>
         </w:rPr>
         <w:drawing>
-          <wp:inline distT="0" distB="0" distL="0" distR="0" wp14:anchorId="6CB5A6CF" wp14:editId="0FCD3D00">
+          <wp:inline distT="0" distB="0" distL="0" distR="0" wp14:anchorId="26E847B3" wp14:editId="381362BD">
             <wp:extent cx="5580000" cy="1964160"/>
             <wp:effectExtent l="0" t="0" r="0" b="0"/>
             <wp:docPr id="19" name="Picture 19"/>
@@ -10566,7 +10629,7 @@
         </w:rPr>
         <w:lastRenderedPageBreak/>
         <w:drawing>
-          <wp:inline distT="0" distB="0" distL="0" distR="0" wp14:anchorId="4FA9EEC2" wp14:editId="45396670">
+          <wp:inline distT="0" distB="0" distL="0" distR="0" wp14:anchorId="5ABFB5CA" wp14:editId="07ADEB04">
             <wp:extent cx="5580000" cy="3821184"/>
             <wp:effectExtent l="0" t="0" r="0" b="0"/>
             <wp:docPr id="20" name="Picture 20"/>
@@ -10733,7 +10796,7 @@
           <w:noProof/>
         </w:rPr>
         <w:drawing>
-          <wp:inline distT="0" distB="0" distL="0" distR="0" wp14:anchorId="461BA7FC" wp14:editId="2E084B76">
+          <wp:inline distT="0" distB="0" distL="0" distR="0" wp14:anchorId="361DA9C2" wp14:editId="2B063EE3">
             <wp:extent cx="5580000" cy="464256"/>
             <wp:effectExtent l="0" t="0" r="0" b="0"/>
             <wp:docPr id="21" name="Picture 21"/>
@@ -10894,7 +10957,7 @@
           <w:noProof/>
         </w:rPr>
         <w:drawing>
-          <wp:inline distT="0" distB="0" distL="0" distR="0" wp14:anchorId="0F43AA56" wp14:editId="31EA6F1F">
+          <wp:inline distT="0" distB="0" distL="0" distR="0" wp14:anchorId="29A741EA" wp14:editId="1098715F">
             <wp:extent cx="5580000" cy="535680"/>
             <wp:effectExtent l="0" t="0" r="0" b="0"/>
             <wp:docPr id="22" name="Picture 22"/>
@@ -11062,7 +11125,7 @@
         </w:rPr>
         <w:lastRenderedPageBreak/>
         <w:drawing>
-          <wp:inline distT="0" distB="0" distL="0" distR="0" wp14:anchorId="09B5D5DA" wp14:editId="1FD9BAA7">
+          <wp:inline distT="0" distB="0" distL="0" distR="0" wp14:anchorId="4342084D" wp14:editId="5745540D">
             <wp:extent cx="5580000" cy="892800"/>
             <wp:effectExtent l="0" t="0" r="0" b="0"/>
             <wp:docPr id="23" name="Picture 23"/>
@@ -11253,7 +11316,7 @@
           <w:noProof/>
         </w:rPr>
         <w:drawing>
-          <wp:inline distT="0" distB="0" distL="0" distR="0" wp14:anchorId="7EDA63D1" wp14:editId="1B345040">
+          <wp:inline distT="0" distB="0" distL="0" distR="0" wp14:anchorId="19B66E03" wp14:editId="06A7232A">
             <wp:extent cx="5580000" cy="535680"/>
             <wp:effectExtent l="0" t="0" r="0" b="0"/>
             <wp:docPr id="24" name="Picture 24"/>
@@ -11486,7 +11549,7 @@
           <w:noProof/>
         </w:rPr>
         <w:drawing>
-          <wp:inline distT="0" distB="0" distL="0" distR="0" wp14:anchorId="40F75C86" wp14:editId="6CA56023">
+          <wp:inline distT="0" distB="0" distL="0" distR="0" wp14:anchorId="54FCACF7" wp14:editId="7C846E19">
             <wp:extent cx="5580000" cy="607104"/>
             <wp:effectExtent l="0" t="0" r="0" b="0"/>
             <wp:docPr id="25" name="Picture 25"/>
@@ -11689,7 +11752,7 @@
           <w:noProof/>
         </w:rPr>
         <w:drawing>
-          <wp:inline distT="0" distB="0" distL="0" distR="0" wp14:anchorId="1F66084B" wp14:editId="2858D62D">
+          <wp:inline distT="0" distB="0" distL="0" distR="0" wp14:anchorId="7F80A446" wp14:editId="052B008D">
             <wp:extent cx="5580000" cy="464256"/>
             <wp:effectExtent l="0" t="0" r="0" b="0"/>
             <wp:docPr id="26" name="Picture 26"/>
@@ -11880,7 +11943,7 @@
           <w:noProof/>
         </w:rPr>
         <w:drawing>
-          <wp:inline distT="0" distB="0" distL="0" distR="0" wp14:anchorId="731D4746" wp14:editId="45443AD8">
+          <wp:inline distT="0" distB="0" distL="0" distR="0" wp14:anchorId="5DC0E315" wp14:editId="4BD48FDE">
             <wp:extent cx="5580000" cy="535680"/>
             <wp:effectExtent l="0" t="0" r="0" b="0"/>
             <wp:docPr id="27" name="Picture 27"/>
@@ -12072,7 +12135,7 @@
         </w:rPr>
         <w:lastRenderedPageBreak/>
         <w:drawing>
-          <wp:inline distT="0" distB="0" distL="0" distR="0" wp14:anchorId="65925864" wp14:editId="3A55F20F">
+          <wp:inline distT="0" distB="0" distL="0" distR="0" wp14:anchorId="34A01F6D" wp14:editId="7DE26206">
             <wp:extent cx="5580000" cy="535680"/>
             <wp:effectExtent l="0" t="0" r="0" b="0"/>
             <wp:docPr id="28" name="Picture 28"/>
@@ -12239,7 +12302,7 @@
           <w:noProof/>
         </w:rPr>
         <w:drawing>
-          <wp:inline distT="0" distB="0" distL="0" distR="0" wp14:anchorId="0E33FB59" wp14:editId="7B3E4D43">
+          <wp:inline distT="0" distB="0" distL="0" distR="0" wp14:anchorId="70D780AE" wp14:editId="167080D5">
             <wp:extent cx="5580000" cy="535680"/>
             <wp:effectExtent l="0" t="0" r="0" b="0"/>
             <wp:docPr id="29" name="Picture 29"/>
@@ -12418,7 +12481,7 @@
           <w:noProof/>
         </w:rPr>
         <w:drawing>
-          <wp:inline distT="0" distB="0" distL="0" distR="0" wp14:anchorId="2026EB91" wp14:editId="1027E6A1">
+          <wp:inline distT="0" distB="0" distL="0" distR="0" wp14:anchorId="750B3B53" wp14:editId="4AEFD816">
             <wp:extent cx="5580000" cy="749952"/>
             <wp:effectExtent l="0" t="0" r="0" b="0"/>
             <wp:docPr id="30" name="Picture 30"/>
@@ -12609,7 +12672,7 @@
           <w:noProof/>
         </w:rPr>
         <w:drawing>
-          <wp:inline distT="0" distB="0" distL="0" distR="0" wp14:anchorId="65C776DE" wp14:editId="30280E52">
+          <wp:inline distT="0" distB="0" distL="0" distR="0" wp14:anchorId="6E41A46C" wp14:editId="674DBAAB">
             <wp:extent cx="5580000" cy="535680"/>
             <wp:effectExtent l="0" t="0" r="0" b="0"/>
             <wp:docPr id="31" name="Picture 31"/>
@@ -12782,7 +12845,7 @@
           <w:noProof/>
         </w:rPr>
         <w:drawing>
-          <wp:inline distT="0" distB="0" distL="0" distR="0" wp14:anchorId="0BBA3A4E" wp14:editId="025B8600">
+          <wp:inline distT="0" distB="0" distL="0" distR="0" wp14:anchorId="2BFF20A4" wp14:editId="75940A58">
             <wp:extent cx="5580000" cy="678528"/>
             <wp:effectExtent l="0" t="0" r="0" b="0"/>
             <wp:docPr id="32" name="Picture 32"/>
@@ -12974,7 +13037,7 @@
         </w:rPr>
         <w:lastRenderedPageBreak/>
         <w:drawing>
-          <wp:inline distT="0" distB="0" distL="0" distR="0" wp14:anchorId="0C30624E" wp14:editId="3737F593">
+          <wp:inline distT="0" distB="0" distL="0" distR="0" wp14:anchorId="4B5DB8D8" wp14:editId="65891F71">
             <wp:extent cx="5580000" cy="749952"/>
             <wp:effectExtent l="0" t="0" r="0" b="0"/>
             <wp:docPr id="33" name="Picture 33"/>
@@ -13177,7 +13240,7 @@
           <w:noProof/>
         </w:rPr>
         <w:drawing>
-          <wp:inline distT="0" distB="0" distL="0" distR="0" wp14:anchorId="78D4CB73" wp14:editId="168E0180">
+          <wp:inline distT="0" distB="0" distL="0" distR="0" wp14:anchorId="58881E3F" wp14:editId="78FD3BD0">
             <wp:extent cx="5580000" cy="535680"/>
             <wp:effectExtent l="0" t="0" r="0" b="0"/>
             <wp:docPr id="34" name="Picture 34"/>
@@ -13356,7 +13419,7 @@
           <w:noProof/>
         </w:rPr>
         <w:drawing>
-          <wp:inline distT="0" distB="0" distL="0" distR="0" wp14:anchorId="60DC55C1" wp14:editId="7FD2A72C">
+          <wp:inline distT="0" distB="0" distL="0" distR="0" wp14:anchorId="25EC8E1B" wp14:editId="7F1458E1">
             <wp:extent cx="5580000" cy="749952"/>
             <wp:effectExtent l="0" t="0" r="0" b="0"/>
             <wp:docPr id="35" name="Picture 35"/>
@@ -13541,7 +13604,7 @@
         <w:pStyle w:val="Heading2"/>
         <w:spacing w:before="240" w:after="120"/>
       </w:pPr>
-      <w:bookmarkStart w:id="9" w:name="_Toc240379635"/>
+      <w:bookmarkStart w:id="9" w:name="_Toc240381122"/>
       <w:r>
         <w:rPr>
           <w:rFonts w:ascii="Times New Roman" w:eastAsia="黑体" w:hAnsi="Times New Roman"/>
@@ -14915,7 +14978,7 @@
           <w:noProof/>
         </w:rPr>
         <w:drawing>
-          <wp:inline distT="0" distB="0" distL="0" distR="0" wp14:anchorId="4F644FED" wp14:editId="565B0433">
+          <wp:inline distT="0" distB="0" distL="0" distR="0" wp14:anchorId="4AA29CFC" wp14:editId="5B6D4317">
             <wp:extent cx="5580000" cy="1392768"/>
             <wp:effectExtent l="0" t="0" r="0" b="0"/>
             <wp:docPr id="36" name="Picture 36"/>
@@ -15106,7 +15169,7 @@
           <w:noProof/>
         </w:rPr>
         <w:drawing>
-          <wp:inline distT="0" distB="0" distL="0" distR="0" wp14:anchorId="7CBCEED7" wp14:editId="7723B7E5">
+          <wp:inline distT="0" distB="0" distL="0" distR="0" wp14:anchorId="09B3B781" wp14:editId="4E9383CA">
             <wp:extent cx="5580000" cy="892800"/>
             <wp:effectExtent l="0" t="0" r="0" b="0"/>
             <wp:docPr id="37" name="Picture 37"/>
@@ -15322,7 +15385,7 @@
         </w:rPr>
         <w:lastRenderedPageBreak/>
         <w:drawing>
-          <wp:inline distT="0" distB="0" distL="0" distR="0" wp14:anchorId="3052CDE5" wp14:editId="73B18DD9">
+          <wp:inline distT="0" distB="0" distL="0" distR="0" wp14:anchorId="0C33B181" wp14:editId="362D6287">
             <wp:extent cx="5580000" cy="1964160"/>
             <wp:effectExtent l="0" t="0" r="0" b="0"/>
             <wp:docPr id="38" name="Picture 38"/>
@@ -15537,7 +15600,7 @@
         <w:pStyle w:val="Heading2"/>
         <w:spacing w:before="240" w:after="120"/>
       </w:pPr>
-      <w:bookmarkStart w:id="10" w:name="_Toc240379636"/>
+      <w:bookmarkStart w:id="10" w:name="_Toc240381123"/>
       <w:r>
         <w:rPr>
           <w:rFonts w:ascii="Times New Roman" w:eastAsia="黑体" w:hAnsi="Times New Roman"/>
@@ -16896,7 +16959,7 @@
         <w:pStyle w:val="Heading2"/>
         <w:spacing w:before="240" w:after="120"/>
       </w:pPr>
-      <w:bookmarkStart w:id="11" w:name="_Toc240379637"/>
+      <w:bookmarkStart w:id="11" w:name="_Toc240381124"/>
       <w:r>
         <w:rPr>
           <w:rFonts w:ascii="Times New Roman" w:eastAsia="黑体" w:hAnsi="Times New Roman"/>
@@ -19593,7 +19656,7 @@
         <w:pStyle w:val="Heading2"/>
         <w:spacing w:before="240" w:after="120"/>
       </w:pPr>
-      <w:bookmarkStart w:id="12" w:name="_Toc240379638"/>
+      <w:bookmarkStart w:id="12" w:name="_Toc240381125"/>
       <w:r>
         <w:rPr>
           <w:rFonts w:ascii="Times New Roman" w:eastAsia="黑体" w:hAnsi="Times New Roman"/>
@@ -21301,7 +21364,7 @@
         </w:rPr>
         <w:lastRenderedPageBreak/>
         <w:drawing>
-          <wp:inline distT="0" distB="0" distL="0" distR="0" wp14:anchorId="7D9BBEDB" wp14:editId="5AF5CFAB">
+          <wp:inline distT="0" distB="0" distL="0" distR="0" wp14:anchorId="0629A585" wp14:editId="06BF95F1">
             <wp:extent cx="5580000" cy="1178496"/>
             <wp:effectExtent l="0" t="0" r="0" b="0"/>
             <wp:docPr id="39" name="Picture 39"/>
@@ -21528,7 +21591,7 @@
           <w:noProof/>
         </w:rPr>
         <w:drawing>
-          <wp:inline distT="0" distB="0" distL="0" distR="0" wp14:anchorId="232CB38E" wp14:editId="04F11FAA">
+          <wp:inline distT="0" distB="0" distL="0" distR="0" wp14:anchorId="7EE801FC" wp14:editId="25A10CAC">
             <wp:extent cx="5040000" cy="4500000"/>
             <wp:effectExtent l="0" t="0" r="0" b="0"/>
             <wp:docPr id="40" name="Picture 40"/>
@@ -21696,7 +21759,7 @@
         </w:rPr>
         <w:lastRenderedPageBreak/>
         <w:drawing>
-          <wp:inline distT="0" distB="0" distL="0" distR="0" wp14:anchorId="31585E67" wp14:editId="262A5E40">
+          <wp:inline distT="0" distB="0" distL="0" distR="0" wp14:anchorId="2E6FDA28" wp14:editId="141108CD">
             <wp:extent cx="5040000" cy="4500000"/>
             <wp:effectExtent l="0" t="0" r="0" b="0"/>
             <wp:docPr id="41" name="Picture 41"/>
@@ -21845,7 +21908,7 @@
         <w:pStyle w:val="Heading2"/>
         <w:spacing w:before="240" w:after="120"/>
       </w:pPr>
-      <w:bookmarkStart w:id="13" w:name="_Toc240379639"/>
+      <w:bookmarkStart w:id="13" w:name="_Toc240381126"/>
       <w:r>
         <w:rPr>
           <w:rFonts w:ascii="Times New Roman" w:eastAsia="黑体" w:hAnsi="Times New Roman"/>
@@ -22591,7 +22654,7 @@
         <w:pStyle w:val="Heading2"/>
         <w:spacing w:before="240" w:after="120"/>
       </w:pPr>
-      <w:bookmarkStart w:id="14" w:name="_Toc240379640"/>
+      <w:bookmarkStart w:id="14" w:name="_Toc240381127"/>
       <w:r>
         <w:rPr>
           <w:rFonts w:ascii="Times New Roman" w:eastAsia="黑体" w:hAnsi="Times New Roman"/>
@@ -23043,7 +23106,7 @@
         <w:pStyle w:val="Heading2"/>
         <w:spacing w:before="240" w:after="120"/>
       </w:pPr>
-      <w:bookmarkStart w:id="15" w:name="_Toc240379641"/>
+      <w:bookmarkStart w:id="15" w:name="_Toc240381128"/>
       <w:r>
         <w:rPr>
           <w:rFonts w:ascii="Times New Roman" w:eastAsia="黑体" w:hAnsi="Times New Roman"/>
@@ -23437,7 +23500,7 @@
         <w:pStyle w:val="Heading2"/>
         <w:spacing w:before="240" w:after="120"/>
       </w:pPr>
-      <w:bookmarkStart w:id="16" w:name="_Toc240379642"/>
+      <w:bookmarkStart w:id="16" w:name="_Toc240381129"/>
       <w:r>
         <w:rPr>
           <w:rFonts w:ascii="Times New Roman" w:eastAsia="黑体" w:hAnsi="Times New Roman"/>
@@ -23832,7 +23895,7 @@
         <w:pStyle w:val="Heading2"/>
         <w:spacing w:before="240" w:after="120"/>
       </w:pPr>
-      <w:bookmarkStart w:id="17" w:name="_Toc240379643"/>
+      <w:bookmarkStart w:id="17" w:name="_Toc240381130"/>
       <w:r>
         <w:rPr>
           <w:rFonts w:ascii="Times New Roman" w:eastAsia="黑体" w:hAnsi="Times New Roman"/>
@@ -24092,7 +24155,7 @@
         <w:pStyle w:val="Heading1"/>
         <w:spacing w:before="240" w:after="120"/>
       </w:pPr>
-      <w:bookmarkStart w:id="18" w:name="_Toc240379644"/>
+      <w:bookmarkStart w:id="18" w:name="_Toc240381131"/>
       <w:r>
         <w:rPr>
           <w:rFonts w:ascii="Times New Roman" w:eastAsia="黑体" w:hAnsi="Times New Roman"/>
@@ -24360,7 +24423,7 @@
         <w:pStyle w:val="Heading1"/>
         <w:spacing w:before="240" w:after="120"/>
       </w:pPr>
-      <w:bookmarkStart w:id="19" w:name="_Toc240379645"/>
+      <w:bookmarkStart w:id="19" w:name="_Toc240381132"/>
       <w:r>
         <w:rPr>
           <w:rFonts w:ascii="Times New Roman" w:eastAsia="黑体" w:hAnsi="Times New Roman"/>
@@ -24399,7 +24462,7 @@
         <w:pStyle w:val="Heading2"/>
         <w:spacing w:before="240" w:after="120"/>
       </w:pPr>
-      <w:bookmarkStart w:id="20" w:name="_Toc240379646"/>
+      <w:bookmarkStart w:id="20" w:name="_Toc240381133"/>
       <w:r>
         <w:rPr>
           <w:rFonts w:ascii="Times New Roman" w:eastAsia="黑体" w:hAnsi="Times New Roman"/>
@@ -24463,7 +24526,7 @@
         </w:rPr>
         <w:lastRenderedPageBreak/>
         <w:drawing>
-          <wp:inline distT="0" distB="0" distL="0" distR="0" wp14:anchorId="426E8601" wp14:editId="2517BC84">
+          <wp:inline distT="0" distB="0" distL="0" distR="0" wp14:anchorId="6C8B52E6" wp14:editId="37F824C3">
             <wp:extent cx="5580000" cy="4330080"/>
             <wp:effectExtent l="0" t="0" r="0" b="0"/>
             <wp:docPr id="42" name="Picture 42"/>
@@ -24714,7 +24777,7 @@
           <w:noProof/>
         </w:rPr>
         <w:drawing>
-          <wp:inline distT="0" distB="0" distL="0" distR="0" wp14:anchorId="1AA7D9DD" wp14:editId="345DB8D2">
+          <wp:inline distT="0" distB="0" distL="0" distR="0" wp14:anchorId="45A71333" wp14:editId="35985482">
             <wp:extent cx="5580000" cy="1678464"/>
             <wp:effectExtent l="0" t="0" r="0" b="0"/>
             <wp:docPr id="43" name="Picture 43"/>
@@ -24870,7 +24933,7 @@
         </w:rPr>
         <w:lastRenderedPageBreak/>
         <w:drawing>
-          <wp:inline distT="0" distB="0" distL="0" distR="0" wp14:anchorId="0A881959" wp14:editId="224122A2">
+          <wp:inline distT="0" distB="0" distL="0" distR="0" wp14:anchorId="2FEED5EB" wp14:editId="78917847">
             <wp:extent cx="5040000" cy="4500000"/>
             <wp:effectExtent l="0" t="0" r="0" b="0"/>
             <wp:docPr id="44" name="Picture 44"/>
@@ -25050,7 +25113,7 @@
         </w:rPr>
         <w:lastRenderedPageBreak/>
         <w:drawing>
-          <wp:inline distT="0" distB="0" distL="0" distR="0" wp14:anchorId="37DA5647" wp14:editId="4E2CA8D3">
+          <wp:inline distT="0" distB="0" distL="0" distR="0" wp14:anchorId="7FC028CF" wp14:editId="09EA987F">
             <wp:extent cx="5040000" cy="4500000"/>
             <wp:effectExtent l="0" t="0" r="0" b="0"/>
             <wp:docPr id="45" name="Picture 45"/>
@@ -25199,7 +25262,7 @@
         <w:pStyle w:val="Heading2"/>
         <w:spacing w:before="240" w:after="120"/>
       </w:pPr>
-      <w:bookmarkStart w:id="21" w:name="_Toc240379647"/>
+      <w:bookmarkStart w:id="21" w:name="_Toc240381134"/>
       <w:r>
         <w:rPr>
           <w:rFonts w:ascii="Times New Roman" w:eastAsia="黑体" w:hAnsi="Times New Roman"/>
@@ -25257,7 +25320,7 @@
         </w:rPr>
         <w:lastRenderedPageBreak/>
         <w:drawing>
-          <wp:inline distT="0" distB="0" distL="0" distR="0" wp14:anchorId="225587FD" wp14:editId="464EA683">
+          <wp:inline distT="0" distB="0" distL="0" distR="0" wp14:anchorId="07E8E707" wp14:editId="0CF3B570">
             <wp:extent cx="5040000" cy="4500000"/>
             <wp:effectExtent l="0" t="0" r="0" b="0"/>
             <wp:docPr id="46" name="Picture 46"/>
@@ -25425,7 +25488,7 @@
         </w:rPr>
         <w:lastRenderedPageBreak/>
         <w:drawing>
-          <wp:inline distT="0" distB="0" distL="0" distR="0" wp14:anchorId="5256D2DE" wp14:editId="67E48256">
+          <wp:inline distT="0" distB="0" distL="0" distR="0" wp14:anchorId="7C843E82" wp14:editId="785F0399">
             <wp:extent cx="4200000" cy="4500000"/>
             <wp:effectExtent l="0" t="0" r="0" b="0"/>
             <wp:docPr id="47" name="Picture 47"/>
@@ -25617,7 +25680,7 @@
         </w:rPr>
         <w:lastRenderedPageBreak/>
         <w:drawing>
-          <wp:inline distT="0" distB="0" distL="0" distR="0" wp14:anchorId="44690877" wp14:editId="0C76944D">
+          <wp:inline distT="0" distB="0" distL="0" distR="0" wp14:anchorId="701A06E1" wp14:editId="3186E125">
             <wp:extent cx="5580000" cy="3260552"/>
             <wp:effectExtent l="0" t="0" r="0" b="0"/>
             <wp:docPr id="48" name="Picture 48"/>
@@ -25796,7 +25859,7 @@
           <w:noProof/>
         </w:rPr>
         <w:drawing>
-          <wp:inline distT="0" distB="0" distL="0" distR="0" wp14:anchorId="3C2403FF" wp14:editId="4CBA260D">
+          <wp:inline distT="0" distB="0" distL="0" distR="0" wp14:anchorId="1E782894" wp14:editId="02B96AF8">
             <wp:extent cx="5580000" cy="3268881"/>
             <wp:effectExtent l="0" t="0" r="0" b="0"/>
             <wp:docPr id="49" name="Picture 49"/>
@@ -25976,7 +26039,7 @@
         </w:rPr>
         <w:lastRenderedPageBreak/>
         <w:drawing>
-          <wp:inline distT="0" distB="0" distL="0" distR="0" wp14:anchorId="1C52A774" wp14:editId="29EEC1BE">
+          <wp:inline distT="0" distB="0" distL="0" distR="0" wp14:anchorId="1E495E39" wp14:editId="7FB0780A">
             <wp:extent cx="5000407" cy="4500000"/>
             <wp:effectExtent l="0" t="0" r="0" b="0"/>
             <wp:docPr id="50" name="Picture 50"/>
@@ -26444,31 +26507,31 @@
       </w:rPr>
     </w:lvl>
   </w:abstractNum>
-  <w:num w:numId="1" w16cid:durableId="1837308828">
+  <w:num w:numId="1" w16cid:durableId="18750823">
     <w:abstractNumId w:val="8"/>
   </w:num>
-  <w:num w:numId="2" w16cid:durableId="224267522">
+  <w:num w:numId="2" w16cid:durableId="1897887108">
     <w:abstractNumId w:val="6"/>
   </w:num>
-  <w:num w:numId="3" w16cid:durableId="1329098252">
+  <w:num w:numId="3" w16cid:durableId="1872913828">
     <w:abstractNumId w:val="5"/>
   </w:num>
-  <w:num w:numId="4" w16cid:durableId="711417853">
+  <w:num w:numId="4" w16cid:durableId="1665816533">
     <w:abstractNumId w:val="4"/>
   </w:num>
-  <w:num w:numId="5" w16cid:durableId="284117976">
+  <w:num w:numId="5" w16cid:durableId="1340498105">
     <w:abstractNumId w:val="7"/>
   </w:num>
-  <w:num w:numId="6" w16cid:durableId="951014591">
+  <w:num w:numId="6" w16cid:durableId="1487891212">
     <w:abstractNumId w:val="3"/>
   </w:num>
-  <w:num w:numId="7" w16cid:durableId="331958547">
+  <w:num w:numId="7" w16cid:durableId="1701977948">
     <w:abstractNumId w:val="2"/>
   </w:num>
-  <w:num w:numId="8" w16cid:durableId="1227373553">
+  <w:num w:numId="8" w16cid:durableId="1867795204">
     <w:abstractNumId w:val="1"/>
   </w:num>
-  <w:num w:numId="9" w16cid:durableId="1253662347">
+  <w:num w:numId="9" w16cid:durableId="695037828">
     <w:abstractNumId w:val="0"/>
   </w:num>
 </w:numbering>
@@ -37884,7 +37947,7 @@
     <w:basedOn w:val="DefaultParagraphFont"/>
     <w:uiPriority w:val="99"/>
     <w:unhideWhenUsed/>
-    <w:rsid w:val="009D3542"/>
+    <w:rsid w:val="005252C9"/>
     <w:rPr>
       <w:color w:val="0000FF" w:themeColor="hyperlink"/>
       <w:u w:val="single"/>

--- a/checklist_tool/指导书与核查工具交叉验证报告.docx
+++ b/checklist_tool/指导书与核查工具交叉验证报告.docx
@@ -5,7 +5,6 @@
     <w:p/>
     <w:p/>
     <w:p/>
-    <w:p/>
     <w:p>
       <w:pPr>
         <w:jc w:val="center"/>
@@ -32,8 +31,6 @@
         <w:t>和工具交叉验证报告</w:t>
       </w:r>
     </w:p>
-    <w:p/>
-    <w:p/>
     <w:p/>
     <w:p/>
     <w:p/>
@@ -192,7 +189,7 @@
       <w:r>
         <w:fldChar w:fldCharType="separate"/>
       </w:r>
-      <w:hyperlink w:anchor="_Toc240381113" w:history="1">
+      <w:hyperlink w:anchor="_Toc240381426" w:history="1">
         <w:r>
           <w:rPr>
             <w:rStyle w:val="Hyperlink"/>
@@ -228,7 +225,7 @@
             <w:noProof/>
             <w:webHidden/>
           </w:rPr>
-          <w:instrText xml:space="preserve"> PAGEREF _Toc240381113 \h </w:instrText>
+          <w:instrText xml:space="preserve"> PAGEREF _Toc240381426 \h </w:instrText>
         </w:r>
         <w:r>
           <w:rPr>
@@ -273,7 +270,7 @@
           <w14:ligatures w14:val="standardContextual"/>
         </w:rPr>
       </w:pPr>
-      <w:hyperlink w:anchor="_Toc240381114" w:history="1">
+      <w:hyperlink w:anchor="_Toc240381427" w:history="1">
         <w:r>
           <w:rPr>
             <w:rStyle w:val="Hyperlink"/>
@@ -309,7 +306,7 @@
             <w:noProof/>
             <w:webHidden/>
           </w:rPr>
-          <w:instrText xml:space="preserve"> PAGEREF _Toc240381114 \h </w:instrText>
+          <w:instrText xml:space="preserve"> PAGEREF _Toc240381427 \h </w:instrText>
         </w:r>
         <w:r>
           <w:rPr>
@@ -354,7 +351,7 @@
           <w14:ligatures w14:val="standardContextual"/>
         </w:rPr>
       </w:pPr>
-      <w:hyperlink w:anchor="_Toc240381115" w:history="1">
+      <w:hyperlink w:anchor="_Toc240381428" w:history="1">
         <w:r>
           <w:rPr>
             <w:rStyle w:val="Hyperlink"/>
@@ -390,7 +387,7 @@
             <w:noProof/>
             <w:webHidden/>
           </w:rPr>
-          <w:instrText xml:space="preserve"> PAGEREF _Toc240381115 \h </w:instrText>
+          <w:instrText xml:space="preserve"> PAGEREF _Toc240381428 \h </w:instrText>
         </w:r>
         <w:r>
           <w:rPr>
@@ -435,7 +432,7 @@
           <w14:ligatures w14:val="standardContextual"/>
         </w:rPr>
       </w:pPr>
-      <w:hyperlink w:anchor="_Toc240381116" w:history="1">
+      <w:hyperlink w:anchor="_Toc240381429" w:history="1">
         <w:r>
           <w:rPr>
             <w:rStyle w:val="Hyperlink"/>
@@ -471,7 +468,7 @@
             <w:noProof/>
             <w:webHidden/>
           </w:rPr>
-          <w:instrText xml:space="preserve"> PAGEREF _Toc240381116 \h </w:instrText>
+          <w:instrText xml:space="preserve"> PAGEREF _Toc240381429 \h </w:instrText>
         </w:r>
         <w:r>
           <w:rPr>
@@ -516,7 +513,7 @@
           <w14:ligatures w14:val="standardContextual"/>
         </w:rPr>
       </w:pPr>
-      <w:hyperlink w:anchor="_Toc240381117" w:history="1">
+      <w:hyperlink w:anchor="_Toc240381430" w:history="1">
         <w:r>
           <w:rPr>
             <w:rStyle w:val="Hyperlink"/>
@@ -552,7 +549,7 @@
             <w:noProof/>
             <w:webHidden/>
           </w:rPr>
-          <w:instrText xml:space="preserve"> PAGEREF _Toc240381117 \h </w:instrText>
+          <w:instrText xml:space="preserve"> PAGEREF _Toc240381430 \h </w:instrText>
         </w:r>
         <w:r>
           <w:rPr>
@@ -597,7 +594,7 @@
           <w14:ligatures w14:val="standardContextual"/>
         </w:rPr>
       </w:pPr>
-      <w:hyperlink w:anchor="_Toc240381118" w:history="1">
+      <w:hyperlink w:anchor="_Toc240381431" w:history="1">
         <w:r>
           <w:rPr>
             <w:rStyle w:val="Hyperlink"/>
@@ -633,7 +630,7 @@
             <w:noProof/>
             <w:webHidden/>
           </w:rPr>
-          <w:instrText xml:space="preserve"> PAGEREF _Toc240381118 \h </w:instrText>
+          <w:instrText xml:space="preserve"> PAGEREF _Toc240381431 \h </w:instrText>
         </w:r>
         <w:r>
           <w:rPr>
@@ -678,7 +675,7 @@
           <w14:ligatures w14:val="standardContextual"/>
         </w:rPr>
       </w:pPr>
-      <w:hyperlink w:anchor="_Toc240381119" w:history="1">
+      <w:hyperlink w:anchor="_Toc240381432" w:history="1">
         <w:r>
           <w:rPr>
             <w:rStyle w:val="Hyperlink"/>
@@ -714,7 +711,7 @@
             <w:noProof/>
             <w:webHidden/>
           </w:rPr>
-          <w:instrText xml:space="preserve"> PAGEREF _Toc240381119 \h </w:instrText>
+          <w:instrText xml:space="preserve"> PAGEREF _Toc240381432 \h </w:instrText>
         </w:r>
         <w:r>
           <w:rPr>
@@ -759,7 +756,7 @@
           <w14:ligatures w14:val="standardContextual"/>
         </w:rPr>
       </w:pPr>
-      <w:hyperlink w:anchor="_Toc240381120" w:history="1">
+      <w:hyperlink w:anchor="_Toc240381433" w:history="1">
         <w:r>
           <w:rPr>
             <w:rStyle w:val="Hyperlink"/>
@@ -795,7 +792,7 @@
             <w:noProof/>
             <w:webHidden/>
           </w:rPr>
-          <w:instrText xml:space="preserve"> PAGEREF _Toc240381120 \h </w:instrText>
+          <w:instrText xml:space="preserve"> PAGEREF _Toc240381433 \h </w:instrText>
         </w:r>
         <w:r>
           <w:rPr>
@@ -840,7 +837,7 @@
           <w14:ligatures w14:val="standardContextual"/>
         </w:rPr>
       </w:pPr>
-      <w:hyperlink w:anchor="_Toc240381121" w:history="1">
+      <w:hyperlink w:anchor="_Toc240381434" w:history="1">
         <w:r>
           <w:rPr>
             <w:rStyle w:val="Hyperlink"/>
@@ -876,7 +873,7 @@
             <w:noProof/>
             <w:webHidden/>
           </w:rPr>
-          <w:instrText xml:space="preserve"> PAGEREF _Toc240381121 \h </w:instrText>
+          <w:instrText xml:space="preserve"> PAGEREF _Toc240381434 \h </w:instrText>
         </w:r>
         <w:r>
           <w:rPr>
@@ -921,7 +918,7 @@
           <w14:ligatures w14:val="standardContextual"/>
         </w:rPr>
       </w:pPr>
-      <w:hyperlink w:anchor="_Toc240381122" w:history="1">
+      <w:hyperlink w:anchor="_Toc240381435" w:history="1">
         <w:r>
           <w:rPr>
             <w:rStyle w:val="Hyperlink"/>
@@ -957,7 +954,7 @@
             <w:noProof/>
             <w:webHidden/>
           </w:rPr>
-          <w:instrText xml:space="preserve"> PAGEREF _Toc240381122 \h </w:instrText>
+          <w:instrText xml:space="preserve"> PAGEREF _Toc240381435 \h </w:instrText>
         </w:r>
         <w:r>
           <w:rPr>
@@ -1002,7 +999,7 @@
           <w14:ligatures w14:val="standardContextual"/>
         </w:rPr>
       </w:pPr>
-      <w:hyperlink w:anchor="_Toc240381123" w:history="1">
+      <w:hyperlink w:anchor="_Toc240381436" w:history="1">
         <w:r>
           <w:rPr>
             <w:rStyle w:val="Hyperlink"/>
@@ -1038,7 +1035,7 @@
             <w:noProof/>
             <w:webHidden/>
           </w:rPr>
-          <w:instrText xml:space="preserve"> PAGEREF _Toc240381123 \h </w:instrText>
+          <w:instrText xml:space="preserve"> PAGEREF _Toc240381436 \h </w:instrText>
         </w:r>
         <w:r>
           <w:rPr>
@@ -1083,7 +1080,7 @@
           <w14:ligatures w14:val="standardContextual"/>
         </w:rPr>
       </w:pPr>
-      <w:hyperlink w:anchor="_Toc240381124" w:history="1">
+      <w:hyperlink w:anchor="_Toc240381437" w:history="1">
         <w:r>
           <w:rPr>
             <w:rStyle w:val="Hyperlink"/>
@@ -1119,7 +1116,7 @@
             <w:noProof/>
             <w:webHidden/>
           </w:rPr>
-          <w:instrText xml:space="preserve"> PAGEREF _Toc240381124 \h </w:instrText>
+          <w:instrText xml:space="preserve"> PAGEREF _Toc240381437 \h </w:instrText>
         </w:r>
         <w:r>
           <w:rPr>
@@ -1164,7 +1161,7 @@
           <w14:ligatures w14:val="standardContextual"/>
         </w:rPr>
       </w:pPr>
-      <w:hyperlink w:anchor="_Toc240381125" w:history="1">
+      <w:hyperlink w:anchor="_Toc240381438" w:history="1">
         <w:r>
           <w:rPr>
             <w:rStyle w:val="Hyperlink"/>
@@ -1200,7 +1197,7 @@
             <w:noProof/>
             <w:webHidden/>
           </w:rPr>
-          <w:instrText xml:space="preserve"> PAGEREF _Toc240381125 \h </w:instrText>
+          <w:instrText xml:space="preserve"> PAGEREF _Toc240381438 \h </w:instrText>
         </w:r>
         <w:r>
           <w:rPr>
@@ -1245,7 +1242,7 @@
           <w14:ligatures w14:val="standardContextual"/>
         </w:rPr>
       </w:pPr>
-      <w:hyperlink w:anchor="_Toc240381126" w:history="1">
+      <w:hyperlink w:anchor="_Toc240381439" w:history="1">
         <w:r>
           <w:rPr>
             <w:rStyle w:val="Hyperlink"/>
@@ -1281,7 +1278,7 @@
             <w:noProof/>
             <w:webHidden/>
           </w:rPr>
-          <w:instrText xml:space="preserve"> PAGEREF _Toc240381126 \h </w:instrText>
+          <w:instrText xml:space="preserve"> PAGEREF _Toc240381439 \h </w:instrText>
         </w:r>
         <w:r>
           <w:rPr>
@@ -1326,7 +1323,7 @@
           <w14:ligatures w14:val="standardContextual"/>
         </w:rPr>
       </w:pPr>
-      <w:hyperlink w:anchor="_Toc240381127" w:history="1">
+      <w:hyperlink w:anchor="_Toc240381440" w:history="1">
         <w:r>
           <w:rPr>
             <w:rStyle w:val="Hyperlink"/>
@@ -1362,7 +1359,7 @@
             <w:noProof/>
             <w:webHidden/>
           </w:rPr>
-          <w:instrText xml:space="preserve"> PAGEREF _Toc240381127 \h </w:instrText>
+          <w:instrText xml:space="preserve"> PAGEREF _Toc240381440 \h </w:instrText>
         </w:r>
         <w:r>
           <w:rPr>
@@ -1407,7 +1404,7 @@
           <w14:ligatures w14:val="standardContextual"/>
         </w:rPr>
       </w:pPr>
-      <w:hyperlink w:anchor="_Toc240381128" w:history="1">
+      <w:hyperlink w:anchor="_Toc240381441" w:history="1">
         <w:r>
           <w:rPr>
             <w:rStyle w:val="Hyperlink"/>
@@ -1443,7 +1440,7 @@
             <w:noProof/>
             <w:webHidden/>
           </w:rPr>
-          <w:instrText xml:space="preserve"> PAGEREF _Toc240381128 \h </w:instrText>
+          <w:instrText xml:space="preserve"> PAGEREF _Toc240381441 \h </w:instrText>
         </w:r>
         <w:r>
           <w:rPr>
@@ -1488,7 +1485,7 @@
           <w14:ligatures w14:val="standardContextual"/>
         </w:rPr>
       </w:pPr>
-      <w:hyperlink w:anchor="_Toc240381129" w:history="1">
+      <w:hyperlink w:anchor="_Toc240381442" w:history="1">
         <w:r>
           <w:rPr>
             <w:rStyle w:val="Hyperlink"/>
@@ -1524,7 +1521,7 @@
             <w:noProof/>
             <w:webHidden/>
           </w:rPr>
-          <w:instrText xml:space="preserve"> PAGEREF _Toc240381129 \h </w:instrText>
+          <w:instrText xml:space="preserve"> PAGEREF _Toc240381442 \h </w:instrText>
         </w:r>
         <w:r>
           <w:rPr>
@@ -1569,7 +1566,7 @@
           <w14:ligatures w14:val="standardContextual"/>
         </w:rPr>
       </w:pPr>
-      <w:hyperlink w:anchor="_Toc240381130" w:history="1">
+      <w:hyperlink w:anchor="_Toc240381443" w:history="1">
         <w:r>
           <w:rPr>
             <w:rStyle w:val="Hyperlink"/>
@@ -1605,7 +1602,7 @@
             <w:noProof/>
             <w:webHidden/>
           </w:rPr>
-          <w:instrText xml:space="preserve"> PAGEREF _Toc240381130 \h </w:instrText>
+          <w:instrText xml:space="preserve"> PAGEREF _Toc240381443 \h </w:instrText>
         </w:r>
         <w:r>
           <w:rPr>
@@ -1650,7 +1647,7 @@
           <w14:ligatures w14:val="standardContextual"/>
         </w:rPr>
       </w:pPr>
-      <w:hyperlink w:anchor="_Toc240381131" w:history="1">
+      <w:hyperlink w:anchor="_Toc240381444" w:history="1">
         <w:r>
           <w:rPr>
             <w:rStyle w:val="Hyperlink"/>
@@ -1686,7 +1683,7 @@
             <w:noProof/>
             <w:webHidden/>
           </w:rPr>
-          <w:instrText xml:space="preserve"> PAGEREF _Toc240381131 \h </w:instrText>
+          <w:instrText xml:space="preserve"> PAGEREF _Toc240381444 \h </w:instrText>
         </w:r>
         <w:r>
           <w:rPr>
@@ -1731,7 +1728,7 @@
           <w14:ligatures w14:val="standardContextual"/>
         </w:rPr>
       </w:pPr>
-      <w:hyperlink w:anchor="_Toc240381132" w:history="1">
+      <w:hyperlink w:anchor="_Toc240381445" w:history="1">
         <w:r>
           <w:rPr>
             <w:rStyle w:val="Hyperlink"/>
@@ -1767,7 +1764,7 @@
             <w:noProof/>
             <w:webHidden/>
           </w:rPr>
-          <w:instrText xml:space="preserve"> PAGEREF _Toc240381132 \h </w:instrText>
+          <w:instrText xml:space="preserve"> PAGEREF _Toc240381445 \h </w:instrText>
         </w:r>
         <w:r>
           <w:rPr>
@@ -1812,7 +1809,7 @@
           <w14:ligatures w14:val="standardContextual"/>
         </w:rPr>
       </w:pPr>
-      <w:hyperlink w:anchor="_Toc240381133" w:history="1">
+      <w:hyperlink w:anchor="_Toc240381446" w:history="1">
         <w:r>
           <w:rPr>
             <w:rStyle w:val="Hyperlink"/>
@@ -1848,7 +1845,7 @@
             <w:noProof/>
             <w:webHidden/>
           </w:rPr>
-          <w:instrText xml:space="preserve"> PAGEREF _Toc240381133 \h </w:instrText>
+          <w:instrText xml:space="preserve"> PAGEREF _Toc240381446 \h </w:instrText>
         </w:r>
         <w:r>
           <w:rPr>
@@ -1893,7 +1890,7 @@
           <w14:ligatures w14:val="standardContextual"/>
         </w:rPr>
       </w:pPr>
-      <w:hyperlink w:anchor="_Toc240381134" w:history="1">
+      <w:hyperlink w:anchor="_Toc240381447" w:history="1">
         <w:r>
           <w:rPr>
             <w:rStyle w:val="Hyperlink"/>
@@ -1929,7 +1926,7 @@
             <w:noProof/>
             <w:webHidden/>
           </w:rPr>
-          <w:instrText xml:space="preserve"> PAGEREF _Toc240381134 \h </w:instrText>
+          <w:instrText xml:space="preserve"> PAGEREF _Toc240381447 \h </w:instrText>
         </w:r>
         <w:r>
           <w:rPr>
@@ -2394,7 +2391,7 @@
         <w:pStyle w:val="Heading1"/>
         <w:spacing w:before="240" w:after="120"/>
       </w:pPr>
-      <w:bookmarkStart w:id="0" w:name="_Toc240381113"/>
+      <w:bookmarkStart w:id="0" w:name="_Toc240381426"/>
       <w:r>
         <w:rPr>
           <w:rFonts w:ascii="Times New Roman" w:eastAsia="黑体" w:hAnsi="Times New Roman"/>
@@ -2809,7 +2806,7 @@
         <w:pStyle w:val="Heading1"/>
         <w:spacing w:before="240" w:after="120"/>
       </w:pPr>
-      <w:bookmarkStart w:id="1" w:name="_Toc240381114"/>
+      <w:bookmarkStart w:id="1" w:name="_Toc240381427"/>
       <w:r>
         <w:rPr>
           <w:rFonts w:ascii="Times New Roman" w:eastAsia="黑体" w:hAnsi="Times New Roman"/>
@@ -2833,7 +2830,7 @@
         <w:pStyle w:val="Heading2"/>
         <w:spacing w:before="240" w:after="120"/>
       </w:pPr>
-      <w:bookmarkStart w:id="2" w:name="_Toc240381115"/>
+      <w:bookmarkStart w:id="2" w:name="_Toc240381428"/>
       <w:r>
         <w:rPr>
           <w:rFonts w:ascii="Times New Roman" w:eastAsia="黑体" w:hAnsi="Times New Roman"/>
@@ -3055,7 +3052,7 @@
         <w:pStyle w:val="Heading2"/>
         <w:spacing w:before="240" w:after="120"/>
       </w:pPr>
-      <w:bookmarkStart w:id="3" w:name="_Toc240381116"/>
+      <w:bookmarkStart w:id="3" w:name="_Toc240381429"/>
       <w:r>
         <w:rPr>
           <w:rFonts w:ascii="Times New Roman" w:eastAsia="黑体" w:hAnsi="Times New Roman"/>
@@ -3088,7 +3085,7 @@
         <w:pStyle w:val="Heading2"/>
         <w:spacing w:before="240" w:after="120"/>
       </w:pPr>
-      <w:bookmarkStart w:id="4" w:name="_Toc240381117"/>
+      <w:bookmarkStart w:id="4" w:name="_Toc240381430"/>
       <w:r>
         <w:rPr>
           <w:rFonts w:ascii="Times New Roman" w:eastAsia="黑体" w:hAnsi="Times New Roman"/>
@@ -3297,7 +3294,7 @@
         <w:pStyle w:val="Heading2"/>
         <w:spacing w:before="240" w:after="120"/>
       </w:pPr>
-      <w:bookmarkStart w:id="5" w:name="_Toc240381118"/>
+      <w:bookmarkStart w:id="5" w:name="_Toc240381431"/>
       <w:r>
         <w:rPr>
           <w:rFonts w:ascii="Times New Roman" w:eastAsia="黑体" w:hAnsi="Times New Roman"/>
@@ -4182,7 +4179,7 @@
         <w:pStyle w:val="Heading1"/>
         <w:spacing w:before="240" w:after="120"/>
       </w:pPr>
-      <w:bookmarkStart w:id="6" w:name="_Toc240381119"/>
+      <w:bookmarkStart w:id="6" w:name="_Toc240381432"/>
       <w:r>
         <w:rPr>
           <w:rFonts w:ascii="Times New Roman" w:eastAsia="黑体" w:hAnsi="Times New Roman"/>
@@ -5111,7 +5108,7 @@
         <w:pStyle w:val="Heading1"/>
         <w:spacing w:before="240" w:after="120"/>
       </w:pPr>
-      <w:bookmarkStart w:id="7" w:name="_Toc240381120"/>
+      <w:bookmarkStart w:id="7" w:name="_Toc240381433"/>
       <w:r>
         <w:rPr>
           <w:rFonts w:ascii="Times New Roman" w:eastAsia="黑体" w:hAnsi="Times New Roman"/>
@@ -5174,7 +5171,7 @@
         <w:pStyle w:val="Heading2"/>
         <w:spacing w:before="240" w:after="120"/>
       </w:pPr>
-      <w:bookmarkStart w:id="8" w:name="_Toc240381121"/>
+      <w:bookmarkStart w:id="8" w:name="_Toc240381434"/>
       <w:r>
         <w:rPr>
           <w:rFonts w:ascii="Times New Roman" w:eastAsia="黑体" w:hAnsi="Times New Roman"/>
@@ -7344,7 +7341,7 @@
           <w:noProof/>
         </w:rPr>
         <w:drawing>
-          <wp:inline distT="0" distB="0" distL="0" distR="0" wp14:anchorId="78DACADD" wp14:editId="7CA58953">
+          <wp:inline distT="0" distB="0" distL="0" distR="0" wp14:anchorId="245FD7B8" wp14:editId="0BE370C2">
             <wp:extent cx="5580000" cy="3178368"/>
             <wp:effectExtent l="0" t="0" r="0" b="0"/>
             <wp:docPr id="1" name="Picture 1"/>
@@ -7560,7 +7557,7 @@
         </w:rPr>
         <w:lastRenderedPageBreak/>
         <w:drawing>
-          <wp:inline distT="0" distB="0" distL="0" distR="0" wp14:anchorId="75923DE5" wp14:editId="065D6711">
+          <wp:inline distT="0" distB="0" distL="0" distR="0" wp14:anchorId="2F697DD2" wp14:editId="7D0CB5BB">
             <wp:extent cx="5580000" cy="3106944"/>
             <wp:effectExtent l="0" t="0" r="0" b="0"/>
             <wp:docPr id="2" name="Picture 2"/>
@@ -7715,7 +7712,7 @@
           <w:noProof/>
         </w:rPr>
         <w:drawing>
-          <wp:inline distT="0" distB="0" distL="0" distR="0" wp14:anchorId="4847A7CE" wp14:editId="7FFD5F40">
+          <wp:inline distT="0" distB="0" distL="0" distR="0" wp14:anchorId="6BA4BBF8" wp14:editId="29CC0ECF">
             <wp:extent cx="5580000" cy="2892672"/>
             <wp:effectExtent l="0" t="0" r="0" b="0"/>
             <wp:docPr id="3" name="Picture 3"/>
@@ -7871,7 +7868,7 @@
         </w:rPr>
         <w:lastRenderedPageBreak/>
         <w:drawing>
-          <wp:inline distT="0" distB="0" distL="0" distR="0" wp14:anchorId="363C1D27" wp14:editId="3B37213B">
+          <wp:inline distT="0" distB="0" distL="0" distR="0" wp14:anchorId="1460DC77" wp14:editId="62F67CB9">
             <wp:extent cx="5580000" cy="3106944"/>
             <wp:effectExtent l="0" t="0" r="0" b="0"/>
             <wp:docPr id="4" name="Picture 4"/>
@@ -8014,7 +8011,7 @@
           <w:noProof/>
         </w:rPr>
         <w:drawing>
-          <wp:inline distT="0" distB="0" distL="0" distR="0" wp14:anchorId="4D02B9E3" wp14:editId="7CA2110D">
+          <wp:inline distT="0" distB="0" distL="0" distR="0" wp14:anchorId="251BA797" wp14:editId="30F9124A">
             <wp:extent cx="5580000" cy="2178432"/>
             <wp:effectExtent l="0" t="0" r="0" b="0"/>
             <wp:docPr id="5" name="Picture 5"/>
@@ -8194,7 +8191,7 @@
         </w:rPr>
         <w:lastRenderedPageBreak/>
         <w:drawing>
-          <wp:inline distT="0" distB="0" distL="0" distR="0" wp14:anchorId="70752CE3" wp14:editId="5A47E265">
+          <wp:inline distT="0" distB="0" distL="0" distR="0" wp14:anchorId="5E3F70D4" wp14:editId="42D86DF3">
             <wp:extent cx="5580000" cy="2178432"/>
             <wp:effectExtent l="0" t="0" r="0" b="0"/>
             <wp:docPr id="6" name="Picture 6"/>
@@ -8361,7 +8358,7 @@
           <w:noProof/>
         </w:rPr>
         <w:drawing>
-          <wp:inline distT="0" distB="0" distL="0" distR="0" wp14:anchorId="12C5261E" wp14:editId="3054162E">
+          <wp:inline distT="0" distB="0" distL="0" distR="0" wp14:anchorId="03FEE390" wp14:editId="646CCE72">
             <wp:extent cx="5580000" cy="1678464"/>
             <wp:effectExtent l="0" t="0" r="0" b="0"/>
             <wp:docPr id="7" name="Picture 7"/>
@@ -8540,7 +8537,7 @@
           <w:noProof/>
         </w:rPr>
         <w:drawing>
-          <wp:inline distT="0" distB="0" distL="0" distR="0" wp14:anchorId="24E3AEEA" wp14:editId="4DBA166E">
+          <wp:inline distT="0" distB="0" distL="0" distR="0" wp14:anchorId="3D38E207" wp14:editId="4A43EEA0">
             <wp:extent cx="5580000" cy="1678464"/>
             <wp:effectExtent l="0" t="0" r="0" b="0"/>
             <wp:docPr id="8" name="Picture 8"/>
@@ -8720,7 +8717,7 @@
         </w:rPr>
         <w:lastRenderedPageBreak/>
         <w:drawing>
-          <wp:inline distT="0" distB="0" distL="0" distR="0" wp14:anchorId="76FB687A" wp14:editId="25E40D74">
+          <wp:inline distT="0" distB="0" distL="0" distR="0" wp14:anchorId="2B263FED" wp14:editId="756F2BBB">
             <wp:extent cx="5580000" cy="1607040"/>
             <wp:effectExtent l="0" t="0" r="0" b="0"/>
             <wp:docPr id="9" name="Picture 9"/>
@@ -8899,7 +8896,7 @@
           <w:noProof/>
         </w:rPr>
         <w:drawing>
-          <wp:inline distT="0" distB="0" distL="0" distR="0" wp14:anchorId="38E4DBCE" wp14:editId="3ED13E4F">
+          <wp:inline distT="0" distB="0" distL="0" distR="0" wp14:anchorId="44ED8D75" wp14:editId="6858AA54">
             <wp:extent cx="5580000" cy="1607040"/>
             <wp:effectExtent l="0" t="0" r="0" b="0"/>
             <wp:docPr id="10" name="Picture 10"/>
@@ -9066,7 +9063,7 @@
           <w:noProof/>
         </w:rPr>
         <w:drawing>
-          <wp:inline distT="0" distB="0" distL="0" distR="0" wp14:anchorId="7C5039AF" wp14:editId="2CC1D860">
+          <wp:inline distT="0" distB="0" distL="0" distR="0" wp14:anchorId="2C8B36C7" wp14:editId="73C13719">
             <wp:extent cx="5580000" cy="1678464"/>
             <wp:effectExtent l="0" t="0" r="0" b="0"/>
             <wp:docPr id="11" name="Picture 11"/>
@@ -9210,7 +9207,7 @@
         </w:rPr>
         <w:lastRenderedPageBreak/>
         <w:drawing>
-          <wp:inline distT="0" distB="0" distL="0" distR="0" wp14:anchorId="2396A0A3" wp14:editId="649D44CF">
+          <wp:inline distT="0" distB="0" distL="0" distR="0" wp14:anchorId="566BACDF" wp14:editId="7BD3CB56">
             <wp:extent cx="5580000" cy="1678464"/>
             <wp:effectExtent l="0" t="0" r="0" b="0"/>
             <wp:docPr id="12" name="Picture 12"/>
@@ -9353,7 +9350,7 @@
           <w:noProof/>
         </w:rPr>
         <w:drawing>
-          <wp:inline distT="0" distB="0" distL="0" distR="0" wp14:anchorId="0065B0DD" wp14:editId="583EC4D5">
+          <wp:inline distT="0" distB="0" distL="0" distR="0" wp14:anchorId="072CAAC4" wp14:editId="579FD2E1">
             <wp:extent cx="5580000" cy="4384286"/>
             <wp:effectExtent l="0" t="0" r="0" b="0"/>
             <wp:docPr id="13" name="Picture 13"/>
@@ -9533,7 +9530,7 @@
         </w:rPr>
         <w:lastRenderedPageBreak/>
         <w:drawing>
-          <wp:inline distT="0" distB="0" distL="0" distR="0" wp14:anchorId="7B120235" wp14:editId="7CEBA9E1">
+          <wp:inline distT="0" distB="0" distL="0" distR="0" wp14:anchorId="2969EBFD" wp14:editId="5F8F121D">
             <wp:extent cx="5580000" cy="4384286"/>
             <wp:effectExtent l="0" t="0" r="0" b="0"/>
             <wp:docPr id="14" name="Picture 14"/>
@@ -9701,7 +9698,7 @@
         </w:rPr>
         <w:lastRenderedPageBreak/>
         <w:drawing>
-          <wp:inline distT="0" distB="0" distL="0" distR="0" wp14:anchorId="77E11C0A" wp14:editId="11FD9CDA">
+          <wp:inline distT="0" distB="0" distL="0" distR="0" wp14:anchorId="0EB6CE23" wp14:editId="160EC1E6">
             <wp:extent cx="5580000" cy="3587143"/>
             <wp:effectExtent l="0" t="0" r="0" b="0"/>
             <wp:docPr id="15" name="Picture 15"/>
@@ -9880,7 +9877,7 @@
           <w:noProof/>
         </w:rPr>
         <w:drawing>
-          <wp:inline distT="0" distB="0" distL="0" distR="0" wp14:anchorId="49771C5B" wp14:editId="79879BA2">
+          <wp:inline distT="0" distB="0" distL="0" distR="0" wp14:anchorId="4F315C56" wp14:editId="33B02988">
             <wp:extent cx="5580000" cy="3427714"/>
             <wp:effectExtent l="0" t="0" r="0" b="0"/>
             <wp:docPr id="16" name="Picture 16"/>
@@ -10072,7 +10069,7 @@
         </w:rPr>
         <w:lastRenderedPageBreak/>
         <w:drawing>
-          <wp:inline distT="0" distB="0" distL="0" distR="0" wp14:anchorId="626A881E" wp14:editId="2BF4C0E4">
+          <wp:inline distT="0" distB="0" distL="0" distR="0" wp14:anchorId="08361B87" wp14:editId="1ECACAB5">
             <wp:extent cx="5580000" cy="4330080"/>
             <wp:effectExtent l="0" t="0" r="0" b="0"/>
             <wp:docPr id="17" name="Picture 17"/>
@@ -10228,7 +10225,7 @@
         </w:rPr>
         <w:lastRenderedPageBreak/>
         <w:drawing>
-          <wp:inline distT="0" distB="0" distL="0" distR="0" wp14:anchorId="6798A412" wp14:editId="65DB3E0C">
+          <wp:inline distT="0" distB="0" distL="0" distR="0" wp14:anchorId="64CF523A" wp14:editId="0092580F">
             <wp:extent cx="5580000" cy="2749824"/>
             <wp:effectExtent l="0" t="0" r="0" b="0"/>
             <wp:docPr id="18" name="Picture 18"/>
@@ -10419,7 +10416,7 @@
           <w:noProof/>
         </w:rPr>
         <w:drawing>
-          <wp:inline distT="0" distB="0" distL="0" distR="0" wp14:anchorId="26E847B3" wp14:editId="381362BD">
+          <wp:inline distT="0" distB="0" distL="0" distR="0" wp14:anchorId="0948FAE3" wp14:editId="4FCD9C39">
             <wp:extent cx="5580000" cy="1964160"/>
             <wp:effectExtent l="0" t="0" r="0" b="0"/>
             <wp:docPr id="19" name="Picture 19"/>
@@ -10629,7 +10626,7 @@
         </w:rPr>
         <w:lastRenderedPageBreak/>
         <w:drawing>
-          <wp:inline distT="0" distB="0" distL="0" distR="0" wp14:anchorId="5ABFB5CA" wp14:editId="07ADEB04">
+          <wp:inline distT="0" distB="0" distL="0" distR="0" wp14:anchorId="1DEF202C" wp14:editId="79B1F187">
             <wp:extent cx="5580000" cy="3821184"/>
             <wp:effectExtent l="0" t="0" r="0" b="0"/>
             <wp:docPr id="20" name="Picture 20"/>
@@ -10796,7 +10793,7 @@
           <w:noProof/>
         </w:rPr>
         <w:drawing>
-          <wp:inline distT="0" distB="0" distL="0" distR="0" wp14:anchorId="361DA9C2" wp14:editId="2B063EE3">
+          <wp:inline distT="0" distB="0" distL="0" distR="0" wp14:anchorId="3A8BB510" wp14:editId="1CAE0BBE">
             <wp:extent cx="5580000" cy="464256"/>
             <wp:effectExtent l="0" t="0" r="0" b="0"/>
             <wp:docPr id="21" name="Picture 21"/>
@@ -10957,7 +10954,7 @@
           <w:noProof/>
         </w:rPr>
         <w:drawing>
-          <wp:inline distT="0" distB="0" distL="0" distR="0" wp14:anchorId="29A741EA" wp14:editId="1098715F">
+          <wp:inline distT="0" distB="0" distL="0" distR="0" wp14:anchorId="5C054533" wp14:editId="513C92D0">
             <wp:extent cx="5580000" cy="535680"/>
             <wp:effectExtent l="0" t="0" r="0" b="0"/>
             <wp:docPr id="22" name="Picture 22"/>
@@ -11125,7 +11122,7 @@
         </w:rPr>
         <w:lastRenderedPageBreak/>
         <w:drawing>
-          <wp:inline distT="0" distB="0" distL="0" distR="0" wp14:anchorId="4342084D" wp14:editId="5745540D">
+          <wp:inline distT="0" distB="0" distL="0" distR="0" wp14:anchorId="1BD914E0" wp14:editId="72028AA5">
             <wp:extent cx="5580000" cy="892800"/>
             <wp:effectExtent l="0" t="0" r="0" b="0"/>
             <wp:docPr id="23" name="Picture 23"/>
@@ -11316,7 +11313,7 @@
           <w:noProof/>
         </w:rPr>
         <w:drawing>
-          <wp:inline distT="0" distB="0" distL="0" distR="0" wp14:anchorId="19B66E03" wp14:editId="06A7232A">
+          <wp:inline distT="0" distB="0" distL="0" distR="0" wp14:anchorId="668DE1C3" wp14:editId="6C1ADF90">
             <wp:extent cx="5580000" cy="535680"/>
             <wp:effectExtent l="0" t="0" r="0" b="0"/>
             <wp:docPr id="24" name="Picture 24"/>
@@ -11549,7 +11546,7 @@
           <w:noProof/>
         </w:rPr>
         <w:drawing>
-          <wp:inline distT="0" distB="0" distL="0" distR="0" wp14:anchorId="54FCACF7" wp14:editId="7C846E19">
+          <wp:inline distT="0" distB="0" distL="0" distR="0" wp14:anchorId="5DFF7C77" wp14:editId="2D56C377">
             <wp:extent cx="5580000" cy="607104"/>
             <wp:effectExtent l="0" t="0" r="0" b="0"/>
             <wp:docPr id="25" name="Picture 25"/>
@@ -11752,7 +11749,7 @@
           <w:noProof/>
         </w:rPr>
         <w:drawing>
-          <wp:inline distT="0" distB="0" distL="0" distR="0" wp14:anchorId="7F80A446" wp14:editId="052B008D">
+          <wp:inline distT="0" distB="0" distL="0" distR="0" wp14:anchorId="749564B9" wp14:editId="22460BC3">
             <wp:extent cx="5580000" cy="464256"/>
             <wp:effectExtent l="0" t="0" r="0" b="0"/>
             <wp:docPr id="26" name="Picture 26"/>
@@ -11943,7 +11940,7 @@
           <w:noProof/>
         </w:rPr>
         <w:drawing>
-          <wp:inline distT="0" distB="0" distL="0" distR="0" wp14:anchorId="5DC0E315" wp14:editId="4BD48FDE">
+          <wp:inline distT="0" distB="0" distL="0" distR="0" wp14:anchorId="743E09BC" wp14:editId="0B085F98">
             <wp:extent cx="5580000" cy="535680"/>
             <wp:effectExtent l="0" t="0" r="0" b="0"/>
             <wp:docPr id="27" name="Picture 27"/>
@@ -12135,7 +12132,7 @@
         </w:rPr>
         <w:lastRenderedPageBreak/>
         <w:drawing>
-          <wp:inline distT="0" distB="0" distL="0" distR="0" wp14:anchorId="34A01F6D" wp14:editId="7DE26206">
+          <wp:inline distT="0" distB="0" distL="0" distR="0" wp14:anchorId="5B480C14" wp14:editId="76044E81">
             <wp:extent cx="5580000" cy="535680"/>
             <wp:effectExtent l="0" t="0" r="0" b="0"/>
             <wp:docPr id="28" name="Picture 28"/>
@@ -12302,7 +12299,7 @@
           <w:noProof/>
         </w:rPr>
         <w:drawing>
-          <wp:inline distT="0" distB="0" distL="0" distR="0" wp14:anchorId="70D780AE" wp14:editId="167080D5">
+          <wp:inline distT="0" distB="0" distL="0" distR="0" wp14:anchorId="1E4492A4" wp14:editId="47BA6715">
             <wp:extent cx="5580000" cy="535680"/>
             <wp:effectExtent l="0" t="0" r="0" b="0"/>
             <wp:docPr id="29" name="Picture 29"/>
@@ -12481,7 +12478,7 @@
           <w:noProof/>
         </w:rPr>
         <w:drawing>
-          <wp:inline distT="0" distB="0" distL="0" distR="0" wp14:anchorId="750B3B53" wp14:editId="4AEFD816">
+          <wp:inline distT="0" distB="0" distL="0" distR="0" wp14:anchorId="551171BC" wp14:editId="194522B9">
             <wp:extent cx="5580000" cy="749952"/>
             <wp:effectExtent l="0" t="0" r="0" b="0"/>
             <wp:docPr id="30" name="Picture 30"/>
@@ -12672,7 +12669,7 @@
           <w:noProof/>
         </w:rPr>
         <w:drawing>
-          <wp:inline distT="0" distB="0" distL="0" distR="0" wp14:anchorId="6E41A46C" wp14:editId="674DBAAB">
+          <wp:inline distT="0" distB="0" distL="0" distR="0" wp14:anchorId="0C51DC7E" wp14:editId="3B84739D">
             <wp:extent cx="5580000" cy="535680"/>
             <wp:effectExtent l="0" t="0" r="0" b="0"/>
             <wp:docPr id="31" name="Picture 31"/>
@@ -12845,7 +12842,7 @@
           <w:noProof/>
         </w:rPr>
         <w:drawing>
-          <wp:inline distT="0" distB="0" distL="0" distR="0" wp14:anchorId="2BFF20A4" wp14:editId="75940A58">
+          <wp:inline distT="0" distB="0" distL="0" distR="0" wp14:anchorId="63541D75" wp14:editId="2CFB0006">
             <wp:extent cx="5580000" cy="678528"/>
             <wp:effectExtent l="0" t="0" r="0" b="0"/>
             <wp:docPr id="32" name="Picture 32"/>
@@ -13037,7 +13034,7 @@
         </w:rPr>
         <w:lastRenderedPageBreak/>
         <w:drawing>
-          <wp:inline distT="0" distB="0" distL="0" distR="0" wp14:anchorId="4B5DB8D8" wp14:editId="65891F71">
+          <wp:inline distT="0" distB="0" distL="0" distR="0" wp14:anchorId="343CBCF3" wp14:editId="192976CB">
             <wp:extent cx="5580000" cy="749952"/>
             <wp:effectExtent l="0" t="0" r="0" b="0"/>
             <wp:docPr id="33" name="Picture 33"/>
@@ -13240,7 +13237,7 @@
           <w:noProof/>
         </w:rPr>
         <w:drawing>
-          <wp:inline distT="0" distB="0" distL="0" distR="0" wp14:anchorId="58881E3F" wp14:editId="78FD3BD0">
+          <wp:inline distT="0" distB="0" distL="0" distR="0" wp14:anchorId="66BF0C48" wp14:editId="4A470B62">
             <wp:extent cx="5580000" cy="535680"/>
             <wp:effectExtent l="0" t="0" r="0" b="0"/>
             <wp:docPr id="34" name="Picture 34"/>
@@ -13419,7 +13416,7 @@
           <w:noProof/>
         </w:rPr>
         <w:drawing>
-          <wp:inline distT="0" distB="0" distL="0" distR="0" wp14:anchorId="25EC8E1B" wp14:editId="7F1458E1">
+          <wp:inline distT="0" distB="0" distL="0" distR="0" wp14:anchorId="228C97A7" wp14:editId="06A2AE79">
             <wp:extent cx="5580000" cy="749952"/>
             <wp:effectExtent l="0" t="0" r="0" b="0"/>
             <wp:docPr id="35" name="Picture 35"/>
@@ -13604,7 +13601,7 @@
         <w:pStyle w:val="Heading2"/>
         <w:spacing w:before="240" w:after="120"/>
       </w:pPr>
-      <w:bookmarkStart w:id="9" w:name="_Toc240381122"/>
+      <w:bookmarkStart w:id="9" w:name="_Toc240381435"/>
       <w:r>
         <w:rPr>
           <w:rFonts w:ascii="Times New Roman" w:eastAsia="黑体" w:hAnsi="Times New Roman"/>
@@ -14978,7 +14975,7 @@
           <w:noProof/>
         </w:rPr>
         <w:drawing>
-          <wp:inline distT="0" distB="0" distL="0" distR="0" wp14:anchorId="4AA29CFC" wp14:editId="5B6D4317">
+          <wp:inline distT="0" distB="0" distL="0" distR="0" wp14:anchorId="2A0C1267" wp14:editId="2C2AC6F8">
             <wp:extent cx="5580000" cy="1392768"/>
             <wp:effectExtent l="0" t="0" r="0" b="0"/>
             <wp:docPr id="36" name="Picture 36"/>
@@ -15169,7 +15166,7 @@
           <w:noProof/>
         </w:rPr>
         <w:drawing>
-          <wp:inline distT="0" distB="0" distL="0" distR="0" wp14:anchorId="09B3B781" wp14:editId="4E9383CA">
+          <wp:inline distT="0" distB="0" distL="0" distR="0" wp14:anchorId="001FF1DD" wp14:editId="648E4FA0">
             <wp:extent cx="5580000" cy="892800"/>
             <wp:effectExtent l="0" t="0" r="0" b="0"/>
             <wp:docPr id="37" name="Picture 37"/>
@@ -15385,7 +15382,7 @@
         </w:rPr>
         <w:lastRenderedPageBreak/>
         <w:drawing>
-          <wp:inline distT="0" distB="0" distL="0" distR="0" wp14:anchorId="0C33B181" wp14:editId="362D6287">
+          <wp:inline distT="0" distB="0" distL="0" distR="0" wp14:anchorId="42918AA3" wp14:editId="64806B73">
             <wp:extent cx="5580000" cy="1964160"/>
             <wp:effectExtent l="0" t="0" r="0" b="0"/>
             <wp:docPr id="38" name="Picture 38"/>
@@ -15600,7 +15597,7 @@
         <w:pStyle w:val="Heading2"/>
         <w:spacing w:before="240" w:after="120"/>
       </w:pPr>
-      <w:bookmarkStart w:id="10" w:name="_Toc240381123"/>
+      <w:bookmarkStart w:id="10" w:name="_Toc240381436"/>
       <w:r>
         <w:rPr>
           <w:rFonts w:ascii="Times New Roman" w:eastAsia="黑体" w:hAnsi="Times New Roman"/>
@@ -16959,7 +16956,7 @@
         <w:pStyle w:val="Heading2"/>
         <w:spacing w:before="240" w:after="120"/>
       </w:pPr>
-      <w:bookmarkStart w:id="11" w:name="_Toc240381124"/>
+      <w:bookmarkStart w:id="11" w:name="_Toc240381437"/>
       <w:r>
         <w:rPr>
           <w:rFonts w:ascii="Times New Roman" w:eastAsia="黑体" w:hAnsi="Times New Roman"/>
@@ -19656,7 +19653,7 @@
         <w:pStyle w:val="Heading2"/>
         <w:spacing w:before="240" w:after="120"/>
       </w:pPr>
-      <w:bookmarkStart w:id="12" w:name="_Toc240381125"/>
+      <w:bookmarkStart w:id="12" w:name="_Toc240381438"/>
       <w:r>
         <w:rPr>
           <w:rFonts w:ascii="Times New Roman" w:eastAsia="黑体" w:hAnsi="Times New Roman"/>
@@ -21364,7 +21361,7 @@
         </w:rPr>
         <w:lastRenderedPageBreak/>
         <w:drawing>
-          <wp:inline distT="0" distB="0" distL="0" distR="0" wp14:anchorId="0629A585" wp14:editId="06BF95F1">
+          <wp:inline distT="0" distB="0" distL="0" distR="0" wp14:anchorId="2DA70B9F" wp14:editId="7C759B5D">
             <wp:extent cx="5580000" cy="1178496"/>
             <wp:effectExtent l="0" t="0" r="0" b="0"/>
             <wp:docPr id="39" name="Picture 39"/>
@@ -21591,7 +21588,7 @@
           <w:noProof/>
         </w:rPr>
         <w:drawing>
-          <wp:inline distT="0" distB="0" distL="0" distR="0" wp14:anchorId="7EE801FC" wp14:editId="25A10CAC">
+          <wp:inline distT="0" distB="0" distL="0" distR="0" wp14:anchorId="46D63F5D" wp14:editId="2449A0F0">
             <wp:extent cx="5040000" cy="4500000"/>
             <wp:effectExtent l="0" t="0" r="0" b="0"/>
             <wp:docPr id="40" name="Picture 40"/>
@@ -21759,7 +21756,7 @@
         </w:rPr>
         <w:lastRenderedPageBreak/>
         <w:drawing>
-          <wp:inline distT="0" distB="0" distL="0" distR="0" wp14:anchorId="2E6FDA28" wp14:editId="141108CD">
+          <wp:inline distT="0" distB="0" distL="0" distR="0" wp14:anchorId="37AFDBF9" wp14:editId="7096AF8E">
             <wp:extent cx="5040000" cy="4500000"/>
             <wp:effectExtent l="0" t="0" r="0" b="0"/>
             <wp:docPr id="41" name="Picture 41"/>
@@ -21908,7 +21905,7 @@
         <w:pStyle w:val="Heading2"/>
         <w:spacing w:before="240" w:after="120"/>
       </w:pPr>
-      <w:bookmarkStart w:id="13" w:name="_Toc240381126"/>
+      <w:bookmarkStart w:id="13" w:name="_Toc240381439"/>
       <w:r>
         <w:rPr>
           <w:rFonts w:ascii="Times New Roman" w:eastAsia="黑体" w:hAnsi="Times New Roman"/>
@@ -22654,7 +22651,7 @@
         <w:pStyle w:val="Heading2"/>
         <w:spacing w:before="240" w:after="120"/>
       </w:pPr>
-      <w:bookmarkStart w:id="14" w:name="_Toc240381127"/>
+      <w:bookmarkStart w:id="14" w:name="_Toc240381440"/>
       <w:r>
         <w:rPr>
           <w:rFonts w:ascii="Times New Roman" w:eastAsia="黑体" w:hAnsi="Times New Roman"/>
@@ -23106,7 +23103,7 @@
         <w:pStyle w:val="Heading2"/>
         <w:spacing w:before="240" w:after="120"/>
       </w:pPr>
-      <w:bookmarkStart w:id="15" w:name="_Toc240381128"/>
+      <w:bookmarkStart w:id="15" w:name="_Toc240381441"/>
       <w:r>
         <w:rPr>
           <w:rFonts w:ascii="Times New Roman" w:eastAsia="黑体" w:hAnsi="Times New Roman"/>
@@ -23500,7 +23497,7 @@
         <w:pStyle w:val="Heading2"/>
         <w:spacing w:before="240" w:after="120"/>
       </w:pPr>
-      <w:bookmarkStart w:id="16" w:name="_Toc240381129"/>
+      <w:bookmarkStart w:id="16" w:name="_Toc240381442"/>
       <w:r>
         <w:rPr>
           <w:rFonts w:ascii="Times New Roman" w:eastAsia="黑体" w:hAnsi="Times New Roman"/>
@@ -23895,7 +23892,7 @@
         <w:pStyle w:val="Heading2"/>
         <w:spacing w:before="240" w:after="120"/>
       </w:pPr>
-      <w:bookmarkStart w:id="17" w:name="_Toc240381130"/>
+      <w:bookmarkStart w:id="17" w:name="_Toc240381443"/>
       <w:r>
         <w:rPr>
           <w:rFonts w:ascii="Times New Roman" w:eastAsia="黑体" w:hAnsi="Times New Roman"/>
@@ -24155,7 +24152,7 @@
         <w:pStyle w:val="Heading1"/>
         <w:spacing w:before="240" w:after="120"/>
       </w:pPr>
-      <w:bookmarkStart w:id="18" w:name="_Toc240381131"/>
+      <w:bookmarkStart w:id="18" w:name="_Toc240381444"/>
       <w:r>
         <w:rPr>
           <w:rFonts w:ascii="Times New Roman" w:eastAsia="黑体" w:hAnsi="Times New Roman"/>
@@ -24423,7 +24420,7 @@
         <w:pStyle w:val="Heading1"/>
         <w:spacing w:before="240" w:after="120"/>
       </w:pPr>
-      <w:bookmarkStart w:id="19" w:name="_Toc240381132"/>
+      <w:bookmarkStart w:id="19" w:name="_Toc240381445"/>
       <w:r>
         <w:rPr>
           <w:rFonts w:ascii="Times New Roman" w:eastAsia="黑体" w:hAnsi="Times New Roman"/>
@@ -24462,7 +24459,7 @@
         <w:pStyle w:val="Heading2"/>
         <w:spacing w:before="240" w:after="120"/>
       </w:pPr>
-      <w:bookmarkStart w:id="20" w:name="_Toc240381133"/>
+      <w:bookmarkStart w:id="20" w:name="_Toc240381446"/>
       <w:r>
         <w:rPr>
           <w:rFonts w:ascii="Times New Roman" w:eastAsia="黑体" w:hAnsi="Times New Roman"/>
@@ -24526,7 +24523,7 @@
         </w:rPr>
         <w:lastRenderedPageBreak/>
         <w:drawing>
-          <wp:inline distT="0" distB="0" distL="0" distR="0" wp14:anchorId="6C8B52E6" wp14:editId="37F824C3">
+          <wp:inline distT="0" distB="0" distL="0" distR="0" wp14:anchorId="5FD9BB18" wp14:editId="3EEB5FC3">
             <wp:extent cx="5580000" cy="4330080"/>
             <wp:effectExtent l="0" t="0" r="0" b="0"/>
             <wp:docPr id="42" name="Picture 42"/>
@@ -24777,7 +24774,7 @@
           <w:noProof/>
         </w:rPr>
         <w:drawing>
-          <wp:inline distT="0" distB="0" distL="0" distR="0" wp14:anchorId="45A71333" wp14:editId="35985482">
+          <wp:inline distT="0" distB="0" distL="0" distR="0" wp14:anchorId="66C57FB9" wp14:editId="41C1CBC7">
             <wp:extent cx="5580000" cy="1678464"/>
             <wp:effectExtent l="0" t="0" r="0" b="0"/>
             <wp:docPr id="43" name="Picture 43"/>
@@ -24933,7 +24930,7 @@
         </w:rPr>
         <w:lastRenderedPageBreak/>
         <w:drawing>
-          <wp:inline distT="0" distB="0" distL="0" distR="0" wp14:anchorId="2FEED5EB" wp14:editId="78917847">
+          <wp:inline distT="0" distB="0" distL="0" distR="0" wp14:anchorId="42B35687" wp14:editId="750B4C96">
             <wp:extent cx="5040000" cy="4500000"/>
             <wp:effectExtent l="0" t="0" r="0" b="0"/>
             <wp:docPr id="44" name="Picture 44"/>
@@ -25113,7 +25110,7 @@
         </w:rPr>
         <w:lastRenderedPageBreak/>
         <w:drawing>
-          <wp:inline distT="0" distB="0" distL="0" distR="0" wp14:anchorId="7FC028CF" wp14:editId="09EA987F">
+          <wp:inline distT="0" distB="0" distL="0" distR="0" wp14:anchorId="4D8604A3" wp14:editId="296CBBA8">
             <wp:extent cx="5040000" cy="4500000"/>
             <wp:effectExtent l="0" t="0" r="0" b="0"/>
             <wp:docPr id="45" name="Picture 45"/>
@@ -25262,7 +25259,7 @@
         <w:pStyle w:val="Heading2"/>
         <w:spacing w:before="240" w:after="120"/>
       </w:pPr>
-      <w:bookmarkStart w:id="21" w:name="_Toc240381134"/>
+      <w:bookmarkStart w:id="21" w:name="_Toc240381447"/>
       <w:r>
         <w:rPr>
           <w:rFonts w:ascii="Times New Roman" w:eastAsia="黑体" w:hAnsi="Times New Roman"/>
@@ -25320,7 +25317,7 @@
         </w:rPr>
         <w:lastRenderedPageBreak/>
         <w:drawing>
-          <wp:inline distT="0" distB="0" distL="0" distR="0" wp14:anchorId="07E8E707" wp14:editId="0CF3B570">
+          <wp:inline distT="0" distB="0" distL="0" distR="0" wp14:anchorId="4B67D8B9" wp14:editId="69F20FFD">
             <wp:extent cx="5040000" cy="4500000"/>
             <wp:effectExtent l="0" t="0" r="0" b="0"/>
             <wp:docPr id="46" name="Picture 46"/>
@@ -25488,7 +25485,7 @@
         </w:rPr>
         <w:lastRenderedPageBreak/>
         <w:drawing>
-          <wp:inline distT="0" distB="0" distL="0" distR="0" wp14:anchorId="7C843E82" wp14:editId="785F0399">
+          <wp:inline distT="0" distB="0" distL="0" distR="0" wp14:anchorId="065C5480" wp14:editId="1F226215">
             <wp:extent cx="4200000" cy="4500000"/>
             <wp:effectExtent l="0" t="0" r="0" b="0"/>
             <wp:docPr id="47" name="Picture 47"/>
@@ -25680,7 +25677,7 @@
         </w:rPr>
         <w:lastRenderedPageBreak/>
         <w:drawing>
-          <wp:inline distT="0" distB="0" distL="0" distR="0" wp14:anchorId="701A06E1" wp14:editId="3186E125">
+          <wp:inline distT="0" distB="0" distL="0" distR="0" wp14:anchorId="05198039" wp14:editId="3E58ADD9">
             <wp:extent cx="5580000" cy="3260552"/>
             <wp:effectExtent l="0" t="0" r="0" b="0"/>
             <wp:docPr id="48" name="Picture 48"/>
@@ -25859,7 +25856,7 @@
           <w:noProof/>
         </w:rPr>
         <w:drawing>
-          <wp:inline distT="0" distB="0" distL="0" distR="0" wp14:anchorId="1E782894" wp14:editId="02B96AF8">
+          <wp:inline distT="0" distB="0" distL="0" distR="0" wp14:anchorId="6B123EF0" wp14:editId="3605669D">
             <wp:extent cx="5580000" cy="3268881"/>
             <wp:effectExtent l="0" t="0" r="0" b="0"/>
             <wp:docPr id="49" name="Picture 49"/>
@@ -26039,7 +26036,7 @@
         </w:rPr>
         <w:lastRenderedPageBreak/>
         <w:drawing>
-          <wp:inline distT="0" distB="0" distL="0" distR="0" wp14:anchorId="1E495E39" wp14:editId="7FB0780A">
+          <wp:inline distT="0" distB="0" distL="0" distR="0" wp14:anchorId="083E5E65" wp14:editId="5BB7F57F">
             <wp:extent cx="5000407" cy="4500000"/>
             <wp:effectExtent l="0" t="0" r="0" b="0"/>
             <wp:docPr id="50" name="Picture 50"/>
@@ -26507,31 +26504,31 @@
       </w:rPr>
     </w:lvl>
   </w:abstractNum>
-  <w:num w:numId="1" w16cid:durableId="18750823">
+  <w:num w:numId="1" w16cid:durableId="418330348">
     <w:abstractNumId w:val="8"/>
   </w:num>
-  <w:num w:numId="2" w16cid:durableId="1897887108">
+  <w:num w:numId="2" w16cid:durableId="1454716149">
     <w:abstractNumId w:val="6"/>
   </w:num>
-  <w:num w:numId="3" w16cid:durableId="1872913828">
+  <w:num w:numId="3" w16cid:durableId="865287834">
     <w:abstractNumId w:val="5"/>
   </w:num>
-  <w:num w:numId="4" w16cid:durableId="1665816533">
+  <w:num w:numId="4" w16cid:durableId="1696727912">
     <w:abstractNumId w:val="4"/>
   </w:num>
-  <w:num w:numId="5" w16cid:durableId="1340498105">
+  <w:num w:numId="5" w16cid:durableId="891887238">
     <w:abstractNumId w:val="7"/>
   </w:num>
-  <w:num w:numId="6" w16cid:durableId="1487891212">
+  <w:num w:numId="6" w16cid:durableId="500048825">
     <w:abstractNumId w:val="3"/>
   </w:num>
-  <w:num w:numId="7" w16cid:durableId="1701977948">
+  <w:num w:numId="7" w16cid:durableId="1784615013">
     <w:abstractNumId w:val="2"/>
   </w:num>
-  <w:num w:numId="8" w16cid:durableId="1867795204">
+  <w:num w:numId="8" w16cid:durableId="1893154745">
     <w:abstractNumId w:val="1"/>
   </w:num>
-  <w:num w:numId="9" w16cid:durableId="695037828">
+  <w:num w:numId="9" w16cid:durableId="653339009">
     <w:abstractNumId w:val="0"/>
   </w:num>
 </w:numbering>
@@ -37947,7 +37944,7 @@
     <w:basedOn w:val="DefaultParagraphFont"/>
     <w:uiPriority w:val="99"/>
     <w:unhideWhenUsed/>
-    <w:rsid w:val="005252C9"/>
+    <w:rsid w:val="00A36B6B"/>
     <w:rPr>
       <w:color w:val="0000FF" w:themeColor="hyperlink"/>
       <w:u w:val="single"/>

--- a/checklist_tool/指导书与核查工具交叉验证报告.docx
+++ b/checklist_tool/指导书与核查工具交叉验证报告.docx
@@ -189,7 +189,7 @@
       <w:r>
         <w:fldChar w:fldCharType="separate"/>
       </w:r>
-      <w:hyperlink w:anchor="_Toc240381426" w:history="1">
+      <w:hyperlink w:anchor="_Toc240382296" w:history="1">
         <w:r>
           <w:rPr>
             <w:rStyle w:val="Hyperlink"/>
@@ -225,7 +225,7 @@
             <w:noProof/>
             <w:webHidden/>
           </w:rPr>
-          <w:instrText xml:space="preserve"> PAGEREF _Toc240381426 \h </w:instrText>
+          <w:instrText xml:space="preserve"> PAGEREF _Toc240382296 \h </w:instrText>
         </w:r>
         <w:r>
           <w:rPr>
@@ -270,7 +270,7 @@
           <w14:ligatures w14:val="standardContextual"/>
         </w:rPr>
       </w:pPr>
-      <w:hyperlink w:anchor="_Toc240381427" w:history="1">
+      <w:hyperlink w:anchor="_Toc240382297" w:history="1">
         <w:r>
           <w:rPr>
             <w:rStyle w:val="Hyperlink"/>
@@ -306,7 +306,7 @@
             <w:noProof/>
             <w:webHidden/>
           </w:rPr>
-          <w:instrText xml:space="preserve"> PAGEREF _Toc240381427 \h </w:instrText>
+          <w:instrText xml:space="preserve"> PAGEREF _Toc240382297 \h </w:instrText>
         </w:r>
         <w:r>
           <w:rPr>
@@ -351,7 +351,7 @@
           <w14:ligatures w14:val="standardContextual"/>
         </w:rPr>
       </w:pPr>
-      <w:hyperlink w:anchor="_Toc240381428" w:history="1">
+      <w:hyperlink w:anchor="_Toc240382298" w:history="1">
         <w:r>
           <w:rPr>
             <w:rStyle w:val="Hyperlink"/>
@@ -387,7 +387,7 @@
             <w:noProof/>
             <w:webHidden/>
           </w:rPr>
-          <w:instrText xml:space="preserve"> PAGEREF _Toc240381428 \h </w:instrText>
+          <w:instrText xml:space="preserve"> PAGEREF _Toc240382298 \h </w:instrText>
         </w:r>
         <w:r>
           <w:rPr>
@@ -432,7 +432,7 @@
           <w14:ligatures w14:val="standardContextual"/>
         </w:rPr>
       </w:pPr>
-      <w:hyperlink w:anchor="_Toc240381429" w:history="1">
+      <w:hyperlink w:anchor="_Toc240382299" w:history="1">
         <w:r>
           <w:rPr>
             <w:rStyle w:val="Hyperlink"/>
@@ -468,7 +468,7 @@
             <w:noProof/>
             <w:webHidden/>
           </w:rPr>
-          <w:instrText xml:space="preserve"> PAGEREF _Toc240381429 \h </w:instrText>
+          <w:instrText xml:space="preserve"> PAGEREF _Toc240382299 \h </w:instrText>
         </w:r>
         <w:r>
           <w:rPr>
@@ -513,7 +513,7 @@
           <w14:ligatures w14:val="standardContextual"/>
         </w:rPr>
       </w:pPr>
-      <w:hyperlink w:anchor="_Toc240381430" w:history="1">
+      <w:hyperlink w:anchor="_Toc240382300" w:history="1">
         <w:r>
           <w:rPr>
             <w:rStyle w:val="Hyperlink"/>
@@ -549,7 +549,7 @@
             <w:noProof/>
             <w:webHidden/>
           </w:rPr>
-          <w:instrText xml:space="preserve"> PAGEREF _Toc240381430 \h </w:instrText>
+          <w:instrText xml:space="preserve"> PAGEREF _Toc240382300 \h </w:instrText>
         </w:r>
         <w:r>
           <w:rPr>
@@ -569,7 +569,7 @@
             <w:noProof/>
             <w:webHidden/>
           </w:rPr>
-          <w:t>3</w:t>
+          <w:t>2</w:t>
         </w:r>
         <w:r>
           <w:rPr>
@@ -594,7 +594,7 @@
           <w14:ligatures w14:val="standardContextual"/>
         </w:rPr>
       </w:pPr>
-      <w:hyperlink w:anchor="_Toc240381431" w:history="1">
+      <w:hyperlink w:anchor="_Toc240382301" w:history="1">
         <w:r>
           <w:rPr>
             <w:rStyle w:val="Hyperlink"/>
@@ -630,7 +630,7 @@
             <w:noProof/>
             <w:webHidden/>
           </w:rPr>
-          <w:instrText xml:space="preserve"> PAGEREF _Toc240381431 \h </w:instrText>
+          <w:instrText xml:space="preserve"> PAGEREF _Toc240382301 \h </w:instrText>
         </w:r>
         <w:r>
           <w:rPr>
@@ -675,7 +675,7 @@
           <w14:ligatures w14:val="standardContextual"/>
         </w:rPr>
       </w:pPr>
-      <w:hyperlink w:anchor="_Toc240381432" w:history="1">
+      <w:hyperlink w:anchor="_Toc240382302" w:history="1">
         <w:r>
           <w:rPr>
             <w:rStyle w:val="Hyperlink"/>
@@ -711,7 +711,7 @@
             <w:noProof/>
             <w:webHidden/>
           </w:rPr>
-          <w:instrText xml:space="preserve"> PAGEREF _Toc240381432 \h </w:instrText>
+          <w:instrText xml:space="preserve"> PAGEREF _Toc240382302 \h </w:instrText>
         </w:r>
         <w:r>
           <w:rPr>
@@ -756,7 +756,7 @@
           <w14:ligatures w14:val="standardContextual"/>
         </w:rPr>
       </w:pPr>
-      <w:hyperlink w:anchor="_Toc240381433" w:history="1">
+      <w:hyperlink w:anchor="_Toc240382303" w:history="1">
         <w:r>
           <w:rPr>
             <w:rStyle w:val="Hyperlink"/>
@@ -792,7 +792,7 @@
             <w:noProof/>
             <w:webHidden/>
           </w:rPr>
-          <w:instrText xml:space="preserve"> PAGEREF _Toc240381433 \h </w:instrText>
+          <w:instrText xml:space="preserve"> PAGEREF _Toc240382303 \h </w:instrText>
         </w:r>
         <w:r>
           <w:rPr>
@@ -837,7 +837,7 @@
           <w14:ligatures w14:val="standardContextual"/>
         </w:rPr>
       </w:pPr>
-      <w:hyperlink w:anchor="_Toc240381434" w:history="1">
+      <w:hyperlink w:anchor="_Toc240382304" w:history="1">
         <w:r>
           <w:rPr>
             <w:rStyle w:val="Hyperlink"/>
@@ -873,7 +873,7 @@
             <w:noProof/>
             <w:webHidden/>
           </w:rPr>
-          <w:instrText xml:space="preserve"> PAGEREF _Toc240381434 \h </w:instrText>
+          <w:instrText xml:space="preserve"> PAGEREF _Toc240382304 \h </w:instrText>
         </w:r>
         <w:r>
           <w:rPr>
@@ -893,7 +893,7 @@
             <w:noProof/>
             <w:webHidden/>
           </w:rPr>
-          <w:t>5</w:t>
+          <w:t>4</w:t>
         </w:r>
         <w:r>
           <w:rPr>
@@ -918,7 +918,7 @@
           <w14:ligatures w14:val="standardContextual"/>
         </w:rPr>
       </w:pPr>
-      <w:hyperlink w:anchor="_Toc240381435" w:history="1">
+      <w:hyperlink w:anchor="_Toc240382305" w:history="1">
         <w:r>
           <w:rPr>
             <w:rStyle w:val="Hyperlink"/>
@@ -954,7 +954,7 @@
             <w:noProof/>
             <w:webHidden/>
           </w:rPr>
-          <w:instrText xml:space="preserve"> PAGEREF _Toc240381435 \h </w:instrText>
+          <w:instrText xml:space="preserve"> PAGEREF _Toc240382305 \h </w:instrText>
         </w:r>
         <w:r>
           <w:rPr>
@@ -999,7 +999,7 @@
           <w14:ligatures w14:val="standardContextual"/>
         </w:rPr>
       </w:pPr>
-      <w:hyperlink w:anchor="_Toc240381436" w:history="1">
+      <w:hyperlink w:anchor="_Toc240382306" w:history="1">
         <w:r>
           <w:rPr>
             <w:rStyle w:val="Hyperlink"/>
@@ -1035,7 +1035,7 @@
             <w:noProof/>
             <w:webHidden/>
           </w:rPr>
-          <w:instrText xml:space="preserve"> PAGEREF _Toc240381436 \h </w:instrText>
+          <w:instrText xml:space="preserve"> PAGEREF _Toc240382306 \h </w:instrText>
         </w:r>
         <w:r>
           <w:rPr>
@@ -1080,7 +1080,7 @@
           <w14:ligatures w14:val="standardContextual"/>
         </w:rPr>
       </w:pPr>
-      <w:hyperlink w:anchor="_Toc240381437" w:history="1">
+      <w:hyperlink w:anchor="_Toc240382307" w:history="1">
         <w:r>
           <w:rPr>
             <w:rStyle w:val="Hyperlink"/>
@@ -1116,7 +1116,7 @@
             <w:noProof/>
             <w:webHidden/>
           </w:rPr>
-          <w:instrText xml:space="preserve"> PAGEREF _Toc240381437 \h </w:instrText>
+          <w:instrText xml:space="preserve"> PAGEREF _Toc240382307 \h </w:instrText>
         </w:r>
         <w:r>
           <w:rPr>
@@ -1161,7 +1161,7 @@
           <w14:ligatures w14:val="standardContextual"/>
         </w:rPr>
       </w:pPr>
-      <w:hyperlink w:anchor="_Toc240381438" w:history="1">
+      <w:hyperlink w:anchor="_Toc240382308" w:history="1">
         <w:r>
           <w:rPr>
             <w:rStyle w:val="Hyperlink"/>
@@ -1197,7 +1197,7 @@
             <w:noProof/>
             <w:webHidden/>
           </w:rPr>
-          <w:instrText xml:space="preserve"> PAGEREF _Toc240381438 \h </w:instrText>
+          <w:instrText xml:space="preserve"> PAGEREF _Toc240382308 \h </w:instrText>
         </w:r>
         <w:r>
           <w:rPr>
@@ -1217,7 +1217,7 @@
             <w:noProof/>
             <w:webHidden/>
           </w:rPr>
-          <w:t>28</w:t>
+          <w:t>27</w:t>
         </w:r>
         <w:r>
           <w:rPr>
@@ -1242,7 +1242,7 @@
           <w14:ligatures w14:val="standardContextual"/>
         </w:rPr>
       </w:pPr>
-      <w:hyperlink w:anchor="_Toc240381439" w:history="1">
+      <w:hyperlink w:anchor="_Toc240382309" w:history="1">
         <w:r>
           <w:rPr>
             <w:rStyle w:val="Hyperlink"/>
@@ -1278,7 +1278,7 @@
             <w:noProof/>
             <w:webHidden/>
           </w:rPr>
-          <w:instrText xml:space="preserve"> PAGEREF _Toc240381439 \h </w:instrText>
+          <w:instrText xml:space="preserve"> PAGEREF _Toc240382309 \h </w:instrText>
         </w:r>
         <w:r>
           <w:rPr>
@@ -1323,7 +1323,7 @@
           <w14:ligatures w14:val="standardContextual"/>
         </w:rPr>
       </w:pPr>
-      <w:hyperlink w:anchor="_Toc240381440" w:history="1">
+      <w:hyperlink w:anchor="_Toc240382310" w:history="1">
         <w:r>
           <w:rPr>
             <w:rStyle w:val="Hyperlink"/>
@@ -1359,7 +1359,7 @@
             <w:noProof/>
             <w:webHidden/>
           </w:rPr>
-          <w:instrText xml:space="preserve"> PAGEREF _Toc240381440 \h </w:instrText>
+          <w:instrText xml:space="preserve"> PAGEREF _Toc240382310 \h </w:instrText>
         </w:r>
         <w:r>
           <w:rPr>
@@ -1404,7 +1404,7 @@
           <w14:ligatures w14:val="standardContextual"/>
         </w:rPr>
       </w:pPr>
-      <w:hyperlink w:anchor="_Toc240381441" w:history="1">
+      <w:hyperlink w:anchor="_Toc240382311" w:history="1">
         <w:r>
           <w:rPr>
             <w:rStyle w:val="Hyperlink"/>
@@ -1440,7 +1440,7 @@
             <w:noProof/>
             <w:webHidden/>
           </w:rPr>
-          <w:instrText xml:space="preserve"> PAGEREF _Toc240381441 \h </w:instrText>
+          <w:instrText xml:space="preserve"> PAGEREF _Toc240382311 \h </w:instrText>
         </w:r>
         <w:r>
           <w:rPr>
@@ -1485,7 +1485,7 @@
           <w14:ligatures w14:val="standardContextual"/>
         </w:rPr>
       </w:pPr>
-      <w:hyperlink w:anchor="_Toc240381442" w:history="1">
+      <w:hyperlink w:anchor="_Toc240382312" w:history="1">
         <w:r>
           <w:rPr>
             <w:rStyle w:val="Hyperlink"/>
@@ -1521,7 +1521,7 @@
             <w:noProof/>
             <w:webHidden/>
           </w:rPr>
-          <w:instrText xml:space="preserve"> PAGEREF _Toc240381442 \h </w:instrText>
+          <w:instrText xml:space="preserve"> PAGEREF _Toc240382312 \h </w:instrText>
         </w:r>
         <w:r>
           <w:rPr>
@@ -1566,7 +1566,7 @@
           <w14:ligatures w14:val="standardContextual"/>
         </w:rPr>
       </w:pPr>
-      <w:hyperlink w:anchor="_Toc240381443" w:history="1">
+      <w:hyperlink w:anchor="_Toc240382313" w:history="1">
         <w:r>
           <w:rPr>
             <w:rStyle w:val="Hyperlink"/>
@@ -1602,7 +1602,7 @@
             <w:noProof/>
             <w:webHidden/>
           </w:rPr>
-          <w:instrText xml:space="preserve"> PAGEREF _Toc240381443 \h </w:instrText>
+          <w:instrText xml:space="preserve"> PAGEREF _Toc240382313 \h </w:instrText>
         </w:r>
         <w:r>
           <w:rPr>
@@ -1647,7 +1647,7 @@
           <w14:ligatures w14:val="standardContextual"/>
         </w:rPr>
       </w:pPr>
-      <w:hyperlink w:anchor="_Toc240381444" w:history="1">
+      <w:hyperlink w:anchor="_Toc240382314" w:history="1">
         <w:r>
           <w:rPr>
             <w:rStyle w:val="Hyperlink"/>
@@ -1683,7 +1683,7 @@
             <w:noProof/>
             <w:webHidden/>
           </w:rPr>
-          <w:instrText xml:space="preserve"> PAGEREF _Toc240381444 \h </w:instrText>
+          <w:instrText xml:space="preserve"> PAGEREF _Toc240382314 \h </w:instrText>
         </w:r>
         <w:r>
           <w:rPr>
@@ -1728,7 +1728,7 @@
           <w14:ligatures w14:val="standardContextual"/>
         </w:rPr>
       </w:pPr>
-      <w:hyperlink w:anchor="_Toc240381445" w:history="1">
+      <w:hyperlink w:anchor="_Toc240382315" w:history="1">
         <w:r>
           <w:rPr>
             <w:rStyle w:val="Hyperlink"/>
@@ -1764,7 +1764,7 @@
             <w:noProof/>
             <w:webHidden/>
           </w:rPr>
-          <w:instrText xml:space="preserve"> PAGEREF _Toc240381445 \h </w:instrText>
+          <w:instrText xml:space="preserve"> PAGEREF _Toc240382315 \h </w:instrText>
         </w:r>
         <w:r>
           <w:rPr>
@@ -1809,7 +1809,7 @@
           <w14:ligatures w14:val="standardContextual"/>
         </w:rPr>
       </w:pPr>
-      <w:hyperlink w:anchor="_Toc240381446" w:history="1">
+      <w:hyperlink w:anchor="_Toc240382316" w:history="1">
         <w:r>
           <w:rPr>
             <w:rStyle w:val="Hyperlink"/>
@@ -1845,7 +1845,7 @@
             <w:noProof/>
             <w:webHidden/>
           </w:rPr>
-          <w:instrText xml:space="preserve"> PAGEREF _Toc240381446 \h </w:instrText>
+          <w:instrText xml:space="preserve"> PAGEREF _Toc240382316 \h </w:instrText>
         </w:r>
         <w:r>
           <w:rPr>
@@ -1890,7 +1890,7 @@
           <w14:ligatures w14:val="standardContextual"/>
         </w:rPr>
       </w:pPr>
-      <w:hyperlink w:anchor="_Toc240381447" w:history="1">
+      <w:hyperlink w:anchor="_Toc240382317" w:history="1">
         <w:r>
           <w:rPr>
             <w:rStyle w:val="Hyperlink"/>
@@ -1926,7 +1926,7 @@
             <w:noProof/>
             <w:webHidden/>
           </w:rPr>
-          <w:instrText xml:space="preserve"> PAGEREF _Toc240381447 \h </w:instrText>
+          <w:instrText xml:space="preserve"> PAGEREF _Toc240382317 \h </w:instrText>
         </w:r>
         <w:r>
           <w:rPr>
@@ -1977,7 +1977,6 @@
     </w:p>
     <w:p>
       <w:pPr>
-        <w:spacing w:line="360" w:lineRule="auto"/>
         <w:ind w:firstLineChars="200" w:firstLine="480"/>
       </w:pPr>
       <w:r>
@@ -2391,7 +2390,7 @@
         <w:pStyle w:val="Heading1"/>
         <w:spacing w:before="240" w:after="120"/>
       </w:pPr>
-      <w:bookmarkStart w:id="0" w:name="_Toc240381426"/>
+      <w:bookmarkStart w:id="0" w:name="_Toc240382296"/>
       <w:r>
         <w:rPr>
           <w:rFonts w:ascii="Times New Roman" w:eastAsia="黑体" w:hAnsi="Times New Roman"/>
@@ -2412,7 +2411,6 @@
     </w:p>
     <w:p>
       <w:pPr>
-        <w:spacing w:line="360" w:lineRule="auto"/>
         <w:ind w:firstLineChars="200" w:firstLine="480"/>
       </w:pPr>
       <w:r>
@@ -2733,60 +2731,62 @@
     </w:tbl>
     <w:p>
       <w:pPr>
-        <w:spacing w:line="360" w:lineRule="auto"/>
         <w:ind w:firstLineChars="200" w:firstLine="480"/>
       </w:pPr>
       <w:r>
+        <w:t>全部</w:t>
+      </w:r>
+      <w:r>
+        <w:t xml:space="preserve"> 136 </w:t>
+      </w:r>
+      <w:r>
+        <w:t>个检查项中，</w:t>
+      </w:r>
+      <w:r>
+        <w:t xml:space="preserve">94 </w:t>
+      </w:r>
+      <w:r>
+        <w:t>项可由工具执行：其中</w:t>
+      </w:r>
+      <w:r>
+        <w:t xml:space="preserve"> 43 </w:t>
+      </w:r>
+      <w:r>
+        <w:t>项工具直接给出合格或不合格判定（占</w:t>
+      </w:r>
+      <w:r>
+        <w:t xml:space="preserve"> 31.6%</w:t>
+      </w:r>
+      <w:r>
+        <w:t>），</w:t>
+      </w:r>
+      <w:r>
+        <w:t xml:space="preserve">51 </w:t>
+      </w:r>
+      <w:r>
+        <w:t>项脚本完成检测后仍需结合设备台账或现场情况确认结论（占</w:t>
+      </w:r>
+      <w:r>
+        <w:t xml:space="preserve"> 37.5%</w:t>
+      </w:r>
+      <w:r>
+        <w:t>）。其余</w:t>
+      </w:r>
+      <w:r>
+        <w:t xml:space="preserve"> 42 </w:t>
+      </w:r>
+      <w:r>
+        <w:t>项（占</w:t>
+      </w:r>
+      <w:r>
+        <w:t xml:space="preserve"> 30.9%</w:t>
+      </w:r>
+      <w:r>
+        <w:t>）属现场查看、文档调阅或实测验证类，按标准要求由人工完成核查并留存证据，不属于工具能力缺陷。阅</w:t>
+      </w:r>
+      <w:r>
         <w:lastRenderedPageBreak/>
-        <w:t>全部</w:t>
-      </w:r>
-      <w:r>
-        <w:t xml:space="preserve"> 136 </w:t>
-      </w:r>
-      <w:r>
-        <w:t>个检查项中，</w:t>
-      </w:r>
-      <w:r>
-        <w:t xml:space="preserve">94 </w:t>
-      </w:r>
-      <w:r>
-        <w:t>项可由工具执行：其中</w:t>
-      </w:r>
-      <w:r>
-        <w:t xml:space="preserve"> 43 </w:t>
-      </w:r>
-      <w:r>
-        <w:t>项工具直接给出合格或不合格判定（占</w:t>
-      </w:r>
-      <w:r>
-        <w:t xml:space="preserve"> 31.6%</w:t>
-      </w:r>
-      <w:r>
-        <w:t>），</w:t>
-      </w:r>
-      <w:r>
-        <w:t xml:space="preserve">51 </w:t>
-      </w:r>
-      <w:r>
-        <w:t>项脚本完成检测后仍需结合设备台账或现场情况确认结论（占</w:t>
-      </w:r>
-      <w:r>
-        <w:t xml:space="preserve"> 37.5%</w:t>
-      </w:r>
-      <w:r>
-        <w:t>）。其余</w:t>
-      </w:r>
-      <w:r>
-        <w:t xml:space="preserve"> 42 </w:t>
-      </w:r>
-      <w:r>
-        <w:t>项（占</w:t>
-      </w:r>
-      <w:r>
-        <w:t xml:space="preserve"> 30.9%</w:t>
-      </w:r>
-      <w:r>
-        <w:t>）属现场查看、文档调阅或实测验证类，按标准要求由人工完成核查并留存证据，不属于工具能力缺陷。阅读本报告时需注意：</w:t>
+        <w:t>读本报告时需注意：</w:t>
       </w:r>
       <w:r>
         <w:t xml:space="preserve">94 </w:t>
@@ -2806,7 +2806,7 @@
         <w:pStyle w:val="Heading1"/>
         <w:spacing w:before="240" w:after="120"/>
       </w:pPr>
-      <w:bookmarkStart w:id="1" w:name="_Toc240381427"/>
+      <w:bookmarkStart w:id="1" w:name="_Toc240382297"/>
       <w:r>
         <w:rPr>
           <w:rFonts w:ascii="Times New Roman" w:eastAsia="黑体" w:hAnsi="Times New Roman"/>
@@ -2830,7 +2830,7 @@
         <w:pStyle w:val="Heading2"/>
         <w:spacing w:before="240" w:after="120"/>
       </w:pPr>
-      <w:bookmarkStart w:id="2" w:name="_Toc240381428"/>
+      <w:bookmarkStart w:id="2" w:name="_Toc240382298"/>
       <w:r>
         <w:rPr>
           <w:rFonts w:ascii="Times New Roman" w:eastAsia="黑体" w:hAnsi="Times New Roman"/>
@@ -2851,7 +2851,6 @@
     </w:p>
     <w:p>
       <w:pPr>
-        <w:spacing w:line="360" w:lineRule="auto"/>
         <w:ind w:left="420"/>
       </w:pPr>
       <w:r>
@@ -2884,7 +2883,6 @@
     </w:p>
     <w:p>
       <w:pPr>
-        <w:spacing w:line="360" w:lineRule="auto"/>
         <w:ind w:left="420"/>
       </w:pPr>
       <w:r>
@@ -2995,7 +2993,6 @@
     </w:p>
     <w:p>
       <w:pPr>
-        <w:spacing w:line="360" w:lineRule="auto"/>
         <w:ind w:left="420"/>
       </w:pPr>
       <w:r>
@@ -3034,7 +3031,6 @@
     </w:p>
     <w:p>
       <w:pPr>
-        <w:spacing w:line="360" w:lineRule="auto"/>
         <w:ind w:left="420"/>
       </w:pPr>
       <w:r>
@@ -3052,7 +3048,7 @@
         <w:pStyle w:val="Heading2"/>
         <w:spacing w:before="240" w:after="120"/>
       </w:pPr>
-      <w:bookmarkStart w:id="3" w:name="_Toc240381429"/>
+      <w:bookmarkStart w:id="3" w:name="_Toc240382299"/>
       <w:r>
         <w:rPr>
           <w:rFonts w:ascii="Times New Roman" w:eastAsia="黑体" w:hAnsi="Times New Roman"/>
@@ -3073,7 +3069,6 @@
     </w:p>
     <w:p>
       <w:pPr>
-        <w:spacing w:line="360" w:lineRule="auto"/>
         <w:ind w:firstLineChars="200" w:firstLine="480"/>
       </w:pPr>
       <w:r>
@@ -3085,14 +3080,13 @@
         <w:pStyle w:val="Heading2"/>
         <w:spacing w:before="240" w:after="120"/>
       </w:pPr>
-      <w:bookmarkStart w:id="4" w:name="_Toc240381430"/>
+      <w:bookmarkStart w:id="4" w:name="_Toc240382300"/>
       <w:r>
         <w:rPr>
           <w:rFonts w:ascii="Times New Roman" w:eastAsia="黑体" w:hAnsi="Times New Roman"/>
           <w:color w:val="000000"/>
           <w:sz w:val="28"/>
         </w:rPr>
-        <w:lastRenderedPageBreak/>
         <w:t xml:space="preserve">2.3 </w:t>
       </w:r>
       <w:r>
@@ -3107,7 +3101,6 @@
     </w:p>
     <w:p>
       <w:pPr>
-        <w:spacing w:line="360" w:lineRule="auto"/>
         <w:ind w:firstLineChars="200" w:firstLine="480"/>
       </w:pPr>
       <w:r>
@@ -3294,13 +3287,14 @@
         <w:pStyle w:val="Heading2"/>
         <w:spacing w:before="240" w:after="120"/>
       </w:pPr>
-      <w:bookmarkStart w:id="5" w:name="_Toc240381431"/>
+      <w:bookmarkStart w:id="5" w:name="_Toc240382301"/>
       <w:r>
         <w:rPr>
           <w:rFonts w:ascii="Times New Roman" w:eastAsia="黑体" w:hAnsi="Times New Roman"/>
           <w:color w:val="000000"/>
           <w:sz w:val="28"/>
         </w:rPr>
+        <w:lastRenderedPageBreak/>
         <w:t xml:space="preserve">2.4 </w:t>
       </w:r>
       <w:r>
@@ -3315,7 +3309,6 @@
     </w:p>
     <w:p>
       <w:pPr>
-        <w:spacing w:line="360" w:lineRule="auto"/>
         <w:ind w:firstLineChars="200" w:firstLine="480"/>
       </w:pPr>
       <w:r>
@@ -4019,7 +4012,6 @@
     <w:p>
       <w:pPr>
         <w:keepNext/>
-        <w:spacing w:line="360" w:lineRule="auto"/>
         <w:ind w:firstLineChars="200" w:firstLine="480"/>
       </w:pPr>
       <w:r>
@@ -4028,7 +4020,6 @@
     </w:p>
     <w:p>
       <w:pPr>
-        <w:spacing w:line="360" w:lineRule="auto"/>
         <w:ind w:left="420"/>
       </w:pPr>
       <w:r>
@@ -4067,11 +4058,9 @@
     </w:p>
     <w:p>
       <w:pPr>
-        <w:spacing w:line="360" w:lineRule="auto"/>
         <w:ind w:left="420"/>
       </w:pPr>
       <w:r>
-        <w:lastRenderedPageBreak/>
         <w:t>（</w:t>
       </w:r>
       <w:r>
@@ -4083,7 +4072,6 @@
     </w:p>
     <w:p>
       <w:pPr>
-        <w:spacing w:line="360" w:lineRule="auto"/>
         <w:ind w:left="420"/>
       </w:pPr>
       <w:r>
@@ -4104,7 +4092,6 @@
     </w:p>
     <w:p>
       <w:pPr>
-        <w:spacing w:line="360" w:lineRule="auto"/>
         <w:ind w:left="420"/>
       </w:pPr>
       <w:r>
@@ -4125,7 +4112,6 @@
     </w:p>
     <w:p>
       <w:pPr>
-        <w:spacing w:line="360" w:lineRule="auto"/>
         <w:ind w:left="420"/>
       </w:pPr>
       <w:r>
@@ -4179,13 +4165,14 @@
         <w:pStyle w:val="Heading1"/>
         <w:spacing w:before="240" w:after="120"/>
       </w:pPr>
-      <w:bookmarkStart w:id="6" w:name="_Toc240381432"/>
+      <w:bookmarkStart w:id="6" w:name="_Toc240382302"/>
       <w:r>
         <w:rPr>
           <w:rFonts w:ascii="Times New Roman" w:eastAsia="黑体" w:hAnsi="Times New Roman"/>
           <w:color w:val="000000"/>
           <w:sz w:val="32"/>
         </w:rPr>
+        <w:lastRenderedPageBreak/>
         <w:t xml:space="preserve">3 </w:t>
       </w:r>
       <w:r>
@@ -4200,7 +4187,6 @@
     </w:p>
     <w:p>
       <w:pPr>
-        <w:spacing w:line="360" w:lineRule="auto"/>
         <w:ind w:firstLineChars="200" w:firstLine="480"/>
       </w:pPr>
       <w:r>
@@ -5108,7 +5094,7 @@
         <w:pStyle w:val="Heading1"/>
         <w:spacing w:before="240" w:after="120"/>
       </w:pPr>
-      <w:bookmarkStart w:id="7" w:name="_Toc240381433"/>
+      <w:bookmarkStart w:id="7" w:name="_Toc240382303"/>
       <w:r>
         <w:rPr>
           <w:rFonts w:ascii="Times New Roman" w:eastAsia="黑体" w:hAnsi="Times New Roman"/>
@@ -5129,7 +5115,6 @@
     </w:p>
     <w:p>
       <w:pPr>
-        <w:spacing w:line="360" w:lineRule="auto"/>
         <w:ind w:firstLineChars="200" w:firstLine="480"/>
       </w:pPr>
       <w:r>
@@ -5171,14 +5156,13 @@
         <w:pStyle w:val="Heading2"/>
         <w:spacing w:before="240" w:after="120"/>
       </w:pPr>
-      <w:bookmarkStart w:id="8" w:name="_Toc240381434"/>
+      <w:bookmarkStart w:id="8" w:name="_Toc240382304"/>
       <w:r>
         <w:rPr>
           <w:rFonts w:ascii="Times New Roman" w:eastAsia="黑体" w:hAnsi="Times New Roman"/>
           <w:color w:val="000000"/>
           <w:sz w:val="28"/>
         </w:rPr>
-        <w:lastRenderedPageBreak/>
         <w:t xml:space="preserve">4.1 </w:t>
       </w:r>
       <w:r>
@@ -5193,7 +5177,6 @@
     </w:p>
     <w:p>
       <w:pPr>
-        <w:spacing w:line="360" w:lineRule="auto"/>
         <w:ind w:firstLineChars="200" w:firstLine="480"/>
       </w:pPr>
       <w:r>
@@ -5657,6 +5640,7 @@
               <w:rPr>
                 <w:sz w:val="21"/>
               </w:rPr>
+              <w:lastRenderedPageBreak/>
               <w:t>1.6</w:t>
             </w:r>
           </w:p>
@@ -6158,7 +6142,6 @@
               <w:rPr>
                 <w:sz w:val="21"/>
               </w:rPr>
-              <w:lastRenderedPageBreak/>
               <w:t>1.13</w:t>
             </w:r>
           </w:p>
@@ -6555,6 +6538,7 @@
               <w:rPr>
                 <w:sz w:val="21"/>
               </w:rPr>
+              <w:lastRenderedPageBreak/>
               <w:t>1.19</w:t>
             </w:r>
           </w:p>
@@ -7221,7 +7205,6 @@
               <w:rPr>
                 <w:sz w:val="21"/>
               </w:rPr>
-              <w:lastRenderedPageBreak/>
               <w:t>1.27</w:t>
             </w:r>
           </w:p>
@@ -7281,7 +7264,6 @@
     </w:tbl>
     <w:p>
       <w:pPr>
-        <w:spacing w:line="360" w:lineRule="auto"/>
         <w:ind w:firstLineChars="200" w:firstLine="480"/>
       </w:pPr>
       <w:r>
@@ -7340,8 +7322,9 @@
         <w:rPr>
           <w:noProof/>
         </w:rPr>
+        <w:lastRenderedPageBreak/>
         <w:drawing>
-          <wp:inline distT="0" distB="0" distL="0" distR="0" wp14:anchorId="245FD7B8" wp14:editId="0BE370C2">
+          <wp:inline distT="0" distB="0" distL="0" distR="0" wp14:anchorId="4DDD254C" wp14:editId="37ECBE2F">
             <wp:extent cx="5580000" cy="3178368"/>
             <wp:effectExtent l="0" t="0" r="0" b="0"/>
             <wp:docPr id="1" name="Picture 1"/>
@@ -7555,9 +7538,8 @@
         <w:rPr>
           <w:noProof/>
         </w:rPr>
-        <w:lastRenderedPageBreak/>
         <w:drawing>
-          <wp:inline distT="0" distB="0" distL="0" distR="0" wp14:anchorId="2F697DD2" wp14:editId="7D0CB5BB">
+          <wp:inline distT="0" distB="0" distL="0" distR="0" wp14:anchorId="1048E84B" wp14:editId="58044934">
             <wp:extent cx="5580000" cy="3106944"/>
             <wp:effectExtent l="0" t="0" r="0" b="0"/>
             <wp:docPr id="2" name="Picture 2"/>
@@ -7711,8 +7693,9 @@
         <w:rPr>
           <w:noProof/>
         </w:rPr>
+        <w:lastRenderedPageBreak/>
         <w:drawing>
-          <wp:inline distT="0" distB="0" distL="0" distR="0" wp14:anchorId="6BA4BBF8" wp14:editId="29CC0ECF">
+          <wp:inline distT="0" distB="0" distL="0" distR="0" wp14:anchorId="3779466E" wp14:editId="428FAB13">
             <wp:extent cx="5580000" cy="2892672"/>
             <wp:effectExtent l="0" t="0" r="0" b="0"/>
             <wp:docPr id="3" name="Picture 3"/>
@@ -7866,9 +7849,8 @@
         <w:rPr>
           <w:noProof/>
         </w:rPr>
-        <w:lastRenderedPageBreak/>
         <w:drawing>
-          <wp:inline distT="0" distB="0" distL="0" distR="0" wp14:anchorId="1460DC77" wp14:editId="62F67CB9">
+          <wp:inline distT="0" distB="0" distL="0" distR="0" wp14:anchorId="1CA2CBD3" wp14:editId="2C7221EA">
             <wp:extent cx="5580000" cy="3106944"/>
             <wp:effectExtent l="0" t="0" r="0" b="0"/>
             <wp:docPr id="4" name="Picture 4"/>
@@ -8010,8 +7992,9 @@
         <w:rPr>
           <w:noProof/>
         </w:rPr>
+        <w:lastRenderedPageBreak/>
         <w:drawing>
-          <wp:inline distT="0" distB="0" distL="0" distR="0" wp14:anchorId="251BA797" wp14:editId="30F9124A">
+          <wp:inline distT="0" distB="0" distL="0" distR="0" wp14:anchorId="318BD3B1" wp14:editId="5C45044B">
             <wp:extent cx="5580000" cy="2178432"/>
             <wp:effectExtent l="0" t="0" r="0" b="0"/>
             <wp:docPr id="5" name="Picture 5"/>
@@ -8189,9 +8172,8 @@
         <w:rPr>
           <w:noProof/>
         </w:rPr>
-        <w:lastRenderedPageBreak/>
         <w:drawing>
-          <wp:inline distT="0" distB="0" distL="0" distR="0" wp14:anchorId="5E3F70D4" wp14:editId="42D86DF3">
+          <wp:inline distT="0" distB="0" distL="0" distR="0" wp14:anchorId="5EC286AA" wp14:editId="67B5044B">
             <wp:extent cx="5580000" cy="2178432"/>
             <wp:effectExtent l="0" t="0" r="0" b="0"/>
             <wp:docPr id="6" name="Picture 6"/>
@@ -8358,7 +8340,7 @@
           <w:noProof/>
         </w:rPr>
         <w:drawing>
-          <wp:inline distT="0" distB="0" distL="0" distR="0" wp14:anchorId="03FEE390" wp14:editId="646CCE72">
+          <wp:inline distT="0" distB="0" distL="0" distR="0" wp14:anchorId="2672979A" wp14:editId="152EA712">
             <wp:extent cx="5580000" cy="1678464"/>
             <wp:effectExtent l="0" t="0" r="0" b="0"/>
             <wp:docPr id="7" name="Picture 7"/>
@@ -8536,8 +8518,9 @@
         <w:rPr>
           <w:noProof/>
         </w:rPr>
+        <w:lastRenderedPageBreak/>
         <w:drawing>
-          <wp:inline distT="0" distB="0" distL="0" distR="0" wp14:anchorId="3D38E207" wp14:editId="4A43EEA0">
+          <wp:inline distT="0" distB="0" distL="0" distR="0" wp14:anchorId="39CC12E4" wp14:editId="64FD74E4">
             <wp:extent cx="5580000" cy="1678464"/>
             <wp:effectExtent l="0" t="0" r="0" b="0"/>
             <wp:docPr id="8" name="Picture 8"/>
@@ -8715,9 +8698,8 @@
         <w:rPr>
           <w:noProof/>
         </w:rPr>
-        <w:lastRenderedPageBreak/>
         <w:drawing>
-          <wp:inline distT="0" distB="0" distL="0" distR="0" wp14:anchorId="2B263FED" wp14:editId="756F2BBB">
+          <wp:inline distT="0" distB="0" distL="0" distR="0" wp14:anchorId="6A7A3447" wp14:editId="6D3485BF">
             <wp:extent cx="5580000" cy="1607040"/>
             <wp:effectExtent l="0" t="0" r="0" b="0"/>
             <wp:docPr id="9" name="Picture 9"/>
@@ -8896,7 +8878,7 @@
           <w:noProof/>
         </w:rPr>
         <w:drawing>
-          <wp:inline distT="0" distB="0" distL="0" distR="0" wp14:anchorId="44ED8D75" wp14:editId="6858AA54">
+          <wp:inline distT="0" distB="0" distL="0" distR="0" wp14:anchorId="12FBD731" wp14:editId="627B2E5E">
             <wp:extent cx="5580000" cy="1607040"/>
             <wp:effectExtent l="0" t="0" r="0" b="0"/>
             <wp:docPr id="10" name="Picture 10"/>
@@ -9062,8 +9044,9 @@
         <w:rPr>
           <w:noProof/>
         </w:rPr>
+        <w:lastRenderedPageBreak/>
         <w:drawing>
-          <wp:inline distT="0" distB="0" distL="0" distR="0" wp14:anchorId="2C8B36C7" wp14:editId="73C13719">
+          <wp:inline distT="0" distB="0" distL="0" distR="0" wp14:anchorId="2AAEB580" wp14:editId="0B75B1D1">
             <wp:extent cx="5580000" cy="1678464"/>
             <wp:effectExtent l="0" t="0" r="0" b="0"/>
             <wp:docPr id="11" name="Picture 11"/>
@@ -9205,9 +9188,8 @@
         <w:rPr>
           <w:noProof/>
         </w:rPr>
-        <w:lastRenderedPageBreak/>
         <w:drawing>
-          <wp:inline distT="0" distB="0" distL="0" distR="0" wp14:anchorId="566BACDF" wp14:editId="7BD3CB56">
+          <wp:inline distT="0" distB="0" distL="0" distR="0" wp14:anchorId="3D3348E3" wp14:editId="737FFB83">
             <wp:extent cx="5580000" cy="1678464"/>
             <wp:effectExtent l="0" t="0" r="0" b="0"/>
             <wp:docPr id="12" name="Picture 12"/>
@@ -9349,8 +9331,9 @@
         <w:rPr>
           <w:noProof/>
         </w:rPr>
+        <w:lastRenderedPageBreak/>
         <w:drawing>
-          <wp:inline distT="0" distB="0" distL="0" distR="0" wp14:anchorId="072CAAC4" wp14:editId="579FD2E1">
+          <wp:inline distT="0" distB="0" distL="0" distR="0" wp14:anchorId="0FE0C2A2" wp14:editId="3C978603">
             <wp:extent cx="5580000" cy="4384286"/>
             <wp:effectExtent l="0" t="0" r="0" b="0"/>
             <wp:docPr id="13" name="Picture 13"/>
@@ -9530,7 +9513,7 @@
         </w:rPr>
         <w:lastRenderedPageBreak/>
         <w:drawing>
-          <wp:inline distT="0" distB="0" distL="0" distR="0" wp14:anchorId="2969EBFD" wp14:editId="5F8F121D">
+          <wp:inline distT="0" distB="0" distL="0" distR="0" wp14:anchorId="1BFCEDAB" wp14:editId="51368506">
             <wp:extent cx="5580000" cy="4384286"/>
             <wp:effectExtent l="0" t="0" r="0" b="0"/>
             <wp:docPr id="14" name="Picture 14"/>
@@ -9698,7 +9681,7 @@
         </w:rPr>
         <w:lastRenderedPageBreak/>
         <w:drawing>
-          <wp:inline distT="0" distB="0" distL="0" distR="0" wp14:anchorId="0EB6CE23" wp14:editId="160EC1E6">
+          <wp:inline distT="0" distB="0" distL="0" distR="0" wp14:anchorId="339A1118" wp14:editId="388E9E5C">
             <wp:extent cx="5580000" cy="3587143"/>
             <wp:effectExtent l="0" t="0" r="0" b="0"/>
             <wp:docPr id="15" name="Picture 15"/>
@@ -9877,7 +9860,7 @@
           <w:noProof/>
         </w:rPr>
         <w:drawing>
-          <wp:inline distT="0" distB="0" distL="0" distR="0" wp14:anchorId="4F315C56" wp14:editId="33B02988">
+          <wp:inline distT="0" distB="0" distL="0" distR="0" wp14:anchorId="525E04B1" wp14:editId="7BE6C8E6">
             <wp:extent cx="5580000" cy="3427714"/>
             <wp:effectExtent l="0" t="0" r="0" b="0"/>
             <wp:docPr id="16" name="Picture 16"/>
@@ -10069,7 +10052,7 @@
         </w:rPr>
         <w:lastRenderedPageBreak/>
         <w:drawing>
-          <wp:inline distT="0" distB="0" distL="0" distR="0" wp14:anchorId="08361B87" wp14:editId="1ECACAB5">
+          <wp:inline distT="0" distB="0" distL="0" distR="0" wp14:anchorId="5FB60E26" wp14:editId="6649A58A">
             <wp:extent cx="5580000" cy="4330080"/>
             <wp:effectExtent l="0" t="0" r="0" b="0"/>
             <wp:docPr id="17" name="Picture 17"/>
@@ -10225,7 +10208,7 @@
         </w:rPr>
         <w:lastRenderedPageBreak/>
         <w:drawing>
-          <wp:inline distT="0" distB="0" distL="0" distR="0" wp14:anchorId="64CF523A" wp14:editId="0092580F">
+          <wp:inline distT="0" distB="0" distL="0" distR="0" wp14:anchorId="326081E4" wp14:editId="3B63CABD">
             <wp:extent cx="5580000" cy="2749824"/>
             <wp:effectExtent l="0" t="0" r="0" b="0"/>
             <wp:docPr id="18" name="Picture 18"/>
@@ -10416,7 +10399,7 @@
           <w:noProof/>
         </w:rPr>
         <w:drawing>
-          <wp:inline distT="0" distB="0" distL="0" distR="0" wp14:anchorId="0948FAE3" wp14:editId="4FCD9C39">
+          <wp:inline distT="0" distB="0" distL="0" distR="0" wp14:anchorId="7E65965D" wp14:editId="1A466898">
             <wp:extent cx="5580000" cy="1964160"/>
             <wp:effectExtent l="0" t="0" r="0" b="0"/>
             <wp:docPr id="19" name="Picture 19"/>
@@ -10626,7 +10609,7 @@
         </w:rPr>
         <w:lastRenderedPageBreak/>
         <w:drawing>
-          <wp:inline distT="0" distB="0" distL="0" distR="0" wp14:anchorId="1DEF202C" wp14:editId="79B1F187">
+          <wp:inline distT="0" distB="0" distL="0" distR="0" wp14:anchorId="1A275DF9" wp14:editId="734CC942">
             <wp:extent cx="5580000" cy="3821184"/>
             <wp:effectExtent l="0" t="0" r="0" b="0"/>
             <wp:docPr id="20" name="Picture 20"/>
@@ -10793,7 +10776,7 @@
           <w:noProof/>
         </w:rPr>
         <w:drawing>
-          <wp:inline distT="0" distB="0" distL="0" distR="0" wp14:anchorId="3A8BB510" wp14:editId="1CAE0BBE">
+          <wp:inline distT="0" distB="0" distL="0" distR="0" wp14:anchorId="63D1E4D5" wp14:editId="0644A2F6">
             <wp:extent cx="5580000" cy="464256"/>
             <wp:effectExtent l="0" t="0" r="0" b="0"/>
             <wp:docPr id="21" name="Picture 21"/>
@@ -10954,7 +10937,7 @@
           <w:noProof/>
         </w:rPr>
         <w:drawing>
-          <wp:inline distT="0" distB="0" distL="0" distR="0" wp14:anchorId="5C054533" wp14:editId="513C92D0">
+          <wp:inline distT="0" distB="0" distL="0" distR="0" wp14:anchorId="122C7A35" wp14:editId="4F58F7A1">
             <wp:extent cx="5580000" cy="535680"/>
             <wp:effectExtent l="0" t="0" r="0" b="0"/>
             <wp:docPr id="22" name="Picture 22"/>
@@ -11122,7 +11105,7 @@
         </w:rPr>
         <w:lastRenderedPageBreak/>
         <w:drawing>
-          <wp:inline distT="0" distB="0" distL="0" distR="0" wp14:anchorId="1BD914E0" wp14:editId="72028AA5">
+          <wp:inline distT="0" distB="0" distL="0" distR="0" wp14:anchorId="2320B40E" wp14:editId="38A84B63">
             <wp:extent cx="5580000" cy="892800"/>
             <wp:effectExtent l="0" t="0" r="0" b="0"/>
             <wp:docPr id="23" name="Picture 23"/>
@@ -11313,7 +11296,7 @@
           <w:noProof/>
         </w:rPr>
         <w:drawing>
-          <wp:inline distT="0" distB="0" distL="0" distR="0" wp14:anchorId="668DE1C3" wp14:editId="6C1ADF90">
+          <wp:inline distT="0" distB="0" distL="0" distR="0" wp14:anchorId="2B60E7B0" wp14:editId="3FA512CB">
             <wp:extent cx="5580000" cy="535680"/>
             <wp:effectExtent l="0" t="0" r="0" b="0"/>
             <wp:docPr id="24" name="Picture 24"/>
@@ -11546,7 +11529,7 @@
           <w:noProof/>
         </w:rPr>
         <w:drawing>
-          <wp:inline distT="0" distB="0" distL="0" distR="0" wp14:anchorId="5DFF7C77" wp14:editId="2D56C377">
+          <wp:inline distT="0" distB="0" distL="0" distR="0" wp14:anchorId="3ACED701" wp14:editId="2C1B125D">
             <wp:extent cx="5580000" cy="607104"/>
             <wp:effectExtent l="0" t="0" r="0" b="0"/>
             <wp:docPr id="25" name="Picture 25"/>
@@ -11749,7 +11732,7 @@
           <w:noProof/>
         </w:rPr>
         <w:drawing>
-          <wp:inline distT="0" distB="0" distL="0" distR="0" wp14:anchorId="749564B9" wp14:editId="22460BC3">
+          <wp:inline distT="0" distB="0" distL="0" distR="0" wp14:anchorId="259C3AD3" wp14:editId="75897D9A">
             <wp:extent cx="5580000" cy="464256"/>
             <wp:effectExtent l="0" t="0" r="0" b="0"/>
             <wp:docPr id="26" name="Picture 26"/>
@@ -11940,7 +11923,7 @@
           <w:noProof/>
         </w:rPr>
         <w:drawing>
-          <wp:inline distT="0" distB="0" distL="0" distR="0" wp14:anchorId="743E09BC" wp14:editId="0B085F98">
+          <wp:inline distT="0" distB="0" distL="0" distR="0" wp14:anchorId="36A46BB1" wp14:editId="5CC42AC2">
             <wp:extent cx="5580000" cy="535680"/>
             <wp:effectExtent l="0" t="0" r="0" b="0"/>
             <wp:docPr id="27" name="Picture 27"/>
@@ -12132,7 +12115,7 @@
         </w:rPr>
         <w:lastRenderedPageBreak/>
         <w:drawing>
-          <wp:inline distT="0" distB="0" distL="0" distR="0" wp14:anchorId="5B480C14" wp14:editId="76044E81">
+          <wp:inline distT="0" distB="0" distL="0" distR="0" wp14:anchorId="6CA93CED" wp14:editId="339331E1">
             <wp:extent cx="5580000" cy="535680"/>
             <wp:effectExtent l="0" t="0" r="0" b="0"/>
             <wp:docPr id="28" name="Picture 28"/>
@@ -12299,7 +12282,7 @@
           <w:noProof/>
         </w:rPr>
         <w:drawing>
-          <wp:inline distT="0" distB="0" distL="0" distR="0" wp14:anchorId="1E4492A4" wp14:editId="47BA6715">
+          <wp:inline distT="0" distB="0" distL="0" distR="0" wp14:anchorId="30ED603A" wp14:editId="1D916298">
             <wp:extent cx="5580000" cy="535680"/>
             <wp:effectExtent l="0" t="0" r="0" b="0"/>
             <wp:docPr id="29" name="Picture 29"/>
@@ -12478,7 +12461,7 @@
           <w:noProof/>
         </w:rPr>
         <w:drawing>
-          <wp:inline distT="0" distB="0" distL="0" distR="0" wp14:anchorId="551171BC" wp14:editId="194522B9">
+          <wp:inline distT="0" distB="0" distL="0" distR="0" wp14:anchorId="6D802CAB" wp14:editId="693E98F3">
             <wp:extent cx="5580000" cy="749952"/>
             <wp:effectExtent l="0" t="0" r="0" b="0"/>
             <wp:docPr id="30" name="Picture 30"/>
@@ -12669,7 +12652,7 @@
           <w:noProof/>
         </w:rPr>
         <w:drawing>
-          <wp:inline distT="0" distB="0" distL="0" distR="0" wp14:anchorId="0C51DC7E" wp14:editId="3B84739D">
+          <wp:inline distT="0" distB="0" distL="0" distR="0" wp14:anchorId="217E93CC" wp14:editId="0FF8B3B5">
             <wp:extent cx="5580000" cy="535680"/>
             <wp:effectExtent l="0" t="0" r="0" b="0"/>
             <wp:docPr id="31" name="Picture 31"/>
@@ -12842,7 +12825,7 @@
           <w:noProof/>
         </w:rPr>
         <w:drawing>
-          <wp:inline distT="0" distB="0" distL="0" distR="0" wp14:anchorId="63541D75" wp14:editId="2CFB0006">
+          <wp:inline distT="0" distB="0" distL="0" distR="0" wp14:anchorId="5312DBE1" wp14:editId="158A1843">
             <wp:extent cx="5580000" cy="678528"/>
             <wp:effectExtent l="0" t="0" r="0" b="0"/>
             <wp:docPr id="32" name="Picture 32"/>
@@ -13034,7 +13017,7 @@
         </w:rPr>
         <w:lastRenderedPageBreak/>
         <w:drawing>
-          <wp:inline distT="0" distB="0" distL="0" distR="0" wp14:anchorId="343CBCF3" wp14:editId="192976CB">
+          <wp:inline distT="0" distB="0" distL="0" distR="0" wp14:anchorId="6DD18DCA" wp14:editId="1B397B37">
             <wp:extent cx="5580000" cy="749952"/>
             <wp:effectExtent l="0" t="0" r="0" b="0"/>
             <wp:docPr id="33" name="Picture 33"/>
@@ -13237,7 +13220,7 @@
           <w:noProof/>
         </w:rPr>
         <w:drawing>
-          <wp:inline distT="0" distB="0" distL="0" distR="0" wp14:anchorId="66BF0C48" wp14:editId="4A470B62">
+          <wp:inline distT="0" distB="0" distL="0" distR="0" wp14:anchorId="0738B823" wp14:editId="25FCD150">
             <wp:extent cx="5580000" cy="535680"/>
             <wp:effectExtent l="0" t="0" r="0" b="0"/>
             <wp:docPr id="34" name="Picture 34"/>
@@ -13416,7 +13399,7 @@
           <w:noProof/>
         </w:rPr>
         <w:drawing>
-          <wp:inline distT="0" distB="0" distL="0" distR="0" wp14:anchorId="228C97A7" wp14:editId="06A2AE79">
+          <wp:inline distT="0" distB="0" distL="0" distR="0" wp14:anchorId="6EF69F2F" wp14:editId="0645C5F7">
             <wp:extent cx="5580000" cy="749952"/>
             <wp:effectExtent l="0" t="0" r="0" b="0"/>
             <wp:docPr id="35" name="Picture 35"/>
@@ -13601,7 +13584,7 @@
         <w:pStyle w:val="Heading2"/>
         <w:spacing w:before="240" w:after="120"/>
       </w:pPr>
-      <w:bookmarkStart w:id="9" w:name="_Toc240381435"/>
+      <w:bookmarkStart w:id="9" w:name="_Toc240382305"/>
       <w:r>
         <w:rPr>
           <w:rFonts w:ascii="Times New Roman" w:eastAsia="黑体" w:hAnsi="Times New Roman"/>
@@ -13622,7 +13605,6 @@
     </w:p>
     <w:p>
       <w:pPr>
-        <w:spacing w:line="360" w:lineRule="auto"/>
         <w:ind w:firstLineChars="200" w:firstLine="480"/>
       </w:pPr>
       <w:r>
@@ -14011,7 +13993,6 @@
               <w:rPr>
                 <w:sz w:val="21"/>
               </w:rPr>
-              <w:lastRenderedPageBreak/>
               <w:t>2.5</w:t>
             </w:r>
           </w:p>
@@ -14087,6 +14068,7 @@
               <w:rPr>
                 <w:sz w:val="21"/>
               </w:rPr>
+              <w:lastRenderedPageBreak/>
               <w:t>2.6</w:t>
             </w:r>
           </w:p>
@@ -14699,7 +14681,6 @@
               <w:rPr>
                 <w:sz w:val="21"/>
               </w:rPr>
-              <w:lastRenderedPageBreak/>
               <w:t>2.14</w:t>
             </w:r>
           </w:p>
@@ -14757,6 +14738,7 @@
               <w:rPr>
                 <w:sz w:val="21"/>
               </w:rPr>
+              <w:lastRenderedPageBreak/>
               <w:t>2.15</w:t>
             </w:r>
           </w:p>
@@ -14915,7 +14897,6 @@
     </w:tbl>
     <w:p>
       <w:pPr>
-        <w:spacing w:line="360" w:lineRule="auto"/>
         <w:ind w:firstLineChars="200" w:firstLine="480"/>
       </w:pPr>
       <w:r>
@@ -14975,7 +14956,7 @@
           <w:noProof/>
         </w:rPr>
         <w:drawing>
-          <wp:inline distT="0" distB="0" distL="0" distR="0" wp14:anchorId="2A0C1267" wp14:editId="2C2AC6F8">
+          <wp:inline distT="0" distB="0" distL="0" distR="0" wp14:anchorId="3DC839D2" wp14:editId="455F03C2">
             <wp:extent cx="5580000" cy="1392768"/>
             <wp:effectExtent l="0" t="0" r="0" b="0"/>
             <wp:docPr id="36" name="Picture 36"/>
@@ -15166,7 +15147,7 @@
           <w:noProof/>
         </w:rPr>
         <w:drawing>
-          <wp:inline distT="0" distB="0" distL="0" distR="0" wp14:anchorId="001FF1DD" wp14:editId="648E4FA0">
+          <wp:inline distT="0" distB="0" distL="0" distR="0" wp14:anchorId="691FF47A" wp14:editId="09F2E5B5">
             <wp:extent cx="5580000" cy="892800"/>
             <wp:effectExtent l="0" t="0" r="0" b="0"/>
             <wp:docPr id="37" name="Picture 37"/>
@@ -15382,7 +15363,7 @@
         </w:rPr>
         <w:lastRenderedPageBreak/>
         <w:drawing>
-          <wp:inline distT="0" distB="0" distL="0" distR="0" wp14:anchorId="42918AA3" wp14:editId="64806B73">
+          <wp:inline distT="0" distB="0" distL="0" distR="0" wp14:anchorId="46630E1F" wp14:editId="61218C08">
             <wp:extent cx="5580000" cy="1964160"/>
             <wp:effectExtent l="0" t="0" r="0" b="0"/>
             <wp:docPr id="38" name="Picture 38"/>
@@ -15597,7 +15578,7 @@
         <w:pStyle w:val="Heading2"/>
         <w:spacing w:before="240" w:after="120"/>
       </w:pPr>
-      <w:bookmarkStart w:id="10" w:name="_Toc240381436"/>
+      <w:bookmarkStart w:id="10" w:name="_Toc240382306"/>
       <w:r>
         <w:rPr>
           <w:rFonts w:ascii="Times New Roman" w:eastAsia="黑体" w:hAnsi="Times New Roman"/>
@@ -15618,7 +15599,6 @@
     </w:p>
     <w:p>
       <w:pPr>
-        <w:spacing w:line="360" w:lineRule="auto"/>
         <w:ind w:firstLineChars="200" w:firstLine="480"/>
       </w:pPr>
       <w:r>
@@ -16904,7 +16884,6 @@
     </w:tbl>
     <w:p>
       <w:pPr>
-        <w:spacing w:line="360" w:lineRule="auto"/>
         <w:ind w:firstLineChars="200" w:firstLine="480"/>
       </w:pPr>
       <w:r>
@@ -16932,11 +16911,7 @@
         <w:t xml:space="preserve">9 </w:t>
       </w:r>
       <w:r>
-        <w:t>项脚本检测后需结合台账或现场确认），所用脚本与检测项见上表「对应证据」列，完整</w:t>
-      </w:r>
-      <w:r>
-        <w:lastRenderedPageBreak/>
-        <w:t>标注见《配置核查表》第</w:t>
+        <w:t>项脚本检测后需结合台账或现场确认），所用脚本与检测项见上表「对应证据」列，完整标注见《配置核查表》第</w:t>
       </w:r>
       <w:r>
         <w:t xml:space="preserve"> 14 </w:t>
@@ -16956,13 +16931,14 @@
         <w:pStyle w:val="Heading2"/>
         <w:spacing w:before="240" w:after="120"/>
       </w:pPr>
-      <w:bookmarkStart w:id="11" w:name="_Toc240381437"/>
+      <w:bookmarkStart w:id="11" w:name="_Toc240382307"/>
       <w:r>
         <w:rPr>
           <w:rFonts w:ascii="Times New Roman" w:eastAsia="黑体" w:hAnsi="Times New Roman"/>
           <w:color w:val="000000"/>
           <w:sz w:val="28"/>
         </w:rPr>
+        <w:lastRenderedPageBreak/>
         <w:t xml:space="preserve">4.4 </w:t>
       </w:r>
       <w:r>
@@ -16977,7 +16953,6 @@
     </w:p>
     <w:p>
       <w:pPr>
-        <w:spacing w:line="360" w:lineRule="auto"/>
         <w:ind w:firstLineChars="200" w:firstLine="480"/>
       </w:pPr>
       <w:r>
@@ -18005,7 +17980,6 @@
               <w:rPr>
                 <w:sz w:val="21"/>
               </w:rPr>
-              <w:lastRenderedPageBreak/>
               <w:t>4.12</w:t>
             </w:r>
           </w:p>
@@ -18150,6 +18124,7 @@
               <w:rPr>
                 <w:sz w:val="21"/>
               </w:rPr>
+              <w:lastRenderedPageBreak/>
               <w:t>4.14</w:t>
             </w:r>
           </w:p>
@@ -18807,7 +18782,6 @@
               <w:rPr>
                 <w:sz w:val="21"/>
               </w:rPr>
-              <w:lastRenderedPageBreak/>
               <w:t>4.23</w:t>
             </w:r>
           </w:p>
@@ -18976,6 +18950,7 @@
               <w:rPr>
                 <w:sz w:val="21"/>
               </w:rPr>
+              <w:lastRenderedPageBreak/>
               <w:t>4.25</w:t>
             </w:r>
           </w:p>
@@ -19605,7 +19580,6 @@
     </w:tbl>
     <w:p>
       <w:pPr>
-        <w:spacing w:line="360" w:lineRule="auto"/>
         <w:ind w:firstLineChars="200" w:firstLine="480"/>
       </w:pPr>
       <w:r>
@@ -19653,14 +19627,13 @@
         <w:pStyle w:val="Heading2"/>
         <w:spacing w:before="240" w:after="120"/>
       </w:pPr>
-      <w:bookmarkStart w:id="12" w:name="_Toc240381438"/>
+      <w:bookmarkStart w:id="12" w:name="_Toc240382308"/>
       <w:r>
         <w:rPr>
           <w:rFonts w:ascii="Times New Roman" w:eastAsia="黑体" w:hAnsi="Times New Roman"/>
           <w:color w:val="000000"/>
           <w:sz w:val="28"/>
         </w:rPr>
-        <w:lastRenderedPageBreak/>
         <w:t xml:space="preserve">4.5 </w:t>
       </w:r>
       <w:r>
@@ -19675,7 +19648,6 @@
     </w:p>
     <w:p>
       <w:pPr>
-        <w:spacing w:line="360" w:lineRule="auto"/>
         <w:ind w:firstLineChars="200" w:firstLine="480"/>
       </w:pPr>
       <w:r>
@@ -19704,6 +19676,7 @@
         <w:rPr>
           <w:sz w:val="21"/>
         </w:rPr>
+        <w:lastRenderedPageBreak/>
         <w:t>表</w:t>
       </w:r>
       <w:r>
@@ -20661,7 +20634,6 @@
               <w:rPr>
                 <w:sz w:val="21"/>
               </w:rPr>
-              <w:lastRenderedPageBreak/>
               <w:t>5.14</w:t>
             </w:r>
           </w:p>
@@ -20719,6 +20691,7 @@
               <w:rPr>
                 <w:sz w:val="21"/>
               </w:rPr>
+              <w:lastRenderedPageBreak/>
               <w:t>5.15</w:t>
             </w:r>
           </w:p>
@@ -21300,7 +21273,6 @@
     </w:tbl>
     <w:p>
       <w:pPr>
-        <w:spacing w:line="360" w:lineRule="auto"/>
         <w:ind w:firstLineChars="200" w:firstLine="480"/>
       </w:pPr>
       <w:r>
@@ -21359,9 +21331,8 @@
         <w:rPr>
           <w:noProof/>
         </w:rPr>
-        <w:lastRenderedPageBreak/>
         <w:drawing>
-          <wp:inline distT="0" distB="0" distL="0" distR="0" wp14:anchorId="2DA70B9F" wp14:editId="7C759B5D">
+          <wp:inline distT="0" distB="0" distL="0" distR="0" wp14:anchorId="5F0607C4" wp14:editId="0564C386">
             <wp:extent cx="5580000" cy="1178496"/>
             <wp:effectExtent l="0" t="0" r="0" b="0"/>
             <wp:docPr id="39" name="Picture 39"/>
@@ -21587,8 +21558,9 @@
         <w:rPr>
           <w:noProof/>
         </w:rPr>
+        <w:lastRenderedPageBreak/>
         <w:drawing>
-          <wp:inline distT="0" distB="0" distL="0" distR="0" wp14:anchorId="46D63F5D" wp14:editId="2449A0F0">
+          <wp:inline distT="0" distB="0" distL="0" distR="0" wp14:anchorId="05AD8C94" wp14:editId="6DF6B346">
             <wp:extent cx="5040000" cy="4500000"/>
             <wp:effectExtent l="0" t="0" r="0" b="0"/>
             <wp:docPr id="40" name="Picture 40"/>
@@ -21756,7 +21728,7 @@
         </w:rPr>
         <w:lastRenderedPageBreak/>
         <w:drawing>
-          <wp:inline distT="0" distB="0" distL="0" distR="0" wp14:anchorId="37AFDBF9" wp14:editId="7096AF8E">
+          <wp:inline distT="0" distB="0" distL="0" distR="0" wp14:anchorId="2C487666" wp14:editId="72F2E52B">
             <wp:extent cx="5040000" cy="4500000"/>
             <wp:effectExtent l="0" t="0" r="0" b="0"/>
             <wp:docPr id="41" name="Picture 41"/>
@@ -21905,7 +21877,7 @@
         <w:pStyle w:val="Heading2"/>
         <w:spacing w:before="240" w:after="120"/>
       </w:pPr>
-      <w:bookmarkStart w:id="13" w:name="_Toc240381439"/>
+      <w:bookmarkStart w:id="13" w:name="_Toc240382309"/>
       <w:r>
         <w:rPr>
           <w:rFonts w:ascii="Times New Roman" w:eastAsia="黑体" w:hAnsi="Times New Roman"/>
@@ -21926,7 +21898,6 @@
     </w:p>
     <w:p>
       <w:pPr>
-        <w:spacing w:line="360" w:lineRule="auto"/>
         <w:ind w:firstLineChars="200" w:firstLine="480"/>
       </w:pPr>
       <w:r>
@@ -22633,7 +22604,6 @@
     </w:tbl>
     <w:p>
       <w:pPr>
-        <w:spacing w:line="360" w:lineRule="auto"/>
         <w:ind w:firstLineChars="200" w:firstLine="480"/>
       </w:pPr>
       <w:r>
@@ -22651,7 +22621,7 @@
         <w:pStyle w:val="Heading2"/>
         <w:spacing w:before="240" w:after="120"/>
       </w:pPr>
-      <w:bookmarkStart w:id="14" w:name="_Toc240381440"/>
+      <w:bookmarkStart w:id="14" w:name="_Toc240382310"/>
       <w:r>
         <w:rPr>
           <w:rFonts w:ascii="Times New Roman" w:eastAsia="黑体" w:hAnsi="Times New Roman"/>
@@ -22672,7 +22642,6 @@
     </w:p>
     <w:p>
       <w:pPr>
-        <w:spacing w:line="360" w:lineRule="auto"/>
         <w:ind w:firstLineChars="200" w:firstLine="480"/>
       </w:pPr>
       <w:r>
@@ -23091,7 +23060,6 @@
     </w:tbl>
     <w:p>
       <w:pPr>
-        <w:spacing w:line="360" w:lineRule="auto"/>
         <w:ind w:firstLineChars="200" w:firstLine="480"/>
       </w:pPr>
       <w:r>
@@ -23103,7 +23071,7 @@
         <w:pStyle w:val="Heading2"/>
         <w:spacing w:before="240" w:after="120"/>
       </w:pPr>
-      <w:bookmarkStart w:id="15" w:name="_Toc240381441"/>
+      <w:bookmarkStart w:id="15" w:name="_Toc240382311"/>
       <w:r>
         <w:rPr>
           <w:rFonts w:ascii="Times New Roman" w:eastAsia="黑体" w:hAnsi="Times New Roman"/>
@@ -23124,7 +23092,6 @@
     </w:p>
     <w:p>
       <w:pPr>
-        <w:spacing w:line="360" w:lineRule="auto"/>
         <w:ind w:firstLineChars="200" w:firstLine="480"/>
       </w:pPr>
       <w:r>
@@ -23485,7 +23452,6 @@
     </w:tbl>
     <w:p>
       <w:pPr>
-        <w:spacing w:line="360" w:lineRule="auto"/>
         <w:ind w:firstLineChars="200" w:firstLine="480"/>
       </w:pPr>
       <w:r>
@@ -23497,7 +23463,7 @@
         <w:pStyle w:val="Heading2"/>
         <w:spacing w:before="240" w:after="120"/>
       </w:pPr>
-      <w:bookmarkStart w:id="16" w:name="_Toc240381442"/>
+      <w:bookmarkStart w:id="16" w:name="_Toc240382312"/>
       <w:r>
         <w:rPr>
           <w:rFonts w:ascii="Times New Roman" w:eastAsia="黑体" w:hAnsi="Times New Roman"/>
@@ -23518,7 +23484,6 @@
     </w:p>
     <w:p>
       <w:pPr>
-        <w:spacing w:line="360" w:lineRule="auto"/>
         <w:ind w:firstLineChars="200" w:firstLine="480"/>
       </w:pPr>
       <w:r>
@@ -23880,7 +23845,6 @@
     </w:tbl>
     <w:p>
       <w:pPr>
-        <w:spacing w:line="360" w:lineRule="auto"/>
         <w:ind w:firstLineChars="200" w:firstLine="480"/>
       </w:pPr>
       <w:r>
@@ -23892,7 +23856,7 @@
         <w:pStyle w:val="Heading2"/>
         <w:spacing w:before="240" w:after="120"/>
       </w:pPr>
-      <w:bookmarkStart w:id="17" w:name="_Toc240381443"/>
+      <w:bookmarkStart w:id="17" w:name="_Toc240382313"/>
       <w:r>
         <w:rPr>
           <w:rFonts w:ascii="Times New Roman" w:eastAsia="黑体" w:hAnsi="Times New Roman"/>
@@ -23913,7 +23877,6 @@
     </w:p>
     <w:p>
       <w:pPr>
-        <w:spacing w:line="360" w:lineRule="auto"/>
         <w:ind w:firstLineChars="200" w:firstLine="480"/>
       </w:pPr>
       <w:r>
@@ -24115,11 +24078,9 @@
     </w:tbl>
     <w:p>
       <w:pPr>
-        <w:spacing w:line="360" w:lineRule="auto"/>
         <w:ind w:firstLineChars="200" w:firstLine="480"/>
       </w:pPr>
       <w:r>
-        <w:lastRenderedPageBreak/>
         <w:t>本章</w:t>
       </w:r>
       <w:r>
@@ -24152,13 +24113,14 @@
         <w:pStyle w:val="Heading1"/>
         <w:spacing w:before="240" w:after="120"/>
       </w:pPr>
-      <w:bookmarkStart w:id="18" w:name="_Toc240381444"/>
+      <w:bookmarkStart w:id="18" w:name="_Toc240382314"/>
       <w:r>
         <w:rPr>
           <w:rFonts w:ascii="Times New Roman" w:eastAsia="黑体" w:hAnsi="Times New Roman"/>
           <w:color w:val="000000"/>
           <w:sz w:val="32"/>
         </w:rPr>
+        <w:lastRenderedPageBreak/>
         <w:t xml:space="preserve">5 </w:t>
       </w:r>
       <w:r>
@@ -24173,7 +24135,6 @@
     </w:p>
     <w:p>
       <w:pPr>
-        <w:spacing w:line="360" w:lineRule="auto"/>
         <w:ind w:firstLineChars="200" w:firstLine="480"/>
       </w:pPr>
       <w:r>
@@ -24420,7 +24381,7 @@
         <w:pStyle w:val="Heading1"/>
         <w:spacing w:before="240" w:after="120"/>
       </w:pPr>
-      <w:bookmarkStart w:id="19" w:name="_Toc240381445"/>
+      <w:bookmarkStart w:id="19" w:name="_Toc240382315"/>
       <w:r>
         <w:rPr>
           <w:rFonts w:ascii="Times New Roman" w:eastAsia="黑体" w:hAnsi="Times New Roman"/>
@@ -24441,7 +24402,6 @@
     </w:p>
     <w:p>
       <w:pPr>
-        <w:spacing w:line="360" w:lineRule="auto"/>
         <w:ind w:firstLineChars="200" w:firstLine="480"/>
       </w:pPr>
       <w:r>
@@ -24459,7 +24419,7 @@
         <w:pStyle w:val="Heading2"/>
         <w:spacing w:before="240" w:after="120"/>
       </w:pPr>
-      <w:bookmarkStart w:id="20" w:name="_Toc240381446"/>
+      <w:bookmarkStart w:id="20" w:name="_Toc240382316"/>
       <w:r>
         <w:rPr>
           <w:rFonts w:ascii="Times New Roman" w:eastAsia="黑体" w:hAnsi="Times New Roman"/>
@@ -24480,7 +24440,6 @@
     </w:p>
     <w:p>
       <w:pPr>
-        <w:spacing w:line="360" w:lineRule="auto"/>
         <w:ind w:firstLineChars="200" w:firstLine="480"/>
       </w:pPr>
       <w:r>
@@ -24523,7 +24482,7 @@
         </w:rPr>
         <w:lastRenderedPageBreak/>
         <w:drawing>
-          <wp:inline distT="0" distB="0" distL="0" distR="0" wp14:anchorId="5FD9BB18" wp14:editId="3EEB5FC3">
+          <wp:inline distT="0" distB="0" distL="0" distR="0" wp14:anchorId="6B4E92B6" wp14:editId="405F4621">
             <wp:extent cx="5580000" cy="4330080"/>
             <wp:effectExtent l="0" t="0" r="0" b="0"/>
             <wp:docPr id="42" name="Picture 42"/>
@@ -24774,7 +24733,7 @@
           <w:noProof/>
         </w:rPr>
         <w:drawing>
-          <wp:inline distT="0" distB="0" distL="0" distR="0" wp14:anchorId="66C57FB9" wp14:editId="41C1CBC7">
+          <wp:inline distT="0" distB="0" distL="0" distR="0" wp14:anchorId="22123D20" wp14:editId="30BFC600">
             <wp:extent cx="5580000" cy="1678464"/>
             <wp:effectExtent l="0" t="0" r="0" b="0"/>
             <wp:docPr id="43" name="Picture 43"/>
@@ -24930,7 +24889,7 @@
         </w:rPr>
         <w:lastRenderedPageBreak/>
         <w:drawing>
-          <wp:inline distT="0" distB="0" distL="0" distR="0" wp14:anchorId="42B35687" wp14:editId="750B4C96">
+          <wp:inline distT="0" distB="0" distL="0" distR="0" wp14:anchorId="481BAB84" wp14:editId="688FC5A9">
             <wp:extent cx="5040000" cy="4500000"/>
             <wp:effectExtent l="0" t="0" r="0" b="0"/>
             <wp:docPr id="44" name="Picture 44"/>
@@ -25110,7 +25069,7 @@
         </w:rPr>
         <w:lastRenderedPageBreak/>
         <w:drawing>
-          <wp:inline distT="0" distB="0" distL="0" distR="0" wp14:anchorId="4D8604A3" wp14:editId="296CBBA8">
+          <wp:inline distT="0" distB="0" distL="0" distR="0" wp14:anchorId="6E9ED502" wp14:editId="5E5EAE27">
             <wp:extent cx="5040000" cy="4500000"/>
             <wp:effectExtent l="0" t="0" r="0" b="0"/>
             <wp:docPr id="45" name="Picture 45"/>
@@ -25259,7 +25218,7 @@
         <w:pStyle w:val="Heading2"/>
         <w:spacing w:before="240" w:after="120"/>
       </w:pPr>
-      <w:bookmarkStart w:id="21" w:name="_Toc240381447"/>
+      <w:bookmarkStart w:id="21" w:name="_Toc240382317"/>
       <w:r>
         <w:rPr>
           <w:rFonts w:ascii="Times New Roman" w:eastAsia="黑体" w:hAnsi="Times New Roman"/>
@@ -25280,7 +25239,6 @@
     </w:p>
     <w:p>
       <w:pPr>
-        <w:spacing w:line="360" w:lineRule="auto"/>
         <w:ind w:firstLineChars="200" w:firstLine="480"/>
       </w:pPr>
       <w:r>
@@ -25317,7 +25275,7 @@
         </w:rPr>
         <w:lastRenderedPageBreak/>
         <w:drawing>
-          <wp:inline distT="0" distB="0" distL="0" distR="0" wp14:anchorId="4B67D8B9" wp14:editId="69F20FFD">
+          <wp:inline distT="0" distB="0" distL="0" distR="0" wp14:anchorId="714BF4E4" wp14:editId="09FED028">
             <wp:extent cx="5040000" cy="4500000"/>
             <wp:effectExtent l="0" t="0" r="0" b="0"/>
             <wp:docPr id="46" name="Picture 46"/>
@@ -25485,7 +25443,7 @@
         </w:rPr>
         <w:lastRenderedPageBreak/>
         <w:drawing>
-          <wp:inline distT="0" distB="0" distL="0" distR="0" wp14:anchorId="065C5480" wp14:editId="1F226215">
+          <wp:inline distT="0" distB="0" distL="0" distR="0" wp14:anchorId="0F8455CB" wp14:editId="62DBF641">
             <wp:extent cx="4200000" cy="4500000"/>
             <wp:effectExtent l="0" t="0" r="0" b="0"/>
             <wp:docPr id="47" name="Picture 47"/>
@@ -25677,7 +25635,7 @@
         </w:rPr>
         <w:lastRenderedPageBreak/>
         <w:drawing>
-          <wp:inline distT="0" distB="0" distL="0" distR="0" wp14:anchorId="05198039" wp14:editId="3E58ADD9">
+          <wp:inline distT="0" distB="0" distL="0" distR="0" wp14:anchorId="2B830D95" wp14:editId="5DACCB2B">
             <wp:extent cx="5580000" cy="3260552"/>
             <wp:effectExtent l="0" t="0" r="0" b="0"/>
             <wp:docPr id="48" name="Picture 48"/>
@@ -25856,7 +25814,7 @@
           <w:noProof/>
         </w:rPr>
         <w:drawing>
-          <wp:inline distT="0" distB="0" distL="0" distR="0" wp14:anchorId="6B123EF0" wp14:editId="3605669D">
+          <wp:inline distT="0" distB="0" distL="0" distR="0" wp14:anchorId="48FB19BF" wp14:editId="64178828">
             <wp:extent cx="5580000" cy="3268881"/>
             <wp:effectExtent l="0" t="0" r="0" b="0"/>
             <wp:docPr id="49" name="Picture 49"/>
@@ -26036,7 +25994,7 @@
         </w:rPr>
         <w:lastRenderedPageBreak/>
         <w:drawing>
-          <wp:inline distT="0" distB="0" distL="0" distR="0" wp14:anchorId="083E5E65" wp14:editId="5BB7F57F">
+          <wp:inline distT="0" distB="0" distL="0" distR="0" wp14:anchorId="75CF4337" wp14:editId="2B528945">
             <wp:extent cx="5000407" cy="4500000"/>
             <wp:effectExtent l="0" t="0" r="0" b="0"/>
             <wp:docPr id="50" name="Picture 50"/>
@@ -26504,31 +26462,31 @@
       </w:rPr>
     </w:lvl>
   </w:abstractNum>
-  <w:num w:numId="1" w16cid:durableId="418330348">
+  <w:num w:numId="1" w16cid:durableId="274679966">
     <w:abstractNumId w:val="8"/>
   </w:num>
-  <w:num w:numId="2" w16cid:durableId="1454716149">
+  <w:num w:numId="2" w16cid:durableId="1305965556">
     <w:abstractNumId w:val="6"/>
   </w:num>
-  <w:num w:numId="3" w16cid:durableId="865287834">
+  <w:num w:numId="3" w16cid:durableId="1765149913">
     <w:abstractNumId w:val="5"/>
   </w:num>
-  <w:num w:numId="4" w16cid:durableId="1696727912">
+  <w:num w:numId="4" w16cid:durableId="258488642">
     <w:abstractNumId w:val="4"/>
   </w:num>
-  <w:num w:numId="5" w16cid:durableId="891887238">
+  <w:num w:numId="5" w16cid:durableId="176847920">
     <w:abstractNumId w:val="7"/>
   </w:num>
-  <w:num w:numId="6" w16cid:durableId="500048825">
+  <w:num w:numId="6" w16cid:durableId="1310550826">
     <w:abstractNumId w:val="3"/>
   </w:num>
-  <w:num w:numId="7" w16cid:durableId="1784615013">
+  <w:num w:numId="7" w16cid:durableId="527372354">
     <w:abstractNumId w:val="2"/>
   </w:num>
-  <w:num w:numId="8" w16cid:durableId="1893154745">
+  <w:num w:numId="8" w16cid:durableId="76707437">
     <w:abstractNumId w:val="1"/>
   </w:num>
-  <w:num w:numId="9" w16cid:durableId="653339009">
+  <w:num w:numId="9" w16cid:durableId="455681946">
     <w:abstractNumId w:val="0"/>
   </w:num>
 </w:numbering>
@@ -37944,7 +37902,7 @@
     <w:basedOn w:val="DefaultParagraphFont"/>
     <w:uiPriority w:val="99"/>
     <w:unhideWhenUsed/>
-    <w:rsid w:val="00A36B6B"/>
+    <w:rsid w:val="000152B3"/>
     <w:rPr>
       <w:color w:val="0000FF" w:themeColor="hyperlink"/>
       <w:u w:val="single"/>

--- a/checklist_tool/指导书与核查工具交叉验证报告.docx
+++ b/checklist_tool/指导书与核查工具交叉验证报告.docx
@@ -189,7 +189,7 @@
       <w:r>
         <w:fldChar w:fldCharType="separate"/>
       </w:r>
-      <w:hyperlink w:anchor="_Toc240382296" w:history="1">
+      <w:hyperlink w:anchor="_Toc240383025" w:history="1">
         <w:r>
           <w:rPr>
             <w:rStyle w:val="Hyperlink"/>
@@ -225,7 +225,7 @@
             <w:noProof/>
             <w:webHidden/>
           </w:rPr>
-          <w:instrText xml:space="preserve"> PAGEREF _Toc240382296 \h </w:instrText>
+          <w:instrText xml:space="preserve"> PAGEREF _Toc240383025 \h </w:instrText>
         </w:r>
         <w:r>
           <w:rPr>
@@ -270,7 +270,7 @@
           <w14:ligatures w14:val="standardContextual"/>
         </w:rPr>
       </w:pPr>
-      <w:hyperlink w:anchor="_Toc240382297" w:history="1">
+      <w:hyperlink w:anchor="_Toc240383026" w:history="1">
         <w:r>
           <w:rPr>
             <w:rStyle w:val="Hyperlink"/>
@@ -306,7 +306,7 @@
             <w:noProof/>
             <w:webHidden/>
           </w:rPr>
-          <w:instrText xml:space="preserve"> PAGEREF _Toc240382297 \h </w:instrText>
+          <w:instrText xml:space="preserve"> PAGEREF _Toc240383026 \h </w:instrText>
         </w:r>
         <w:r>
           <w:rPr>
@@ -351,7 +351,7 @@
           <w14:ligatures w14:val="standardContextual"/>
         </w:rPr>
       </w:pPr>
-      <w:hyperlink w:anchor="_Toc240382298" w:history="1">
+      <w:hyperlink w:anchor="_Toc240383027" w:history="1">
         <w:r>
           <w:rPr>
             <w:rStyle w:val="Hyperlink"/>
@@ -387,7 +387,7 @@
             <w:noProof/>
             <w:webHidden/>
           </w:rPr>
-          <w:instrText xml:space="preserve"> PAGEREF _Toc240382298 \h </w:instrText>
+          <w:instrText xml:space="preserve"> PAGEREF _Toc240383027 \h </w:instrText>
         </w:r>
         <w:r>
           <w:rPr>
@@ -432,7 +432,7 @@
           <w14:ligatures w14:val="standardContextual"/>
         </w:rPr>
       </w:pPr>
-      <w:hyperlink w:anchor="_Toc240382299" w:history="1">
+      <w:hyperlink w:anchor="_Toc240383028" w:history="1">
         <w:r>
           <w:rPr>
             <w:rStyle w:val="Hyperlink"/>
@@ -468,7 +468,7 @@
             <w:noProof/>
             <w:webHidden/>
           </w:rPr>
-          <w:instrText xml:space="preserve"> PAGEREF _Toc240382299 \h </w:instrText>
+          <w:instrText xml:space="preserve"> PAGEREF _Toc240383028 \h </w:instrText>
         </w:r>
         <w:r>
           <w:rPr>
@@ -513,7 +513,7 @@
           <w14:ligatures w14:val="standardContextual"/>
         </w:rPr>
       </w:pPr>
-      <w:hyperlink w:anchor="_Toc240382300" w:history="1">
+      <w:hyperlink w:anchor="_Toc240383029" w:history="1">
         <w:r>
           <w:rPr>
             <w:rStyle w:val="Hyperlink"/>
@@ -549,7 +549,7 @@
             <w:noProof/>
             <w:webHidden/>
           </w:rPr>
-          <w:instrText xml:space="preserve"> PAGEREF _Toc240382300 \h </w:instrText>
+          <w:instrText xml:space="preserve"> PAGEREF _Toc240383029 \h </w:instrText>
         </w:r>
         <w:r>
           <w:rPr>
@@ -569,7 +569,7 @@
             <w:noProof/>
             <w:webHidden/>
           </w:rPr>
-          <w:t>2</w:t>
+          <w:t>3</w:t>
         </w:r>
         <w:r>
           <w:rPr>
@@ -594,7 +594,7 @@
           <w14:ligatures w14:val="standardContextual"/>
         </w:rPr>
       </w:pPr>
-      <w:hyperlink w:anchor="_Toc240382301" w:history="1">
+      <w:hyperlink w:anchor="_Toc240383030" w:history="1">
         <w:r>
           <w:rPr>
             <w:rStyle w:val="Hyperlink"/>
@@ -630,7 +630,7 @@
             <w:noProof/>
             <w:webHidden/>
           </w:rPr>
-          <w:instrText xml:space="preserve"> PAGEREF _Toc240382301 \h </w:instrText>
+          <w:instrText xml:space="preserve"> PAGEREF _Toc240383030 \h </w:instrText>
         </w:r>
         <w:r>
           <w:rPr>
@@ -675,7 +675,7 @@
           <w14:ligatures w14:val="standardContextual"/>
         </w:rPr>
       </w:pPr>
-      <w:hyperlink w:anchor="_Toc240382302" w:history="1">
+      <w:hyperlink w:anchor="_Toc240383031" w:history="1">
         <w:r>
           <w:rPr>
             <w:rStyle w:val="Hyperlink"/>
@@ -711,7 +711,7 @@
             <w:noProof/>
             <w:webHidden/>
           </w:rPr>
-          <w:instrText xml:space="preserve"> PAGEREF _Toc240382302 \h </w:instrText>
+          <w:instrText xml:space="preserve"> PAGEREF _Toc240383031 \h </w:instrText>
         </w:r>
         <w:r>
           <w:rPr>
@@ -756,7 +756,7 @@
           <w14:ligatures w14:val="standardContextual"/>
         </w:rPr>
       </w:pPr>
-      <w:hyperlink w:anchor="_Toc240382303" w:history="1">
+      <w:hyperlink w:anchor="_Toc240383032" w:history="1">
         <w:r>
           <w:rPr>
             <w:rStyle w:val="Hyperlink"/>
@@ -792,7 +792,7 @@
             <w:noProof/>
             <w:webHidden/>
           </w:rPr>
-          <w:instrText xml:space="preserve"> PAGEREF _Toc240382303 \h </w:instrText>
+          <w:instrText xml:space="preserve"> PAGEREF _Toc240383032 \h </w:instrText>
         </w:r>
         <w:r>
           <w:rPr>
@@ -837,7 +837,7 @@
           <w14:ligatures w14:val="standardContextual"/>
         </w:rPr>
       </w:pPr>
-      <w:hyperlink w:anchor="_Toc240382304" w:history="1">
+      <w:hyperlink w:anchor="_Toc240383033" w:history="1">
         <w:r>
           <w:rPr>
             <w:rStyle w:val="Hyperlink"/>
@@ -873,7 +873,7 @@
             <w:noProof/>
             <w:webHidden/>
           </w:rPr>
-          <w:instrText xml:space="preserve"> PAGEREF _Toc240382304 \h </w:instrText>
+          <w:instrText xml:space="preserve"> PAGEREF _Toc240383033 \h </w:instrText>
         </w:r>
         <w:r>
           <w:rPr>
@@ -893,7 +893,7 @@
             <w:noProof/>
             <w:webHidden/>
           </w:rPr>
-          <w:t>4</w:t>
+          <w:t>5</w:t>
         </w:r>
         <w:r>
           <w:rPr>
@@ -918,7 +918,7 @@
           <w14:ligatures w14:val="standardContextual"/>
         </w:rPr>
       </w:pPr>
-      <w:hyperlink w:anchor="_Toc240382305" w:history="1">
+      <w:hyperlink w:anchor="_Toc240383034" w:history="1">
         <w:r>
           <w:rPr>
             <w:rStyle w:val="Hyperlink"/>
@@ -954,7 +954,7 @@
             <w:noProof/>
             <w:webHidden/>
           </w:rPr>
-          <w:instrText xml:space="preserve"> PAGEREF _Toc240382305 \h </w:instrText>
+          <w:instrText xml:space="preserve"> PAGEREF _Toc240383034 \h </w:instrText>
         </w:r>
         <w:r>
           <w:rPr>
@@ -999,7 +999,7 @@
           <w14:ligatures w14:val="standardContextual"/>
         </w:rPr>
       </w:pPr>
-      <w:hyperlink w:anchor="_Toc240382306" w:history="1">
+      <w:hyperlink w:anchor="_Toc240383035" w:history="1">
         <w:r>
           <w:rPr>
             <w:rStyle w:val="Hyperlink"/>
@@ -1035,7 +1035,7 @@
             <w:noProof/>
             <w:webHidden/>
           </w:rPr>
-          <w:instrText xml:space="preserve"> PAGEREF _Toc240382306 \h </w:instrText>
+          <w:instrText xml:space="preserve"> PAGEREF _Toc240383035 \h </w:instrText>
         </w:r>
         <w:r>
           <w:rPr>
@@ -1080,7 +1080,7 @@
           <w14:ligatures w14:val="standardContextual"/>
         </w:rPr>
       </w:pPr>
-      <w:hyperlink w:anchor="_Toc240382307" w:history="1">
+      <w:hyperlink w:anchor="_Toc240383036" w:history="1">
         <w:r>
           <w:rPr>
             <w:rStyle w:val="Hyperlink"/>
@@ -1116,7 +1116,7 @@
             <w:noProof/>
             <w:webHidden/>
           </w:rPr>
-          <w:instrText xml:space="preserve"> PAGEREF _Toc240382307 \h </w:instrText>
+          <w:instrText xml:space="preserve"> PAGEREF _Toc240383036 \h </w:instrText>
         </w:r>
         <w:r>
           <w:rPr>
@@ -1161,7 +1161,7 @@
           <w14:ligatures w14:val="standardContextual"/>
         </w:rPr>
       </w:pPr>
-      <w:hyperlink w:anchor="_Toc240382308" w:history="1">
+      <w:hyperlink w:anchor="_Toc240383037" w:history="1">
         <w:r>
           <w:rPr>
             <w:rStyle w:val="Hyperlink"/>
@@ -1197,7 +1197,7 @@
             <w:noProof/>
             <w:webHidden/>
           </w:rPr>
-          <w:instrText xml:space="preserve"> PAGEREF _Toc240382308 \h </w:instrText>
+          <w:instrText xml:space="preserve"> PAGEREF _Toc240383037 \h </w:instrText>
         </w:r>
         <w:r>
           <w:rPr>
@@ -1217,7 +1217,7 @@
             <w:noProof/>
             <w:webHidden/>
           </w:rPr>
-          <w:t>27</w:t>
+          <w:t>28</w:t>
         </w:r>
         <w:r>
           <w:rPr>
@@ -1242,7 +1242,7 @@
           <w14:ligatures w14:val="standardContextual"/>
         </w:rPr>
       </w:pPr>
-      <w:hyperlink w:anchor="_Toc240382309" w:history="1">
+      <w:hyperlink w:anchor="_Toc240383038" w:history="1">
         <w:r>
           <w:rPr>
             <w:rStyle w:val="Hyperlink"/>
@@ -1278,7 +1278,7 @@
             <w:noProof/>
             <w:webHidden/>
           </w:rPr>
-          <w:instrText xml:space="preserve"> PAGEREF _Toc240382309 \h </w:instrText>
+          <w:instrText xml:space="preserve"> PAGEREF _Toc240383038 \h </w:instrText>
         </w:r>
         <w:r>
           <w:rPr>
@@ -1323,7 +1323,7 @@
           <w14:ligatures w14:val="standardContextual"/>
         </w:rPr>
       </w:pPr>
-      <w:hyperlink w:anchor="_Toc240382310" w:history="1">
+      <w:hyperlink w:anchor="_Toc240383039" w:history="1">
         <w:r>
           <w:rPr>
             <w:rStyle w:val="Hyperlink"/>
@@ -1359,7 +1359,7 @@
             <w:noProof/>
             <w:webHidden/>
           </w:rPr>
-          <w:instrText xml:space="preserve"> PAGEREF _Toc240382310 \h </w:instrText>
+          <w:instrText xml:space="preserve"> PAGEREF _Toc240383039 \h </w:instrText>
         </w:r>
         <w:r>
           <w:rPr>
@@ -1404,7 +1404,7 @@
           <w14:ligatures w14:val="standardContextual"/>
         </w:rPr>
       </w:pPr>
-      <w:hyperlink w:anchor="_Toc240382311" w:history="1">
+      <w:hyperlink w:anchor="_Toc240383040" w:history="1">
         <w:r>
           <w:rPr>
             <w:rStyle w:val="Hyperlink"/>
@@ -1440,7 +1440,7 @@
             <w:noProof/>
             <w:webHidden/>
           </w:rPr>
-          <w:instrText xml:space="preserve"> PAGEREF _Toc240382311 \h </w:instrText>
+          <w:instrText xml:space="preserve"> PAGEREF _Toc240383040 \h </w:instrText>
         </w:r>
         <w:r>
           <w:rPr>
@@ -1485,7 +1485,7 @@
           <w14:ligatures w14:val="standardContextual"/>
         </w:rPr>
       </w:pPr>
-      <w:hyperlink w:anchor="_Toc240382312" w:history="1">
+      <w:hyperlink w:anchor="_Toc240383041" w:history="1">
         <w:r>
           <w:rPr>
             <w:rStyle w:val="Hyperlink"/>
@@ -1521,7 +1521,7 @@
             <w:noProof/>
             <w:webHidden/>
           </w:rPr>
-          <w:instrText xml:space="preserve"> PAGEREF _Toc240382312 \h </w:instrText>
+          <w:instrText xml:space="preserve"> PAGEREF _Toc240383041 \h </w:instrText>
         </w:r>
         <w:r>
           <w:rPr>
@@ -1566,7 +1566,7 @@
           <w14:ligatures w14:val="standardContextual"/>
         </w:rPr>
       </w:pPr>
-      <w:hyperlink w:anchor="_Toc240382313" w:history="1">
+      <w:hyperlink w:anchor="_Toc240383042" w:history="1">
         <w:r>
           <w:rPr>
             <w:rStyle w:val="Hyperlink"/>
@@ -1602,7 +1602,7 @@
             <w:noProof/>
             <w:webHidden/>
           </w:rPr>
-          <w:instrText xml:space="preserve"> PAGEREF _Toc240382313 \h </w:instrText>
+          <w:instrText xml:space="preserve"> PAGEREF _Toc240383042 \h </w:instrText>
         </w:r>
         <w:r>
           <w:rPr>
@@ -1647,7 +1647,7 @@
           <w14:ligatures w14:val="standardContextual"/>
         </w:rPr>
       </w:pPr>
-      <w:hyperlink w:anchor="_Toc240382314" w:history="1">
+      <w:hyperlink w:anchor="_Toc240383043" w:history="1">
         <w:r>
           <w:rPr>
             <w:rStyle w:val="Hyperlink"/>
@@ -1683,7 +1683,7 @@
             <w:noProof/>
             <w:webHidden/>
           </w:rPr>
-          <w:instrText xml:space="preserve"> PAGEREF _Toc240382314 \h </w:instrText>
+          <w:instrText xml:space="preserve"> PAGEREF _Toc240383043 \h </w:instrText>
         </w:r>
         <w:r>
           <w:rPr>
@@ -1728,7 +1728,7 @@
           <w14:ligatures w14:val="standardContextual"/>
         </w:rPr>
       </w:pPr>
-      <w:hyperlink w:anchor="_Toc240382315" w:history="1">
+      <w:hyperlink w:anchor="_Toc240383044" w:history="1">
         <w:r>
           <w:rPr>
             <w:rStyle w:val="Hyperlink"/>
@@ -1764,7 +1764,7 @@
             <w:noProof/>
             <w:webHidden/>
           </w:rPr>
-          <w:instrText xml:space="preserve"> PAGEREF _Toc240382315 \h </w:instrText>
+          <w:instrText xml:space="preserve"> PAGEREF _Toc240383044 \h </w:instrText>
         </w:r>
         <w:r>
           <w:rPr>
@@ -1809,7 +1809,7 @@
           <w14:ligatures w14:val="standardContextual"/>
         </w:rPr>
       </w:pPr>
-      <w:hyperlink w:anchor="_Toc240382316" w:history="1">
+      <w:hyperlink w:anchor="_Toc240383045" w:history="1">
         <w:r>
           <w:rPr>
             <w:rStyle w:val="Hyperlink"/>
@@ -1845,7 +1845,7 @@
             <w:noProof/>
             <w:webHidden/>
           </w:rPr>
-          <w:instrText xml:space="preserve"> PAGEREF _Toc240382316 \h </w:instrText>
+          <w:instrText xml:space="preserve"> PAGEREF _Toc240383045 \h </w:instrText>
         </w:r>
         <w:r>
           <w:rPr>
@@ -1890,7 +1890,7 @@
           <w14:ligatures w14:val="standardContextual"/>
         </w:rPr>
       </w:pPr>
-      <w:hyperlink w:anchor="_Toc240382317" w:history="1">
+      <w:hyperlink w:anchor="_Toc240383046" w:history="1">
         <w:r>
           <w:rPr>
             <w:rStyle w:val="Hyperlink"/>
@@ -1926,7 +1926,7 @@
             <w:noProof/>
             <w:webHidden/>
           </w:rPr>
-          <w:instrText xml:space="preserve"> PAGEREF _Toc240382317 \h </w:instrText>
+          <w:instrText xml:space="preserve"> PAGEREF _Toc240383046 \h </w:instrText>
         </w:r>
         <w:r>
           <w:rPr>
@@ -1977,6 +1977,7 @@
     </w:p>
     <w:p>
       <w:pPr>
+        <w:spacing w:line="360" w:lineRule="auto"/>
         <w:ind w:firstLineChars="200" w:firstLine="480"/>
       </w:pPr>
       <w:r>
@@ -2390,7 +2391,7 @@
         <w:pStyle w:val="Heading1"/>
         <w:spacing w:before="240" w:after="120"/>
       </w:pPr>
-      <w:bookmarkStart w:id="0" w:name="_Toc240382296"/>
+      <w:bookmarkStart w:id="0" w:name="_Toc240383025"/>
       <w:r>
         <w:rPr>
           <w:rFonts w:ascii="Times New Roman" w:eastAsia="黑体" w:hAnsi="Times New Roman"/>
@@ -2411,6 +2412,7 @@
     </w:p>
     <w:p>
       <w:pPr>
+        <w:spacing w:line="360" w:lineRule="auto"/>
         <w:ind w:firstLineChars="200" w:firstLine="480"/>
       </w:pPr>
       <w:r>
@@ -2731,9 +2733,11 @@
     </w:tbl>
     <w:p>
       <w:pPr>
+        <w:spacing w:line="360" w:lineRule="auto"/>
         <w:ind w:firstLineChars="200" w:firstLine="480"/>
       </w:pPr>
       <w:r>
+        <w:lastRenderedPageBreak/>
         <w:t>全部</w:t>
       </w:r>
       <w:r>
@@ -2782,11 +2786,7 @@
         <w:t xml:space="preserve"> 30.9%</w:t>
       </w:r>
       <w:r>
-        <w:t>）属现场查看、文档调阅或实测验证类，按标准要求由人工完成核查并留存证据，不属于工具能力缺陷。阅</w:t>
-      </w:r>
-      <w:r>
-        <w:lastRenderedPageBreak/>
-        <w:t>读本报告时需注意：</w:t>
+        <w:t>）属现场查看、文档调阅或实测验证类，按标准要求由人工完成核查并留存证据，不属于工具能力缺陷。阅读本报告时需注意：</w:t>
       </w:r>
       <w:r>
         <w:t xml:space="preserve">94 </w:t>
@@ -2806,7 +2806,7 @@
         <w:pStyle w:val="Heading1"/>
         <w:spacing w:before="240" w:after="120"/>
       </w:pPr>
-      <w:bookmarkStart w:id="1" w:name="_Toc240382297"/>
+      <w:bookmarkStart w:id="1" w:name="_Toc240383026"/>
       <w:r>
         <w:rPr>
           <w:rFonts w:ascii="Times New Roman" w:eastAsia="黑体" w:hAnsi="Times New Roman"/>
@@ -2830,7 +2830,7 @@
         <w:pStyle w:val="Heading2"/>
         <w:spacing w:before="240" w:after="120"/>
       </w:pPr>
-      <w:bookmarkStart w:id="2" w:name="_Toc240382298"/>
+      <w:bookmarkStart w:id="2" w:name="_Toc240383027"/>
       <w:r>
         <w:rPr>
           <w:rFonts w:ascii="Times New Roman" w:eastAsia="黑体" w:hAnsi="Times New Roman"/>
@@ -2851,6 +2851,7 @@
     </w:p>
     <w:p>
       <w:pPr>
+        <w:spacing w:line="360" w:lineRule="auto"/>
         <w:ind w:left="420"/>
       </w:pPr>
       <w:r>
@@ -2883,6 +2884,7 @@
     </w:p>
     <w:p>
       <w:pPr>
+        <w:spacing w:line="360" w:lineRule="auto"/>
         <w:ind w:left="420"/>
       </w:pPr>
       <w:r>
@@ -2993,6 +2995,7 @@
     </w:p>
     <w:p>
       <w:pPr>
+        <w:spacing w:line="360" w:lineRule="auto"/>
         <w:ind w:left="420"/>
       </w:pPr>
       <w:r>
@@ -3031,6 +3034,7 @@
     </w:p>
     <w:p>
       <w:pPr>
+        <w:spacing w:line="360" w:lineRule="auto"/>
         <w:ind w:left="420"/>
       </w:pPr>
       <w:r>
@@ -3048,7 +3052,7 @@
         <w:pStyle w:val="Heading2"/>
         <w:spacing w:before="240" w:after="120"/>
       </w:pPr>
-      <w:bookmarkStart w:id="3" w:name="_Toc240382299"/>
+      <w:bookmarkStart w:id="3" w:name="_Toc240383028"/>
       <w:r>
         <w:rPr>
           <w:rFonts w:ascii="Times New Roman" w:eastAsia="黑体" w:hAnsi="Times New Roman"/>
@@ -3069,6 +3073,7 @@
     </w:p>
     <w:p>
       <w:pPr>
+        <w:spacing w:line="360" w:lineRule="auto"/>
         <w:ind w:firstLineChars="200" w:firstLine="480"/>
       </w:pPr>
       <w:r>
@@ -3080,13 +3085,14 @@
         <w:pStyle w:val="Heading2"/>
         <w:spacing w:before="240" w:after="120"/>
       </w:pPr>
-      <w:bookmarkStart w:id="4" w:name="_Toc240382300"/>
+      <w:bookmarkStart w:id="4" w:name="_Toc240383029"/>
       <w:r>
         <w:rPr>
           <w:rFonts w:ascii="Times New Roman" w:eastAsia="黑体" w:hAnsi="Times New Roman"/>
           <w:color w:val="000000"/>
           <w:sz w:val="28"/>
         </w:rPr>
+        <w:lastRenderedPageBreak/>
         <w:t xml:space="preserve">2.3 </w:t>
       </w:r>
       <w:r>
@@ -3101,6 +3107,7 @@
     </w:p>
     <w:p>
       <w:pPr>
+        <w:spacing w:line="360" w:lineRule="auto"/>
         <w:ind w:firstLineChars="200" w:firstLine="480"/>
       </w:pPr>
       <w:r>
@@ -3287,14 +3294,13 @@
         <w:pStyle w:val="Heading2"/>
         <w:spacing w:before="240" w:after="120"/>
       </w:pPr>
-      <w:bookmarkStart w:id="5" w:name="_Toc240382301"/>
+      <w:bookmarkStart w:id="5" w:name="_Toc240383030"/>
       <w:r>
         <w:rPr>
           <w:rFonts w:ascii="Times New Roman" w:eastAsia="黑体" w:hAnsi="Times New Roman"/>
           <w:color w:val="000000"/>
           <w:sz w:val="28"/>
         </w:rPr>
-        <w:lastRenderedPageBreak/>
         <w:t xml:space="preserve">2.4 </w:t>
       </w:r>
       <w:r>
@@ -3309,6 +3315,7 @@
     </w:p>
     <w:p>
       <w:pPr>
+        <w:spacing w:line="360" w:lineRule="auto"/>
         <w:ind w:firstLineChars="200" w:firstLine="480"/>
       </w:pPr>
       <w:r>
@@ -4012,6 +4019,7 @@
     <w:p>
       <w:pPr>
         <w:keepNext/>
+        <w:spacing w:line="360" w:lineRule="auto"/>
         <w:ind w:firstLineChars="200" w:firstLine="480"/>
       </w:pPr>
       <w:r>
@@ -4020,6 +4028,7 @@
     </w:p>
     <w:p>
       <w:pPr>
+        <w:spacing w:line="360" w:lineRule="auto"/>
         <w:ind w:left="420"/>
       </w:pPr>
       <w:r>
@@ -4058,9 +4067,11 @@
     </w:p>
     <w:p>
       <w:pPr>
+        <w:spacing w:line="360" w:lineRule="auto"/>
         <w:ind w:left="420"/>
       </w:pPr>
       <w:r>
+        <w:lastRenderedPageBreak/>
         <w:t>（</w:t>
       </w:r>
       <w:r>
@@ -4072,6 +4083,7 @@
     </w:p>
     <w:p>
       <w:pPr>
+        <w:spacing w:line="360" w:lineRule="auto"/>
         <w:ind w:left="420"/>
       </w:pPr>
       <w:r>
@@ -4092,6 +4104,7 @@
     </w:p>
     <w:p>
       <w:pPr>
+        <w:spacing w:line="360" w:lineRule="auto"/>
         <w:ind w:left="420"/>
       </w:pPr>
       <w:r>
@@ -4112,6 +4125,7 @@
     </w:p>
     <w:p>
       <w:pPr>
+        <w:spacing w:line="360" w:lineRule="auto"/>
         <w:ind w:left="420"/>
       </w:pPr>
       <w:r>
@@ -4165,14 +4179,13 @@
         <w:pStyle w:val="Heading1"/>
         <w:spacing w:before="240" w:after="120"/>
       </w:pPr>
-      <w:bookmarkStart w:id="6" w:name="_Toc240382302"/>
+      <w:bookmarkStart w:id="6" w:name="_Toc240383031"/>
       <w:r>
         <w:rPr>
           <w:rFonts w:ascii="Times New Roman" w:eastAsia="黑体" w:hAnsi="Times New Roman"/>
           <w:color w:val="000000"/>
           <w:sz w:val="32"/>
         </w:rPr>
-        <w:lastRenderedPageBreak/>
         <w:t xml:space="preserve">3 </w:t>
       </w:r>
       <w:r>
@@ -4187,6 +4200,7 @@
     </w:p>
     <w:p>
       <w:pPr>
+        <w:spacing w:line="360" w:lineRule="auto"/>
         <w:ind w:firstLineChars="200" w:firstLine="480"/>
       </w:pPr>
       <w:r>
@@ -5094,7 +5108,7 @@
         <w:pStyle w:val="Heading1"/>
         <w:spacing w:before="240" w:after="120"/>
       </w:pPr>
-      <w:bookmarkStart w:id="7" w:name="_Toc240382303"/>
+      <w:bookmarkStart w:id="7" w:name="_Toc240383032"/>
       <w:r>
         <w:rPr>
           <w:rFonts w:ascii="Times New Roman" w:eastAsia="黑体" w:hAnsi="Times New Roman"/>
@@ -5115,6 +5129,7 @@
     </w:p>
     <w:p>
       <w:pPr>
+        <w:spacing w:line="360" w:lineRule="auto"/>
         <w:ind w:firstLineChars="200" w:firstLine="480"/>
       </w:pPr>
       <w:r>
@@ -5156,13 +5171,14 @@
         <w:pStyle w:val="Heading2"/>
         <w:spacing w:before="240" w:after="120"/>
       </w:pPr>
-      <w:bookmarkStart w:id="8" w:name="_Toc240382304"/>
+      <w:bookmarkStart w:id="8" w:name="_Toc240383033"/>
       <w:r>
         <w:rPr>
           <w:rFonts w:ascii="Times New Roman" w:eastAsia="黑体" w:hAnsi="Times New Roman"/>
           <w:color w:val="000000"/>
           <w:sz w:val="28"/>
         </w:rPr>
+        <w:lastRenderedPageBreak/>
         <w:t xml:space="preserve">4.1 </w:t>
       </w:r>
       <w:r>
@@ -5177,6 +5193,7 @@
     </w:p>
     <w:p>
       <w:pPr>
+        <w:spacing w:line="360" w:lineRule="auto"/>
         <w:ind w:firstLineChars="200" w:firstLine="480"/>
       </w:pPr>
       <w:r>
@@ -5640,7 +5657,6 @@
               <w:rPr>
                 <w:sz w:val="21"/>
               </w:rPr>
-              <w:lastRenderedPageBreak/>
               <w:t>1.6</w:t>
             </w:r>
           </w:p>
@@ -6142,6 +6158,7 @@
               <w:rPr>
                 <w:sz w:val="21"/>
               </w:rPr>
+              <w:lastRenderedPageBreak/>
               <w:t>1.13</w:t>
             </w:r>
           </w:p>
@@ -6538,7 +6555,6 @@
               <w:rPr>
                 <w:sz w:val="21"/>
               </w:rPr>
-              <w:lastRenderedPageBreak/>
               <w:t>1.19</w:t>
             </w:r>
           </w:p>
@@ -7205,6 +7221,7 @@
               <w:rPr>
                 <w:sz w:val="21"/>
               </w:rPr>
+              <w:lastRenderedPageBreak/>
               <w:t>1.27</w:t>
             </w:r>
           </w:p>
@@ -7264,6 +7281,7 @@
     </w:tbl>
     <w:p>
       <w:pPr>
+        <w:spacing w:line="360" w:lineRule="auto"/>
         <w:ind w:firstLineChars="200" w:firstLine="480"/>
       </w:pPr>
       <w:r>
@@ -7322,9 +7340,8 @@
         <w:rPr>
           <w:noProof/>
         </w:rPr>
-        <w:lastRenderedPageBreak/>
         <w:drawing>
-          <wp:inline distT="0" distB="0" distL="0" distR="0" wp14:anchorId="4DDD254C" wp14:editId="37ECBE2F">
+          <wp:inline distT="0" distB="0" distL="0" distR="0" wp14:anchorId="0D80924A" wp14:editId="1878C91F">
             <wp:extent cx="5580000" cy="3178368"/>
             <wp:effectExtent l="0" t="0" r="0" b="0"/>
             <wp:docPr id="1" name="Picture 1"/>
@@ -7538,8 +7555,9 @@
         <w:rPr>
           <w:noProof/>
         </w:rPr>
+        <w:lastRenderedPageBreak/>
         <w:drawing>
-          <wp:inline distT="0" distB="0" distL="0" distR="0" wp14:anchorId="1048E84B" wp14:editId="58044934">
+          <wp:inline distT="0" distB="0" distL="0" distR="0" wp14:anchorId="6CC8727D" wp14:editId="60DD2982">
             <wp:extent cx="5580000" cy="3106944"/>
             <wp:effectExtent l="0" t="0" r="0" b="0"/>
             <wp:docPr id="2" name="Picture 2"/>
@@ -7693,9 +7711,8 @@
         <w:rPr>
           <w:noProof/>
         </w:rPr>
-        <w:lastRenderedPageBreak/>
         <w:drawing>
-          <wp:inline distT="0" distB="0" distL="0" distR="0" wp14:anchorId="3779466E" wp14:editId="428FAB13">
+          <wp:inline distT="0" distB="0" distL="0" distR="0" wp14:anchorId="1F8E430F" wp14:editId="2FAF6054">
             <wp:extent cx="5580000" cy="2892672"/>
             <wp:effectExtent l="0" t="0" r="0" b="0"/>
             <wp:docPr id="3" name="Picture 3"/>
@@ -7849,8 +7866,9 @@
         <w:rPr>
           <w:noProof/>
         </w:rPr>
+        <w:lastRenderedPageBreak/>
         <w:drawing>
-          <wp:inline distT="0" distB="0" distL="0" distR="0" wp14:anchorId="1CA2CBD3" wp14:editId="2C7221EA">
+          <wp:inline distT="0" distB="0" distL="0" distR="0" wp14:anchorId="760F5419" wp14:editId="451A3E44">
             <wp:extent cx="5580000" cy="3106944"/>
             <wp:effectExtent l="0" t="0" r="0" b="0"/>
             <wp:docPr id="4" name="Picture 4"/>
@@ -7992,9 +8010,8 @@
         <w:rPr>
           <w:noProof/>
         </w:rPr>
-        <w:lastRenderedPageBreak/>
         <w:drawing>
-          <wp:inline distT="0" distB="0" distL="0" distR="0" wp14:anchorId="318BD3B1" wp14:editId="5C45044B">
+          <wp:inline distT="0" distB="0" distL="0" distR="0" wp14:anchorId="1AD381DC" wp14:editId="3F298F84">
             <wp:extent cx="5580000" cy="2178432"/>
             <wp:effectExtent l="0" t="0" r="0" b="0"/>
             <wp:docPr id="5" name="Picture 5"/>
@@ -8172,8 +8189,9 @@
         <w:rPr>
           <w:noProof/>
         </w:rPr>
+        <w:lastRenderedPageBreak/>
         <w:drawing>
-          <wp:inline distT="0" distB="0" distL="0" distR="0" wp14:anchorId="5EC286AA" wp14:editId="67B5044B">
+          <wp:inline distT="0" distB="0" distL="0" distR="0" wp14:anchorId="38739671" wp14:editId="455F3E93">
             <wp:extent cx="5580000" cy="2178432"/>
             <wp:effectExtent l="0" t="0" r="0" b="0"/>
             <wp:docPr id="6" name="Picture 6"/>
@@ -8340,7 +8358,7 @@
           <w:noProof/>
         </w:rPr>
         <w:drawing>
-          <wp:inline distT="0" distB="0" distL="0" distR="0" wp14:anchorId="2672979A" wp14:editId="152EA712">
+          <wp:inline distT="0" distB="0" distL="0" distR="0" wp14:anchorId="71F058DA" wp14:editId="2C8DA007">
             <wp:extent cx="5580000" cy="1678464"/>
             <wp:effectExtent l="0" t="0" r="0" b="0"/>
             <wp:docPr id="7" name="Picture 7"/>
@@ -8518,9 +8536,8 @@
         <w:rPr>
           <w:noProof/>
         </w:rPr>
-        <w:lastRenderedPageBreak/>
         <w:drawing>
-          <wp:inline distT="0" distB="0" distL="0" distR="0" wp14:anchorId="39CC12E4" wp14:editId="64FD74E4">
+          <wp:inline distT="0" distB="0" distL="0" distR="0" wp14:anchorId="5040F7B2" wp14:editId="676B489F">
             <wp:extent cx="5580000" cy="1678464"/>
             <wp:effectExtent l="0" t="0" r="0" b="0"/>
             <wp:docPr id="8" name="Picture 8"/>
@@ -8698,8 +8715,9 @@
         <w:rPr>
           <w:noProof/>
         </w:rPr>
+        <w:lastRenderedPageBreak/>
         <w:drawing>
-          <wp:inline distT="0" distB="0" distL="0" distR="0" wp14:anchorId="6A7A3447" wp14:editId="6D3485BF">
+          <wp:inline distT="0" distB="0" distL="0" distR="0" wp14:anchorId="19CDD740" wp14:editId="08C783C7">
             <wp:extent cx="5580000" cy="1607040"/>
             <wp:effectExtent l="0" t="0" r="0" b="0"/>
             <wp:docPr id="9" name="Picture 9"/>
@@ -8878,7 +8896,7 @@
           <w:noProof/>
         </w:rPr>
         <w:drawing>
-          <wp:inline distT="0" distB="0" distL="0" distR="0" wp14:anchorId="12FBD731" wp14:editId="627B2E5E">
+          <wp:inline distT="0" distB="0" distL="0" distR="0" wp14:anchorId="69170E61" wp14:editId="348F9C12">
             <wp:extent cx="5580000" cy="1607040"/>
             <wp:effectExtent l="0" t="0" r="0" b="0"/>
             <wp:docPr id="10" name="Picture 10"/>
@@ -9044,9 +9062,8 @@
         <w:rPr>
           <w:noProof/>
         </w:rPr>
-        <w:lastRenderedPageBreak/>
         <w:drawing>
-          <wp:inline distT="0" distB="0" distL="0" distR="0" wp14:anchorId="2AAEB580" wp14:editId="0B75B1D1">
+          <wp:inline distT="0" distB="0" distL="0" distR="0" wp14:anchorId="0463298C" wp14:editId="6B3D8C84">
             <wp:extent cx="5580000" cy="1678464"/>
             <wp:effectExtent l="0" t="0" r="0" b="0"/>
             <wp:docPr id="11" name="Picture 11"/>
@@ -9188,8 +9205,9 @@
         <w:rPr>
           <w:noProof/>
         </w:rPr>
+        <w:lastRenderedPageBreak/>
         <w:drawing>
-          <wp:inline distT="0" distB="0" distL="0" distR="0" wp14:anchorId="3D3348E3" wp14:editId="737FFB83">
+          <wp:inline distT="0" distB="0" distL="0" distR="0" wp14:anchorId="334487AF" wp14:editId="6716156B">
             <wp:extent cx="5580000" cy="1678464"/>
             <wp:effectExtent l="0" t="0" r="0" b="0"/>
             <wp:docPr id="12" name="Picture 12"/>
@@ -9331,9 +9349,8 @@
         <w:rPr>
           <w:noProof/>
         </w:rPr>
-        <w:lastRenderedPageBreak/>
         <w:drawing>
-          <wp:inline distT="0" distB="0" distL="0" distR="0" wp14:anchorId="0FE0C2A2" wp14:editId="3C978603">
+          <wp:inline distT="0" distB="0" distL="0" distR="0" wp14:anchorId="5540A9B3" wp14:editId="2CBB0D39">
             <wp:extent cx="5580000" cy="4384286"/>
             <wp:effectExtent l="0" t="0" r="0" b="0"/>
             <wp:docPr id="13" name="Picture 13"/>
@@ -9513,7 +9530,7 @@
         </w:rPr>
         <w:lastRenderedPageBreak/>
         <w:drawing>
-          <wp:inline distT="0" distB="0" distL="0" distR="0" wp14:anchorId="1BFCEDAB" wp14:editId="51368506">
+          <wp:inline distT="0" distB="0" distL="0" distR="0" wp14:anchorId="1EF70B57" wp14:editId="067AD4F6">
             <wp:extent cx="5580000" cy="4384286"/>
             <wp:effectExtent l="0" t="0" r="0" b="0"/>
             <wp:docPr id="14" name="Picture 14"/>
@@ -9681,7 +9698,7 @@
         </w:rPr>
         <w:lastRenderedPageBreak/>
         <w:drawing>
-          <wp:inline distT="0" distB="0" distL="0" distR="0" wp14:anchorId="339A1118" wp14:editId="388E9E5C">
+          <wp:inline distT="0" distB="0" distL="0" distR="0" wp14:anchorId="3148985E" wp14:editId="490A0E10">
             <wp:extent cx="5580000" cy="3587143"/>
             <wp:effectExtent l="0" t="0" r="0" b="0"/>
             <wp:docPr id="15" name="Picture 15"/>
@@ -9860,7 +9877,7 @@
           <w:noProof/>
         </w:rPr>
         <w:drawing>
-          <wp:inline distT="0" distB="0" distL="0" distR="0" wp14:anchorId="525E04B1" wp14:editId="7BE6C8E6">
+          <wp:inline distT="0" distB="0" distL="0" distR="0" wp14:anchorId="21CA5355" wp14:editId="69EB9D59">
             <wp:extent cx="5580000" cy="3427714"/>
             <wp:effectExtent l="0" t="0" r="0" b="0"/>
             <wp:docPr id="16" name="Picture 16"/>
@@ -10052,7 +10069,7 @@
         </w:rPr>
         <w:lastRenderedPageBreak/>
         <w:drawing>
-          <wp:inline distT="0" distB="0" distL="0" distR="0" wp14:anchorId="5FB60E26" wp14:editId="6649A58A">
+          <wp:inline distT="0" distB="0" distL="0" distR="0" wp14:anchorId="0F004563" wp14:editId="1872A994">
             <wp:extent cx="5580000" cy="4330080"/>
             <wp:effectExtent l="0" t="0" r="0" b="0"/>
             <wp:docPr id="17" name="Picture 17"/>
@@ -10208,7 +10225,7 @@
         </w:rPr>
         <w:lastRenderedPageBreak/>
         <w:drawing>
-          <wp:inline distT="0" distB="0" distL="0" distR="0" wp14:anchorId="326081E4" wp14:editId="3B63CABD">
+          <wp:inline distT="0" distB="0" distL="0" distR="0" wp14:anchorId="01E0589A" wp14:editId="16B3CA83">
             <wp:extent cx="5580000" cy="2749824"/>
             <wp:effectExtent l="0" t="0" r="0" b="0"/>
             <wp:docPr id="18" name="Picture 18"/>
@@ -10399,7 +10416,7 @@
           <w:noProof/>
         </w:rPr>
         <w:drawing>
-          <wp:inline distT="0" distB="0" distL="0" distR="0" wp14:anchorId="7E65965D" wp14:editId="1A466898">
+          <wp:inline distT="0" distB="0" distL="0" distR="0" wp14:anchorId="0A6CD0C6" wp14:editId="0B91E37F">
             <wp:extent cx="5580000" cy="1964160"/>
             <wp:effectExtent l="0" t="0" r="0" b="0"/>
             <wp:docPr id="19" name="Picture 19"/>
@@ -10609,7 +10626,7 @@
         </w:rPr>
         <w:lastRenderedPageBreak/>
         <w:drawing>
-          <wp:inline distT="0" distB="0" distL="0" distR="0" wp14:anchorId="1A275DF9" wp14:editId="734CC942">
+          <wp:inline distT="0" distB="0" distL="0" distR="0" wp14:anchorId="76D12F03" wp14:editId="520588EA">
             <wp:extent cx="5580000" cy="3821184"/>
             <wp:effectExtent l="0" t="0" r="0" b="0"/>
             <wp:docPr id="20" name="Picture 20"/>
@@ -10776,7 +10793,7 @@
           <w:noProof/>
         </w:rPr>
         <w:drawing>
-          <wp:inline distT="0" distB="0" distL="0" distR="0" wp14:anchorId="63D1E4D5" wp14:editId="0644A2F6">
+          <wp:inline distT="0" distB="0" distL="0" distR="0" wp14:anchorId="3962588B" wp14:editId="0CEB96AE">
             <wp:extent cx="5580000" cy="464256"/>
             <wp:effectExtent l="0" t="0" r="0" b="0"/>
             <wp:docPr id="21" name="Picture 21"/>
@@ -10937,7 +10954,7 @@
           <w:noProof/>
         </w:rPr>
         <w:drawing>
-          <wp:inline distT="0" distB="0" distL="0" distR="0" wp14:anchorId="122C7A35" wp14:editId="4F58F7A1">
+          <wp:inline distT="0" distB="0" distL="0" distR="0" wp14:anchorId="45003DF1" wp14:editId="35553140">
             <wp:extent cx="5580000" cy="535680"/>
             <wp:effectExtent l="0" t="0" r="0" b="0"/>
             <wp:docPr id="22" name="Picture 22"/>
@@ -11105,7 +11122,7 @@
         </w:rPr>
         <w:lastRenderedPageBreak/>
         <w:drawing>
-          <wp:inline distT="0" distB="0" distL="0" distR="0" wp14:anchorId="2320B40E" wp14:editId="38A84B63">
+          <wp:inline distT="0" distB="0" distL="0" distR="0" wp14:anchorId="204F30E7" wp14:editId="1913E0CB">
             <wp:extent cx="5580000" cy="892800"/>
             <wp:effectExtent l="0" t="0" r="0" b="0"/>
             <wp:docPr id="23" name="Picture 23"/>
@@ -11296,7 +11313,7 @@
           <w:noProof/>
         </w:rPr>
         <w:drawing>
-          <wp:inline distT="0" distB="0" distL="0" distR="0" wp14:anchorId="2B60E7B0" wp14:editId="3FA512CB">
+          <wp:inline distT="0" distB="0" distL="0" distR="0" wp14:anchorId="2AA37B2D" wp14:editId="5CB9465C">
             <wp:extent cx="5580000" cy="535680"/>
             <wp:effectExtent l="0" t="0" r="0" b="0"/>
             <wp:docPr id="24" name="Picture 24"/>
@@ -11529,7 +11546,7 @@
           <w:noProof/>
         </w:rPr>
         <w:drawing>
-          <wp:inline distT="0" distB="0" distL="0" distR="0" wp14:anchorId="3ACED701" wp14:editId="2C1B125D">
+          <wp:inline distT="0" distB="0" distL="0" distR="0" wp14:anchorId="4ACD2F88" wp14:editId="3CA554C4">
             <wp:extent cx="5580000" cy="607104"/>
             <wp:effectExtent l="0" t="0" r="0" b="0"/>
             <wp:docPr id="25" name="Picture 25"/>
@@ -11732,7 +11749,7 @@
           <w:noProof/>
         </w:rPr>
         <w:drawing>
-          <wp:inline distT="0" distB="0" distL="0" distR="0" wp14:anchorId="259C3AD3" wp14:editId="75897D9A">
+          <wp:inline distT="0" distB="0" distL="0" distR="0" wp14:anchorId="2DB1AD4F" wp14:editId="14527BD4">
             <wp:extent cx="5580000" cy="464256"/>
             <wp:effectExtent l="0" t="0" r="0" b="0"/>
             <wp:docPr id="26" name="Picture 26"/>
@@ -11923,7 +11940,7 @@
           <w:noProof/>
         </w:rPr>
         <w:drawing>
-          <wp:inline distT="0" distB="0" distL="0" distR="0" wp14:anchorId="36A46BB1" wp14:editId="5CC42AC2">
+          <wp:inline distT="0" distB="0" distL="0" distR="0" wp14:anchorId="3B653C79" wp14:editId="35CDBA3C">
             <wp:extent cx="5580000" cy="535680"/>
             <wp:effectExtent l="0" t="0" r="0" b="0"/>
             <wp:docPr id="27" name="Picture 27"/>
@@ -12115,7 +12132,7 @@
         </w:rPr>
         <w:lastRenderedPageBreak/>
         <w:drawing>
-          <wp:inline distT="0" distB="0" distL="0" distR="0" wp14:anchorId="6CA93CED" wp14:editId="339331E1">
+          <wp:inline distT="0" distB="0" distL="0" distR="0" wp14:anchorId="306E6631" wp14:editId="165329D7">
             <wp:extent cx="5580000" cy="535680"/>
             <wp:effectExtent l="0" t="0" r="0" b="0"/>
             <wp:docPr id="28" name="Picture 28"/>
@@ -12282,7 +12299,7 @@
           <w:noProof/>
         </w:rPr>
         <w:drawing>
-          <wp:inline distT="0" distB="0" distL="0" distR="0" wp14:anchorId="30ED603A" wp14:editId="1D916298">
+          <wp:inline distT="0" distB="0" distL="0" distR="0" wp14:anchorId="0F78CDE3" wp14:editId="287F3A75">
             <wp:extent cx="5580000" cy="535680"/>
             <wp:effectExtent l="0" t="0" r="0" b="0"/>
             <wp:docPr id="29" name="Picture 29"/>
@@ -12461,7 +12478,7 @@
           <w:noProof/>
         </w:rPr>
         <w:drawing>
-          <wp:inline distT="0" distB="0" distL="0" distR="0" wp14:anchorId="6D802CAB" wp14:editId="693E98F3">
+          <wp:inline distT="0" distB="0" distL="0" distR="0" wp14:anchorId="33F26ECD" wp14:editId="76916F35">
             <wp:extent cx="5580000" cy="749952"/>
             <wp:effectExtent l="0" t="0" r="0" b="0"/>
             <wp:docPr id="30" name="Picture 30"/>
@@ -12652,7 +12669,7 @@
           <w:noProof/>
         </w:rPr>
         <w:drawing>
-          <wp:inline distT="0" distB="0" distL="0" distR="0" wp14:anchorId="217E93CC" wp14:editId="0FF8B3B5">
+          <wp:inline distT="0" distB="0" distL="0" distR="0" wp14:anchorId="4464420F" wp14:editId="55471263">
             <wp:extent cx="5580000" cy="535680"/>
             <wp:effectExtent l="0" t="0" r="0" b="0"/>
             <wp:docPr id="31" name="Picture 31"/>
@@ -12825,7 +12842,7 @@
           <w:noProof/>
         </w:rPr>
         <w:drawing>
-          <wp:inline distT="0" distB="0" distL="0" distR="0" wp14:anchorId="5312DBE1" wp14:editId="158A1843">
+          <wp:inline distT="0" distB="0" distL="0" distR="0" wp14:anchorId="2299511C" wp14:editId="6EC95D49">
             <wp:extent cx="5580000" cy="678528"/>
             <wp:effectExtent l="0" t="0" r="0" b="0"/>
             <wp:docPr id="32" name="Picture 32"/>
@@ -13017,7 +13034,7 @@
         </w:rPr>
         <w:lastRenderedPageBreak/>
         <w:drawing>
-          <wp:inline distT="0" distB="0" distL="0" distR="0" wp14:anchorId="6DD18DCA" wp14:editId="1B397B37">
+          <wp:inline distT="0" distB="0" distL="0" distR="0" wp14:anchorId="3E0CA99D" wp14:editId="06D3BBB0">
             <wp:extent cx="5580000" cy="749952"/>
             <wp:effectExtent l="0" t="0" r="0" b="0"/>
             <wp:docPr id="33" name="Picture 33"/>
@@ -13220,7 +13237,7 @@
           <w:noProof/>
         </w:rPr>
         <w:drawing>
-          <wp:inline distT="0" distB="0" distL="0" distR="0" wp14:anchorId="0738B823" wp14:editId="25FCD150">
+          <wp:inline distT="0" distB="0" distL="0" distR="0" wp14:anchorId="03D405A4" wp14:editId="77E9089E">
             <wp:extent cx="5580000" cy="535680"/>
             <wp:effectExtent l="0" t="0" r="0" b="0"/>
             <wp:docPr id="34" name="Picture 34"/>
@@ -13399,7 +13416,7 @@
           <w:noProof/>
         </w:rPr>
         <w:drawing>
-          <wp:inline distT="0" distB="0" distL="0" distR="0" wp14:anchorId="6EF69F2F" wp14:editId="0645C5F7">
+          <wp:inline distT="0" distB="0" distL="0" distR="0" wp14:anchorId="41FC7D66" wp14:editId="0E639065">
             <wp:extent cx="5580000" cy="749952"/>
             <wp:effectExtent l="0" t="0" r="0" b="0"/>
             <wp:docPr id="35" name="Picture 35"/>
@@ -13584,7 +13601,7 @@
         <w:pStyle w:val="Heading2"/>
         <w:spacing w:before="240" w:after="120"/>
       </w:pPr>
-      <w:bookmarkStart w:id="9" w:name="_Toc240382305"/>
+      <w:bookmarkStart w:id="9" w:name="_Toc240383034"/>
       <w:r>
         <w:rPr>
           <w:rFonts w:ascii="Times New Roman" w:eastAsia="黑体" w:hAnsi="Times New Roman"/>
@@ -13605,6 +13622,7 @@
     </w:p>
     <w:p>
       <w:pPr>
+        <w:spacing w:line="360" w:lineRule="auto"/>
         <w:ind w:firstLineChars="200" w:firstLine="480"/>
       </w:pPr>
       <w:r>
@@ -13993,6 +14011,7 @@
               <w:rPr>
                 <w:sz w:val="21"/>
               </w:rPr>
+              <w:lastRenderedPageBreak/>
               <w:t>2.5</w:t>
             </w:r>
           </w:p>
@@ -14068,7 +14087,6 @@
               <w:rPr>
                 <w:sz w:val="21"/>
               </w:rPr>
-              <w:lastRenderedPageBreak/>
               <w:t>2.6</w:t>
             </w:r>
           </w:p>
@@ -14681,6 +14699,7 @@
               <w:rPr>
                 <w:sz w:val="21"/>
               </w:rPr>
+              <w:lastRenderedPageBreak/>
               <w:t>2.14</w:t>
             </w:r>
           </w:p>
@@ -14738,7 +14757,6 @@
               <w:rPr>
                 <w:sz w:val="21"/>
               </w:rPr>
-              <w:lastRenderedPageBreak/>
               <w:t>2.15</w:t>
             </w:r>
           </w:p>
@@ -14897,6 +14915,7 @@
     </w:tbl>
     <w:p>
       <w:pPr>
+        <w:spacing w:line="360" w:lineRule="auto"/>
         <w:ind w:firstLineChars="200" w:firstLine="480"/>
       </w:pPr>
       <w:r>
@@ -14956,7 +14975,7 @@
           <w:noProof/>
         </w:rPr>
         <w:drawing>
-          <wp:inline distT="0" distB="0" distL="0" distR="0" wp14:anchorId="3DC839D2" wp14:editId="455F03C2">
+          <wp:inline distT="0" distB="0" distL="0" distR="0" wp14:anchorId="1CA71A1B" wp14:editId="51A1461D">
             <wp:extent cx="5580000" cy="1392768"/>
             <wp:effectExtent l="0" t="0" r="0" b="0"/>
             <wp:docPr id="36" name="Picture 36"/>
@@ -15147,7 +15166,7 @@
           <w:noProof/>
         </w:rPr>
         <w:drawing>
-          <wp:inline distT="0" distB="0" distL="0" distR="0" wp14:anchorId="691FF47A" wp14:editId="09F2E5B5">
+          <wp:inline distT="0" distB="0" distL="0" distR="0" wp14:anchorId="330BAB3D" wp14:editId="61B521CB">
             <wp:extent cx="5580000" cy="892800"/>
             <wp:effectExtent l="0" t="0" r="0" b="0"/>
             <wp:docPr id="37" name="Picture 37"/>
@@ -15363,7 +15382,7 @@
         </w:rPr>
         <w:lastRenderedPageBreak/>
         <w:drawing>
-          <wp:inline distT="0" distB="0" distL="0" distR="0" wp14:anchorId="46630E1F" wp14:editId="61218C08">
+          <wp:inline distT="0" distB="0" distL="0" distR="0" wp14:anchorId="7CDE5264" wp14:editId="780BCAE0">
             <wp:extent cx="5580000" cy="1964160"/>
             <wp:effectExtent l="0" t="0" r="0" b="0"/>
             <wp:docPr id="38" name="Picture 38"/>
@@ -15578,7 +15597,7 @@
         <w:pStyle w:val="Heading2"/>
         <w:spacing w:before="240" w:after="120"/>
       </w:pPr>
-      <w:bookmarkStart w:id="10" w:name="_Toc240382306"/>
+      <w:bookmarkStart w:id="10" w:name="_Toc240383035"/>
       <w:r>
         <w:rPr>
           <w:rFonts w:ascii="Times New Roman" w:eastAsia="黑体" w:hAnsi="Times New Roman"/>
@@ -15599,6 +15618,7 @@
     </w:p>
     <w:p>
       <w:pPr>
+        <w:spacing w:line="360" w:lineRule="auto"/>
         <w:ind w:firstLineChars="200" w:firstLine="480"/>
       </w:pPr>
       <w:r>
@@ -16884,6 +16904,7 @@
     </w:tbl>
     <w:p>
       <w:pPr>
+        <w:spacing w:line="360" w:lineRule="auto"/>
         <w:ind w:firstLineChars="200" w:firstLine="480"/>
       </w:pPr>
       <w:r>
@@ -16911,7 +16932,11 @@
         <w:t xml:space="preserve">9 </w:t>
       </w:r>
       <w:r>
-        <w:t>项脚本检测后需结合台账或现场确认），所用脚本与检测项见上表「对应证据」列，完整标注见《配置核查表》第</w:t>
+        <w:t>项脚本检测后需结合台账或现场确认），所用脚本与检测项见上表「对应证据」列，完整</w:t>
+      </w:r>
+      <w:r>
+        <w:lastRenderedPageBreak/>
+        <w:t>标注见《配置核查表》第</w:t>
       </w:r>
       <w:r>
         <w:t xml:space="preserve"> 14 </w:t>
@@ -16931,14 +16956,13 @@
         <w:pStyle w:val="Heading2"/>
         <w:spacing w:before="240" w:after="120"/>
       </w:pPr>
-      <w:bookmarkStart w:id="11" w:name="_Toc240382307"/>
+      <w:bookmarkStart w:id="11" w:name="_Toc240383036"/>
       <w:r>
         <w:rPr>
           <w:rFonts w:ascii="Times New Roman" w:eastAsia="黑体" w:hAnsi="Times New Roman"/>
           <w:color w:val="000000"/>
           <w:sz w:val="28"/>
         </w:rPr>
-        <w:lastRenderedPageBreak/>
         <w:t xml:space="preserve">4.4 </w:t>
       </w:r>
       <w:r>
@@ -16953,6 +16977,7 @@
     </w:p>
     <w:p>
       <w:pPr>
+        <w:spacing w:line="360" w:lineRule="auto"/>
         <w:ind w:firstLineChars="200" w:firstLine="480"/>
       </w:pPr>
       <w:r>
@@ -17980,6 +18005,7 @@
               <w:rPr>
                 <w:sz w:val="21"/>
               </w:rPr>
+              <w:lastRenderedPageBreak/>
               <w:t>4.12</w:t>
             </w:r>
           </w:p>
@@ -18124,7 +18150,6 @@
               <w:rPr>
                 <w:sz w:val="21"/>
               </w:rPr>
-              <w:lastRenderedPageBreak/>
               <w:t>4.14</w:t>
             </w:r>
           </w:p>
@@ -18782,6 +18807,7 @@
               <w:rPr>
                 <w:sz w:val="21"/>
               </w:rPr>
+              <w:lastRenderedPageBreak/>
               <w:t>4.23</w:t>
             </w:r>
           </w:p>
@@ -18950,7 +18976,6 @@
               <w:rPr>
                 <w:sz w:val="21"/>
               </w:rPr>
-              <w:lastRenderedPageBreak/>
               <w:t>4.25</w:t>
             </w:r>
           </w:p>
@@ -19580,6 +19605,7 @@
     </w:tbl>
     <w:p>
       <w:pPr>
+        <w:spacing w:line="360" w:lineRule="auto"/>
         <w:ind w:firstLineChars="200" w:firstLine="480"/>
       </w:pPr>
       <w:r>
@@ -19627,13 +19653,14 @@
         <w:pStyle w:val="Heading2"/>
         <w:spacing w:before="240" w:after="120"/>
       </w:pPr>
-      <w:bookmarkStart w:id="12" w:name="_Toc240382308"/>
+      <w:bookmarkStart w:id="12" w:name="_Toc240383037"/>
       <w:r>
         <w:rPr>
           <w:rFonts w:ascii="Times New Roman" w:eastAsia="黑体" w:hAnsi="Times New Roman"/>
           <w:color w:val="000000"/>
           <w:sz w:val="28"/>
         </w:rPr>
+        <w:lastRenderedPageBreak/>
         <w:t xml:space="preserve">4.5 </w:t>
       </w:r>
       <w:r>
@@ -19648,6 +19675,7 @@
     </w:p>
     <w:p>
       <w:pPr>
+        <w:spacing w:line="360" w:lineRule="auto"/>
         <w:ind w:firstLineChars="200" w:firstLine="480"/>
       </w:pPr>
       <w:r>
@@ -19676,7 +19704,6 @@
         <w:rPr>
           <w:sz w:val="21"/>
         </w:rPr>
-        <w:lastRenderedPageBreak/>
         <w:t>表</w:t>
       </w:r>
       <w:r>
@@ -20634,6 +20661,7 @@
               <w:rPr>
                 <w:sz w:val="21"/>
               </w:rPr>
+              <w:lastRenderedPageBreak/>
               <w:t>5.14</w:t>
             </w:r>
           </w:p>
@@ -20691,7 +20719,6 @@
               <w:rPr>
                 <w:sz w:val="21"/>
               </w:rPr>
-              <w:lastRenderedPageBreak/>
               <w:t>5.15</w:t>
             </w:r>
           </w:p>
@@ -21273,6 +21300,7 @@
     </w:tbl>
     <w:p>
       <w:pPr>
+        <w:spacing w:line="360" w:lineRule="auto"/>
         <w:ind w:firstLineChars="200" w:firstLine="480"/>
       </w:pPr>
       <w:r>
@@ -21331,8 +21359,9 @@
         <w:rPr>
           <w:noProof/>
         </w:rPr>
+        <w:lastRenderedPageBreak/>
         <w:drawing>
-          <wp:inline distT="0" distB="0" distL="0" distR="0" wp14:anchorId="5F0607C4" wp14:editId="0564C386">
+          <wp:inline distT="0" distB="0" distL="0" distR="0" wp14:anchorId="7772D9A6" wp14:editId="0C14B343">
             <wp:extent cx="5580000" cy="1178496"/>
             <wp:effectExtent l="0" t="0" r="0" b="0"/>
             <wp:docPr id="39" name="Picture 39"/>
@@ -21558,9 +21587,8 @@
         <w:rPr>
           <w:noProof/>
         </w:rPr>
-        <w:lastRenderedPageBreak/>
         <w:drawing>
-          <wp:inline distT="0" distB="0" distL="0" distR="0" wp14:anchorId="05AD8C94" wp14:editId="6DF6B346">
+          <wp:inline distT="0" distB="0" distL="0" distR="0" wp14:anchorId="112DD1DB" wp14:editId="25D88119">
             <wp:extent cx="5040000" cy="4500000"/>
             <wp:effectExtent l="0" t="0" r="0" b="0"/>
             <wp:docPr id="40" name="Picture 40"/>
@@ -21728,7 +21756,7 @@
         </w:rPr>
         <w:lastRenderedPageBreak/>
         <w:drawing>
-          <wp:inline distT="0" distB="0" distL="0" distR="0" wp14:anchorId="2C487666" wp14:editId="72F2E52B">
+          <wp:inline distT="0" distB="0" distL="0" distR="0" wp14:anchorId="7DDD5AF2" wp14:editId="2FF6DEF7">
             <wp:extent cx="5040000" cy="4500000"/>
             <wp:effectExtent l="0" t="0" r="0" b="0"/>
             <wp:docPr id="41" name="Picture 41"/>
@@ -21877,7 +21905,7 @@
         <w:pStyle w:val="Heading2"/>
         <w:spacing w:before="240" w:after="120"/>
       </w:pPr>
-      <w:bookmarkStart w:id="13" w:name="_Toc240382309"/>
+      <w:bookmarkStart w:id="13" w:name="_Toc240383038"/>
       <w:r>
         <w:rPr>
           <w:rFonts w:ascii="Times New Roman" w:eastAsia="黑体" w:hAnsi="Times New Roman"/>
@@ -21898,6 +21926,7 @@
     </w:p>
     <w:p>
       <w:pPr>
+        <w:spacing w:line="360" w:lineRule="auto"/>
         <w:ind w:firstLineChars="200" w:firstLine="480"/>
       </w:pPr>
       <w:r>
@@ -22604,6 +22633,7 @@
     </w:tbl>
     <w:p>
       <w:pPr>
+        <w:spacing w:line="360" w:lineRule="auto"/>
         <w:ind w:firstLineChars="200" w:firstLine="480"/>
       </w:pPr>
       <w:r>
@@ -22621,7 +22651,7 @@
         <w:pStyle w:val="Heading2"/>
         <w:spacing w:before="240" w:after="120"/>
       </w:pPr>
-      <w:bookmarkStart w:id="14" w:name="_Toc240382310"/>
+      <w:bookmarkStart w:id="14" w:name="_Toc240383039"/>
       <w:r>
         <w:rPr>
           <w:rFonts w:ascii="Times New Roman" w:eastAsia="黑体" w:hAnsi="Times New Roman"/>
@@ -22642,6 +22672,7 @@
     </w:p>
     <w:p>
       <w:pPr>
+        <w:spacing w:line="360" w:lineRule="auto"/>
         <w:ind w:firstLineChars="200" w:firstLine="480"/>
       </w:pPr>
       <w:r>
@@ -23060,6 +23091,7 @@
     </w:tbl>
     <w:p>
       <w:pPr>
+        <w:spacing w:line="360" w:lineRule="auto"/>
         <w:ind w:firstLineChars="200" w:firstLine="480"/>
       </w:pPr>
       <w:r>
@@ -23071,7 +23103,7 @@
         <w:pStyle w:val="Heading2"/>
         <w:spacing w:before="240" w:after="120"/>
       </w:pPr>
-      <w:bookmarkStart w:id="15" w:name="_Toc240382311"/>
+      <w:bookmarkStart w:id="15" w:name="_Toc240383040"/>
       <w:r>
         <w:rPr>
           <w:rFonts w:ascii="Times New Roman" w:eastAsia="黑体" w:hAnsi="Times New Roman"/>
@@ -23092,6 +23124,7 @@
     </w:p>
     <w:p>
       <w:pPr>
+        <w:spacing w:line="360" w:lineRule="auto"/>
         <w:ind w:firstLineChars="200" w:firstLine="480"/>
       </w:pPr>
       <w:r>
@@ -23452,6 +23485,7 @@
     </w:tbl>
     <w:p>
       <w:pPr>
+        <w:spacing w:line="360" w:lineRule="auto"/>
         <w:ind w:firstLineChars="200" w:firstLine="480"/>
       </w:pPr>
       <w:r>
@@ -23463,7 +23497,7 @@
         <w:pStyle w:val="Heading2"/>
         <w:spacing w:before="240" w:after="120"/>
       </w:pPr>
-      <w:bookmarkStart w:id="16" w:name="_Toc240382312"/>
+      <w:bookmarkStart w:id="16" w:name="_Toc240383041"/>
       <w:r>
         <w:rPr>
           <w:rFonts w:ascii="Times New Roman" w:eastAsia="黑体" w:hAnsi="Times New Roman"/>
@@ -23484,6 +23518,7 @@
     </w:p>
     <w:p>
       <w:pPr>
+        <w:spacing w:line="360" w:lineRule="auto"/>
         <w:ind w:firstLineChars="200" w:firstLine="480"/>
       </w:pPr>
       <w:r>
@@ -23845,6 +23880,7 @@
     </w:tbl>
     <w:p>
       <w:pPr>
+        <w:spacing w:line="360" w:lineRule="auto"/>
         <w:ind w:firstLineChars="200" w:firstLine="480"/>
       </w:pPr>
       <w:r>
@@ -23856,7 +23892,7 @@
         <w:pStyle w:val="Heading2"/>
         <w:spacing w:before="240" w:after="120"/>
       </w:pPr>
-      <w:bookmarkStart w:id="17" w:name="_Toc240382313"/>
+      <w:bookmarkStart w:id="17" w:name="_Toc240383042"/>
       <w:r>
         <w:rPr>
           <w:rFonts w:ascii="Times New Roman" w:eastAsia="黑体" w:hAnsi="Times New Roman"/>
@@ -23877,6 +23913,7 @@
     </w:p>
     <w:p>
       <w:pPr>
+        <w:spacing w:line="360" w:lineRule="auto"/>
         <w:ind w:firstLineChars="200" w:firstLine="480"/>
       </w:pPr>
       <w:r>
@@ -24078,9 +24115,11 @@
     </w:tbl>
     <w:p>
       <w:pPr>
+        <w:spacing w:line="360" w:lineRule="auto"/>
         <w:ind w:firstLineChars="200" w:firstLine="480"/>
       </w:pPr>
       <w:r>
+        <w:lastRenderedPageBreak/>
         <w:t>本章</w:t>
       </w:r>
       <w:r>
@@ -24113,14 +24152,13 @@
         <w:pStyle w:val="Heading1"/>
         <w:spacing w:before="240" w:after="120"/>
       </w:pPr>
-      <w:bookmarkStart w:id="18" w:name="_Toc240382314"/>
+      <w:bookmarkStart w:id="18" w:name="_Toc240383043"/>
       <w:r>
         <w:rPr>
           <w:rFonts w:ascii="Times New Roman" w:eastAsia="黑体" w:hAnsi="Times New Roman"/>
           <w:color w:val="000000"/>
           <w:sz w:val="32"/>
         </w:rPr>
-        <w:lastRenderedPageBreak/>
         <w:t xml:space="preserve">5 </w:t>
       </w:r>
       <w:r>
@@ -24135,6 +24173,7 @@
     </w:p>
     <w:p>
       <w:pPr>
+        <w:spacing w:line="360" w:lineRule="auto"/>
         <w:ind w:firstLineChars="200" w:firstLine="480"/>
       </w:pPr>
       <w:r>
@@ -24381,7 +24420,7 @@
         <w:pStyle w:val="Heading1"/>
         <w:spacing w:before="240" w:after="120"/>
       </w:pPr>
-      <w:bookmarkStart w:id="19" w:name="_Toc240382315"/>
+      <w:bookmarkStart w:id="19" w:name="_Toc240383044"/>
       <w:r>
         <w:rPr>
           <w:rFonts w:ascii="Times New Roman" w:eastAsia="黑体" w:hAnsi="Times New Roman"/>
@@ -24402,6 +24441,7 @@
     </w:p>
     <w:p>
       <w:pPr>
+        <w:spacing w:line="360" w:lineRule="auto"/>
         <w:ind w:firstLineChars="200" w:firstLine="480"/>
       </w:pPr>
       <w:r>
@@ -24419,7 +24459,7 @@
         <w:pStyle w:val="Heading2"/>
         <w:spacing w:before="240" w:after="120"/>
       </w:pPr>
-      <w:bookmarkStart w:id="20" w:name="_Toc240382316"/>
+      <w:bookmarkStart w:id="20" w:name="_Toc240383045"/>
       <w:r>
         <w:rPr>
           <w:rFonts w:ascii="Times New Roman" w:eastAsia="黑体" w:hAnsi="Times New Roman"/>
@@ -24440,6 +24480,7 @@
     </w:p>
     <w:p>
       <w:pPr>
+        <w:spacing w:line="360" w:lineRule="auto"/>
         <w:ind w:firstLineChars="200" w:firstLine="480"/>
       </w:pPr>
       <w:r>
@@ -24482,7 +24523,7 @@
         </w:rPr>
         <w:lastRenderedPageBreak/>
         <w:drawing>
-          <wp:inline distT="0" distB="0" distL="0" distR="0" wp14:anchorId="6B4E92B6" wp14:editId="405F4621">
+          <wp:inline distT="0" distB="0" distL="0" distR="0" wp14:anchorId="2CD476AF" wp14:editId="6DD9DFF4">
             <wp:extent cx="5580000" cy="4330080"/>
             <wp:effectExtent l="0" t="0" r="0" b="0"/>
             <wp:docPr id="42" name="Picture 42"/>
@@ -24733,7 +24774,7 @@
           <w:noProof/>
         </w:rPr>
         <w:drawing>
-          <wp:inline distT="0" distB="0" distL="0" distR="0" wp14:anchorId="22123D20" wp14:editId="30BFC600">
+          <wp:inline distT="0" distB="0" distL="0" distR="0" wp14:anchorId="5A717F50" wp14:editId="4F2DFAA6">
             <wp:extent cx="5580000" cy="1678464"/>
             <wp:effectExtent l="0" t="0" r="0" b="0"/>
             <wp:docPr id="43" name="Picture 43"/>
@@ -24889,7 +24930,7 @@
         </w:rPr>
         <w:lastRenderedPageBreak/>
         <w:drawing>
-          <wp:inline distT="0" distB="0" distL="0" distR="0" wp14:anchorId="481BAB84" wp14:editId="688FC5A9">
+          <wp:inline distT="0" distB="0" distL="0" distR="0" wp14:anchorId="31F5A34C" wp14:editId="37867127">
             <wp:extent cx="5040000" cy="4500000"/>
             <wp:effectExtent l="0" t="0" r="0" b="0"/>
             <wp:docPr id="44" name="Picture 44"/>
@@ -25069,7 +25110,7 @@
         </w:rPr>
         <w:lastRenderedPageBreak/>
         <w:drawing>
-          <wp:inline distT="0" distB="0" distL="0" distR="0" wp14:anchorId="6E9ED502" wp14:editId="5E5EAE27">
+          <wp:inline distT="0" distB="0" distL="0" distR="0" wp14:anchorId="3BAFB724" wp14:editId="5F11AEFA">
             <wp:extent cx="5040000" cy="4500000"/>
             <wp:effectExtent l="0" t="0" r="0" b="0"/>
             <wp:docPr id="45" name="Picture 45"/>
@@ -25218,7 +25259,7 @@
         <w:pStyle w:val="Heading2"/>
         <w:spacing w:before="240" w:after="120"/>
       </w:pPr>
-      <w:bookmarkStart w:id="21" w:name="_Toc240382317"/>
+      <w:bookmarkStart w:id="21" w:name="_Toc240383046"/>
       <w:r>
         <w:rPr>
           <w:rFonts w:ascii="Times New Roman" w:eastAsia="黑体" w:hAnsi="Times New Roman"/>
@@ -25239,6 +25280,7 @@
     </w:p>
     <w:p>
       <w:pPr>
+        <w:spacing w:line="360" w:lineRule="auto"/>
         <w:ind w:firstLineChars="200" w:firstLine="480"/>
       </w:pPr>
       <w:r>
@@ -25275,7 +25317,7 @@
         </w:rPr>
         <w:lastRenderedPageBreak/>
         <w:drawing>
-          <wp:inline distT="0" distB="0" distL="0" distR="0" wp14:anchorId="714BF4E4" wp14:editId="09FED028">
+          <wp:inline distT="0" distB="0" distL="0" distR="0" wp14:anchorId="447290ED" wp14:editId="7A2EA158">
             <wp:extent cx="5040000" cy="4500000"/>
             <wp:effectExtent l="0" t="0" r="0" b="0"/>
             <wp:docPr id="46" name="Picture 46"/>
@@ -25443,7 +25485,7 @@
         </w:rPr>
         <w:lastRenderedPageBreak/>
         <w:drawing>
-          <wp:inline distT="0" distB="0" distL="0" distR="0" wp14:anchorId="0F8455CB" wp14:editId="62DBF641">
+          <wp:inline distT="0" distB="0" distL="0" distR="0" wp14:anchorId="69F0B795" wp14:editId="52BFD0D4">
             <wp:extent cx="4200000" cy="4500000"/>
             <wp:effectExtent l="0" t="0" r="0" b="0"/>
             <wp:docPr id="47" name="Picture 47"/>
@@ -25635,7 +25677,7 @@
         </w:rPr>
         <w:lastRenderedPageBreak/>
         <w:drawing>
-          <wp:inline distT="0" distB="0" distL="0" distR="0" wp14:anchorId="2B830D95" wp14:editId="5DACCB2B">
+          <wp:inline distT="0" distB="0" distL="0" distR="0" wp14:anchorId="23BB3EF7" wp14:editId="616B5D6C">
             <wp:extent cx="5580000" cy="3260552"/>
             <wp:effectExtent l="0" t="0" r="0" b="0"/>
             <wp:docPr id="48" name="Picture 48"/>
@@ -25814,7 +25856,7 @@
           <w:noProof/>
         </w:rPr>
         <w:drawing>
-          <wp:inline distT="0" distB="0" distL="0" distR="0" wp14:anchorId="48FB19BF" wp14:editId="64178828">
+          <wp:inline distT="0" distB="0" distL="0" distR="0" wp14:anchorId="6EEBF450" wp14:editId="6D089978">
             <wp:extent cx="5580000" cy="3268881"/>
             <wp:effectExtent l="0" t="0" r="0" b="0"/>
             <wp:docPr id="49" name="Picture 49"/>
@@ -25994,7 +26036,7 @@
         </w:rPr>
         <w:lastRenderedPageBreak/>
         <w:drawing>
-          <wp:inline distT="0" distB="0" distL="0" distR="0" wp14:anchorId="75CF4337" wp14:editId="2B528945">
+          <wp:inline distT="0" distB="0" distL="0" distR="0" wp14:anchorId="7DF48CE5" wp14:editId="29CE3A95">
             <wp:extent cx="5000407" cy="4500000"/>
             <wp:effectExtent l="0" t="0" r="0" b="0"/>
             <wp:docPr id="50" name="Picture 50"/>
@@ -26462,31 +26504,31 @@
       </w:rPr>
     </w:lvl>
   </w:abstractNum>
-  <w:num w:numId="1" w16cid:durableId="274679966">
+  <w:num w:numId="1" w16cid:durableId="241764852">
     <w:abstractNumId w:val="8"/>
   </w:num>
-  <w:num w:numId="2" w16cid:durableId="1305965556">
+  <w:num w:numId="2" w16cid:durableId="870804050">
     <w:abstractNumId w:val="6"/>
   </w:num>
-  <w:num w:numId="3" w16cid:durableId="1765149913">
+  <w:num w:numId="3" w16cid:durableId="568882985">
     <w:abstractNumId w:val="5"/>
   </w:num>
-  <w:num w:numId="4" w16cid:durableId="258488642">
+  <w:num w:numId="4" w16cid:durableId="1613706246">
     <w:abstractNumId w:val="4"/>
   </w:num>
-  <w:num w:numId="5" w16cid:durableId="176847920">
+  <w:num w:numId="5" w16cid:durableId="388765052">
     <w:abstractNumId w:val="7"/>
   </w:num>
-  <w:num w:numId="6" w16cid:durableId="1310550826">
+  <w:num w:numId="6" w16cid:durableId="1509127724">
     <w:abstractNumId w:val="3"/>
   </w:num>
-  <w:num w:numId="7" w16cid:durableId="527372354">
+  <w:num w:numId="7" w16cid:durableId="929966629">
     <w:abstractNumId w:val="2"/>
   </w:num>
-  <w:num w:numId="8" w16cid:durableId="76707437">
+  <w:num w:numId="8" w16cid:durableId="1305042004">
     <w:abstractNumId w:val="1"/>
   </w:num>
-  <w:num w:numId="9" w16cid:durableId="455681946">
+  <w:num w:numId="9" w16cid:durableId="576287782">
     <w:abstractNumId w:val="0"/>
   </w:num>
 </w:numbering>
@@ -37902,7 +37944,7 @@
     <w:basedOn w:val="DefaultParagraphFont"/>
     <w:uiPriority w:val="99"/>
     <w:unhideWhenUsed/>
-    <w:rsid w:val="000152B3"/>
+    <w:rsid w:val="00687B1E"/>
     <w:rPr>
       <w:color w:val="0000FF" w:themeColor="hyperlink"/>
       <w:u w:val="single"/>

--- a/checklist_tool/指导书与核查工具交叉验证报告.docx
+++ b/checklist_tool/指导书与核查工具交叉验证报告.docx
@@ -203,7 +203,7 @@
       <w:r>
         <w:fldChar w:fldCharType="separate"/>
       </w:r>
-      <w:hyperlink w:anchor="_Toc240384475" w:history="1">
+      <w:hyperlink w:anchor="_Toc241067527" w:history="1">
         <w:r>
           <w:rPr>
             <w:rStyle w:val="Hyperlink"/>
@@ -239,7 +239,7 @@
             <w:noProof/>
             <w:webHidden/>
           </w:rPr>
-          <w:instrText xml:space="preserve"> PAGEREF _Toc240384475 \h </w:instrText>
+          <w:instrText xml:space="preserve"> PAGEREF _Toc241067527 \h </w:instrText>
         </w:r>
         <w:r>
           <w:rPr>
@@ -284,7 +284,7 @@
           <w14:ligatures w14:val="standardContextual"/>
         </w:rPr>
       </w:pPr>
-      <w:hyperlink w:anchor="_Toc240384476" w:history="1">
+      <w:hyperlink w:anchor="_Toc241067528" w:history="1">
         <w:r>
           <w:rPr>
             <w:rStyle w:val="Hyperlink"/>
@@ -320,7 +320,7 @@
             <w:noProof/>
             <w:webHidden/>
           </w:rPr>
-          <w:instrText xml:space="preserve"> PAGEREF _Toc240384476 \h </w:instrText>
+          <w:instrText xml:space="preserve"> PAGEREF _Toc241067528 \h </w:instrText>
         </w:r>
         <w:r>
           <w:rPr>
@@ -365,7 +365,7 @@
           <w14:ligatures w14:val="standardContextual"/>
         </w:rPr>
       </w:pPr>
-      <w:hyperlink w:anchor="_Toc240384477" w:history="1">
+      <w:hyperlink w:anchor="_Toc241067529" w:history="1">
         <w:r>
           <w:rPr>
             <w:rStyle w:val="Hyperlink"/>
@@ -401,7 +401,7 @@
             <w:noProof/>
             <w:webHidden/>
           </w:rPr>
-          <w:instrText xml:space="preserve"> PAGEREF _Toc240384477 \h </w:instrText>
+          <w:instrText xml:space="preserve"> PAGEREF _Toc241067529 \h </w:instrText>
         </w:r>
         <w:r>
           <w:rPr>
@@ -446,7 +446,7 @@
           <w14:ligatures w14:val="standardContextual"/>
         </w:rPr>
       </w:pPr>
-      <w:hyperlink w:anchor="_Toc240384478" w:history="1">
+      <w:hyperlink w:anchor="_Toc241067530" w:history="1">
         <w:r>
           <w:rPr>
             <w:rStyle w:val="Hyperlink"/>
@@ -482,7 +482,7 @@
             <w:noProof/>
             <w:webHidden/>
           </w:rPr>
-          <w:instrText xml:space="preserve"> PAGEREF _Toc240384478 \h </w:instrText>
+          <w:instrText xml:space="preserve"> PAGEREF _Toc241067530 \h </w:instrText>
         </w:r>
         <w:r>
           <w:rPr>
@@ -527,7 +527,7 @@
           <w14:ligatures w14:val="standardContextual"/>
         </w:rPr>
       </w:pPr>
-      <w:hyperlink w:anchor="_Toc240384479" w:history="1">
+      <w:hyperlink w:anchor="_Toc241067531" w:history="1">
         <w:r>
           <w:rPr>
             <w:rStyle w:val="Hyperlink"/>
@@ -563,7 +563,7 @@
             <w:noProof/>
             <w:webHidden/>
           </w:rPr>
-          <w:instrText xml:space="preserve"> PAGEREF _Toc240384479 \h </w:instrText>
+          <w:instrText xml:space="preserve"> PAGEREF _Toc241067531 \h </w:instrText>
         </w:r>
         <w:r>
           <w:rPr>
@@ -608,7 +608,7 @@
           <w14:ligatures w14:val="standardContextual"/>
         </w:rPr>
       </w:pPr>
-      <w:hyperlink w:anchor="_Toc240384480" w:history="1">
+      <w:hyperlink w:anchor="_Toc241067532" w:history="1">
         <w:r>
           <w:rPr>
             <w:rStyle w:val="Hyperlink"/>
@@ -644,7 +644,7 @@
             <w:noProof/>
             <w:webHidden/>
           </w:rPr>
-          <w:instrText xml:space="preserve"> PAGEREF _Toc240384480 \h </w:instrText>
+          <w:instrText xml:space="preserve"> PAGEREF _Toc241067532 \h </w:instrText>
         </w:r>
         <w:r>
           <w:rPr>
@@ -689,7 +689,7 @@
           <w14:ligatures w14:val="standardContextual"/>
         </w:rPr>
       </w:pPr>
-      <w:hyperlink w:anchor="_Toc240384481" w:history="1">
+      <w:hyperlink w:anchor="_Toc241067533" w:history="1">
         <w:r>
           <w:rPr>
             <w:rStyle w:val="Hyperlink"/>
@@ -725,7 +725,7 @@
             <w:noProof/>
             <w:webHidden/>
           </w:rPr>
-          <w:instrText xml:space="preserve"> PAGEREF _Toc240384481 \h </w:instrText>
+          <w:instrText xml:space="preserve"> PAGEREF _Toc241067533 \h </w:instrText>
         </w:r>
         <w:r>
           <w:rPr>
@@ -745,7 +745,7 @@
             <w:noProof/>
             <w:webHidden/>
           </w:rPr>
-          <w:t>5</w:t>
+          <w:t>6</w:t>
         </w:r>
         <w:r>
           <w:rPr>
@@ -770,7 +770,7 @@
           <w14:ligatures w14:val="standardContextual"/>
         </w:rPr>
       </w:pPr>
-      <w:hyperlink w:anchor="_Toc240384482" w:history="1">
+      <w:hyperlink w:anchor="_Toc241067534" w:history="1">
         <w:r>
           <w:rPr>
             <w:rStyle w:val="Hyperlink"/>
@@ -806,88 +806,7 @@
             <w:noProof/>
             <w:webHidden/>
           </w:rPr>
-          <w:instrText xml:space="preserve"> PAGEREF _Toc240384482 \h </w:instrText>
-        </w:r>
-        <w:r>
-          <w:rPr>
-            <w:noProof/>
-            <w:webHidden/>
-          </w:rPr>
-        </w:r>
-        <w:r>
-          <w:rPr>
-            <w:noProof/>
-            <w:webHidden/>
-          </w:rPr>
-          <w:fldChar w:fldCharType="separate"/>
-        </w:r>
-        <w:r>
-          <w:rPr>
-            <w:noProof/>
-            <w:webHidden/>
-          </w:rPr>
-          <w:t>5</w:t>
-        </w:r>
-        <w:r>
-          <w:rPr>
-            <w:noProof/>
-            <w:webHidden/>
-          </w:rPr>
-          <w:fldChar w:fldCharType="end"/>
-        </w:r>
-      </w:hyperlink>
-    </w:p>
-    <w:p>
-      <w:pPr>
-        <w:pStyle w:val="TOC2"/>
-        <w:tabs>
-          <w:tab w:val="right" w:leader="dot" w:pos="8302"/>
-        </w:tabs>
-        <w:rPr>
-          <w:noProof/>
-          <w:kern w:val="2"/>
-          <w:szCs w:val="24"/>
-          <w:lang w:eastAsia="zh-CN"/>
-          <w14:ligatures w14:val="standardContextual"/>
-        </w:rPr>
-      </w:pPr>
-      <w:hyperlink w:anchor="_Toc240384483" w:history="1">
-        <w:r>
-          <w:rPr>
-            <w:rStyle w:val="Hyperlink"/>
-            <w:rFonts w:ascii="Times New Roman" w:eastAsia="黑体" w:hAnsi="Times New Roman"/>
-            <w:noProof/>
-          </w:rPr>
-          <w:t xml:space="preserve">4.1 </w:t>
-        </w:r>
-        <w:r>
-          <w:rPr>
-            <w:rStyle w:val="Hyperlink"/>
-            <w:rFonts w:ascii="Times New Roman" w:eastAsia="黑体" w:hAnsi="Times New Roman"/>
-            <w:noProof/>
-          </w:rPr>
-          <w:t>系统安全</w:t>
-        </w:r>
-        <w:r>
-          <w:rPr>
-            <w:noProof/>
-            <w:webHidden/>
-          </w:rPr>
-          <w:tab/>
-        </w:r>
-        <w:r>
-          <w:rPr>
-            <w:noProof/>
-            <w:webHidden/>
-          </w:rPr>
-          <w:fldChar w:fldCharType="begin"/>
-        </w:r>
-        <w:r>
-          <w:rPr>
-            <w:noProof/>
-            <w:webHidden/>
-          </w:rPr>
-          <w:instrText xml:space="preserve"> PAGEREF _Toc240384483 \h </w:instrText>
+          <w:instrText xml:space="preserve"> PAGEREF _Toc241067534 \h </w:instrText>
         </w:r>
         <w:r>
           <w:rPr>
@@ -932,7 +851,88 @@
           <w14:ligatures w14:val="standardContextual"/>
         </w:rPr>
       </w:pPr>
-      <w:hyperlink w:anchor="_Toc240384484" w:history="1">
+      <w:hyperlink w:anchor="_Toc241067535" w:history="1">
+        <w:r>
+          <w:rPr>
+            <w:rStyle w:val="Hyperlink"/>
+            <w:rFonts w:ascii="Times New Roman" w:eastAsia="黑体" w:hAnsi="Times New Roman"/>
+            <w:noProof/>
+          </w:rPr>
+          <w:t xml:space="preserve">4.1 </w:t>
+        </w:r>
+        <w:r>
+          <w:rPr>
+            <w:rStyle w:val="Hyperlink"/>
+            <w:rFonts w:ascii="Times New Roman" w:eastAsia="黑体" w:hAnsi="Times New Roman"/>
+            <w:noProof/>
+          </w:rPr>
+          <w:t>系统安全</w:t>
+        </w:r>
+        <w:r>
+          <w:rPr>
+            <w:noProof/>
+            <w:webHidden/>
+          </w:rPr>
+          <w:tab/>
+        </w:r>
+        <w:r>
+          <w:rPr>
+            <w:noProof/>
+            <w:webHidden/>
+          </w:rPr>
+          <w:fldChar w:fldCharType="begin"/>
+        </w:r>
+        <w:r>
+          <w:rPr>
+            <w:noProof/>
+            <w:webHidden/>
+          </w:rPr>
+          <w:instrText xml:space="preserve"> PAGEREF _Toc241067535 \h </w:instrText>
+        </w:r>
+        <w:r>
+          <w:rPr>
+            <w:noProof/>
+            <w:webHidden/>
+          </w:rPr>
+        </w:r>
+        <w:r>
+          <w:rPr>
+            <w:noProof/>
+            <w:webHidden/>
+          </w:rPr>
+          <w:fldChar w:fldCharType="separate"/>
+        </w:r>
+        <w:r>
+          <w:rPr>
+            <w:noProof/>
+            <w:webHidden/>
+          </w:rPr>
+          <w:t>6</w:t>
+        </w:r>
+        <w:r>
+          <w:rPr>
+            <w:noProof/>
+            <w:webHidden/>
+          </w:rPr>
+          <w:fldChar w:fldCharType="end"/>
+        </w:r>
+      </w:hyperlink>
+    </w:p>
+    <w:p>
+      <w:pPr>
+        <w:pStyle w:val="TOC2"/>
+        <w:tabs>
+          <w:tab w:val="right" w:leader="dot" w:pos="8302"/>
+        </w:tabs>
+        <w:rPr>
+          <w:noProof/>
+          <w:kern w:val="2"/>
+          <w:szCs w:val="24"/>
+          <w:lang w:eastAsia="zh-CN"/>
+          <w14:ligatures w14:val="standardContextual"/>
+        </w:rPr>
+      </w:pPr>
+      <w:hyperlink w:anchor="_Toc241067536" w:history="1">
         <w:r>
           <w:rPr>
             <w:rStyle w:val="Hyperlink"/>
@@ -968,7 +968,7 @@
             <w:noProof/>
             <w:webHidden/>
           </w:rPr>
-          <w:instrText xml:space="preserve"> PAGEREF _Toc240384484 \h </w:instrText>
+          <w:instrText xml:space="preserve"> PAGEREF _Toc241067536 \h </w:instrText>
         </w:r>
         <w:r>
           <w:rPr>
@@ -1013,7 +1013,7 @@
           <w14:ligatures w14:val="standardContextual"/>
         </w:rPr>
       </w:pPr>
-      <w:hyperlink w:anchor="_Toc240384485" w:history="1">
+      <w:hyperlink w:anchor="_Toc241067537" w:history="1">
         <w:r>
           <w:rPr>
             <w:rStyle w:val="Hyperlink"/>
@@ -1049,7 +1049,7 @@
             <w:noProof/>
             <w:webHidden/>
           </w:rPr>
-          <w:instrText xml:space="preserve"> PAGEREF _Toc240384485 \h </w:instrText>
+          <w:instrText xml:space="preserve"> PAGEREF _Toc241067537 \h </w:instrText>
         </w:r>
         <w:r>
           <w:rPr>
@@ -1069,7 +1069,7 @@
             <w:noProof/>
             <w:webHidden/>
           </w:rPr>
-          <w:t>23</w:t>
+          <w:t>22</w:t>
         </w:r>
         <w:r>
           <w:rPr>
@@ -1094,7 +1094,7 @@
           <w14:ligatures w14:val="standardContextual"/>
         </w:rPr>
       </w:pPr>
-      <w:hyperlink w:anchor="_Toc240384486" w:history="1">
+      <w:hyperlink w:anchor="_Toc241067538" w:history="1">
         <w:r>
           <w:rPr>
             <w:rStyle w:val="Hyperlink"/>
@@ -1130,7 +1130,7 @@
             <w:noProof/>
             <w:webHidden/>
           </w:rPr>
-          <w:instrText xml:space="preserve"> PAGEREF _Toc240384486 \h </w:instrText>
+          <w:instrText xml:space="preserve"> PAGEREF _Toc241067538 \h </w:instrText>
         </w:r>
         <w:r>
           <w:rPr>
@@ -1150,7 +1150,7 @@
             <w:noProof/>
             <w:webHidden/>
           </w:rPr>
-          <w:t>25</w:t>
+          <w:t>24</w:t>
         </w:r>
         <w:r>
           <w:rPr>
@@ -1175,7 +1175,7 @@
           <w14:ligatures w14:val="standardContextual"/>
         </w:rPr>
       </w:pPr>
-      <w:hyperlink w:anchor="_Toc240384487" w:history="1">
+      <w:hyperlink w:anchor="_Toc241067539" w:history="1">
         <w:r>
           <w:rPr>
             <w:rStyle w:val="Hyperlink"/>
@@ -1211,7 +1211,7 @@
             <w:noProof/>
             <w:webHidden/>
           </w:rPr>
-          <w:instrText xml:space="preserve"> PAGEREF _Toc240384487 \h </w:instrText>
+          <w:instrText xml:space="preserve"> PAGEREF _Toc241067539 \h </w:instrText>
         </w:r>
         <w:r>
           <w:rPr>
@@ -1231,7 +1231,7 @@
             <w:noProof/>
             <w:webHidden/>
           </w:rPr>
-          <w:t>28</w:t>
+          <w:t>27</w:t>
         </w:r>
         <w:r>
           <w:rPr>
@@ -1256,7 +1256,7 @@
           <w14:ligatures w14:val="standardContextual"/>
         </w:rPr>
       </w:pPr>
-      <w:hyperlink w:anchor="_Toc240384488" w:history="1">
+      <w:hyperlink w:anchor="_Toc241067540" w:history="1">
         <w:r>
           <w:rPr>
             <w:rStyle w:val="Hyperlink"/>
@@ -1292,7 +1292,88 @@
             <w:noProof/>
             <w:webHidden/>
           </w:rPr>
-          <w:instrText xml:space="preserve"> PAGEREF _Toc240384488 \h </w:instrText>
+          <w:instrText xml:space="preserve"> PAGEREF _Toc241067540 \h </w:instrText>
+        </w:r>
+        <w:r>
+          <w:rPr>
+            <w:noProof/>
+            <w:webHidden/>
+          </w:rPr>
+        </w:r>
+        <w:r>
+          <w:rPr>
+            <w:noProof/>
+            <w:webHidden/>
+          </w:rPr>
+          <w:fldChar w:fldCharType="separate"/>
+        </w:r>
+        <w:r>
+          <w:rPr>
+            <w:noProof/>
+            <w:webHidden/>
+          </w:rPr>
+          <w:t>31</w:t>
+        </w:r>
+        <w:r>
+          <w:rPr>
+            <w:noProof/>
+            <w:webHidden/>
+          </w:rPr>
+          <w:fldChar w:fldCharType="end"/>
+        </w:r>
+      </w:hyperlink>
+    </w:p>
+    <w:p>
+      <w:pPr>
+        <w:pStyle w:val="TOC2"/>
+        <w:tabs>
+          <w:tab w:val="right" w:leader="dot" w:pos="8302"/>
+        </w:tabs>
+        <w:rPr>
+          <w:noProof/>
+          <w:kern w:val="2"/>
+          <w:szCs w:val="24"/>
+          <w:lang w:eastAsia="zh-CN"/>
+          <w14:ligatures w14:val="standardContextual"/>
+        </w:rPr>
+      </w:pPr>
+      <w:hyperlink w:anchor="_Toc241067541" w:history="1">
+        <w:r>
+          <w:rPr>
+            <w:rStyle w:val="Hyperlink"/>
+            <w:rFonts w:ascii="Times New Roman" w:eastAsia="黑体" w:hAnsi="Times New Roman"/>
+            <w:noProof/>
+          </w:rPr>
+          <w:t xml:space="preserve">4.7 </w:t>
+        </w:r>
+        <w:r>
+          <w:rPr>
+            <w:rStyle w:val="Hyperlink"/>
+            <w:rFonts w:ascii="Times New Roman" w:eastAsia="黑体" w:hAnsi="Times New Roman"/>
+            <w:noProof/>
+          </w:rPr>
+          <w:t>组织机构</w:t>
+        </w:r>
+        <w:r>
+          <w:rPr>
+            <w:noProof/>
+            <w:webHidden/>
+          </w:rPr>
+          <w:tab/>
+        </w:r>
+        <w:r>
+          <w:rPr>
+            <w:noProof/>
+            <w:webHidden/>
+          </w:rPr>
+          <w:fldChar w:fldCharType="begin"/>
+        </w:r>
+        <w:r>
+          <w:rPr>
+            <w:noProof/>
+            <w:webHidden/>
+          </w:rPr>
+          <w:instrText xml:space="preserve"> PAGEREF _Toc241067541 \h </w:instrText>
         </w:r>
         <w:r>
           <w:rPr>
@@ -1337,14 +1418,14 @@
           <w14:ligatures w14:val="standardContextual"/>
         </w:rPr>
       </w:pPr>
-      <w:hyperlink w:anchor="_Toc240384489" w:history="1">
+      <w:hyperlink w:anchor="_Toc241067542" w:history="1">
         <w:r>
           <w:rPr>
             <w:rStyle w:val="Hyperlink"/>
             <w:rFonts w:ascii="Times New Roman" w:eastAsia="黑体" w:hAnsi="Times New Roman"/>
             <w:noProof/>
           </w:rPr>
-          <w:t xml:space="preserve">4.7 </w:t>
+          <w:t xml:space="preserve">4.8 </w:t>
         </w:r>
         <w:r>
           <w:rPr>
@@ -1352,7 +1433,7 @@
             <w:rFonts w:ascii="Times New Roman" w:eastAsia="黑体" w:hAnsi="Times New Roman"/>
             <w:noProof/>
           </w:rPr>
-          <w:t>组织机构</w:t>
+          <w:t>规章制度</w:t>
         </w:r>
         <w:r>
           <w:rPr>
@@ -1373,7 +1454,7 @@
             <w:noProof/>
             <w:webHidden/>
           </w:rPr>
-          <w:instrText xml:space="preserve"> PAGEREF _Toc240384489 \h </w:instrText>
+          <w:instrText xml:space="preserve"> PAGEREF _Toc241067542 \h </w:instrText>
         </w:r>
         <w:r>
           <w:rPr>
@@ -1418,14 +1499,14 @@
           <w14:ligatures w14:val="standardContextual"/>
         </w:rPr>
       </w:pPr>
-      <w:hyperlink w:anchor="_Toc240384490" w:history="1">
+      <w:hyperlink w:anchor="_Toc241067543" w:history="1">
         <w:r>
           <w:rPr>
             <w:rStyle w:val="Hyperlink"/>
             <w:rFonts w:ascii="Times New Roman" w:eastAsia="黑体" w:hAnsi="Times New Roman"/>
             <w:noProof/>
           </w:rPr>
-          <w:t xml:space="preserve">4.8 </w:t>
+          <w:t xml:space="preserve">4.9 </w:t>
         </w:r>
         <w:r>
           <w:rPr>
@@ -1433,7 +1514,7 @@
             <w:rFonts w:ascii="Times New Roman" w:eastAsia="黑体" w:hAnsi="Times New Roman"/>
             <w:noProof/>
           </w:rPr>
-          <w:t>规章制度</w:t>
+          <w:t>管理实施</w:t>
         </w:r>
         <w:r>
           <w:rPr>
@@ -1454,7 +1535,7 @@
             <w:noProof/>
             <w:webHidden/>
           </w:rPr>
-          <w:instrText xml:space="preserve"> PAGEREF _Toc240384490 \h </w:instrText>
+          <w:instrText xml:space="preserve"> PAGEREF _Toc241067543 \h </w:instrText>
         </w:r>
         <w:r>
           <w:rPr>
@@ -1499,14 +1580,14 @@
           <w14:ligatures w14:val="standardContextual"/>
         </w:rPr>
       </w:pPr>
-      <w:hyperlink w:anchor="_Toc240384491" w:history="1">
+      <w:hyperlink w:anchor="_Toc241067544" w:history="1">
         <w:r>
           <w:rPr>
             <w:rStyle w:val="Hyperlink"/>
             <w:rFonts w:ascii="Times New Roman" w:eastAsia="黑体" w:hAnsi="Times New Roman"/>
             <w:noProof/>
           </w:rPr>
-          <w:t xml:space="preserve">4.9 </w:t>
+          <w:t xml:space="preserve">4.10 </w:t>
         </w:r>
         <w:r>
           <w:rPr>
@@ -1514,7 +1595,7 @@
             <w:rFonts w:ascii="Times New Roman" w:eastAsia="黑体" w:hAnsi="Times New Roman"/>
             <w:noProof/>
           </w:rPr>
-          <w:t>管理实施</w:t>
+          <w:t>协议安全审计</w:t>
         </w:r>
         <w:r>
           <w:rPr>
@@ -1535,7 +1616,169 @@
             <w:noProof/>
             <w:webHidden/>
           </w:rPr>
-          <w:instrText xml:space="preserve"> PAGEREF _Toc240384491 \h </w:instrText>
+          <w:instrText xml:space="preserve"> PAGEREF _Toc241067544 \h </w:instrText>
+        </w:r>
+        <w:r>
+          <w:rPr>
+            <w:noProof/>
+            <w:webHidden/>
+          </w:rPr>
+        </w:r>
+        <w:r>
+          <w:rPr>
+            <w:noProof/>
+            <w:webHidden/>
+          </w:rPr>
+          <w:fldChar w:fldCharType="separate"/>
+        </w:r>
+        <w:r>
+          <w:rPr>
+            <w:noProof/>
+            <w:webHidden/>
+          </w:rPr>
+          <w:t>34</w:t>
+        </w:r>
+        <w:r>
+          <w:rPr>
+            <w:noProof/>
+            <w:webHidden/>
+          </w:rPr>
+          <w:fldChar w:fldCharType="end"/>
+        </w:r>
+      </w:hyperlink>
+    </w:p>
+    <w:p>
+      <w:pPr>
+        <w:pStyle w:val="TOC1"/>
+        <w:tabs>
+          <w:tab w:val="right" w:leader="dot" w:pos="8302"/>
+        </w:tabs>
+        <w:rPr>
+          <w:noProof/>
+          <w:kern w:val="2"/>
+          <w:szCs w:val="24"/>
+          <w:lang w:eastAsia="zh-CN"/>
+          <w14:ligatures w14:val="standardContextual"/>
+        </w:rPr>
+      </w:pPr>
+      <w:hyperlink w:anchor="_Toc241067545" w:history="1">
+        <w:r>
+          <w:rPr>
+            <w:rStyle w:val="Hyperlink"/>
+            <w:rFonts w:ascii="Times New Roman" w:eastAsia="黑体" w:hAnsi="Times New Roman"/>
+            <w:noProof/>
+          </w:rPr>
+          <w:t xml:space="preserve">5 </w:t>
+        </w:r>
+        <w:r>
+          <w:rPr>
+            <w:rStyle w:val="Hyperlink"/>
+            <w:rFonts w:ascii="Times New Roman" w:eastAsia="黑体" w:hAnsi="Times New Roman"/>
+            <w:noProof/>
+          </w:rPr>
+          <w:t>说明</w:t>
+        </w:r>
+        <w:r>
+          <w:rPr>
+            <w:noProof/>
+            <w:webHidden/>
+          </w:rPr>
+          <w:tab/>
+        </w:r>
+        <w:r>
+          <w:rPr>
+            <w:noProof/>
+            <w:webHidden/>
+          </w:rPr>
+          <w:fldChar w:fldCharType="begin"/>
+        </w:r>
+        <w:r>
+          <w:rPr>
+            <w:noProof/>
+            <w:webHidden/>
+          </w:rPr>
+          <w:instrText xml:space="preserve"> PAGEREF _Toc241067545 \h </w:instrText>
+        </w:r>
+        <w:r>
+          <w:rPr>
+            <w:noProof/>
+            <w:webHidden/>
+          </w:rPr>
+        </w:r>
+        <w:r>
+          <w:rPr>
+            <w:noProof/>
+            <w:webHidden/>
+          </w:rPr>
+          <w:fldChar w:fldCharType="separate"/>
+        </w:r>
+        <w:r>
+          <w:rPr>
+            <w:noProof/>
+            <w:webHidden/>
+          </w:rPr>
+          <w:t>35</w:t>
+        </w:r>
+        <w:r>
+          <w:rPr>
+            <w:noProof/>
+            <w:webHidden/>
+          </w:rPr>
+          <w:fldChar w:fldCharType="end"/>
+        </w:r>
+      </w:hyperlink>
+    </w:p>
+    <w:p>
+      <w:pPr>
+        <w:pStyle w:val="TOC1"/>
+        <w:tabs>
+          <w:tab w:val="right" w:leader="dot" w:pos="8302"/>
+        </w:tabs>
+        <w:rPr>
+          <w:noProof/>
+          <w:kern w:val="2"/>
+          <w:szCs w:val="24"/>
+          <w:lang w:eastAsia="zh-CN"/>
+          <w14:ligatures w14:val="standardContextual"/>
+        </w:rPr>
+      </w:pPr>
+      <w:hyperlink w:anchor="_Toc241067546" w:history="1">
+        <w:r>
+          <w:rPr>
+            <w:rStyle w:val="Hyperlink"/>
+            <w:rFonts w:ascii="Times New Roman" w:eastAsia="黑体" w:hAnsi="Times New Roman"/>
+            <w:noProof/>
+          </w:rPr>
+          <w:t xml:space="preserve">6 </w:t>
+        </w:r>
+        <w:r>
+          <w:rPr>
+            <w:rStyle w:val="Hyperlink"/>
+            <w:rFonts w:ascii="Times New Roman" w:eastAsia="黑体" w:hAnsi="Times New Roman"/>
+            <w:noProof/>
+          </w:rPr>
+          <w:t>工具整体运行与结果汇总证据</w:t>
+        </w:r>
+        <w:r>
+          <w:rPr>
+            <w:noProof/>
+            <w:webHidden/>
+          </w:rPr>
+          <w:tab/>
+        </w:r>
+        <w:r>
+          <w:rPr>
+            <w:noProof/>
+            <w:webHidden/>
+          </w:rPr>
+          <w:fldChar w:fldCharType="begin"/>
+        </w:r>
+        <w:r>
+          <w:rPr>
+            <w:noProof/>
+            <w:webHidden/>
+          </w:rPr>
+          <w:instrText xml:space="preserve"> PAGEREF _Toc241067546 \h </w:instrText>
         </w:r>
         <w:r>
           <w:rPr>
@@ -1580,14 +1823,14 @@
           <w14:ligatures w14:val="standardContextual"/>
         </w:rPr>
       </w:pPr>
-      <w:hyperlink w:anchor="_Toc240384492" w:history="1">
+      <w:hyperlink w:anchor="_Toc241067547" w:history="1">
         <w:r>
           <w:rPr>
             <w:rStyle w:val="Hyperlink"/>
             <w:rFonts w:ascii="Times New Roman" w:eastAsia="黑体" w:hAnsi="Times New Roman"/>
             <w:noProof/>
           </w:rPr>
-          <w:t xml:space="preserve">4.10 </w:t>
+          <w:t xml:space="preserve">6.1 </w:t>
         </w:r>
         <w:r>
           <w:rPr>
@@ -1595,7 +1838,7 @@
             <w:rFonts w:ascii="Times New Roman" w:eastAsia="黑体" w:hAnsi="Times New Roman"/>
             <w:noProof/>
           </w:rPr>
-          <w:t>协议安全审计</w:t>
+          <w:t>操作系统核查运行过程与报告</w:t>
         </w:r>
         <w:r>
           <w:rPr>
@@ -1616,169 +1859,7 @@
             <w:noProof/>
             <w:webHidden/>
           </w:rPr>
-          <w:instrText xml:space="preserve"> PAGEREF _Toc240384492 \h </w:instrText>
-        </w:r>
-        <w:r>
-          <w:rPr>
-            <w:noProof/>
-            <w:webHidden/>
-          </w:rPr>
-        </w:r>
-        <w:r>
-          <w:rPr>
-            <w:noProof/>
-            <w:webHidden/>
-          </w:rPr>
-          <w:fldChar w:fldCharType="separate"/>
-        </w:r>
-        <w:r>
-          <w:rPr>
-            <w:noProof/>
-            <w:webHidden/>
-          </w:rPr>
-          <w:t>36</w:t>
-        </w:r>
-        <w:r>
-          <w:rPr>
-            <w:noProof/>
-            <w:webHidden/>
-          </w:rPr>
-          <w:fldChar w:fldCharType="end"/>
-        </w:r>
-      </w:hyperlink>
-    </w:p>
-    <w:p>
-      <w:pPr>
-        <w:pStyle w:val="TOC1"/>
-        <w:tabs>
-          <w:tab w:val="right" w:leader="dot" w:pos="8302"/>
-        </w:tabs>
-        <w:rPr>
-          <w:noProof/>
-          <w:kern w:val="2"/>
-          <w:szCs w:val="24"/>
-          <w:lang w:eastAsia="zh-CN"/>
-          <w14:ligatures w14:val="standardContextual"/>
-        </w:rPr>
-      </w:pPr>
-      <w:hyperlink w:anchor="_Toc240384493" w:history="1">
-        <w:r>
-          <w:rPr>
-            <w:rStyle w:val="Hyperlink"/>
-            <w:rFonts w:ascii="Times New Roman" w:eastAsia="黑体" w:hAnsi="Times New Roman"/>
-            <w:noProof/>
-          </w:rPr>
-          <w:t xml:space="preserve">5 </w:t>
-        </w:r>
-        <w:r>
-          <w:rPr>
-            <w:rStyle w:val="Hyperlink"/>
-            <w:rFonts w:ascii="Times New Roman" w:eastAsia="黑体" w:hAnsi="Times New Roman"/>
-            <w:noProof/>
-          </w:rPr>
-          <w:t>说明</w:t>
-        </w:r>
-        <w:r>
-          <w:rPr>
-            <w:noProof/>
-            <w:webHidden/>
-          </w:rPr>
-          <w:tab/>
-        </w:r>
-        <w:r>
-          <w:rPr>
-            <w:noProof/>
-            <w:webHidden/>
-          </w:rPr>
-          <w:fldChar w:fldCharType="begin"/>
-        </w:r>
-        <w:r>
-          <w:rPr>
-            <w:noProof/>
-            <w:webHidden/>
-          </w:rPr>
-          <w:instrText xml:space="preserve"> PAGEREF _Toc240384493 \h </w:instrText>
-        </w:r>
-        <w:r>
-          <w:rPr>
-            <w:noProof/>
-            <w:webHidden/>
-          </w:rPr>
-        </w:r>
-        <w:r>
-          <w:rPr>
-            <w:noProof/>
-            <w:webHidden/>
-          </w:rPr>
-          <w:fldChar w:fldCharType="separate"/>
-        </w:r>
-        <w:r>
-          <w:rPr>
-            <w:noProof/>
-            <w:webHidden/>
-          </w:rPr>
-          <w:t>36</w:t>
-        </w:r>
-        <w:r>
-          <w:rPr>
-            <w:noProof/>
-            <w:webHidden/>
-          </w:rPr>
-          <w:fldChar w:fldCharType="end"/>
-        </w:r>
-      </w:hyperlink>
-    </w:p>
-    <w:p>
-      <w:pPr>
-        <w:pStyle w:val="TOC1"/>
-        <w:tabs>
-          <w:tab w:val="right" w:leader="dot" w:pos="8302"/>
-        </w:tabs>
-        <w:rPr>
-          <w:noProof/>
-          <w:kern w:val="2"/>
-          <w:szCs w:val="24"/>
-          <w:lang w:eastAsia="zh-CN"/>
-          <w14:ligatures w14:val="standardContextual"/>
-        </w:rPr>
-      </w:pPr>
-      <w:hyperlink w:anchor="_Toc240384494" w:history="1">
-        <w:r>
-          <w:rPr>
-            <w:rStyle w:val="Hyperlink"/>
-            <w:rFonts w:ascii="Times New Roman" w:eastAsia="黑体" w:hAnsi="Times New Roman"/>
-            <w:noProof/>
-          </w:rPr>
-          <w:t xml:space="preserve">6 </w:t>
-        </w:r>
-        <w:r>
-          <w:rPr>
-            <w:rStyle w:val="Hyperlink"/>
-            <w:rFonts w:ascii="Times New Roman" w:eastAsia="黑体" w:hAnsi="Times New Roman"/>
-            <w:noProof/>
-          </w:rPr>
-          <w:t>工具整体运行与结果汇总证据</w:t>
-        </w:r>
-        <w:r>
-          <w:rPr>
-            <w:noProof/>
-            <w:webHidden/>
-          </w:rPr>
-          <w:tab/>
-        </w:r>
-        <w:r>
-          <w:rPr>
-            <w:noProof/>
-            <w:webHidden/>
-          </w:rPr>
-          <w:fldChar w:fldCharType="begin"/>
-        </w:r>
-        <w:r>
-          <w:rPr>
-            <w:noProof/>
-            <w:webHidden/>
-          </w:rPr>
-          <w:instrText xml:space="preserve"> PAGEREF _Toc240384494 \h </w:instrText>
+          <w:instrText xml:space="preserve"> PAGEREF _Toc241067547 \h </w:instrText>
         </w:r>
         <w:r>
           <w:rPr>
@@ -1823,88 +1904,7 @@
           <w14:ligatures w14:val="standardContextual"/>
         </w:rPr>
       </w:pPr>
-      <w:hyperlink w:anchor="_Toc240384495" w:history="1">
-        <w:r>
-          <w:rPr>
-            <w:rStyle w:val="Hyperlink"/>
-            <w:rFonts w:ascii="Times New Roman" w:eastAsia="黑体" w:hAnsi="Times New Roman"/>
-            <w:noProof/>
-          </w:rPr>
-          <w:t xml:space="preserve">6.1 </w:t>
-        </w:r>
-        <w:r>
-          <w:rPr>
-            <w:rStyle w:val="Hyperlink"/>
-            <w:rFonts w:ascii="Times New Roman" w:eastAsia="黑体" w:hAnsi="Times New Roman"/>
-            <w:noProof/>
-          </w:rPr>
-          <w:t>操作系统核查运行过程与报告</w:t>
-        </w:r>
-        <w:r>
-          <w:rPr>
-            <w:noProof/>
-            <w:webHidden/>
-          </w:rPr>
-          <w:tab/>
-        </w:r>
-        <w:r>
-          <w:rPr>
-            <w:noProof/>
-            <w:webHidden/>
-          </w:rPr>
-          <w:fldChar w:fldCharType="begin"/>
-        </w:r>
-        <w:r>
-          <w:rPr>
-            <w:noProof/>
-            <w:webHidden/>
-          </w:rPr>
-          <w:instrText xml:space="preserve"> PAGEREF _Toc240384495 \h </w:instrText>
-        </w:r>
-        <w:r>
-          <w:rPr>
-            <w:noProof/>
-            <w:webHidden/>
-          </w:rPr>
-        </w:r>
-        <w:r>
-          <w:rPr>
-            <w:noProof/>
-            <w:webHidden/>
-          </w:rPr>
-          <w:fldChar w:fldCharType="separate"/>
-        </w:r>
-        <w:r>
-          <w:rPr>
-            <w:noProof/>
-            <w:webHidden/>
-          </w:rPr>
-          <w:t>37</w:t>
-        </w:r>
-        <w:r>
-          <w:rPr>
-            <w:noProof/>
-            <w:webHidden/>
-          </w:rPr>
-          <w:fldChar w:fldCharType="end"/>
-        </w:r>
-      </w:hyperlink>
-    </w:p>
-    <w:p>
-      <w:pPr>
-        <w:pStyle w:val="TOC2"/>
-        <w:tabs>
-          <w:tab w:val="right" w:leader="dot" w:pos="8302"/>
-        </w:tabs>
-        <w:rPr>
-          <w:noProof/>
-          <w:kern w:val="2"/>
-          <w:szCs w:val="24"/>
-          <w:lang w:eastAsia="zh-CN"/>
-          <w14:ligatures w14:val="standardContextual"/>
-        </w:rPr>
-      </w:pPr>
-      <w:hyperlink w:anchor="_Toc240384496" w:history="1">
+      <w:hyperlink w:anchor="_Toc241067548" w:history="1">
         <w:r>
           <w:rPr>
             <w:rStyle w:val="Hyperlink"/>
@@ -1940,7 +1940,7 @@
             <w:noProof/>
             <w:webHidden/>
           </w:rPr>
-          <w:instrText xml:space="preserve"> PAGEREF _Toc240384496 \h </w:instrText>
+          <w:instrText xml:space="preserve"> PAGEREF _Toc241067548 \h </w:instrText>
         </w:r>
         <w:r>
           <w:rPr>
@@ -1960,7 +1960,7 @@
             <w:noProof/>
             <w:webHidden/>
           </w:rPr>
-          <w:t>39</w:t>
+          <w:t>38</w:t>
         </w:r>
         <w:r>
           <w:rPr>
@@ -2139,7 +2139,7 @@
           </w:tcPr>
           <w:p>
             <w:r>
-              <w:t>2026-09-15</w:t>
+              <w:t>2026-09-23</w:t>
             </w:r>
           </w:p>
         </w:tc>
@@ -2331,7 +2331,7 @@
           </w:tcPr>
           <w:p>
             <w:r>
-              <w:t>2026-09-15</w:t>
+              <w:t>2026-09-23</w:t>
             </w:r>
           </w:p>
         </w:tc>
@@ -2352,7 +2352,7 @@
         <w:pStyle w:val="Heading1"/>
         <w:spacing w:before="240" w:after="120"/>
       </w:pPr>
-      <w:bookmarkStart w:id="0" w:name="_Toc240384475"/>
+      <w:bookmarkStart w:id="0" w:name="_Toc241067527"/>
       <w:r>
         <w:rPr>
           <w:rFonts w:ascii="Times New Roman" w:eastAsia="黑体" w:hAnsi="Times New Roman"/>
@@ -2809,7 +2809,7 @@
         <w:pStyle w:val="Heading1"/>
         <w:spacing w:before="240" w:after="120"/>
       </w:pPr>
-      <w:bookmarkStart w:id="1" w:name="_Toc240384476"/>
+      <w:bookmarkStart w:id="1" w:name="_Toc241067528"/>
       <w:r>
         <w:rPr>
           <w:rFonts w:ascii="Times New Roman" w:eastAsia="黑体" w:hAnsi="Times New Roman"/>
@@ -2833,7 +2833,7 @@
         <w:pStyle w:val="Heading2"/>
         <w:spacing w:before="240" w:after="120"/>
       </w:pPr>
-      <w:bookmarkStart w:id="2" w:name="_Toc240384477"/>
+      <w:bookmarkStart w:id="2" w:name="_Toc241067529"/>
       <w:r>
         <w:rPr>
           <w:rFonts w:ascii="Times New Roman" w:eastAsia="黑体" w:hAnsi="Times New Roman"/>
@@ -3230,7 +3230,7 @@
         <w:pStyle w:val="Heading2"/>
         <w:spacing w:before="240" w:after="120"/>
       </w:pPr>
-      <w:bookmarkStart w:id="3" w:name="_Toc240384478"/>
+      <w:bookmarkStart w:id="3" w:name="_Toc241067530"/>
       <w:r>
         <w:rPr>
           <w:rFonts w:ascii="Times New Roman" w:eastAsia="黑体" w:hAnsi="Times New Roman"/>
@@ -3266,7 +3266,7 @@
         <w:pStyle w:val="Heading2"/>
         <w:spacing w:before="240" w:after="120"/>
       </w:pPr>
-      <w:bookmarkStart w:id="4" w:name="_Toc240384479"/>
+      <w:bookmarkStart w:id="4" w:name="_Toc241067531"/>
       <w:r>
         <w:rPr>
           <w:rFonts w:ascii="Times New Roman" w:eastAsia="黑体" w:hAnsi="Times New Roman"/>
@@ -3451,17 +3451,197 @@
     </w:tbl>
     <w:p>
       <w:pPr>
+        <w:ind w:firstLineChars="200" w:firstLine="560"/>
+        <w:jc w:val="both"/>
+      </w:pPr>
+      <w:r>
+        <w:rPr>
+          <w:sz w:val="28"/>
+        </w:rPr>
+        <w:lastRenderedPageBreak/>
+        <w:t>主机防火墙类检查项（第</w:t>
+      </w:r>
+      <w:r>
+        <w:rPr>
+          <w:sz w:val="28"/>
+        </w:rPr>
+        <w:t xml:space="preserve"> 1.4 </w:t>
+      </w:r>
+      <w:r>
+        <w:rPr>
+          <w:sz w:val="28"/>
+        </w:rPr>
+        <w:t>项）的判定口径：工具按</w:t>
+      </w:r>
+      <w:r>
+        <w:rPr>
+          <w:sz w:val="28"/>
+        </w:rPr>
+        <w:t xml:space="preserve"> firewalld</w:t>
+      </w:r>
+      <w:r>
+        <w:rPr>
+          <w:sz w:val="28"/>
+        </w:rPr>
+        <w:t>、</w:t>
+      </w:r>
+      <w:r>
+        <w:rPr>
+          <w:sz w:val="28"/>
+        </w:rPr>
+        <w:t>ufw</w:t>
+      </w:r>
+      <w:r>
+        <w:rPr>
+          <w:sz w:val="28"/>
+        </w:rPr>
+        <w:t>、</w:t>
+      </w:r>
+      <w:r>
+        <w:rPr>
+          <w:sz w:val="28"/>
+        </w:rPr>
+        <w:t xml:space="preserve">iptables </w:t>
+      </w:r>
+      <w:r>
+        <w:rPr>
+          <w:sz w:val="28"/>
+        </w:rPr>
+        <w:t>的顺序识别主机防火墙，任一种生效即视为具备防火墙功能。其中</w:t>
+      </w:r>
+      <w:r>
+        <w:rPr>
+          <w:sz w:val="28"/>
+        </w:rPr>
+        <w:t xml:space="preserve"> firewalld </w:t>
+      </w:r>
+      <w:r>
+        <w:rPr>
+          <w:sz w:val="28"/>
+        </w:rPr>
+        <w:t>与</w:t>
+      </w:r>
+      <w:r>
+        <w:rPr>
+          <w:sz w:val="28"/>
+        </w:rPr>
+        <w:t xml:space="preserve"> ufw </w:t>
+      </w:r>
+      <w:r>
+        <w:rPr>
+          <w:sz w:val="28"/>
+        </w:rPr>
+        <w:t>是</w:t>
+      </w:r>
+      <w:r>
+        <w:rPr>
+          <w:sz w:val="28"/>
+        </w:rPr>
+        <w:t xml:space="preserve"> netfilter </w:t>
+      </w:r>
+      <w:r>
+        <w:rPr>
+          <w:sz w:val="28"/>
+        </w:rPr>
+        <w:t>的管理前端，</w:t>
+      </w:r>
+      <w:r>
+        <w:rPr>
+          <w:sz w:val="28"/>
+        </w:rPr>
+        <w:t xml:space="preserve">iptables </w:t>
+      </w:r>
+      <w:r>
+        <w:rPr>
+          <w:sz w:val="28"/>
+        </w:rPr>
+        <w:t>即</w:t>
+      </w:r>
+      <w:r>
+        <w:rPr>
+          <w:sz w:val="28"/>
+        </w:rPr>
+        <w:t xml:space="preserve"> netfilter </w:t>
+      </w:r>
+      <w:r>
+        <w:rPr>
+          <w:sz w:val="28"/>
+        </w:rPr>
+        <w:t>本体；麒麟类系统在等级保护加固中常见「关闭</w:t>
+      </w:r>
+      <w:r>
+        <w:rPr>
+          <w:sz w:val="28"/>
+        </w:rPr>
+        <w:t xml:space="preserve"> firewalld</w:t>
+      </w:r>
+      <w:r>
+        <w:rPr>
+          <w:sz w:val="28"/>
+        </w:rPr>
+        <w:t>、以固化</w:t>
+      </w:r>
+      <w:r>
+        <w:rPr>
+          <w:sz w:val="28"/>
+        </w:rPr>
+        <w:t xml:space="preserve"> iptables </w:t>
+      </w:r>
+      <w:r>
+        <w:rPr>
+          <w:sz w:val="28"/>
+        </w:rPr>
+        <w:t>规则集」的部署方式，因此脚本在</w:t>
+      </w:r>
+      <w:r>
+        <w:rPr>
+          <w:sz w:val="28"/>
+        </w:rPr>
+        <w:t xml:space="preserve"> firewalld/ufw </w:t>
+      </w:r>
+      <w:r>
+        <w:rPr>
+          <w:sz w:val="28"/>
+        </w:rPr>
+        <w:t>均未运行、但</w:t>
+      </w:r>
+      <w:r>
+        <w:rPr>
+          <w:sz w:val="28"/>
+        </w:rPr>
+        <w:t xml:space="preserve"> iptables </w:t>
+      </w:r>
+      <w:r>
+        <w:rPr>
+          <w:sz w:val="28"/>
+        </w:rPr>
+        <w:t>已配置规则集时判定为合规，判定依据为规则集存在本身；规则集是否随重启持久化、默认策略是否非全放行，属该分支的判定边界，需结合现场情况确认（见</w:t>
+      </w:r>
+      <w:r>
+        <w:rPr>
+          <w:sz w:val="28"/>
+        </w:rPr>
+        <w:t xml:space="preserve"> 2.4</w:t>
+      </w:r>
+      <w:r>
+        <w:rPr>
+          <w:sz w:val="28"/>
+        </w:rPr>
+        <w:t>）。</w:t>
+      </w:r>
+    </w:p>
+    <w:p>
+      <w:pPr>
         <w:pStyle w:val="Heading2"/>
         <w:spacing w:before="240" w:after="120"/>
       </w:pPr>
-      <w:bookmarkStart w:id="5" w:name="_Toc240384480"/>
+      <w:bookmarkStart w:id="5" w:name="_Toc241067532"/>
       <w:r>
         <w:rPr>
           <w:rFonts w:ascii="Times New Roman" w:eastAsia="黑体" w:hAnsi="Times New Roman"/>
           <w:color w:val="000000"/>
           <w:sz w:val="28"/>
         </w:rPr>
-        <w:lastRenderedPageBreak/>
         <w:t xml:space="preserve">2.4 </w:t>
       </w:r>
       <w:r>
@@ -4004,6 +4184,7 @@
         <w:rPr>
           <w:sz w:val="28"/>
         </w:rPr>
+        <w:lastRenderedPageBreak/>
         <w:t>结论的局限如下：</w:t>
       </w:r>
     </w:p>
@@ -4148,7 +4329,6 @@
         <w:rPr>
           <w:sz w:val="28"/>
         </w:rPr>
-        <w:lastRenderedPageBreak/>
         <w:t>（</w:t>
       </w:r>
       <w:r>
@@ -4274,16 +4454,77 @@
     </w:p>
     <w:p>
       <w:pPr>
+        <w:ind w:left="420"/>
+        <w:jc w:val="both"/>
+      </w:pPr>
+      <w:r>
+        <w:rPr>
+          <w:sz w:val="28"/>
+        </w:rPr>
+        <w:t>（</w:t>
+      </w:r>
+      <w:r>
+        <w:rPr>
+          <w:sz w:val="28"/>
+        </w:rPr>
+        <w:t>6</w:t>
+      </w:r>
+      <w:r>
+        <w:rPr>
+          <w:sz w:val="28"/>
+        </w:rPr>
+        <w:t>）主机防火墙类条目（</w:t>
+      </w:r>
+      <w:r>
+        <w:rPr>
+          <w:sz w:val="28"/>
+        </w:rPr>
+        <w:t>1.4</w:t>
+      </w:r>
+      <w:r>
+        <w:rPr>
+          <w:sz w:val="28"/>
+        </w:rPr>
+        <w:t>）在</w:t>
+      </w:r>
+      <w:r>
+        <w:rPr>
+          <w:sz w:val="28"/>
+        </w:rPr>
+        <w:t xml:space="preserve"> firewalld/ufw </w:t>
+      </w:r>
+      <w:r>
+        <w:rPr>
+          <w:sz w:val="28"/>
+        </w:rPr>
+        <w:t>未运行、依赖</w:t>
+      </w:r>
+      <w:r>
+        <w:rPr>
+          <w:sz w:val="28"/>
+        </w:rPr>
+        <w:t xml:space="preserve"> iptables </w:t>
+      </w:r>
+      <w:r>
+        <w:rPr>
+          <w:sz w:val="28"/>
+        </w:rPr>
+        <w:t>规则集判合规的场景，脚本不校验规则集的持久化与默认策略；此类系统的最终结论建议结合现场确认规则是否随重启生效。</w:t>
+      </w:r>
+    </w:p>
+    <w:p>
+      <w:pPr>
         <w:pStyle w:val="Heading1"/>
         <w:spacing w:before="240" w:after="120"/>
       </w:pPr>
-      <w:bookmarkStart w:id="6" w:name="_Toc240384481"/>
+      <w:bookmarkStart w:id="6" w:name="_Toc241067533"/>
       <w:r>
         <w:rPr>
           <w:rFonts w:ascii="Times New Roman" w:eastAsia="黑体" w:hAnsi="Times New Roman"/>
           <w:color w:val="000000"/>
           <w:sz w:val="32"/>
         </w:rPr>
+        <w:lastRenderedPageBreak/>
         <w:t xml:space="preserve">3 </w:t>
       </w:r>
       <w:r>
@@ -5021,7 +5262,7 @@
         <w:pStyle w:val="Heading1"/>
         <w:spacing w:before="240" w:after="120"/>
       </w:pPr>
-      <w:bookmarkStart w:id="7" w:name="_Toc240384482"/>
+      <w:bookmarkStart w:id="7" w:name="_Toc241067534"/>
       <w:r>
         <w:rPr>
           <w:rFonts w:ascii="Times New Roman" w:eastAsia="黑体" w:hAnsi="Times New Roman"/>
@@ -5117,14 +5358,13 @@
         <w:pStyle w:val="Heading2"/>
         <w:spacing w:before="240" w:after="120"/>
       </w:pPr>
-      <w:bookmarkStart w:id="8" w:name="_Toc240384483"/>
+      <w:bookmarkStart w:id="8" w:name="_Toc241067535"/>
       <w:r>
         <w:rPr>
           <w:rFonts w:ascii="Times New Roman" w:eastAsia="黑体" w:hAnsi="Times New Roman"/>
           <w:color w:val="000000"/>
           <w:sz w:val="28"/>
         </w:rPr>
-        <w:lastRenderedPageBreak/>
         <w:t xml:space="preserve">4.1 </w:t>
       </w:r>
       <w:r>
@@ -5422,6 +5662,7 @@
           </w:tcPr>
           <w:p>
             <w:r>
+              <w:lastRenderedPageBreak/>
               <w:t>1.4</w:t>
             </w:r>
           </w:p>
@@ -5890,7 +6131,6 @@
           </w:tcPr>
           <w:p>
             <w:r>
-              <w:lastRenderedPageBreak/>
               <w:t>1.13</w:t>
             </w:r>
           </w:p>
@@ -6143,6 +6383,7 @@
           </w:tcPr>
           <w:p>
             <w:r>
+              <w:lastRenderedPageBreak/>
               <w:t>1.18</w:t>
             </w:r>
           </w:p>
@@ -6653,7 +6894,6 @@
           </w:tcPr>
           <w:p>
             <w:r>
-              <w:lastRenderedPageBreak/>
               <w:t>1.27</w:t>
             </w:r>
           </w:p>
@@ -6802,9 +7042,10 @@
         <w:rPr>
           <w:noProof/>
         </w:rPr>
+        <w:lastRenderedPageBreak/>
         <w:drawing>
-          <wp:inline distT="0" distB="0" distL="0" distR="0" wp14:anchorId="256BC126" wp14:editId="31DD9098">
-            <wp:extent cx="5580000" cy="3178368"/>
+          <wp:inline distT="0" distB="0" distL="0" distR="0" wp14:anchorId="0F8C1E7B" wp14:editId="0D7A0FBB">
+            <wp:extent cx="5040000" cy="2870784"/>
             <wp:effectExtent l="0" t="0" r="0" b="0"/>
             <wp:docPr id="1" name="Picture 1"/>
             <wp:cNvGraphicFramePr>
@@ -6826,7 +7067,7 @@
                   <pic:spPr>
                     <a:xfrm>
                       <a:off x="0" y="0"/>
-                      <a:ext cx="5580000" cy="3178368"/>
+                      <a:ext cx="5040000" cy="2870784"/>
                     </a:xfrm>
                     <a:prstGeom prst="rect">
                       <a:avLst/>
@@ -6892,7 +7133,7 @@
     </w:p>
     <w:p>
       <w:pPr>
-        <w:spacing w:before="40" w:after="80" w:line="276" w:lineRule="auto"/>
+        <w:spacing w:before="40" w:after="80"/>
         <w:ind w:left="340"/>
       </w:pPr>
       <w:r>
@@ -6972,10 +7213,9 @@
         <w:rPr>
           <w:noProof/>
         </w:rPr>
-        <w:lastRenderedPageBreak/>
         <w:drawing>
-          <wp:inline distT="0" distB="0" distL="0" distR="0" wp14:anchorId="1C00DD21" wp14:editId="68300085">
-            <wp:extent cx="5580000" cy="3106944"/>
+          <wp:inline distT="0" distB="0" distL="0" distR="0" wp14:anchorId="1EBA3182" wp14:editId="680A0105">
+            <wp:extent cx="5040000" cy="2806272"/>
             <wp:effectExtent l="0" t="0" r="0" b="0"/>
             <wp:docPr id="2" name="Picture 2"/>
             <wp:cNvGraphicFramePr>
@@ -6997,7 +7237,7 @@
                   <pic:spPr>
                     <a:xfrm>
                       <a:off x="0" y="0"/>
-                      <a:ext cx="5580000" cy="3106944"/>
+                      <a:ext cx="5040000" cy="2806272"/>
                     </a:xfrm>
                     <a:prstGeom prst="rect">
                       <a:avLst/>
@@ -7045,7 +7285,7 @@
     </w:p>
     <w:p>
       <w:pPr>
-        <w:spacing w:before="40" w:after="80" w:line="276" w:lineRule="auto"/>
+        <w:spacing w:before="40" w:after="80"/>
         <w:ind w:left="340"/>
       </w:pPr>
       <w:r>
@@ -7101,9 +7341,10 @@
         <w:rPr>
           <w:noProof/>
         </w:rPr>
+        <w:lastRenderedPageBreak/>
         <w:drawing>
-          <wp:inline distT="0" distB="0" distL="0" distR="0" wp14:anchorId="1490DDBD" wp14:editId="149752F6">
-            <wp:extent cx="5580000" cy="2892672"/>
+          <wp:inline distT="0" distB="0" distL="0" distR="0" wp14:anchorId="62D610E1" wp14:editId="49526F70">
+            <wp:extent cx="5040000" cy="2612736"/>
             <wp:effectExtent l="0" t="0" r="0" b="0"/>
             <wp:docPr id="3" name="Picture 3"/>
             <wp:cNvGraphicFramePr>
@@ -7125,7 +7366,7 @@
                   <pic:spPr>
                     <a:xfrm>
                       <a:off x="0" y="0"/>
-                      <a:ext cx="5580000" cy="2892672"/>
+                      <a:ext cx="5040000" cy="2612736"/>
                     </a:xfrm>
                     <a:prstGeom prst="rect">
                       <a:avLst/>
@@ -7173,7 +7414,7 @@
     </w:p>
     <w:p>
       <w:pPr>
-        <w:spacing w:before="40" w:after="80" w:line="276" w:lineRule="auto"/>
+        <w:spacing w:before="40" w:after="80"/>
         <w:ind w:left="340"/>
       </w:pPr>
       <w:r>
@@ -7229,10 +7470,9 @@
         <w:rPr>
           <w:noProof/>
         </w:rPr>
-        <w:lastRenderedPageBreak/>
         <w:drawing>
-          <wp:inline distT="0" distB="0" distL="0" distR="0" wp14:anchorId="0C565CCB" wp14:editId="68329EC7">
-            <wp:extent cx="5580000" cy="3106944"/>
+          <wp:inline distT="0" distB="0" distL="0" distR="0" wp14:anchorId="7A8A0482" wp14:editId="1BDBF3DA">
+            <wp:extent cx="5040000" cy="2806272"/>
             <wp:effectExtent l="0" t="0" r="0" b="0"/>
             <wp:docPr id="4" name="Picture 4"/>
             <wp:cNvGraphicFramePr>
@@ -7254,7 +7494,7 @@
                   <pic:spPr>
                     <a:xfrm>
                       <a:off x="0" y="0"/>
-                      <a:ext cx="5580000" cy="3106944"/>
+                      <a:ext cx="5040000" cy="2806272"/>
                     </a:xfrm>
                     <a:prstGeom prst="rect">
                       <a:avLst/>
@@ -7296,7 +7536,7 @@
     </w:p>
     <w:p>
       <w:pPr>
-        <w:spacing w:before="40" w:after="80" w:line="276" w:lineRule="auto"/>
+        <w:spacing w:before="40" w:after="80"/>
         <w:ind w:left="340"/>
       </w:pPr>
       <w:r>
@@ -7352,9 +7592,10 @@
         <w:rPr>
           <w:noProof/>
         </w:rPr>
+        <w:lastRenderedPageBreak/>
         <w:drawing>
-          <wp:inline distT="0" distB="0" distL="0" distR="0" wp14:anchorId="7902199F" wp14:editId="609DE717">
-            <wp:extent cx="5580000" cy="2178432"/>
+          <wp:inline distT="0" distB="0" distL="0" distR="0" wp14:anchorId="6026B927" wp14:editId="4899E788">
+            <wp:extent cx="5040000" cy="1967616"/>
             <wp:effectExtent l="0" t="0" r="0" b="0"/>
             <wp:docPr id="5" name="Picture 5"/>
             <wp:cNvGraphicFramePr>
@@ -7376,7 +7617,7 @@
                   <pic:spPr>
                     <a:xfrm>
                       <a:off x="0" y="0"/>
-                      <a:ext cx="5580000" cy="2178432"/>
+                      <a:ext cx="5040000" cy="1967616"/>
                     </a:xfrm>
                     <a:prstGeom prst="rect">
                       <a:avLst/>
@@ -7436,7 +7677,7 @@
     </w:p>
     <w:p>
       <w:pPr>
-        <w:spacing w:before="40" w:after="80" w:line="276" w:lineRule="auto"/>
+        <w:spacing w:before="40" w:after="80"/>
         <w:ind w:left="340"/>
       </w:pPr>
       <w:r>
@@ -7492,10 +7733,9 @@
         <w:rPr>
           <w:noProof/>
         </w:rPr>
-        <w:lastRenderedPageBreak/>
         <w:drawing>
-          <wp:inline distT="0" distB="0" distL="0" distR="0" wp14:anchorId="24B740CA" wp14:editId="253D3A49">
-            <wp:extent cx="5580000" cy="2178432"/>
+          <wp:inline distT="0" distB="0" distL="0" distR="0" wp14:anchorId="5354287E" wp14:editId="5EA24CAD">
+            <wp:extent cx="5040000" cy="1967616"/>
             <wp:effectExtent l="0" t="0" r="0" b="0"/>
             <wp:docPr id="6" name="Picture 6"/>
             <wp:cNvGraphicFramePr>
@@ -7517,7 +7757,7 @@
                   <pic:spPr>
                     <a:xfrm>
                       <a:off x="0" y="0"/>
-                      <a:ext cx="5580000" cy="2178432"/>
+                      <a:ext cx="5040000" cy="1967616"/>
                     </a:xfrm>
                     <a:prstGeom prst="rect">
                       <a:avLst/>
@@ -7571,7 +7811,7 @@
     </w:p>
     <w:p>
       <w:pPr>
-        <w:spacing w:before="40" w:after="80" w:line="276" w:lineRule="auto"/>
+        <w:spacing w:before="40" w:after="80"/>
         <w:ind w:left="340"/>
       </w:pPr>
       <w:r>
@@ -7628,8 +7868,8 @@
           <w:noProof/>
         </w:rPr>
         <w:drawing>
-          <wp:inline distT="0" distB="0" distL="0" distR="0" wp14:anchorId="38F1BF23" wp14:editId="2D3E7988">
-            <wp:extent cx="5580000" cy="1678464"/>
+          <wp:inline distT="0" distB="0" distL="0" distR="0" wp14:anchorId="13648010" wp14:editId="119198EB">
+            <wp:extent cx="5040000" cy="1516032"/>
             <wp:effectExtent l="0" t="0" r="0" b="0"/>
             <wp:docPr id="7" name="Picture 7"/>
             <wp:cNvGraphicFramePr>
@@ -7651,7 +7891,7 @@
                   <pic:spPr>
                     <a:xfrm>
                       <a:off x="0" y="0"/>
-                      <a:ext cx="5580000" cy="1678464"/>
+                      <a:ext cx="5040000" cy="1516032"/>
                     </a:xfrm>
                     <a:prstGeom prst="rect">
                       <a:avLst/>
@@ -7711,7 +7951,7 @@
     </w:p>
     <w:p>
       <w:pPr>
-        <w:spacing w:before="40" w:after="80" w:line="276" w:lineRule="auto"/>
+        <w:spacing w:before="40" w:after="80"/>
         <w:ind w:left="340"/>
       </w:pPr>
       <w:r>
@@ -7767,9 +8007,10 @@
         <w:rPr>
           <w:noProof/>
         </w:rPr>
+        <w:lastRenderedPageBreak/>
         <w:drawing>
-          <wp:inline distT="0" distB="0" distL="0" distR="0" wp14:anchorId="50C92BC0" wp14:editId="50A03A51">
-            <wp:extent cx="5580000" cy="1678464"/>
+          <wp:inline distT="0" distB="0" distL="0" distR="0" wp14:anchorId="19A41E34" wp14:editId="48277886">
+            <wp:extent cx="5040000" cy="1516032"/>
             <wp:effectExtent l="0" t="0" r="0" b="0"/>
             <wp:docPr id="8" name="Picture 8"/>
             <wp:cNvGraphicFramePr>
@@ -7791,7 +8032,7 @@
                   <pic:spPr>
                     <a:xfrm>
                       <a:off x="0" y="0"/>
-                      <a:ext cx="5580000" cy="1678464"/>
+                      <a:ext cx="5040000" cy="1516032"/>
                     </a:xfrm>
                     <a:prstGeom prst="rect">
                       <a:avLst/>
@@ -7851,7 +8092,7 @@
     </w:p>
     <w:p>
       <w:pPr>
-        <w:spacing w:before="40" w:after="80" w:line="276" w:lineRule="auto"/>
+        <w:spacing w:before="40" w:after="80"/>
         <w:ind w:left="340"/>
       </w:pPr>
       <w:r>
@@ -7907,10 +8148,9 @@
         <w:rPr>
           <w:noProof/>
         </w:rPr>
-        <w:lastRenderedPageBreak/>
         <w:drawing>
-          <wp:inline distT="0" distB="0" distL="0" distR="0" wp14:anchorId="2DEA1FE6" wp14:editId="09D698AB">
-            <wp:extent cx="5580000" cy="1607040"/>
+          <wp:inline distT="0" distB="0" distL="0" distR="0" wp14:anchorId="2D477908" wp14:editId="29FB0545">
+            <wp:extent cx="5040000" cy="1451520"/>
             <wp:effectExtent l="0" t="0" r="0" b="0"/>
             <wp:docPr id="9" name="Picture 9"/>
             <wp:cNvGraphicFramePr>
@@ -7932,7 +8172,7 @@
                   <pic:spPr>
                     <a:xfrm>
                       <a:off x="0" y="0"/>
-                      <a:ext cx="5580000" cy="1607040"/>
+                      <a:ext cx="5040000" cy="1451520"/>
                     </a:xfrm>
                     <a:prstGeom prst="rect">
                       <a:avLst/>
@@ -7992,7 +8232,7 @@
     </w:p>
     <w:p>
       <w:pPr>
-        <w:spacing w:before="40" w:after="80" w:line="276" w:lineRule="auto"/>
+        <w:spacing w:before="40" w:after="80"/>
         <w:ind w:left="340"/>
       </w:pPr>
       <w:r>
@@ -8049,8 +8289,8 @@
           <w:noProof/>
         </w:rPr>
         <w:drawing>
-          <wp:inline distT="0" distB="0" distL="0" distR="0" wp14:anchorId="08AB90FF" wp14:editId="38E634F1">
-            <wp:extent cx="5580000" cy="1607040"/>
+          <wp:inline distT="0" distB="0" distL="0" distR="0" wp14:anchorId="1E05E7FC" wp14:editId="63A15FB3">
+            <wp:extent cx="5040000" cy="1451520"/>
             <wp:effectExtent l="0" t="0" r="0" b="0"/>
             <wp:docPr id="10" name="Picture 10"/>
             <wp:cNvGraphicFramePr>
@@ -8072,7 +8312,7 @@
                   <pic:spPr>
                     <a:xfrm>
                       <a:off x="0" y="0"/>
-                      <a:ext cx="5580000" cy="1607040"/>
+                      <a:ext cx="5040000" cy="1451520"/>
                     </a:xfrm>
                     <a:prstGeom prst="rect">
                       <a:avLst/>
@@ -8126,7 +8366,7 @@
     </w:p>
     <w:p>
       <w:pPr>
-        <w:spacing w:before="40" w:after="80" w:line="276" w:lineRule="auto"/>
+        <w:spacing w:before="40" w:after="80"/>
         <w:ind w:left="340"/>
       </w:pPr>
       <w:r>
@@ -8183,8 +8423,8 @@
           <w:noProof/>
         </w:rPr>
         <w:drawing>
-          <wp:inline distT="0" distB="0" distL="0" distR="0" wp14:anchorId="7289E521" wp14:editId="2F280C30">
-            <wp:extent cx="5580000" cy="1678464"/>
+          <wp:inline distT="0" distB="0" distL="0" distR="0" wp14:anchorId="40E135DC" wp14:editId="1ADC1EFA">
+            <wp:extent cx="5040000" cy="1516032"/>
             <wp:effectExtent l="0" t="0" r="0" b="0"/>
             <wp:docPr id="11" name="Picture 11"/>
             <wp:cNvGraphicFramePr>
@@ -8206,7 +8446,7 @@
                   <pic:spPr>
                     <a:xfrm>
                       <a:off x="0" y="0"/>
-                      <a:ext cx="5580000" cy="1678464"/>
+                      <a:ext cx="5040000" cy="1516032"/>
                     </a:xfrm>
                     <a:prstGeom prst="rect">
                       <a:avLst/>
@@ -8248,7 +8488,7 @@
     </w:p>
     <w:p>
       <w:pPr>
-        <w:spacing w:before="40" w:after="80" w:line="276" w:lineRule="auto"/>
+        <w:spacing w:before="40" w:after="80"/>
         <w:ind w:left="340"/>
       </w:pPr>
       <w:r>
@@ -8306,8 +8546,8 @@
         </w:rPr>
         <w:lastRenderedPageBreak/>
         <w:drawing>
-          <wp:inline distT="0" distB="0" distL="0" distR="0" wp14:anchorId="2E68682D" wp14:editId="76715EE9">
-            <wp:extent cx="5580000" cy="1678464"/>
+          <wp:inline distT="0" distB="0" distL="0" distR="0" wp14:anchorId="099D1F6F" wp14:editId="6BCBAB28">
+            <wp:extent cx="5040000" cy="1516032"/>
             <wp:effectExtent l="0" t="0" r="0" b="0"/>
             <wp:docPr id="12" name="Picture 12"/>
             <wp:cNvGraphicFramePr>
@@ -8329,7 +8569,7 @@
                   <pic:spPr>
                     <a:xfrm>
                       <a:off x="0" y="0"/>
-                      <a:ext cx="5580000" cy="1678464"/>
+                      <a:ext cx="5040000" cy="1516032"/>
                     </a:xfrm>
                     <a:prstGeom prst="rect">
                       <a:avLst/>
@@ -8371,7 +8611,7 @@
     </w:p>
     <w:p>
       <w:pPr>
-        <w:spacing w:before="40" w:after="80" w:line="276" w:lineRule="auto"/>
+        <w:spacing w:before="40" w:after="80"/>
         <w:ind w:left="340"/>
       </w:pPr>
       <w:r>
@@ -8428,8 +8668,8 @@
           <w:noProof/>
         </w:rPr>
         <w:drawing>
-          <wp:inline distT="0" distB="0" distL="0" distR="0" wp14:anchorId="7653054E" wp14:editId="69FF7A7E">
-            <wp:extent cx="5580000" cy="4384286"/>
+          <wp:inline distT="0" distB="0" distL="0" distR="0" wp14:anchorId="7F720275" wp14:editId="53D5361E">
+            <wp:extent cx="4581818" cy="3600000"/>
             <wp:effectExtent l="0" t="0" r="0" b="0"/>
             <wp:docPr id="13" name="Picture 13"/>
             <wp:cNvGraphicFramePr>
@@ -8451,7 +8691,7 @@
                   <pic:spPr>
                     <a:xfrm>
                       <a:off x="0" y="0"/>
-                      <a:ext cx="5580000" cy="4384286"/>
+                      <a:ext cx="4581818" cy="3600000"/>
                     </a:xfrm>
                     <a:prstGeom prst="rect">
                       <a:avLst/>
@@ -8511,7 +8751,7 @@
     </w:p>
     <w:p>
       <w:pPr>
-        <w:spacing w:before="40" w:after="80" w:line="276" w:lineRule="auto"/>
+        <w:spacing w:before="40" w:after="80"/>
         <w:ind w:left="340"/>
       </w:pPr>
       <w:r>
@@ -8569,8 +8809,8 @@
         </w:rPr>
         <w:lastRenderedPageBreak/>
         <w:drawing>
-          <wp:inline distT="0" distB="0" distL="0" distR="0" wp14:anchorId="090B290A" wp14:editId="0C322261">
-            <wp:extent cx="5580000" cy="4384286"/>
+          <wp:inline distT="0" distB="0" distL="0" distR="0" wp14:anchorId="358A013A" wp14:editId="0A5DF03B">
+            <wp:extent cx="4581818" cy="3600000"/>
             <wp:effectExtent l="0" t="0" r="0" b="0"/>
             <wp:docPr id="14" name="Picture 14"/>
             <wp:cNvGraphicFramePr>
@@ -8592,7 +8832,7 @@
                   <pic:spPr>
                     <a:xfrm>
                       <a:off x="0" y="0"/>
-                      <a:ext cx="5580000" cy="4384286"/>
+                      <a:ext cx="4581818" cy="3600000"/>
                     </a:xfrm>
                     <a:prstGeom prst="rect">
                       <a:avLst/>
@@ -8652,7 +8892,7 @@
     </w:p>
     <w:p>
       <w:pPr>
-        <w:spacing w:before="40" w:after="80" w:line="276" w:lineRule="auto"/>
+        <w:spacing w:before="40" w:after="80"/>
         <w:ind w:left="340"/>
       </w:pPr>
       <w:r>
@@ -8696,10 +8936,9 @@
         <w:rPr>
           <w:noProof/>
         </w:rPr>
-        <w:lastRenderedPageBreak/>
         <w:drawing>
-          <wp:inline distT="0" distB="0" distL="0" distR="0" wp14:anchorId="7A5D8A1F" wp14:editId="7188D1E0">
-            <wp:extent cx="5580000" cy="3587143"/>
+          <wp:inline distT="0" distB="0" distL="0" distR="0" wp14:anchorId="50D5B8F6" wp14:editId="322591AE">
+            <wp:extent cx="5040000" cy="3240000"/>
             <wp:effectExtent l="0" t="0" r="0" b="0"/>
             <wp:docPr id="15" name="Picture 15"/>
             <wp:cNvGraphicFramePr>
@@ -8721,7 +8960,7 @@
                   <pic:spPr>
                     <a:xfrm>
                       <a:off x="0" y="0"/>
-                      <a:ext cx="5580000" cy="3587143"/>
+                      <a:ext cx="5040000" cy="3240000"/>
                     </a:xfrm>
                     <a:prstGeom prst="rect">
                       <a:avLst/>
@@ -8781,7 +9020,7 @@
     </w:p>
     <w:p>
       <w:pPr>
-        <w:spacing w:before="40" w:after="80" w:line="276" w:lineRule="auto"/>
+        <w:spacing w:before="40" w:after="80"/>
         <w:ind w:left="340"/>
       </w:pPr>
       <w:r>
@@ -8837,9 +9076,10 @@
         <w:rPr>
           <w:noProof/>
         </w:rPr>
+        <w:lastRenderedPageBreak/>
         <w:drawing>
-          <wp:inline distT="0" distB="0" distL="0" distR="0" wp14:anchorId="28E88014" wp14:editId="7A8642EC">
-            <wp:extent cx="5580000" cy="3427714"/>
+          <wp:inline distT="0" distB="0" distL="0" distR="0" wp14:anchorId="665291A8" wp14:editId="08AAC4E2">
+            <wp:extent cx="5040000" cy="3096000"/>
             <wp:effectExtent l="0" t="0" r="0" b="0"/>
             <wp:docPr id="16" name="Picture 16"/>
             <wp:cNvGraphicFramePr>
@@ -8861,7 +9101,7 @@
                   <pic:spPr>
                     <a:xfrm>
                       <a:off x="0" y="0"/>
-                      <a:ext cx="5580000" cy="3427714"/>
+                      <a:ext cx="5040000" cy="3096000"/>
                     </a:xfrm>
                     <a:prstGeom prst="rect">
                       <a:avLst/>
@@ -8921,7 +9161,7 @@
     </w:p>
     <w:p>
       <w:pPr>
-        <w:spacing w:before="40" w:after="80" w:line="276" w:lineRule="auto"/>
+        <w:spacing w:before="40" w:after="80"/>
         <w:ind w:left="340"/>
       </w:pPr>
       <w:r>
@@ -8989,10 +9229,9 @@
         <w:rPr>
           <w:noProof/>
         </w:rPr>
-        <w:lastRenderedPageBreak/>
         <w:drawing>
-          <wp:inline distT="0" distB="0" distL="0" distR="0" wp14:anchorId="0BC258C4" wp14:editId="39D40296">
-            <wp:extent cx="5580000" cy="4330080"/>
+          <wp:inline distT="0" distB="0" distL="0" distR="0" wp14:anchorId="1A4FC654" wp14:editId="01784F26">
+            <wp:extent cx="4639175" cy="3600000"/>
             <wp:effectExtent l="0" t="0" r="0" b="0"/>
             <wp:docPr id="17" name="Picture 17"/>
             <wp:cNvGraphicFramePr>
@@ -9014,7 +9253,7 @@
                   <pic:spPr>
                     <a:xfrm>
                       <a:off x="0" y="0"/>
-                      <a:ext cx="5580000" cy="4330080"/>
+                      <a:ext cx="4639175" cy="3600000"/>
                     </a:xfrm>
                     <a:prstGeom prst="rect">
                       <a:avLst/>
@@ -9062,7 +9301,7 @@
     </w:p>
     <w:p>
       <w:pPr>
-        <w:spacing w:before="40" w:after="80" w:line="276" w:lineRule="auto"/>
+        <w:spacing w:before="40" w:after="80"/>
         <w:ind w:left="340"/>
       </w:pPr>
       <w:r>
@@ -9118,9 +9357,10 @@
         <w:rPr>
           <w:noProof/>
         </w:rPr>
+        <w:lastRenderedPageBreak/>
         <w:drawing>
-          <wp:inline distT="0" distB="0" distL="0" distR="0" wp14:anchorId="157414DA" wp14:editId="2150B94D">
-            <wp:extent cx="5580000" cy="2749824"/>
+          <wp:inline distT="0" distB="0" distL="0" distR="0" wp14:anchorId="7F8114FB" wp14:editId="160ED986">
+            <wp:extent cx="5040000" cy="2483712"/>
             <wp:effectExtent l="0" t="0" r="0" b="0"/>
             <wp:docPr id="18" name="Picture 18"/>
             <wp:cNvGraphicFramePr>
@@ -9142,7 +9382,7 @@
                   <pic:spPr>
                     <a:xfrm>
                       <a:off x="0" y="0"/>
-                      <a:ext cx="5580000" cy="2749824"/>
+                      <a:ext cx="5040000" cy="2483712"/>
                     </a:xfrm>
                     <a:prstGeom prst="rect">
                       <a:avLst/>
@@ -9196,7 +9436,7 @@
     </w:p>
     <w:p>
       <w:pPr>
-        <w:spacing w:before="40" w:after="80" w:line="276" w:lineRule="auto"/>
+        <w:spacing w:before="40" w:after="80"/>
         <w:ind w:left="340"/>
       </w:pPr>
       <w:r>
@@ -9276,10 +9516,9 @@
         <w:rPr>
           <w:noProof/>
         </w:rPr>
-        <w:lastRenderedPageBreak/>
         <w:drawing>
-          <wp:inline distT="0" distB="0" distL="0" distR="0" wp14:anchorId="30E18B1A" wp14:editId="57A22CE6">
-            <wp:extent cx="5580000" cy="1964160"/>
+          <wp:inline distT="0" distB="0" distL="0" distR="0" wp14:anchorId="52BB9DC1" wp14:editId="029FD82C">
+            <wp:extent cx="5040000" cy="1774080"/>
             <wp:effectExtent l="0" t="0" r="0" b="0"/>
             <wp:docPr id="19" name="Picture 19"/>
             <wp:cNvGraphicFramePr>
@@ -9301,7 +9540,7 @@
                   <pic:spPr>
                     <a:xfrm>
                       <a:off x="0" y="0"/>
-                      <a:ext cx="5580000" cy="1964160"/>
+                      <a:ext cx="5040000" cy="1774080"/>
                     </a:xfrm>
                     <a:prstGeom prst="rect">
                       <a:avLst/>
@@ -9364,7 +9603,7 @@
     </w:p>
     <w:p>
       <w:pPr>
-        <w:spacing w:before="40" w:after="80" w:line="276" w:lineRule="auto"/>
+        <w:spacing w:before="40" w:after="80"/>
         <w:ind w:left="340"/>
       </w:pPr>
       <w:r>
@@ -9444,9 +9683,10 @@
         <w:rPr>
           <w:noProof/>
         </w:rPr>
+        <w:lastRenderedPageBreak/>
         <w:drawing>
-          <wp:inline distT="0" distB="0" distL="0" distR="0" wp14:anchorId="03A16633" wp14:editId="61DA628E">
-            <wp:extent cx="5580000" cy="3821184"/>
+          <wp:inline distT="0" distB="0" distL="0" distR="0" wp14:anchorId="4934C868" wp14:editId="08F90F02">
+            <wp:extent cx="5040000" cy="3451392"/>
             <wp:effectExtent l="0" t="0" r="0" b="0"/>
             <wp:docPr id="20" name="Picture 20"/>
             <wp:cNvGraphicFramePr>
@@ -9468,7 +9708,7 @@
                   <pic:spPr>
                     <a:xfrm>
                       <a:off x="0" y="0"/>
-                      <a:ext cx="5580000" cy="3821184"/>
+                      <a:ext cx="5040000" cy="3451392"/>
                     </a:xfrm>
                     <a:prstGeom prst="rect">
                       <a:avLst/>
@@ -9522,7 +9762,7 @@
     </w:p>
     <w:p>
       <w:pPr>
-        <w:spacing w:before="40" w:after="80" w:line="276" w:lineRule="auto"/>
+        <w:spacing w:before="40" w:after="80"/>
         <w:ind w:left="340"/>
       </w:pPr>
       <w:r>
@@ -9579,8 +9819,8 @@
           <w:noProof/>
         </w:rPr>
         <w:drawing>
-          <wp:inline distT="0" distB="0" distL="0" distR="0" wp14:anchorId="1203CBFD" wp14:editId="36B559B0">
-            <wp:extent cx="5580000" cy="464256"/>
+          <wp:inline distT="0" distB="0" distL="0" distR="0" wp14:anchorId="55C1864F" wp14:editId="7C4A6295">
+            <wp:extent cx="5040000" cy="419328"/>
             <wp:effectExtent l="0" t="0" r="0" b="0"/>
             <wp:docPr id="21" name="Picture 21"/>
             <wp:cNvGraphicFramePr>
@@ -9602,7 +9842,7 @@
                   <pic:spPr>
                     <a:xfrm>
                       <a:off x="0" y="0"/>
-                      <a:ext cx="5580000" cy="464256"/>
+                      <a:ext cx="5040000" cy="419328"/>
                     </a:xfrm>
                     <a:prstGeom prst="rect">
                       <a:avLst/>
@@ -9647,7 +9887,7 @@
     </w:p>
     <w:p>
       <w:pPr>
-        <w:spacing w:before="40" w:after="80" w:line="276" w:lineRule="auto"/>
+        <w:spacing w:before="40" w:after="80"/>
         <w:ind w:left="340"/>
       </w:pPr>
       <w:r>
@@ -9715,10 +9955,9 @@
         <w:rPr>
           <w:noProof/>
         </w:rPr>
-        <w:lastRenderedPageBreak/>
         <w:drawing>
-          <wp:inline distT="0" distB="0" distL="0" distR="0" wp14:anchorId="663E984A" wp14:editId="0A65498B">
-            <wp:extent cx="5580000" cy="535680"/>
+          <wp:inline distT="0" distB="0" distL="0" distR="0" wp14:anchorId="4CB4DED2" wp14:editId="51D4FF52">
+            <wp:extent cx="5040000" cy="483840"/>
             <wp:effectExtent l="0" t="0" r="0" b="0"/>
             <wp:docPr id="22" name="Picture 22"/>
             <wp:cNvGraphicFramePr>
@@ -9740,7 +9979,7 @@
                   <pic:spPr>
                     <a:xfrm>
                       <a:off x="0" y="0"/>
-                      <a:ext cx="5580000" cy="535680"/>
+                      <a:ext cx="5040000" cy="483840"/>
                     </a:xfrm>
                     <a:prstGeom prst="rect">
                       <a:avLst/>
@@ -9794,7 +10033,7 @@
     </w:p>
     <w:p>
       <w:pPr>
-        <w:spacing w:before="40" w:after="80" w:line="276" w:lineRule="auto"/>
+        <w:spacing w:before="40" w:after="80"/>
         <w:ind w:left="340"/>
       </w:pPr>
       <w:r>
@@ -9851,8 +10090,8 @@
           <w:noProof/>
         </w:rPr>
         <w:drawing>
-          <wp:inline distT="0" distB="0" distL="0" distR="0" wp14:anchorId="6AC31A3B" wp14:editId="59D2473D">
-            <wp:extent cx="5580000" cy="892800"/>
+          <wp:inline distT="0" distB="0" distL="0" distR="0" wp14:anchorId="7353CF3E" wp14:editId="71427149">
+            <wp:extent cx="5040000" cy="806400"/>
             <wp:effectExtent l="0" t="0" r="0" b="0"/>
             <wp:docPr id="23" name="Picture 23"/>
             <wp:cNvGraphicFramePr>
@@ -9874,7 +10113,7 @@
                   <pic:spPr>
                     <a:xfrm>
                       <a:off x="0" y="0"/>
-                      <a:ext cx="5580000" cy="892800"/>
+                      <a:ext cx="5040000" cy="806400"/>
                     </a:xfrm>
                     <a:prstGeom prst="rect">
                       <a:avLst/>
@@ -9940,7 +10179,7 @@
     </w:p>
     <w:p>
       <w:pPr>
-        <w:spacing w:before="40" w:after="80" w:line="276" w:lineRule="auto"/>
+        <w:spacing w:before="40" w:after="80"/>
         <w:ind w:left="340"/>
       </w:pPr>
       <w:r>
@@ -9996,9 +10235,10 @@
         <w:rPr>
           <w:noProof/>
         </w:rPr>
+        <w:lastRenderedPageBreak/>
         <w:drawing>
-          <wp:inline distT="0" distB="0" distL="0" distR="0" wp14:anchorId="7303C806" wp14:editId="731D785A">
-            <wp:extent cx="5580000" cy="535680"/>
+          <wp:inline distT="0" distB="0" distL="0" distR="0" wp14:anchorId="1D00EFCA" wp14:editId="47FBCC02">
+            <wp:extent cx="5040000" cy="483840"/>
             <wp:effectExtent l="0" t="0" r="0" b="0"/>
             <wp:docPr id="24" name="Picture 24"/>
             <wp:cNvGraphicFramePr>
@@ -10020,7 +10260,7 @@
                   <pic:spPr>
                     <a:xfrm>
                       <a:off x="0" y="0"/>
-                      <a:ext cx="5580000" cy="535680"/>
+                      <a:ext cx="5040000" cy="483840"/>
                     </a:xfrm>
                     <a:prstGeom prst="rect">
                       <a:avLst/>
@@ -10083,7 +10323,7 @@
     </w:p>
     <w:p>
       <w:pPr>
-        <w:spacing w:before="40" w:after="80" w:line="276" w:lineRule="auto"/>
+        <w:spacing w:before="40" w:after="80"/>
         <w:ind w:left="340"/>
       </w:pPr>
       <w:r>
@@ -10188,8 +10428,8 @@
           <w:noProof/>
         </w:rPr>
         <w:drawing>
-          <wp:inline distT="0" distB="0" distL="0" distR="0" wp14:anchorId="4C9EFD5F" wp14:editId="0A6AF5EA">
-            <wp:extent cx="5580000" cy="607104"/>
+          <wp:inline distT="0" distB="0" distL="0" distR="0" wp14:anchorId="21CE4856" wp14:editId="01B9DC65">
+            <wp:extent cx="5040000" cy="548352"/>
             <wp:effectExtent l="0" t="0" r="0" b="0"/>
             <wp:docPr id="25" name="Picture 25"/>
             <wp:cNvGraphicFramePr>
@@ -10211,7 +10451,7 @@
                   <pic:spPr>
                     <a:xfrm>
                       <a:off x="0" y="0"/>
-                      <a:ext cx="5580000" cy="607104"/>
+                      <a:ext cx="5040000" cy="548352"/>
                     </a:xfrm>
                     <a:prstGeom prst="rect">
                       <a:avLst/>
@@ -10271,7 +10511,7 @@
     </w:p>
     <w:p>
       <w:pPr>
-        <w:spacing w:before="40" w:after="80" w:line="276" w:lineRule="auto"/>
+        <w:spacing w:before="40" w:after="80"/>
         <w:ind w:left="340"/>
       </w:pPr>
       <w:r>
@@ -10352,8 +10592,8 @@
           <w:noProof/>
         </w:rPr>
         <w:drawing>
-          <wp:inline distT="0" distB="0" distL="0" distR="0" wp14:anchorId="4468C1AA" wp14:editId="01DA5E52">
-            <wp:extent cx="5580000" cy="464256"/>
+          <wp:inline distT="0" distB="0" distL="0" distR="0" wp14:anchorId="5248B74D" wp14:editId="4AACF00C">
+            <wp:extent cx="5040000" cy="419328"/>
             <wp:effectExtent l="0" t="0" r="0" b="0"/>
             <wp:docPr id="26" name="Picture 26"/>
             <wp:cNvGraphicFramePr>
@@ -10375,7 +10615,7 @@
                   <pic:spPr>
                     <a:xfrm>
                       <a:off x="0" y="0"/>
-                      <a:ext cx="5580000" cy="464256"/>
+                      <a:ext cx="5040000" cy="419328"/>
                     </a:xfrm>
                     <a:prstGeom prst="rect">
                       <a:avLst/>
@@ -10429,7 +10669,7 @@
     </w:p>
     <w:p>
       <w:pPr>
-        <w:spacing w:before="40" w:after="80" w:line="276" w:lineRule="auto"/>
+        <w:spacing w:before="40" w:after="80"/>
         <w:ind w:left="340"/>
       </w:pPr>
       <w:r>
@@ -10509,10 +10749,9 @@
         <w:rPr>
           <w:noProof/>
         </w:rPr>
-        <w:lastRenderedPageBreak/>
         <w:drawing>
-          <wp:inline distT="0" distB="0" distL="0" distR="0" wp14:anchorId="31610ED0" wp14:editId="7381FCAE">
-            <wp:extent cx="5580000" cy="535680"/>
+          <wp:inline distT="0" distB="0" distL="0" distR="0" wp14:anchorId="6781DC7E" wp14:editId="7BF4A955">
+            <wp:extent cx="5040000" cy="483840"/>
             <wp:effectExtent l="0" t="0" r="0" b="0"/>
             <wp:docPr id="27" name="Picture 27"/>
             <wp:cNvGraphicFramePr>
@@ -10534,7 +10773,7 @@
                   <pic:spPr>
                     <a:xfrm>
                       <a:off x="0" y="0"/>
-                      <a:ext cx="5580000" cy="535680"/>
+                      <a:ext cx="5040000" cy="483840"/>
                     </a:xfrm>
                     <a:prstGeom prst="rect">
                       <a:avLst/>
@@ -10594,7 +10833,7 @@
     </w:p>
     <w:p>
       <w:pPr>
-        <w:spacing w:before="40" w:after="80" w:line="276" w:lineRule="auto"/>
+        <w:spacing w:before="40" w:after="80"/>
         <w:ind w:left="340"/>
       </w:pPr>
       <w:r>
@@ -10663,8 +10902,8 @@
           <w:noProof/>
         </w:rPr>
         <w:drawing>
-          <wp:inline distT="0" distB="0" distL="0" distR="0" wp14:anchorId="5CC79C1D" wp14:editId="70BCFCF1">
-            <wp:extent cx="5580000" cy="535680"/>
+          <wp:inline distT="0" distB="0" distL="0" distR="0" wp14:anchorId="741120BB" wp14:editId="502193B4">
+            <wp:extent cx="5040000" cy="483840"/>
             <wp:effectExtent l="0" t="0" r="0" b="0"/>
             <wp:docPr id="28" name="Picture 28"/>
             <wp:cNvGraphicFramePr>
@@ -10686,7 +10925,7 @@
                   <pic:spPr>
                     <a:xfrm>
                       <a:off x="0" y="0"/>
-                      <a:ext cx="5580000" cy="535680"/>
+                      <a:ext cx="5040000" cy="483840"/>
                     </a:xfrm>
                     <a:prstGeom prst="rect">
                       <a:avLst/>
@@ -10740,7 +10979,7 @@
     </w:p>
     <w:p>
       <w:pPr>
-        <w:spacing w:before="40" w:after="80" w:line="276" w:lineRule="auto"/>
+        <w:spacing w:before="40" w:after="80"/>
         <w:ind w:left="340"/>
       </w:pPr>
       <w:r>
@@ -10797,8 +11036,8 @@
           <w:noProof/>
         </w:rPr>
         <w:drawing>
-          <wp:inline distT="0" distB="0" distL="0" distR="0" wp14:anchorId="1D40A5C9" wp14:editId="5424C9CA">
-            <wp:extent cx="5580000" cy="535680"/>
+          <wp:inline distT="0" distB="0" distL="0" distR="0" wp14:anchorId="332C3E47" wp14:editId="435DF41F">
+            <wp:extent cx="5040000" cy="483840"/>
             <wp:effectExtent l="0" t="0" r="0" b="0"/>
             <wp:docPr id="29" name="Picture 29"/>
             <wp:cNvGraphicFramePr>
@@ -10820,7 +11059,7 @@
                   <pic:spPr>
                     <a:xfrm>
                       <a:off x="0" y="0"/>
-                      <a:ext cx="5580000" cy="535680"/>
+                      <a:ext cx="5040000" cy="483840"/>
                     </a:xfrm>
                     <a:prstGeom prst="rect">
                       <a:avLst/>
@@ -10874,7 +11113,7 @@
     </w:p>
     <w:p>
       <w:pPr>
-        <w:spacing w:before="40" w:after="80" w:line="276" w:lineRule="auto"/>
+        <w:spacing w:before="40" w:after="80"/>
         <w:ind w:left="340"/>
       </w:pPr>
       <w:r>
@@ -10942,9 +11181,10 @@
         <w:rPr>
           <w:noProof/>
         </w:rPr>
+        <w:lastRenderedPageBreak/>
         <w:drawing>
-          <wp:inline distT="0" distB="0" distL="0" distR="0" wp14:anchorId="225E25F3" wp14:editId="10E28D68">
-            <wp:extent cx="5580000" cy="749952"/>
+          <wp:inline distT="0" distB="0" distL="0" distR="0" wp14:anchorId="066B2A4C" wp14:editId="584261B3">
+            <wp:extent cx="5040000" cy="677376"/>
             <wp:effectExtent l="0" t="0" r="0" b="0"/>
             <wp:docPr id="30" name="Picture 30"/>
             <wp:cNvGraphicFramePr>
@@ -10966,7 +11206,7 @@
                   <pic:spPr>
                     <a:xfrm>
                       <a:off x="0" y="0"/>
-                      <a:ext cx="5580000" cy="749952"/>
+                      <a:ext cx="5040000" cy="677376"/>
                     </a:xfrm>
                     <a:prstGeom prst="rect">
                       <a:avLst/>
@@ -11020,7 +11260,7 @@
     </w:p>
     <w:p>
       <w:pPr>
-        <w:spacing w:before="40" w:after="80" w:line="276" w:lineRule="auto"/>
+        <w:spacing w:before="40" w:after="80"/>
         <w:ind w:left="340"/>
       </w:pPr>
       <w:r>
@@ -11101,8 +11341,8 @@
           <w:noProof/>
         </w:rPr>
         <w:drawing>
-          <wp:inline distT="0" distB="0" distL="0" distR="0" wp14:anchorId="5E57961D" wp14:editId="6126AD60">
-            <wp:extent cx="5580000" cy="535680"/>
+          <wp:inline distT="0" distB="0" distL="0" distR="0" wp14:anchorId="05AB03CC" wp14:editId="0CBD4E94">
+            <wp:extent cx="5040000" cy="483840"/>
             <wp:effectExtent l="0" t="0" r="0" b="0"/>
             <wp:docPr id="31" name="Picture 31"/>
             <wp:cNvGraphicFramePr>
@@ -11124,7 +11364,7 @@
                   <pic:spPr>
                     <a:xfrm>
                       <a:off x="0" y="0"/>
-                      <a:ext cx="5580000" cy="535680"/>
+                      <a:ext cx="5040000" cy="483840"/>
                     </a:xfrm>
                     <a:prstGeom prst="rect">
                       <a:avLst/>
@@ -11175,7 +11415,7 @@
     </w:p>
     <w:p>
       <w:pPr>
-        <w:spacing w:before="40" w:after="80" w:line="276" w:lineRule="auto"/>
+        <w:spacing w:before="40" w:after="80"/>
         <w:ind w:left="340"/>
       </w:pPr>
       <w:r>
@@ -11243,10 +11483,9 @@
         <w:rPr>
           <w:noProof/>
         </w:rPr>
-        <w:lastRenderedPageBreak/>
         <w:drawing>
-          <wp:inline distT="0" distB="0" distL="0" distR="0" wp14:anchorId="23D629B9" wp14:editId="6A0B5C9F">
-            <wp:extent cx="5580000" cy="678528"/>
+          <wp:inline distT="0" distB="0" distL="0" distR="0" wp14:anchorId="557C3059" wp14:editId="1857A319">
+            <wp:extent cx="5040000" cy="612864"/>
             <wp:effectExtent l="0" t="0" r="0" b="0"/>
             <wp:docPr id="32" name="Picture 32"/>
             <wp:cNvGraphicFramePr>
@@ -11268,7 +11507,7 @@
                   <pic:spPr>
                     <a:xfrm>
                       <a:off x="0" y="0"/>
-                      <a:ext cx="5580000" cy="678528"/>
+                      <a:ext cx="5040000" cy="612864"/>
                     </a:xfrm>
                     <a:prstGeom prst="rect">
                       <a:avLst/>
@@ -11328,7 +11567,7 @@
     </w:p>
     <w:p>
       <w:pPr>
-        <w:spacing w:before="40" w:after="80" w:line="276" w:lineRule="auto"/>
+        <w:spacing w:before="40" w:after="80"/>
         <w:ind w:left="340"/>
       </w:pPr>
       <w:r>
@@ -11397,8 +11636,8 @@
           <w:noProof/>
         </w:rPr>
         <w:drawing>
-          <wp:inline distT="0" distB="0" distL="0" distR="0" wp14:anchorId="50ED255D" wp14:editId="34BF4650">
-            <wp:extent cx="5580000" cy="749952"/>
+          <wp:inline distT="0" distB="0" distL="0" distR="0" wp14:anchorId="7518A49C" wp14:editId="4D6FED28">
+            <wp:extent cx="5040000" cy="677376"/>
             <wp:effectExtent l="0" t="0" r="0" b="0"/>
             <wp:docPr id="33" name="Picture 33"/>
             <wp:cNvGraphicFramePr>
@@ -11420,7 +11659,7 @@
                   <pic:spPr>
                     <a:xfrm>
                       <a:off x="0" y="0"/>
-                      <a:ext cx="5580000" cy="749952"/>
+                      <a:ext cx="5040000" cy="677376"/>
                     </a:xfrm>
                     <a:prstGeom prst="rect">
                       <a:avLst/>
@@ -11480,7 +11719,7 @@
     </w:p>
     <w:p>
       <w:pPr>
-        <w:spacing w:before="40" w:after="80" w:line="276" w:lineRule="auto"/>
+        <w:spacing w:before="40" w:after="80"/>
         <w:ind w:left="340"/>
       </w:pPr>
       <w:r>
@@ -11561,8 +11800,8 @@
           <w:noProof/>
         </w:rPr>
         <w:drawing>
-          <wp:inline distT="0" distB="0" distL="0" distR="0" wp14:anchorId="28F949A0" wp14:editId="7E8A3B70">
-            <wp:extent cx="5580000" cy="535680"/>
+          <wp:inline distT="0" distB="0" distL="0" distR="0" wp14:anchorId="59E9F45E" wp14:editId="7F509602">
+            <wp:extent cx="5040000" cy="483840"/>
             <wp:effectExtent l="0" t="0" r="0" b="0"/>
             <wp:docPr id="34" name="Picture 34"/>
             <wp:cNvGraphicFramePr>
@@ -11584,7 +11823,7 @@
                   <pic:spPr>
                     <a:xfrm>
                       <a:off x="0" y="0"/>
-                      <a:ext cx="5580000" cy="535680"/>
+                      <a:ext cx="5040000" cy="483840"/>
                     </a:xfrm>
                     <a:prstGeom prst="rect">
                       <a:avLst/>
@@ -11638,7 +11877,7 @@
     </w:p>
     <w:p>
       <w:pPr>
-        <w:spacing w:before="40" w:after="80" w:line="276" w:lineRule="auto"/>
+        <w:spacing w:before="40" w:after="80"/>
         <w:ind w:left="340"/>
       </w:pPr>
       <w:r>
@@ -11706,9 +11945,10 @@
         <w:rPr>
           <w:noProof/>
         </w:rPr>
+        <w:lastRenderedPageBreak/>
         <w:drawing>
-          <wp:inline distT="0" distB="0" distL="0" distR="0" wp14:anchorId="1817405C" wp14:editId="4F0CC8E3">
-            <wp:extent cx="5580000" cy="749952"/>
+          <wp:inline distT="0" distB="0" distL="0" distR="0" wp14:anchorId="5197BF17" wp14:editId="458AB2A4">
+            <wp:extent cx="5040000" cy="677376"/>
             <wp:effectExtent l="0" t="0" r="0" b="0"/>
             <wp:docPr id="35" name="Picture 35"/>
             <wp:cNvGraphicFramePr>
@@ -11730,7 +11970,7 @@
                   <pic:spPr>
                     <a:xfrm>
                       <a:off x="0" y="0"/>
-                      <a:ext cx="5580000" cy="749952"/>
+                      <a:ext cx="5040000" cy="677376"/>
                     </a:xfrm>
                     <a:prstGeom prst="rect">
                       <a:avLst/>
@@ -11784,7 +12024,7 @@
     </w:p>
     <w:p>
       <w:pPr>
-        <w:spacing w:before="40" w:after="80" w:line="276" w:lineRule="auto"/>
+        <w:spacing w:before="40" w:after="80"/>
         <w:ind w:left="340"/>
       </w:pPr>
       <w:r>
@@ -11859,7 +12099,7 @@
         <w:pStyle w:val="Heading2"/>
         <w:spacing w:before="240" w:after="120"/>
       </w:pPr>
-      <w:bookmarkStart w:id="9" w:name="_Toc240384484"/>
+      <w:bookmarkStart w:id="9" w:name="_Toc241067536"/>
       <w:r>
         <w:rPr>
           <w:rFonts w:ascii="Times New Roman" w:eastAsia="黑体" w:hAnsi="Times New Roman"/>
@@ -12067,7 +12307,6 @@
           </w:tcPr>
           <w:p>
             <w:r>
-              <w:lastRenderedPageBreak/>
               <w:t>2.2</w:t>
             </w:r>
           </w:p>
@@ -12476,6 +12715,7 @@
           </w:tcPr>
           <w:p>
             <w:r>
+              <w:lastRenderedPageBreak/>
               <w:t>2.10</w:t>
             </w:r>
           </w:p>
@@ -12593,7 +12833,6 @@
           </w:tcPr>
           <w:p>
             <w:r>
-              <w:lastRenderedPageBreak/>
               <w:t>2.12</w:t>
             </w:r>
           </w:p>
@@ -12964,9 +13203,10 @@
         <w:rPr>
           <w:noProof/>
         </w:rPr>
+        <w:lastRenderedPageBreak/>
         <w:drawing>
-          <wp:inline distT="0" distB="0" distL="0" distR="0" wp14:anchorId="38838089" wp14:editId="27E6D9F8">
-            <wp:extent cx="5580000" cy="1392768"/>
+          <wp:inline distT="0" distB="0" distL="0" distR="0" wp14:anchorId="74F41CE2" wp14:editId="54050C1A">
+            <wp:extent cx="5040000" cy="1257984"/>
             <wp:effectExtent l="0" t="0" r="0" b="0"/>
             <wp:docPr id="36" name="Picture 36"/>
             <wp:cNvGraphicFramePr>
@@ -12988,7 +13228,7 @@
                   <pic:spPr>
                     <a:xfrm>
                       <a:off x="0" y="0"/>
-                      <a:ext cx="5580000" cy="1392768"/>
+                      <a:ext cx="5040000" cy="1257984"/>
                     </a:xfrm>
                     <a:prstGeom prst="rect">
                       <a:avLst/>
@@ -13048,7 +13288,7 @@
     </w:p>
     <w:p>
       <w:pPr>
-        <w:spacing w:before="40" w:after="80" w:line="276" w:lineRule="auto"/>
+        <w:spacing w:before="40" w:after="80"/>
         <w:ind w:left="340"/>
       </w:pPr>
       <w:r>
@@ -13116,10 +13356,9 @@
         <w:rPr>
           <w:noProof/>
         </w:rPr>
-        <w:lastRenderedPageBreak/>
         <w:drawing>
-          <wp:inline distT="0" distB="0" distL="0" distR="0" wp14:anchorId="5E44BC89" wp14:editId="0E01AB84">
-            <wp:extent cx="5580000" cy="892800"/>
+          <wp:inline distT="0" distB="0" distL="0" distR="0" wp14:anchorId="60AE20FA" wp14:editId="1334075E">
+            <wp:extent cx="5040000" cy="806400"/>
             <wp:effectExtent l="0" t="0" r="0" b="0"/>
             <wp:docPr id="37" name="Picture 37"/>
             <wp:cNvGraphicFramePr>
@@ -13141,7 +13380,7 @@
                   <pic:spPr>
                     <a:xfrm>
                       <a:off x="0" y="0"/>
-                      <a:ext cx="5580000" cy="892800"/>
+                      <a:ext cx="5040000" cy="806400"/>
                     </a:xfrm>
                     <a:prstGeom prst="rect">
                       <a:avLst/>
@@ -13201,7 +13440,7 @@
     </w:p>
     <w:p>
       <w:pPr>
-        <w:spacing w:before="40" w:after="80" w:line="276" w:lineRule="auto"/>
+        <w:spacing w:before="40" w:after="80"/>
         <w:ind w:left="340"/>
       </w:pPr>
       <w:r>
@@ -13294,8 +13533,8 @@
           <w:noProof/>
         </w:rPr>
         <w:drawing>
-          <wp:inline distT="0" distB="0" distL="0" distR="0" wp14:anchorId="711D8EF6" wp14:editId="1602736C">
-            <wp:extent cx="5580000" cy="1964160"/>
+          <wp:inline distT="0" distB="0" distL="0" distR="0" wp14:anchorId="4E0B4DE1" wp14:editId="22B79B70">
+            <wp:extent cx="5040000" cy="1774080"/>
             <wp:effectExtent l="0" t="0" r="0" b="0"/>
             <wp:docPr id="38" name="Picture 38"/>
             <wp:cNvGraphicFramePr>
@@ -13317,7 +13556,7 @@
                   <pic:spPr>
                     <a:xfrm>
                       <a:off x="0" y="0"/>
-                      <a:ext cx="5580000" cy="1964160"/>
+                      <a:ext cx="5040000" cy="1774080"/>
                     </a:xfrm>
                     <a:prstGeom prst="rect">
                       <a:avLst/>
@@ -13380,7 +13619,7 @@
     </w:p>
     <w:p>
       <w:pPr>
-        <w:spacing w:before="40" w:after="80" w:line="276" w:lineRule="auto"/>
+        <w:spacing w:before="40" w:after="80"/>
         <w:ind w:left="340"/>
       </w:pPr>
       <w:r>
@@ -13467,7 +13706,7 @@
         <w:pStyle w:val="Heading2"/>
         <w:spacing w:before="240" w:after="120"/>
       </w:pPr>
-      <w:bookmarkStart w:id="10" w:name="_Toc240384485"/>
+      <w:bookmarkStart w:id="10" w:name="_Toc241067537"/>
       <w:r>
         <w:rPr>
           <w:rFonts w:ascii="Times New Roman" w:eastAsia="黑体" w:hAnsi="Times New Roman"/>
@@ -13693,6 +13932,7 @@
           </w:tcPr>
           <w:p>
             <w:r>
+              <w:lastRenderedPageBreak/>
               <w:t>3.2</w:t>
             </w:r>
           </w:p>
@@ -13789,7 +14029,6 @@
           </w:tcPr>
           <w:p>
             <w:r>
-              <w:lastRenderedPageBreak/>
               <w:t>3.4</w:t>
             </w:r>
           </w:p>
@@ -14165,6 +14404,7 @@
           </w:tcPr>
           <w:p>
             <w:r>
+              <w:lastRenderedPageBreak/>
               <w:t>3.10</w:t>
             </w:r>
           </w:p>
@@ -14333,7 +14573,6 @@
           </w:tcPr>
           <w:p>
             <w:r>
-              <w:lastRenderedPageBreak/>
               <w:t>3.13</w:t>
             </w:r>
           </w:p>
@@ -14519,7 +14758,7 @@
         <w:pStyle w:val="Heading2"/>
         <w:spacing w:before="240" w:after="120"/>
       </w:pPr>
-      <w:bookmarkStart w:id="11" w:name="_Toc240384486"/>
+      <w:bookmarkStart w:id="11" w:name="_Toc241067538"/>
       <w:r>
         <w:rPr>
           <w:rFonts w:ascii="Times New Roman" w:eastAsia="黑体" w:hAnsi="Times New Roman"/>
@@ -14805,6 +15044,7 @@
           </w:tcPr>
           <w:p>
             <w:r>
+              <w:lastRenderedPageBreak/>
               <w:t>4.3</w:t>
             </w:r>
           </w:p>
@@ -14976,7 +15216,6 @@
           </w:tcPr>
           <w:p>
             <w:r>
-              <w:lastRenderedPageBreak/>
               <w:t>4.6</w:t>
             </w:r>
           </w:p>
@@ -15520,6 +15759,7 @@
           </w:tcPr>
           <w:p>
             <w:r>
+              <w:lastRenderedPageBreak/>
               <w:t>4.16</w:t>
             </w:r>
           </w:p>
@@ -15637,7 +15877,6 @@
           </w:tcPr>
           <w:p>
             <w:r>
-              <w:lastRenderedPageBreak/>
               <w:t>4.18</w:t>
             </w:r>
           </w:p>
@@ -16127,6 +16366,7 @@
           </w:tcPr>
           <w:p>
             <w:r>
+              <w:lastRenderedPageBreak/>
               <w:t>4.27</w:t>
             </w:r>
           </w:p>
@@ -16268,7 +16508,6 @@
           </w:tcPr>
           <w:p>
             <w:r>
-              <w:lastRenderedPageBreak/>
               <w:t>4.30</w:t>
             </w:r>
           </w:p>
@@ -16556,7 +16795,7 @@
         <w:pStyle w:val="Heading2"/>
         <w:spacing w:before="240" w:after="120"/>
       </w:pPr>
-      <w:bookmarkStart w:id="12" w:name="_Toc240384487"/>
+      <w:bookmarkStart w:id="12" w:name="_Toc241067539"/>
       <w:r>
         <w:rPr>
           <w:rFonts w:ascii="Times New Roman" w:eastAsia="黑体" w:hAnsi="Times New Roman"/>
@@ -16618,6 +16857,7 @@
         <w:jc w:val="center"/>
       </w:pPr>
       <w:r>
+        <w:lastRenderedPageBreak/>
         <w:t>表</w:t>
       </w:r>
       <w:r>
@@ -16914,7 +17154,6 @@
           </w:tcPr>
           <w:p>
             <w:r>
-              <w:lastRenderedPageBreak/>
               <w:t>5.5</w:t>
             </w:r>
           </w:p>
@@ -17401,6 +17640,7 @@
           </w:tcPr>
           <w:p>
             <w:r>
+              <w:lastRenderedPageBreak/>
               <w:t>5.15</w:t>
             </w:r>
           </w:p>
@@ -17599,7 +17839,6 @@
           </w:tcPr>
           <w:p>
             <w:r>
-              <w:lastRenderedPageBreak/>
               <w:t>5.19</w:t>
             </w:r>
           </w:p>
@@ -17943,9 +18182,10 @@
         <w:rPr>
           <w:noProof/>
         </w:rPr>
+        <w:lastRenderedPageBreak/>
         <w:drawing>
-          <wp:inline distT="0" distB="0" distL="0" distR="0" wp14:anchorId="7712BA0B" wp14:editId="24782099">
-            <wp:extent cx="5580000" cy="1178496"/>
+          <wp:inline distT="0" distB="0" distL="0" distR="0" wp14:anchorId="78D2E456" wp14:editId="4D8EB07A">
+            <wp:extent cx="5040000" cy="1064448"/>
             <wp:effectExtent l="0" t="0" r="0" b="0"/>
             <wp:docPr id="39" name="Picture 39"/>
             <wp:cNvGraphicFramePr>
@@ -17967,7 +18207,7 @@
                   <pic:spPr>
                     <a:xfrm>
                       <a:off x="0" y="0"/>
-                      <a:ext cx="5580000" cy="1178496"/>
+                      <a:ext cx="5040000" cy="1064448"/>
                     </a:xfrm>
                     <a:prstGeom prst="rect">
                       <a:avLst/>
@@ -18033,7 +18273,7 @@
     </w:p>
     <w:p>
       <w:pPr>
-        <w:spacing w:before="40" w:after="80" w:line="276" w:lineRule="auto"/>
+        <w:spacing w:before="40" w:after="80"/>
         <w:ind w:left="340"/>
       </w:pPr>
       <w:r>
@@ -18125,10 +18365,9 @@
         <w:rPr>
           <w:noProof/>
         </w:rPr>
-        <w:lastRenderedPageBreak/>
         <w:drawing>
-          <wp:inline distT="0" distB="0" distL="0" distR="0" wp14:anchorId="2F8756F0" wp14:editId="761F085B">
-            <wp:extent cx="5040000" cy="4500000"/>
+          <wp:inline distT="0" distB="0" distL="0" distR="0" wp14:anchorId="76150E43" wp14:editId="20D1074B">
+            <wp:extent cx="4031999" cy="3599999"/>
             <wp:effectExtent l="0" t="0" r="0" b="0"/>
             <wp:docPr id="40" name="Picture 40"/>
             <wp:cNvGraphicFramePr>
@@ -18150,7 +18389,7 @@
                   <pic:spPr>
                     <a:xfrm>
                       <a:off x="0" y="0"/>
-                      <a:ext cx="5040000" cy="4500000"/>
+                      <a:ext cx="4031999" cy="3599999"/>
                     </a:xfrm>
                     <a:prstGeom prst="rect">
                       <a:avLst/>
@@ -18204,7 +18443,7 @@
     </w:p>
     <w:p>
       <w:pPr>
-        <w:spacing w:before="40" w:after="80" w:line="276" w:lineRule="auto"/>
+        <w:spacing w:before="40" w:after="80"/>
         <w:ind w:left="340"/>
       </w:pPr>
       <w:r>
@@ -18262,8 +18501,8 @@
         </w:rPr>
         <w:lastRenderedPageBreak/>
         <w:drawing>
-          <wp:inline distT="0" distB="0" distL="0" distR="0" wp14:anchorId="1F907CBA" wp14:editId="050DB42E">
-            <wp:extent cx="5040000" cy="4500000"/>
+          <wp:inline distT="0" distB="0" distL="0" distR="0" wp14:anchorId="0E1191E7" wp14:editId="53171399">
+            <wp:extent cx="4031999" cy="3599999"/>
             <wp:effectExtent l="0" t="0" r="0" b="0"/>
             <wp:docPr id="41" name="Picture 41"/>
             <wp:cNvGraphicFramePr>
@@ -18285,7 +18524,7 @@
                   <pic:spPr>
                     <a:xfrm>
                       <a:off x="0" y="0"/>
-                      <a:ext cx="5040000" cy="4500000"/>
+                      <a:ext cx="4031999" cy="3599999"/>
                     </a:xfrm>
                     <a:prstGeom prst="rect">
                       <a:avLst/>
@@ -18333,7 +18572,7 @@
     </w:p>
     <w:p>
       <w:pPr>
-        <w:spacing w:before="40" w:after="80" w:line="276" w:lineRule="auto"/>
+        <w:spacing w:before="40" w:after="80"/>
         <w:ind w:left="340"/>
       </w:pPr>
       <w:r>
@@ -18384,7 +18623,7 @@
         <w:pStyle w:val="Heading2"/>
         <w:spacing w:before="240" w:after="120"/>
       </w:pPr>
-      <w:bookmarkStart w:id="13" w:name="_Toc240384488"/>
+      <w:bookmarkStart w:id="13" w:name="_Toc241067540"/>
       <w:r>
         <w:rPr>
           <w:rFonts w:ascii="Times New Roman" w:eastAsia="黑体" w:hAnsi="Times New Roman"/>
@@ -18649,7 +18888,6 @@
           </w:tcPr>
           <w:p>
             <w:r>
-              <w:lastRenderedPageBreak/>
               <w:t>6.3</w:t>
             </w:r>
           </w:p>
@@ -18695,6 +18933,7 @@
           </w:tcPr>
           <w:p>
             <w:r>
+              <w:lastRenderedPageBreak/>
               <w:t>6.4</w:t>
             </w:r>
           </w:p>
@@ -19003,7 +19242,7 @@
         <w:pStyle w:val="Heading2"/>
         <w:spacing w:before="240" w:after="120"/>
       </w:pPr>
-      <w:bookmarkStart w:id="14" w:name="_Toc240384489"/>
+      <w:bookmarkStart w:id="14" w:name="_Toc241067541"/>
       <w:r>
         <w:rPr>
           <w:rFonts w:ascii="Times New Roman" w:eastAsia="黑体" w:hAnsi="Times New Roman"/>
@@ -19065,7 +19304,6 @@
         <w:jc w:val="center"/>
       </w:pPr>
       <w:r>
-        <w:lastRenderedPageBreak/>
         <w:t>表</w:t>
       </w:r>
       <w:r>
@@ -19212,6 +19450,7 @@
           </w:tcPr>
           <w:p>
             <w:r>
+              <w:lastRenderedPageBreak/>
               <w:t>7.2</w:t>
             </w:r>
           </w:p>
@@ -19400,7 +19639,7 @@
         <w:pStyle w:val="Heading2"/>
         <w:spacing w:before="240" w:after="120"/>
       </w:pPr>
-      <w:bookmarkStart w:id="15" w:name="_Toc240384490"/>
+      <w:bookmarkStart w:id="15" w:name="_Toc241067542"/>
       <w:r>
         <w:rPr>
           <w:rFonts w:ascii="Times New Roman" w:eastAsia="黑体" w:hAnsi="Times New Roman"/>
@@ -19743,7 +19982,6 @@
         <w:rPr>
           <w:sz w:val="28"/>
         </w:rPr>
-        <w:lastRenderedPageBreak/>
         <w:t>本章检查项同属现场查看与文档调阅类，工具不产出具机证据，由人工按指导书方法核查并留存证据。</w:t>
       </w:r>
     </w:p>
@@ -19752,13 +19990,14 @@
         <w:pStyle w:val="Heading2"/>
         <w:spacing w:before="240" w:after="120"/>
       </w:pPr>
-      <w:bookmarkStart w:id="16" w:name="_Toc240384491"/>
+      <w:bookmarkStart w:id="16" w:name="_Toc241067543"/>
       <w:r>
         <w:rPr>
           <w:rFonts w:ascii="Times New Roman" w:eastAsia="黑体" w:hAnsi="Times New Roman"/>
           <w:color w:val="000000"/>
           <w:sz w:val="28"/>
         </w:rPr>
+        <w:lastRenderedPageBreak/>
         <w:t xml:space="preserve">4.9 </w:t>
       </w:r>
       <w:r>
@@ -20103,14 +20342,13 @@
         <w:pStyle w:val="Heading2"/>
         <w:spacing w:before="240" w:after="120"/>
       </w:pPr>
-      <w:bookmarkStart w:id="17" w:name="_Toc240384492"/>
+      <w:bookmarkStart w:id="17" w:name="_Toc241067544"/>
       <w:r>
         <w:rPr>
           <w:rFonts w:ascii="Times New Roman" w:eastAsia="黑体" w:hAnsi="Times New Roman"/>
           <w:color w:val="000000"/>
           <w:sz w:val="28"/>
         </w:rPr>
-        <w:lastRenderedPageBreak/>
         <w:t xml:space="preserve">4.10 </w:t>
       </w:r>
       <w:r>
@@ -20166,6 +20404,7 @@
         <w:jc w:val="center"/>
       </w:pPr>
       <w:r>
+        <w:lastRenderedPageBreak/>
         <w:t>表</w:t>
       </w:r>
       <w:r>
@@ -20374,7 +20613,7 @@
         <w:pStyle w:val="Heading1"/>
         <w:spacing w:before="240" w:after="120"/>
       </w:pPr>
-      <w:bookmarkStart w:id="18" w:name="_Toc240384493"/>
+      <w:bookmarkStart w:id="18" w:name="_Toc241067545"/>
       <w:r>
         <w:rPr>
           <w:rFonts w:ascii="Times New Roman" w:eastAsia="黑体" w:hAnsi="Times New Roman"/>
@@ -20592,7 +20831,7 @@
         <w:pStyle w:val="Heading1"/>
         <w:spacing w:before="240" w:after="120"/>
       </w:pPr>
-      <w:bookmarkStart w:id="19" w:name="_Toc240384494"/>
+      <w:bookmarkStart w:id="19" w:name="_Toc241067546"/>
       <w:r>
         <w:rPr>
           <w:rFonts w:ascii="Times New Roman" w:eastAsia="黑体" w:hAnsi="Times New Roman"/>
@@ -20640,7 +20879,7 @@
         <w:pStyle w:val="Heading2"/>
         <w:spacing w:before="240" w:after="120"/>
       </w:pPr>
-      <w:bookmarkStart w:id="20" w:name="_Toc240384495"/>
+      <w:bookmarkStart w:id="20" w:name="_Toc241067547"/>
       <w:r>
         <w:rPr>
           <w:rFonts w:ascii="Times New Roman" w:eastAsia="黑体" w:hAnsi="Times New Roman"/>
@@ -20731,8 +20970,8 @@
           <w:noProof/>
         </w:rPr>
         <w:drawing>
-          <wp:inline distT="0" distB="0" distL="0" distR="0" wp14:anchorId="79C5FC8F" wp14:editId="3B76EE77">
-            <wp:extent cx="5580000" cy="4330080"/>
+          <wp:inline distT="0" distB="0" distL="0" distR="0" wp14:anchorId="3757B5C4" wp14:editId="3AE4EA3C">
+            <wp:extent cx="4639175" cy="3600000"/>
             <wp:effectExtent l="0" t="0" r="0" b="0"/>
             <wp:docPr id="42" name="Picture 42"/>
             <wp:cNvGraphicFramePr>
@@ -20754,7 +20993,7 @@
                   <pic:spPr>
                     <a:xfrm>
                       <a:off x="0" y="0"/>
-                      <a:ext cx="5580000" cy="4330080"/>
+                      <a:ext cx="4639175" cy="3600000"/>
                     </a:xfrm>
                     <a:prstGeom prst="rect">
                       <a:avLst/>
@@ -20802,7 +21041,7 @@
     </w:p>
     <w:p>
       <w:pPr>
-        <w:spacing w:before="40" w:after="80" w:line="276" w:lineRule="auto"/>
+        <w:spacing w:before="40" w:after="80"/>
         <w:ind w:left="340"/>
       </w:pPr>
       <w:r>
@@ -20954,10 +21193,9 @@
         <w:rPr>
           <w:noProof/>
         </w:rPr>
-        <w:lastRenderedPageBreak/>
         <w:drawing>
-          <wp:inline distT="0" distB="0" distL="0" distR="0" wp14:anchorId="5CA71017" wp14:editId="1021196D">
-            <wp:extent cx="5580000" cy="1678464"/>
+          <wp:inline distT="0" distB="0" distL="0" distR="0" wp14:anchorId="7AFAC4F4" wp14:editId="0162B796">
+            <wp:extent cx="5040000" cy="1516032"/>
             <wp:effectExtent l="0" t="0" r="0" b="0"/>
             <wp:docPr id="43" name="Picture 43"/>
             <wp:cNvGraphicFramePr>
@@ -20979,7 +21217,7 @@
                   <pic:spPr>
                     <a:xfrm>
                       <a:off x="0" y="0"/>
-                      <a:ext cx="5580000" cy="1678464"/>
+                      <a:ext cx="5040000" cy="1516032"/>
                     </a:xfrm>
                     <a:prstGeom prst="rect">
                       <a:avLst/>
@@ -21021,7 +21259,7 @@
     </w:p>
     <w:p>
       <w:pPr>
-        <w:spacing w:before="40" w:after="80" w:line="276" w:lineRule="auto"/>
+        <w:spacing w:before="40" w:after="80"/>
         <w:ind w:left="340"/>
       </w:pPr>
       <w:r>
@@ -21089,9 +21327,10 @@
         <w:rPr>
           <w:noProof/>
         </w:rPr>
+        <w:lastRenderedPageBreak/>
         <w:drawing>
-          <wp:inline distT="0" distB="0" distL="0" distR="0" wp14:anchorId="60D9209F" wp14:editId="04C54C2E">
-            <wp:extent cx="5040000" cy="4500000"/>
+          <wp:inline distT="0" distB="0" distL="0" distR="0" wp14:anchorId="43299B2E" wp14:editId="2E331B90">
+            <wp:extent cx="4031999" cy="3599999"/>
             <wp:effectExtent l="0" t="0" r="0" b="0"/>
             <wp:docPr id="44" name="Picture 44"/>
             <wp:cNvGraphicFramePr>
@@ -21113,7 +21352,7 @@
                   <pic:spPr>
                     <a:xfrm>
                       <a:off x="0" y="0"/>
-                      <a:ext cx="5040000" cy="4500000"/>
+                      <a:ext cx="4031999" cy="3599999"/>
                     </a:xfrm>
                     <a:prstGeom prst="rect">
                       <a:avLst/>
@@ -21173,7 +21412,7 @@
     </w:p>
     <w:p>
       <w:pPr>
-        <w:spacing w:before="40" w:after="80" w:line="276" w:lineRule="auto"/>
+        <w:spacing w:before="40" w:after="80"/>
         <w:ind w:left="340"/>
       </w:pPr>
       <w:r>
@@ -21229,10 +21468,9 @@
         <w:rPr>
           <w:noProof/>
         </w:rPr>
-        <w:lastRenderedPageBreak/>
         <w:drawing>
-          <wp:inline distT="0" distB="0" distL="0" distR="0" wp14:anchorId="20084114" wp14:editId="77B550DD">
-            <wp:extent cx="5040000" cy="4500000"/>
+          <wp:inline distT="0" distB="0" distL="0" distR="0" wp14:anchorId="79B53F2C" wp14:editId="39456F59">
+            <wp:extent cx="4031999" cy="3599999"/>
             <wp:effectExtent l="0" t="0" r="0" b="0"/>
             <wp:docPr id="45" name="Picture 45"/>
             <wp:cNvGraphicFramePr>
@@ -21254,7 +21492,7 @@
                   <pic:spPr>
                     <a:xfrm>
                       <a:off x="0" y="0"/>
-                      <a:ext cx="5040000" cy="4500000"/>
+                      <a:ext cx="4031999" cy="3599999"/>
                     </a:xfrm>
                     <a:prstGeom prst="rect">
                       <a:avLst/>
@@ -21314,7 +21552,7 @@
     </w:p>
     <w:p>
       <w:pPr>
-        <w:spacing w:before="40" w:after="80" w:line="276" w:lineRule="auto"/>
+        <w:spacing w:before="40" w:after="80"/>
         <w:ind w:left="340"/>
       </w:pPr>
       <w:r>
@@ -21341,13 +21579,14 @@
         <w:pStyle w:val="Heading2"/>
         <w:spacing w:before="240" w:after="120"/>
       </w:pPr>
-      <w:bookmarkStart w:id="21" w:name="_Toc240384496"/>
+      <w:bookmarkStart w:id="21" w:name="_Toc241067548"/>
       <w:r>
         <w:rPr>
           <w:rFonts w:ascii="Times New Roman" w:eastAsia="黑体" w:hAnsi="Times New Roman"/>
           <w:color w:val="000000"/>
           <w:sz w:val="28"/>
         </w:rPr>
+        <w:lastRenderedPageBreak/>
         <w:t xml:space="preserve">6.2 </w:t>
       </w:r>
       <w:r>
@@ -21418,10 +21657,9 @@
         <w:rPr>
           <w:noProof/>
         </w:rPr>
-        <w:lastRenderedPageBreak/>
         <w:drawing>
-          <wp:inline distT="0" distB="0" distL="0" distR="0" wp14:anchorId="01EC1BC2" wp14:editId="59F1A37D">
-            <wp:extent cx="5040000" cy="4500000"/>
+          <wp:inline distT="0" distB="0" distL="0" distR="0" wp14:anchorId="37CD869E" wp14:editId="62B23AB5">
+            <wp:extent cx="4031999" cy="3599999"/>
             <wp:effectExtent l="0" t="0" r="0" b="0"/>
             <wp:docPr id="46" name="Picture 46"/>
             <wp:cNvGraphicFramePr>
@@ -21443,7 +21681,7 @@
                   <pic:spPr>
                     <a:xfrm>
                       <a:off x="0" y="0"/>
-                      <a:ext cx="5040000" cy="4500000"/>
+                      <a:ext cx="4031999" cy="3599999"/>
                     </a:xfrm>
                     <a:prstGeom prst="rect">
                       <a:avLst/>
@@ -21479,7 +21717,7 @@
     </w:p>
     <w:p>
       <w:pPr>
-        <w:spacing w:before="40" w:after="80" w:line="276" w:lineRule="auto"/>
+        <w:spacing w:before="40" w:after="80"/>
         <w:ind w:left="340"/>
       </w:pPr>
       <w:r>
@@ -21573,8 +21811,8 @@
         </w:rPr>
         <w:lastRenderedPageBreak/>
         <w:drawing>
-          <wp:inline distT="0" distB="0" distL="0" distR="0" wp14:anchorId="2619CD3A" wp14:editId="46E2FA3E">
-            <wp:extent cx="4200000" cy="4500000"/>
+          <wp:inline distT="0" distB="0" distL="0" distR="0" wp14:anchorId="6A830D64" wp14:editId="40A594C9">
+            <wp:extent cx="3360000" cy="3600000"/>
             <wp:effectExtent l="0" t="0" r="0" b="0"/>
             <wp:docPr id="47" name="Picture 47"/>
             <wp:cNvGraphicFramePr>
@@ -21596,7 +21834,7 @@
                   <pic:spPr>
                     <a:xfrm>
                       <a:off x="0" y="0"/>
-                      <a:ext cx="4200000" cy="4500000"/>
+                      <a:ext cx="3360000" cy="3600000"/>
                     </a:xfrm>
                     <a:prstGeom prst="rect">
                       <a:avLst/>
@@ -21632,7 +21870,7 @@
     </w:p>
     <w:p>
       <w:pPr>
-        <w:spacing w:before="40" w:after="80" w:line="276" w:lineRule="auto"/>
+        <w:spacing w:before="40" w:after="80"/>
         <w:ind w:left="340"/>
       </w:pPr>
       <w:r>
@@ -21748,10 +21986,9 @@
         <w:rPr>
           <w:noProof/>
         </w:rPr>
-        <w:lastRenderedPageBreak/>
         <w:drawing>
-          <wp:inline distT="0" distB="0" distL="0" distR="0" wp14:anchorId="0CA70401" wp14:editId="7E5147EB">
-            <wp:extent cx="5580000" cy="3260552"/>
+          <wp:inline distT="0" distB="0" distL="0" distR="0" wp14:anchorId="2B49CC98" wp14:editId="493ABA6F">
+            <wp:extent cx="5040000" cy="2945015"/>
             <wp:effectExtent l="0" t="0" r="0" b="0"/>
             <wp:docPr id="48" name="Picture 48"/>
             <wp:cNvGraphicFramePr>
@@ -21773,7 +22010,7 @@
                   <pic:spPr>
                     <a:xfrm>
                       <a:off x="0" y="0"/>
-                      <a:ext cx="5580000" cy="3260552"/>
+                      <a:ext cx="5040000" cy="2945015"/>
                     </a:xfrm>
                     <a:prstGeom prst="rect">
                       <a:avLst/>
@@ -21815,7 +22052,7 @@
     </w:p>
     <w:p>
       <w:pPr>
-        <w:spacing w:before="40" w:after="80" w:line="276" w:lineRule="auto"/>
+        <w:spacing w:before="40" w:after="80"/>
         <w:ind w:left="340"/>
       </w:pPr>
       <w:r>
@@ -21907,9 +22144,10 @@
         <w:rPr>
           <w:noProof/>
         </w:rPr>
+        <w:lastRenderedPageBreak/>
         <w:drawing>
-          <wp:inline distT="0" distB="0" distL="0" distR="0" wp14:anchorId="0F40ECFF" wp14:editId="48D0B865">
-            <wp:extent cx="5580000" cy="3268881"/>
+          <wp:inline distT="0" distB="0" distL="0" distR="0" wp14:anchorId="6D0F1EA5" wp14:editId="7817967A">
+            <wp:extent cx="5040000" cy="2952537"/>
             <wp:effectExtent l="0" t="0" r="0" b="0"/>
             <wp:docPr id="49" name="Picture 49"/>
             <wp:cNvGraphicFramePr>
@@ -21931,7 +22169,7 @@
                   <pic:spPr>
                     <a:xfrm>
                       <a:off x="0" y="0"/>
-                      <a:ext cx="5580000" cy="3268881"/>
+                      <a:ext cx="5040000" cy="2952537"/>
                     </a:xfrm>
                     <a:prstGeom prst="rect">
                       <a:avLst/>
@@ -21979,7 +22217,7 @@
     </w:p>
     <w:p>
       <w:pPr>
-        <w:spacing w:before="40" w:after="80" w:line="276" w:lineRule="auto"/>
+        <w:spacing w:before="40" w:after="80"/>
         <w:ind w:left="340"/>
       </w:pPr>
       <w:r>
@@ -22059,10 +22297,9 @@
         <w:rPr>
           <w:noProof/>
         </w:rPr>
-        <w:lastRenderedPageBreak/>
         <w:drawing>
-          <wp:inline distT="0" distB="0" distL="0" distR="0" wp14:anchorId="0A3ED8A8" wp14:editId="280A4FF8">
-            <wp:extent cx="5000407" cy="4500000"/>
+          <wp:inline distT="0" distB="0" distL="0" distR="0" wp14:anchorId="3BF4ADF2" wp14:editId="34C1FED9">
+            <wp:extent cx="4000325" cy="3599999"/>
             <wp:effectExtent l="0" t="0" r="0" b="0"/>
             <wp:docPr id="50" name="Picture 50"/>
             <wp:cNvGraphicFramePr>
@@ -22084,7 +22321,7 @@
                   <pic:spPr>
                     <a:xfrm>
                       <a:off x="0" y="0"/>
-                      <a:ext cx="5000407" cy="4500000"/>
+                      <a:ext cx="4000325" cy="3599999"/>
                     </a:xfrm>
                     <a:prstGeom prst="rect">
                       <a:avLst/>
@@ -22120,7 +22357,7 @@
     </w:p>
     <w:p>
       <w:pPr>
-        <w:spacing w:before="40" w:after="80" w:line="276" w:lineRule="auto"/>
+        <w:spacing w:before="40" w:after="80"/>
         <w:ind w:left="340"/>
       </w:pPr>
       <w:r>
@@ -22476,31 +22713,31 @@
       </w:rPr>
     </w:lvl>
   </w:abstractNum>
-  <w:num w:numId="1" w16cid:durableId="417335309">
+  <w:num w:numId="1" w16cid:durableId="490801440">
     <w:abstractNumId w:val="8"/>
   </w:num>
-  <w:num w:numId="2" w16cid:durableId="403333020">
+  <w:num w:numId="2" w16cid:durableId="1935625517">
     <w:abstractNumId w:val="6"/>
   </w:num>
-  <w:num w:numId="3" w16cid:durableId="128207774">
+  <w:num w:numId="3" w16cid:durableId="1662079144">
     <w:abstractNumId w:val="5"/>
   </w:num>
-  <w:num w:numId="4" w16cid:durableId="1540780795">
+  <w:num w:numId="4" w16cid:durableId="446390422">
     <w:abstractNumId w:val="4"/>
   </w:num>
-  <w:num w:numId="5" w16cid:durableId="860632890">
+  <w:num w:numId="5" w16cid:durableId="1515148571">
     <w:abstractNumId w:val="7"/>
   </w:num>
-  <w:num w:numId="6" w16cid:durableId="285697283">
+  <w:num w:numId="6" w16cid:durableId="1364358524">
     <w:abstractNumId w:val="3"/>
   </w:num>
-  <w:num w:numId="7" w16cid:durableId="1897163588">
+  <w:num w:numId="7" w16cid:durableId="1697078134">
     <w:abstractNumId w:val="2"/>
   </w:num>
-  <w:num w:numId="8" w16cid:durableId="2066099045">
+  <w:num w:numId="8" w16cid:durableId="2047675175">
     <w:abstractNumId w:val="1"/>
   </w:num>
-  <w:num w:numId="9" w16cid:durableId="1772965476">
+  <w:num w:numId="9" w16cid:durableId="1737623659">
     <w:abstractNumId w:val="0"/>
   </w:num>
 </w:numbering>
@@ -33608,7 +33845,7 @@
     <w:basedOn w:val="DefaultParagraphFont"/>
     <w:uiPriority w:val="99"/>
     <w:unhideWhenUsed/>
-    <w:rsid w:val="00543D0B"/>
+    <w:rsid w:val="004B1906"/>
     <w:rPr>
       <w:color w:val="0000FF" w:themeColor="hyperlink"/>
       <w:u w:val="single"/>
